--- a/standard/fmdm-DRAFT.docx
+++ b/standard/fmdm-DRAFT.docx
@@ -915,7 +915,7 @@
         <w:pStyle w:val="FirstParagraph"/>
       </w:pPr>
       <w:r>
-        <w:t xml:space="preserve">Monitoring event message schemas can be found at</w:t>
+        <w:t xml:space="preserve">Data and metadata message schemas can be found at</w:t>
       </w:r>
       <w:r>
         <w:t xml:space="preserve"> </w:t>
@@ -943,19 +943,19 @@
       <w:pPr>
         <w:pStyle w:val="FirstParagraph"/>
       </w:pPr>
-      <w:r>
-        <w:t xml:space="preserve">Protobuf[</w:t>
-      </w:r>
       <w:hyperlink r:id="rId28">
         <w:r>
           <w:rPr>
             <w:rStyle w:val="Hyperlink"/>
           </w:rPr>
-          <w:t xml:space="preserve">https://protobuf.dev</w:t>
+          <w:t xml:space="preserve">Protobuf</w:t>
         </w:r>
       </w:hyperlink>
       <w:r>
-        <w:t xml:space="preserve">] constructs are used throughout this standard to define the structure of data and metadata messages.</w:t>
+        <w:t xml:space="preserve"> </w:t>
+      </w:r>
+      <w:r>
+        <w:t xml:space="preserve">is used throughout this standard to define the structure of data and metadata messages.</w:t>
       </w:r>
     </w:p>
     <w:p>

--- a/standard/fmdm-DRAFT.docx
+++ b/standard/fmdm-DRAFT.docx
@@ -429,7 +429,7 @@
       </w:r>
     </w:p>
     <w:bookmarkEnd w:id="29"/>
-    <w:bookmarkStart w:id="33" w:name="Xf17c8383fae2ebb7cd7431905910c5a97b905d8"/>
+    <w:bookmarkStart w:id="41" w:name="Xf17c8383fae2ebb7cd7431905910c5a97b905d8"/>
     <w:p>
       <w:pPr>
         <w:pStyle w:val="Heading1"/>
@@ -487,7 +487,151 @@
         <w:t xml:space="preserve">The following additional terms and definitions also apply.</w:t>
       </w:r>
     </w:p>
-    <w:bookmarkStart w:id="32" w:name="X54e275d746a583d0fab5702dec00410ae636698"/>
+    <w:bookmarkStart w:id="32" w:name="X25f91dd304fe6899a4c042332cbb7e962c79fa4"/>
+    <w:p>
+      <w:pPr>
+        <w:pStyle w:val="Heading2"/>
+      </w:pPr>
+      <w:r>
+        <w:t xml:space="preserve">Node</w:t>
+      </w:r>
+    </w:p>
+    <w:p>
+      <w:pPr>
+        <w:pStyle w:val="FirstParagraph"/>
+      </w:pPr>
+      <w:r>
+        <w:t xml:space="preserve">The "thing" that collects and sends data. Typically at the remote site, such as a weather station. This would be a device such as a datalogger or a sensor.</w:t>
+      </w:r>
+    </w:p>
+    <w:bookmarkEnd w:id="32"/>
+    <w:bookmarkStart w:id="33" w:name="Xd61a852c12dc6f998d3d8c944f203cff32f1218"/>
+    <w:p>
+      <w:pPr>
+        <w:pStyle w:val="Heading2"/>
+      </w:pPr>
+      <w:r>
+        <w:t xml:space="preserve">Host</w:t>
+      </w:r>
+    </w:p>
+    <w:p>
+      <w:pPr>
+        <w:pStyle w:val="FirstParagraph"/>
+      </w:pPr>
+      <w:r>
+        <w:t xml:space="preserve">The software at the central server that receives data from the Node and prepares it for further processing. It must be able to receive the data usingthe agreed Data Format and Protocol.</w:t>
+      </w:r>
+    </w:p>
+    <w:bookmarkEnd w:id="33"/>
+    <w:bookmarkStart w:id="34" w:name="X71cf41a274aeb4b083c7f9072cb90d48c59e7e1"/>
+    <w:p>
+      <w:pPr>
+        <w:pStyle w:val="Heading2"/>
+      </w:pPr>
+      <w:r>
+        <w:t xml:space="preserve">Protocol</w:t>
+      </w:r>
+    </w:p>
+    <w:p>
+      <w:pPr>
+        <w:pStyle w:val="FirstParagraph"/>
+      </w:pPr>
+      <w:r>
+        <w:t xml:space="preserve">The IP based set of rules that determine how data is transferred from the Node to the Host.</w:t>
+      </w:r>
+    </w:p>
+    <w:bookmarkEnd w:id="34"/>
+    <w:bookmarkStart w:id="35" w:name="X64d021d2348e4c6887125b0f8795aec92201018"/>
+    <w:p>
+      <w:pPr>
+        <w:pStyle w:val="Heading2"/>
+      </w:pPr>
+      <w:r>
+        <w:t xml:space="preserve">Data Format</w:t>
+      </w:r>
+    </w:p>
+    <w:p>
+      <w:pPr>
+        <w:pStyle w:val="FirstParagraph"/>
+      </w:pPr>
+      <w:r>
+        <w:t xml:space="preserve">A data format is the organisation of information according to specifications. It defines how the data is structured and encoded.</w:t>
+      </w:r>
+    </w:p>
+    <w:bookmarkEnd w:id="35"/>
+    <w:bookmarkStart w:id="36" w:name="Xd0bfcc860bddf4a448cab3cd2134709ed772103"/>
+    <w:p>
+      <w:pPr>
+        <w:pStyle w:val="Heading2"/>
+      </w:pPr>
+      <w:r>
+        <w:t xml:space="preserve">Data Serialization</w:t>
+      </w:r>
+    </w:p>
+    <w:p>
+      <w:pPr>
+        <w:pStyle w:val="FirstParagraph"/>
+      </w:pPr>
+      <w:r>
+        <w:t xml:space="preserve">The process of converting structured data into a Data Format that can be easily transmitted and reconstructed later.</w:t>
+      </w:r>
+    </w:p>
+    <w:bookmarkEnd w:id="36"/>
+    <w:bookmarkStart w:id="37" w:name="Xd500f1c5edace28bf8dcddf221cbc29239aa86f"/>
+    <w:p>
+      <w:pPr>
+        <w:pStyle w:val="Heading2"/>
+      </w:pPr>
+      <w:r>
+        <w:t xml:space="preserve">Data Schema</w:t>
+      </w:r>
+    </w:p>
+    <w:p>
+      <w:pPr>
+        <w:pStyle w:val="FirstParagraph"/>
+      </w:pPr>
+      <w:r>
+        <w:t xml:space="preserve">A formal description in the declarative language defining the structure and constraints for the Data Format.</w:t>
+      </w:r>
+    </w:p>
+    <w:bookmarkEnd w:id="37"/>
+    <w:bookmarkStart w:id="38" w:name="X3dd5b6348b7c8cabaa06a4e46e02f6125633375"/>
+    <w:p>
+      <w:pPr>
+        <w:pStyle w:val="Heading2"/>
+      </w:pPr>
+      <w:r>
+        <w:t xml:space="preserve">Observation</w:t>
+      </w:r>
+    </w:p>
+    <w:p>
+      <w:pPr>
+        <w:pStyle w:val="FirstParagraph"/>
+      </w:pPr>
+      <w:r>
+        <w:t xml:space="preserve">A single measurement data point collected by the Node, such as a temperature reading, humidity level, or wind speed.</w:t>
+      </w:r>
+    </w:p>
+    <w:bookmarkEnd w:id="38"/>
+    <w:bookmarkStart w:id="39" w:name="X9c3cd13a7594ae0b3e7c5f757c69c929cc7935d"/>
+    <w:p>
+      <w:pPr>
+        <w:pStyle w:val="Heading2"/>
+      </w:pPr>
+      <w:r>
+        <w:t xml:space="preserve">Metadata</w:t>
+      </w:r>
+    </w:p>
+    <w:p>
+      <w:pPr>
+        <w:pStyle w:val="FirstParagraph"/>
+      </w:pPr>
+      <w:r>
+        <w:t xml:space="preserve">Additional information, such as the monitoring site ID, location, types of sensors, measured variables, measurement units, and other relevant details. It provides context for the data being transmitted.</w:t>
+      </w:r>
+    </w:p>
+    <w:bookmarkEnd w:id="39"/>
+    <w:bookmarkStart w:id="40" w:name="X54e275d746a583d0fab5702dec00410ae636698"/>
     <w:p>
       <w:pPr>
         <w:pStyle w:val="Heading2"/>
@@ -786,9 +930,9 @@
         </w:tc>
       </w:tr>
     </w:tbl>
-    <w:bookmarkEnd w:id="32"/>
-    <w:bookmarkEnd w:id="33"/>
-    <w:bookmarkStart w:id="41" w:name="X092135ba5a88783865c456c6e3593fb42502819"/>
+    <w:bookmarkEnd w:id="40"/>
+    <w:bookmarkEnd w:id="41"/>
+    <w:bookmarkStart w:id="49" w:name="X092135ba5a88783865c456c6e3593fb42502819"/>
     <w:p>
       <w:pPr>
         <w:pStyle w:val="Heading1"/>
@@ -805,7 +949,7 @@
         <w:t xml:space="preserve">This section provides details and examples for any conventions used in the document. Examples of conventions are symbols, abbreviations, use of JSON Schema, or special notes regarding how to read the document.</w:t>
       </w:r>
     </w:p>
-    <w:bookmarkStart w:id="35" w:name="Xd36e39716b76592b350f106ac5ed38f15d24141"/>
+    <w:bookmarkStart w:id="43" w:name="Xd36e39716b76592b350f106ac5ed38f15d24141"/>
     <w:p>
       <w:pPr>
         <w:pStyle w:val="Heading2"/>
@@ -826,7 +970,7 @@
       <w:pPr>
         <w:pStyle w:val="BodyText"/>
       </w:pPr>
-      <w:hyperlink r:id="rId34">
+      <w:hyperlink r:id="rId42">
         <w:r>
           <w:rPr>
             <w:rStyle w:val="Hyperlink"/>
@@ -843,8 +987,8 @@
         <w:t xml:space="preserve">All requirements and conformance tests that appear in this document are denoted by partial URIs which are relative to this base.</w:t>
       </w:r>
     </w:p>
-    <w:bookmarkEnd w:id="35"/>
-    <w:bookmarkStart w:id="37" w:name="X70860ddc704121b08ffd7850543538547ce4efd"/>
+    <w:bookmarkEnd w:id="43"/>
+    <w:bookmarkStart w:id="45" w:name="X70860ddc704121b08ffd7850543538547ce4efd"/>
     <w:p>
       <w:pPr>
         <w:pStyle w:val="Heading2"/>
@@ -891,7 +1035,7 @@
       <w:r>
         <w:t xml:space="preserve"> </w:t>
       </w:r>
-      <w:hyperlink r:id="rId36">
+      <w:hyperlink r:id="rId44">
         <w:r>
           <w:rPr>
             <w:rStyle w:val="Hyperlink"/>
@@ -900,8 +1044,8 @@
         </w:r>
       </w:hyperlink>
     </w:p>
-    <w:bookmarkEnd w:id="37"/>
-    <w:bookmarkStart w:id="39" w:name="X51ea2dcbbf0dc3858aa5637c32a54d26159edc1"/>
+    <w:bookmarkEnd w:id="45"/>
+    <w:bookmarkStart w:id="47" w:name="X51ea2dcbbf0dc3858aa5637c32a54d26159edc1"/>
     <w:p>
       <w:pPr>
         <w:pStyle w:val="Heading2"/>
@@ -920,7 +1064,7 @@
       <w:r>
         <w:t xml:space="preserve"> </w:t>
       </w:r>
-      <w:hyperlink r:id="rId38">
+      <w:hyperlink r:id="rId46">
         <w:r>
           <w:rPr>
             <w:rStyle w:val="Hyperlink"/>
@@ -929,8 +1073,8 @@
         </w:r>
       </w:hyperlink>
     </w:p>
-    <w:bookmarkEnd w:id="39"/>
-    <w:bookmarkStart w:id="40" w:name="Xdb1c944d8a2f930464777656f10fba2a74d95df"/>
+    <w:bookmarkEnd w:id="47"/>
+    <w:bookmarkStart w:id="48" w:name="Xdb1c944d8a2f930464777656f10fba2a74d95df"/>
     <w:p>
       <w:pPr>
         <w:pStyle w:val="Heading2"/>
@@ -966,9 +1110,9 @@
         <w:t xml:space="preserve">Data and metadata message instances are always defined as JSON.</w:t>
       </w:r>
     </w:p>
-    <w:bookmarkEnd w:id="40"/>
-    <w:bookmarkEnd w:id="41"/>
-    <w:bookmarkStart w:id="42" w:name="X1ea7cbd003469405f98a7976943980a7b23bcee"/>
+    <w:bookmarkEnd w:id="48"/>
+    <w:bookmarkEnd w:id="49"/>
+    <w:bookmarkStart w:id="50" w:name="X1ea7cbd003469405f98a7976943980a7b23bcee"/>
     <w:p>
       <w:pPr>
         <w:pStyle w:val="Heading1"/>
@@ -985,8 +1129,8 @@
         <w:t xml:space="preserve">TODO</w:t>
       </w:r>
     </w:p>
-    <w:bookmarkEnd w:id="42"/>
-    <w:bookmarkStart w:id="46" w:name="Xcf8df71770e278956d1af1654bdc7462ec5e71a"/>
+    <w:bookmarkEnd w:id="50"/>
+    <w:bookmarkStart w:id="61" w:name="Xcf8df71770e278956d1af1654bdc7462ec5e71a"/>
     <w:p>
       <w:pPr>
         <w:pStyle w:val="Heading1"/>
@@ -1003,7 +1147,7 @@
         <w:t xml:space="preserve">TODO one sentence</w:t>
       </w:r>
     </w:p>
-    <w:bookmarkStart w:id="45" w:name="X25304b3aaa051744057eab1e035591fa55342cc"/>
+    <w:bookmarkStart w:id="60" w:name="X25304b3aaa051744057eab1e035591fa55342cc"/>
     <w:p>
       <w:pPr>
         <w:pStyle w:val="Heading2"/>
@@ -1012,7 +1156,7 @@
         <w:t xml:space="preserve">Requirements Class "Data Model"</w:t>
       </w:r>
     </w:p>
-    <w:bookmarkStart w:id="44" w:name="X43f9398da9c2eb974194c1e60a2fdc80e1bfc87"/>
+    <w:bookmarkStart w:id="52" w:name="X43f9398da9c2eb974194c1e60a2fdc80e1bfc87"/>
     <w:p>
       <w:pPr>
         <w:pStyle w:val="Heading3"/>
@@ -1068,7 +1212,7 @@
             <w:pPr>
               <w:jc w:val="left"/>
             </w:pPr>
-            <w:hyperlink r:id="rId43">
+            <w:hyperlink r:id="rId51">
               <w:r>
                 <w:rPr>
                   <w:rStyle w:val="Hyperlink"/>
@@ -1157,10 +1301,565 @@
         </w:tc>
       </w:tr>
     </w:tbl>
-    <w:bookmarkEnd w:id="44"/>
-    <w:bookmarkEnd w:id="45"/>
-    <w:bookmarkEnd w:id="46"/>
-    <w:bookmarkStart w:id="49" w:name="X71cf41a274aeb4b083c7f9072cb90d48c59e7e1"/>
+    <w:bookmarkEnd w:id="52"/>
+    <w:bookmarkStart w:id="53" w:name="X4019f5d642666f4b718a608f515a8350c19e596"/>
+    <w:p>
+      <w:pPr>
+        <w:pStyle w:val="Heading3"/>
+      </w:pPr>
+      <w:r>
+        <w:t xml:space="preserve">FirstMileMessage</w:t>
+      </w:r>
+    </w:p>
+    <w:p>
+      <w:pPr>
+        <w:pStyle w:val="FirstParagraph"/>
+      </w:pPr>
+      <w:r>
+        <w:t xml:space="preserve">A FirstMileMessage message denotes whether the content describes data or metadata.</w:t>
+      </w:r>
+    </w:p>
+    <w:tbl>
+      <w:tblPr>
+        <w:tblStyle w:val="Table"/>
+        <w:tblW w:type="pct" w:w="4500"/>
+        <w:tblLook w:firstRow="0" w:lastRow="0" w:firstColumn="0" w:lastColumn="0" w:noHBand="0" w:noVBand="0" w:val="0000"/>
+        <w:jc w:val="start"/>
+      </w:tblPr>
+      <w:tblGrid>
+        <w:gridCol w:w="1782"/>
+        <w:gridCol w:w="5346"/>
+      </w:tblGrid>
+      <w:tr>
+        <w:tc>
+          <w:tcPr/>
+          <w:p>
+            <w:pPr>
+              <w:jc w:val="center"/>
+            </w:pPr>
+            <w:r>
+              <w:rPr>
+                <w:bCs/>
+                <w:b/>
+              </w:rPr>
+              <w:t xml:space="preserve">Requirement 1</w:t>
+            </w:r>
+          </w:p>
+        </w:tc>
+        <w:tc>
+          <w:tcPr/>
+          <w:p>
+            <w:pPr>
+              <w:jc w:val="left"/>
+            </w:pPr>
+            <w:r>
+              <w:rPr>
+                <w:bCs/>
+                <w:b/>
+              </w:rPr>
+              <w:t xml:space="preserve">/req/data-model/first_mile_message</w:t>
+            </w:r>
+          </w:p>
+        </w:tc>
+      </w:tr>
+      <w:tr>
+        <w:tc>
+          <w:tcPr/>
+          <w:p>
+            <w:pPr>
+              <w:jc w:val="center"/>
+            </w:pPr>
+            <w:r>
+              <w:t xml:space="preserve">A</w:t>
+            </w:r>
+          </w:p>
+        </w:tc>
+        <w:tc>
+          <w:tcPr/>
+          <w:p>
+            <w:pPr>
+              <w:jc w:val="left"/>
+            </w:pPr>
+            <w:r>
+              <w:t xml:space="preserve">A FirstMileMessage message SHALL be used as the root definition of a message.</w:t>
+            </w:r>
+          </w:p>
+        </w:tc>
+      </w:tr>
+      <w:tr>
+        <w:tc>
+          <w:tcPr/>
+          <w:p>
+            <w:pPr>
+              <w:jc w:val="center"/>
+            </w:pPr>
+            <w:r>
+              <w:t xml:space="preserve">B</w:t>
+            </w:r>
+          </w:p>
+        </w:tc>
+        <w:tc>
+          <w:tcPr/>
+          <w:p>
+            <w:pPr>
+              <w:jc w:val="left"/>
+            </w:pPr>
+            <w:r>
+              <w:t xml:space="preserve">A FirstMileMessage message SHALL declare</w:t>
+            </w:r>
+            <w:r>
+              <w:t xml:space="preserve"> </w:t>
+            </w:r>
+            <w:r>
+              <w:rPr>
+                <w:rStyle w:val="VerbatimChar"/>
+              </w:rPr>
+              <w:t xml:space="preserve">data</w:t>
+            </w:r>
+            <w:r>
+              <w:t xml:space="preserve"> </w:t>
+            </w:r>
+            <w:r>
+              <w:t xml:space="preserve">or</w:t>
+            </w:r>
+            <w:r>
+              <w:t xml:space="preserve"> </w:t>
+            </w:r>
+            <w:r>
+              <w:rPr>
+                <w:rStyle w:val="VerbatimChar"/>
+              </w:rPr>
+              <w:t xml:space="preserve">metadata</w:t>
+            </w:r>
+            <w:r>
+              <w:t xml:space="preserve">.</w:t>
+            </w:r>
+          </w:p>
+        </w:tc>
+      </w:tr>
+    </w:tbl>
+    <w:bookmarkEnd w:id="53"/>
+    <w:bookmarkStart w:id="54" w:name="Xb068eb7ffd420bbdc9cfce6bbf9192c785e362a"/>
+    <w:p>
+      <w:pPr>
+        <w:pStyle w:val="Heading3"/>
+      </w:pPr>
+      <w:r>
+        <w:t xml:space="preserve">Location</w:t>
+      </w:r>
+    </w:p>
+    <w:p>
+      <w:pPr>
+        <w:pStyle w:val="FirstParagraph"/>
+      </w:pPr>
+      <w:r>
+        <w:t xml:space="preserve">A Location message defines the geospatial location of a given ObserverDevice or Node.</w:t>
+      </w:r>
+    </w:p>
+    <w:tbl>
+      <w:tblPr>
+        <w:tblStyle w:val="Table"/>
+        <w:tblW w:type="pct" w:w="4500"/>
+        <w:tblLook w:firstRow="0" w:lastRow="0" w:firstColumn="0" w:lastColumn="0" w:noHBand="0" w:noVBand="0" w:val="0000"/>
+        <w:jc w:val="start"/>
+      </w:tblPr>
+      <w:tblGrid>
+        <w:gridCol w:w="1782"/>
+        <w:gridCol w:w="5346"/>
+      </w:tblGrid>
+      <w:tr>
+        <w:tc>
+          <w:tcPr/>
+          <w:p>
+            <w:pPr>
+              <w:jc w:val="center"/>
+            </w:pPr>
+            <w:r>
+              <w:rPr>
+                <w:bCs/>
+                <w:b/>
+              </w:rPr>
+              <w:t xml:space="preserve">Requirement 2</w:t>
+            </w:r>
+          </w:p>
+        </w:tc>
+        <w:tc>
+          <w:tcPr/>
+          <w:p>
+            <w:pPr>
+              <w:jc w:val="left"/>
+            </w:pPr>
+            <w:r>
+              <w:rPr>
+                <w:bCs/>
+                <w:b/>
+              </w:rPr>
+              <w:t xml:space="preserve">/req/data-model/location</w:t>
+            </w:r>
+          </w:p>
+        </w:tc>
+      </w:tr>
+      <w:tr>
+        <w:tc>
+          <w:tcPr/>
+          <w:p>
+            <w:pPr>
+              <w:jc w:val="center"/>
+            </w:pPr>
+            <w:r>
+              <w:t xml:space="preserve">A</w:t>
+            </w:r>
+          </w:p>
+        </w:tc>
+        <w:tc>
+          <w:tcPr/>
+          <w:p>
+            <w:pPr>
+              <w:jc w:val="left"/>
+            </w:pPr>
+            <w:r>
+              <w:t xml:space="preserve">A Location message SHALL define a</w:t>
+            </w:r>
+            <w:r>
+              <w:t xml:space="preserve"> </w:t>
+            </w:r>
+            <w:r>
+              <w:rPr>
+                <w:rStyle w:val="VerbatimChar"/>
+              </w:rPr>
+              <w:t xml:space="preserve">heightMetres</w:t>
+            </w:r>
+            <w:r>
+              <w:t xml:space="preserve"> </w:t>
+            </w:r>
+            <w:r>
+              <w:t xml:space="preserve">element in metres, relevant to the</w:t>
+            </w:r>
+            <w:r>
+              <w:t xml:space="preserve"> </w:t>
+            </w:r>
+            <w:r>
+              <w:rPr>
+                <w:rStyle w:val="VerbatimChar"/>
+              </w:rPr>
+              <w:t xml:space="preserve">referenceSurface</w:t>
+            </w:r>
+            <w:r>
+              <w:t xml:space="preserve">.</w:t>
+            </w:r>
+          </w:p>
+        </w:tc>
+      </w:tr>
+      <w:tr>
+        <w:tc>
+          <w:tcPr/>
+          <w:p>
+            <w:pPr>
+              <w:jc w:val="center"/>
+            </w:pPr>
+            <w:r>
+              <w:t xml:space="preserve">B</w:t>
+            </w:r>
+          </w:p>
+        </w:tc>
+        <w:tc>
+          <w:tcPr/>
+          <w:p>
+            <w:pPr>
+              <w:jc w:val="left"/>
+            </w:pPr>
+            <w:r>
+              <w:t xml:space="preserve">A Location message SHALL define a</w:t>
+            </w:r>
+            <w:r>
+              <w:t xml:space="preserve"> </w:t>
+            </w:r>
+            <w:r>
+              <w:rPr>
+                <w:rStyle w:val="VerbatimChar"/>
+              </w:rPr>
+              <w:t xml:space="preserve">referenceSurface</w:t>
+            </w:r>
+            <w:r>
+              <w:t xml:space="preserve"> </w:t>
+            </w:r>
+            <w:r>
+              <w:t xml:space="preserve">element using the ReferenceSurface enumeration defined in Annex B.</w:t>
+            </w:r>
+          </w:p>
+        </w:tc>
+      </w:tr>
+    </w:tbl>
+    <w:bookmarkEnd w:id="54"/>
+    <w:bookmarkStart w:id="55" w:name="X3746f725ddac390db9850b31b5fe30c518b2aec"/>
+    <w:p>
+      <w:pPr>
+        <w:pStyle w:val="Heading3"/>
+      </w:pPr>
+      <w:r>
+        <w:t xml:space="preserve">Metadata</w:t>
+      </w:r>
+    </w:p>
+    <w:p>
+      <w:pPr>
+        <w:pStyle w:val="FirstParagraph"/>
+      </w:pPr>
+      <w:r>
+        <w:t xml:space="preserve">A Metadata message defines the observers and parameters defined at a given Node. It also defines a namespace map for parameter definitions using existing controlled vocabularies.</w:t>
+      </w:r>
+    </w:p>
+    <w:tbl>
+      <w:tblPr>
+        <w:tblStyle w:val="Table"/>
+        <w:tblW w:type="pct" w:w="4500"/>
+        <w:tblLook w:firstRow="0" w:lastRow="0" w:firstColumn="0" w:lastColumn="0" w:noHBand="0" w:noVBand="0" w:val="0000"/>
+        <w:jc w:val="start"/>
+      </w:tblPr>
+      <w:tblGrid>
+        <w:gridCol w:w="1782"/>
+        <w:gridCol w:w="5346"/>
+      </w:tblGrid>
+      <w:tr>
+        <w:tc>
+          <w:tcPr/>
+          <w:p>
+            <w:pPr>
+              <w:jc w:val="center"/>
+            </w:pPr>
+            <w:r>
+              <w:rPr>
+                <w:bCs/>
+                <w:b/>
+              </w:rPr>
+              <w:t xml:space="preserve">Requirement 3</w:t>
+            </w:r>
+          </w:p>
+        </w:tc>
+        <w:tc>
+          <w:tcPr/>
+          <w:p>
+            <w:pPr>
+              <w:jc w:val="left"/>
+            </w:pPr>
+            <w:r>
+              <w:rPr>
+                <w:bCs/>
+                <w:b/>
+              </w:rPr>
+              <w:t xml:space="preserve">/req/data-model/metadata</w:t>
+            </w:r>
+          </w:p>
+        </w:tc>
+      </w:tr>
+      <w:tr>
+        <w:tc>
+          <w:tcPr/>
+          <w:p>
+            <w:pPr>
+              <w:jc w:val="center"/>
+            </w:pPr>
+            <w:r>
+              <w:t xml:space="preserve">A</w:t>
+            </w:r>
+          </w:p>
+        </w:tc>
+        <w:tc>
+          <w:tcPr/>
+          <w:p>
+            <w:pPr>
+              <w:jc w:val="left"/>
+            </w:pPr>
+            <w:r>
+              <w:t xml:space="preserve">A Metadata message SHALL define a</w:t>
+            </w:r>
+            <w:r>
+              <w:t xml:space="preserve"> </w:t>
+            </w:r>
+            <w:r>
+              <w:rPr>
+                <w:rStyle w:val="VerbatimChar"/>
+              </w:rPr>
+              <w:t xml:space="preserve">node</w:t>
+            </w:r>
+            <w:r>
+              <w:t xml:space="preserve"> </w:t>
+            </w:r>
+            <w:r>
+              <w:t xml:space="preserve">element using a Node message.</w:t>
+            </w:r>
+          </w:p>
+        </w:tc>
+      </w:tr>
+      <w:tr>
+        <w:tc>
+          <w:tcPr/>
+          <w:p>
+            <w:pPr>
+              <w:jc w:val="center"/>
+            </w:pPr>
+            <w:r>
+              <w:t xml:space="preserve">B</w:t>
+            </w:r>
+          </w:p>
+        </w:tc>
+        <w:tc>
+          <w:tcPr/>
+          <w:p>
+            <w:pPr>
+              <w:jc w:val="left"/>
+            </w:pPr>
+            <w:r>
+              <w:t xml:space="preserve">A Metadata message SHALL define one or more</w:t>
+            </w:r>
+            <w:r>
+              <w:t xml:space="preserve"> </w:t>
+            </w:r>
+            <w:r>
+              <w:rPr>
+                <w:rStyle w:val="VerbatimChar"/>
+              </w:rPr>
+              <w:t xml:space="preserve">observers</w:t>
+            </w:r>
+            <w:r>
+              <w:t xml:space="preserve"> </w:t>
+            </w:r>
+            <w:r>
+              <w:t xml:space="preserve">using the ObserverDevice message.</w:t>
+            </w:r>
+          </w:p>
+        </w:tc>
+      </w:tr>
+      <w:tr>
+        <w:tc>
+          <w:tcPr/>
+          <w:p>
+            <w:pPr>
+              <w:jc w:val="center"/>
+            </w:pPr>
+            <w:r>
+              <w:t xml:space="preserve">C</w:t>
+            </w:r>
+          </w:p>
+        </w:tc>
+        <w:tc>
+          <w:tcPr/>
+          <w:p>
+            <w:pPr>
+              <w:jc w:val="left"/>
+            </w:pPr>
+            <w:r>
+              <w:t xml:space="preserve">A Metadata message SHALL define one or more</w:t>
+            </w:r>
+            <w:r>
+              <w:t xml:space="preserve"> </w:t>
+            </w:r>
+            <w:r>
+              <w:rPr>
+                <w:rStyle w:val="VerbatimChar"/>
+              </w:rPr>
+              <w:t xml:space="preserve">parameterDefinitions</w:t>
+            </w:r>
+            <w:r>
+              <w:t xml:space="preserve"> </w:t>
+            </w:r>
+            <w:r>
+              <w:t xml:space="preserve">using the ParameterDefinition message.</w:t>
+            </w:r>
+          </w:p>
+        </w:tc>
+      </w:tr>
+      <w:tr>
+        <w:tc>
+          <w:tcPr/>
+          <w:p>
+            <w:pPr>
+              <w:jc w:val="center"/>
+            </w:pPr>
+            <w:r>
+              <w:t xml:space="preserve">D</w:t>
+            </w:r>
+          </w:p>
+        </w:tc>
+        <w:tc>
+          <w:tcPr/>
+          <w:p>
+            <w:pPr>
+              <w:jc w:val="left"/>
+            </w:pPr>
+            <w:r>
+              <w:t xml:space="preserve">A Metadata message SHALL define a</w:t>
+            </w:r>
+            <w:r>
+              <w:t xml:space="preserve"> </w:t>
+            </w:r>
+            <w:r>
+              <w:rPr>
+                <w:rStyle w:val="VerbatimChar"/>
+              </w:rPr>
+              <w:t xml:space="preserve">namespace</w:t>
+            </w:r>
+            <w:r>
+              <w:t xml:space="preserve"> </w:t>
+            </w:r>
+            <w:r>
+              <w:t xml:space="preserve">element using one of more maps of namespace prefixes and URIs.</w:t>
+            </w:r>
+          </w:p>
+        </w:tc>
+      </w:tr>
+    </w:tbl>
+    <w:bookmarkEnd w:id="55"/>
+    <w:bookmarkStart w:id="56" w:name="X522e2cc56a4a98658d422784223e8c7becca9fc"/>
+    <w:p>
+      <w:pPr>
+        <w:pStyle w:val="Heading3"/>
+      </w:pPr>
+      <w:r>
+        <w:t xml:space="preserve">Metadata.Node</w:t>
+      </w:r>
+    </w:p>
+    <w:p>
+      <w:pPr>
+        <w:pStyle w:val="FirstParagraph"/>
+      </w:pPr>
+      <w:r>
+        <w:t xml:space="preserve">A Node message describes the devices defines the instrument of data logger</w:t>
+      </w:r>
+    </w:p>
+    <w:bookmarkEnd w:id="56"/>
+    <w:bookmarkStart w:id="57" w:name="Xc192c9d929eb5d08beb292f02f6894423763231"/>
+    <w:p>
+      <w:pPr>
+        <w:pStyle w:val="Heading3"/>
+      </w:pPr>
+      <w:r>
+        <w:t xml:space="preserve">Metadata.ObserverDevice</w:t>
+      </w:r>
+    </w:p>
+    <w:bookmarkEnd w:id="57"/>
+    <w:bookmarkStart w:id="58" w:name="X82804532ca0a14337daa583d93f7870381be5f8"/>
+    <w:p>
+      <w:pPr>
+        <w:pStyle w:val="Heading3"/>
+      </w:pPr>
+      <w:r>
+        <w:t xml:space="preserve">Metadata.ParameterDefinition</w:t>
+      </w:r>
+    </w:p>
+    <w:bookmarkEnd w:id="58"/>
+    <w:bookmarkStart w:id="59" w:name="X2dcd3e50f3e232b211393a38435b15bd28772d4"/>
+    <w:p>
+      <w:pPr>
+        <w:pStyle w:val="Heading3"/>
+      </w:pPr>
+      <w:r>
+        <w:t xml:space="preserve">Metadata.ParameterDefinition.Parameter</w:t>
+      </w:r>
+    </w:p>
+    <w:bookmarkEnd w:id="59"/>
+    <w:bookmarkEnd w:id="60"/>
+    <w:bookmarkEnd w:id="61"/>
+    <w:bookmarkStart w:id="64" w:name="X25e95aefdb2d4fb8c75b602001aef8d2717b74f"/>
     <w:p>
       <w:pPr>
         <w:pStyle w:val="Heading1"/>
@@ -1177,7 +1876,7 @@
         <w:t xml:space="preserve">TODO one sentence</w:t>
       </w:r>
     </w:p>
-    <w:bookmarkStart w:id="48" w:name="X7fc4d80d59f1a6bb213f5c449042be19cbf9c46"/>
+    <w:bookmarkStart w:id="63" w:name="X7fc4d80d59f1a6bb213f5c449042be19cbf9c46"/>
     <w:p>
       <w:pPr>
         <w:pStyle w:val="Heading2"/>
@@ -1186,7 +1885,7 @@
         <w:t xml:space="preserve">Requirements Class "Protocol"</w:t>
       </w:r>
     </w:p>
-    <w:bookmarkStart w:id="47" w:name="X322101054fd636c32d6869f7cfec83424c5280c"/>
+    <w:bookmarkStart w:id="62" w:name="X322101054fd636c32d6869f7cfec83424c5280c"/>
     <w:p>
       <w:pPr>
         <w:pStyle w:val="Heading3"/>
@@ -1211,10 +1910,10 @@
         <w:t xml:space="preserve">Unresolved directive in sections/clause_8_protocol.adoc - include::../requirements/requirements_class_protocol.adoc[]</w:t>
       </w:r>
     </w:p>
-    <w:bookmarkEnd w:id="47"/>
-    <w:bookmarkEnd w:id="48"/>
-    <w:bookmarkEnd w:id="49"/>
-    <w:bookmarkStart w:id="53" w:name="X78fdb1f4716baf4c26796c550dad0531813f831"/>
+    <w:bookmarkEnd w:id="62"/>
+    <w:bookmarkEnd w:id="63"/>
+    <w:bookmarkEnd w:id="64"/>
+    <w:bookmarkStart w:id="68" w:name="X78fdb1f4716baf4c26796c550dad0531813f831"/>
     <w:p>
       <w:pPr>
         <w:pStyle w:val="Heading1"/>
@@ -1223,7 +1922,7 @@
         <w:t xml:space="preserve">Conformance Class Abstract Test Suite (Normative)</w:t>
       </w:r>
     </w:p>
-    <w:bookmarkStart w:id="51" w:name="X51fa1da9981b3d6ab7f3934407e02f2e1780fbc"/>
+    <w:bookmarkStart w:id="66" w:name="X51fa1da9981b3d6ab7f3934407e02f2e1780fbc"/>
     <w:p>
       <w:pPr>
         <w:pStyle w:val="Heading2"/>
@@ -1244,7 +1943,7 @@
       <w:pPr>
         <w:pStyle w:val="Definition"/>
       </w:pPr>
-      <w:hyperlink r:id="rId43">
+      <w:hyperlink r:id="rId51">
         <w:r>
           <w:rPr>
             <w:rStyle w:val="Hyperlink"/>
@@ -1285,7 +1984,7 @@
         <w:t xml:space="preserve">Target Type:Event Metadata</w:t>
       </w:r>
     </w:p>
-    <w:bookmarkStart w:id="50" w:name="X3a04224f617536f2fb363349e0c2c664c06221f"/>
+    <w:bookmarkStart w:id="65" w:name="X3a04224f617536f2fb363349e0c2c664c06221f"/>
     <w:p>
       <w:pPr>
         <w:pStyle w:val="Heading3"/>
@@ -1358,9 +2057,9 @@
         <w:t xml:space="preserve">TODO</w:t>
       </w:r>
     </w:p>
-    <w:bookmarkEnd w:id="50"/>
-    <w:bookmarkEnd w:id="51"/>
-    <w:bookmarkStart w:id="52" w:name="X2c8e2ae5fe17c8e8966a4a52a89f1d3267a82e8"/>
+    <w:bookmarkEnd w:id="65"/>
+    <w:bookmarkEnd w:id="66"/>
+    <w:bookmarkStart w:id="67" w:name="X2c8e2ae5fe17c8e8966a4a52a89f1d3267a82e8"/>
     <w:p>
       <w:pPr>
         <w:pStyle w:val="Heading2"/>
@@ -1377,9 +2076,9 @@
         <w:t xml:space="preserve">Unresolved directive in sections/annex_a_ats.adoc - include::../abstract_tests/ATS_class_protocol.adoc[]</w:t>
       </w:r>
     </w:p>
-    <w:bookmarkEnd w:id="52"/>
-    <w:bookmarkEnd w:id="53"/>
-    <w:bookmarkStart w:id="55" w:name="X04f5ca4658cc0993a4c69cafe02e6392dcdfe7e"/>
+    <w:bookmarkEnd w:id="67"/>
+    <w:bookmarkEnd w:id="68"/>
+    <w:bookmarkStart w:id="73" w:name="X04f5ca4658cc0993a4c69cafe02e6392dcdfe7e"/>
     <w:p>
       <w:pPr>
         <w:pStyle w:val="Heading1"/>
@@ -1411,7 +2110,7 @@
         <w:t xml:space="preserve">once the standard has been approved.</w:t>
       </w:r>
     </w:p>
-    <w:bookmarkStart w:id="54" w:name="X46e521b6e924054fbebe9866cf8af1ad457905f"/>
+    <w:bookmarkStart w:id="69" w:name="X46e521b6e924054fbebe9866cf8af1ad457905f"/>
     <w:p>
       <w:pPr>
         <w:pStyle w:val="Heading2"/>
@@ -1440,28 +2139,7 @@
         <w:rPr>
           <w:rStyle w:val="AttributeTok"/>
         </w:rPr>
-        <w:t xml:space="preserve">package wmo.firstmile.poc1;</w:t>
-      </w:r>
-      <w:r>
-        <w:br/>
-      </w:r>
-      <w:r>
-        <w:br/>
-      </w:r>
-      <w:r>
-        <w:rPr>
-          <w:rStyle w:val="AttributeTok"/>
-        </w:rPr>
-        <w:t xml:space="preserve">option java_package = "wmo.firstmile.poc1";</w:t>
-      </w:r>
-      <w:r>
-        <w:br/>
-      </w:r>
-      <w:r>
-        <w:rPr>
-          <w:rStyle w:val="AttributeTok"/>
-        </w:rPr>
-        <w:t xml:space="preserve">option java_outer_classname = "Firstmile";</w:t>
+        <w:t xml:space="preserve">package int.wmo.wis.spec.fmdm.1.conf.data_model;</w:t>
       </w:r>
       <w:r>
         <w:br/>
@@ -2127,7 +2805,7 @@
         <w:rPr>
           <w:rStyle w:val="AttributeTok"/>
         </w:rPr>
-        <w:t xml:space="preserve">  double heightMeter = 3;</w:t>
+        <w:t xml:space="preserve">  double heightMetres = 3;</w:t>
       </w:r>
       <w:r>
         <w:br/>
@@ -2250,7 +2928,7 @@
         <w:rPr>
           <w:rStyle w:val="AttributeTok"/>
         </w:rPr>
-        <w:t xml:space="preserve">  optional Location location= 3;</w:t>
+        <w:t xml:space="preserve">  optional Location location = 3;</w:t>
       </w:r>
       <w:r>
         <w:br/>
@@ -2454,9 +3132,1059 @@
         <w:t xml:space="preserve">}</w:t>
       </w:r>
     </w:p>
-    <w:bookmarkEnd w:id="54"/>
-    <w:bookmarkEnd w:id="55"/>
-    <w:bookmarkStart w:id="58" w:name="examples"/>
+    <w:bookmarkEnd w:id="69"/>
+    <w:bookmarkStart w:id="72" w:name="Xdd1fe16469c2eadaa904f6e369398e4a8c19852"/>
+    <w:p>
+      <w:pPr>
+        <w:pStyle w:val="Heading2"/>
+      </w:pPr>
+      <w:r>
+        <w:t xml:space="preserve">Enumerations</w:t>
+      </w:r>
+    </w:p>
+    <w:bookmarkStart w:id="70" w:name="X974361986fb85896cad8d73d8da9e7481cde38c"/>
+    <w:p>
+      <w:pPr>
+        <w:pStyle w:val="Heading3"/>
+      </w:pPr>
+      <w:r>
+        <w:t xml:space="preserve">CellMethod</w:t>
+      </w:r>
+    </w:p>
+    <w:tbl>
+      <w:tblPr>
+        <w:tblStyle w:val="Table"/>
+        <w:tblW w:type="pct" w:w="5000"/>
+        <w:tblLook w:firstRow="1" w:lastRow="0" w:firstColumn="0" w:lastColumn="0" w:noHBand="0" w:noVBand="0" w:val="0020"/>
+        <w:jc w:val="start"/>
+      </w:tblPr>
+      <w:tblGrid>
+        <w:gridCol w:w="2639"/>
+        <w:gridCol w:w="2639"/>
+        <w:gridCol w:w="2640"/>
+      </w:tblGrid>
+      <w:tr>
+        <w:trPr>
+          <w:tblHeader w:val="true"/>
+        </w:trPr>
+        <w:tc>
+          <w:tcPr/>
+          <w:p>
+            <w:pPr>
+              <w:pStyle w:val="Compact"/>
+              <w:jc w:val="left"/>
+            </w:pPr>
+            <w:r>
+              <w:t xml:space="preserve">Name</w:t>
+            </w:r>
+          </w:p>
+        </w:tc>
+        <w:tc>
+          <w:tcPr/>
+          <w:p>
+            <w:pPr>
+              <w:pStyle w:val="Compact"/>
+              <w:jc w:val="left"/>
+            </w:pPr>
+            <w:r>
+              <w:t xml:space="preserve">Value</w:t>
+            </w:r>
+          </w:p>
+        </w:tc>
+        <w:tc>
+          <w:tcPr/>
+          <w:p>
+            <w:pPr>
+              <w:pStyle w:val="Compact"/>
+              <w:jc w:val="left"/>
+            </w:pPr>
+            <w:r>
+              <w:t xml:space="preserve">Description</w:t>
+            </w:r>
+          </w:p>
+        </w:tc>
+      </w:tr>
+      <w:tr>
+        <w:tc>
+          <w:tcPr/>
+          <w:p>
+            <w:pPr>
+              <w:jc w:val="left"/>
+            </w:pPr>
+            <w:r>
+              <w:rPr>
+                <w:rStyle w:val="VerbatimChar"/>
+              </w:rPr>
+              <w:t xml:space="preserve">CELL_METHOD_UNSPECIFIED</w:t>
+            </w:r>
+          </w:p>
+        </w:tc>
+        <w:tc>
+          <w:tcPr/>
+          <w:p>
+            <w:pPr>
+              <w:jc w:val="left"/>
+            </w:pPr>
+            <w:r>
+              <w:t xml:space="preserve">0</w:t>
+            </w:r>
+          </w:p>
+        </w:tc>
+        <w:tc>
+          <w:tcPr/>
+          <w:p>
+            <w:pPr>
+              <w:jc w:val="left"/>
+            </w:pPr>
+            <w:r>
+              <w:t xml:space="preserve">Required default</w:t>
+            </w:r>
+          </w:p>
+        </w:tc>
+      </w:tr>
+      <w:tr>
+        <w:tc>
+          <w:tcPr/>
+          <w:p>
+            <w:pPr>
+              <w:jc w:val="left"/>
+            </w:pPr>
+            <w:r>
+              <w:rPr>
+                <w:rStyle w:val="VerbatimChar"/>
+              </w:rPr>
+              <w:t xml:space="preserve">POINT</w:t>
+            </w:r>
+          </w:p>
+        </w:tc>
+        <w:tc>
+          <w:tcPr/>
+          <w:p>
+            <w:pPr>
+              <w:jc w:val="left"/>
+            </w:pPr>
+            <w:r>
+              <w:t xml:space="preserve">1</w:t>
+            </w:r>
+          </w:p>
+        </w:tc>
+        <w:tc>
+          <w:tcPr/>
+          <w:p>
+            <w:pPr>
+              <w:jc w:val="left"/>
+            </w:pPr>
+            <w:r>
+              <w:t xml:space="preserve">Instantaneous value at a point</w:t>
+            </w:r>
+          </w:p>
+        </w:tc>
+      </w:tr>
+      <w:tr>
+        <w:tc>
+          <w:tcPr/>
+          <w:p>
+            <w:pPr>
+              <w:jc w:val="left"/>
+            </w:pPr>
+            <w:r>
+              <w:rPr>
+                <w:rStyle w:val="VerbatimChar"/>
+              </w:rPr>
+              <w:t xml:space="preserve">SUM</w:t>
+            </w:r>
+          </w:p>
+        </w:tc>
+        <w:tc>
+          <w:tcPr/>
+          <w:p>
+            <w:pPr>
+              <w:jc w:val="left"/>
+            </w:pPr>
+            <w:r>
+              <w:t xml:space="preserve">2</w:t>
+            </w:r>
+          </w:p>
+        </w:tc>
+        <w:tc>
+          <w:tcPr/>
+          <w:p>
+            <w:pPr>
+              <w:jc w:val="left"/>
+            </w:pPr>
+            <w:r>
+              <w:t xml:space="preserve">Sum over the cell</w:t>
+            </w:r>
+          </w:p>
+        </w:tc>
+      </w:tr>
+      <w:tr>
+        <w:tc>
+          <w:tcPr/>
+          <w:p>
+            <w:pPr>
+              <w:jc w:val="left"/>
+            </w:pPr>
+            <w:r>
+              <w:rPr>
+                <w:rStyle w:val="VerbatimChar"/>
+              </w:rPr>
+              <w:t xml:space="preserve">MAXIMUM</w:t>
+            </w:r>
+          </w:p>
+        </w:tc>
+        <w:tc>
+          <w:tcPr/>
+          <w:p>
+            <w:pPr>
+              <w:jc w:val="left"/>
+            </w:pPr>
+            <w:r>
+              <w:t xml:space="preserve">3</w:t>
+            </w:r>
+          </w:p>
+        </w:tc>
+        <w:tc>
+          <w:tcPr/>
+          <w:p>
+            <w:pPr>
+              <w:jc w:val="left"/>
+            </w:pPr>
+            <w:r>
+              <w:t xml:space="preserve">Maximum value</w:t>
+            </w:r>
+          </w:p>
+        </w:tc>
+      </w:tr>
+      <w:tr>
+        <w:tc>
+          <w:tcPr/>
+          <w:p>
+            <w:pPr>
+              <w:jc w:val="left"/>
+            </w:pPr>
+            <w:r>
+              <w:rPr>
+                <w:rStyle w:val="VerbatimChar"/>
+              </w:rPr>
+              <w:t xml:space="preserve">MAXIMUM_ABSOLUTE_VALUE</w:t>
+            </w:r>
+          </w:p>
+        </w:tc>
+        <w:tc>
+          <w:tcPr/>
+          <w:p>
+            <w:pPr>
+              <w:jc w:val="left"/>
+            </w:pPr>
+            <w:r>
+              <w:t xml:space="preserve">4</w:t>
+            </w:r>
+          </w:p>
+        </w:tc>
+        <w:tc>
+          <w:tcPr/>
+          <w:p>
+            <w:pPr>
+              <w:jc w:val="left"/>
+            </w:pPr>
+            <w:r>
+              <w:t xml:space="preserve">Maximum of absolute values</w:t>
+            </w:r>
+          </w:p>
+        </w:tc>
+      </w:tr>
+      <w:tr>
+        <w:tc>
+          <w:tcPr/>
+          <w:p>
+            <w:pPr>
+              <w:jc w:val="left"/>
+            </w:pPr>
+            <w:r>
+              <w:rPr>
+                <w:rStyle w:val="VerbatimChar"/>
+              </w:rPr>
+              <w:t xml:space="preserve">MEDIAN</w:t>
+            </w:r>
+          </w:p>
+        </w:tc>
+        <w:tc>
+          <w:tcPr/>
+          <w:p>
+            <w:pPr>
+              <w:jc w:val="left"/>
+            </w:pPr>
+            <w:r>
+              <w:t xml:space="preserve">5</w:t>
+            </w:r>
+          </w:p>
+        </w:tc>
+        <w:tc>
+          <w:tcPr/>
+          <w:p>
+            <w:pPr>
+              <w:jc w:val="left"/>
+            </w:pPr>
+            <w:r>
+              <w:t xml:space="preserve">Median value</w:t>
+            </w:r>
+          </w:p>
+        </w:tc>
+      </w:tr>
+      <w:tr>
+        <w:tc>
+          <w:tcPr/>
+          <w:p>
+            <w:pPr>
+              <w:jc w:val="left"/>
+            </w:pPr>
+            <w:r>
+              <w:rPr>
+                <w:rStyle w:val="VerbatimChar"/>
+              </w:rPr>
+              <w:t xml:space="preserve">MID_RANGE</w:t>
+            </w:r>
+          </w:p>
+        </w:tc>
+        <w:tc>
+          <w:tcPr/>
+          <w:p>
+            <w:pPr>
+              <w:jc w:val="left"/>
+            </w:pPr>
+            <w:r>
+              <w:t xml:space="preserve">6</w:t>
+            </w:r>
+          </w:p>
+        </w:tc>
+        <w:tc>
+          <w:tcPr/>
+          <w:p>
+            <w:pPr>
+              <w:jc w:val="left"/>
+            </w:pPr>
+            <w:r>
+              <w:t xml:space="preserve">Average of maximum and minimum</w:t>
+            </w:r>
+          </w:p>
+        </w:tc>
+      </w:tr>
+      <w:tr>
+        <w:tc>
+          <w:tcPr/>
+          <w:p>
+            <w:pPr>
+              <w:jc w:val="left"/>
+            </w:pPr>
+            <w:r>
+              <w:rPr>
+                <w:rStyle w:val="VerbatimChar"/>
+              </w:rPr>
+              <w:t xml:space="preserve">MINIMUM</w:t>
+            </w:r>
+          </w:p>
+        </w:tc>
+        <w:tc>
+          <w:tcPr/>
+          <w:p>
+            <w:pPr>
+              <w:jc w:val="left"/>
+            </w:pPr>
+            <w:r>
+              <w:t xml:space="preserve">7</w:t>
+            </w:r>
+          </w:p>
+        </w:tc>
+        <w:tc>
+          <w:tcPr/>
+          <w:p>
+            <w:pPr>
+              <w:jc w:val="left"/>
+            </w:pPr>
+            <w:r>
+              <w:t xml:space="preserve">Minimum value</w:t>
+            </w:r>
+          </w:p>
+        </w:tc>
+      </w:tr>
+      <w:tr>
+        <w:tc>
+          <w:tcPr/>
+          <w:p>
+            <w:pPr>
+              <w:jc w:val="left"/>
+            </w:pPr>
+            <w:r>
+              <w:rPr>
+                <w:rStyle w:val="VerbatimChar"/>
+              </w:rPr>
+              <w:t xml:space="preserve">MINIMUM_ABSOLUTE_VALUE</w:t>
+            </w:r>
+          </w:p>
+        </w:tc>
+        <w:tc>
+          <w:tcPr/>
+          <w:p>
+            <w:pPr>
+              <w:jc w:val="left"/>
+            </w:pPr>
+            <w:r>
+              <w:t xml:space="preserve">8</w:t>
+            </w:r>
+          </w:p>
+        </w:tc>
+        <w:tc>
+          <w:tcPr/>
+          <w:p>
+            <w:pPr>
+              <w:jc w:val="left"/>
+            </w:pPr>
+            <w:r>
+              <w:t xml:space="preserve">Minimum of absolute values</w:t>
+            </w:r>
+          </w:p>
+        </w:tc>
+      </w:tr>
+      <w:tr>
+        <w:tc>
+          <w:tcPr/>
+          <w:p>
+            <w:pPr>
+              <w:jc w:val="left"/>
+            </w:pPr>
+            <w:r>
+              <w:rPr>
+                <w:rStyle w:val="VerbatimChar"/>
+              </w:rPr>
+              <w:t xml:space="preserve">MEAN</w:t>
+            </w:r>
+          </w:p>
+        </w:tc>
+        <w:tc>
+          <w:tcPr/>
+          <w:p>
+            <w:pPr>
+              <w:jc w:val="left"/>
+            </w:pPr>
+            <w:r>
+              <w:t xml:space="preserve">9</w:t>
+            </w:r>
+          </w:p>
+        </w:tc>
+        <w:tc>
+          <w:tcPr/>
+          <w:p>
+            <w:pPr>
+              <w:jc w:val="left"/>
+            </w:pPr>
+            <w:r>
+              <w:t xml:space="preserve">Mean (average) value</w:t>
+            </w:r>
+          </w:p>
+        </w:tc>
+      </w:tr>
+      <w:tr>
+        <w:tc>
+          <w:tcPr/>
+          <w:p>
+            <w:pPr>
+              <w:jc w:val="left"/>
+            </w:pPr>
+            <w:r>
+              <w:rPr>
+                <w:rStyle w:val="VerbatimChar"/>
+              </w:rPr>
+              <w:t xml:space="preserve">MEAN_ABSOLUTE_VALUE</w:t>
+            </w:r>
+          </w:p>
+        </w:tc>
+        <w:tc>
+          <w:tcPr/>
+          <w:p>
+            <w:pPr>
+              <w:jc w:val="left"/>
+            </w:pPr>
+            <w:r>
+              <w:t xml:space="preserve">10</w:t>
+            </w:r>
+          </w:p>
+        </w:tc>
+        <w:tc>
+          <w:tcPr/>
+          <w:p>
+            <w:pPr>
+              <w:jc w:val="left"/>
+            </w:pPr>
+            <w:r>
+              <w:t xml:space="preserve">Mean of absolute values</w:t>
+            </w:r>
+          </w:p>
+        </w:tc>
+      </w:tr>
+      <w:tr>
+        <w:tc>
+          <w:tcPr/>
+          <w:p>
+            <w:pPr>
+              <w:jc w:val="left"/>
+            </w:pPr>
+            <w:r>
+              <w:rPr>
+                <w:rStyle w:val="VerbatimChar"/>
+              </w:rPr>
+              <w:t xml:space="preserve">MEAN_OF_UPPER_DECILE</w:t>
+            </w:r>
+          </w:p>
+        </w:tc>
+        <w:tc>
+          <w:tcPr/>
+          <w:p>
+            <w:pPr>
+              <w:jc w:val="left"/>
+            </w:pPr>
+            <w:r>
+              <w:t xml:space="preserve">11</w:t>
+            </w:r>
+          </w:p>
+        </w:tc>
+        <w:tc>
+          <w:tcPr/>
+          <w:p>
+            <w:pPr>
+              <w:jc w:val="left"/>
+            </w:pPr>
+            <w:r>
+              <w:t xml:space="preserve">Mean of the upper group of data values defined by the upper tenth of their distribution</w:t>
+            </w:r>
+          </w:p>
+        </w:tc>
+      </w:tr>
+      <w:tr>
+        <w:tc>
+          <w:tcPr/>
+          <w:p>
+            <w:pPr>
+              <w:jc w:val="left"/>
+            </w:pPr>
+            <w:r>
+              <w:rPr>
+                <w:rStyle w:val="VerbatimChar"/>
+              </w:rPr>
+              <w:t xml:space="preserve">MODE</w:t>
+            </w:r>
+          </w:p>
+        </w:tc>
+        <w:tc>
+          <w:tcPr/>
+          <w:p>
+            <w:pPr>
+              <w:jc w:val="left"/>
+            </w:pPr>
+            <w:r>
+              <w:t xml:space="preserve">12</w:t>
+            </w:r>
+          </w:p>
+        </w:tc>
+        <w:tc>
+          <w:tcPr/>
+          <w:p>
+            <w:pPr>
+              <w:jc w:val="left"/>
+            </w:pPr>
+            <w:r>
+              <w:t xml:space="preserve">Mode (most common value)</w:t>
+            </w:r>
+          </w:p>
+        </w:tc>
+      </w:tr>
+      <w:tr>
+        <w:tc>
+          <w:tcPr/>
+          <w:p>
+            <w:pPr>
+              <w:jc w:val="left"/>
+            </w:pPr>
+            <w:r>
+              <w:rPr>
+                <w:rStyle w:val="VerbatimChar"/>
+              </w:rPr>
+              <w:t xml:space="preserve">RANGE</w:t>
+            </w:r>
+          </w:p>
+        </w:tc>
+        <w:tc>
+          <w:tcPr/>
+          <w:p>
+            <w:pPr>
+              <w:jc w:val="left"/>
+            </w:pPr>
+            <w:r>
+              <w:t xml:space="preserve">13</w:t>
+            </w:r>
+          </w:p>
+        </w:tc>
+        <w:tc>
+          <w:tcPr/>
+          <w:p>
+            <w:pPr>
+              <w:jc w:val="left"/>
+            </w:pPr>
+            <w:r>
+              <w:t xml:space="preserve">Absolute difference between maximum and minimum</w:t>
+            </w:r>
+          </w:p>
+        </w:tc>
+      </w:tr>
+      <w:tr>
+        <w:tc>
+          <w:tcPr/>
+          <w:p>
+            <w:pPr>
+              <w:jc w:val="left"/>
+            </w:pPr>
+            <w:r>
+              <w:rPr>
+                <w:rStyle w:val="VerbatimChar"/>
+              </w:rPr>
+              <w:t xml:space="preserve">ROOT_MEAN_SQUARE</w:t>
+            </w:r>
+          </w:p>
+        </w:tc>
+        <w:tc>
+          <w:tcPr/>
+          <w:p>
+            <w:pPr>
+              <w:jc w:val="left"/>
+            </w:pPr>
+            <w:r>
+              <w:t xml:space="preserve">14</w:t>
+            </w:r>
+          </w:p>
+        </w:tc>
+        <w:tc>
+          <w:tcPr/>
+          <w:p>
+            <w:pPr>
+              <w:jc w:val="left"/>
+            </w:pPr>
+            <w:r>
+              <w:t xml:space="preserve">Root mean square (RMS)</w:t>
+            </w:r>
+          </w:p>
+        </w:tc>
+      </w:tr>
+      <w:tr>
+        <w:tc>
+          <w:tcPr/>
+          <w:p>
+            <w:pPr>
+              <w:jc w:val="left"/>
+            </w:pPr>
+            <w:r>
+              <w:rPr>
+                <w:rStyle w:val="VerbatimChar"/>
+              </w:rPr>
+              <w:t xml:space="preserve">STANDARD_DEVIATION</w:t>
+            </w:r>
+          </w:p>
+        </w:tc>
+        <w:tc>
+          <w:tcPr/>
+          <w:p>
+            <w:pPr>
+              <w:jc w:val="left"/>
+            </w:pPr>
+            <w:r>
+              <w:t xml:space="preserve">15</w:t>
+            </w:r>
+          </w:p>
+        </w:tc>
+        <w:tc>
+          <w:tcPr/>
+          <w:p>
+            <w:pPr>
+              <w:jc w:val="left"/>
+            </w:pPr>
+            <w:r>
+              <w:t xml:space="preserve">Standard deviation within the cell</w:t>
+            </w:r>
+          </w:p>
+        </w:tc>
+      </w:tr>
+      <w:tr>
+        <w:tc>
+          <w:tcPr/>
+          <w:p>
+            <w:pPr>
+              <w:jc w:val="left"/>
+            </w:pPr>
+            <w:r>
+              <w:rPr>
+                <w:rStyle w:val="VerbatimChar"/>
+              </w:rPr>
+              <w:t xml:space="preserve">SUM_OF_SQUARES</w:t>
+            </w:r>
+          </w:p>
+        </w:tc>
+        <w:tc>
+          <w:tcPr/>
+          <w:p>
+            <w:pPr>
+              <w:jc w:val="left"/>
+            </w:pPr>
+            <w:r>
+              <w:t xml:space="preserve">16</w:t>
+            </w:r>
+          </w:p>
+        </w:tc>
+        <w:tc>
+          <w:tcPr/>
+          <w:p>
+            <w:pPr>
+              <w:jc w:val="left"/>
+            </w:pPr>
+            <w:r>
+              <w:t xml:space="preserve">Sum of squares</w:t>
+            </w:r>
+          </w:p>
+        </w:tc>
+      </w:tr>
+      <w:tr>
+        <w:tc>
+          <w:tcPr/>
+          <w:p>
+            <w:pPr>
+              <w:jc w:val="left"/>
+            </w:pPr>
+            <w:r>
+              <w:rPr>
+                <w:rStyle w:val="VerbatimChar"/>
+              </w:rPr>
+              <w:t xml:space="preserve">VARIANCE</w:t>
+            </w:r>
+          </w:p>
+        </w:tc>
+        <w:tc>
+          <w:tcPr/>
+          <w:p>
+            <w:pPr>
+              <w:jc w:val="left"/>
+            </w:pPr>
+            <w:r>
+              <w:t xml:space="preserve">17</w:t>
+            </w:r>
+          </w:p>
+        </w:tc>
+        <w:tc>
+          <w:tcPr/>
+          <w:p>
+            <w:pPr>
+              <w:jc w:val="left"/>
+            </w:pPr>
+            <w:r>
+              <w:t xml:space="preserve">Variance within the cell</w:t>
+            </w:r>
+          </w:p>
+        </w:tc>
+      </w:tr>
+    </w:tbl>
+    <w:bookmarkEnd w:id="70"/>
+    <w:bookmarkStart w:id="71" w:name="X74d4f5b1443596dd08a6ea00592edb81132a5cb"/>
+    <w:p>
+      <w:pPr>
+        <w:pStyle w:val="Heading3"/>
+      </w:pPr>
+      <w:r>
+        <w:t xml:space="preserve">ReferenceSurface</w:t>
+      </w:r>
+    </w:p>
+    <w:tbl>
+      <w:tblPr>
+        <w:tblStyle w:val="Table"/>
+        <w:tblW w:type="pct" w:w="5000"/>
+        <w:tblLook w:firstRow="1" w:lastRow="0" w:firstColumn="0" w:lastColumn="0" w:noHBand="0" w:noVBand="0" w:val="0020"/>
+        <w:jc w:val="start"/>
+      </w:tblPr>
+      <w:tblGrid>
+        <w:gridCol w:w="2639"/>
+        <w:gridCol w:w="2639"/>
+        <w:gridCol w:w="2640"/>
+      </w:tblGrid>
+      <w:tr>
+        <w:trPr>
+          <w:tblHeader w:val="true"/>
+        </w:trPr>
+        <w:tc>
+          <w:tcPr/>
+          <w:p>
+            <w:pPr>
+              <w:pStyle w:val="Compact"/>
+              <w:jc w:val="left"/>
+            </w:pPr>
+            <w:r>
+              <w:t xml:space="preserve">Name</w:t>
+            </w:r>
+          </w:p>
+        </w:tc>
+        <w:tc>
+          <w:tcPr/>
+          <w:p>
+            <w:pPr>
+              <w:pStyle w:val="Compact"/>
+              <w:jc w:val="left"/>
+            </w:pPr>
+            <w:r>
+              <w:t xml:space="preserve">Value</w:t>
+            </w:r>
+          </w:p>
+        </w:tc>
+        <w:tc>
+          <w:tcPr/>
+          <w:p>
+            <w:pPr>
+              <w:pStyle w:val="Compact"/>
+              <w:jc w:val="left"/>
+            </w:pPr>
+            <w:r>
+              <w:t xml:space="preserve">Description</w:t>
+            </w:r>
+          </w:p>
+        </w:tc>
+      </w:tr>
+      <w:tr>
+        <w:tc>
+          <w:tcPr/>
+          <w:p>
+            <w:pPr>
+              <w:jc w:val="left"/>
+            </w:pPr>
+            <w:r>
+              <w:rPr>
+                <w:rStyle w:val="VerbatimChar"/>
+              </w:rPr>
+              <w:t xml:space="preserve">REFERENCE_SURFACE_UNSPECIFIED</w:t>
+            </w:r>
+          </w:p>
+        </w:tc>
+        <w:tc>
+          <w:tcPr/>
+          <w:p>
+            <w:pPr>
+              <w:jc w:val="left"/>
+            </w:pPr>
+            <w:r>
+              <w:t xml:space="preserve">0</w:t>
+            </w:r>
+          </w:p>
+        </w:tc>
+        <w:tc>
+          <w:tcPr/>
+          <w:p>
+            <w:pPr>
+              <w:jc w:val="left"/>
+            </w:pPr>
+            <w:r>
+              <w:t xml:space="preserve">Default</w:t>
+            </w:r>
+          </w:p>
+        </w:tc>
+      </w:tr>
+      <w:tr>
+        <w:tc>
+          <w:tcPr/>
+          <w:p>
+            <w:pPr>
+              <w:jc w:val="left"/>
+            </w:pPr>
+            <w:r>
+              <w:rPr>
+                <w:rStyle w:val="VerbatimChar"/>
+              </w:rPr>
+              <w:t xml:space="preserve">MSL</w:t>
+            </w:r>
+          </w:p>
+        </w:tc>
+        <w:tc>
+          <w:tcPr/>
+          <w:p>
+            <w:pPr>
+              <w:jc w:val="left"/>
+            </w:pPr>
+            <w:r>
+              <w:t xml:space="preserve">1</w:t>
+            </w:r>
+          </w:p>
+        </w:tc>
+        <w:tc>
+          <w:tcPr/>
+          <w:p>
+            <w:pPr>
+              <w:jc w:val="left"/>
+            </w:pPr>
+            <w:r>
+              <w:t xml:space="preserve">Mean Sea Level</w:t>
+            </w:r>
+          </w:p>
+        </w:tc>
+      </w:tr>
+      <w:tr>
+        <w:tc>
+          <w:tcPr/>
+          <w:p>
+            <w:pPr>
+              <w:jc w:val="left"/>
+            </w:pPr>
+            <w:r>
+              <w:rPr>
+                <w:rStyle w:val="VerbatimChar"/>
+              </w:rPr>
+              <w:t xml:space="preserve">GEOID</w:t>
+            </w:r>
+          </w:p>
+        </w:tc>
+        <w:tc>
+          <w:tcPr/>
+          <w:p>
+            <w:pPr>
+              <w:jc w:val="left"/>
+            </w:pPr>
+            <w:r>
+              <w:t xml:space="preserve">2</w:t>
+            </w:r>
+          </w:p>
+        </w:tc>
+        <w:tc>
+          <w:tcPr/>
+          <w:p>
+            <w:pPr>
+              <w:jc w:val="left"/>
+            </w:pPr>
+            <w:r>
+              <w:t xml:space="preserve">Geoid</w:t>
+            </w:r>
+          </w:p>
+        </w:tc>
+      </w:tr>
+      <w:tr>
+        <w:tc>
+          <w:tcPr/>
+          <w:p>
+            <w:pPr>
+              <w:jc w:val="left"/>
+            </w:pPr>
+            <w:r>
+              <w:rPr>
+                <w:rStyle w:val="VerbatimChar"/>
+              </w:rPr>
+              <w:t xml:space="preserve">GL</w:t>
+            </w:r>
+          </w:p>
+        </w:tc>
+        <w:tc>
+          <w:tcPr/>
+          <w:p>
+            <w:pPr>
+              <w:jc w:val="left"/>
+            </w:pPr>
+            <w:r>
+              <w:t xml:space="preserve">3</w:t>
+            </w:r>
+          </w:p>
+        </w:tc>
+        <w:tc>
+          <w:tcPr/>
+          <w:p>
+            <w:pPr>
+              <w:jc w:val="left"/>
+            </w:pPr>
+            <w:r>
+              <w:t xml:space="preserve">Ground Level</w:t>
+            </w:r>
+          </w:p>
+        </w:tc>
+      </w:tr>
+      <w:tr>
+        <w:tc>
+          <w:tcPr/>
+          <w:p>
+            <w:pPr>
+              <w:jc w:val="left"/>
+            </w:pPr>
+            <w:r>
+              <w:rPr>
+                <w:rStyle w:val="VerbatimChar"/>
+              </w:rPr>
+              <w:t xml:space="preserve">REFERENCE_ELLIPSOID</w:t>
+            </w:r>
+          </w:p>
+        </w:tc>
+        <w:tc>
+          <w:tcPr/>
+          <w:p>
+            <w:pPr>
+              <w:jc w:val="left"/>
+            </w:pPr>
+            <w:r>
+              <w:t xml:space="preserve">4</w:t>
+            </w:r>
+          </w:p>
+        </w:tc>
+        <w:tc>
+          <w:tcPr/>
+          <w:p>
+            <w:pPr>
+              <w:jc w:val="left"/>
+            </w:pPr>
+            <w:r>
+              <w:t xml:space="preserve">Reference Ellipsoid</w:t>
+            </w:r>
+          </w:p>
+        </w:tc>
+      </w:tr>
+      <w:tr>
+        <w:tc>
+          <w:tcPr/>
+          <w:p>
+            <w:pPr>
+              <w:jc w:val="left"/>
+            </w:pPr>
+            <w:r>
+              <w:rPr>
+                <w:rStyle w:val="VerbatimChar"/>
+              </w:rPr>
+              <w:t xml:space="preserve">PRESSURE_1000_HPA</w:t>
+            </w:r>
+          </w:p>
+        </w:tc>
+        <w:tc>
+          <w:tcPr/>
+          <w:p>
+            <w:pPr>
+              <w:jc w:val="left"/>
+            </w:pPr>
+            <w:r>
+              <w:t xml:space="preserve">5</w:t>
+            </w:r>
+          </w:p>
+        </w:tc>
+        <w:tc>
+          <w:tcPr/>
+          <w:p>
+            <w:pPr>
+              <w:jc w:val="left"/>
+            </w:pPr>
+            <w:r>
+              <w:t xml:space="preserve">1000 hPa Pressure Level</w:t>
+            </w:r>
+          </w:p>
+        </w:tc>
+      </w:tr>
+    </w:tbl>
+    <w:bookmarkEnd w:id="71"/>
+    <w:bookmarkEnd w:id="72"/>
+    <w:bookmarkEnd w:id="73"/>
+    <w:bookmarkStart w:id="76" w:name="examples"/>
     <w:p>
       <w:pPr>
         <w:pStyle w:val="Heading1"/>
@@ -2465,7 +4193,7 @@
         <w:t xml:space="preserve">Examples (Informative)</w:t>
       </w:r>
     </w:p>
-    <w:bookmarkStart w:id="56" w:name="X68ae7d3cf07904a2b65da44dbbe6172616b3505"/>
+    <w:bookmarkStart w:id="74" w:name="X68ae7d3cf07904a2b65da44dbbe6172616b3505"/>
     <w:p>
       <w:pPr>
         <w:pStyle w:val="Heading2"/>
@@ -2474,8 +4202,8 @@
         <w:t xml:space="preserve">Transmission topics</w:t>
       </w:r>
     </w:p>
-    <w:bookmarkEnd w:id="56"/>
-    <w:bookmarkStart w:id="57" w:name="X9f4d614843744384f3a7741ad5521bc4cfb9588"/>
+    <w:bookmarkEnd w:id="74"/>
+    <w:bookmarkStart w:id="75" w:name="X9f4d614843744384f3a7741ad5521bc4cfb9588"/>
     <w:p>
       <w:pPr>
         <w:pStyle w:val="Heading2"/>
@@ -2484,9 +4212,9 @@
         <w:t xml:space="preserve">Data and metadata messages</w:t>
       </w:r>
     </w:p>
-    <w:bookmarkEnd w:id="57"/>
-    <w:bookmarkEnd w:id="58"/>
-    <w:bookmarkStart w:id="61" w:name="Bibliography"/>
+    <w:bookmarkEnd w:id="75"/>
+    <w:bookmarkEnd w:id="76"/>
+    <w:bookmarkStart w:id="79" w:name="Bibliography"/>
     <w:p>
       <w:pPr>
         <w:pStyle w:val="Heading1"/>
@@ -2502,8 +4230,8 @@
           <w:numId w:val="1003"/>
         </w:numPr>
       </w:pPr>
-      <w:bookmarkStart w:id="59" w:name="link-relations"/>
-      <w:bookmarkEnd w:id="59"/>
+      <w:bookmarkStart w:id="77" w:name="link-relations"/>
+      <w:bookmarkEnd w:id="77"/>
       <w:r>
         <w:t xml:space="preserve"> </w:t>
       </w:r>
@@ -2513,7 +4241,7 @@
       <w:r>
         <w:t xml:space="preserve"> </w:t>
       </w:r>
-      <w:hyperlink r:id="rId60">
+      <w:hyperlink r:id="rId78">
         <w:r>
           <w:rPr>
             <w:rStyle w:val="Hyperlink"/>
@@ -2522,8 +4250,8 @@
         </w:r>
       </w:hyperlink>
     </w:p>
-    <w:bookmarkEnd w:id="61"/>
-    <w:bookmarkStart w:id="62" w:name="X7704236ba72ed8cc2b9a9e238d27c640b9b6528"/>
+    <w:bookmarkEnd w:id="79"/>
+    <w:bookmarkStart w:id="80" w:name="X7704236ba72ed8cc2b9a9e238d27c640b9b6528"/>
     <w:p>
       <w:pPr>
         <w:pStyle w:val="Heading1"/>
@@ -2669,7 +4397,7 @@
         </w:tc>
       </w:tr>
     </w:tbl>
-    <w:bookmarkEnd w:id="62"/>
+    <w:bookmarkEnd w:id="80"/>
     <w:sectPr/>
   </w:body>
 </w:document>

--- a/standard/fmdm-DRAFT.docx
+++ b/standard/fmdm-DRAFT.docx
@@ -501,7 +501,7 @@
         <w:pStyle w:val="FirstParagraph"/>
       </w:pPr>
       <w:r>
-        <w:t xml:space="preserve">The "thing" that collects and sends data. Typically at the remote site, such as a weather station. This would be a device such as a datalogger or a sensor.</w:t>
+        <w:t xml:space="preserve">The "thing" that collects and transmits data. Typically at the remote site, such as a weather station. This would be a device such as a datalogger or a sensor.</w:t>
       </w:r>
     </w:p>
     <w:bookmarkEnd w:id="32"/>
@@ -519,7 +519,7 @@
         <w:pStyle w:val="FirstParagraph"/>
       </w:pPr>
       <w:r>
-        <w:t xml:space="preserve">The software at the central server that receives data from the Node and prepares it for further processing. It must be able to receive the data usingthe agreed Data Format and Protocol.</w:t>
+        <w:t xml:space="preserve">The software at the central server that receives data from the Node and prepares it for further processing. It must be able to receive the data using the agreed Data Format and Protocol.</w:t>
       </w:r>
     </w:p>
     <w:bookmarkEnd w:id="33"/>

--- a/standard/fmdm-DRAFT.docx
+++ b/standard/fmdm-DRAFT.docx
@@ -1823,9 +1823,338 @@
         <w:pStyle w:val="FirstParagraph"/>
       </w:pPr>
       <w:r>
-        <w:t xml:space="preserve">A Node message describes the devices defines the instrument of data logger</w:t>
-      </w:r>
-    </w:p>
+        <w:t xml:space="preserve">A Node message describes the devices defines the data capture and transmits the data.</w:t>
+      </w:r>
+    </w:p>
+    <w:tbl>
+      <w:tblPr>
+        <w:tblStyle w:val="Table"/>
+        <w:tblW w:type="pct" w:w="4500"/>
+        <w:tblLook w:firstRow="0" w:lastRow="0" w:firstColumn="0" w:lastColumn="0" w:noHBand="0" w:noVBand="0" w:val="0000"/>
+        <w:jc w:val="start"/>
+      </w:tblPr>
+      <w:tblGrid>
+        <w:gridCol w:w="1782"/>
+        <w:gridCol w:w="5346"/>
+      </w:tblGrid>
+      <w:tr>
+        <w:tc>
+          <w:tcPr/>
+          <w:p>
+            <w:pPr>
+              <w:jc w:val="center"/>
+            </w:pPr>
+            <w:r>
+              <w:rPr>
+                <w:bCs/>
+                <w:b/>
+              </w:rPr>
+              <w:t xml:space="preserve">Requirement 4</w:t>
+            </w:r>
+          </w:p>
+        </w:tc>
+        <w:tc>
+          <w:tcPr/>
+          <w:p>
+            <w:pPr>
+              <w:jc w:val="left"/>
+            </w:pPr>
+            <w:r>
+              <w:rPr>
+                <w:bCs/>
+                <w:b/>
+              </w:rPr>
+              <w:t xml:space="preserve">/req/data-model/node</w:t>
+            </w:r>
+          </w:p>
+        </w:tc>
+      </w:tr>
+      <w:tr>
+        <w:tc>
+          <w:tcPr/>
+          <w:p>
+            <w:pPr>
+              <w:jc w:val="center"/>
+            </w:pPr>
+            <w:r>
+              <w:t xml:space="preserve">A</w:t>
+            </w:r>
+          </w:p>
+        </w:tc>
+        <w:tc>
+          <w:tcPr/>
+          <w:p>
+            <w:pPr>
+              <w:jc w:val="left"/>
+            </w:pPr>
+            <w:r>
+              <w:t xml:space="preserve">A Node message SHALL define a</w:t>
+            </w:r>
+            <w:r>
+              <w:t xml:space="preserve"> </w:t>
+            </w:r>
+            <w:r>
+              <w:rPr>
+                <w:rStyle w:val="VerbatimChar"/>
+              </w:rPr>
+              <w:t xml:space="preserve">name</w:t>
+            </w:r>
+            <w:r>
+              <w:t xml:space="preserve"> </w:t>
+            </w:r>
+            <w:r>
+              <w:t xml:space="preserve">element.</w:t>
+            </w:r>
+          </w:p>
+        </w:tc>
+      </w:tr>
+    </w:tbl>
+    <w:p/>
+    <w:tbl>
+      <w:tblPr>
+        <w:tblStyle w:val="Table"/>
+        <w:tblW w:type="pct" w:w="4500"/>
+        <w:tblLook w:firstRow="0" w:lastRow="0" w:firstColumn="0" w:lastColumn="0" w:noHBand="0" w:noVBand="0" w:val="0000"/>
+        <w:jc w:val="start"/>
+      </w:tblPr>
+      <w:tblGrid>
+        <w:gridCol w:w="1782"/>
+        <w:gridCol w:w="5346"/>
+      </w:tblGrid>
+      <w:tr>
+        <w:tc>
+          <w:tcPr/>
+          <w:p>
+            <w:pPr>
+              <w:jc w:val="center"/>
+            </w:pPr>
+            <w:r>
+              <w:rPr>
+                <w:bCs/>
+                <w:b/>
+              </w:rPr>
+              <w:t xml:space="preserve">Recommendation 1</w:t>
+            </w:r>
+          </w:p>
+        </w:tc>
+        <w:tc>
+          <w:tcPr/>
+          <w:p>
+            <w:pPr>
+              <w:jc w:val="left"/>
+            </w:pPr>
+            <w:r>
+              <w:rPr>
+                <w:bCs/>
+                <w:b/>
+              </w:rPr>
+              <w:t xml:space="preserve">/rec/data-model/node</w:t>
+            </w:r>
+          </w:p>
+        </w:tc>
+      </w:tr>
+      <w:tr>
+        <w:tc>
+          <w:tcPr/>
+          <w:p>
+            <w:pPr>
+              <w:jc w:val="center"/>
+            </w:pPr>
+            <w:r>
+              <w:t xml:space="preserve">A</w:t>
+            </w:r>
+          </w:p>
+        </w:tc>
+        <w:tc>
+          <w:tcPr/>
+          <w:p>
+            <w:pPr>
+              <w:jc w:val="left"/>
+            </w:pPr>
+            <w:r>
+              <w:t xml:space="preserve">A Node message SHOULD define a</w:t>
+            </w:r>
+            <w:r>
+              <w:t xml:space="preserve"> </w:t>
+            </w:r>
+            <w:r>
+              <w:rPr>
+                <w:rStyle w:val="VerbatimChar"/>
+              </w:rPr>
+              <w:t xml:space="preserve">location</w:t>
+            </w:r>
+            <w:r>
+              <w:t xml:space="preserve"> </w:t>
+            </w:r>
+            <w:r>
+              <w:t xml:space="preserve">element using the Location message.</w:t>
+            </w:r>
+          </w:p>
+        </w:tc>
+      </w:tr>
+    </w:tbl>
+    <w:p/>
+    <w:tbl>
+      <w:tblPr>
+        <w:tblStyle w:val="Table"/>
+        <w:tblW w:type="pct" w:w="4500"/>
+        <w:tblLook w:firstRow="0" w:lastRow="0" w:firstColumn="0" w:lastColumn="0" w:noHBand="0" w:noVBand="0" w:val="0000"/>
+        <w:jc w:val="start"/>
+      </w:tblPr>
+      <w:tblGrid>
+        <w:gridCol w:w="1782"/>
+        <w:gridCol w:w="5346"/>
+      </w:tblGrid>
+      <w:tr>
+        <w:tc>
+          <w:tcPr/>
+          <w:p>
+            <w:pPr>
+              <w:jc w:val="center"/>
+            </w:pPr>
+            <w:r>
+              <w:rPr>
+                <w:bCs/>
+                <w:b/>
+              </w:rPr>
+              <w:t xml:space="preserve">Permission 1</w:t>
+            </w:r>
+          </w:p>
+        </w:tc>
+        <w:tc>
+          <w:tcPr/>
+          <w:p>
+            <w:pPr>
+              <w:jc w:val="left"/>
+            </w:pPr>
+            <w:r>
+              <w:rPr>
+                <w:bCs/>
+                <w:b/>
+              </w:rPr>
+              <w:t xml:space="preserve">/per/data-model/node</w:t>
+            </w:r>
+          </w:p>
+        </w:tc>
+      </w:tr>
+      <w:tr>
+        <w:tc>
+          <w:tcPr/>
+          <w:p>
+            <w:pPr>
+              <w:jc w:val="center"/>
+            </w:pPr>
+            <w:r>
+              <w:t xml:space="preserve">A</w:t>
+            </w:r>
+          </w:p>
+        </w:tc>
+        <w:tc>
+          <w:tcPr/>
+          <w:p>
+            <w:pPr>
+              <w:jc w:val="left"/>
+            </w:pPr>
+            <w:r>
+              <w:t xml:space="preserve">A Node message MAY define a</w:t>
+            </w:r>
+            <w:r>
+              <w:t xml:space="preserve"> </w:t>
+            </w:r>
+            <w:r>
+              <w:rPr>
+                <w:rStyle w:val="VerbatimChar"/>
+              </w:rPr>
+              <w:t xml:space="preserve">url</w:t>
+            </w:r>
+            <w:r>
+              <w:t xml:space="preserve"> </w:t>
+            </w:r>
+            <w:r>
+              <w:t xml:space="preserve">element.</w:t>
+            </w:r>
+          </w:p>
+        </w:tc>
+      </w:tr>
+      <w:tr>
+        <w:tc>
+          <w:tcPr/>
+          <w:p>
+            <w:pPr>
+              <w:jc w:val="center"/>
+            </w:pPr>
+            <w:r>
+              <w:t xml:space="preserve">B</w:t>
+            </w:r>
+          </w:p>
+        </w:tc>
+        <w:tc>
+          <w:tcPr/>
+          <w:p>
+            <w:pPr>
+              <w:jc w:val="left"/>
+            </w:pPr>
+            <w:r>
+              <w:t xml:space="preserve">A Node message MAY define a</w:t>
+            </w:r>
+            <w:r>
+              <w:t xml:space="preserve"> </w:t>
+            </w:r>
+            <w:r>
+              <w:rPr>
+                <w:rStyle w:val="VerbatimChar"/>
+              </w:rPr>
+              <w:t xml:space="preserve">serialNumber</w:t>
+            </w:r>
+            <w:r>
+              <w:t xml:space="preserve"> </w:t>
+            </w:r>
+            <w:r>
+              <w:t xml:space="preserve">element.</w:t>
+            </w:r>
+          </w:p>
+        </w:tc>
+      </w:tr>
+      <w:tr>
+        <w:tc>
+          <w:tcPr/>
+          <w:p>
+            <w:pPr>
+              <w:jc w:val="center"/>
+            </w:pPr>
+            <w:r>
+              <w:t xml:space="preserve">C</w:t>
+            </w:r>
+          </w:p>
+        </w:tc>
+        <w:tc>
+          <w:tcPr/>
+          <w:p>
+            <w:pPr>
+              <w:jc w:val="left"/>
+            </w:pPr>
+            <w:r>
+              <w:t xml:space="preserve">A Node message MAY define a</w:t>
+            </w:r>
+            <w:r>
+              <w:t xml:space="preserve"> </w:t>
+            </w:r>
+            <w:r>
+              <w:rPr>
+                <w:rStyle w:val="VerbatimChar"/>
+              </w:rPr>
+              <w:t xml:space="preserve">firmwareVersion</w:t>
+            </w:r>
+            <w:r>
+              <w:t xml:space="preserve"> </w:t>
+            </w:r>
+            <w:r>
+              <w:t xml:space="preserve">element.</w:t>
+            </w:r>
+          </w:p>
+        </w:tc>
+      </w:tr>
+    </w:tbl>
     <w:bookmarkEnd w:id="56"/>
     <w:bookmarkStart w:id="57" w:name="Xc192c9d929eb5d08beb292f02f6894423763231"/>
     <w:p>
@@ -1836,6 +2165,382 @@
         <w:t xml:space="preserve">Metadata.ObserverDevice</w:t>
       </w:r>
     </w:p>
+    <w:p>
+      <w:pPr>
+        <w:pStyle w:val="FirstParagraph"/>
+      </w:pPr>
+      <w:r>
+        <w:t xml:space="preserve">The ObserverDevice desceribes invidivual devices connected to Node.</w:t>
+      </w:r>
+    </w:p>
+    <w:tbl>
+      <w:tblPr>
+        <w:tblStyle w:val="Table"/>
+        <w:tblW w:type="pct" w:w="4500"/>
+        <w:tblLook w:firstRow="0" w:lastRow="0" w:firstColumn="0" w:lastColumn="0" w:noHBand="0" w:noVBand="0" w:val="0000"/>
+        <w:jc w:val="start"/>
+      </w:tblPr>
+      <w:tblGrid>
+        <w:gridCol w:w="1782"/>
+        <w:gridCol w:w="5346"/>
+      </w:tblGrid>
+      <w:tr>
+        <w:tc>
+          <w:tcPr/>
+          <w:p>
+            <w:pPr>
+              <w:jc w:val="center"/>
+            </w:pPr>
+            <w:r>
+              <w:rPr>
+                <w:bCs/>
+                <w:b/>
+              </w:rPr>
+              <w:t xml:space="preserve">Requirement 5</w:t>
+            </w:r>
+          </w:p>
+        </w:tc>
+        <w:tc>
+          <w:tcPr/>
+          <w:p>
+            <w:pPr>
+              <w:jc w:val="left"/>
+            </w:pPr>
+            <w:r>
+              <w:rPr>
+                <w:bCs/>
+                <w:b/>
+              </w:rPr>
+              <w:t xml:space="preserve">/req/data-model/observer-device</w:t>
+            </w:r>
+          </w:p>
+        </w:tc>
+      </w:tr>
+      <w:tr>
+        <w:tc>
+          <w:tcPr/>
+          <w:p>
+            <w:pPr>
+              <w:jc w:val="center"/>
+            </w:pPr>
+            <w:r>
+              <w:t xml:space="preserve">A</w:t>
+            </w:r>
+          </w:p>
+        </w:tc>
+        <w:tc>
+          <w:tcPr/>
+          <w:p>
+            <w:pPr>
+              <w:jc w:val="left"/>
+            </w:pPr>
+            <w:r>
+              <w:t xml:space="preserve">An ObserverDevice message SHALL define an</w:t>
+            </w:r>
+            <w:r>
+              <w:t xml:space="preserve"> </w:t>
+            </w:r>
+            <w:r>
+              <w:rPr>
+                <w:rStyle w:val="VerbatimChar"/>
+              </w:rPr>
+              <w:t xml:space="preserve">id</w:t>
+            </w:r>
+            <w:r>
+              <w:t xml:space="preserve"> </w:t>
+            </w:r>
+            <w:r>
+              <w:t xml:space="preserve">element.</w:t>
+            </w:r>
+          </w:p>
+        </w:tc>
+      </w:tr>
+      <w:tr>
+        <w:tc>
+          <w:tcPr/>
+          <w:p>
+            <w:pPr>
+              <w:jc w:val="center"/>
+            </w:pPr>
+            <w:r>
+              <w:t xml:space="preserve">B</w:t>
+            </w:r>
+          </w:p>
+        </w:tc>
+        <w:tc>
+          <w:tcPr/>
+          <w:p>
+            <w:pPr>
+              <w:jc w:val="left"/>
+            </w:pPr>
+            <w:r>
+              <w:t xml:space="preserve">A ObserverDevice message SHALL define a</w:t>
+            </w:r>
+            <w:r>
+              <w:t xml:space="preserve"> </w:t>
+            </w:r>
+            <w:r>
+              <w:rPr>
+                <w:rStyle w:val="VerbatimChar"/>
+              </w:rPr>
+              <w:t xml:space="preserve">name</w:t>
+            </w:r>
+            <w:r>
+              <w:t xml:space="preserve"> </w:t>
+            </w:r>
+            <w:r>
+              <w:t xml:space="preserve">element.</w:t>
+            </w:r>
+          </w:p>
+        </w:tc>
+      </w:tr>
+    </w:tbl>
+    <w:p/>
+    <w:tbl>
+      <w:tblPr>
+        <w:tblStyle w:val="Table"/>
+        <w:tblW w:type="pct" w:w="4500"/>
+        <w:tblLook w:firstRow="0" w:lastRow="0" w:firstColumn="0" w:lastColumn="0" w:noHBand="0" w:noVBand="0" w:val="0000"/>
+        <w:jc w:val="start"/>
+      </w:tblPr>
+      <w:tblGrid>
+        <w:gridCol w:w="1782"/>
+        <w:gridCol w:w="5346"/>
+      </w:tblGrid>
+      <w:tr>
+        <w:tc>
+          <w:tcPr/>
+          <w:p>
+            <w:pPr>
+              <w:jc w:val="center"/>
+            </w:pPr>
+            <w:r>
+              <w:rPr>
+                <w:bCs/>
+                <w:b/>
+              </w:rPr>
+              <w:t xml:space="preserve">Recommendation 2</w:t>
+            </w:r>
+          </w:p>
+        </w:tc>
+        <w:tc>
+          <w:tcPr/>
+          <w:p>
+            <w:pPr>
+              <w:jc w:val="left"/>
+            </w:pPr>
+            <w:r>
+              <w:rPr>
+                <w:bCs/>
+                <w:b/>
+              </w:rPr>
+              <w:t xml:space="preserve">/rec/data-model/observer_device</w:t>
+            </w:r>
+          </w:p>
+        </w:tc>
+      </w:tr>
+      <w:tr>
+        <w:tc>
+          <w:tcPr/>
+          <w:p>
+            <w:pPr>
+              <w:jc w:val="center"/>
+            </w:pPr>
+            <w:r>
+              <w:t xml:space="preserve">A</w:t>
+            </w:r>
+          </w:p>
+        </w:tc>
+        <w:tc>
+          <w:tcPr/>
+          <w:p>
+            <w:pPr>
+              <w:jc w:val="left"/>
+            </w:pPr>
+            <w:r>
+              <w:t xml:space="preserve">An ObserverDevice message SHOULD define a</w:t>
+            </w:r>
+            <w:r>
+              <w:t xml:space="preserve"> </w:t>
+            </w:r>
+            <w:r>
+              <w:rPr>
+                <w:rStyle w:val="VerbatimChar"/>
+              </w:rPr>
+              <w:t xml:space="preserve">location</w:t>
+            </w:r>
+            <w:r>
+              <w:t xml:space="preserve"> </w:t>
+            </w:r>
+            <w:r>
+              <w:t xml:space="preserve">element using the Location message.</w:t>
+            </w:r>
+          </w:p>
+        </w:tc>
+      </w:tr>
+    </w:tbl>
+    <w:p/>
+    <w:tbl>
+      <w:tblPr>
+        <w:tblStyle w:val="Table"/>
+        <w:tblW w:type="pct" w:w="4500"/>
+        <w:tblLook w:firstRow="0" w:lastRow="0" w:firstColumn="0" w:lastColumn="0" w:noHBand="0" w:noVBand="0" w:val="0000"/>
+        <w:jc w:val="start"/>
+      </w:tblPr>
+      <w:tblGrid>
+        <w:gridCol w:w="1782"/>
+        <w:gridCol w:w="5346"/>
+      </w:tblGrid>
+      <w:tr>
+        <w:tc>
+          <w:tcPr/>
+          <w:p>
+            <w:pPr>
+              <w:jc w:val="center"/>
+            </w:pPr>
+            <w:r>
+              <w:rPr>
+                <w:bCs/>
+                <w:b/>
+              </w:rPr>
+              <w:t xml:space="preserve">Permission 2</w:t>
+            </w:r>
+          </w:p>
+        </w:tc>
+        <w:tc>
+          <w:tcPr/>
+          <w:p>
+            <w:pPr>
+              <w:jc w:val="left"/>
+            </w:pPr>
+            <w:r>
+              <w:rPr>
+                <w:bCs/>
+                <w:b/>
+              </w:rPr>
+              <w:t xml:space="preserve">/per/data-model/observer_device</w:t>
+            </w:r>
+          </w:p>
+        </w:tc>
+      </w:tr>
+      <w:tr>
+        <w:tc>
+          <w:tcPr/>
+          <w:p>
+            <w:pPr>
+              <w:jc w:val="center"/>
+            </w:pPr>
+            <w:r>
+              <w:t xml:space="preserve">A</w:t>
+            </w:r>
+          </w:p>
+        </w:tc>
+        <w:tc>
+          <w:tcPr/>
+          <w:p>
+            <w:pPr>
+              <w:jc w:val="left"/>
+            </w:pPr>
+            <w:r>
+              <w:t xml:space="preserve">An ObserverDevice message MAY define a</w:t>
+            </w:r>
+            <w:r>
+              <w:t xml:space="preserve"> </w:t>
+            </w:r>
+            <w:r>
+              <w:rPr>
+                <w:rStyle w:val="VerbatimChar"/>
+              </w:rPr>
+              <w:t xml:space="preserve">url</w:t>
+            </w:r>
+            <w:r>
+              <w:t xml:space="preserve"> </w:t>
+            </w:r>
+            <w:r>
+              <w:t xml:space="preserve">element.</w:t>
+            </w:r>
+          </w:p>
+        </w:tc>
+      </w:tr>
+      <w:tr>
+        <w:tc>
+          <w:tcPr/>
+          <w:p>
+            <w:pPr>
+              <w:jc w:val="center"/>
+            </w:pPr>
+            <w:r>
+              <w:t xml:space="preserve">B</w:t>
+            </w:r>
+          </w:p>
+        </w:tc>
+        <w:tc>
+          <w:tcPr/>
+          <w:p>
+            <w:pPr>
+              <w:jc w:val="left"/>
+            </w:pPr>
+            <w:r>
+              <w:t xml:space="preserve">An ObserverDevice message MAY define a</w:t>
+            </w:r>
+            <w:r>
+              <w:t xml:space="preserve"> </w:t>
+            </w:r>
+            <w:r>
+              <w:rPr>
+                <w:rStyle w:val="VerbatimChar"/>
+              </w:rPr>
+              <w:t xml:space="preserve">serialNumber</w:t>
+            </w:r>
+            <w:r>
+              <w:t xml:space="preserve"> </w:t>
+            </w:r>
+            <w:r>
+              <w:t xml:space="preserve">element.</w:t>
+            </w:r>
+          </w:p>
+        </w:tc>
+      </w:tr>
+      <w:tr>
+        <w:tc>
+          <w:tcPr/>
+          <w:p>
+            <w:pPr>
+              <w:jc w:val="center"/>
+            </w:pPr>
+            <w:r>
+              <w:t xml:space="preserve">C</w:t>
+            </w:r>
+          </w:p>
+        </w:tc>
+        <w:tc>
+          <w:tcPr/>
+          <w:p>
+            <w:pPr>
+              <w:jc w:val="left"/>
+            </w:pPr>
+            <w:r>
+              <w:t xml:space="preserve">An ObserverDevice message MAY define a</w:t>
+            </w:r>
+            <w:r>
+              <w:t xml:space="preserve"> </w:t>
+            </w:r>
+            <w:r>
+              <w:rPr>
+                <w:rStyle w:val="VerbatimChar"/>
+              </w:rPr>
+              <w:t xml:space="preserve">firmwareVersion</w:t>
+            </w:r>
+            <w:r>
+              <w:t xml:space="preserve"> </w:t>
+            </w:r>
+            <w:r>
+              <w:t xml:space="preserve">element.</w:t>
+            </w:r>
+          </w:p>
+        </w:tc>
+      </w:tr>
+    </w:tbl>
     <w:bookmarkEnd w:id="57"/>
     <w:bookmarkStart w:id="58" w:name="X82804532ca0a14337daa583d93f7870381be5f8"/>
     <w:p>
@@ -2844,6 +3549,15 @@
         <w:rPr>
           <w:rStyle w:val="AttributeTok"/>
         </w:rPr>
+        <w:t xml:space="preserve">  string id = 1;</w:t>
+      </w:r>
+      <w:r>
+        <w:br/>
+      </w:r>
+      <w:r>
+        <w:rPr>
+          <w:rStyle w:val="AttributeTok"/>
+        </w:rPr>
         <w:t xml:space="preserve">  string name = 1;</w:t>
       </w:r>
       <w:r>
@@ -2853,7 +3567,7 @@
         <w:rPr>
           <w:rStyle w:val="AttributeTok"/>
         </w:rPr>
-        <w:t xml:space="preserve">  optional Location location= 2;</w:t>
+        <w:t xml:space="preserve">  optional Location location = 2;</w:t>
       </w:r>
       <w:r>
         <w:br/>

--- a/standard/fmdm-DRAFT.docx
+++ b/standard/fmdm-DRAFT.docx
@@ -1130,7 +1130,7 @@
       </w:r>
     </w:p>
     <w:bookmarkEnd w:id="50"/>
-    <w:bookmarkStart w:id="61" w:name="Xcf8df71770e278956d1af1654bdc7462ec5e71a"/>
+    <w:bookmarkStart w:id="63" w:name="Xcf8df71770e278956d1af1654bdc7462ec5e71a"/>
     <w:p>
       <w:pPr>
         <w:pStyle w:val="Heading1"/>
@@ -1147,7 +1147,7 @@
         <w:t xml:space="preserve">TODO one sentence</w:t>
       </w:r>
     </w:p>
-    <w:bookmarkStart w:id="60" w:name="X25304b3aaa051744057eab1e035591fa55342cc"/>
+    <w:bookmarkStart w:id="62" w:name="X25304b3aaa051744057eab1e035591fa55342cc"/>
     <w:p>
       <w:pPr>
         <w:pStyle w:val="Heading2"/>
@@ -2170,7 +2170,7 @@
         <w:pStyle w:val="FirstParagraph"/>
       </w:pPr>
       <w:r>
-        <w:t xml:space="preserve">The ObserverDevice desceribes invidivual devices connected to Node.</w:t>
+        <w:t xml:space="preserve">An ObserverDevice message describes individual devices connected to Node.</w:t>
       </w:r>
     </w:p>
     <w:tbl>
@@ -2211,7 +2211,7 @@
                 <w:bCs/>
                 <w:b/>
               </w:rPr>
-              <w:t xml:space="preserve">/req/data-model/observer-device</w:t>
+              <w:t xml:space="preserve">/req/data-model/observer_device</w:t>
             </w:r>
           </w:p>
         </w:tc>
@@ -2551,8 +2551,192 @@
         <w:t xml:space="preserve">Metadata.ParameterDefinition</w:t>
       </w:r>
     </w:p>
+    <w:p>
+      <w:pPr>
+        <w:pStyle w:val="FirstParagraph"/>
+      </w:pPr>
+      <w:r>
+        <w:t xml:space="preserve">A ParameterDefinition message describes a set of variables or measurement types.</w:t>
+      </w:r>
+    </w:p>
+    <w:tbl>
+      <w:tblPr>
+        <w:tblStyle w:val="Table"/>
+        <w:tblW w:type="pct" w:w="4500"/>
+        <w:tblLook w:firstRow="0" w:lastRow="0" w:firstColumn="0" w:lastColumn="0" w:noHBand="0" w:noVBand="0" w:val="0000"/>
+        <w:jc w:val="start"/>
+      </w:tblPr>
+      <w:tblGrid>
+        <w:gridCol w:w="1782"/>
+        <w:gridCol w:w="5346"/>
+      </w:tblGrid>
+      <w:tr>
+        <w:tc>
+          <w:tcPr/>
+          <w:p>
+            <w:pPr>
+              <w:jc w:val="center"/>
+            </w:pPr>
+            <w:r>
+              <w:rPr>
+                <w:bCs/>
+                <w:b/>
+              </w:rPr>
+              <w:t xml:space="preserve">Requirement 6</w:t>
+            </w:r>
+          </w:p>
+        </w:tc>
+        <w:tc>
+          <w:tcPr/>
+          <w:p>
+            <w:pPr>
+              <w:jc w:val="left"/>
+            </w:pPr>
+            <w:r>
+              <w:rPr>
+                <w:bCs/>
+                <w:b/>
+              </w:rPr>
+              <w:t xml:space="preserve">/req/data-model/parameter_definition</w:t>
+            </w:r>
+          </w:p>
+        </w:tc>
+      </w:tr>
+      <w:tr>
+        <w:tc>
+          <w:tcPr/>
+          <w:p>
+            <w:pPr>
+              <w:jc w:val="center"/>
+            </w:pPr>
+            <w:r>
+              <w:t xml:space="preserve">A</w:t>
+            </w:r>
+          </w:p>
+        </w:tc>
+        <w:tc>
+          <w:tcPr/>
+          <w:p>
+            <w:pPr>
+              <w:jc w:val="left"/>
+            </w:pPr>
+            <w:r>
+              <w:t xml:space="preserve">A ParameterDefinition message SHALL define an</w:t>
+            </w:r>
+            <w:r>
+              <w:t xml:space="preserve"> </w:t>
+            </w:r>
+            <w:r>
+              <w:rPr>
+                <w:rStyle w:val="VerbatimChar"/>
+              </w:rPr>
+              <w:t xml:space="preserve">id</w:t>
+            </w:r>
+            <w:r>
+              <w:t xml:space="preserve"> </w:t>
+            </w:r>
+            <w:r>
+              <w:t xml:space="preserve">element.</w:t>
+            </w:r>
+          </w:p>
+        </w:tc>
+      </w:tr>
+      <w:tr>
+        <w:tc>
+          <w:tcPr/>
+          <w:p>
+            <w:pPr>
+              <w:jc w:val="center"/>
+            </w:pPr>
+            <w:r>
+              <w:t xml:space="preserve">B</w:t>
+            </w:r>
+          </w:p>
+        </w:tc>
+        <w:tc>
+          <w:tcPr/>
+          <w:p>
+            <w:pPr>
+              <w:jc w:val="left"/>
+            </w:pPr>
+            <w:r>
+              <w:t xml:space="preserve">A ParameterDefinition message SHALL define a</w:t>
+            </w:r>
+            <w:r>
+              <w:t xml:space="preserve"> </w:t>
+            </w:r>
+            <w:r>
+              <w:rPr>
+                <w:rStyle w:val="VerbatimChar"/>
+              </w:rPr>
+              <w:t xml:space="preserve">description</w:t>
+            </w:r>
+            <w:r>
+              <w:t xml:space="preserve"> </w:t>
+            </w:r>
+            <w:r>
+              <w:t xml:space="preserve">element.</w:t>
+            </w:r>
+          </w:p>
+        </w:tc>
+      </w:tr>
+      <w:tr>
+        <w:tc>
+          <w:tcPr/>
+          <w:p>
+            <w:pPr>
+              <w:jc w:val="center"/>
+            </w:pPr>
+            <w:r>
+              <w:t xml:space="preserve">C</w:t>
+            </w:r>
+          </w:p>
+        </w:tc>
+        <w:tc>
+          <w:tcPr/>
+          <w:p>
+            <w:pPr>
+              <w:jc w:val="left"/>
+            </w:pPr>
+            <w:r>
+              <w:t xml:space="preserve">A ParameterDefinition message SHALL define one or more</w:t>
+            </w:r>
+            <w:r>
+              <w:t xml:space="preserve"> </w:t>
+            </w:r>
+            <w:r>
+              <w:rPr>
+                <w:rStyle w:val="VerbatimChar"/>
+              </w:rPr>
+              <w:t xml:space="preserve">parameters</w:t>
+            </w:r>
+            <w:r>
+              <w:t xml:space="preserve"> </w:t>
+            </w:r>
+            <w:r>
+              <w:t xml:space="preserve">a</w:t>
+            </w:r>
+            <w:r>
+              <w:t xml:space="preserve"> </w:t>
+            </w:r>
+            <w:r>
+              <w:rPr>
+                <w:rStyle w:val="VerbatimChar"/>
+              </w:rPr>
+              <w:t xml:space="preserve">description</w:t>
+            </w:r>
+            <w:r>
+              <w:t xml:space="preserve"> </w:t>
+            </w:r>
+            <w:r>
+              <w:t xml:space="preserve">element.</w:t>
+            </w:r>
+          </w:p>
+        </w:tc>
+      </w:tr>
+    </w:tbl>
     <w:bookmarkEnd w:id="58"/>
-    <w:bookmarkStart w:id="59" w:name="X2dcd3e50f3e232b211393a38435b15bd28772d4"/>
+    <w:bookmarkStart w:id="60" w:name="X2dcd3e50f3e232b211393a38435b15bd28772d4"/>
     <w:p>
       <w:pPr>
         <w:pStyle w:val="Heading3"/>
@@ -2561,64 +2745,480 @@
         <w:t xml:space="preserve">Metadata.ParameterDefinition.Parameter</w:t>
       </w:r>
     </w:p>
-    <w:bookmarkEnd w:id="59"/>
+    <w:p>
+      <w:pPr>
+        <w:pStyle w:val="FirstParagraph"/>
+      </w:pPr>
+      <w:r>
+        <w:t xml:space="preserve">A Parameter message describes single variable or measurement type.</w:t>
+      </w:r>
+    </w:p>
+    <w:tbl>
+      <w:tblPr>
+        <w:tblStyle w:val="Table"/>
+        <w:tblW w:type="pct" w:w="4500"/>
+        <w:tblLook w:firstRow="0" w:lastRow="0" w:firstColumn="0" w:lastColumn="0" w:noHBand="0" w:noVBand="0" w:val="0000"/>
+        <w:jc w:val="start"/>
+      </w:tblPr>
+      <w:tblGrid>
+        <w:gridCol w:w="1782"/>
+        <w:gridCol w:w="5346"/>
+      </w:tblGrid>
+      <w:tr>
+        <w:tc>
+          <w:tcPr/>
+          <w:p>
+            <w:pPr>
+              <w:jc w:val="center"/>
+            </w:pPr>
+            <w:r>
+              <w:rPr>
+                <w:bCs/>
+                <w:b/>
+              </w:rPr>
+              <w:t xml:space="preserve">Requirement 7</w:t>
+            </w:r>
+          </w:p>
+        </w:tc>
+        <w:tc>
+          <w:tcPr/>
+          <w:p>
+            <w:pPr>
+              <w:jc w:val="left"/>
+            </w:pPr>
+            <w:r>
+              <w:rPr>
+                <w:bCs/>
+                <w:b/>
+              </w:rPr>
+              <w:t xml:space="preserve">/req/data-model/parameter</w:t>
+            </w:r>
+          </w:p>
+        </w:tc>
+      </w:tr>
+      <w:tr>
+        <w:tc>
+          <w:tcPr/>
+          <w:p>
+            <w:pPr>
+              <w:jc w:val="center"/>
+            </w:pPr>
+            <w:r>
+              <w:t xml:space="preserve">A</w:t>
+            </w:r>
+          </w:p>
+        </w:tc>
+        <w:tc>
+          <w:tcPr/>
+          <w:p>
+            <w:pPr>
+              <w:jc w:val="left"/>
+            </w:pPr>
+            <w:r>
+              <w:t xml:space="preserve">A Parameter message SHALL define a</w:t>
+            </w:r>
+            <w:r>
+              <w:t xml:space="preserve"> </w:t>
+            </w:r>
+            <w:r>
+              <w:rPr>
+                <w:rStyle w:val="VerbatimChar"/>
+              </w:rPr>
+              <w:t xml:space="preserve">longName</w:t>
+            </w:r>
+            <w:r>
+              <w:t xml:space="preserve"> </w:t>
+            </w:r>
+            <w:r>
+              <w:t xml:space="preserve">element.</w:t>
+            </w:r>
+          </w:p>
+        </w:tc>
+      </w:tr>
+      <w:tr>
+        <w:tc>
+          <w:tcPr/>
+          <w:p>
+            <w:pPr>
+              <w:jc w:val="center"/>
+            </w:pPr>
+            <w:r>
+              <w:t xml:space="preserve">B</w:t>
+            </w:r>
+          </w:p>
+        </w:tc>
+        <w:tc>
+          <w:tcPr/>
+          <w:p>
+            <w:pPr>
+              <w:jc w:val="left"/>
+            </w:pPr>
+            <w:r>
+              <w:t xml:space="preserve">A Parameter message SHALL define a</w:t>
+            </w:r>
+            <w:r>
+              <w:t xml:space="preserve"> </w:t>
+            </w:r>
+            <w:r>
+              <w:rPr>
+                <w:rStyle w:val="VerbatimChar"/>
+              </w:rPr>
+              <w:t xml:space="preserve">unit</w:t>
+            </w:r>
+            <w:r>
+              <w:t xml:space="preserve"> </w:t>
+            </w:r>
+            <w:r>
+              <w:t xml:space="preserve">element using the</w:t>
+            </w:r>
+            <w:r>
+              <w:t xml:space="preserve"> </w:t>
+            </w:r>
+            <w:hyperlink r:id="rId59">
+              <w:r>
+                <w:rPr>
+                  <w:rStyle w:val="Hyperlink"/>
+                </w:rPr>
+                <w:t xml:space="preserve">WMO Register: Code Table C-6: List of units for TDCFs</w:t>
+              </w:r>
+            </w:hyperlink>
+            <w:r>
+              <w:t xml:space="preserve">. // TODO verify</w:t>
+            </w:r>
+          </w:p>
+        </w:tc>
+      </w:tr>
+      <w:tr>
+        <w:tc>
+          <w:tcPr/>
+          <w:p>
+            <w:pPr>
+              <w:jc w:val="center"/>
+            </w:pPr>
+            <w:r>
+              <w:t xml:space="preserve">C</w:t>
+            </w:r>
+          </w:p>
+        </w:tc>
+        <w:tc>
+          <w:tcPr/>
+          <w:p>
+            <w:pPr>
+              <w:jc w:val="left"/>
+            </w:pPr>
+            <w:r>
+              <w:t xml:space="preserve">A Parameter message SHALL define a</w:t>
+            </w:r>
+            <w:r>
+              <w:t xml:space="preserve"> </w:t>
+            </w:r>
+            <w:r>
+              <w:rPr>
+                <w:rStyle w:val="VerbatimChar"/>
+              </w:rPr>
+              <w:t xml:space="preserve">standardNames</w:t>
+            </w:r>
+            <w:r>
+              <w:t xml:space="preserve"> </w:t>
+            </w:r>
+            <w:r>
+              <w:t xml:space="preserve">map which describes one to many namespace prefix and URI for the equivalent parameter name in an external vocabulary.</w:t>
+            </w:r>
+          </w:p>
+        </w:tc>
+      </w:tr>
+      <w:tr>
+        <w:tc>
+          <w:tcPr/>
+          <w:p>
+            <w:pPr>
+              <w:jc w:val="center"/>
+            </w:pPr>
+            <w:r>
+              <w:t xml:space="preserve">D</w:t>
+            </w:r>
+          </w:p>
+        </w:tc>
+        <w:tc>
+          <w:tcPr/>
+          <w:p>
+            <w:pPr>
+              <w:jc w:val="left"/>
+            </w:pPr>
+            <w:r>
+              <w:t xml:space="preserve">A Parameter message SHALL define a</w:t>
+            </w:r>
+            <w:r>
+              <w:t xml:space="preserve"> </w:t>
+            </w:r>
+            <w:r>
+              <w:rPr>
+                <w:rStyle w:val="VerbatimChar"/>
+              </w:rPr>
+              <w:t xml:space="preserve">device</w:t>
+            </w:r>
+            <w:r>
+              <w:t xml:space="preserve"> </w:t>
+            </w:r>
+            <w:r>
+              <w:t xml:space="preserve">element using a DeviceRef message.</w:t>
+            </w:r>
+          </w:p>
+        </w:tc>
+      </w:tr>
+      <w:tr>
+        <w:tc>
+          <w:tcPr/>
+          <w:p>
+            <w:pPr>
+              <w:jc w:val="center"/>
+            </w:pPr>
+            <w:r>
+              <w:t xml:space="preserve">E</w:t>
+            </w:r>
+          </w:p>
+        </w:tc>
+        <w:tc>
+          <w:tcPr/>
+          <w:p>
+            <w:pPr>
+              <w:jc w:val="left"/>
+            </w:pPr>
+            <w:r>
+              <w:t xml:space="preserve">A Parameter message SHALL define a</w:t>
+            </w:r>
+            <w:r>
+              <w:t xml:space="preserve"> </w:t>
+            </w:r>
+            <w:r>
+              <w:rPr>
+                <w:rStyle w:val="VerbatimChar"/>
+              </w:rPr>
+              <w:t xml:space="preserve">cellMethod</w:t>
+            </w:r>
+            <w:r>
+              <w:t xml:space="preserve"> </w:t>
+            </w:r>
+            <w:r>
+              <w:t xml:space="preserve">element using a CellMethod enumeration.</w:t>
+            </w:r>
+          </w:p>
+        </w:tc>
+      </w:tr>
+      <w:tr>
+        <w:tc>
+          <w:tcPr/>
+          <w:p>
+            <w:pPr>
+              <w:jc w:val="center"/>
+            </w:pPr>
+            <w:r>
+              <w:t xml:space="preserve">F</w:t>
+            </w:r>
+          </w:p>
+        </w:tc>
+        <w:tc>
+          <w:tcPr/>
+          <w:p>
+            <w:pPr>
+              <w:jc w:val="left"/>
+            </w:pPr>
+            <w:r>
+              <w:t xml:space="preserve">A Parameter message SHALL define a</w:t>
+            </w:r>
+            <w:r>
+              <w:t xml:space="preserve"> </w:t>
+            </w:r>
+            <w:r>
+              <w:rPr>
+                <w:rStyle w:val="VerbatimChar"/>
+              </w:rPr>
+              <w:t xml:space="preserve">cellPeriodSeconds</w:t>
+            </w:r>
+            <w:r>
+              <w:t xml:space="preserve"> </w:t>
+            </w:r>
+            <w:r>
+              <w:t xml:space="preserve">element.</w:t>
+            </w:r>
+          </w:p>
+        </w:tc>
+      </w:tr>
+    </w:tbl>
     <w:bookmarkEnd w:id="60"/>
+    <w:bookmarkStart w:id="61" w:name="Xc8f2fc14d9ce3d043c6603698a378c333168d68"/>
+    <w:p>
+      <w:pPr>
+        <w:pStyle w:val="Heading3"/>
+      </w:pPr>
+      <w:r>
+        <w:t xml:space="preserve">Metadata.ParameterDefinition.Parameter.DeviceRef</w:t>
+      </w:r>
+    </w:p>
+    <w:p>
+      <w:pPr>
+        <w:pStyle w:val="FirstParagraph"/>
+      </w:pPr>
+      <w:r>
+        <w:t xml:space="preserve">A DeviceRef message describes a reference to an ObserverDevice message.</w:t>
+      </w:r>
+    </w:p>
+    <w:tbl>
+      <w:tblPr>
+        <w:tblStyle w:val="Table"/>
+        <w:tblW w:type="pct" w:w="4500"/>
+        <w:tblLook w:firstRow="0" w:lastRow="0" w:firstColumn="0" w:lastColumn="0" w:noHBand="0" w:noVBand="0" w:val="0000"/>
+        <w:jc w:val="start"/>
+      </w:tblPr>
+      <w:tblGrid>
+        <w:gridCol w:w="1782"/>
+        <w:gridCol w:w="5346"/>
+      </w:tblGrid>
+      <w:tr>
+        <w:tc>
+          <w:tcPr/>
+          <w:p>
+            <w:pPr>
+              <w:jc w:val="center"/>
+            </w:pPr>
+            <w:r>
+              <w:rPr>
+                <w:bCs/>
+                <w:b/>
+              </w:rPr>
+              <w:t xml:space="preserve">Requirement 8</w:t>
+            </w:r>
+          </w:p>
+        </w:tc>
+        <w:tc>
+          <w:tcPr/>
+          <w:p>
+            <w:pPr>
+              <w:jc w:val="left"/>
+            </w:pPr>
+            <w:r>
+              <w:rPr>
+                <w:bCs/>
+                <w:b/>
+              </w:rPr>
+              <w:t xml:space="preserve">/req/data-model/device-ref</w:t>
+            </w:r>
+          </w:p>
+        </w:tc>
+      </w:tr>
+      <w:tr>
+        <w:tc>
+          <w:tcPr/>
+          <w:p>
+            <w:pPr>
+              <w:jc w:val="center"/>
+            </w:pPr>
+            <w:r>
+              <w:t xml:space="preserve">A</w:t>
+            </w:r>
+          </w:p>
+        </w:tc>
+        <w:tc>
+          <w:tcPr/>
+          <w:p>
+            <w:pPr>
+              <w:jc w:val="left"/>
+            </w:pPr>
+            <w:r>
+              <w:t xml:space="preserve">A DeviceRef message SHALL define an</w:t>
+            </w:r>
+            <w:r>
+              <w:t xml:space="preserve"> </w:t>
+            </w:r>
+            <w:r>
+              <w:rPr>
+                <w:rStyle w:val="VerbatimChar"/>
+              </w:rPr>
+              <w:t xml:space="preserve">observerId</w:t>
+            </w:r>
+            <w:r>
+              <w:t xml:space="preserve"> </w:t>
+            </w:r>
+            <w:r>
+              <w:t xml:space="preserve">element as a reference to an ObserverDevice message or a</w:t>
+            </w:r>
+            <w:r>
+              <w:t xml:space="preserve"> </w:t>
+            </w:r>
+            <w:r>
+              <w:rPr>
+                <w:rStyle w:val="VerbatimChar"/>
+              </w:rPr>
+              <w:t xml:space="preserve">node</w:t>
+            </w:r>
+            <w:r>
+              <w:t xml:space="preserve"> </w:t>
+            </w:r>
+            <w:r>
+              <w:t xml:space="preserve">if the ObserverDevice cannot be determined. // TODO verify</w:t>
+            </w:r>
+          </w:p>
+        </w:tc>
+      </w:tr>
+    </w:tbl>
     <w:bookmarkEnd w:id="61"/>
-    <w:bookmarkStart w:id="64" w:name="X25e95aefdb2d4fb8c75b602001aef8d2717b74f"/>
-    <w:p>
-      <w:pPr>
-        <w:pStyle w:val="Heading1"/>
-      </w:pPr>
-      <w:r>
-        <w:t xml:space="preserve">Protocol</w:t>
-      </w:r>
-    </w:p>
-    <w:p>
-      <w:pPr>
-        <w:pStyle w:val="FirstParagraph"/>
-      </w:pPr>
-      <w:r>
-        <w:t xml:space="preserve">TODO one sentence</w:t>
-      </w:r>
-    </w:p>
-    <w:bookmarkStart w:id="63" w:name="X7fc4d80d59f1a6bb213f5c449042be19cbf9c46"/>
-    <w:p>
-      <w:pPr>
-        <w:pStyle w:val="Heading2"/>
-      </w:pPr>
-      <w:r>
-        <w:t xml:space="preserve">Requirements Class "Protocol"</w:t>
-      </w:r>
-    </w:p>
-    <w:bookmarkStart w:id="62" w:name="X322101054fd636c32d6869f7cfec83424c5280c"/>
-    <w:p>
-      <w:pPr>
-        <w:pStyle w:val="Heading3"/>
-      </w:pPr>
-      <w:r>
-        <w:t xml:space="preserve">Overview</w:t>
-      </w:r>
-    </w:p>
-    <w:p>
-      <w:pPr>
-        <w:pStyle w:val="FirstParagraph"/>
-      </w:pPr>
-      <w:r>
-        <w:t xml:space="preserve">This Requirements Class provides requirements for the Protocol.</w:t>
-      </w:r>
-    </w:p>
-    <w:p>
-      <w:pPr>
-        <w:pStyle w:val="BodyText"/>
-      </w:pPr>
-      <w:r>
-        <w:t xml:space="preserve">Unresolved directive in sections/clause_8_protocol.adoc - include::../requirements/requirements_class_protocol.adoc[]</w:t>
-      </w:r>
-    </w:p>
     <w:bookmarkEnd w:id="62"/>
     <w:bookmarkEnd w:id="63"/>
+    <w:bookmarkStart w:id="66" w:name="X25e95aefdb2d4fb8c75b602001aef8d2717b74f"/>
+    <w:p>
+      <w:pPr>
+        <w:pStyle w:val="Heading1"/>
+      </w:pPr>
+      <w:r>
+        <w:t xml:space="preserve">Protocol</w:t>
+      </w:r>
+    </w:p>
+    <w:p>
+      <w:pPr>
+        <w:pStyle w:val="FirstParagraph"/>
+      </w:pPr>
+      <w:r>
+        <w:t xml:space="preserve">TODO one sentence</w:t>
+      </w:r>
+    </w:p>
+    <w:bookmarkStart w:id="65" w:name="X7fc4d80d59f1a6bb213f5c449042be19cbf9c46"/>
+    <w:p>
+      <w:pPr>
+        <w:pStyle w:val="Heading2"/>
+      </w:pPr>
+      <w:r>
+        <w:t xml:space="preserve">Requirements Class "Protocol"</w:t>
+      </w:r>
+    </w:p>
+    <w:bookmarkStart w:id="64" w:name="X322101054fd636c32d6869f7cfec83424c5280c"/>
+    <w:p>
+      <w:pPr>
+        <w:pStyle w:val="Heading3"/>
+      </w:pPr>
+      <w:r>
+        <w:t xml:space="preserve">Overview</w:t>
+      </w:r>
+    </w:p>
+    <w:p>
+      <w:pPr>
+        <w:pStyle w:val="FirstParagraph"/>
+      </w:pPr>
+      <w:r>
+        <w:t xml:space="preserve">This Requirements Class provides requirements for the Protocol.</w:t>
+      </w:r>
+    </w:p>
+    <w:p>
+      <w:pPr>
+        <w:pStyle w:val="BodyText"/>
+      </w:pPr>
+      <w:r>
+        <w:t xml:space="preserve">Unresolved directive in sections/clause_8_protocol.adoc - include::../requirements/requirements_class_protocol.adoc[]</w:t>
+      </w:r>
+    </w:p>
     <w:bookmarkEnd w:id="64"/>
-    <w:bookmarkStart w:id="68" w:name="X78fdb1f4716baf4c26796c550dad0531813f831"/>
+    <w:bookmarkEnd w:id="65"/>
+    <w:bookmarkEnd w:id="66"/>
+    <w:bookmarkStart w:id="70" w:name="X78fdb1f4716baf4c26796c550dad0531813f831"/>
     <w:p>
       <w:pPr>
         <w:pStyle w:val="Heading1"/>
@@ -2627,7 +3227,7 @@
         <w:t xml:space="preserve">Conformance Class Abstract Test Suite (Normative)</w:t>
       </w:r>
     </w:p>
-    <w:bookmarkStart w:id="66" w:name="X51fa1da9981b3d6ab7f3934407e02f2e1780fbc"/>
+    <w:bookmarkStart w:id="68" w:name="X51fa1da9981b3d6ab7f3934407e02f2e1780fbc"/>
     <w:p>
       <w:pPr>
         <w:pStyle w:val="Heading2"/>
@@ -2689,7 +3289,7 @@
         <w:t xml:space="preserve">Target Type:Event Metadata</w:t>
       </w:r>
     </w:p>
-    <w:bookmarkStart w:id="65" w:name="X3a04224f617536f2fb363349e0c2c664c06221f"/>
+    <w:bookmarkStart w:id="67" w:name="X3a04224f617536f2fb363349e0c2c664c06221f"/>
     <w:p>
       <w:pPr>
         <w:pStyle w:val="Heading3"/>
@@ -2760,30 +3360,30 @@
       </w:pPr>
       <w:r>
         <w:t xml:space="preserve">TODO</w:t>
-      </w:r>
-    </w:p>
-    <w:bookmarkEnd w:id="65"/>
-    <w:bookmarkEnd w:id="66"/>
-    <w:bookmarkStart w:id="67" w:name="X2c8e2ae5fe17c8e8966a4a52a89f1d3267a82e8"/>
-    <w:p>
-      <w:pPr>
-        <w:pStyle w:val="Heading2"/>
-      </w:pPr>
-      <w:r>
-        <w:t xml:space="preserve">Conformance Class: Protocol</w:t>
-      </w:r>
-    </w:p>
-    <w:p>
-      <w:pPr>
-        <w:pStyle w:val="FirstParagraph"/>
-      </w:pPr>
-      <w:r>
-        <w:t xml:space="preserve">Unresolved directive in sections/annex_a_ats.adoc - include::../abstract_tests/ATS_class_protocol.adoc[]</w:t>
       </w:r>
     </w:p>
     <w:bookmarkEnd w:id="67"/>
     <w:bookmarkEnd w:id="68"/>
-    <w:bookmarkStart w:id="73" w:name="X04f5ca4658cc0993a4c69cafe02e6392dcdfe7e"/>
+    <w:bookmarkStart w:id="69" w:name="X2c8e2ae5fe17c8e8966a4a52a89f1d3267a82e8"/>
+    <w:p>
+      <w:pPr>
+        <w:pStyle w:val="Heading2"/>
+      </w:pPr>
+      <w:r>
+        <w:t xml:space="preserve">Conformance Class: Protocol</w:t>
+      </w:r>
+    </w:p>
+    <w:p>
+      <w:pPr>
+        <w:pStyle w:val="FirstParagraph"/>
+      </w:pPr>
+      <w:r>
+        <w:t xml:space="preserve">Unresolved directive in sections/annex_a_ats.adoc - include::../abstract_tests/ATS_class_protocol.adoc[]</w:t>
+      </w:r>
+    </w:p>
+    <w:bookmarkEnd w:id="69"/>
+    <w:bookmarkEnd w:id="70"/>
+    <w:bookmarkStart w:id="75" w:name="X04f5ca4658cc0993a4c69cafe02e6392dcdfe7e"/>
     <w:p>
       <w:pPr>
         <w:pStyle w:val="Heading1"/>
@@ -2815,7 +3415,7 @@
         <w:t xml:space="preserve">once the standard has been approved.</w:t>
       </w:r>
     </w:p>
-    <w:bookmarkStart w:id="69" w:name="X46e521b6e924054fbebe9866cf8af1ad457905f"/>
+    <w:bookmarkStart w:id="71" w:name="X46e521b6e924054fbebe9866cf8af1ad457905f"/>
     <w:p>
       <w:pPr>
         <w:pStyle w:val="Heading2"/>
@@ -3846,8 +4446,8 @@
         <w:t xml:space="preserve">}</w:t>
       </w:r>
     </w:p>
-    <w:bookmarkEnd w:id="69"/>
-    <w:bookmarkStart w:id="72" w:name="Xdd1fe16469c2eadaa904f6e369398e4a8c19852"/>
+    <w:bookmarkEnd w:id="71"/>
+    <w:bookmarkStart w:id="74" w:name="Xdd1fe16469c2eadaa904f6e369398e4a8c19852"/>
     <w:p>
       <w:pPr>
         <w:pStyle w:val="Heading2"/>
@@ -3856,7 +4456,7 @@
         <w:t xml:space="preserve">Enumerations</w:t>
       </w:r>
     </w:p>
-    <w:bookmarkStart w:id="70" w:name="X974361986fb85896cad8d73d8da9e7481cde38c"/>
+    <w:bookmarkStart w:id="72" w:name="X974361986fb85896cad8d73d8da9e7481cde38c"/>
     <w:p>
       <w:pPr>
         <w:pStyle w:val="Heading3"/>
@@ -4603,8 +5203,8 @@
         </w:tc>
       </w:tr>
     </w:tbl>
-    <w:bookmarkEnd w:id="70"/>
-    <w:bookmarkStart w:id="71" w:name="X74d4f5b1443596dd08a6ea00592edb81132a5cb"/>
+    <w:bookmarkEnd w:id="72"/>
+    <w:bookmarkStart w:id="73" w:name="X74d4f5b1443596dd08a6ea00592edb81132a5cb"/>
     <w:p>
       <w:pPr>
         <w:pStyle w:val="Heading3"/>
@@ -4895,10 +5495,10 @@
         </w:tc>
       </w:tr>
     </w:tbl>
-    <w:bookmarkEnd w:id="71"/>
-    <w:bookmarkEnd w:id="72"/>
     <w:bookmarkEnd w:id="73"/>
-    <w:bookmarkStart w:id="76" w:name="examples"/>
+    <w:bookmarkEnd w:id="74"/>
+    <w:bookmarkEnd w:id="75"/>
+    <w:bookmarkStart w:id="78" w:name="examples"/>
     <w:p>
       <w:pPr>
         <w:pStyle w:val="Heading1"/>
@@ -4907,7 +5507,7 @@
         <w:t xml:space="preserve">Examples (Informative)</w:t>
       </w:r>
     </w:p>
-    <w:bookmarkStart w:id="74" w:name="X68ae7d3cf07904a2b65da44dbbe6172616b3505"/>
+    <w:bookmarkStart w:id="76" w:name="X68ae7d3cf07904a2b65da44dbbe6172616b3505"/>
     <w:p>
       <w:pPr>
         <w:pStyle w:val="Heading2"/>
@@ -4916,8 +5516,8 @@
         <w:t xml:space="preserve">Transmission topics</w:t>
       </w:r>
     </w:p>
-    <w:bookmarkEnd w:id="74"/>
-    <w:bookmarkStart w:id="75" w:name="X9f4d614843744384f3a7741ad5521bc4cfb9588"/>
+    <w:bookmarkEnd w:id="76"/>
+    <w:bookmarkStart w:id="77" w:name="X9f4d614843744384f3a7741ad5521bc4cfb9588"/>
     <w:p>
       <w:pPr>
         <w:pStyle w:val="Heading2"/>
@@ -4926,9 +5526,9 @@
         <w:t xml:space="preserve">Data and metadata messages</w:t>
       </w:r>
     </w:p>
-    <w:bookmarkEnd w:id="75"/>
-    <w:bookmarkEnd w:id="76"/>
-    <w:bookmarkStart w:id="79" w:name="Bibliography"/>
+    <w:bookmarkEnd w:id="77"/>
+    <w:bookmarkEnd w:id="78"/>
+    <w:bookmarkStart w:id="81" w:name="Bibliography"/>
     <w:p>
       <w:pPr>
         <w:pStyle w:val="Heading1"/>
@@ -4944,8 +5544,8 @@
           <w:numId w:val="1003"/>
         </w:numPr>
       </w:pPr>
-      <w:bookmarkStart w:id="77" w:name="link-relations"/>
-      <w:bookmarkEnd w:id="77"/>
+      <w:bookmarkStart w:id="79" w:name="link-relations"/>
+      <w:bookmarkEnd w:id="79"/>
       <w:r>
         <w:t xml:space="preserve"> </w:t>
       </w:r>
@@ -4955,7 +5555,7 @@
       <w:r>
         <w:t xml:space="preserve"> </w:t>
       </w:r>
-      <w:hyperlink r:id="rId78">
+      <w:hyperlink r:id="rId80">
         <w:r>
           <w:rPr>
             <w:rStyle w:val="Hyperlink"/>
@@ -4964,8 +5564,8 @@
         </w:r>
       </w:hyperlink>
     </w:p>
-    <w:bookmarkEnd w:id="79"/>
-    <w:bookmarkStart w:id="80" w:name="X7704236ba72ed8cc2b9a9e238d27c640b9b6528"/>
+    <w:bookmarkEnd w:id="81"/>
+    <w:bookmarkStart w:id="82" w:name="X7704236ba72ed8cc2b9a9e238d27c640b9b6528"/>
     <w:p>
       <w:pPr>
         <w:pStyle w:val="Heading1"/>
@@ -5111,7 +5711,7 @@
         </w:tc>
       </w:tr>
     </w:tbl>
-    <w:bookmarkEnd w:id="80"/>
+    <w:bookmarkEnd w:id="82"/>
     <w:sectPr/>
   </w:body>
 </w:document>

--- a/standard/fmdm-DRAFT.docx
+++ b/standard/fmdm-DRAFT.docx
@@ -1130,7 +1130,7 @@
       </w:r>
     </w:p>
     <w:bookmarkEnd w:id="50"/>
-    <w:bookmarkStart w:id="66" w:name="Xcf8df71770e278956d1af1654bdc7462ec5e71a"/>
+    <w:bookmarkStart w:id="67" w:name="Xcf8df71770e278956d1af1654bdc7462ec5e71a"/>
     <w:p>
       <w:pPr>
         <w:pStyle w:val="Heading1"/>
@@ -1144,10 +1144,48 @@
         <w:pStyle w:val="FirstParagraph"/>
       </w:pPr>
       <w:r>
-        <w:t xml:space="preserve">TODO one sentence</w:t>
-      </w:r>
-    </w:p>
-    <w:bookmarkStart w:id="65" w:name="X25304b3aaa051744057eab1e035591fa55342cc"/>
+        <w:t xml:space="preserve">The data model defines the structure and organization of information transmitted from the Node to the Host using Protocol Buffers (Protobuf) as the Data Format. The data model is formally specified in the protobuf schema firstmile.proto.</w:t>
+      </w:r>
+    </w:p>
+    <w:p>
+      <w:pPr>
+        <w:pStyle w:val="BodyText"/>
+      </w:pPr>
+      <w:r>
+        <w:t xml:space="preserve">The data model supports two primary use cases:</w:t>
+      </w:r>
+    </w:p>
+    <w:p>
+      <w:pPr>
+        <w:numPr>
+          <w:ilvl w:val="0"/>
+          <w:numId w:val="1003"/>
+        </w:numPr>
+      </w:pPr>
+      <w:r>
+        <w:t xml:space="preserve">Transmission of observation data: The Node transmits measurement values collected from sensors</w:t>
+      </w:r>
+    </w:p>
+    <w:p>
+      <w:pPr>
+        <w:numPr>
+          <w:ilvl w:val="0"/>
+          <w:numId w:val="1003"/>
+        </w:numPr>
+      </w:pPr>
+      <w:r>
+        <w:t xml:space="preserve">Transmission of metadata: The Node transmits information about the monitoring site, devices, and parameter definitions</w:t>
+      </w:r>
+    </w:p>
+    <w:p>
+      <w:pPr>
+        <w:pStyle w:val="FirstParagraph"/>
+      </w:pPr>
+      <w:r>
+        <w:t xml:space="preserve">These use cases are supported by two top-level message types: the Data message containing observations, and the Metadata message containing configuration and contextual information. Both messages are defined in a single protobuf schema and transmitted as independent payloads over MQTT. The Metadata message provides the necessary context for interpreting the Data message, including descriptions of devices and parameters.</w:t>
+      </w:r>
+    </w:p>
+    <w:bookmarkStart w:id="66" w:name="X25304b3aaa051744057eab1e035591fa55342cc"/>
     <w:p>
       <w:pPr>
         <w:pStyle w:val="Heading2"/>
@@ -1171,6 +1209,112 @@
       </w:pPr>
       <w:r>
         <w:t xml:space="preserve">This Requirements Class provides requirements for the Data Model.</w:t>
+      </w:r>
+    </w:p>
+    <w:p>
+      <w:pPr>
+        <w:pStyle w:val="BodyText"/>
+      </w:pPr>
+      <w:r>
+        <w:t xml:space="preserve">The data model organizes information hierarchically as follows:</w:t>
+      </w:r>
+    </w:p>
+    <w:p>
+      <w:pPr>
+        <w:numPr>
+          <w:ilvl w:val="0"/>
+          <w:numId w:val="1004"/>
+        </w:numPr>
+      </w:pPr>
+      <w:r>
+        <w:rPr>
+          <w:bCs/>
+          <w:b/>
+        </w:rPr>
+        <w:t xml:space="preserve">Messages</w:t>
+      </w:r>
+      <w:r>
+        <w:t xml:space="preserve">: Top-level containers (Data and Metadata) that are transmitted as independent payloads</w:t>
+      </w:r>
+    </w:p>
+    <w:p>
+      <w:pPr>
+        <w:numPr>
+          <w:ilvl w:val="0"/>
+          <w:numId w:val="1004"/>
+        </w:numPr>
+      </w:pPr>
+      <w:r>
+        <w:rPr>
+          <w:bCs/>
+          <w:b/>
+        </w:rPr>
+        <w:t xml:space="preserve">Devices</w:t>
+      </w:r>
+      <w:r>
+        <w:t xml:space="preserve">: Descriptions of physical equipment including the Node Device (node) and Observer Devices (sensors)</w:t>
+      </w:r>
+    </w:p>
+    <w:p>
+      <w:pPr>
+        <w:numPr>
+          <w:ilvl w:val="0"/>
+          <w:numId w:val="1004"/>
+        </w:numPr>
+      </w:pPr>
+      <w:r>
+        <w:rPr>
+          <w:bCs/>
+          <w:b/>
+        </w:rPr>
+        <w:t xml:space="preserve">Observations</w:t>
+      </w:r>
+      <w:r>
+        <w:t xml:space="preserve">: Measurement data points consisting of a parameter identifier, timestamp, and one or more values</w:t>
+      </w:r>
+    </w:p>
+    <w:p>
+      <w:pPr>
+        <w:numPr>
+          <w:ilvl w:val="0"/>
+          <w:numId w:val="1004"/>
+        </w:numPr>
+      </w:pPr>
+      <w:r>
+        <w:rPr>
+          <w:bCs/>
+          <w:b/>
+        </w:rPr>
+        <w:t xml:space="preserve">Parameter definitions</w:t>
+      </w:r>
+      <w:r>
+        <w:t xml:space="preserve">: Metadata describing what is being measured, including units, aggregation methods, and standard name mappings. Parameter definitions also describe how observations are structured in Data messages.</w:t>
+      </w:r>
+    </w:p>
+    <w:p>
+      <w:pPr>
+        <w:numPr>
+          <w:ilvl w:val="0"/>
+          <w:numId w:val="1004"/>
+        </w:numPr>
+      </w:pPr>
+      <w:r>
+        <w:rPr>
+          <w:bCs/>
+          <w:b/>
+        </w:rPr>
+        <w:t xml:space="preserve">Values</w:t>
+      </w:r>
+      <w:r>
+        <w:t xml:space="preserve">: The actual measurement data, supporting multiple numeric types, strings, booleans, and explicit representation of missing data</w:t>
+      </w:r>
+    </w:p>
+    <w:p>
+      <w:pPr>
+        <w:pStyle w:val="FirstParagraph"/>
+      </w:pPr>
+      <w:r>
+        <w:t xml:space="preserve">Each Observation references a ParameterDefinition by identifier. Each ParameterDefinition contains one or more Parameter specifications that describe the measured variable, its unit, temporal aggregation method, and which device performs the measurement.</w:t>
       </w:r>
     </w:p>
     <w:tbl>
@@ -1242,7 +1386,7 @@
               <w:jc w:val="left"/>
             </w:pPr>
             <w:r>
-              <w:t xml:space="preserve">Event metadata</w:t>
+              <w:t xml:space="preserve">Message encoding</w:t>
             </w:r>
           </w:p>
         </w:tc>
@@ -1302,7 +1446,133 @@
       </w:tr>
     </w:tbl>
     <w:bookmarkEnd w:id="52"/>
-    <w:bookmarkStart w:id="53" w:name="X4019f5d642666f4b718a608f515a8350c19e596"/>
+    <w:bookmarkStart w:id="53" w:name="Xd1407eb2acab85faf209ebb838d94cf5606e93f"/>
+    <w:p>
+      <w:pPr>
+        <w:pStyle w:val="Heading3"/>
+      </w:pPr>
+      <w:r>
+        <w:t xml:space="preserve">Design principles</w:t>
+      </w:r>
+    </w:p>
+    <w:p>
+      <w:pPr>
+        <w:pStyle w:val="FirstParagraph"/>
+      </w:pPr>
+      <w:r>
+        <w:t xml:space="preserve">The data model is designed according to the following principles:</w:t>
+      </w:r>
+    </w:p>
+    <w:p>
+      <w:pPr>
+        <w:numPr>
+          <w:ilvl w:val="0"/>
+          <w:numId w:val="1005"/>
+        </w:numPr>
+      </w:pPr>
+      <w:r>
+        <w:rPr>
+          <w:bCs/>
+          <w:b/>
+        </w:rPr>
+        <w:t xml:space="preserve">Efficiency</w:t>
+      </w:r>
+      <w:r>
+        <w:t xml:space="preserve">: Optimized for bandwidth-constrained environments but focusing on IP communication rather than extremely low-level binary formats</w:t>
+      </w:r>
+    </w:p>
+    <w:p>
+      <w:pPr>
+        <w:numPr>
+          <w:ilvl w:val="0"/>
+          <w:numId w:val="1005"/>
+        </w:numPr>
+      </w:pPr>
+      <w:r>
+        <w:rPr>
+          <w:bCs/>
+          <w:b/>
+        </w:rPr>
+        <w:t xml:space="preserve">Extensibility</w:t>
+      </w:r>
+      <w:r>
+        <w:t xml:space="preserve">: Support for multiple value types and flexible parameter definitions</w:t>
+      </w:r>
+    </w:p>
+    <w:p>
+      <w:pPr>
+        <w:numPr>
+          <w:ilvl w:val="0"/>
+          <w:numId w:val="1005"/>
+        </w:numPr>
+      </w:pPr>
+      <w:r>
+        <w:rPr>
+          <w:bCs/>
+          <w:b/>
+        </w:rPr>
+        <w:t xml:space="preserve">Self-description</w:t>
+      </w:r>
+      <w:r>
+        <w:t xml:space="preserve">: Metadata provides complete context for interpreting observations</w:t>
+      </w:r>
+    </w:p>
+    <w:p>
+      <w:pPr>
+        <w:numPr>
+          <w:ilvl w:val="0"/>
+          <w:numId w:val="1005"/>
+        </w:numPr>
+      </w:pPr>
+      <w:r>
+        <w:rPr>
+          <w:bCs/>
+          <w:b/>
+        </w:rPr>
+        <w:t xml:space="preserve">Explicit missing values</w:t>
+      </w:r>
+      <w:r>
+        <w:t xml:space="preserve">: Clear distinction between unavailable data and zero/false measurements</w:t>
+      </w:r>
+    </w:p>
+    <w:p>
+      <w:pPr>
+        <w:numPr>
+          <w:ilvl w:val="0"/>
+          <w:numId w:val="1005"/>
+        </w:numPr>
+      </w:pPr>
+      <w:r>
+        <w:rPr>
+          <w:bCs/>
+          <w:b/>
+        </w:rPr>
+        <w:t xml:space="preserve">Batch transmission</w:t>
+      </w:r>
+      <w:r>
+        <w:t xml:space="preserve">: Multiple observations may be included in a single Data message</w:t>
+      </w:r>
+    </w:p>
+    <w:p>
+      <w:pPr>
+        <w:numPr>
+          <w:ilvl w:val="0"/>
+          <w:numId w:val="1005"/>
+        </w:numPr>
+      </w:pPr>
+      <w:r>
+        <w:rPr>
+          <w:bCs/>
+          <w:b/>
+        </w:rPr>
+        <w:t xml:space="preserve">Standard name interoperability</w:t>
+      </w:r>
+      <w:r>
+        <w:t xml:space="preserve">: Mapping to external naming conventions through namespace definitions</w:t>
+      </w:r>
+    </w:p>
+    <w:bookmarkEnd w:id="53"/>
+    <w:bookmarkStart w:id="54" w:name="X4019f5d642666f4b718a608f515a8350c19e596"/>
     <w:p>
       <w:pPr>
         <w:pStyle w:val="Heading3"/>
@@ -1438,8 +1708,8 @@
         </w:tc>
       </w:tr>
     </w:tbl>
-    <w:bookmarkEnd w:id="53"/>
-    <w:bookmarkStart w:id="54" w:name="Xb068eb7ffd420bbdc9cfce6bbf9192c785e362a"/>
+    <w:bookmarkEnd w:id="54"/>
+    <w:bookmarkStart w:id="55" w:name="Xb068eb7ffd420bbdc9cfce6bbf9192c785e362a"/>
     <w:p>
       <w:pPr>
         <w:pStyle w:val="Heading3"/>
@@ -1453,7 +1723,7 @@
         <w:pStyle w:val="FirstParagraph"/>
       </w:pPr>
       <w:r>
-        <w:t xml:space="preserve">A Location message defines the geospatial location of a given ObserverDevice or Node.</w:t>
+        <w:t xml:space="preserve">The Location message specifies the geographic position of a device (either Node or Observer).</w:t>
       </w:r>
     </w:p>
     <w:tbl>
@@ -1533,7 +1803,7 @@
               <w:t xml:space="preserve"> </w:t>
             </w:r>
             <w:r>
-              <w:t xml:space="preserve">element in metres, relevant to the</w:t>
+              <w:t xml:space="preserve">element in metres, above the</w:t>
             </w:r>
             <w:r>
               <w:t xml:space="preserve"> </w:t>
@@ -1585,325 +1855,6 @@
             </w:r>
             <w:r>
               <w:t xml:space="preserve">element using the ReferenceSurface enumeration defined in Annex B.</w:t>
-            </w:r>
-          </w:p>
-        </w:tc>
-      </w:tr>
-    </w:tbl>
-    <w:bookmarkEnd w:id="54"/>
-    <w:bookmarkStart w:id="55" w:name="X3746f725ddac390db9850b31b5fe30c518b2aec"/>
-    <w:p>
-      <w:pPr>
-        <w:pStyle w:val="Heading3"/>
-      </w:pPr>
-      <w:r>
-        <w:t xml:space="preserve">Metadata</w:t>
-      </w:r>
-    </w:p>
-    <w:p>
-      <w:pPr>
-        <w:pStyle w:val="FirstParagraph"/>
-      </w:pPr>
-      <w:r>
-        <w:t xml:space="preserve">A Metadata message defines the observers and parameters defined at a given Node. It also defines a namespace map for parameter definitions using existing controlled vocabularies.</w:t>
-      </w:r>
-    </w:p>
-    <w:tbl>
-      <w:tblPr>
-        <w:tblStyle w:val="Table"/>
-        <w:tblW w:type="pct" w:w="4500"/>
-        <w:tblLook w:firstRow="0" w:lastRow="0" w:firstColumn="0" w:lastColumn="0" w:noHBand="0" w:noVBand="0" w:val="0000"/>
-        <w:jc w:val="start"/>
-      </w:tblPr>
-      <w:tblGrid>
-        <w:gridCol w:w="1782"/>
-        <w:gridCol w:w="5346"/>
-      </w:tblGrid>
-      <w:tr>
-        <w:tc>
-          <w:tcPr/>
-          <w:p>
-            <w:pPr>
-              <w:jc w:val="center"/>
-            </w:pPr>
-            <w:r>
-              <w:rPr>
-                <w:bCs/>
-                <w:b/>
-              </w:rPr>
-              <w:t xml:space="preserve">Requirement 3</w:t>
-            </w:r>
-          </w:p>
-        </w:tc>
-        <w:tc>
-          <w:tcPr/>
-          <w:p>
-            <w:pPr>
-              <w:jc w:val="left"/>
-            </w:pPr>
-            <w:r>
-              <w:rPr>
-                <w:bCs/>
-                <w:b/>
-              </w:rPr>
-              <w:t xml:space="preserve">/req/data-model/metadata</w:t>
-            </w:r>
-          </w:p>
-        </w:tc>
-      </w:tr>
-      <w:tr>
-        <w:tc>
-          <w:tcPr/>
-          <w:p>
-            <w:pPr>
-              <w:jc w:val="center"/>
-            </w:pPr>
-            <w:r>
-              <w:t xml:space="preserve">A</w:t>
-            </w:r>
-          </w:p>
-        </w:tc>
-        <w:tc>
-          <w:tcPr/>
-          <w:p>
-            <w:pPr>
-              <w:jc w:val="left"/>
-            </w:pPr>
-            <w:r>
-              <w:t xml:space="preserve">A Metadata message SHALL define a</w:t>
-            </w:r>
-            <w:r>
-              <w:t xml:space="preserve"> </w:t>
-            </w:r>
-            <w:r>
-              <w:rPr>
-                <w:rStyle w:val="VerbatimChar"/>
-              </w:rPr>
-              <w:t xml:space="preserve">node</w:t>
-            </w:r>
-            <w:r>
-              <w:t xml:space="preserve"> </w:t>
-            </w:r>
-            <w:r>
-              <w:t xml:space="preserve">element using a Node message.</w:t>
-            </w:r>
-          </w:p>
-        </w:tc>
-      </w:tr>
-      <w:tr>
-        <w:tc>
-          <w:tcPr/>
-          <w:p>
-            <w:pPr>
-              <w:jc w:val="center"/>
-            </w:pPr>
-            <w:r>
-              <w:t xml:space="preserve">B</w:t>
-            </w:r>
-          </w:p>
-        </w:tc>
-        <w:tc>
-          <w:tcPr/>
-          <w:p>
-            <w:pPr>
-              <w:jc w:val="left"/>
-            </w:pPr>
-            <w:r>
-              <w:t xml:space="preserve">A Metadata message SHALL define one or more</w:t>
-            </w:r>
-            <w:r>
-              <w:t xml:space="preserve"> </w:t>
-            </w:r>
-            <w:r>
-              <w:rPr>
-                <w:rStyle w:val="VerbatimChar"/>
-              </w:rPr>
-              <w:t xml:space="preserve">observers</w:t>
-            </w:r>
-            <w:r>
-              <w:t xml:space="preserve"> </w:t>
-            </w:r>
-            <w:r>
-              <w:t xml:space="preserve">using the ObserverDevice message.</w:t>
-            </w:r>
-          </w:p>
-        </w:tc>
-      </w:tr>
-      <w:tr>
-        <w:tc>
-          <w:tcPr/>
-          <w:p>
-            <w:pPr>
-              <w:jc w:val="center"/>
-            </w:pPr>
-            <w:r>
-              <w:t xml:space="preserve">C</w:t>
-            </w:r>
-          </w:p>
-        </w:tc>
-        <w:tc>
-          <w:tcPr/>
-          <w:p>
-            <w:pPr>
-              <w:jc w:val="left"/>
-            </w:pPr>
-            <w:r>
-              <w:t xml:space="preserve">A Metadata message SHALL define one or more</w:t>
-            </w:r>
-            <w:r>
-              <w:t xml:space="preserve"> </w:t>
-            </w:r>
-            <w:r>
-              <w:rPr>
-                <w:rStyle w:val="VerbatimChar"/>
-              </w:rPr>
-              <w:t xml:space="preserve">parameterDefinitions</w:t>
-            </w:r>
-            <w:r>
-              <w:t xml:space="preserve"> </w:t>
-            </w:r>
-            <w:r>
-              <w:t xml:space="preserve">using the ParameterDefinition message.</w:t>
-            </w:r>
-          </w:p>
-        </w:tc>
-      </w:tr>
-      <w:tr>
-        <w:tc>
-          <w:tcPr/>
-          <w:p>
-            <w:pPr>
-              <w:jc w:val="center"/>
-            </w:pPr>
-            <w:r>
-              <w:t xml:space="preserve">D</w:t>
-            </w:r>
-          </w:p>
-        </w:tc>
-        <w:tc>
-          <w:tcPr/>
-          <w:p>
-            <w:pPr>
-              <w:jc w:val="left"/>
-            </w:pPr>
-            <w:r>
-              <w:t xml:space="preserve">A Metadata message SHALL define a</w:t>
-            </w:r>
-            <w:r>
-              <w:t xml:space="preserve"> </w:t>
-            </w:r>
-            <w:r>
-              <w:rPr>
-                <w:rStyle w:val="VerbatimChar"/>
-              </w:rPr>
-              <w:t xml:space="preserve">namespace</w:t>
-            </w:r>
-            <w:r>
-              <w:t xml:space="preserve"> </w:t>
-            </w:r>
-            <w:r>
-              <w:t xml:space="preserve">element using one of more maps of namespace prefixes and URIs.</w:t>
-            </w:r>
-          </w:p>
-        </w:tc>
-      </w:tr>
-    </w:tbl>
-    <w:bookmarkEnd w:id="55"/>
-    <w:bookmarkStart w:id="56" w:name="X522e2cc56a4a98658d422784223e8c7becca9fc"/>
-    <w:p>
-      <w:pPr>
-        <w:pStyle w:val="Heading3"/>
-      </w:pPr>
-      <w:r>
-        <w:t xml:space="preserve">Metadata.Node</w:t>
-      </w:r>
-    </w:p>
-    <w:p>
-      <w:pPr>
-        <w:pStyle w:val="FirstParagraph"/>
-      </w:pPr>
-      <w:r>
-        <w:t xml:space="preserve">A Node message describes the devices defines the data capture and transmits the data.</w:t>
-      </w:r>
-    </w:p>
-    <w:tbl>
-      <w:tblPr>
-        <w:tblStyle w:val="Table"/>
-        <w:tblW w:type="pct" w:w="4500"/>
-        <w:tblLook w:firstRow="0" w:lastRow="0" w:firstColumn="0" w:lastColumn="0" w:noHBand="0" w:noVBand="0" w:val="0000"/>
-        <w:jc w:val="start"/>
-      </w:tblPr>
-      <w:tblGrid>
-        <w:gridCol w:w="1782"/>
-        <w:gridCol w:w="5346"/>
-      </w:tblGrid>
-      <w:tr>
-        <w:tc>
-          <w:tcPr/>
-          <w:p>
-            <w:pPr>
-              <w:jc w:val="center"/>
-            </w:pPr>
-            <w:r>
-              <w:rPr>
-                <w:bCs/>
-                <w:b/>
-              </w:rPr>
-              <w:t xml:space="preserve">Requirement 4</w:t>
-            </w:r>
-          </w:p>
-        </w:tc>
-        <w:tc>
-          <w:tcPr/>
-          <w:p>
-            <w:pPr>
-              <w:jc w:val="left"/>
-            </w:pPr>
-            <w:r>
-              <w:rPr>
-                <w:bCs/>
-                <w:b/>
-              </w:rPr>
-              <w:t xml:space="preserve">/req/data-model/node</w:t>
-            </w:r>
-          </w:p>
-        </w:tc>
-      </w:tr>
-      <w:tr>
-        <w:tc>
-          <w:tcPr/>
-          <w:p>
-            <w:pPr>
-              <w:jc w:val="center"/>
-            </w:pPr>
-            <w:r>
-              <w:t xml:space="preserve">A</w:t>
-            </w:r>
-          </w:p>
-        </w:tc>
-        <w:tc>
-          <w:tcPr/>
-          <w:p>
-            <w:pPr>
-              <w:jc w:val="left"/>
-            </w:pPr>
-            <w:r>
-              <w:t xml:space="preserve">A Node message SHALL define a</w:t>
-            </w:r>
-            <w:r>
-              <w:t xml:space="preserve"> </w:t>
-            </w:r>
-            <w:r>
-              <w:rPr>
-                <w:rStyle w:val="VerbatimChar"/>
-              </w:rPr>
-              <w:t xml:space="preserve">name</w:t>
-            </w:r>
-            <w:r>
-              <w:t xml:space="preserve"> </w:t>
-            </w:r>
-            <w:r>
-              <w:t xml:space="preserve">element.</w:t>
             </w:r>
           </w:p>
         </w:tc>
@@ -1948,7 +1899,7 @@
                 <w:bCs/>
                 <w:b/>
               </w:rPr>
-              <w:t xml:space="preserve">/rec/data-model/node</w:t>
+              <w:t xml:space="preserve">/rec/data-model/location</w:t>
             </w:r>
           </w:p>
         </w:tc>
@@ -1972,7 +1923,7 @@
               <w:jc w:val="left"/>
             </w:pPr>
             <w:r>
-              <w:t xml:space="preserve">A Node message SHOULD define a</w:t>
+              <w:t xml:space="preserve">A Location message SHOULD provide a</w:t>
             </w:r>
             <w:r>
               <w:t xml:space="preserve"> </w:t>
@@ -1981,13 +1932,52 @@
               <w:rPr>
                 <w:rStyle w:val="VerbatimChar"/>
               </w:rPr>
-              <w:t xml:space="preserve">location</w:t>
-            </w:r>
-            <w:r>
-              <w:t xml:space="preserve"> </w:t>
-            </w:r>
-            <w:r>
-              <w:t xml:space="preserve">element using the Location message.</w:t>
+              <w:t xml:space="preserve">latitude</w:t>
+            </w:r>
+            <w:r>
+              <w:t xml:space="preserve"> </w:t>
+            </w:r>
+            <w:r>
+              <w:t xml:space="preserve">element describing the latitude in decimal degrees usig the WGS84 coordinate system and datum. // TODO validate precision</w:t>
+            </w:r>
+          </w:p>
+        </w:tc>
+      </w:tr>
+      <w:tr>
+        <w:tc>
+          <w:tcPr/>
+          <w:p>
+            <w:pPr>
+              <w:jc w:val="center"/>
+            </w:pPr>
+            <w:r>
+              <w:t xml:space="preserve">B</w:t>
+            </w:r>
+          </w:p>
+        </w:tc>
+        <w:tc>
+          <w:tcPr/>
+          <w:p>
+            <w:pPr>
+              <w:jc w:val="left"/>
+            </w:pPr>
+            <w:r>
+              <w:t xml:space="preserve">A Location message SHOULD provide a</w:t>
+            </w:r>
+            <w:r>
+              <w:t xml:space="preserve"> </w:t>
+            </w:r>
+            <w:r>
+              <w:rPr>
+                <w:rStyle w:val="VerbatimChar"/>
+              </w:rPr>
+              <w:t xml:space="preserve">longitude</w:t>
+            </w:r>
+            <w:r>
+              <w:t xml:space="preserve"> </w:t>
+            </w:r>
+            <w:r>
+              <w:t xml:space="preserve">element describing the longitude in decimal degrees usig the WGS84 coordinate system and datum. // TODO validate precision</w:t>
             </w:r>
           </w:p>
         </w:tc>
@@ -2032,7 +2022,7 @@
                 <w:bCs/>
                 <w:b/>
               </w:rPr>
-              <w:t xml:space="preserve">/per/data-model/node</w:t>
+              <w:t xml:space="preserve">/per/data-model/location</w:t>
             </w:r>
           </w:p>
         </w:tc>
@@ -2056,7 +2046,7 @@
               <w:jc w:val="left"/>
             </w:pPr>
             <w:r>
-              <w:t xml:space="preserve">A Node message MAY define a</w:t>
+              <w:t xml:space="preserve">A Location message MAY omit the</w:t>
             </w:r>
             <w:r>
               <w:t xml:space="preserve"> </w:t>
@@ -2065,37 +2055,13 @@
               <w:rPr>
                 <w:rStyle w:val="VerbatimChar"/>
               </w:rPr>
-              <w:t xml:space="preserve">url</w:t>
-            </w:r>
-            <w:r>
-              <w:t xml:space="preserve"> </w:t>
-            </w:r>
-            <w:r>
-              <w:t xml:space="preserve">element.</w:t>
-            </w:r>
-          </w:p>
-        </w:tc>
-      </w:tr>
-      <w:tr>
-        <w:tc>
-          <w:tcPr/>
-          <w:p>
-            <w:pPr>
-              <w:jc w:val="center"/>
-            </w:pPr>
-            <w:r>
-              <w:t xml:space="preserve">B</w:t>
-            </w:r>
-          </w:p>
-        </w:tc>
-        <w:tc>
-          <w:tcPr/>
-          <w:p>
-            <w:pPr>
-              <w:jc w:val="left"/>
-            </w:pPr>
-            <w:r>
-              <w:t xml:space="preserve">A Node message MAY define a</w:t>
+              <w:t xml:space="preserve">latitude</w:t>
+            </w:r>
+            <w:r>
+              <w:t xml:space="preserve"> </w:t>
+            </w:r>
+            <w:r>
+              <w:t xml:space="preserve">and</w:t>
             </w:r>
             <w:r>
               <w:t xml:space="preserve"> </w:t>
@@ -2104,65 +2070,26 @@
               <w:rPr>
                 <w:rStyle w:val="VerbatimChar"/>
               </w:rPr>
-              <w:t xml:space="preserve">serialNumber</w:t>
-            </w:r>
-            <w:r>
-              <w:t xml:space="preserve"> </w:t>
-            </w:r>
-            <w:r>
-              <w:t xml:space="preserve">element.</w:t>
-            </w:r>
-          </w:p>
-        </w:tc>
-      </w:tr>
-      <w:tr>
-        <w:tc>
-          <w:tcPr/>
-          <w:p>
-            <w:pPr>
-              <w:jc w:val="center"/>
-            </w:pPr>
-            <w:r>
-              <w:t xml:space="preserve">C</w:t>
-            </w:r>
-          </w:p>
-        </w:tc>
-        <w:tc>
-          <w:tcPr/>
-          <w:p>
-            <w:pPr>
-              <w:jc w:val="left"/>
-            </w:pPr>
-            <w:r>
-              <w:t xml:space="preserve">A Node message MAY define a</w:t>
-            </w:r>
-            <w:r>
-              <w:t xml:space="preserve"> </w:t>
-            </w:r>
-            <w:r>
-              <w:rPr>
-                <w:rStyle w:val="VerbatimChar"/>
-              </w:rPr>
-              <w:t xml:space="preserve">firmwareVersion</w:t>
-            </w:r>
-            <w:r>
-              <w:t xml:space="preserve"> </w:t>
-            </w:r>
-            <w:r>
-              <w:t xml:space="preserve">element.</w:t>
+              <w:t xml:space="preserve">longitude</w:t>
+            </w:r>
+            <w:r>
+              <w:t xml:space="preserve"> </w:t>
+            </w:r>
+            <w:r>
+              <w:t xml:space="preserve">elements when they are unknown.</w:t>
             </w:r>
           </w:p>
         </w:tc>
       </w:tr>
     </w:tbl>
-    <w:bookmarkEnd w:id="56"/>
-    <w:bookmarkStart w:id="57" w:name="Xc192c9d929eb5d08beb292f02f6894423763231"/>
+    <w:bookmarkEnd w:id="55"/>
+    <w:bookmarkStart w:id="56" w:name="X3746f725ddac390db9850b31b5fe30c518b2aec"/>
     <w:p>
       <w:pPr>
         <w:pStyle w:val="Heading3"/>
       </w:pPr>
       <w:r>
-        <w:t xml:space="preserve">Metadata.ObserverDevice</w:t>
+        <w:t xml:space="preserve">Metadata</w:t>
       </w:r>
     </w:p>
     <w:p>
@@ -2170,7 +2097,7 @@
         <w:pStyle w:val="FirstParagraph"/>
       </w:pPr>
       <w:r>
-        <w:t xml:space="preserve">An ObserverDevice message describes individual devices connected to Node.</w:t>
+        <w:t xml:space="preserve">A Metadata message provides configuration and contextual information about the Node, including descriptions of devices and the parameters they measure. This message shall be transmitted at least once after Node initialization and whenever the configuration changes.</w:t>
       </w:r>
     </w:p>
     <w:tbl>
@@ -2196,7 +2123,7 @@
                 <w:bCs/>
                 <w:b/>
               </w:rPr>
-              <w:t xml:space="preserve">Requirement 5</w:t>
+              <w:t xml:space="preserve">Requirement 3</w:t>
             </w:r>
           </w:p>
         </w:tc>
@@ -2211,7 +2138,7 @@
                 <w:bCs/>
                 <w:b/>
               </w:rPr>
-              <w:t xml:space="preserve">/req/data-model/observer_device</w:t>
+              <w:t xml:space="preserve">/req/data-model/metadata</w:t>
             </w:r>
           </w:p>
         </w:tc>
@@ -2235,7 +2162,7 @@
               <w:jc w:val="left"/>
             </w:pPr>
             <w:r>
-              <w:t xml:space="preserve">An ObserverDevice message SHALL define an</w:t>
+              <w:t xml:space="preserve">A Metadata message SHALL define a</w:t>
             </w:r>
             <w:r>
               <w:t xml:space="preserve"> </w:t>
@@ -2244,13 +2171,13 @@
               <w:rPr>
                 <w:rStyle w:val="VerbatimChar"/>
               </w:rPr>
-              <w:t xml:space="preserve">id</w:t>
-            </w:r>
-            <w:r>
-              <w:t xml:space="preserve"> </w:t>
-            </w:r>
-            <w:r>
-              <w:t xml:space="preserve">element.</w:t>
+              <w:t xml:space="preserve">node</w:t>
+            </w:r>
+            <w:r>
+              <w:t xml:space="preserve"> </w:t>
+            </w:r>
+            <w:r>
+              <w:t xml:space="preserve">element to describe the Node device (datalogger or station).</w:t>
             </w:r>
           </w:p>
         </w:tc>
@@ -2274,7 +2201,7 @@
               <w:jc w:val="left"/>
             </w:pPr>
             <w:r>
-              <w:t xml:space="preserve">A ObserverDevice message SHALL define a</w:t>
+              <w:t xml:space="preserve">A Metadata message SHALL define one or more</w:t>
             </w:r>
             <w:r>
               <w:t xml:space="preserve"> </w:t>
@@ -2283,13 +2210,192 @@
               <w:rPr>
                 <w:rStyle w:val="VerbatimChar"/>
               </w:rPr>
+              <w:t xml:space="preserve">observers</w:t>
+            </w:r>
+            <w:r>
+              <w:t xml:space="preserve"> </w:t>
+            </w:r>
+            <w:r>
+              <w:t xml:space="preserve">to describe individual sensor devices connected to the Node.</w:t>
+            </w:r>
+          </w:p>
+        </w:tc>
+      </w:tr>
+      <w:tr>
+        <w:tc>
+          <w:tcPr/>
+          <w:p>
+            <w:pPr>
+              <w:jc w:val="center"/>
+            </w:pPr>
+            <w:r>
+              <w:t xml:space="preserve">C</w:t>
+            </w:r>
+          </w:p>
+        </w:tc>
+        <w:tc>
+          <w:tcPr/>
+          <w:p>
+            <w:pPr>
+              <w:jc w:val="left"/>
+            </w:pPr>
+            <w:r>
+              <w:t xml:space="preserve">A Metadata message SHALL define one or more</w:t>
+            </w:r>
+            <w:r>
+              <w:t xml:space="preserve"> </w:t>
+            </w:r>
+            <w:r>
+              <w:rPr>
+                <w:rStyle w:val="VerbatimChar"/>
+              </w:rPr>
+              <w:t xml:space="preserve">parameterDefinitions</w:t>
+            </w:r>
+            <w:r>
+              <w:t xml:space="preserve"> </w:t>
+            </w:r>
+            <w:r>
+              <w:t xml:space="preserve">to define the parameters used in observations.</w:t>
+            </w:r>
+          </w:p>
+        </w:tc>
+      </w:tr>
+      <w:tr>
+        <w:tc>
+          <w:tcPr/>
+          <w:p>
+            <w:pPr>
+              <w:jc w:val="center"/>
+            </w:pPr>
+            <w:r>
+              <w:t xml:space="preserve">D</w:t>
+            </w:r>
+          </w:p>
+        </w:tc>
+        <w:tc>
+          <w:tcPr/>
+          <w:p>
+            <w:pPr>
+              <w:jc w:val="left"/>
+            </w:pPr>
+            <w:r>
+              <w:t xml:space="preserve">A Metadata message SHALL define a</w:t>
+            </w:r>
+            <w:r>
+              <w:t xml:space="preserve"> </w:t>
+            </w:r>
+            <w:r>
+              <w:rPr>
+                <w:rStyle w:val="VerbatimChar"/>
+              </w:rPr>
+              <w:t xml:space="preserve">namespace</w:t>
+            </w:r>
+            <w:r>
+              <w:t xml:space="preserve"> </w:t>
+            </w:r>
+            <w:r>
+              <w:t xml:space="preserve">element to define a mapping of namespace prefixes to their corresponding URIs for standard name resolution.</w:t>
+            </w:r>
+          </w:p>
+        </w:tc>
+      </w:tr>
+    </w:tbl>
+    <w:bookmarkEnd w:id="56"/>
+    <w:bookmarkStart w:id="57" w:name="X522e2cc56a4a98658d422784223e8c7becca9fc"/>
+    <w:p>
+      <w:pPr>
+        <w:pStyle w:val="Heading3"/>
+      </w:pPr>
+      <w:r>
+        <w:t xml:space="preserve">Metadata.Node</w:t>
+      </w:r>
+    </w:p>
+    <w:p>
+      <w:pPr>
+        <w:pStyle w:val="FirstParagraph"/>
+      </w:pPr>
+      <w:r>
+        <w:t xml:space="preserve">A Node message describes the Node device itself, typically a datalogger or observation station.</w:t>
+      </w:r>
+    </w:p>
+    <w:tbl>
+      <w:tblPr>
+        <w:tblStyle w:val="Table"/>
+        <w:tblW w:type="pct" w:w="4500"/>
+        <w:tblLook w:firstRow="0" w:lastRow="0" w:firstColumn="0" w:lastColumn="0" w:noHBand="0" w:noVBand="0" w:val="0000"/>
+        <w:jc w:val="start"/>
+      </w:tblPr>
+      <w:tblGrid>
+        <w:gridCol w:w="1782"/>
+        <w:gridCol w:w="5346"/>
+      </w:tblGrid>
+      <w:tr>
+        <w:tc>
+          <w:tcPr/>
+          <w:p>
+            <w:pPr>
+              <w:jc w:val="center"/>
+            </w:pPr>
+            <w:r>
+              <w:rPr>
+                <w:bCs/>
+                <w:b/>
+              </w:rPr>
+              <w:t xml:space="preserve">Requirement 4</w:t>
+            </w:r>
+          </w:p>
+        </w:tc>
+        <w:tc>
+          <w:tcPr/>
+          <w:p>
+            <w:pPr>
+              <w:jc w:val="left"/>
+            </w:pPr>
+            <w:r>
+              <w:rPr>
+                <w:bCs/>
+                <w:b/>
+              </w:rPr>
+              <w:t xml:space="preserve">/req/data-model/node</w:t>
+            </w:r>
+          </w:p>
+        </w:tc>
+      </w:tr>
+      <w:tr>
+        <w:tc>
+          <w:tcPr/>
+          <w:p>
+            <w:pPr>
+              <w:jc w:val="center"/>
+            </w:pPr>
+            <w:r>
+              <w:t xml:space="preserve">A</w:t>
+            </w:r>
+          </w:p>
+        </w:tc>
+        <w:tc>
+          <w:tcPr/>
+          <w:p>
+            <w:pPr>
+              <w:jc w:val="left"/>
+            </w:pPr>
+            <w:r>
+              <w:t xml:space="preserve">A Node message SHALL define a</w:t>
+            </w:r>
+            <w:r>
+              <w:t xml:space="preserve"> </w:t>
+            </w:r>
+            <w:r>
+              <w:rPr>
+                <w:rStyle w:val="VerbatimChar"/>
+              </w:rPr>
               <w:t xml:space="preserve">name</w:t>
             </w:r>
             <w:r>
               <w:t xml:space="preserve"> </w:t>
             </w:r>
             <w:r>
-              <w:t xml:space="preserve">element.</w:t>
+              <w:t xml:space="preserve">element describing the name or model designation of the Node device.</w:t>
             </w:r>
           </w:p>
         </w:tc>
@@ -2334,7 +2440,7 @@
                 <w:bCs/>
                 <w:b/>
               </w:rPr>
-              <w:t xml:space="preserve">/rec/data-model/observer_device</w:t>
+              <w:t xml:space="preserve">/rec/data-model/node</w:t>
             </w:r>
           </w:p>
         </w:tc>
@@ -2358,7 +2464,7 @@
               <w:jc w:val="left"/>
             </w:pPr>
             <w:r>
-              <w:t xml:space="preserve">An ObserverDevice message SHOULD define a</w:t>
+              <w:t xml:space="preserve">A Node message</w:t>
             </w:r>
             <w:r>
               <w:t xml:space="preserve"> </w:t>
@@ -2367,13 +2473,52 @@
               <w:rPr>
                 <w:rStyle w:val="VerbatimChar"/>
               </w:rPr>
+              <w:t xml:space="preserve">name</w:t>
+            </w:r>
+            <w:r>
+              <w:t xml:space="preserve"> </w:t>
+            </w:r>
+            <w:r>
+              <w:t xml:space="preserve">SHOULD contain a human-readable identification of the device, such as its model name or type designation.</w:t>
+            </w:r>
+          </w:p>
+        </w:tc>
+      </w:tr>
+      <w:tr>
+        <w:tc>
+          <w:tcPr/>
+          <w:p>
+            <w:pPr>
+              <w:jc w:val="center"/>
+            </w:pPr>
+            <w:r>
+              <w:t xml:space="preserve">B</w:t>
+            </w:r>
+          </w:p>
+        </w:tc>
+        <w:tc>
+          <w:tcPr/>
+          <w:p>
+            <w:pPr>
+              <w:jc w:val="left"/>
+            </w:pPr>
+            <w:r>
+              <w:t xml:space="preserve">A Node message SHOULD define a</w:t>
+            </w:r>
+            <w:r>
+              <w:t xml:space="preserve"> </w:t>
+            </w:r>
+            <w:r>
+              <w:rPr>
+                <w:rStyle w:val="VerbatimChar"/>
+              </w:rPr>
               <w:t xml:space="preserve">location</w:t>
             </w:r>
             <w:r>
               <w:t xml:space="preserve"> </w:t>
             </w:r>
             <w:r>
-              <w:t xml:space="preserve">element using the Location message.</w:t>
+              <w:t xml:space="preserve">element to describe the geographic location of the Node device.</w:t>
             </w:r>
           </w:p>
         </w:tc>
@@ -2418,7 +2563,7 @@
                 <w:bCs/>
                 <w:b/>
               </w:rPr>
-              <w:t xml:space="preserve">/per/data-model/observer_device</w:t>
+              <w:t xml:space="preserve">/per/data-model/node</w:t>
             </w:r>
           </w:p>
         </w:tc>
@@ -2442,7 +2587,7 @@
               <w:jc w:val="left"/>
             </w:pPr>
             <w:r>
-              <w:t xml:space="preserve">An ObserverDevice message MAY define a</w:t>
+              <w:t xml:space="preserve">A Node message MAY define a</w:t>
             </w:r>
             <w:r>
               <w:t xml:space="preserve"> </w:t>
@@ -2457,7 +2602,7 @@
               <w:t xml:space="preserve"> </w:t>
             </w:r>
             <w:r>
-              <w:t xml:space="preserve">element.</w:t>
+              <w:t xml:space="preserve">element providing a URI reference to additional metadata about the device.</w:t>
             </w:r>
           </w:p>
         </w:tc>
@@ -2481,7 +2626,7 @@
               <w:jc w:val="left"/>
             </w:pPr>
             <w:r>
-              <w:t xml:space="preserve">An ObserverDevice message MAY define a</w:t>
+              <w:t xml:space="preserve">A Node message MAY define a</w:t>
             </w:r>
             <w:r>
               <w:t xml:space="preserve"> </w:t>
@@ -2496,7 +2641,7 @@
               <w:t xml:space="preserve"> </w:t>
             </w:r>
             <w:r>
-              <w:t xml:space="preserve">element.</w:t>
+              <w:t xml:space="preserve">element describing the manufacturer’s serial number of the device.</w:t>
             </w:r>
           </w:p>
         </w:tc>
@@ -2520,7 +2665,7 @@
               <w:jc w:val="left"/>
             </w:pPr>
             <w:r>
-              <w:t xml:space="preserve">An ObserverDevice message MAY define a</w:t>
+              <w:t xml:space="preserve">A Node message MAY define a</w:t>
             </w:r>
             <w:r>
               <w:t xml:space="preserve"> </w:t>
@@ -2535,20 +2680,47 @@
               <w:t xml:space="preserve"> </w:t>
             </w:r>
             <w:r>
-              <w:t xml:space="preserve">element.</w:t>
+              <w:t xml:space="preserve">element describing the firmware version of the device, typically in format such as</w:t>
+            </w:r>
+            <w:r>
+              <w:t xml:space="preserve"> </w:t>
+            </w:r>
+            <w:r>
+              <w:rPr>
+                <w:rStyle w:val="VerbatimChar"/>
+              </w:rPr>
+              <w:t xml:space="preserve">5.1</w:t>
+            </w:r>
+            <w:r>
+              <w:t xml:space="preserve"> </w:t>
+            </w:r>
+            <w:r>
+              <w:t xml:space="preserve">or</w:t>
+            </w:r>
+            <w:r>
+              <w:t xml:space="preserve"> </w:t>
+            </w:r>
+            <w:r>
+              <w:rPr>
+                <w:rStyle w:val="VerbatimChar"/>
+              </w:rPr>
+              <w:t xml:space="preserve">2.7.1-alpha</w:t>
+            </w:r>
+            <w:r>
+              <w:t xml:space="preserve">.</w:t>
             </w:r>
           </w:p>
         </w:tc>
       </w:tr>
     </w:tbl>
     <w:bookmarkEnd w:id="57"/>
-    <w:bookmarkStart w:id="58" w:name="X82804532ca0a14337daa583d93f7870381be5f8"/>
+    <w:bookmarkStart w:id="58" w:name="Xc192c9d929eb5d08beb292f02f6894423763231"/>
     <w:p>
       <w:pPr>
         <w:pStyle w:val="Heading3"/>
       </w:pPr>
       <w:r>
-        <w:t xml:space="preserve">Metadata.ParameterDefinition</w:t>
+        <w:t xml:space="preserve">Metadata.ObserverDevice</w:t>
       </w:r>
     </w:p>
     <w:p>
@@ -2556,7 +2728,7 @@
         <w:pStyle w:val="FirstParagraph"/>
       </w:pPr>
       <w:r>
-        <w:t xml:space="preserve">A ParameterDefinition message describes a set of variables or measurement types.</w:t>
+        <w:t xml:space="preserve">An ObserverDevice message describes an individual sensor or measurement device connected to the Node Device.</w:t>
       </w:r>
     </w:p>
     <w:tbl>
@@ -2582,7 +2754,7 @@
                 <w:bCs/>
                 <w:b/>
               </w:rPr>
-              <w:t xml:space="preserve">Requirement 6</w:t>
+              <w:t xml:space="preserve">Requirement 5</w:t>
             </w:r>
           </w:p>
         </w:tc>
@@ -2597,7 +2769,7 @@
                 <w:bCs/>
                 <w:b/>
               </w:rPr>
-              <w:t xml:space="preserve">/req/data-model/parameter_definition</w:t>
+              <w:t xml:space="preserve">/req/data-model/observer_device</w:t>
             </w:r>
           </w:p>
         </w:tc>
@@ -2621,7 +2793,7 @@
               <w:jc w:val="left"/>
             </w:pPr>
             <w:r>
-              <w:t xml:space="preserve">A ParameterDefinition message SHALL define an</w:t>
+              <w:t xml:space="preserve">An ObserverDevice message SHALL define an</w:t>
             </w:r>
             <w:r>
               <w:t xml:space="preserve"> </w:t>
@@ -2660,7 +2832,7 @@
               <w:jc w:val="left"/>
             </w:pPr>
             <w:r>
-              <w:t xml:space="preserve">A ParameterDefinition message SHALL define a</w:t>
+              <w:t xml:space="preserve">A ObserverDevice message SHALL define a</w:t>
             </w:r>
             <w:r>
               <w:t xml:space="preserve"> </w:t>
@@ -2669,90 +2841,19 @@
               <w:rPr>
                 <w:rStyle w:val="VerbatimChar"/>
               </w:rPr>
-              <w:t xml:space="preserve">description</w:t>
-            </w:r>
-            <w:r>
-              <w:t xml:space="preserve"> </w:t>
-            </w:r>
-            <w:r>
-              <w:t xml:space="preserve">element.</w:t>
-            </w:r>
-          </w:p>
-        </w:tc>
-      </w:tr>
-      <w:tr>
-        <w:tc>
-          <w:tcPr/>
-          <w:p>
-            <w:pPr>
-              <w:jc w:val="center"/>
-            </w:pPr>
-            <w:r>
-              <w:t xml:space="preserve">C</w:t>
-            </w:r>
-          </w:p>
-        </w:tc>
-        <w:tc>
-          <w:tcPr/>
-          <w:p>
-            <w:pPr>
-              <w:jc w:val="left"/>
-            </w:pPr>
-            <w:r>
-              <w:t xml:space="preserve">A ParameterDefinition message SHALL define one or more</w:t>
-            </w:r>
-            <w:r>
-              <w:t xml:space="preserve"> </w:t>
-            </w:r>
-            <w:r>
-              <w:rPr>
-                <w:rStyle w:val="VerbatimChar"/>
-              </w:rPr>
-              <w:t xml:space="preserve">parameters</w:t>
-            </w:r>
-            <w:r>
-              <w:t xml:space="preserve"> </w:t>
-            </w:r>
-            <w:r>
-              <w:t xml:space="preserve">a</w:t>
-            </w:r>
-            <w:r>
-              <w:t xml:space="preserve"> </w:t>
-            </w:r>
-            <w:r>
-              <w:rPr>
-                <w:rStyle w:val="VerbatimChar"/>
-              </w:rPr>
-              <w:t xml:space="preserve">description</w:t>
-            </w:r>
-            <w:r>
-              <w:t xml:space="preserve"> </w:t>
-            </w:r>
-            <w:r>
-              <w:t xml:space="preserve">element.</w:t>
+              <w:t xml:space="preserve">name</w:t>
+            </w:r>
+            <w:r>
+              <w:t xml:space="preserve"> </w:t>
+            </w:r>
+            <w:r>
+              <w:t xml:space="preserve">element to describe the name or model designation of the observer device.</w:t>
             </w:r>
           </w:p>
         </w:tc>
       </w:tr>
     </w:tbl>
-    <w:bookmarkEnd w:id="58"/>
-    <w:bookmarkStart w:id="60" w:name="X2dcd3e50f3e232b211393a38435b15bd28772d4"/>
-    <w:p>
-      <w:pPr>
-        <w:pStyle w:val="Heading3"/>
-      </w:pPr>
-      <w:r>
-        <w:t xml:space="preserve">Metadata.ParameterDefinition.Parameter</w:t>
-      </w:r>
-    </w:p>
-    <w:p>
-      <w:pPr>
-        <w:pStyle w:val="FirstParagraph"/>
-      </w:pPr>
-      <w:r>
-        <w:t xml:space="preserve">A Parameter message describes single variable or measurement type.</w:t>
-      </w:r>
-    </w:p>
+    <w:p/>
     <w:tbl>
       <w:tblPr>
         <w:tblStyle w:val="Table"/>
@@ -2776,7 +2877,7 @@
                 <w:bCs/>
                 <w:b/>
               </w:rPr>
-              <w:t xml:space="preserve">Requirement 7</w:t>
+              <w:t xml:space="preserve">Recommendation 3</w:t>
             </w:r>
           </w:p>
         </w:tc>
@@ -2791,7 +2892,7 @@
                 <w:bCs/>
                 <w:b/>
               </w:rPr>
-              <w:t xml:space="preserve">/req/data-model/parameter</w:t>
+              <w:t xml:space="preserve">/rec/data-model/observer_device</w:t>
             </w:r>
           </w:p>
         </w:tc>
@@ -2815,7 +2916,7 @@
               <w:jc w:val="left"/>
             </w:pPr>
             <w:r>
-              <w:t xml:space="preserve">A Parameter message SHALL define a</w:t>
+              <w:t xml:space="preserve">An ObserverDevice message SHOULD define a</w:t>
             </w:r>
             <w:r>
               <w:t xml:space="preserve"> </w:t>
@@ -2824,245 +2925,19 @@
               <w:rPr>
                 <w:rStyle w:val="VerbatimChar"/>
               </w:rPr>
-              <w:t xml:space="preserve">longName</w:t>
-            </w:r>
-            <w:r>
-              <w:t xml:space="preserve"> </w:t>
-            </w:r>
-            <w:r>
-              <w:t xml:space="preserve">element.</w:t>
-            </w:r>
-          </w:p>
-        </w:tc>
-      </w:tr>
-      <w:tr>
-        <w:tc>
-          <w:tcPr/>
-          <w:p>
-            <w:pPr>
-              <w:jc w:val="center"/>
-            </w:pPr>
-            <w:r>
-              <w:t xml:space="preserve">B</w:t>
-            </w:r>
-          </w:p>
-        </w:tc>
-        <w:tc>
-          <w:tcPr/>
-          <w:p>
-            <w:pPr>
-              <w:jc w:val="left"/>
-            </w:pPr>
-            <w:r>
-              <w:t xml:space="preserve">A Parameter message SHALL define a</w:t>
-            </w:r>
-            <w:r>
-              <w:t xml:space="preserve"> </w:t>
-            </w:r>
-            <w:r>
-              <w:rPr>
-                <w:rStyle w:val="VerbatimChar"/>
-              </w:rPr>
-              <w:t xml:space="preserve">unit</w:t>
-            </w:r>
-            <w:r>
-              <w:t xml:space="preserve"> </w:t>
-            </w:r>
-            <w:r>
-              <w:t xml:space="preserve">element using the</w:t>
-            </w:r>
-            <w:r>
-              <w:t xml:space="preserve"> </w:t>
-            </w:r>
-            <w:hyperlink r:id="rId59">
-              <w:r>
-                <w:rPr>
-                  <w:rStyle w:val="Hyperlink"/>
-                </w:rPr>
-                <w:t xml:space="preserve">WMO Register: Code Table C-6: List of units for TDCFs</w:t>
-              </w:r>
-            </w:hyperlink>
-            <w:r>
-              <w:t xml:space="preserve">. // TODO verify</w:t>
-            </w:r>
-          </w:p>
-        </w:tc>
-      </w:tr>
-      <w:tr>
-        <w:tc>
-          <w:tcPr/>
-          <w:p>
-            <w:pPr>
-              <w:jc w:val="center"/>
-            </w:pPr>
-            <w:r>
-              <w:t xml:space="preserve">C</w:t>
-            </w:r>
-          </w:p>
-        </w:tc>
-        <w:tc>
-          <w:tcPr/>
-          <w:p>
-            <w:pPr>
-              <w:jc w:val="left"/>
-            </w:pPr>
-            <w:r>
-              <w:t xml:space="preserve">A Parameter message SHALL define a</w:t>
-            </w:r>
-            <w:r>
-              <w:t xml:space="preserve"> </w:t>
-            </w:r>
-            <w:r>
-              <w:rPr>
-                <w:rStyle w:val="VerbatimChar"/>
-              </w:rPr>
-              <w:t xml:space="preserve">standardNames</w:t>
-            </w:r>
-            <w:r>
-              <w:t xml:space="preserve"> </w:t>
-            </w:r>
-            <w:r>
-              <w:t xml:space="preserve">map which describes one to many namespace prefix and URI for the equivalent parameter name in an external vocabulary.</w:t>
-            </w:r>
-          </w:p>
-        </w:tc>
-      </w:tr>
-      <w:tr>
-        <w:tc>
-          <w:tcPr/>
-          <w:p>
-            <w:pPr>
-              <w:jc w:val="center"/>
-            </w:pPr>
-            <w:r>
-              <w:t xml:space="preserve">D</w:t>
-            </w:r>
-          </w:p>
-        </w:tc>
-        <w:tc>
-          <w:tcPr/>
-          <w:p>
-            <w:pPr>
-              <w:jc w:val="left"/>
-            </w:pPr>
-            <w:r>
-              <w:t xml:space="preserve">A Parameter message SHALL define a</w:t>
-            </w:r>
-            <w:r>
-              <w:t xml:space="preserve"> </w:t>
-            </w:r>
-            <w:r>
-              <w:rPr>
-                <w:rStyle w:val="VerbatimChar"/>
-              </w:rPr>
-              <w:t xml:space="preserve">device</w:t>
-            </w:r>
-            <w:r>
-              <w:t xml:space="preserve"> </w:t>
-            </w:r>
-            <w:r>
-              <w:t xml:space="preserve">element using a DeviceRef message.</w:t>
-            </w:r>
-          </w:p>
-        </w:tc>
-      </w:tr>
-      <w:tr>
-        <w:tc>
-          <w:tcPr/>
-          <w:p>
-            <w:pPr>
-              <w:jc w:val="center"/>
-            </w:pPr>
-            <w:r>
-              <w:t xml:space="preserve">E</w:t>
-            </w:r>
-          </w:p>
-        </w:tc>
-        <w:tc>
-          <w:tcPr/>
-          <w:p>
-            <w:pPr>
-              <w:jc w:val="left"/>
-            </w:pPr>
-            <w:r>
-              <w:t xml:space="preserve">A Parameter message SHALL define a</w:t>
-            </w:r>
-            <w:r>
-              <w:t xml:space="preserve"> </w:t>
-            </w:r>
-            <w:r>
-              <w:rPr>
-                <w:rStyle w:val="VerbatimChar"/>
-              </w:rPr>
-              <w:t xml:space="preserve">cellMethod</w:t>
-            </w:r>
-            <w:r>
-              <w:t xml:space="preserve"> </w:t>
-            </w:r>
-            <w:r>
-              <w:t xml:space="preserve">element using a CellMethod enumeration.</w:t>
-            </w:r>
-          </w:p>
-        </w:tc>
-      </w:tr>
-      <w:tr>
-        <w:tc>
-          <w:tcPr/>
-          <w:p>
-            <w:pPr>
-              <w:jc w:val="center"/>
-            </w:pPr>
-            <w:r>
-              <w:t xml:space="preserve">F</w:t>
-            </w:r>
-          </w:p>
-        </w:tc>
-        <w:tc>
-          <w:tcPr/>
-          <w:p>
-            <w:pPr>
-              <w:jc w:val="left"/>
-            </w:pPr>
-            <w:r>
-              <w:t xml:space="preserve">A Parameter message SHALL define a</w:t>
-            </w:r>
-            <w:r>
-              <w:t xml:space="preserve"> </w:t>
-            </w:r>
-            <w:r>
-              <w:rPr>
-                <w:rStyle w:val="VerbatimChar"/>
-              </w:rPr>
-              <w:t xml:space="preserve">cellPeriodSeconds</w:t>
-            </w:r>
-            <w:r>
-              <w:t xml:space="preserve"> </w:t>
-            </w:r>
-            <w:r>
-              <w:t xml:space="preserve">element.</w:t>
+              <w:t xml:space="preserve">location</w:t>
+            </w:r>
+            <w:r>
+              <w:t xml:space="preserve"> </w:t>
+            </w:r>
+            <w:r>
+              <w:t xml:space="preserve">element describing the geographic location of the observer device.</w:t>
             </w:r>
           </w:p>
         </w:tc>
       </w:tr>
     </w:tbl>
-    <w:bookmarkEnd w:id="60"/>
-    <w:bookmarkStart w:id="61" w:name="Xc8f2fc14d9ce3d043c6603698a378c333168d68"/>
-    <w:p>
-      <w:pPr>
-        <w:pStyle w:val="Heading3"/>
-      </w:pPr>
-      <w:r>
-        <w:t xml:space="preserve">Metadata.ParameterDefinition.Parameter.DeviceRef</w:t>
-      </w:r>
-    </w:p>
-    <w:p>
-      <w:pPr>
-        <w:pStyle w:val="FirstParagraph"/>
-      </w:pPr>
-      <w:r>
-        <w:t xml:space="preserve">A DeviceRef message describes a reference to an ObserverDevice message.</w:t>
-      </w:r>
-    </w:p>
+    <w:p/>
     <w:tbl>
       <w:tblPr>
         <w:tblStyle w:val="Table"/>
@@ -3086,7 +2961,7 @@
                 <w:bCs/>
                 <w:b/>
               </w:rPr>
-              <w:t xml:space="preserve">Requirement 8</w:t>
+              <w:t xml:space="preserve">Permission 3</w:t>
             </w:r>
           </w:p>
         </w:tc>
@@ -3101,7 +2976,7 @@
                 <w:bCs/>
                 <w:b/>
               </w:rPr>
-              <w:t xml:space="preserve">/req/data-model/device-ref</w:t>
+              <w:t xml:space="preserve">/per/data-model/observer_device</w:t>
             </w:r>
           </w:p>
         </w:tc>
@@ -3125,7 +3000,7 @@
               <w:jc w:val="left"/>
             </w:pPr>
             <w:r>
-              <w:t xml:space="preserve">A DeviceRef message SHALL define an</w:t>
+              <w:t xml:space="preserve">An ObserverDevice message MAY define a</w:t>
             </w:r>
             <w:r>
               <w:t xml:space="preserve"> </w:t>
@@ -3134,13 +3009,37 @@
               <w:rPr>
                 <w:rStyle w:val="VerbatimChar"/>
               </w:rPr>
-              <w:t xml:space="preserve">observerId</w:t>
-            </w:r>
-            <w:r>
-              <w:t xml:space="preserve"> </w:t>
-            </w:r>
-            <w:r>
-              <w:t xml:space="preserve">element as a reference to an ObserverDevice message or a</w:t>
+              <w:t xml:space="preserve">url</w:t>
+            </w:r>
+            <w:r>
+              <w:t xml:space="preserve"> </w:t>
+            </w:r>
+            <w:r>
+              <w:t xml:space="preserve">element providing a URI reference to additional metadata about the device.</w:t>
+            </w:r>
+          </w:p>
+        </w:tc>
+      </w:tr>
+      <w:tr>
+        <w:tc>
+          <w:tcPr/>
+          <w:p>
+            <w:pPr>
+              <w:jc w:val="center"/>
+            </w:pPr>
+            <w:r>
+              <w:t xml:space="preserve">B</w:t>
+            </w:r>
+          </w:p>
+        </w:tc>
+        <w:tc>
+          <w:tcPr/>
+          <w:p>
+            <w:pPr>
+              <w:jc w:val="left"/>
+            </w:pPr>
+            <w:r>
+              <w:t xml:space="preserve">An ObserverDevice message MAY define a</w:t>
             </w:r>
             <w:r>
               <w:t xml:space="preserve"> </w:t>
@@ -3149,26 +3048,73 @@
               <w:rPr>
                 <w:rStyle w:val="VerbatimChar"/>
               </w:rPr>
-              <w:t xml:space="preserve">node</w:t>
-            </w:r>
-            <w:r>
-              <w:t xml:space="preserve"> </w:t>
-            </w:r>
-            <w:r>
-              <w:t xml:space="preserve">if the ObserverDevice cannot be determined. // TODO verify</w:t>
+              <w:t xml:space="preserve">serialNumber</w:t>
+            </w:r>
+            <w:r>
+              <w:t xml:space="preserve"> </w:t>
+            </w:r>
+            <w:r>
+              <w:t xml:space="preserve">element describing manufacturer’s serial number of the device.</w:t>
+            </w:r>
+          </w:p>
+        </w:tc>
+      </w:tr>
+      <w:tr>
+        <w:tc>
+          <w:tcPr/>
+          <w:p>
+            <w:pPr>
+              <w:jc w:val="center"/>
+            </w:pPr>
+            <w:r>
+              <w:t xml:space="preserve">C</w:t>
+            </w:r>
+          </w:p>
+        </w:tc>
+        <w:tc>
+          <w:tcPr/>
+          <w:p>
+            <w:pPr>
+              <w:jc w:val="left"/>
+            </w:pPr>
+            <w:r>
+              <w:t xml:space="preserve">An ObserverDevice message MAY define a</w:t>
+            </w:r>
+            <w:r>
+              <w:t xml:space="preserve"> </w:t>
+            </w:r>
+            <w:r>
+              <w:rPr>
+                <w:rStyle w:val="VerbatimChar"/>
+              </w:rPr>
+              <w:t xml:space="preserve">firmwareVersion</w:t>
+            </w:r>
+            <w:r>
+              <w:t xml:space="preserve"> </w:t>
+            </w:r>
+            <w:r>
+              <w:t xml:space="preserve">element describing firmware version of the device.</w:t>
             </w:r>
           </w:p>
         </w:tc>
       </w:tr>
     </w:tbl>
-    <w:bookmarkEnd w:id="61"/>
-    <w:bookmarkStart w:id="62" w:name="X05ad229d6065a3fb9e9fa952b4fa2f12120cd4a"/>
+    <w:p>
+      <w:pPr>
+        <w:pStyle w:val="BodyText"/>
+      </w:pPr>
+      <w:r>
+        <w:t xml:space="preserve">Observer device identifiers shall remain stable across Node restarts and metadata updates to ensure consistent parameter-to-device associations.</w:t>
+      </w:r>
+    </w:p>
+    <w:bookmarkEnd w:id="58"/>
+    <w:bookmarkStart w:id="59" w:name="X82804532ca0a14337daa583d93f7870381be5f8"/>
     <w:p>
       <w:pPr>
         <w:pStyle w:val="Heading3"/>
       </w:pPr>
       <w:r>
-        <w:t xml:space="preserve">Data</w:t>
+        <w:t xml:space="preserve">Metadata.ParameterDefinition</w:t>
       </w:r>
     </w:p>
     <w:p>
@@ -3176,7 +3122,15 @@
         <w:pStyle w:val="FirstParagraph"/>
       </w:pPr>
       <w:r>
-        <w:t xml:space="preserve">A Data message provides the observations provided at a Node.</w:t>
+        <w:t xml:space="preserve">A ParameterDefinition groups one or more related measurement parameters that share common context. Each parameter definition has a unique identifier that is referenced by observations. Parameters are typically grouped when they are measured at the same timestamp, allowing multiple values to share a single timestamp in observations and thus reducing payload size.</w:t>
+      </w:r>
+    </w:p>
+    <w:p>
+      <w:pPr>
+        <w:pStyle w:val="BodyText"/>
+      </w:pPr>
+      <w:r>
+        <w:t xml:space="preserve">The parameters field contains one or more Parameter messages describing individual measurable variables. When multiple parameters are grouped in a single definition, each observation referencing this definition shall provide values in the same order as the parameters are defined.</w:t>
       </w:r>
     </w:p>
     <w:tbl>
@@ -3202,7 +3156,7 @@
                 <w:bCs/>
                 <w:b/>
               </w:rPr>
-              <w:t xml:space="preserve">Requirement 9</w:t>
+              <w:t xml:space="preserve">Requirement 6</w:t>
             </w:r>
           </w:p>
         </w:tc>
@@ -3217,7 +3171,7 @@
                 <w:bCs/>
                 <w:b/>
               </w:rPr>
-              <w:t xml:space="preserve">/req/data-model/data</w:t>
+              <w:t xml:space="preserve">/req/data-model/parameter_definition</w:t>
             </w:r>
           </w:p>
         </w:tc>
@@ -3241,7 +3195,7 @@
               <w:jc w:val="left"/>
             </w:pPr>
             <w:r>
-              <w:t xml:space="preserve">A Data message SHALL define one of more</w:t>
+              <w:t xml:space="preserve">A ParameterDefinition message SHALL define an</w:t>
             </w:r>
             <w:r>
               <w:t xml:space="preserve"> </w:t>
@@ -3250,26 +3204,119 @@
               <w:rPr>
                 <w:rStyle w:val="VerbatimChar"/>
               </w:rPr>
-              <w:t xml:space="preserve">observations</w:t>
-            </w:r>
-            <w:r>
-              <w:t xml:space="preserve"> </w:t>
-            </w:r>
-            <w:r>
-              <w:t xml:space="preserve">elements using an Observation message.</w:t>
+              <w:t xml:space="preserve">id</w:t>
+            </w:r>
+            <w:r>
+              <w:t xml:space="preserve"> </w:t>
+            </w:r>
+            <w:r>
+              <w:t xml:space="preserve">element.</w:t>
+            </w:r>
+          </w:p>
+        </w:tc>
+      </w:tr>
+      <w:tr>
+        <w:tc>
+          <w:tcPr/>
+          <w:p>
+            <w:pPr>
+              <w:jc w:val="center"/>
+            </w:pPr>
+            <w:r>
+              <w:t xml:space="preserve">B</w:t>
+            </w:r>
+          </w:p>
+        </w:tc>
+        <w:tc>
+          <w:tcPr/>
+          <w:p>
+            <w:pPr>
+              <w:jc w:val="left"/>
+            </w:pPr>
+            <w:r>
+              <w:t xml:space="preserve">A ParameterDefinition message SHALL define a</w:t>
+            </w:r>
+            <w:r>
+              <w:t xml:space="preserve"> </w:t>
+            </w:r>
+            <w:r>
+              <w:rPr>
+                <w:rStyle w:val="VerbatimChar"/>
+              </w:rPr>
+              <w:t xml:space="preserve">description</w:t>
+            </w:r>
+            <w:r>
+              <w:t xml:space="preserve"> </w:t>
+            </w:r>
+            <w:r>
+              <w:t xml:space="preserve">element.</w:t>
+            </w:r>
+          </w:p>
+        </w:tc>
+      </w:tr>
+      <w:tr>
+        <w:tc>
+          <w:tcPr/>
+          <w:p>
+            <w:pPr>
+              <w:jc w:val="center"/>
+            </w:pPr>
+            <w:r>
+              <w:t xml:space="preserve">C</w:t>
+            </w:r>
+          </w:p>
+        </w:tc>
+        <w:tc>
+          <w:tcPr/>
+          <w:p>
+            <w:pPr>
+              <w:jc w:val="left"/>
+            </w:pPr>
+            <w:r>
+              <w:t xml:space="preserve">A ParameterDefinition message SHALL define one or more</w:t>
+            </w:r>
+            <w:r>
+              <w:t xml:space="preserve"> </w:t>
+            </w:r>
+            <w:r>
+              <w:rPr>
+                <w:rStyle w:val="VerbatimChar"/>
+              </w:rPr>
+              <w:t xml:space="preserve">parameters</w:t>
+            </w:r>
+            <w:r>
+              <w:t xml:space="preserve"> </w:t>
+            </w:r>
+            <w:r>
+              <w:t xml:space="preserve">a</w:t>
+            </w:r>
+            <w:r>
+              <w:t xml:space="preserve"> </w:t>
+            </w:r>
+            <w:r>
+              <w:rPr>
+                <w:rStyle w:val="VerbatimChar"/>
+              </w:rPr>
+              <w:t xml:space="preserve">description</w:t>
+            </w:r>
+            <w:r>
+              <w:t xml:space="preserve"> </w:t>
+            </w:r>
+            <w:r>
+              <w:t xml:space="preserve">element.</w:t>
             </w:r>
           </w:p>
         </w:tc>
       </w:tr>
     </w:tbl>
-    <w:bookmarkEnd w:id="62"/>
-    <w:bookmarkStart w:id="63" w:name="X1dbf4a806bce0d3d4fc72a7b692636795af6609"/>
+    <w:bookmarkEnd w:id="59"/>
+    <w:bookmarkStart w:id="61" w:name="X2dcd3e50f3e232b211393a38435b15bd28772d4"/>
     <w:p>
       <w:pPr>
         <w:pStyle w:val="Heading3"/>
       </w:pPr>
       <w:r>
-        <w:t xml:space="preserve">Observation</w:t>
+        <w:t xml:space="preserve">Metadata.ParameterDefinition.Parameter</w:t>
       </w:r>
     </w:p>
     <w:p>
@@ -3277,7 +3324,23 @@
         <w:pStyle w:val="FirstParagraph"/>
       </w:pPr>
       <w:r>
-        <w:t xml:space="preserve">An Observation message defines the values associated with parameter definitions provided at a Node.</w:t>
+        <w:t xml:space="preserve">The Parameter message specifies a single measurable variable, including its name, unit of measurement, aggregation method, and associated device.</w:t>
+      </w:r>
+    </w:p>
+    <w:p>
+      <w:pPr>
+        <w:pStyle w:val="BodyText"/>
+      </w:pPr>
+      <w:r>
+        <w:t xml:space="preserve">The standardNames field enables mapping to external naming conventions such as Climate and Forecast (CF) standard names. This allows parameters to be referenced by different standard parameter types according to the target application of the device using the protocol. The Node is not bound to a specific standard but may include mappings to multiple standards as appropriate for the intended use case. The keys in this map shall correspond to namespace prefixes defined in Metadata namespaces.</w:t>
+      </w:r>
+    </w:p>
+    <w:p>
+      <w:pPr>
+        <w:pStyle w:val="BodyText"/>
+      </w:pPr>
+      <w:r>
+        <w:t xml:space="preserve">The device field specifies which device (either the node or a specific observer) performs this measurement.</w:t>
       </w:r>
     </w:p>
     <w:tbl>
@@ -3303,7 +3366,7 @@
                 <w:bCs/>
                 <w:b/>
               </w:rPr>
-              <w:t xml:space="preserve">Requirement 10</w:t>
+              <w:t xml:space="preserve">Requirement 7</w:t>
             </w:r>
           </w:p>
         </w:tc>
@@ -3318,7 +3381,7 @@
                 <w:bCs/>
                 <w:b/>
               </w:rPr>
-              <w:t xml:space="preserve">/req/data-model/observation</w:t>
+              <w:t xml:space="preserve">/req/data-model/parameter</w:t>
             </w:r>
           </w:p>
         </w:tc>
@@ -3342,7 +3405,7 @@
               <w:jc w:val="left"/>
             </w:pPr>
             <w:r>
-              <w:t xml:space="preserve">An Observation message SHALL define a</w:t>
+              <w:t xml:space="preserve">A Parameter message SHALL define a</w:t>
             </w:r>
             <w:r>
               <w:t xml:space="preserve"> </w:t>
@@ -3351,13 +3414,13 @@
               <w:rPr>
                 <w:rStyle w:val="VerbatimChar"/>
               </w:rPr>
-              <w:t xml:space="preserve">parameterDefinitionId</w:t>
-            </w:r>
-            <w:r>
-              <w:t xml:space="preserve"> </w:t>
-            </w:r>
-            <w:r>
-              <w:t xml:space="preserve">element using the id of the ParameterDefinition message.</w:t>
+              <w:t xml:space="preserve">longName</w:t>
+            </w:r>
+            <w:r>
+              <w:t xml:space="preserve"> </w:t>
+            </w:r>
+            <w:r>
+              <w:t xml:space="preserve">element describing the name of the parameter (e.g., "Air Temperature", "Wind Speed").</w:t>
             </w:r>
           </w:p>
         </w:tc>
@@ -3381,7 +3444,7 @@
               <w:jc w:val="left"/>
             </w:pPr>
             <w:r>
-              <w:t xml:space="preserve">An Observation message SHALL define a</w:t>
+              <w:t xml:space="preserve">A Parameter message SHALL define a</w:t>
             </w:r>
             <w:r>
               <w:t xml:space="preserve"> </w:t>
@@ -3390,13 +3453,51 @@
               <w:rPr>
                 <w:rStyle w:val="VerbatimChar"/>
               </w:rPr>
-              <w:t xml:space="preserve">time</w:t>
-            </w:r>
-            <w:r>
-              <w:t xml:space="preserve"> </w:t>
-            </w:r>
-            <w:r>
-              <w:t xml:space="preserve">element using</w:t>
+              <w:t xml:space="preserve">unit</w:t>
+            </w:r>
+            <w:r>
+              <w:t xml:space="preserve"> </w:t>
+            </w:r>
+            <w:r>
+              <w:t xml:space="preserve">element using the</w:t>
+            </w:r>
+            <w:r>
+              <w:t xml:space="preserve"> </w:t>
+            </w:r>
+            <w:hyperlink r:id="rId60">
+              <w:r>
+                <w:rPr>
+                  <w:rStyle w:val="Hyperlink"/>
+                </w:rPr>
+                <w:t xml:space="preserve">WMO Register: Code Table C-6: List of units for TDCFs</w:t>
+              </w:r>
+            </w:hyperlink>
+            <w:r>
+              <w:t xml:space="preserve">. // TODO verify</w:t>
+            </w:r>
+          </w:p>
+        </w:tc>
+      </w:tr>
+      <w:tr>
+        <w:tc>
+          <w:tcPr/>
+          <w:p>
+            <w:pPr>
+              <w:jc w:val="center"/>
+            </w:pPr>
+            <w:r>
+              <w:t xml:space="preserve">C</w:t>
+            </w:r>
+          </w:p>
+        </w:tc>
+        <w:tc>
+          <w:tcPr/>
+          <w:p>
+            <w:pPr>
+              <w:jc w:val="left"/>
+            </w:pPr>
+            <w:r>
+              <w:t xml:space="preserve">A Parameter message SHALL define a</w:t>
             </w:r>
             <w:r>
               <w:t xml:space="preserve"> </w:t>
@@ -3405,10 +3506,13 @@
               <w:rPr>
                 <w:rStyle w:val="VerbatimChar"/>
               </w:rPr>
-              <w:t xml:space="preserve">google.protobuf.Timestamp</w:t>
-            </w:r>
-            <w:r>
-              <w:t xml:space="preserve">.</w:t>
+              <w:t xml:space="preserve">standardNames</w:t>
+            </w:r>
+            <w:r>
+              <w:t xml:space="preserve"> </w:t>
+            </w:r>
+            <w:r>
+              <w:t xml:space="preserve">map which describes one to many namespace prefix and URI maps for the equivalent parameter name in an external vocabulary.</w:t>
             </w:r>
           </w:p>
         </w:tc>
@@ -3421,18 +3525,18 @@
               <w:jc w:val="center"/>
             </w:pPr>
             <w:r>
-              <w:t xml:space="preserve">C</w:t>
-            </w:r>
-          </w:p>
-        </w:tc>
-        <w:tc>
-          <w:tcPr/>
-          <w:p>
-            <w:pPr>
-              <w:jc w:val="left"/>
-            </w:pPr>
-            <w:r>
-              <w:t xml:space="preserve">An Observation message SHALL define one to many</w:t>
+              <w:t xml:space="preserve">D</w:t>
+            </w:r>
+          </w:p>
+        </w:tc>
+        <w:tc>
+          <w:tcPr/>
+          <w:p>
+            <w:pPr>
+              <w:jc w:val="left"/>
+            </w:pPr>
+            <w:r>
+              <w:t xml:space="preserve">A Parameter message SHALL define a</w:t>
             </w:r>
             <w:r>
               <w:t xml:space="preserve"> </w:t>
@@ -3441,20 +3545,792 @@
               <w:rPr>
                 <w:rStyle w:val="VerbatimChar"/>
               </w:rPr>
-              <w:t xml:space="preserve">values</w:t>
-            </w:r>
-            <w:r>
-              <w:t xml:space="preserve"> </w:t>
-            </w:r>
-            <w:r>
-              <w:t xml:space="preserve">elements using the Value message.</w:t>
+              <w:t xml:space="preserve">device</w:t>
+            </w:r>
+            <w:r>
+              <w:t xml:space="preserve"> </w:t>
+            </w:r>
+            <w:r>
+              <w:t xml:space="preserve">element describing the device (Node or Observer) that measures this parameter.</w:t>
+            </w:r>
+          </w:p>
+        </w:tc>
+      </w:tr>
+      <w:tr>
+        <w:tc>
+          <w:tcPr/>
+          <w:p>
+            <w:pPr>
+              <w:jc w:val="center"/>
+            </w:pPr>
+            <w:r>
+              <w:t xml:space="preserve">E</w:t>
+            </w:r>
+          </w:p>
+        </w:tc>
+        <w:tc>
+          <w:tcPr/>
+          <w:p>
+            <w:pPr>
+              <w:jc w:val="left"/>
+            </w:pPr>
+            <w:r>
+              <w:t xml:space="preserve">A Parameter message SHALL define a</w:t>
+            </w:r>
+            <w:r>
+              <w:t xml:space="preserve"> </w:t>
+            </w:r>
+            <w:r>
+              <w:rPr>
+                <w:rStyle w:val="VerbatimChar"/>
+              </w:rPr>
+              <w:t xml:space="preserve">cellMethod</w:t>
+            </w:r>
+            <w:r>
+              <w:t xml:space="preserve"> </w:t>
+            </w:r>
+            <w:r>
+              <w:t xml:space="preserve">element descriving the statistical or aggregation method applied to the measurement.</w:t>
+            </w:r>
+          </w:p>
+        </w:tc>
+      </w:tr>
+      <w:tr>
+        <w:tc>
+          <w:tcPr/>
+          <w:p>
+            <w:pPr>
+              <w:jc w:val="center"/>
+            </w:pPr>
+            <w:r>
+              <w:t xml:space="preserve">F</w:t>
+            </w:r>
+          </w:p>
+        </w:tc>
+        <w:tc>
+          <w:tcPr/>
+          <w:p>
+            <w:pPr>
+              <w:jc w:val="left"/>
+            </w:pPr>
+            <w:r>
+              <w:t xml:space="preserve">A Parameter message SHALL define a</w:t>
+            </w:r>
+            <w:r>
+              <w:t xml:space="preserve"> </w:t>
+            </w:r>
+            <w:r>
+              <w:rPr>
+                <w:rStyle w:val="VerbatimChar"/>
+              </w:rPr>
+              <w:t xml:space="preserve">cellPeriodSeconds</w:t>
+            </w:r>
+            <w:r>
+              <w:t xml:space="preserve"> </w:t>
+            </w:r>
+            <w:r>
+              <w:t xml:space="preserve">element describing the period of aggregation in seconds (0 for instantaneous point measurements).</w:t>
+            </w:r>
+          </w:p>
+        </w:tc>
+      </w:tr>
+      <w:tr>
+        <w:tc>
+          <w:tcPr/>
+          <w:p>
+            <w:pPr>
+              <w:jc w:val="center"/>
+            </w:pPr>
+            <w:r>
+              <w:t xml:space="preserve">G</w:t>
+            </w:r>
+          </w:p>
+        </w:tc>
+        <w:tc>
+          <w:tcPr/>
+          <w:p>
+            <w:pPr>
+              <w:jc w:val="left"/>
+            </w:pPr>
+            <w:r>
+              <w:t xml:space="preserve">When cellMethod is</w:t>
+            </w:r>
+            <w:r>
+              <w:t xml:space="preserve"> </w:t>
+            </w:r>
+            <w:r>
+              <w:rPr>
+                <w:rStyle w:val="VerbatimChar"/>
+              </w:rPr>
+              <w:t xml:space="preserve">POINT</w:t>
+            </w:r>
+            <w:r>
+              <w:t xml:space="preserve">, the value SHALL be 0, indicating an instantaneous measurement. For all other cell methods, the value SHALL be greater than 0, indicating the duration of the aggregation period. For example: * A 30-second mean temperature would have a</w:t>
+            </w:r>
+            <w:r>
+              <w:t xml:space="preserve"> </w:t>
+            </w:r>
+            <w:r>
+              <w:rPr>
+                <w:rStyle w:val="VerbatimChar"/>
+              </w:rPr>
+              <w:t xml:space="preserve">cellMethod</w:t>
+            </w:r>
+            <w:r>
+              <w:t xml:space="preserve"> </w:t>
+            </w:r>
+            <w:r>
+              <w:t xml:space="preserve">value of</w:t>
+            </w:r>
+            <w:r>
+              <w:t xml:space="preserve"> </w:t>
+            </w:r>
+            <w:r>
+              <w:rPr>
+                <w:rStyle w:val="VerbatimChar"/>
+              </w:rPr>
+              <w:t xml:space="preserve">MEAN</w:t>
+            </w:r>
+            <w:r>
+              <w:t xml:space="preserve"> </w:t>
+            </w:r>
+            <w:r>
+              <w:t xml:space="preserve">and a</w:t>
+            </w:r>
+            <w:r>
+              <w:t xml:space="preserve"> </w:t>
+            </w:r>
+            <w:r>
+              <w:rPr>
+                <w:rStyle w:val="VerbatimChar"/>
+              </w:rPr>
+              <w:t xml:space="preserve">cellPeriodSeconds</w:t>
+            </w:r>
+            <w:r>
+              <w:t xml:space="preserve"> </w:t>
+            </w:r>
+            <w:r>
+              <w:t xml:space="preserve">value of 30. An instantaneous wind direction would have a</w:t>
+            </w:r>
+            <w:r>
+              <w:t xml:space="preserve"> </w:t>
+            </w:r>
+            <w:r>
+              <w:rPr>
+                <w:rStyle w:val="VerbatimChar"/>
+              </w:rPr>
+              <w:t xml:space="preserve">cellMethod</w:t>
+            </w:r>
+            <w:r>
+              <w:t xml:space="preserve"> </w:t>
+            </w:r>
+            <w:r>
+              <w:t xml:space="preserve">value of</w:t>
+            </w:r>
+            <w:r>
+              <w:t xml:space="preserve"> </w:t>
+            </w:r>
+            <w:r>
+              <w:rPr>
+                <w:rStyle w:val="VerbatimChar"/>
+              </w:rPr>
+              <w:t xml:space="preserve">POINT</w:t>
+            </w:r>
+            <w:r>
+              <w:t xml:space="preserve">l and a</w:t>
+            </w:r>
+            <w:r>
+              <w:t xml:space="preserve"> </w:t>
+            </w:r>
+            <w:r>
+              <w:rPr>
+                <w:rStyle w:val="VerbatimChar"/>
+              </w:rPr>
+              <w:t xml:space="preserve">cellPeriodSeconds</w:t>
+            </w:r>
+            <w:r>
+              <w:t xml:space="preserve"> </w:t>
+            </w:r>
+            <w:r>
+              <w:t xml:space="preserve">value of 0. A 5-minute maximum wind gust would have a</w:t>
+            </w:r>
+            <w:r>
+              <w:t xml:space="preserve"> </w:t>
+            </w:r>
+            <w:r>
+              <w:rPr>
+                <w:rStyle w:val="VerbatimChar"/>
+              </w:rPr>
+              <w:t xml:space="preserve">cellMethod</w:t>
+            </w:r>
+            <w:r>
+              <w:t xml:space="preserve"> </w:t>
+            </w:r>
+            <w:r>
+              <w:t xml:space="preserve">of</w:t>
+            </w:r>
+            <w:r>
+              <w:t xml:space="preserve"> </w:t>
+            </w:r>
+            <w:r>
+              <w:rPr>
+                <w:rStyle w:val="VerbatimChar"/>
+              </w:rPr>
+              <w:t xml:space="preserve">MAXIMUM</w:t>
+            </w:r>
+            <w:r>
+              <w:t xml:space="preserve"> </w:t>
+            </w:r>
+            <w:r>
+              <w:t xml:space="preserve">and a</w:t>
+            </w:r>
+            <w:r>
+              <w:t xml:space="preserve"> </w:t>
+            </w:r>
+            <w:r>
+              <w:rPr>
+                <w:rStyle w:val="VerbatimChar"/>
+              </w:rPr>
+              <w:t xml:space="preserve">cellPeriodSeconds</w:t>
+            </w:r>
+            <w:r>
+              <w:t xml:space="preserve"> </w:t>
+            </w:r>
+            <w:r>
+              <w:t xml:space="preserve">value of 300.</w:t>
+            </w:r>
+          </w:p>
+        </w:tc>
+      </w:tr>
+      <w:tr>
+        <w:tc>
+          <w:tcPr/>
+          <w:p>
+            <w:pPr>
+              <w:jc w:val="center"/>
+            </w:pPr>
+            <w:r>
+              <w:t xml:space="preserve">H</w:t>
+            </w:r>
+          </w:p>
+        </w:tc>
+        <w:tc>
+          <w:tcPr/>
+          <w:p>
+            <w:pPr>
+              <w:jc w:val="left"/>
+            </w:pPr>
+            <w:r>
+              <w:t xml:space="preserve">When multiple parameters are grouped in a single definition, each observation referencing this definition SHALL provide values in the same order as the parameters are defined.</w:t>
+            </w:r>
+          </w:p>
+        </w:tc>
+      </w:tr>
+    </w:tbl>
+    <w:bookmarkEnd w:id="61"/>
+    <w:bookmarkStart w:id="62" w:name="Xc8f2fc14d9ce3d043c6603698a378c333168d68"/>
+    <w:p>
+      <w:pPr>
+        <w:pStyle w:val="Heading3"/>
+      </w:pPr>
+      <w:r>
+        <w:t xml:space="preserve">Metadata.ParameterDefinition.Parameter.DeviceRef</w:t>
+      </w:r>
+    </w:p>
+    <w:p>
+      <w:pPr>
+        <w:pStyle w:val="FirstParagraph"/>
+      </w:pPr>
+      <w:r>
+        <w:t xml:space="preserve">A DeviceRef message describes a reference to an ObserverDevice message.</w:t>
+      </w:r>
+    </w:p>
+    <w:tbl>
+      <w:tblPr>
+        <w:tblStyle w:val="Table"/>
+        <w:tblW w:type="pct" w:w="4500"/>
+        <w:tblLook w:firstRow="0" w:lastRow="0" w:firstColumn="0" w:lastColumn="0" w:noHBand="0" w:noVBand="0" w:val="0000"/>
+        <w:jc w:val="start"/>
+      </w:tblPr>
+      <w:tblGrid>
+        <w:gridCol w:w="1782"/>
+        <w:gridCol w:w="5346"/>
+      </w:tblGrid>
+      <w:tr>
+        <w:tc>
+          <w:tcPr/>
+          <w:p>
+            <w:pPr>
+              <w:jc w:val="center"/>
+            </w:pPr>
+            <w:r>
+              <w:rPr>
+                <w:bCs/>
+                <w:b/>
+              </w:rPr>
+              <w:t xml:space="preserve">Requirement 8</w:t>
+            </w:r>
+          </w:p>
+        </w:tc>
+        <w:tc>
+          <w:tcPr/>
+          <w:p>
+            <w:pPr>
+              <w:jc w:val="left"/>
+            </w:pPr>
+            <w:r>
+              <w:rPr>
+                <w:bCs/>
+                <w:b/>
+              </w:rPr>
+              <w:t xml:space="preserve">/req/data-model/device-ref</w:t>
+            </w:r>
+          </w:p>
+        </w:tc>
+      </w:tr>
+      <w:tr>
+        <w:tc>
+          <w:tcPr/>
+          <w:p>
+            <w:pPr>
+              <w:jc w:val="center"/>
+            </w:pPr>
+            <w:r>
+              <w:t xml:space="preserve">A</w:t>
+            </w:r>
+          </w:p>
+        </w:tc>
+        <w:tc>
+          <w:tcPr/>
+          <w:p>
+            <w:pPr>
+              <w:jc w:val="left"/>
+            </w:pPr>
+            <w:r>
+              <w:t xml:space="preserve">A DeviceRef message SHALL define an</w:t>
+            </w:r>
+            <w:r>
+              <w:t xml:space="preserve"> </w:t>
+            </w:r>
+            <w:r>
+              <w:rPr>
+                <w:rStyle w:val="VerbatimChar"/>
+              </w:rPr>
+              <w:t xml:space="preserve">observerId</w:t>
+            </w:r>
+            <w:r>
+              <w:t xml:space="preserve"> </w:t>
+            </w:r>
+            <w:r>
+              <w:t xml:space="preserve">element as a reference to an ObserverDevice message or a</w:t>
+            </w:r>
+            <w:r>
+              <w:t xml:space="preserve"> </w:t>
+            </w:r>
+            <w:r>
+              <w:rPr>
+                <w:rStyle w:val="VerbatimChar"/>
+              </w:rPr>
+              <w:t xml:space="preserve">node</w:t>
+            </w:r>
+            <w:r>
+              <w:t xml:space="preserve"> </w:t>
+            </w:r>
+            <w:r>
+              <w:t xml:space="preserve">if the ObserverDevice cannot be determined. // TODO verify</w:t>
+            </w:r>
+          </w:p>
+        </w:tc>
+      </w:tr>
+    </w:tbl>
+    <w:bookmarkEnd w:id="62"/>
+    <w:bookmarkStart w:id="63" w:name="X05ad229d6065a3fb9e9fa952b4fa2f12120cd4a"/>
+    <w:p>
+      <w:pPr>
+        <w:pStyle w:val="Heading3"/>
+      </w:pPr>
+      <w:r>
+        <w:t xml:space="preserve">Data</w:t>
+      </w:r>
+    </w:p>
+    <w:p>
+      <w:pPr>
+        <w:pStyle w:val="FirstParagraph"/>
+      </w:pPr>
+      <w:r>
+        <w:t xml:space="preserve">The Data message is the primary container for transmitting observation data from the Node to the Host. This message may be transmitted as frequently as needed to deliver current or batched observations.</w:t>
+      </w:r>
+    </w:p>
+    <w:p>
+      <w:pPr>
+        <w:pStyle w:val="BodyText"/>
+      </w:pPr>
+      <w:r>
+        <w:t xml:space="preserve">A Data message may contain multiple Observation messages, enabling efficient batch transmission of measurement data. Each observation is independent and contains its own timestamp and parameter reference.</w:t>
+      </w:r>
+    </w:p>
+    <w:p>
+      <w:pPr>
+        <w:pStyle w:val="BodyText"/>
+      </w:pPr>
+      <w:r>
+        <w:t xml:space="preserve">The Node may transmit Data messages containing observations that reference parameter definitions not yet received by the Host. In this case, the Host shall buffer or queue such observations until the corresponding Metadata message is received.</w:t>
+      </w:r>
+    </w:p>
+    <w:tbl>
+      <w:tblPr>
+        <w:tblStyle w:val="Table"/>
+        <w:tblW w:type="pct" w:w="4500"/>
+        <w:tblLook w:firstRow="0" w:lastRow="0" w:firstColumn="0" w:lastColumn="0" w:noHBand="0" w:noVBand="0" w:val="0000"/>
+        <w:jc w:val="start"/>
+      </w:tblPr>
+      <w:tblGrid>
+        <w:gridCol w:w="1782"/>
+        <w:gridCol w:w="5346"/>
+      </w:tblGrid>
+      <w:tr>
+        <w:tc>
+          <w:tcPr/>
+          <w:p>
+            <w:pPr>
+              <w:jc w:val="center"/>
+            </w:pPr>
+            <w:r>
+              <w:rPr>
+                <w:bCs/>
+                <w:b/>
+              </w:rPr>
+              <w:t xml:space="preserve">Requirement 9</w:t>
+            </w:r>
+          </w:p>
+        </w:tc>
+        <w:tc>
+          <w:tcPr/>
+          <w:p>
+            <w:pPr>
+              <w:jc w:val="left"/>
+            </w:pPr>
+            <w:r>
+              <w:rPr>
+                <w:bCs/>
+                <w:b/>
+              </w:rPr>
+              <w:t xml:space="preserve">/req/data-model/data</w:t>
+            </w:r>
+          </w:p>
+        </w:tc>
+      </w:tr>
+      <w:tr>
+        <w:tc>
+          <w:tcPr/>
+          <w:p>
+            <w:pPr>
+              <w:jc w:val="center"/>
+            </w:pPr>
+            <w:r>
+              <w:t xml:space="preserve">A</w:t>
+            </w:r>
+          </w:p>
+        </w:tc>
+        <w:tc>
+          <w:tcPr/>
+          <w:p>
+            <w:pPr>
+              <w:jc w:val="left"/>
+            </w:pPr>
+            <w:r>
+              <w:t xml:space="preserve">A Data message SHALL define one of more</w:t>
+            </w:r>
+            <w:r>
+              <w:t xml:space="preserve"> </w:t>
+            </w:r>
+            <w:r>
+              <w:rPr>
+                <w:rStyle w:val="VerbatimChar"/>
+              </w:rPr>
+              <w:t xml:space="preserve">observations</w:t>
+            </w:r>
+            <w:r>
+              <w:t xml:space="preserve"> </w:t>
+            </w:r>
+            <w:r>
+              <w:t xml:space="preserve">elements to describe observation measurements.</w:t>
             </w:r>
           </w:p>
         </w:tc>
       </w:tr>
     </w:tbl>
     <w:bookmarkEnd w:id="63"/>
-    <w:bookmarkStart w:id="64" w:name="Xfab5fa97ae3521ef5fab878ac897c1c9dd10da9"/>
+    <w:bookmarkStart w:id="64" w:name="X1dbf4a806bce0d3d4fc72a7b692636795af6609"/>
+    <w:p>
+      <w:pPr>
+        <w:pStyle w:val="Heading3"/>
+      </w:pPr>
+      <w:r>
+        <w:t xml:space="preserve">Observation</w:t>
+      </w:r>
+    </w:p>
+    <w:p>
+      <w:pPr>
+        <w:pStyle w:val="FirstParagraph"/>
+      </w:pPr>
+      <w:r>
+        <w:t xml:space="preserve">The Observation message represents a single measurement data point collected at a specific time.</w:t>
+      </w:r>
+    </w:p>
+    <w:tbl>
+      <w:tblPr>
+        <w:tblStyle w:val="Table"/>
+        <w:tblW w:type="pct" w:w="4500"/>
+        <w:tblLook w:firstRow="0" w:lastRow="0" w:firstColumn="0" w:lastColumn="0" w:noHBand="0" w:noVBand="0" w:val="0000"/>
+        <w:jc w:val="start"/>
+      </w:tblPr>
+      <w:tblGrid>
+        <w:gridCol w:w="1782"/>
+        <w:gridCol w:w="5346"/>
+      </w:tblGrid>
+      <w:tr>
+        <w:tc>
+          <w:tcPr/>
+          <w:p>
+            <w:pPr>
+              <w:jc w:val="center"/>
+            </w:pPr>
+            <w:r>
+              <w:rPr>
+                <w:bCs/>
+                <w:b/>
+              </w:rPr>
+              <w:t xml:space="preserve">Requirement 10</w:t>
+            </w:r>
+          </w:p>
+        </w:tc>
+        <w:tc>
+          <w:tcPr/>
+          <w:p>
+            <w:pPr>
+              <w:jc w:val="left"/>
+            </w:pPr>
+            <w:r>
+              <w:rPr>
+                <w:bCs/>
+                <w:b/>
+              </w:rPr>
+              <w:t xml:space="preserve">/req/data-model/observation</w:t>
+            </w:r>
+          </w:p>
+        </w:tc>
+      </w:tr>
+      <w:tr>
+        <w:tc>
+          <w:tcPr/>
+          <w:p>
+            <w:pPr>
+              <w:jc w:val="center"/>
+            </w:pPr>
+            <w:r>
+              <w:t xml:space="preserve">A</w:t>
+            </w:r>
+          </w:p>
+        </w:tc>
+        <w:tc>
+          <w:tcPr/>
+          <w:p>
+            <w:pPr>
+              <w:jc w:val="left"/>
+            </w:pPr>
+            <w:r>
+              <w:t xml:space="preserve">An Observation message SHALL define a</w:t>
+            </w:r>
+            <w:r>
+              <w:t xml:space="preserve"> </w:t>
+            </w:r>
+            <w:r>
+              <w:rPr>
+                <w:rStyle w:val="VerbatimChar"/>
+              </w:rPr>
+              <w:t xml:space="preserve">parameterDefinitionId</w:t>
+            </w:r>
+            <w:r>
+              <w:t xml:space="preserve"> </w:t>
+            </w:r>
+            <w:r>
+              <w:t xml:space="preserve">element using the id of the ParameterDefinition message.</w:t>
+            </w:r>
+          </w:p>
+        </w:tc>
+      </w:tr>
+      <w:tr>
+        <w:tc>
+          <w:tcPr/>
+          <w:p>
+            <w:pPr>
+              <w:jc w:val="center"/>
+            </w:pPr>
+            <w:r>
+              <w:t xml:space="preserve">B</w:t>
+            </w:r>
+          </w:p>
+        </w:tc>
+        <w:tc>
+          <w:tcPr/>
+          <w:p>
+            <w:pPr>
+              <w:jc w:val="left"/>
+            </w:pPr>
+            <w:r>
+              <w:t xml:space="preserve">An Observation message SHALL define a</w:t>
+            </w:r>
+            <w:r>
+              <w:t xml:space="preserve"> </w:t>
+            </w:r>
+            <w:r>
+              <w:rPr>
+                <w:rStyle w:val="VerbatimChar"/>
+              </w:rPr>
+              <w:t xml:space="preserve">time</w:t>
+            </w:r>
+            <w:r>
+              <w:t xml:space="preserve"> </w:t>
+            </w:r>
+            <w:r>
+              <w:t xml:space="preserve">element using</w:t>
+            </w:r>
+            <w:r>
+              <w:t xml:space="preserve"> </w:t>
+            </w:r>
+            <w:r>
+              <w:rPr>
+                <w:rStyle w:val="VerbatimChar"/>
+              </w:rPr>
+              <w:t xml:space="preserve">google.protobuf.Timestamp</w:t>
+            </w:r>
+            <w:r>
+              <w:t xml:space="preserve">, in UTC.</w:t>
+            </w:r>
+          </w:p>
+        </w:tc>
+      </w:tr>
+      <w:tr>
+        <w:tc>
+          <w:tcPr/>
+          <w:p>
+            <w:pPr>
+              <w:jc w:val="center"/>
+            </w:pPr>
+            <w:r>
+              <w:t xml:space="preserve">C</w:t>
+            </w:r>
+          </w:p>
+        </w:tc>
+        <w:tc>
+          <w:tcPr/>
+          <w:p>
+            <w:pPr>
+              <w:jc w:val="left"/>
+            </w:pPr>
+            <w:r>
+              <w:t xml:space="preserve">An Observation message SHALL define one to many</w:t>
+            </w:r>
+            <w:r>
+              <w:t xml:space="preserve"> </w:t>
+            </w:r>
+            <w:r>
+              <w:rPr>
+                <w:rStyle w:val="VerbatimChar"/>
+              </w:rPr>
+              <w:t xml:space="preserve">values</w:t>
+            </w:r>
+            <w:r>
+              <w:t xml:space="preserve"> </w:t>
+            </w:r>
+            <w:r>
+              <w:t xml:space="preserve">elements using the Value message.</w:t>
+            </w:r>
+          </w:p>
+        </w:tc>
+      </w:tr>
+    </w:tbl>
+    <w:p>
+      <w:pPr>
+        <w:pStyle w:val="BodyText"/>
+      </w:pPr>
+      <w:r>
+        <w:t xml:space="preserve">The</w:t>
+      </w:r>
+      <w:r>
+        <w:t xml:space="preserve"> </w:t>
+      </w:r>
+      <w:r>
+        <w:rPr>
+          <w:rStyle w:val="VerbatimChar"/>
+        </w:rPr>
+        <w:t xml:space="preserve">parameterDefinitionId</w:t>
+      </w:r>
+      <w:r>
+        <w:t xml:space="preserve"> </w:t>
+      </w:r>
+      <w:r>
+        <w:t xml:space="preserve">element shall reference a ParameterDefinition</w:t>
+      </w:r>
+      <w:r>
+        <w:t xml:space="preserve"> </w:t>
+      </w:r>
+      <w:r>
+        <w:rPr>
+          <w:rStyle w:val="VerbatimChar"/>
+        </w:rPr>
+        <w:t xml:space="preserve">id</w:t>
+      </w:r>
+      <w:r>
+        <w:t xml:space="preserve"> </w:t>
+      </w:r>
+      <w:r>
+        <w:t xml:space="preserve">from the Metadata message. The number and type of values in the values field shall correspond to the number of parameters defined in the referenced ParameterDefinition.</w:t>
+      </w:r>
+    </w:p>
+    <w:p>
+      <w:pPr>
+        <w:pStyle w:val="BodyText"/>
+      </w:pPr>
+      <w:r>
+        <w:t xml:space="preserve">The time field uses the</w:t>
+      </w:r>
+      <w:r>
+        <w:t xml:space="preserve"> </w:t>
+      </w:r>
+      <w:r>
+        <w:rPr>
+          <w:rStyle w:val="VerbatimChar"/>
+        </w:rPr>
+        <w:t xml:space="preserve">google.protobuf.Timestamp</w:t>
+      </w:r>
+      <w:r>
+        <w:t xml:space="preserve"> </w:t>
+      </w:r>
+      <w:r>
+        <w:t xml:space="preserve">format, representing time as seconds and nanoseconds since the Unix epoch (</w:t>
+      </w:r>
+      <w:r>
+        <w:rPr>
+          <w:rStyle w:val="VerbatimChar"/>
+        </w:rPr>
+        <w:t xml:space="preserve">1970-01-01T00:00:00Z</w:t>
+      </w:r>
+      <w:r>
+        <w:t xml:space="preserve">).</w:t>
+      </w:r>
+    </w:p>
+    <w:p>
+      <w:pPr>
+        <w:pStyle w:val="BodyText"/>
+      </w:pPr>
+      <w:r>
+        <w:t xml:space="preserve">An observation may contain multiple values when the referenced ParameterDefinition contains multiple parameters. This approach enables grouping values that are measured at the same timestamp, requiring the timestamp to be transmitted only once for multiple values. This reduces payload size, which is particularly beneficial in bandwidth-constrained environments. For example, a parameter definition for "Internal Parameters" might include both supply voltage and internal temperature, requiring two values per observation but sharing a single timestamp.</w:t>
+      </w:r>
+    </w:p>
+    <w:bookmarkEnd w:id="64"/>
+    <w:bookmarkStart w:id="65" w:name="Xfab5fa97ae3521ef5fab878ac897c1c9dd10da9"/>
     <w:p>
       <w:pPr>
         <w:pStyle w:val="Heading3"/>
@@ -3938,11 +4814,145 @@
           <w:p/>
         </w:tc>
       </w:tr>
+      <w:tr>
+        <w:tc>
+          <w:tcPr/>
+          <w:p>
+            <w:pPr>
+              <w:jc w:val="center"/>
+            </w:pPr>
+            <w:r>
+              <w:t xml:space="preserve">B</w:t>
+            </w:r>
+          </w:p>
+        </w:tc>
+        <w:tc>
+          <w:tcPr/>
+          <w:p>
+            <w:pPr>
+              <w:jc w:val="left"/>
+            </w:pPr>
+            <w:r>
+              <w:t xml:space="preserve">When a measurement value is unavailable due to sensor malfunction, communication error, or other causes, the value SHALL be represented using the emptyValue field of</w:t>
+            </w:r>
+            <w:r>
+              <w:t xml:space="preserve"> </w:t>
+            </w:r>
+            <w:r>
+              <w:rPr>
+                <w:rStyle w:val="VerbatimChar"/>
+              </w:rPr>
+              <w:t xml:space="preserve">type google.protobuf.Empty</w:t>
+            </w:r>
+            <w:r>
+              <w:t xml:space="preserve">.</w:t>
+            </w:r>
+          </w:p>
+        </w:tc>
+      </w:tr>
     </w:tbl>
-    <w:bookmarkEnd w:id="64"/>
+    <w:p>
+      <w:pPr>
+        <w:pStyle w:val="BodyText"/>
+      </w:pPr>
+      <w:r>
+        <w:t xml:space="preserve">The choice of value type should be appropriate for the parameter being measured. Numeric measurements typically use doubleValue or floatValue, while categorical observations may use stringValue. Boolean parameters (such as alarm states) use boolValue.</w:t>
+      </w:r>
+    </w:p>
+    <w:p>
+      <w:pPr>
+        <w:pStyle w:val="BodyText"/>
+      </w:pPr>
+      <w:r>
+        <w:t xml:space="preserve">The stringValue field is intended for text data only and shall NOT be used to transmit:</w:t>
+      </w:r>
+      <w:r>
+        <w:t xml:space="preserve"> </w:t>
+      </w:r>
+      <w:r>
+        <w:t xml:space="preserve">- binary data, including base64-encoded binary blobs</w:t>
+      </w:r>
+      <w:r>
+        <w:t xml:space="preserve"> </w:t>
+      </w:r>
+      <w:r>
+        <w:t xml:space="preserve">- serialized objects or data structures</w:t>
+      </w:r>
+      <w:r>
+        <w:t xml:space="preserve"> </w:t>
+      </w:r>
+      <w:r>
+        <w:t xml:space="preserve">- structured data formats such as JSON, XML, or similar encodings</w:t>
+      </w:r>
+    </w:p>
+    <w:p>
+      <w:pPr>
+        <w:pStyle w:val="BodyText"/>
+      </w:pPr>
+      <w:r>
+        <w:t xml:space="preserve">Binary data transmission and complex structured data are outside the scope of this standard.</w:t>
+      </w:r>
+    </w:p>
+    <w:p>
+      <w:pPr>
+        <w:pStyle w:val="BodyText"/>
+      </w:pPr>
+      <w:r>
+        <w:t xml:space="preserve">Missing or unavailable measurement values shall NOT be represented as:</w:t>
+      </w:r>
+      <w:r>
+        <w:t xml:space="preserve"> </w:t>
+      </w:r>
+      <w:r>
+        <w:t xml:space="preserve">- numeric zero (0)</w:t>
+      </w:r>
+      <w:r>
+        <w:t xml:space="preserve"> </w:t>
+      </w:r>
+      <w:r>
+        <w:t xml:space="preserve">- NaN (Not a Number)</w:t>
+      </w:r>
+      <w:r>
+        <w:t xml:space="preserve"> </w:t>
+      </w:r>
+      <w:r>
+        <w:t xml:space="preserve">- omission from the values array</w:t>
+      </w:r>
+      <w:r>
+        <w:t xml:space="preserve"> </w:t>
+      </w:r>
+      <w:r>
+        <w:t xml:space="preserve">- any other numeric sentinel value</w:t>
+      </w:r>
+    </w:p>
+    <w:p>
+      <w:pPr>
+        <w:pStyle w:val="BodyText"/>
+      </w:pPr>
+      <w:r>
+        <w:t xml:space="preserve">The emptyValue field shall be used to explicitly and unambiguously indicate missing data.</w:t>
+      </w:r>
+    </w:p>
+    <w:p>
+      <w:pPr>
+        <w:pStyle w:val="BodyText"/>
+      </w:pPr>
+      <w:r>
+        <w:t xml:space="preserve">This approach ensures clear distinction between actual measurements of zero and missing measurements, which is critical for correct data interpretation.</w:t>
+      </w:r>
+    </w:p>
+    <w:p>
+      <w:pPr>
+        <w:pStyle w:val="BodyText"/>
+      </w:pPr>
+      <w:r>
+        <w:t xml:space="preserve">When an Observation references a ParameterDefinition containing multiple parameters, the values in the values array shall be provided in the same order as the parameters are defined in the ParameterDefinition.parameters field. It is not permitted to omit a value from the middle of the array, as this would cause misalignment with the parameter definitions. If a value is unavailable, the emptyValue field shall be used at that position to maintain correct alignment.</w:t>
+      </w:r>
+    </w:p>
     <w:bookmarkEnd w:id="65"/>
     <w:bookmarkEnd w:id="66"/>
-    <w:bookmarkStart w:id="69" w:name="X25e95aefdb2d4fb8c75b602001aef8d2717b74f"/>
+    <w:bookmarkEnd w:id="67"/>
+    <w:bookmarkStart w:id="70" w:name="X25e95aefdb2d4fb8c75b602001aef8d2717b74f"/>
     <w:p>
       <w:pPr>
         <w:pStyle w:val="Heading1"/>
@@ -3959,7 +4969,7 @@
         <w:t xml:space="preserve">TODO one sentence</w:t>
       </w:r>
     </w:p>
-    <w:bookmarkStart w:id="68" w:name="X7fc4d80d59f1a6bb213f5c449042be19cbf9c46"/>
+    <w:bookmarkStart w:id="69" w:name="X7fc4d80d59f1a6bb213f5c449042be19cbf9c46"/>
     <w:p>
       <w:pPr>
         <w:pStyle w:val="Heading2"/>
@@ -3968,7 +4978,7 @@
         <w:t xml:space="preserve">Requirements Class "Protocol"</w:t>
       </w:r>
     </w:p>
-    <w:bookmarkStart w:id="67" w:name="X322101054fd636c32d6869f7cfec83424c5280c"/>
+    <w:bookmarkStart w:id="68" w:name="X322101054fd636c32d6869f7cfec83424c5280c"/>
     <w:p>
       <w:pPr>
         <w:pStyle w:val="Heading3"/>
@@ -3993,10 +5003,10 @@
         <w:t xml:space="preserve">Unresolved directive in sections/clause_8_protocol.adoc - include::../requirements/requirements_class_protocol.adoc[]</w:t>
       </w:r>
     </w:p>
-    <w:bookmarkEnd w:id="67"/>
     <w:bookmarkEnd w:id="68"/>
     <w:bookmarkEnd w:id="69"/>
-    <w:bookmarkStart w:id="73" w:name="X78fdb1f4716baf4c26796c550dad0531813f831"/>
+    <w:bookmarkEnd w:id="70"/>
+    <w:bookmarkStart w:id="74" w:name="X78fdb1f4716baf4c26796c550dad0531813f831"/>
     <w:p>
       <w:pPr>
         <w:pStyle w:val="Heading1"/>
@@ -4005,7 +5015,7 @@
         <w:t xml:space="preserve">Conformance Class Abstract Test Suite (Normative)</w:t>
       </w:r>
     </w:p>
-    <w:bookmarkStart w:id="71" w:name="X51fa1da9981b3d6ab7f3934407e02f2e1780fbc"/>
+    <w:bookmarkStart w:id="72" w:name="X51fa1da9981b3d6ab7f3934407e02f2e1780fbc"/>
     <w:p>
       <w:pPr>
         <w:pStyle w:val="Heading2"/>
@@ -4067,7 +5077,7 @@
         <w:t xml:space="preserve">Target Type:Event Metadata</w:t>
       </w:r>
     </w:p>
-    <w:bookmarkStart w:id="70" w:name="X3a04224f617536f2fb363349e0c2c664c06221f"/>
+    <w:bookmarkStart w:id="71" w:name="X3a04224f617536f2fb363349e0c2c664c06221f"/>
     <w:p>
       <w:pPr>
         <w:pStyle w:val="Heading3"/>
@@ -4140,9 +5150,9 @@
         <w:t xml:space="preserve">TODO</w:t>
       </w:r>
     </w:p>
-    <w:bookmarkEnd w:id="70"/>
     <w:bookmarkEnd w:id="71"/>
-    <w:bookmarkStart w:id="72" w:name="X2c8e2ae5fe17c8e8966a4a52a89f1d3267a82e8"/>
+    <w:bookmarkEnd w:id="72"/>
+    <w:bookmarkStart w:id="73" w:name="X2c8e2ae5fe17c8e8966a4a52a89f1d3267a82e8"/>
     <w:p>
       <w:pPr>
         <w:pStyle w:val="Heading2"/>
@@ -4159,9 +5169,9 @@
         <w:t xml:space="preserve">Unresolved directive in sections/annex_a_ats.adoc - include::../abstract_tests/ATS_class_protocol.adoc[]</w:t>
       </w:r>
     </w:p>
-    <w:bookmarkEnd w:id="72"/>
     <w:bookmarkEnd w:id="73"/>
-    <w:bookmarkStart w:id="78" w:name="X04f5ca4658cc0993a4c69cafe02e6392dcdfe7e"/>
+    <w:bookmarkEnd w:id="74"/>
+    <w:bookmarkStart w:id="79" w:name="X04f5ca4658cc0993a4c69cafe02e6392dcdfe7e"/>
     <w:p>
       <w:pPr>
         <w:pStyle w:val="Heading1"/>
@@ -4193,7 +5203,7 @@
         <w:t xml:space="preserve">once the standard has been approved.</w:t>
       </w:r>
     </w:p>
-    <w:bookmarkStart w:id="74" w:name="X46e521b6e924054fbebe9866cf8af1ad457905f"/>
+    <w:bookmarkStart w:id="75" w:name="X46e521b6e924054fbebe9866cf8af1ad457905f"/>
     <w:p>
       <w:pPr>
         <w:pStyle w:val="Heading2"/>
@@ -5224,8 +6234,8 @@
         <w:t xml:space="preserve">}</w:t>
       </w:r>
     </w:p>
-    <w:bookmarkEnd w:id="74"/>
-    <w:bookmarkStart w:id="77" w:name="Xdd1fe16469c2eadaa904f6e369398e4a8c19852"/>
+    <w:bookmarkEnd w:id="75"/>
+    <w:bookmarkStart w:id="78" w:name="Xdd1fe16469c2eadaa904f6e369398e4a8c19852"/>
     <w:p>
       <w:pPr>
         <w:pStyle w:val="Heading2"/>
@@ -5234,13 +6244,21 @@
         <w:t xml:space="preserve">Enumerations</w:t>
       </w:r>
     </w:p>
-    <w:bookmarkStart w:id="75" w:name="X974361986fb85896cad8d73d8da9e7481cde38c"/>
+    <w:bookmarkStart w:id="76" w:name="X974361986fb85896cad8d73d8da9e7481cde38c"/>
     <w:p>
       <w:pPr>
         <w:pStyle w:val="Heading3"/>
       </w:pPr>
       <w:r>
         <w:t xml:space="preserve">CellMethod</w:t>
+      </w:r>
+    </w:p>
+    <w:p>
+      <w:pPr>
+        <w:pStyle w:val="FirstParagraph"/>
+      </w:pPr>
+      <w:r>
+        <w:t xml:space="preserve">The cellMethod field specifies how measurement data is aggregated or processed over the cell period. The CellMethod enumeration defines the following values:</w:t>
       </w:r>
     </w:p>
     <w:tbl>
@@ -5981,8 +6999,43 @@
         </w:tc>
       </w:tr>
     </w:tbl>
-    <w:bookmarkEnd w:id="75"/>
-    <w:bookmarkStart w:id="76" w:name="X74d4f5b1443596dd08a6ea00592edb81132a5cb"/>
+    <w:p>
+      <w:pPr>
+        <w:pStyle w:val="BodyText"/>
+      </w:pPr>
+      <w:r>
+        <w:t xml:space="preserve">When cellMethod is set to</w:t>
+      </w:r>
+      <w:r>
+        <w:t xml:space="preserve"> </w:t>
+      </w:r>
+      <w:r>
+        <w:rPr>
+          <w:rStyle w:val="VerbatimChar"/>
+        </w:rPr>
+        <w:t xml:space="preserve">POINT</w:t>
+      </w:r>
+      <w:r>
+        <w:t xml:space="preserve">, the measurement represents an instantaneous value and cellPeriodSeconds shall be 0. For all other cell methods,</w:t>
+      </w:r>
+      <w:r>
+        <w:t xml:space="preserve"> </w:t>
+      </w:r>
+      <w:r>
+        <w:rPr>
+          <w:rStyle w:val="VerbatimChar"/>
+        </w:rPr>
+        <w:t xml:space="preserve">cellPeriodSeconds</w:t>
+      </w:r>
+      <w:r>
+        <w:t xml:space="preserve"> </w:t>
+      </w:r>
+      <w:r>
+        <w:t xml:space="preserve">shall specify the duration over which the aggregation is performed.</w:t>
+      </w:r>
+    </w:p>
+    <w:bookmarkEnd w:id="76"/>
+    <w:bookmarkStart w:id="77" w:name="X74d4f5b1443596dd08a6ea00592edb81132a5cb"/>
     <w:p>
       <w:pPr>
         <w:pStyle w:val="Heading3"/>
@@ -6273,10 +7326,18 @@
         </w:tc>
       </w:tr>
     </w:tbl>
-    <w:bookmarkEnd w:id="76"/>
+    <w:p>
+      <w:pPr>
+        <w:pStyle w:val="BodyText"/>
+      </w:pPr>
+      <w:r>
+        <w:t xml:space="preserve">The choice of reference surface is determined by the user based on the measurement context and requirements. For example, meteorological observations of air temperature typically use height above ground level (GL), while atmospheric pressure observations may reference mean sea level (MSL).</w:t>
+      </w:r>
+    </w:p>
     <w:bookmarkEnd w:id="77"/>
     <w:bookmarkEnd w:id="78"/>
-    <w:bookmarkStart w:id="81" w:name="examples"/>
+    <w:bookmarkEnd w:id="79"/>
+    <w:bookmarkStart w:id="82" w:name="examples"/>
     <w:p>
       <w:pPr>
         <w:pStyle w:val="Heading1"/>
@@ -6285,7 +7346,7 @@
         <w:t xml:space="preserve">Examples (Informative)</w:t>
       </w:r>
     </w:p>
-    <w:bookmarkStart w:id="79" w:name="X68ae7d3cf07904a2b65da44dbbe6172616b3505"/>
+    <w:bookmarkStart w:id="80" w:name="X68ae7d3cf07904a2b65da44dbbe6172616b3505"/>
     <w:p>
       <w:pPr>
         <w:pStyle w:val="Heading2"/>
@@ -6294,8 +7355,8 @@
         <w:t xml:space="preserve">Transmission topics</w:t>
       </w:r>
     </w:p>
-    <w:bookmarkEnd w:id="79"/>
-    <w:bookmarkStart w:id="80" w:name="X9f4d614843744384f3a7741ad5521bc4cfb9588"/>
+    <w:bookmarkEnd w:id="80"/>
+    <w:bookmarkStart w:id="81" w:name="X9f4d614843744384f3a7741ad5521bc4cfb9588"/>
     <w:p>
       <w:pPr>
         <w:pStyle w:val="Heading2"/>
@@ -6304,9 +7365,9 @@
         <w:t xml:space="preserve">Data and metadata messages</w:t>
       </w:r>
     </w:p>
-    <w:bookmarkEnd w:id="80"/>
     <w:bookmarkEnd w:id="81"/>
-    <w:bookmarkStart w:id="84" w:name="Bibliography"/>
+    <w:bookmarkEnd w:id="82"/>
+    <w:bookmarkStart w:id="85" w:name="Bibliography"/>
     <w:p>
       <w:pPr>
         <w:pStyle w:val="Heading1"/>
@@ -6319,11 +7380,11 @@
       <w:pPr>
         <w:numPr>
           <w:ilvl w:val="0"/>
-          <w:numId w:val="1003"/>
+          <w:numId w:val="1006"/>
         </w:numPr>
       </w:pPr>
-      <w:bookmarkStart w:id="82" w:name="link-relations"/>
-      <w:bookmarkEnd w:id="82"/>
+      <w:bookmarkStart w:id="83" w:name="link-relations"/>
+      <w:bookmarkEnd w:id="83"/>
       <w:r>
         <w:t xml:space="preserve"> </w:t>
       </w:r>
@@ -6333,7 +7394,7 @@
       <w:r>
         <w:t xml:space="preserve"> </w:t>
       </w:r>
-      <w:hyperlink r:id="rId83">
+      <w:hyperlink r:id="rId84">
         <w:r>
           <w:rPr>
             <w:rStyle w:val="Hyperlink"/>
@@ -6342,8 +7403,8 @@
         </w:r>
       </w:hyperlink>
     </w:p>
-    <w:bookmarkEnd w:id="84"/>
-    <w:bookmarkStart w:id="85" w:name="X7704236ba72ed8cc2b9a9e238d27c640b9b6528"/>
+    <w:bookmarkEnd w:id="85"/>
+    <w:bookmarkStart w:id="86" w:name="X7704236ba72ed8cc2b9a9e238d27c640b9b6528"/>
     <w:p>
       <w:pPr>
         <w:pStyle w:val="Heading1"/>
@@ -6489,7 +7550,7 @@
         </w:tc>
       </w:tr>
     </w:tbl>
-    <w:bookmarkEnd w:id="85"/>
+    <w:bookmarkEnd w:id="86"/>
     <w:sectPr/>
   </w:body>
 </w:document>
@@ -6754,6 +7815,15 @@
     <w:abstractNumId w:val="991"/>
   </w:num>
   <w:num w:numId="1003">
+    <w:abstractNumId w:val="991"/>
+  </w:num>
+  <w:num w:numId="1004">
+    <w:abstractNumId w:val="991"/>
+  </w:num>
+  <w:num w:numId="1005">
+    <w:abstractNumId w:val="991"/>
+  </w:num>
+  <w:num w:numId="1006">
     <w:abstractNumId w:val="991"/>
   </w:num>
 </w:numbering>

--- a/standard/fmdm-DRAFT.docx
+++ b/standard/fmdm-DRAFT.docx
@@ -3842,7 +3842,7 @@
         <w:pStyle w:val="FirstParagraph"/>
       </w:pPr>
       <w:r>
-        <w:t xml:space="preserve">A DeviceRef message describes a reference to an ObserverDevice message.</w:t>
+        <w:t xml:space="preserve">The DeviceRef message associates a parameter with the device that measures it. This message uses a oneof field to reference either the node device or a specific observer device.</w:t>
       </w:r>
     </w:p>
     <w:tbl>
@@ -3907,7 +3907,7 @@
               <w:jc w:val="left"/>
             </w:pPr>
             <w:r>
-              <w:t xml:space="preserve">A DeviceRef message SHALL define an</w:t>
+              <w:t xml:space="preserve">A DeviceRef message SHALL one and only one of an</w:t>
             </w:r>
             <w:r>
               <w:t xml:space="preserve"> </w:t>
@@ -3937,7 +3937,70 @@
               <w:t xml:space="preserve"> </w:t>
             </w:r>
             <w:r>
-              <w:t xml:space="preserve">if the ObserverDevice cannot be determined. // TODO verify</w:t>
+              <w:t xml:space="preserve">if the parameter is measured by the Node.</w:t>
+            </w:r>
+          </w:p>
+        </w:tc>
+      </w:tr>
+      <w:tr>
+        <w:tc>
+          <w:tcPr/>
+          <w:p>
+            <w:pPr>
+              <w:jc w:val="center"/>
+            </w:pPr>
+            <w:r>
+              <w:t xml:space="preserve">B</w:t>
+            </w:r>
+          </w:p>
+        </w:tc>
+        <w:tc>
+          <w:tcPr/>
+          <w:p>
+            <w:pPr>
+              <w:jc w:val="left"/>
+            </w:pPr>
+            <w:r>
+              <w:t xml:space="preserve">When the</w:t>
+            </w:r>
+            <w:r>
+              <w:t xml:space="preserve"> </w:t>
+            </w:r>
+            <w:r>
+              <w:rPr>
+                <w:rStyle w:val="VerbatimChar"/>
+              </w:rPr>
+              <w:t xml:space="preserve">node</w:t>
+            </w:r>
+            <w:r>
+              <w:t xml:space="preserve"> </w:t>
+            </w:r>
+            <w:r>
+              <w:t xml:space="preserve">element is present, the parameter SHALL be measured by the Node Device itself (such as internal voltage or temperature of a datalogger).</w:t>
+            </w:r>
+          </w:p>
+        </w:tc>
+      </w:tr>
+      <w:tr>
+        <w:tc>
+          <w:tcPr/>
+          <w:p>
+            <w:pPr>
+              <w:jc w:val="center"/>
+            </w:pPr>
+            <w:r>
+              <w:t xml:space="preserve">C</w:t>
+            </w:r>
+          </w:p>
+        </w:tc>
+        <w:tc>
+          <w:tcPr/>
+          <w:p>
+            <w:pPr>
+              <w:jc w:val="left"/>
+            </w:pPr>
+            <w:r>
+              <w:t xml:space="preserve">When the observerId field is set, it SHALL match the id of an ObserverDevice defined in the Metadata message.</w:t>
             </w:r>
           </w:p>
         </w:tc>

--- a/standard/fmdm-DRAFT.docx
+++ b/standard/fmdm-DRAFT.docx
@@ -505,13 +505,13 @@
       </w:r>
     </w:p>
     <w:bookmarkEnd w:id="32"/>
-    <w:bookmarkStart w:id="33" w:name="Xd61a852c12dc6f998d3d8c944f203cff32f1218"/>
+    <w:bookmarkStart w:id="33" w:name="X3bfbfb361e3dc0cf06205e06703b599ce9fc4bf"/>
     <w:p>
       <w:pPr>
         <w:pStyle w:val="Heading2"/>
       </w:pPr>
       <w:r>
-        <w:t xml:space="preserve">Host</w:t>
+        <w:t xml:space="preserve">Hub</w:t>
       </w:r>
     </w:p>
     <w:p>
@@ -537,7 +537,7 @@
         <w:pStyle w:val="FirstParagraph"/>
       </w:pPr>
       <w:r>
-        <w:t xml:space="preserve">The IP based set of rules that determine how data is transferred from the Node to the Host.</w:t>
+        <w:t xml:space="preserve">The IP based set of rules that determine how data is transferred from the Node to the Hub.</w:t>
       </w:r>
     </w:p>
     <w:bookmarkEnd w:id="34"/>
@@ -1551,7 +1551,7 @@
         <w:pStyle w:val="FirstParagraph"/>
       </w:pPr>
       <w:r>
-        <w:t xml:space="preserve">The data model defines the structure and organization of information transmitted from the Node to the Host using Protocol Buffers (Protobuf) as the Data Format. The data model is formally specified in the protobuf schema firstmile.proto.</w:t>
+        <w:t xml:space="preserve">The data model defines the structure and organization of information transmitted from the Node to the Hub using Protocol Buffers (Protobuf) as the Data Format. The data model is formally specified in the protobuf schema firstmile.proto.</w:t>
       </w:r>
     </w:p>
     <w:p>
@@ -4428,7 +4428,7 @@
         <w:pStyle w:val="FirstParagraph"/>
       </w:pPr>
       <w:r>
-        <w:t xml:space="preserve">The Data message is the primary container for transmitting observation data from the Node to the Host. This message may be transmitted as frequently as needed to deliver current or batched observations.</w:t>
+        <w:t xml:space="preserve">The Data message is the primary container for transmitting observation data from the Node to the Hub. This message may be transmitted as frequently as needed to deliver current or batched observations.</w:t>
       </w:r>
     </w:p>
     <w:p>
@@ -4444,7 +4444,7 @@
         <w:pStyle w:val="BodyText"/>
       </w:pPr>
       <w:r>
-        <w:t xml:space="preserve">The Node may transmit Data messages containing observations that reference parameter definitions not yet received by the Host. In this case, the Host shall buffer or queue such observations until the corresponding Metadata message is received.</w:t>
+        <w:t xml:space="preserve">The Node may transmit Data messages containing observations that reference parameter definitions not yet received by the Hub. In this case, the Hub shall buffer or queue such observations until the corresponding Metadata message is received.</w:t>
       </w:r>
     </w:p>
     <w:tbl>

--- a/standard/fmdm-DRAFT.docx
+++ b/standard/fmdm-DRAFT.docx
@@ -3142,7 +3142,7 @@
               <w:rPr>
                 <w:rStyle w:val="VerbatimChar"/>
               </w:rPr>
-              <w:t xml:space="preserve">namespace</w:t>
+              <w:t xml:space="preserve">namespaces</w:t>
             </w:r>
             <w:r>
               <w:t xml:space="preserve"> </w:t>
@@ -4374,7 +4374,7 @@
               <w:t xml:space="preserve"> </w:t>
             </w:r>
             <w:r>
-              <w:t xml:space="preserve">map which describes one or more namespace prefix and URI maps for the equivalent parameter name in an external vocabulary.</w:t>
+              <w:t xml:space="preserve">map which describes zero or more namespace prefix and standard name mappings for the equivalent parameter name in an external vocabulary. // TODO: was "one or more"; changed to "zero or more" to align with /per/data-model/standard_name_binding_assignment Part A</w:t>
             </w:r>
           </w:p>
         </w:tc>
@@ -4784,7 +4784,21 @@
         <w:pStyle w:val="FirstParagraph"/>
       </w:pPr>
       <w:r>
-        <w:t xml:space="preserve">Standard name binding follows a three-level hierarchy of vocabularies, described in Standard name hierarchy. The use of standard names is optional but recommended where machine-to-machine interoperability is required. A Node may bind a single parameter to standard names from multiple vocabularies simultaneously.</w:t>
+        <w:t xml:space="preserve">Standard name binding follows a three-level hierarchy of vocabularies, described in</w:t>
+      </w:r>
+      <w:r>
+        <w:t xml:space="preserve"> </w:t>
+      </w:r>
+      <w:hyperlink w:anchor="standard-name-hierarchy">
+        <w:r>
+          <w:rPr>
+            <w:rStyle w:val="Hyperlink"/>
+          </w:rPr>
+          <w:t xml:space="preserve">Standard name hierarchy</w:t>
+        </w:r>
+      </w:hyperlink>
+      <w:r>
+        <w:t xml:space="preserve">. The use of standard names is optional but recommended where machine-to-machine interoperability is required. A Node may bind a single parameter to standard names from multiple vocabularies simultaneously.</w:t>
       </w:r>
     </w:p>
     <w:bookmarkStart w:id="75" w:name="X9a2e6e21986a725586c5c1a35dc203f1b93999b"/>
@@ -4881,7 +4895,22 @@
               <w:jc w:val="left"/>
             </w:pPr>
             <w:r>
-              <w:t xml:space="preserve">The Metadata message namespace element SHALL define zero or more namespace maps.</w:t>
+              <w:t xml:space="preserve">The Metadata message</w:t>
+            </w:r>
+            <w:r>
+              <w:t xml:space="preserve"> </w:t>
+            </w:r>
+            <w:r>
+              <w:rPr>
+                <w:rStyle w:val="VerbatimChar"/>
+              </w:rPr>
+              <w:t xml:space="preserve">namespaces</w:t>
+            </w:r>
+            <w:r>
+              <w:t xml:space="preserve"> </w:t>
+            </w:r>
+            <w:r>
+              <w:t xml:space="preserve">element SHALL define zero or more namespace maps.</w:t>
             </w:r>
           </w:p>
         </w:tc>
@@ -4953,7 +4982,7 @@
               <w:jc w:val="left"/>
             </w:pPr>
             <w:r>
-              <w:t xml:space="preserve">A namespace map URI shall be a resolvable, publicly accessible URI that can be deferenced.</w:t>
+              <w:t xml:space="preserve">A namespace map URI SHALL be a resolvable, publicly accessible URI that can be dereferenced.</w:t>
             </w:r>
           </w:p>
         </w:tc>
@@ -5082,7 +5111,10 @@
               <w:jc w:val="left"/>
             </w:pPr>
             <w:r>
-              <w:t xml:space="preserve">For CF conventions, the namespace URI value should be set to the NERC Vocabulary Server mirror of the CF standard name table (collection P07) should be used (</w:t>
+              <w:t xml:space="preserve">For CF conventions, the namespace URI value SHOULD be set to the NERC Vocabulary Server mirror of the CF standard name table (collection P07):</w:t>
+            </w:r>
+            <w:r>
+              <w:t xml:space="preserve"> </w:t>
             </w:r>
             <w:r>
               <w:rPr>
@@ -5091,7 +5123,7 @@
               <w:t xml:space="preserve">https://vocab.nerc.ac.uk/collection/P07/current</w:t>
             </w:r>
             <w:r>
-              <w:t xml:space="preserve">).</w:t>
+              <w:t xml:space="preserve">.</w:t>
             </w:r>
           </w:p>
         </w:tc>
@@ -5407,7 +5439,7 @@
       </w:r>
     </w:p>
     <w:bookmarkEnd w:id="76"/>
-    <w:bookmarkStart w:id="79" w:name="X1f8a267835683c050631ca2bd1f2371d717d77f"/>
+    <w:bookmarkStart w:id="79" w:name="standard-name-hierarchy"/>
     <w:p>
       <w:pPr>
         <w:pStyle w:val="Heading4"/>
@@ -5656,6 +5688,42 @@
               <w:jc w:val="center"/>
             </w:pPr>
             <w:r>
+              <w:t xml:space="preserve">B</w:t>
+            </w:r>
+          </w:p>
+        </w:tc>
+        <w:tc>
+          <w:tcPr/>
+          <w:p>
+            <w:pPr>
+              <w:jc w:val="left"/>
+            </w:pPr>
+            <w:r>
+              <w:t xml:space="preserve">The CF namespace prefix SHALL be declared using the value</w:t>
+            </w:r>
+            <w:r>
+              <w:t xml:space="preserve"> </w:t>
+            </w:r>
+            <w:r>
+              <w:rPr>
+                <w:rStyle w:val="VerbatimChar"/>
+              </w:rPr>
+              <w:t xml:space="preserve">cf</w:t>
+            </w:r>
+            <w:r>
+              <w:t xml:space="preserve">.</w:t>
+            </w:r>
+          </w:p>
+        </w:tc>
+      </w:tr>
+      <w:tr>
+        <w:tc>
+          <w:tcPr/>
+          <w:p>
+            <w:pPr>
+              <w:jc w:val="center"/>
+            </w:pPr>
+            <w:r>
               <w:t xml:space="preserve">C</w:t>
             </w:r>
           </w:p>
@@ -5667,7 +5735,31 @@
               <w:jc w:val="left"/>
             </w:pPr>
             <w:r>
-              <w:t xml:space="preserve">The CF namespace prefix SHALL be declared using the value</w:t>
+              <w:t xml:space="preserve">The CF namespace URI value SHALL be a URI that resolves to a machine-readable vocabulary server endpoint publishing the CF standard name table.</w:t>
+            </w:r>
+          </w:p>
+        </w:tc>
+      </w:tr>
+      <w:tr>
+        <w:tc>
+          <w:tcPr/>
+          <w:p>
+            <w:pPr>
+              <w:jc w:val="center"/>
+            </w:pPr>
+            <w:r>
+              <w:t xml:space="preserve">D</w:t>
+            </w:r>
+          </w:p>
+        </w:tc>
+        <w:tc>
+          <w:tcPr/>
+          <w:p>
+            <w:pPr>
+              <w:jc w:val="left"/>
+            </w:pPr>
+            <w:r>
+              <w:t xml:space="preserve">The WMO First Mile registry namespace prefix SHALL be declared using the value</w:t>
             </w:r>
             <w:r>
               <w:t xml:space="preserve"> </w:t>
@@ -5676,7 +5768,7 @@
               <w:rPr>
                 <w:rStyle w:val="VerbatimChar"/>
               </w:rPr>
-              <w:t xml:space="preserve">cf</w:t>
+              <w:t xml:space="preserve">wmo</w:t>
             </w:r>
             <w:r>
               <w:t xml:space="preserve">.</w:t>
@@ -5692,18 +5784,18 @@
               <w:jc w:val="center"/>
             </w:pPr>
             <w:r>
-              <w:t xml:space="preserve">D</w:t>
-            </w:r>
-          </w:p>
-        </w:tc>
-        <w:tc>
-          <w:tcPr/>
-          <w:p>
-            <w:pPr>
-              <w:jc w:val="left"/>
-            </w:pPr>
-            <w:r>
-              <w:t xml:space="preserve">The CF namespace URI value SHALL be a URI that resolves to a machine-readable vocabulary server endpoint publishing the CF standard name table.</w:t>
+              <w:t xml:space="preserve">E</w:t>
+            </w:r>
+          </w:p>
+        </w:tc>
+        <w:tc>
+          <w:tcPr/>
+          <w:p>
+            <w:pPr>
+              <w:jc w:val="left"/>
+            </w:pPr>
+            <w:r>
+              <w:t xml:space="preserve">Locally managed vocabularies SHALL conform to the FAIR Guiding Principles for scientific data management (Findable, Accessible, Interoperable, Reusable). In particular:</w:t>
             </w:r>
           </w:p>
         </w:tc>
@@ -5716,30 +5808,18 @@
               <w:jc w:val="center"/>
             </w:pPr>
             <w:r>
-              <w:t xml:space="preserve">E</w:t>
-            </w:r>
-          </w:p>
-        </w:tc>
-        <w:tc>
-          <w:tcPr/>
-          <w:p>
-            <w:pPr>
-              <w:jc w:val="left"/>
-            </w:pPr>
-            <w:r>
-              <w:t xml:space="preserve">The WMO First Mile registry namespace prefix SHALL be declared using the value</w:t>
-            </w:r>
-            <w:r>
-              <w:t xml:space="preserve"> </w:t>
-            </w:r>
-            <w:r>
-              <w:rPr>
-                <w:rStyle w:val="VerbatimChar"/>
-              </w:rPr>
-              <w:t xml:space="preserve">wmo</w:t>
-            </w:r>
-            <w:r>
-              <w:t xml:space="preserve">.</w:t>
+              <w:t xml:space="preserve">F</w:t>
+            </w:r>
+          </w:p>
+        </w:tc>
+        <w:tc>
+          <w:tcPr/>
+          <w:p>
+            <w:pPr>
+              <w:jc w:val="left"/>
+            </w:pPr>
+            <w:r>
+              <w:t xml:space="preserve">The vocabulary SHALL be findable via a persistent, unique identifier (the namespace URI).</w:t>
             </w:r>
           </w:p>
         </w:tc>
@@ -5752,18 +5832,18 @@
               <w:jc w:val="center"/>
             </w:pPr>
             <w:r>
-              <w:t xml:space="preserve">F</w:t>
-            </w:r>
-          </w:p>
-        </w:tc>
-        <w:tc>
-          <w:tcPr/>
-          <w:p>
-            <w:pPr>
-              <w:jc w:val="left"/>
-            </w:pPr>
-            <w:r>
-              <w:t xml:space="preserve">Locally managed vocabularies SHALL conform to the FAIR Guiding Principles for scientific data management (Findable, Accessible, Interoperable, Reusable). In particular:</w:t>
+              <w:t xml:space="preserve">G</w:t>
+            </w:r>
+          </w:p>
+        </w:tc>
+        <w:tc>
+          <w:tcPr/>
+          <w:p>
+            <w:pPr>
+              <w:jc w:val="left"/>
+            </w:pPr>
+            <w:r>
+              <w:t xml:space="preserve">The vocabulary SHALL be accessible at that URI to all parties participating in the data exchange.</w:t>
             </w:r>
           </w:p>
         </w:tc>
@@ -5776,55 +5856,7 @@
               <w:jc w:val="center"/>
             </w:pPr>
             <w:r>
-              <w:t xml:space="preserve">G</w:t>
-            </w:r>
-          </w:p>
-        </w:tc>
-        <w:tc>
-          <w:tcPr/>
-          <w:p>
-            <w:pPr>
-              <w:jc w:val="left"/>
-            </w:pPr>
-            <w:r>
-              <w:t xml:space="preserve">The vocabulary SHALL be findable via a persistent, unique identifier (the namespace URI).</w:t>
-            </w:r>
-          </w:p>
-        </w:tc>
-      </w:tr>
-      <w:tr>
-        <w:tc>
-          <w:tcPr/>
-          <w:p>
-            <w:pPr>
-              <w:jc w:val="center"/>
-            </w:pPr>
-            <w:r>
               <w:t xml:space="preserve">H</w:t>
-            </w:r>
-          </w:p>
-        </w:tc>
-        <w:tc>
-          <w:tcPr/>
-          <w:p>
-            <w:pPr>
-              <w:jc w:val="left"/>
-            </w:pPr>
-            <w:r>
-              <w:t xml:space="preserve">The vocabulary SHALL be accessible at that URI to all parties participating in the data exchange.</w:t>
-            </w:r>
-          </w:p>
-        </w:tc>
-      </w:tr>
-      <w:tr>
-        <w:tc>
-          <w:tcPr/>
-          <w:p>
-            <w:pPr>
-              <w:jc w:val="center"/>
-            </w:pPr>
-            <w:r>
-              <w:t xml:space="preserve">I</w:t>
             </w:r>
           </w:p>
         </w:tc>
@@ -6089,7 +6121,7 @@
         <w:pStyle w:val="BodyText"/>
       </w:pPr>
       <w:r>
-        <w:t xml:space="preserve">Where a standard name exists at Level 1 or Level 2, that standard name is be included in the Parameter message</w:t>
+        <w:t xml:space="preserve">Where a standard name exists at Level 1 or Level 2, that standard name is to be included in the Parameter message</w:t>
       </w:r>
       <w:r>
         <w:t xml:space="preserve"> </w:t>
@@ -6104,7 +6136,7 @@
         <w:t xml:space="preserve"> </w:t>
       </w:r>
       <w:r>
-        <w:t xml:space="preserve">element. Any locally managed entries for the same parameter are supplementary to, not a replacement for, the applicable standard name.</w:t>
+        <w:t xml:space="preserve">element. Any locally managed entries for the same parameter are supplementary to, not a replacement for, the applicable standard name. // TODO consider making a requirement (but note this is untestable)</w:t>
       </w:r>
     </w:p>
     <w:bookmarkEnd w:id="79"/>

--- a/standard/fmdm-DRAFT.docx
+++ b/standard/fmdm-DRAFT.docx
@@ -380,6 +380,17 @@
       </w:pPr>
       <w:r>
         <w:t xml:space="preserve">"Data Model"</w:t>
+      </w:r>
+    </w:p>
+    <w:p>
+      <w:pPr>
+        <w:numPr>
+          <w:ilvl w:val="0"/>
+          <w:numId w:val="1001"/>
+        </w:numPr>
+      </w:pPr>
+      <w:r>
+        <w:t xml:space="preserve">"Parameter Standard Names"</w:t>
       </w:r>
     </w:p>
     <w:p>
@@ -1984,7 +1995,7 @@
     <w:bookmarkEnd w:id="61"/>
     <w:bookmarkEnd w:id="62"/>
     <w:bookmarkEnd w:id="63"/>
-    <w:bookmarkStart w:id="86" w:name="Xcf8df71770e278956d1af1654bdc7462ec5e71a"/>
+    <w:bookmarkStart w:id="80" w:name="Xcf8df71770e278956d1af1654bdc7462ec5e71a"/>
     <w:p>
       <w:pPr>
         <w:pStyle w:val="Heading1"/>
@@ -2039,7 +2050,7 @@
         <w:t xml:space="preserve">These use cases are supported by two top-level message types: the Data message containing observations, and the Metadata message containing configuration and contextual information. Both messages are defined in a single Protobuf schema and transmitted as independent payloads. The Metadata message provides the necessary context for interpreting the Data message, including descriptions of devices and parameters.</w:t>
       </w:r>
     </w:p>
-    <w:bookmarkStart w:id="85" w:name="X25304b3aaa051744057eab1e035591fa55342cc"/>
+    <w:bookmarkStart w:id="79" w:name="X25304b3aaa051744057eab1e035591fa55342cc"/>
     <w:p>
       <w:pPr>
         <w:pStyle w:val="Heading2"/>
@@ -4693,13 +4704,13 @@
       </w:tr>
     </w:tbl>
     <w:bookmarkEnd w:id="74"/>
-    <w:bookmarkStart w:id="80" w:name="Xdd7eb3629e434f7b7e0591ed0ba3c4fbe841976"/>
+    <w:bookmarkStart w:id="75" w:name="Xc8f2fc14d9ce3d043c6603698a378c333168d68"/>
     <w:p>
       <w:pPr>
         <w:pStyle w:val="Heading3"/>
       </w:pPr>
       <w:r>
-        <w:t xml:space="preserve">Standard name binding</w:t>
+        <w:t xml:space="preserve">Metadata.ParameterDefinition.Parameter.DeviceRef</w:t>
       </w:r>
     </w:p>
     <w:p>
@@ -4707,130 +4718,7 @@
         <w:pStyle w:val="FirstParagraph"/>
       </w:pPr>
       <w:r>
-        <w:t xml:space="preserve">Standard name binding enables Parameter definitions within a Metadata message to be associated with controlled vocabulary entries from external naming conventions. This allows observation data to be unambiguously interpreted by Hubs and downstream systems without dependence on the Parameter</w:t>
-      </w:r>
-      <w:r>
-        <w:t xml:space="preserve"> </w:t>
-      </w:r>
-      <w:r>
-        <w:rPr>
-          <w:rStyle w:val="VerbatimChar"/>
-        </w:rPr>
-        <w:t xml:space="preserve">longName</w:t>
-      </w:r>
-      <w:r>
-        <w:t xml:space="preserve"> </w:t>
-      </w:r>
-      <w:r>
-        <w:t xml:space="preserve">element, which is a human-readable label and not guaranteed to be unique or machine-interpretable.</w:t>
-      </w:r>
-    </w:p>
-    <w:p>
-      <w:pPr>
-        <w:pStyle w:val="BodyText"/>
-      </w:pPr>
-      <w:r>
-        <w:t xml:space="preserve">The binding mechanism uses two related fields in the data model:</w:t>
-      </w:r>
-    </w:p>
-    <w:p>
-      <w:pPr>
-        <w:numPr>
-          <w:ilvl w:val="0"/>
-          <w:numId w:val="1006"/>
-        </w:numPr>
-      </w:pPr>
-      <w:r>
-        <w:t xml:space="preserve">Metadata</w:t>
-      </w:r>
-      <w:r>
-        <w:t xml:space="preserve"> </w:t>
-      </w:r>
-      <w:r>
-        <w:rPr>
-          <w:rStyle w:val="VerbatimChar"/>
-        </w:rPr>
-        <w:t xml:space="preserve">namespaces</w:t>
-      </w:r>
-      <w:r>
-        <w:t xml:space="preserve">: declares the naming convention vocabularies in use, associating a short namespace key with a URI that identifies the vocabulary</w:t>
-      </w:r>
-    </w:p>
-    <w:p>
-      <w:pPr>
-        <w:numPr>
-          <w:ilvl w:val="0"/>
-          <w:numId w:val="1006"/>
-        </w:numPr>
-      </w:pPr>
-      <w:r>
-        <w:t xml:space="preserve">Parameter</w:t>
-      </w:r>
-      <w:r>
-        <w:t xml:space="preserve"> </w:t>
-      </w:r>
-      <w:r>
-        <w:rPr>
-          <w:rStyle w:val="VerbatimChar"/>
-        </w:rPr>
-        <w:t xml:space="preserve">standardNames</w:t>
-      </w:r>
-      <w:r>
-        <w:t xml:space="preserve">: associates each namespace key with the corresponding standard name for the parameter within that vocabulary</w:t>
-      </w:r>
-    </w:p>
-    <w:p>
-      <w:pPr>
-        <w:pStyle w:val="FirstParagraph"/>
-      </w:pPr>
-      <w:r>
-        <w:t xml:space="preserve">Standard name binding follows a three-level hierarchy of vocabularies, described in</w:t>
-      </w:r>
-      <w:r>
-        <w:t xml:space="preserve"> </w:t>
-      </w:r>
-      <w:hyperlink w:anchor="standard-name-hierarchy">
-        <w:r>
-          <w:rPr>
-            <w:rStyle w:val="Hyperlink"/>
-          </w:rPr>
-          <w:t xml:space="preserve">Standard name hierarchy</w:t>
-        </w:r>
-      </w:hyperlink>
-      <w:r>
-        <w:t xml:space="preserve">. The use of standard names is optional but recommended where machine-to-machine interoperability is required. A Node may bind a single parameter to standard names from multiple vocabularies simultaneously.</w:t>
-      </w:r>
-    </w:p>
-    <w:bookmarkStart w:id="75" w:name="X9a2e6e21986a725586c5c1a35dc203f1b93999b"/>
-    <w:p>
-      <w:pPr>
-        <w:pStyle w:val="Heading4"/>
-      </w:pPr>
-      <w:r>
-        <w:t xml:space="preserve">Metadata namespace declaration</w:t>
-      </w:r>
-    </w:p>
-    <w:p>
-      <w:pPr>
-        <w:pStyle w:val="FirstParagraph"/>
-      </w:pPr>
-      <w:r>
-        <w:t xml:space="preserve">The Metadata message</w:t>
-      </w:r>
-      <w:r>
-        <w:t xml:space="preserve"> </w:t>
-      </w:r>
-      <w:r>
-        <w:rPr>
-          <w:rStyle w:val="VerbatimChar"/>
-        </w:rPr>
-        <w:t xml:space="preserve">namespaces</w:t>
-      </w:r>
-      <w:r>
-        <w:t xml:space="preserve"> </w:t>
-      </w:r>
-      <w:r>
-        <w:t xml:space="preserve">element declares the naming convention vocabularies used by the Node. It is a map from namespace prefix to namespace URI.</w:t>
+        <w:t xml:space="preserve">The DeviceRef message associates a parameter with the device that measures it. This message uses a oneof field to reference either the node device or a specific observer device.</w:t>
       </w:r>
     </w:p>
     <w:tbl>
@@ -4871,7 +4759,7 @@
                 <w:bCs/>
                 <w:b/>
               </w:rPr>
-              <w:t xml:space="preserve">/req/data-model/standard_name_binding_declaration</w:t>
+              <w:t xml:space="preserve">/req/data-model/device-ref</w:t>
             </w:r>
           </w:p>
         </w:tc>
@@ -4895,7 +4783,7 @@
               <w:jc w:val="left"/>
             </w:pPr>
             <w:r>
-              <w:t xml:space="preserve">The Metadata message</w:t>
+              <w:t xml:space="preserve">A DeviceRef message SHALL define one and only one of an</w:t>
             </w:r>
             <w:r>
               <w:t xml:space="preserve"> </w:t>
@@ -4904,13 +4792,28 @@
               <w:rPr>
                 <w:rStyle w:val="VerbatimChar"/>
               </w:rPr>
-              <w:t xml:space="preserve">namespaces</w:t>
-            </w:r>
-            <w:r>
-              <w:t xml:space="preserve"> </w:t>
-            </w:r>
-            <w:r>
-              <w:t xml:space="preserve">element SHALL define zero or more namespace maps.</w:t>
+              <w:t xml:space="preserve">observerId</w:t>
+            </w:r>
+            <w:r>
+              <w:t xml:space="preserve"> </w:t>
+            </w:r>
+            <w:r>
+              <w:t xml:space="preserve">element as a reference to an ObserverDevice message or a</w:t>
+            </w:r>
+            <w:r>
+              <w:t xml:space="preserve"> </w:t>
+            </w:r>
+            <w:r>
+              <w:rPr>
+                <w:rStyle w:val="VerbatimChar"/>
+              </w:rPr>
+              <w:t xml:space="preserve">node</w:t>
+            </w:r>
+            <w:r>
+              <w:t xml:space="preserve"> </w:t>
+            </w:r>
+            <w:r>
+              <w:t xml:space="preserve">if the parameter is measured by the Node.</w:t>
             </w:r>
           </w:p>
         </w:tc>
@@ -4934,7 +4837,22 @@
               <w:jc w:val="left"/>
             </w:pPr>
             <w:r>
-              <w:t xml:space="preserve">Each namespace map SHALL consist of a namespace prefix and URI.</w:t>
+              <w:t xml:space="preserve">When the</w:t>
+            </w:r>
+            <w:r>
+              <w:t xml:space="preserve"> </w:t>
+            </w:r>
+            <w:r>
+              <w:rPr>
+                <w:rStyle w:val="VerbatimChar"/>
+              </w:rPr>
+              <w:t xml:space="preserve">node</w:t>
+            </w:r>
+            <w:r>
+              <w:t xml:space="preserve"> </w:t>
+            </w:r>
+            <w:r>
+              <w:t xml:space="preserve">element is present, the parameter SHALL be measured by the Node Device itself (such as internal voltage or temperature of a datalogger).</w:t>
             </w:r>
           </w:p>
         </w:tc>
@@ -4958,97 +4876,61 @@
               <w:jc w:val="left"/>
             </w:pPr>
             <w:r>
-              <w:t xml:space="preserve">A namespace map prefix SHALL be a non-empty string containing only alphanumeric characters and underscores.</w:t>
-            </w:r>
-          </w:p>
-        </w:tc>
-      </w:tr>
-      <w:tr>
-        <w:tc>
-          <w:tcPr/>
-          <w:p>
-            <w:pPr>
-              <w:jc w:val="center"/>
-            </w:pPr>
-            <w:r>
-              <w:t xml:space="preserve">D</w:t>
-            </w:r>
-          </w:p>
-        </w:tc>
-        <w:tc>
-          <w:tcPr/>
-          <w:p>
-            <w:pPr>
-              <w:jc w:val="left"/>
-            </w:pPr>
-            <w:r>
-              <w:t xml:space="preserve">A namespace map URI SHALL be a resolvable, publicly accessible URI that can be dereferenced.</w:t>
-            </w:r>
-          </w:p>
-        </w:tc>
-      </w:tr>
-      <w:tr>
-        <w:tc>
-          <w:tcPr/>
-          <w:p>
-            <w:pPr>
-              <w:jc w:val="center"/>
-            </w:pPr>
-            <w:r>
-              <w:t xml:space="preserve">E</w:t>
-            </w:r>
-          </w:p>
-        </w:tc>
-        <w:tc>
-          <w:tcPr/>
-          <w:p>
-            <w:pPr>
-              <w:jc w:val="left"/>
-            </w:pPr>
-            <w:r>
-              <w:t xml:space="preserve">The CF namespace prefix SHALL be declared using the value</w:t>
-            </w:r>
-            <w:r>
-              <w:t xml:space="preserve"> </w:t>
-            </w:r>
-            <w:r>
-              <w:rPr>
-                <w:rStyle w:val="VerbatimChar"/>
-              </w:rPr>
-              <w:t xml:space="preserve">cf</w:t>
-            </w:r>
-            <w:r>
-              <w:t xml:space="preserve">.</w:t>
-            </w:r>
-          </w:p>
-        </w:tc>
-      </w:tr>
-      <w:tr>
-        <w:tc>
-          <w:tcPr/>
-          <w:p>
-            <w:pPr>
-              <w:jc w:val="center"/>
-            </w:pPr>
-            <w:r>
-              <w:t xml:space="preserve">F</w:t>
-            </w:r>
-          </w:p>
-        </w:tc>
-        <w:tc>
-          <w:tcPr/>
-          <w:p>
-            <w:pPr>
-              <w:jc w:val="left"/>
-            </w:pPr>
-            <w:r>
-              <w:t xml:space="preserve">The CF namespace URI value SHALL be a URI that resolves to a machine-readable vocabulary server endpoint publishing the CF standard name table.</w:t>
+              <w:t xml:space="preserve">When the observerId field is set, it SHALL match the id of an ObserverDevice defined in the Metadata message.</w:t>
             </w:r>
           </w:p>
         </w:tc>
       </w:tr>
     </w:tbl>
-    <w:p/>
+    <w:bookmarkEnd w:id="75"/>
+    <w:bookmarkStart w:id="76" w:name="X05ad229d6065a3fb9e9fa952b4fa2f12120cd4a"/>
+    <w:p>
+      <w:pPr>
+        <w:pStyle w:val="Heading3"/>
+      </w:pPr>
+      <w:r>
+        <w:t xml:space="preserve">Data</w:t>
+      </w:r>
+    </w:p>
+    <w:p>
+      <w:pPr>
+        <w:pStyle w:val="FirstParagraph"/>
+      </w:pPr>
+      <w:r>
+        <w:t xml:space="preserve">The Data message is the primary container for transmitting observation data from the Node to the Hub. This message may be transmitted as frequently as needed to deliver current or batched observations.</w:t>
+      </w:r>
+    </w:p>
+    <w:p>
+      <w:pPr>
+        <w:pStyle w:val="BodyText"/>
+      </w:pPr>
+      <w:r>
+        <w:t xml:space="preserve">A Data message may contain multiple Observation messages, enabling efficient batch transmission of measurement data. Each observation is independent and contains its own timestamp and parameter reference.</w:t>
+      </w:r>
+    </w:p>
+    <w:p>
+      <w:pPr>
+        <w:pStyle w:val="BodyText"/>
+      </w:pPr>
+      <w:r>
+        <w:t xml:space="preserve">The Node may transmit Data messages containing observations that reference parameter definitions not yet received by the Hub. In this case, the Hub shall buffer or queue such observations until the corresponding</w:t>
+      </w:r>
+      <w:r>
+        <w:t xml:space="preserve"> </w:t>
+      </w:r>
+      <w:r>
+        <w:rPr>
+          <w:rStyle w:val="VerbatimChar"/>
+        </w:rPr>
+        <w:t xml:space="preserve">Metadata</w:t>
+      </w:r>
+      <w:r>
+        <w:t xml:space="preserve"> </w:t>
+      </w:r>
+      <w:r>
+        <w:t xml:space="preserve">message is received.</w:t>
+      </w:r>
+    </w:p>
     <w:tbl>
       <w:tblPr>
         <w:tblStyle w:val="Table"/>
@@ -5072,7 +4954,7 @@
                 <w:bCs/>
                 <w:b/>
               </w:rPr>
-              <w:t xml:space="preserve">Recommendation 4</w:t>
+              <w:t xml:space="preserve">Requirement 9</w:t>
             </w:r>
           </w:p>
         </w:tc>
@@ -5087,7 +4969,7 @@
                 <w:bCs/>
                 <w:b/>
               </w:rPr>
-              <w:t xml:space="preserve">/rec/data-model/standard_name_binding_declaration</w:t>
+              <w:t xml:space="preserve">/req/data-model/data</w:t>
             </w:r>
           </w:p>
         </w:tc>
@@ -5111,7 +4993,7 @@
               <w:jc w:val="left"/>
             </w:pPr>
             <w:r>
-              <w:t xml:space="preserve">For CF conventions, the namespace URI value SHOULD be set to the NERC Vocabulary Server mirror of the CF standard name table (collection P07):</w:t>
+              <w:t xml:space="preserve">A Data message SHALL define one or more</w:t>
             </w:r>
             <w:r>
               <w:t xml:space="preserve"> </w:t>
@@ -5120,16 +5002,36 @@
               <w:rPr>
                 <w:rStyle w:val="VerbatimChar"/>
               </w:rPr>
-              <w:t xml:space="preserve">https://vocab.nerc.ac.uk/collection/P07/current</w:t>
-            </w:r>
-            <w:r>
-              <w:t xml:space="preserve">.</w:t>
+              <w:t xml:space="preserve">observations</w:t>
+            </w:r>
+            <w:r>
+              <w:t xml:space="preserve"> </w:t>
+            </w:r>
+            <w:r>
+              <w:t xml:space="preserve">elements to describe observation measurements.</w:t>
             </w:r>
           </w:p>
         </w:tc>
       </w:tr>
     </w:tbl>
-    <w:p/>
+    <w:bookmarkEnd w:id="76"/>
+    <w:bookmarkStart w:id="77" w:name="X1dbf4a806bce0d3d4fc72a7b692636795af6609"/>
+    <w:p>
+      <w:pPr>
+        <w:pStyle w:val="Heading3"/>
+      </w:pPr>
+      <w:r>
+        <w:t xml:space="preserve">Observation</w:t>
+      </w:r>
+    </w:p>
+    <w:p>
+      <w:pPr>
+        <w:pStyle w:val="FirstParagraph"/>
+      </w:pPr>
+      <w:r>
+        <w:t xml:space="preserve">The Observation message represents a single measurement data point collected at a specific time.</w:t>
+      </w:r>
+    </w:p>
     <w:tbl>
       <w:tblPr>
         <w:tblStyle w:val="Table"/>
@@ -5153,7 +5055,7 @@
                 <w:bCs/>
                 <w:b/>
               </w:rPr>
-              <w:t xml:space="preserve">Permission 4</w:t>
+              <w:t xml:space="preserve">Requirement 10</w:t>
             </w:r>
           </w:p>
         </w:tc>
@@ -5168,7 +5070,7 @@
                 <w:bCs/>
                 <w:b/>
               </w:rPr>
-              <w:t xml:space="preserve">/per/data-model/standard_name_binding_declaration</w:t>
+              <w:t xml:space="preserve">/req/data-model/observation</w:t>
             </w:r>
           </w:p>
         </w:tc>
@@ -5192,7 +5094,7 @@
               <w:jc w:val="left"/>
             </w:pPr>
             <w:r>
-              <w:t xml:space="preserve">When no standard names are used, the</w:t>
+              <w:t xml:space="preserve">An Observation message SHALL define a</w:t>
             </w:r>
             <w:r>
               <w:t xml:space="preserve"> </w:t>
@@ -5201,13 +5103,103 @@
               <w:rPr>
                 <w:rStyle w:val="VerbatimChar"/>
               </w:rPr>
-              <w:t xml:space="preserve">namespaces</w:t>
-            </w:r>
-            <w:r>
-              <w:t xml:space="preserve"> </w:t>
-            </w:r>
-            <w:r>
-              <w:t xml:space="preserve">map MAY be either empty or omitted.</w:t>
+              <w:t xml:space="preserve">parameterDefinitionId</w:t>
+            </w:r>
+            <w:r>
+              <w:t xml:space="preserve"> </w:t>
+            </w:r>
+            <w:r>
+              <w:t xml:space="preserve">element using the id of the ParameterDefinition message.</w:t>
+            </w:r>
+          </w:p>
+        </w:tc>
+      </w:tr>
+      <w:tr>
+        <w:tc>
+          <w:tcPr/>
+          <w:p>
+            <w:pPr>
+              <w:jc w:val="center"/>
+            </w:pPr>
+            <w:r>
+              <w:t xml:space="preserve">B</w:t>
+            </w:r>
+          </w:p>
+        </w:tc>
+        <w:tc>
+          <w:tcPr/>
+          <w:p>
+            <w:pPr>
+              <w:jc w:val="left"/>
+            </w:pPr>
+            <w:r>
+              <w:t xml:space="preserve">An Observation message SHALL define a</w:t>
+            </w:r>
+            <w:r>
+              <w:t xml:space="preserve"> </w:t>
+            </w:r>
+            <w:r>
+              <w:rPr>
+                <w:rStyle w:val="VerbatimChar"/>
+              </w:rPr>
+              <w:t xml:space="preserve">time</w:t>
+            </w:r>
+            <w:r>
+              <w:t xml:space="preserve"> </w:t>
+            </w:r>
+            <w:r>
+              <w:t xml:space="preserve">element using</w:t>
+            </w:r>
+            <w:r>
+              <w:t xml:space="preserve"> </w:t>
+            </w:r>
+            <w:r>
+              <w:rPr>
+                <w:rStyle w:val="VerbatimChar"/>
+              </w:rPr>
+              <w:t xml:space="preserve">google.protobuf.Timestamp</w:t>
+            </w:r>
+            <w:r>
+              <w:t xml:space="preserve">, in UTC.</w:t>
+            </w:r>
+          </w:p>
+        </w:tc>
+      </w:tr>
+      <w:tr>
+        <w:tc>
+          <w:tcPr/>
+          <w:p>
+            <w:pPr>
+              <w:jc w:val="center"/>
+            </w:pPr>
+            <w:r>
+              <w:t xml:space="preserve">C</w:t>
+            </w:r>
+          </w:p>
+        </w:tc>
+        <w:tc>
+          <w:tcPr/>
+          <w:p>
+            <w:pPr>
+              <w:jc w:val="left"/>
+            </w:pPr>
+            <w:r>
+              <w:t xml:space="preserve">An Observation message SHALL define one or more</w:t>
+            </w:r>
+            <w:r>
+              <w:t xml:space="preserve"> </w:t>
+            </w:r>
+            <w:r>
+              <w:rPr>
+                <w:rStyle w:val="VerbatimChar"/>
+              </w:rPr>
+              <w:t xml:space="preserve">values</w:t>
+            </w:r>
+            <w:r>
+              <w:t xml:space="preserve"> </w:t>
+            </w:r>
+            <w:r>
+              <w:t xml:space="preserve">elements using the Value message.</w:t>
             </w:r>
           </w:p>
         </w:tc>
@@ -5218,17 +5210,87 @@
         <w:pStyle w:val="BodyText"/>
       </w:pPr>
       <w:r>
-        <w:t xml:space="preserve">If the CF Conventions community publishes an official vocabulary server endpoint in the future, that URI should be used in preference to the NERC mirror. Hubs should be prepared to recognise URIs from recognised CF standard name vocabulary server mirrors as equivalent for the purposes of name resolution.</w:t>
-      </w:r>
-    </w:p>
-    <w:bookmarkEnd w:id="75"/>
-    <w:bookmarkStart w:id="76" w:name="Xd1c302b8a82dd955e6c97d940af707ea0542cd4"/>
-    <w:p>
-      <w:pPr>
-        <w:pStyle w:val="Heading4"/>
-      </w:pPr>
-      <w:r>
-        <w:t xml:space="preserve">Standard name assignment</w:t>
+        <w:t xml:space="preserve">The</w:t>
+      </w:r>
+      <w:r>
+        <w:t xml:space="preserve"> </w:t>
+      </w:r>
+      <w:r>
+        <w:rPr>
+          <w:rStyle w:val="VerbatimChar"/>
+        </w:rPr>
+        <w:t xml:space="preserve">parameterDefinitionId</w:t>
+      </w:r>
+      <w:r>
+        <w:t xml:space="preserve"> </w:t>
+      </w:r>
+      <w:r>
+        <w:t xml:space="preserve">element shall reference a ParameterDefinition</w:t>
+      </w:r>
+      <w:r>
+        <w:t xml:space="preserve"> </w:t>
+      </w:r>
+      <w:r>
+        <w:rPr>
+          <w:rStyle w:val="VerbatimChar"/>
+        </w:rPr>
+        <w:t xml:space="preserve">id</w:t>
+      </w:r>
+      <w:r>
+        <w:t xml:space="preserve"> </w:t>
+      </w:r>
+      <w:r>
+        <w:t xml:space="preserve">from the Metadata message. The number and type of values in the values field shall correspond to the number of parameters defined in the referenced ParameterDefinition.</w:t>
+      </w:r>
+    </w:p>
+    <w:p>
+      <w:pPr>
+        <w:pStyle w:val="BodyText"/>
+      </w:pPr>
+      <w:r>
+        <w:t xml:space="preserve">The time field uses the</w:t>
+      </w:r>
+      <w:r>
+        <w:t xml:space="preserve"> </w:t>
+      </w:r>
+      <w:r>
+        <w:rPr>
+          <w:rStyle w:val="VerbatimChar"/>
+        </w:rPr>
+        <w:t xml:space="preserve">google.protobuf.Timestamp</w:t>
+      </w:r>
+      <w:r>
+        <w:t xml:space="preserve"> </w:t>
+      </w:r>
+      <w:r>
+        <w:t xml:space="preserve">format, representing time as seconds and nanoseconds since the Unix epoch (</w:t>
+      </w:r>
+      <w:r>
+        <w:rPr>
+          <w:rStyle w:val="VerbatimChar"/>
+        </w:rPr>
+        <w:t xml:space="preserve">1970-01-01T00:00:00Z</w:t>
+      </w:r>
+      <w:r>
+        <w:t xml:space="preserve">).</w:t>
+      </w:r>
+    </w:p>
+    <w:p>
+      <w:pPr>
+        <w:pStyle w:val="BodyText"/>
+      </w:pPr>
+      <w:r>
+        <w:t xml:space="preserve">An observation may contain multiple values when the referenced ParameterDefinition contains multiple parameters. This approach enables grouping values that are measured at the same timestamp, requiring the timestamp to be transmitted only once for multiple values. This reduces payload size, which is particularly beneficial in bandwidth-constrained environments. For example, a parameter definition for "Internal Parameters" might include both supply voltage and internal temperature, requiring two values per observation but sharing a single timestamp.</w:t>
+      </w:r>
+    </w:p>
+    <w:bookmarkEnd w:id="77"/>
+    <w:bookmarkStart w:id="78" w:name="Xfab5fa97ae3521ef5fab878ac897c1c9dd10da9"/>
+    <w:p>
+      <w:pPr>
+        <w:pStyle w:val="Heading3"/>
+      </w:pPr>
+      <w:r>
+        <w:t xml:space="preserve">Value</w:t>
       </w:r>
     </w:p>
     <w:p>
@@ -5236,22 +5298,7 @@
         <w:pStyle w:val="FirstParagraph"/>
       </w:pPr>
       <w:r>
-        <w:t xml:space="preserve">The Parameter message</w:t>
-      </w:r>
-      <w:r>
-        <w:t xml:space="preserve"> </w:t>
-      </w:r>
-      <w:r>
-        <w:rPr>
-          <w:rStyle w:val="VerbatimChar"/>
-        </w:rPr>
-        <w:t xml:space="preserve">standardNames</w:t>
-      </w:r>
-      <w:r>
-        <w:t xml:space="preserve"> </w:t>
-      </w:r>
-      <w:r>
-        <w:t xml:space="preserve">field maps namespace keys to the standard name for that parameter within the corresponding vocabulary. It is a map from namespace key to standard name value.</w:t>
+        <w:t xml:space="preserve">A Value message defines the measurement of data of different types.</w:t>
       </w:r>
     </w:p>
     <w:tbl>
@@ -5277,1491 +5324,7 @@
                 <w:bCs/>
                 <w:b/>
               </w:rPr>
-              <w:t xml:space="preserve">Requirement 9</w:t>
-            </w:r>
-          </w:p>
-        </w:tc>
-        <w:tc>
-          <w:tcPr/>
-          <w:p>
-            <w:pPr>
-              <w:jc w:val="left"/>
-            </w:pPr>
-            <w:r>
-              <w:rPr>
-                <w:bCs/>
-                <w:b/>
-              </w:rPr>
-              <w:t xml:space="preserve">/req/data-model/standard_name_binding_assignment</w:t>
-            </w:r>
-          </w:p>
-        </w:tc>
-      </w:tr>
-      <w:tr>
-        <w:tc>
-          <w:tcPr/>
-          <w:p>
-            <w:pPr>
-              <w:jc w:val="center"/>
-            </w:pPr>
-            <w:r>
-              <w:t xml:space="preserve">A</w:t>
-            </w:r>
-          </w:p>
-        </w:tc>
-        <w:tc>
-          <w:tcPr/>
-          <w:p>
-            <w:pPr>
-              <w:jc w:val="left"/>
-            </w:pPr>
-            <w:r>
-              <w:t xml:space="preserve">A Node SHALL NOT include a standard name entry for a namespace that is not declared in the corresponding Metadata message.</w:t>
-            </w:r>
-          </w:p>
-        </w:tc>
-      </w:tr>
-      <w:tr>
-        <w:tc>
-          <w:tcPr/>
-          <w:p>
-            <w:pPr>
-              <w:jc w:val="center"/>
-            </w:pPr>
-            <w:r>
-              <w:t xml:space="preserve">B</w:t>
-            </w:r>
-          </w:p>
-        </w:tc>
-        <w:tc>
-          <w:tcPr/>
-          <w:p>
-            <w:pPr>
-              <w:jc w:val="left"/>
-            </w:pPr>
-            <w:r>
-              <w:t xml:space="preserve">Each namespace key SHALL have a corresponding key in the Metadata message</w:t>
-            </w:r>
-            <w:r>
-              <w:t xml:space="preserve"> </w:t>
-            </w:r>
-            <w:r>
-              <w:rPr>
-                <w:rStyle w:val="VerbatimChar"/>
-              </w:rPr>
-              <w:t xml:space="preserve">namespaces</w:t>
-            </w:r>
-            <w:r>
-              <w:t xml:space="preserve"> </w:t>
-            </w:r>
-            <w:r>
-              <w:t xml:space="preserve">set of keys.</w:t>
-            </w:r>
-          </w:p>
-        </w:tc>
-      </w:tr>
-    </w:tbl>
-    <w:p/>
-    <w:tbl>
-      <w:tblPr>
-        <w:tblStyle w:val="Table"/>
-        <w:tblW w:type="pct" w:w="4500"/>
-        <w:tblLook w:firstRow="0" w:lastRow="0" w:firstColumn="0" w:lastColumn="0" w:noHBand="0" w:noVBand="0" w:val="0000"/>
-        <w:jc w:val="start"/>
-      </w:tblPr>
-      <w:tblGrid>
-        <w:gridCol w:w="1782"/>
-        <w:gridCol w:w="5346"/>
-      </w:tblGrid>
-      <w:tr>
-        <w:tc>
-          <w:tcPr/>
-          <w:p>
-            <w:pPr>
-              <w:jc w:val="center"/>
-            </w:pPr>
-            <w:r>
-              <w:rPr>
-                <w:bCs/>
-                <w:b/>
-              </w:rPr>
-              <w:t xml:space="preserve">Permission 5</w:t>
-            </w:r>
-          </w:p>
-        </w:tc>
-        <w:tc>
-          <w:tcPr/>
-          <w:p>
-            <w:pPr>
-              <w:jc w:val="left"/>
-            </w:pPr>
-            <w:r>
-              <w:rPr>
-                <w:bCs/>
-                <w:b/>
-              </w:rPr>
-              <w:t xml:space="preserve">/per/data-model/standard_name_binding_assignment</w:t>
-            </w:r>
-          </w:p>
-        </w:tc>
-      </w:tr>
-      <w:tr>
-        <w:tc>
-          <w:tcPr/>
-          <w:p>
-            <w:pPr>
-              <w:jc w:val="center"/>
-            </w:pPr>
-            <w:r>
-              <w:t xml:space="preserve">A</w:t>
-            </w:r>
-          </w:p>
-        </w:tc>
-        <w:tc>
-          <w:tcPr/>
-          <w:p>
-            <w:pPr>
-              <w:jc w:val="left"/>
-            </w:pPr>
-            <w:r>
-              <w:t xml:space="preserve">A parameter MAY carry zero or more standard name entries.</w:t>
-            </w:r>
-          </w:p>
-        </w:tc>
-      </w:tr>
-    </w:tbl>
-    <w:p>
-      <w:pPr>
-        <w:pStyle w:val="BodyText"/>
-      </w:pPr>
-      <w:r>
-        <w:t xml:space="preserve">Standard name binding is applied in the Parameter message (not the ParameterDefinition message). When a ParameterDefinition message contains multiple Parameter messages, each parameter independently carries its own standard name bindings appropriate for the variable it represents.</w:t>
-      </w:r>
-    </w:p>
-    <w:bookmarkEnd w:id="76"/>
-    <w:bookmarkStart w:id="79" w:name="standard-name-hierarchy"/>
-    <w:p>
-      <w:pPr>
-        <w:pStyle w:val="Heading4"/>
-      </w:pPr>
-      <w:r>
-        <w:t xml:space="preserve">Standard name hierarchy</w:t>
-      </w:r>
-    </w:p>
-    <w:p>
-      <w:pPr>
-        <w:pStyle w:val="FirstParagraph"/>
-      </w:pPr>
-      <w:r>
-        <w:t xml:space="preserve">Standard names are defined at three levels:</w:t>
-      </w:r>
-    </w:p>
-    <w:p>
-      <w:pPr>
-        <w:numPr>
-          <w:ilvl w:val="0"/>
-          <w:numId w:val="1007"/>
-        </w:numPr>
-      </w:pPr>
-      <w:r>
-        <w:t xml:space="preserve">Level 1: CF Metadata Conventions</w:t>
-      </w:r>
-    </w:p>
-    <w:p>
-      <w:pPr>
-        <w:numPr>
-          <w:ilvl w:val="0"/>
-          <w:numId w:val="1007"/>
-        </w:numPr>
-      </w:pPr>
-      <w:r>
-        <w:t xml:space="preserve">Level 2: WMO First Mile parameter registry</w:t>
-      </w:r>
-    </w:p>
-    <w:p>
-      <w:pPr>
-        <w:numPr>
-          <w:ilvl w:val="0"/>
-          <w:numId w:val="1007"/>
-        </w:numPr>
-      </w:pPr>
-      <w:r>
-        <w:t xml:space="preserve">Level 3: Locally managed vocabularies</w:t>
-      </w:r>
-    </w:p>
-    <w:p>
-      <w:pPr>
-        <w:pStyle w:val="FirstParagraph"/>
-      </w:pPr>
-      <w:r>
-        <w:t xml:space="preserve">The Climate and Forecast (CF) Metadata Conventions define the primary vocabulary for standard names in this standard. CF standard names cover the majority of meteorological, hydrological, and oceanographic parameters relevant to first-mile observations. The authoritative list of CF standard names is maintained by the CF Conventions community at</w:t>
-      </w:r>
-      <w:r>
-        <w:t xml:space="preserve"> </w:t>
-      </w:r>
-      <w:hyperlink r:id="rId77">
-        <w:r>
-          <w:rPr>
-            <w:rStyle w:val="Hyperlink"/>
-          </w:rPr>
-          <w:t xml:space="preserve">https://cfconventions.org/Data/cf-standard-names/current/build/cf-standard-name-table.html</w:t>
-        </w:r>
-      </w:hyperlink>
-      <w:r>
-        <w:t xml:space="preserve">. CF standard names are lower-case strings with words separated by underscores (e.g.,</w:t>
-      </w:r>
-      <w:r>
-        <w:t xml:space="preserve"> </w:t>
-      </w:r>
-      <w:r>
-        <w:rPr>
-          <w:rStyle w:val="VerbatimChar"/>
-        </w:rPr>
-        <w:t xml:space="preserve">air_temperature</w:t>
-      </w:r>
-      <w:r>
-        <w:t xml:space="preserve">,</w:t>
-      </w:r>
-      <w:r>
-        <w:t xml:space="preserve"> </w:t>
-      </w:r>
-      <w:r>
-        <w:rPr>
-          <w:rStyle w:val="VerbatimChar"/>
-        </w:rPr>
-        <w:t xml:space="preserve">wind_speed</w:t>
-      </w:r>
-      <w:r>
-        <w:t xml:space="preserve">,</w:t>
-      </w:r>
-      <w:r>
-        <w:t xml:space="preserve"> </w:t>
-      </w:r>
-      <w:r>
-        <w:rPr>
-          <w:rStyle w:val="VerbatimChar"/>
-        </w:rPr>
-        <w:t xml:space="preserve">relative_humidity</w:t>
-      </w:r>
-      <w:r>
-        <w:t xml:space="preserve">). The CF standard name table at cfconventions.org is the authoritative reference for name validity and definitions, regardless of which vocabulary server URI is used as the namespace identifier.</w:t>
-      </w:r>
-    </w:p>
-    <w:p>
-      <w:pPr>
-        <w:pStyle w:val="BodyText"/>
-      </w:pPr>
-      <w:r>
-        <w:t xml:space="preserve">Parameters that are not covered by the CF standard name vocabulary but are common to first-mile observation deployments are governed by a centrally managed registry maintained by WMO and hosted at</w:t>
-      </w:r>
-      <w:r>
-        <w:t xml:space="preserve"> </w:t>
-      </w:r>
-      <w:hyperlink r:id="rId78">
-        <w:r>
-          <w:rPr>
-            <w:rStyle w:val="Hyperlink"/>
-          </w:rPr>
-          <w:t xml:space="preserve">https://codes.wmo.int</w:t>
-        </w:r>
-      </w:hyperlink>
-      <w:r>
-        <w:t xml:space="preserve">.</w:t>
-      </w:r>
-    </w:p>
-    <w:p>
-      <w:pPr>
-        <w:pStyle w:val="BodyText"/>
-      </w:pPr>
-      <w:r>
-        <w:t xml:space="preserve">A locally managed vocabulary is used where a parameter is not covered by either of Levels 1 or 2.</w:t>
-      </w:r>
-    </w:p>
-    <w:tbl>
-      <w:tblPr>
-        <w:tblStyle w:val="Table"/>
-        <w:tblW w:type="pct" w:w="4500"/>
-        <w:tblLook w:firstRow="0" w:lastRow="0" w:firstColumn="0" w:lastColumn="0" w:noHBand="0" w:noVBand="0" w:val="0000"/>
-        <w:jc w:val="start"/>
-      </w:tblPr>
-      <w:tblGrid>
-        <w:gridCol w:w="1782"/>
-        <w:gridCol w:w="5346"/>
-      </w:tblGrid>
-      <w:tr>
-        <w:tc>
-          <w:tcPr/>
-          <w:p>
-            <w:pPr>
-              <w:jc w:val="center"/>
-            </w:pPr>
-            <w:r>
-              <w:rPr>
-                <w:bCs/>
-                <w:b/>
-              </w:rPr>
-              <w:t xml:space="preserve">Requirement 10</w:t>
-            </w:r>
-          </w:p>
-        </w:tc>
-        <w:tc>
-          <w:tcPr/>
-          <w:p>
-            <w:pPr>
-              <w:jc w:val="left"/>
-            </w:pPr>
-            <w:r>
-              <w:rPr>
-                <w:bCs/>
-                <w:b/>
-              </w:rPr>
-              <w:t xml:space="preserve">/req/data-model/standard_name_binding_hierarchy</w:t>
-            </w:r>
-          </w:p>
-        </w:tc>
-      </w:tr>
-      <w:tr>
-        <w:tc>
-          <w:tcPr/>
-          <w:p>
-            <w:pPr>
-              <w:jc w:val="center"/>
-            </w:pPr>
-            <w:r>
-              <w:t xml:space="preserve">A</w:t>
-            </w:r>
-          </w:p>
-        </w:tc>
-        <w:tc>
-          <w:tcPr/>
-          <w:p>
-            <w:pPr>
-              <w:jc w:val="left"/>
-            </w:pPr>
-            <w:r>
-              <w:t xml:space="preserve">Standard names SHALL be drawn in the following order, in the following order of precedence:</w:t>
-            </w:r>
-          </w:p>
-          <w:p>
-            <w:pPr>
-              <w:numPr>
-                <w:ilvl w:val="0"/>
-                <w:numId w:val="1008"/>
-              </w:numPr>
-              <w:jc w:val="left"/>
-            </w:pPr>
-            <w:r>
-              <w:t xml:space="preserve">Level 1: CF Metadata Conventions</w:t>
-            </w:r>
-          </w:p>
-          <w:p>
-            <w:pPr>
-              <w:numPr>
-                <w:ilvl w:val="0"/>
-                <w:numId w:val="1008"/>
-              </w:numPr>
-              <w:jc w:val="left"/>
-            </w:pPr>
-            <w:r>
-              <w:t xml:space="preserve">Level 2: WMO First Mile parameter registry</w:t>
-            </w:r>
-          </w:p>
-          <w:p>
-            <w:pPr>
-              <w:numPr>
-                <w:ilvl w:val="0"/>
-                <w:numId w:val="1008"/>
-              </w:numPr>
-              <w:jc w:val="left"/>
-            </w:pPr>
-            <w:r>
-              <w:t xml:space="preserve">Level 3: Locally managed vocabularies</w:t>
-            </w:r>
-          </w:p>
-        </w:tc>
-      </w:tr>
-      <w:tr>
-        <w:tc>
-          <w:tcPr/>
-          <w:p>
-            <w:pPr>
-              <w:jc w:val="center"/>
-            </w:pPr>
-            <w:r>
-              <w:t xml:space="preserve">B</w:t>
-            </w:r>
-          </w:p>
-        </w:tc>
-        <w:tc>
-          <w:tcPr/>
-          <w:p>
-            <w:pPr>
-              <w:jc w:val="left"/>
-            </w:pPr>
-            <w:r>
-              <w:t xml:space="preserve">The CF namespace prefix SHALL be declared using the value</w:t>
-            </w:r>
-            <w:r>
-              <w:t xml:space="preserve"> </w:t>
-            </w:r>
-            <w:r>
-              <w:rPr>
-                <w:rStyle w:val="VerbatimChar"/>
-              </w:rPr>
-              <w:t xml:space="preserve">cf</w:t>
-            </w:r>
-            <w:r>
-              <w:t xml:space="preserve">.</w:t>
-            </w:r>
-          </w:p>
-        </w:tc>
-      </w:tr>
-      <w:tr>
-        <w:tc>
-          <w:tcPr/>
-          <w:p>
-            <w:pPr>
-              <w:jc w:val="center"/>
-            </w:pPr>
-            <w:r>
-              <w:t xml:space="preserve">C</w:t>
-            </w:r>
-          </w:p>
-        </w:tc>
-        <w:tc>
-          <w:tcPr/>
-          <w:p>
-            <w:pPr>
-              <w:jc w:val="left"/>
-            </w:pPr>
-            <w:r>
-              <w:t xml:space="preserve">The CF namespace URI value SHALL be a URI that resolves to a machine-readable vocabulary server endpoint publishing the CF standard name table.</w:t>
-            </w:r>
-          </w:p>
-        </w:tc>
-      </w:tr>
-      <w:tr>
-        <w:tc>
-          <w:tcPr/>
-          <w:p>
-            <w:pPr>
-              <w:jc w:val="center"/>
-            </w:pPr>
-            <w:r>
-              <w:t xml:space="preserve">D</w:t>
-            </w:r>
-          </w:p>
-        </w:tc>
-        <w:tc>
-          <w:tcPr/>
-          <w:p>
-            <w:pPr>
-              <w:jc w:val="left"/>
-            </w:pPr>
-            <w:r>
-              <w:t xml:space="preserve">The WMO First Mile registry namespace prefix SHALL be declared using the value</w:t>
-            </w:r>
-            <w:r>
-              <w:t xml:space="preserve"> </w:t>
-            </w:r>
-            <w:r>
-              <w:rPr>
-                <w:rStyle w:val="VerbatimChar"/>
-              </w:rPr>
-              <w:t xml:space="preserve">wmo</w:t>
-            </w:r>
-            <w:r>
-              <w:t xml:space="preserve">.</w:t>
-            </w:r>
-          </w:p>
-        </w:tc>
-      </w:tr>
-      <w:tr>
-        <w:tc>
-          <w:tcPr/>
-          <w:p>
-            <w:pPr>
-              <w:jc w:val="center"/>
-            </w:pPr>
-            <w:r>
-              <w:t xml:space="preserve">E</w:t>
-            </w:r>
-          </w:p>
-        </w:tc>
-        <w:tc>
-          <w:tcPr/>
-          <w:p>
-            <w:pPr>
-              <w:jc w:val="left"/>
-            </w:pPr>
-            <w:r>
-              <w:t xml:space="preserve">Locally managed vocabularies SHALL conform to the FAIR Guiding Principles for scientific data management (Findable, Accessible, Interoperable, Reusable). In particular:</w:t>
-            </w:r>
-          </w:p>
-        </w:tc>
-      </w:tr>
-      <w:tr>
-        <w:tc>
-          <w:tcPr/>
-          <w:p>
-            <w:pPr>
-              <w:jc w:val="center"/>
-            </w:pPr>
-            <w:r>
-              <w:t xml:space="preserve">F</w:t>
-            </w:r>
-          </w:p>
-        </w:tc>
-        <w:tc>
-          <w:tcPr/>
-          <w:p>
-            <w:pPr>
-              <w:jc w:val="left"/>
-            </w:pPr>
-            <w:r>
-              <w:t xml:space="preserve">The vocabulary SHALL be findable via a persistent, unique identifier (the namespace URI).</w:t>
-            </w:r>
-          </w:p>
-        </w:tc>
-      </w:tr>
-      <w:tr>
-        <w:tc>
-          <w:tcPr/>
-          <w:p>
-            <w:pPr>
-              <w:jc w:val="center"/>
-            </w:pPr>
-            <w:r>
-              <w:t xml:space="preserve">G</w:t>
-            </w:r>
-          </w:p>
-        </w:tc>
-        <w:tc>
-          <w:tcPr/>
-          <w:p>
-            <w:pPr>
-              <w:jc w:val="left"/>
-            </w:pPr>
-            <w:r>
-              <w:t xml:space="preserve">The vocabulary SHALL be accessible at that URI to all parties participating in the data exchange.</w:t>
-            </w:r>
-          </w:p>
-        </w:tc>
-      </w:tr>
-      <w:tr>
-        <w:tc>
-          <w:tcPr/>
-          <w:p>
-            <w:pPr>
-              <w:jc w:val="center"/>
-            </w:pPr>
-            <w:r>
-              <w:t xml:space="preserve">H</w:t>
-            </w:r>
-          </w:p>
-        </w:tc>
-        <w:tc>
-          <w:tcPr/>
-          <w:p>
-            <w:pPr>
-              <w:jc w:val="left"/>
-            </w:pPr>
-            <w:r>
-              <w:t xml:space="preserve">The vocabulary SHALL use an open, standardised representation (e.g., SKOS/RDF).</w:t>
-            </w:r>
-          </w:p>
-        </w:tc>
-      </w:tr>
-    </w:tbl>
-    <w:p/>
-    <w:tbl>
-      <w:tblPr>
-        <w:tblStyle w:val="Table"/>
-        <w:tblW w:type="pct" w:w="4500"/>
-        <w:tblLook w:firstRow="0" w:lastRow="0" w:firstColumn="0" w:lastColumn="0" w:noHBand="0" w:noVBand="0" w:val="0000"/>
-        <w:jc w:val="start"/>
-      </w:tblPr>
-      <w:tblGrid>
-        <w:gridCol w:w="1782"/>
-        <w:gridCol w:w="5346"/>
-      </w:tblGrid>
-      <w:tr>
-        <w:tc>
-          <w:tcPr/>
-          <w:p>
-            <w:pPr>
-              <w:jc w:val="center"/>
-            </w:pPr>
-            <w:r>
-              <w:rPr>
-                <w:bCs/>
-                <w:b/>
-              </w:rPr>
-              <w:t xml:space="preserve">Recommendation 5</w:t>
-            </w:r>
-          </w:p>
-        </w:tc>
-        <w:tc>
-          <w:tcPr/>
-          <w:p>
-            <w:pPr>
-              <w:jc w:val="left"/>
-            </w:pPr>
-            <w:r>
-              <w:rPr>
-                <w:bCs/>
-                <w:b/>
-              </w:rPr>
-              <w:t xml:space="preserve">/rec/data-model/standard_name_binding_hierarchy</w:t>
-            </w:r>
-          </w:p>
-        </w:tc>
-      </w:tr>
-      <w:tr>
-        <w:tc>
-          <w:tcPr/>
-          <w:p>
-            <w:pPr>
-              <w:jc w:val="center"/>
-            </w:pPr>
-            <w:r>
-              <w:t xml:space="preserve">A</w:t>
-            </w:r>
-          </w:p>
-        </w:tc>
-        <w:tc>
-          <w:tcPr/>
-          <w:p>
-            <w:pPr>
-              <w:jc w:val="left"/>
-            </w:pPr>
-            <w:r>
-              <w:t xml:space="preserve">The highest vocabulary SHOULD be used when it provides a suitable standard name for a given parameter.</w:t>
-            </w:r>
-          </w:p>
-        </w:tc>
-      </w:tr>
-      <w:tr>
-        <w:tc>
-          <w:tcPr/>
-          <w:p>
-            <w:pPr>
-              <w:jc w:val="center"/>
-            </w:pPr>
-            <w:r>
-              <w:t xml:space="preserve">B</w:t>
-            </w:r>
-          </w:p>
-        </w:tc>
-        <w:tc>
-          <w:tcPr/>
-          <w:p>
-            <w:pPr>
-              <w:jc w:val="left"/>
-            </w:pPr>
-            <w:r>
-              <w:t xml:space="preserve">Where a CF standard name exists for a parameter, the Node SHOULD use it in preference to any lower-level vocabulary entry.</w:t>
-            </w:r>
-          </w:p>
-        </w:tc>
-      </w:tr>
-      <w:tr>
-        <w:tc>
-          <w:tcPr/>
-          <w:p>
-            <w:pPr>
-              <w:jc w:val="center"/>
-            </w:pPr>
-            <w:r>
-              <w:t xml:space="preserve">C</w:t>
-            </w:r>
-          </w:p>
-        </w:tc>
-        <w:tc>
-          <w:tcPr/>
-          <w:p>
-            <w:pPr>
-              <w:jc w:val="left"/>
-            </w:pPr>
-            <w:r>
-              <w:t xml:space="preserve">Where a parameter is not covered by CF but is included in the WMO First Mile parameter registry, the Node SHOULD use the registry entry in preference to any locally managed vocabulary.</w:t>
-            </w:r>
-          </w:p>
-        </w:tc>
-      </w:tr>
-    </w:tbl>
-    <w:p/>
-    <w:tbl>
-      <w:tblPr>
-        <w:tblStyle w:val="Table"/>
-        <w:tblW w:type="pct" w:w="4500"/>
-        <w:tblLook w:firstRow="0" w:lastRow="0" w:firstColumn="0" w:lastColumn="0" w:noHBand="0" w:noVBand="0" w:val="0000"/>
-        <w:jc w:val="start"/>
-      </w:tblPr>
-      <w:tblGrid>
-        <w:gridCol w:w="1782"/>
-        <w:gridCol w:w="5346"/>
-      </w:tblGrid>
-      <w:tr>
-        <w:tc>
-          <w:tcPr/>
-          <w:p>
-            <w:pPr>
-              <w:jc w:val="center"/>
-            </w:pPr>
-            <w:r>
-              <w:rPr>
-                <w:bCs/>
-                <w:b/>
-              </w:rPr>
-              <w:t xml:space="preserve">Permission 6</w:t>
-            </w:r>
-          </w:p>
-        </w:tc>
-        <w:tc>
-          <w:tcPr/>
-          <w:p>
-            <w:pPr>
-              <w:jc w:val="left"/>
-            </w:pPr>
-            <w:r>
-              <w:rPr>
-                <w:bCs/>
-                <w:b/>
-              </w:rPr>
-              <w:t xml:space="preserve">/per/data-model/standard_name_binding_hierarchy</w:t>
-            </w:r>
-          </w:p>
-        </w:tc>
-      </w:tr>
-      <w:tr>
-        <w:tc>
-          <w:tcPr/>
-          <w:p>
-            <w:pPr>
-              <w:jc w:val="center"/>
-            </w:pPr>
-            <w:r>
-              <w:t xml:space="preserve">A</w:t>
-            </w:r>
-          </w:p>
-        </w:tc>
-        <w:tc>
-          <w:tcPr/>
-          <w:p>
-            <w:pPr>
-              <w:jc w:val="left"/>
-            </w:pPr>
-            <w:r>
-              <w:t xml:space="preserve">Where a parameter is not covered by either of Levels 1 or 2, a Node MAY use a locally managed vocabulary.</w:t>
-            </w:r>
-          </w:p>
-        </w:tc>
-      </w:tr>
-      <w:tr>
-        <w:tc>
-          <w:tcPr/>
-          <w:p>
-            <w:pPr>
-              <w:jc w:val="center"/>
-            </w:pPr>
-            <w:r>
-              <w:t xml:space="preserve">B</w:t>
-            </w:r>
-          </w:p>
-        </w:tc>
-        <w:tc>
-          <w:tcPr/>
-          <w:p>
-            <w:pPr>
-              <w:jc w:val="left"/>
-            </w:pPr>
-            <w:r>
-              <w:t xml:space="preserve">Local namespace entries MAY be included alongside Level 1 or Level 2 standard names.</w:t>
-            </w:r>
-          </w:p>
-        </w:tc>
-      </w:tr>
-    </w:tbl>
-    <w:p>
-      <w:pPr>
-        <w:pStyle w:val="BodyText"/>
-      </w:pPr>
-      <w:r>
-        <w:t xml:space="preserve">Parameters that may require Level 2 registry entries include quantities typically measured by data loggers but absent from CF, such as supply voltage, internal device temperature, and station-level pressure (QFF). The registry is managed separately from this standard; refer to</w:t>
-      </w:r>
-      <w:r>
-        <w:t xml:space="preserve"> </w:t>
-      </w:r>
-      <w:hyperlink r:id="rId78">
-        <w:r>
-          <w:rPr>
-            <w:rStyle w:val="Hyperlink"/>
-          </w:rPr>
-          <w:t xml:space="preserve">https://codes.wmo.int</w:t>
-        </w:r>
-      </w:hyperlink>
-      <w:r>
-        <w:t xml:space="preserve"> </w:t>
-      </w:r>
-      <w:r>
-        <w:t xml:space="preserve">for the current list of registered entries.</w:t>
-      </w:r>
-    </w:p>
-    <w:p>
-      <w:pPr>
-        <w:pStyle w:val="BodyText"/>
-      </w:pPr>
-      <w:r>
-        <w:t xml:space="preserve">A conformant Hub should be capable of resolving namespace URIs as configured for the deployment, including URIs accessible only within a private or organisational network. A conformant Node shall use namespace URIs that are resolvable by the Hub within the operational context of the deployment.</w:t>
-      </w:r>
-    </w:p>
-    <w:p>
-      <w:pPr>
-        <w:pStyle w:val="BodyText"/>
-      </w:pPr>
-      <w:r>
-        <w:t xml:space="preserve">Where a standard name exists at Level 1 or Level 2, that standard name is to be included in the Parameter message</w:t>
-      </w:r>
-      <w:r>
-        <w:t xml:space="preserve"> </w:t>
-      </w:r>
-      <w:r>
-        <w:rPr>
-          <w:rStyle w:val="VerbatimChar"/>
-        </w:rPr>
-        <w:t xml:space="preserve">standardNames</w:t>
-      </w:r>
-      <w:r>
-        <w:t xml:space="preserve"> </w:t>
-      </w:r>
-      <w:r>
-        <w:t xml:space="preserve">element. Any locally managed entries for the same parameter are supplementary to, not a replacement for, the applicable standard name. // TODO consider making a requirement (but note this is untestable)</w:t>
-      </w:r>
-    </w:p>
-    <w:bookmarkEnd w:id="79"/>
-    <w:bookmarkEnd w:id="80"/>
-    <w:bookmarkStart w:id="81" w:name="Xc8f2fc14d9ce3d043c6603698a378c333168d68"/>
-    <w:p>
-      <w:pPr>
-        <w:pStyle w:val="Heading3"/>
-      </w:pPr>
-      <w:r>
-        <w:t xml:space="preserve">Metadata.ParameterDefinition.Parameter.DeviceRef</w:t>
-      </w:r>
-    </w:p>
-    <w:p>
-      <w:pPr>
-        <w:pStyle w:val="FirstParagraph"/>
-      </w:pPr>
-      <w:r>
-        <w:t xml:space="preserve">The DeviceRef message associates a parameter with the device that measures it. This message uses a oneof field to reference either the node device or a specific observer device.</w:t>
-      </w:r>
-    </w:p>
-    <w:tbl>
-      <w:tblPr>
-        <w:tblStyle w:val="Table"/>
-        <w:tblW w:type="pct" w:w="4500"/>
-        <w:tblLook w:firstRow="0" w:lastRow="0" w:firstColumn="0" w:lastColumn="0" w:noHBand="0" w:noVBand="0" w:val="0000"/>
-        <w:jc w:val="start"/>
-      </w:tblPr>
-      <w:tblGrid>
-        <w:gridCol w:w="1782"/>
-        <w:gridCol w:w="5346"/>
-      </w:tblGrid>
-      <w:tr>
-        <w:tc>
-          <w:tcPr/>
-          <w:p>
-            <w:pPr>
-              <w:jc w:val="center"/>
-            </w:pPr>
-            <w:r>
-              <w:rPr>
-                <w:bCs/>
-                <w:b/>
-              </w:rPr>
               <w:t xml:space="preserve">Requirement 11</w:t>
-            </w:r>
-          </w:p>
-        </w:tc>
-        <w:tc>
-          <w:tcPr/>
-          <w:p>
-            <w:pPr>
-              <w:jc w:val="left"/>
-            </w:pPr>
-            <w:r>
-              <w:rPr>
-                <w:bCs/>
-                <w:b/>
-              </w:rPr>
-              <w:t xml:space="preserve">/req/data-model/device-ref</w:t>
-            </w:r>
-          </w:p>
-        </w:tc>
-      </w:tr>
-      <w:tr>
-        <w:tc>
-          <w:tcPr/>
-          <w:p>
-            <w:pPr>
-              <w:jc w:val="center"/>
-            </w:pPr>
-            <w:r>
-              <w:t xml:space="preserve">A</w:t>
-            </w:r>
-          </w:p>
-        </w:tc>
-        <w:tc>
-          <w:tcPr/>
-          <w:p>
-            <w:pPr>
-              <w:jc w:val="left"/>
-            </w:pPr>
-            <w:r>
-              <w:t xml:space="preserve">A DeviceRef message SHALL define one and only one of an</w:t>
-            </w:r>
-            <w:r>
-              <w:t xml:space="preserve"> </w:t>
-            </w:r>
-            <w:r>
-              <w:rPr>
-                <w:rStyle w:val="VerbatimChar"/>
-              </w:rPr>
-              <w:t xml:space="preserve">observerId</w:t>
-            </w:r>
-            <w:r>
-              <w:t xml:space="preserve"> </w:t>
-            </w:r>
-            <w:r>
-              <w:t xml:space="preserve">element as a reference to an ObserverDevice message or a</w:t>
-            </w:r>
-            <w:r>
-              <w:t xml:space="preserve"> </w:t>
-            </w:r>
-            <w:r>
-              <w:rPr>
-                <w:rStyle w:val="VerbatimChar"/>
-              </w:rPr>
-              <w:t xml:space="preserve">node</w:t>
-            </w:r>
-            <w:r>
-              <w:t xml:space="preserve"> </w:t>
-            </w:r>
-            <w:r>
-              <w:t xml:space="preserve">if the parameter is measured by the Node.</w:t>
-            </w:r>
-          </w:p>
-        </w:tc>
-      </w:tr>
-      <w:tr>
-        <w:tc>
-          <w:tcPr/>
-          <w:p>
-            <w:pPr>
-              <w:jc w:val="center"/>
-            </w:pPr>
-            <w:r>
-              <w:t xml:space="preserve">B</w:t>
-            </w:r>
-          </w:p>
-        </w:tc>
-        <w:tc>
-          <w:tcPr/>
-          <w:p>
-            <w:pPr>
-              <w:jc w:val="left"/>
-            </w:pPr>
-            <w:r>
-              <w:t xml:space="preserve">When the</w:t>
-            </w:r>
-            <w:r>
-              <w:t xml:space="preserve"> </w:t>
-            </w:r>
-            <w:r>
-              <w:rPr>
-                <w:rStyle w:val="VerbatimChar"/>
-              </w:rPr>
-              <w:t xml:space="preserve">node</w:t>
-            </w:r>
-            <w:r>
-              <w:t xml:space="preserve"> </w:t>
-            </w:r>
-            <w:r>
-              <w:t xml:space="preserve">element is present, the parameter SHALL be measured by the Node Device itself (such as internal voltage or temperature of a datalogger).</w:t>
-            </w:r>
-          </w:p>
-        </w:tc>
-      </w:tr>
-      <w:tr>
-        <w:tc>
-          <w:tcPr/>
-          <w:p>
-            <w:pPr>
-              <w:jc w:val="center"/>
-            </w:pPr>
-            <w:r>
-              <w:t xml:space="preserve">C</w:t>
-            </w:r>
-          </w:p>
-        </w:tc>
-        <w:tc>
-          <w:tcPr/>
-          <w:p>
-            <w:pPr>
-              <w:jc w:val="left"/>
-            </w:pPr>
-            <w:r>
-              <w:t xml:space="preserve">When the observerId field is set, it SHALL match the id of an ObserverDevice defined in the Metadata message.</w:t>
-            </w:r>
-          </w:p>
-        </w:tc>
-      </w:tr>
-    </w:tbl>
-    <w:bookmarkEnd w:id="81"/>
-    <w:bookmarkStart w:id="82" w:name="X05ad229d6065a3fb9e9fa952b4fa2f12120cd4a"/>
-    <w:p>
-      <w:pPr>
-        <w:pStyle w:val="Heading3"/>
-      </w:pPr>
-      <w:r>
-        <w:t xml:space="preserve">Data</w:t>
-      </w:r>
-    </w:p>
-    <w:p>
-      <w:pPr>
-        <w:pStyle w:val="FirstParagraph"/>
-      </w:pPr>
-      <w:r>
-        <w:t xml:space="preserve">The Data message is the primary container for transmitting observation data from the Node to the Hub. This message may be transmitted as frequently as needed to deliver current or batched observations.</w:t>
-      </w:r>
-    </w:p>
-    <w:p>
-      <w:pPr>
-        <w:pStyle w:val="BodyText"/>
-      </w:pPr>
-      <w:r>
-        <w:t xml:space="preserve">A Data message may contain multiple Observation messages, enabling efficient batch transmission of measurement data. Each observation is independent and contains its own timestamp and parameter reference.</w:t>
-      </w:r>
-    </w:p>
-    <w:p>
-      <w:pPr>
-        <w:pStyle w:val="BodyText"/>
-      </w:pPr>
-      <w:r>
-        <w:t xml:space="preserve">The Node may transmit Data messages containing observations that reference parameter definitions not yet received by the Hub. In this case, the Hub shall buffer or queue such observations until the corresponding</w:t>
-      </w:r>
-      <w:r>
-        <w:t xml:space="preserve"> </w:t>
-      </w:r>
-      <w:r>
-        <w:rPr>
-          <w:rStyle w:val="VerbatimChar"/>
-        </w:rPr>
-        <w:t xml:space="preserve">Metadata</w:t>
-      </w:r>
-      <w:r>
-        <w:t xml:space="preserve"> </w:t>
-      </w:r>
-      <w:r>
-        <w:t xml:space="preserve">message is received.</w:t>
-      </w:r>
-    </w:p>
-    <w:tbl>
-      <w:tblPr>
-        <w:tblStyle w:val="Table"/>
-        <w:tblW w:type="pct" w:w="4500"/>
-        <w:tblLook w:firstRow="0" w:lastRow="0" w:firstColumn="0" w:lastColumn="0" w:noHBand="0" w:noVBand="0" w:val="0000"/>
-        <w:jc w:val="start"/>
-      </w:tblPr>
-      <w:tblGrid>
-        <w:gridCol w:w="1782"/>
-        <w:gridCol w:w="5346"/>
-      </w:tblGrid>
-      <w:tr>
-        <w:tc>
-          <w:tcPr/>
-          <w:p>
-            <w:pPr>
-              <w:jc w:val="center"/>
-            </w:pPr>
-            <w:r>
-              <w:rPr>
-                <w:bCs/>
-                <w:b/>
-              </w:rPr>
-              <w:t xml:space="preserve">Requirement 12</w:t>
-            </w:r>
-          </w:p>
-        </w:tc>
-        <w:tc>
-          <w:tcPr/>
-          <w:p>
-            <w:pPr>
-              <w:jc w:val="left"/>
-            </w:pPr>
-            <w:r>
-              <w:rPr>
-                <w:bCs/>
-                <w:b/>
-              </w:rPr>
-              <w:t xml:space="preserve">/req/data-model/data</w:t>
-            </w:r>
-          </w:p>
-        </w:tc>
-      </w:tr>
-      <w:tr>
-        <w:tc>
-          <w:tcPr/>
-          <w:p>
-            <w:pPr>
-              <w:jc w:val="center"/>
-            </w:pPr>
-            <w:r>
-              <w:t xml:space="preserve">A</w:t>
-            </w:r>
-          </w:p>
-        </w:tc>
-        <w:tc>
-          <w:tcPr/>
-          <w:p>
-            <w:pPr>
-              <w:jc w:val="left"/>
-            </w:pPr>
-            <w:r>
-              <w:t xml:space="preserve">A Data message SHALL define one or more</w:t>
-            </w:r>
-            <w:r>
-              <w:t xml:space="preserve"> </w:t>
-            </w:r>
-            <w:r>
-              <w:rPr>
-                <w:rStyle w:val="VerbatimChar"/>
-              </w:rPr>
-              <w:t xml:space="preserve">observations</w:t>
-            </w:r>
-            <w:r>
-              <w:t xml:space="preserve"> </w:t>
-            </w:r>
-            <w:r>
-              <w:t xml:space="preserve">elements to describe observation measurements.</w:t>
-            </w:r>
-          </w:p>
-        </w:tc>
-      </w:tr>
-    </w:tbl>
-    <w:bookmarkEnd w:id="82"/>
-    <w:bookmarkStart w:id="83" w:name="X1dbf4a806bce0d3d4fc72a7b692636795af6609"/>
-    <w:p>
-      <w:pPr>
-        <w:pStyle w:val="Heading3"/>
-      </w:pPr>
-      <w:r>
-        <w:t xml:space="preserve">Observation</w:t>
-      </w:r>
-    </w:p>
-    <w:p>
-      <w:pPr>
-        <w:pStyle w:val="FirstParagraph"/>
-      </w:pPr>
-      <w:r>
-        <w:t xml:space="preserve">The Observation message represents a single measurement data point collected at a specific time.</w:t>
-      </w:r>
-    </w:p>
-    <w:tbl>
-      <w:tblPr>
-        <w:tblStyle w:val="Table"/>
-        <w:tblW w:type="pct" w:w="4500"/>
-        <w:tblLook w:firstRow="0" w:lastRow="0" w:firstColumn="0" w:lastColumn="0" w:noHBand="0" w:noVBand="0" w:val="0000"/>
-        <w:jc w:val="start"/>
-      </w:tblPr>
-      <w:tblGrid>
-        <w:gridCol w:w="1782"/>
-        <w:gridCol w:w="5346"/>
-      </w:tblGrid>
-      <w:tr>
-        <w:tc>
-          <w:tcPr/>
-          <w:p>
-            <w:pPr>
-              <w:jc w:val="center"/>
-            </w:pPr>
-            <w:r>
-              <w:rPr>
-                <w:bCs/>
-                <w:b/>
-              </w:rPr>
-              <w:t xml:space="preserve">Requirement 13</w:t>
-            </w:r>
-          </w:p>
-        </w:tc>
-        <w:tc>
-          <w:tcPr/>
-          <w:p>
-            <w:pPr>
-              <w:jc w:val="left"/>
-            </w:pPr>
-            <w:r>
-              <w:rPr>
-                <w:bCs/>
-                <w:b/>
-              </w:rPr>
-              <w:t xml:space="preserve">/req/data-model/observation</w:t>
-            </w:r>
-          </w:p>
-        </w:tc>
-      </w:tr>
-      <w:tr>
-        <w:tc>
-          <w:tcPr/>
-          <w:p>
-            <w:pPr>
-              <w:jc w:val="center"/>
-            </w:pPr>
-            <w:r>
-              <w:t xml:space="preserve">A</w:t>
-            </w:r>
-          </w:p>
-        </w:tc>
-        <w:tc>
-          <w:tcPr/>
-          <w:p>
-            <w:pPr>
-              <w:jc w:val="left"/>
-            </w:pPr>
-            <w:r>
-              <w:t xml:space="preserve">An Observation message SHALL define a</w:t>
-            </w:r>
-            <w:r>
-              <w:t xml:space="preserve"> </w:t>
-            </w:r>
-            <w:r>
-              <w:rPr>
-                <w:rStyle w:val="VerbatimChar"/>
-              </w:rPr>
-              <w:t xml:space="preserve">parameterDefinitionId</w:t>
-            </w:r>
-            <w:r>
-              <w:t xml:space="preserve"> </w:t>
-            </w:r>
-            <w:r>
-              <w:t xml:space="preserve">element using the id of the ParameterDefinition message.</w:t>
-            </w:r>
-          </w:p>
-        </w:tc>
-      </w:tr>
-      <w:tr>
-        <w:tc>
-          <w:tcPr/>
-          <w:p>
-            <w:pPr>
-              <w:jc w:val="center"/>
-            </w:pPr>
-            <w:r>
-              <w:t xml:space="preserve">B</w:t>
-            </w:r>
-          </w:p>
-        </w:tc>
-        <w:tc>
-          <w:tcPr/>
-          <w:p>
-            <w:pPr>
-              <w:jc w:val="left"/>
-            </w:pPr>
-            <w:r>
-              <w:t xml:space="preserve">An Observation message SHALL define a</w:t>
-            </w:r>
-            <w:r>
-              <w:t xml:space="preserve"> </w:t>
-            </w:r>
-            <w:r>
-              <w:rPr>
-                <w:rStyle w:val="VerbatimChar"/>
-              </w:rPr>
-              <w:t xml:space="preserve">time</w:t>
-            </w:r>
-            <w:r>
-              <w:t xml:space="preserve"> </w:t>
-            </w:r>
-            <w:r>
-              <w:t xml:space="preserve">element using</w:t>
-            </w:r>
-            <w:r>
-              <w:t xml:space="preserve"> </w:t>
-            </w:r>
-            <w:r>
-              <w:rPr>
-                <w:rStyle w:val="VerbatimChar"/>
-              </w:rPr>
-              <w:t xml:space="preserve">google.protobuf.Timestamp</w:t>
-            </w:r>
-            <w:r>
-              <w:t xml:space="preserve">, in UTC.</w:t>
-            </w:r>
-          </w:p>
-        </w:tc>
-      </w:tr>
-      <w:tr>
-        <w:tc>
-          <w:tcPr/>
-          <w:p>
-            <w:pPr>
-              <w:jc w:val="center"/>
-            </w:pPr>
-            <w:r>
-              <w:t xml:space="preserve">C</w:t>
-            </w:r>
-          </w:p>
-        </w:tc>
-        <w:tc>
-          <w:tcPr/>
-          <w:p>
-            <w:pPr>
-              <w:jc w:val="left"/>
-            </w:pPr>
-            <w:r>
-              <w:t xml:space="preserve">An Observation message SHALL define one or more</w:t>
-            </w:r>
-            <w:r>
-              <w:t xml:space="preserve"> </w:t>
-            </w:r>
-            <w:r>
-              <w:rPr>
-                <w:rStyle w:val="VerbatimChar"/>
-              </w:rPr>
-              <w:t xml:space="preserve">values</w:t>
-            </w:r>
-            <w:r>
-              <w:t xml:space="preserve"> </w:t>
-            </w:r>
-            <w:r>
-              <w:t xml:space="preserve">elements using the Value message.</w:t>
-            </w:r>
-          </w:p>
-        </w:tc>
-      </w:tr>
-    </w:tbl>
-    <w:p>
-      <w:pPr>
-        <w:pStyle w:val="BodyText"/>
-      </w:pPr>
-      <w:r>
-        <w:t xml:space="preserve">The</w:t>
-      </w:r>
-      <w:r>
-        <w:t xml:space="preserve"> </w:t>
-      </w:r>
-      <w:r>
-        <w:rPr>
-          <w:rStyle w:val="VerbatimChar"/>
-        </w:rPr>
-        <w:t xml:space="preserve">parameterDefinitionId</w:t>
-      </w:r>
-      <w:r>
-        <w:t xml:space="preserve"> </w:t>
-      </w:r>
-      <w:r>
-        <w:t xml:space="preserve">element shall reference a ParameterDefinition</w:t>
-      </w:r>
-      <w:r>
-        <w:t xml:space="preserve"> </w:t>
-      </w:r>
-      <w:r>
-        <w:rPr>
-          <w:rStyle w:val="VerbatimChar"/>
-        </w:rPr>
-        <w:t xml:space="preserve">id</w:t>
-      </w:r>
-      <w:r>
-        <w:t xml:space="preserve"> </w:t>
-      </w:r>
-      <w:r>
-        <w:t xml:space="preserve">from the Metadata message. The number and type of values in the values field shall correspond to the number of parameters defined in the referenced ParameterDefinition.</w:t>
-      </w:r>
-    </w:p>
-    <w:p>
-      <w:pPr>
-        <w:pStyle w:val="BodyText"/>
-      </w:pPr>
-      <w:r>
-        <w:t xml:space="preserve">The time field uses the</w:t>
-      </w:r>
-      <w:r>
-        <w:t xml:space="preserve"> </w:t>
-      </w:r>
-      <w:r>
-        <w:rPr>
-          <w:rStyle w:val="VerbatimChar"/>
-        </w:rPr>
-        <w:t xml:space="preserve">google.protobuf.Timestamp</w:t>
-      </w:r>
-      <w:r>
-        <w:t xml:space="preserve"> </w:t>
-      </w:r>
-      <w:r>
-        <w:t xml:space="preserve">format, representing time as seconds and nanoseconds since the Unix epoch (</w:t>
-      </w:r>
-      <w:r>
-        <w:rPr>
-          <w:rStyle w:val="VerbatimChar"/>
-        </w:rPr>
-        <w:t xml:space="preserve">1970-01-01T00:00:00Z</w:t>
-      </w:r>
-      <w:r>
-        <w:t xml:space="preserve">).</w:t>
-      </w:r>
-    </w:p>
-    <w:p>
-      <w:pPr>
-        <w:pStyle w:val="BodyText"/>
-      </w:pPr>
-      <w:r>
-        <w:t xml:space="preserve">An observation may contain multiple values when the referenced ParameterDefinition contains multiple parameters. This approach enables grouping values that are measured at the same timestamp, requiring the timestamp to be transmitted only once for multiple values. This reduces payload size, which is particularly beneficial in bandwidth-constrained environments. For example, a parameter definition for "Internal Parameters" might include both supply voltage and internal temperature, requiring two values per observation but sharing a single timestamp.</w:t>
-      </w:r>
-    </w:p>
-    <w:bookmarkEnd w:id="83"/>
-    <w:bookmarkStart w:id="84" w:name="Xfab5fa97ae3521ef5fab878ac897c1c9dd10da9"/>
-    <w:p>
-      <w:pPr>
-        <w:pStyle w:val="Heading3"/>
-      </w:pPr>
-      <w:r>
-        <w:t xml:space="preserve">Value</w:t>
-      </w:r>
-    </w:p>
-    <w:p>
-      <w:pPr>
-        <w:pStyle w:val="FirstParagraph"/>
-      </w:pPr>
-      <w:r>
-        <w:t xml:space="preserve">A Value message defines the measurement of data of different types.</w:t>
-      </w:r>
-    </w:p>
-    <w:tbl>
-      <w:tblPr>
-        <w:tblStyle w:val="Table"/>
-        <w:tblW w:type="pct" w:w="4500"/>
-        <w:tblLook w:firstRow="0" w:lastRow="0" w:firstColumn="0" w:lastColumn="0" w:noHBand="0" w:noVBand="0" w:val="0000"/>
-        <w:jc w:val="start"/>
-      </w:tblPr>
-      <w:tblGrid>
-        <w:gridCol w:w="1782"/>
-        <w:gridCol w:w="5346"/>
-      </w:tblGrid>
-      <w:tr>
-        <w:tc>
-          <w:tcPr/>
-          <w:p>
-            <w:pPr>
-              <w:jc w:val="center"/>
-            </w:pPr>
-            <w:r>
-              <w:rPr>
-                <w:bCs/>
-                <w:b/>
-              </w:rPr>
-              <w:t xml:space="preserve">Requirement 14</w:t>
             </w:r>
           </w:p>
         </w:tc>
@@ -7340,16 +5903,817 @@
         <w:t xml:space="preserve">When an Observation references a ParameterDefinition containing multiple parameters, the values in the values array shall be provided in the same order as the parameters are defined in the ParameterDefinition.parameters field. It is not permitted to omit a value from the middle of the array, as this would cause misalignment with the parameter definitions. If a value is unavailable, the emptyValue field shall be used at that position to maintain correct alignment.</w:t>
       </w:r>
     </w:p>
+    <w:bookmarkEnd w:id="78"/>
+    <w:bookmarkEnd w:id="79"/>
+    <w:bookmarkEnd w:id="80"/>
+    <w:bookmarkStart w:id="89" w:name="X6d3be79fdd62b5ac3df4be22b2324fcd18f0d31"/>
+    <w:p>
+      <w:pPr>
+        <w:pStyle w:val="Heading1"/>
+      </w:pPr>
+      <w:r>
+        <w:t xml:space="preserve">Parameter Standard Names</w:t>
+      </w:r>
+    </w:p>
+    <w:p>
+      <w:pPr>
+        <w:pStyle w:val="FirstParagraph"/>
+      </w:pPr>
+      <w:r>
+        <w:t xml:space="preserve">Standard name binding enables Parameter definitions within a Metadata message to be associated with controlled vocabulary entries from external naming conventions. This allows observation data to be unambiguously interpreted by Hubs and downstream systems without dependence on the Parameter longName element, which is a human-readable label and not guaranteed to be unique or machine-interpretable.</w:t>
+      </w:r>
+    </w:p>
+    <w:bookmarkStart w:id="88" w:name="Xb83d80e9cf08478bd63550380a98a40b014163a"/>
+    <w:p>
+      <w:pPr>
+        <w:pStyle w:val="Heading2"/>
+      </w:pPr>
+      <w:r>
+        <w:t xml:space="preserve">Requirements Class "Parameter Standard Names"</w:t>
+      </w:r>
+    </w:p>
+    <w:bookmarkStart w:id="82" w:name="X322101054fd636c32d6869f7cfec83424c5280c"/>
+    <w:p>
+      <w:pPr>
+        <w:pStyle w:val="Heading3"/>
+      </w:pPr>
+      <w:r>
+        <w:t xml:space="preserve">Overview</w:t>
+      </w:r>
+    </w:p>
+    <w:p>
+      <w:pPr>
+        <w:pStyle w:val="FirstParagraph"/>
+      </w:pPr>
+      <w:r>
+        <w:t xml:space="preserve">This Requirements Class provides requirements for Parameter Standard Names.</w:t>
+      </w:r>
+    </w:p>
+    <w:p>
+      <w:pPr>
+        <w:pStyle w:val="BodyText"/>
+      </w:pPr>
+      <w:r>
+        <w:t xml:space="preserve">The binding mechanism uses two related fields in the data model:</w:t>
+      </w:r>
+    </w:p>
+    <w:p>
+      <w:pPr>
+        <w:numPr>
+          <w:ilvl w:val="0"/>
+          <w:numId w:val="1006"/>
+        </w:numPr>
+      </w:pPr>
+      <w:r>
+        <w:t xml:space="preserve">Metadata namespaces: declares the naming convention vocabularies in use, associating a short namespace key with a URI that identifies the vocabulary</w:t>
+      </w:r>
+    </w:p>
+    <w:p>
+      <w:pPr>
+        <w:numPr>
+          <w:ilvl w:val="0"/>
+          <w:numId w:val="1006"/>
+        </w:numPr>
+      </w:pPr>
+      <w:r>
+        <w:t xml:space="preserve">Parameter standardNames: associates each namespace key with the corresponding standard name for the parameter within that vocabulary</w:t>
+      </w:r>
+    </w:p>
+    <w:p>
+      <w:pPr>
+        <w:pStyle w:val="FirstParagraph"/>
+      </w:pPr>
+      <w:r>
+        <w:t xml:space="preserve">Standard name binding follows a three-level hierarchy of vocabularies, described in Standard name hierarchy. The use of standard names is optional but recommended where machine-to-machine interoperability is required. A Node may bind a single parameter to standard names from multiple vocabularies simultaneously.</w:t>
+      </w:r>
+    </w:p>
+    <w:tbl>
+      <w:tblPr>
+        <w:tblStyle w:val="Table"/>
+        <w:tblW w:type="pct" w:w="4500"/>
+        <w:tblLook w:firstRow="0" w:lastRow="0" w:firstColumn="0" w:lastColumn="0" w:noHBand="0" w:noVBand="0" w:val="0000"/>
+        <w:jc w:val="start"/>
+      </w:tblPr>
+      <w:tblGrid>
+        <w:gridCol w:w="1425"/>
+        <w:gridCol w:w="5702"/>
+      </w:tblGrid>
+      <w:tr>
+        <w:tc>
+          <w:tcPr>
+            <w:gridSpan w:val="2"/>
+          </w:tcPr>
+          <w:p>
+            <w:pPr>
+              <w:jc w:val="left"/>
+            </w:pPr>
+            <w:r>
+              <w:rPr>
+                <w:bCs/>
+                <w:b/>
+              </w:rPr>
+              <w:t xml:space="preserve">Requirements Class</w:t>
+            </w:r>
+          </w:p>
+        </w:tc>
+      </w:tr>
+      <w:tr>
+        <w:tc>
+          <w:tcPr>
+            <w:gridSpan w:val="2"/>
+          </w:tcPr>
+          <w:p>
+            <w:pPr>
+              <w:jc w:val="left"/>
+            </w:pPr>
+            <w:hyperlink r:id="rId81">
+              <w:r>
+                <w:rPr>
+                  <w:rStyle w:val="Hyperlink"/>
+                </w:rPr>
+                <w:t xml:space="preserve">http://wis.wmo.int/spec/fmdm/1/req/parameter-standard-names</w:t>
+              </w:r>
+            </w:hyperlink>
+          </w:p>
+        </w:tc>
+      </w:tr>
+      <w:tr>
+        <w:tc>
+          <w:tcPr/>
+          <w:p>
+            <w:pPr>
+              <w:jc w:val="left"/>
+            </w:pPr>
+            <w:r>
+              <w:t xml:space="preserve">Target type</w:t>
+            </w:r>
+          </w:p>
+        </w:tc>
+        <w:tc>
+          <w:tcPr/>
+          <w:p>
+            <w:pPr>
+              <w:jc w:val="left"/>
+            </w:pPr>
+            <w:r>
+              <w:t xml:space="preserve">Message encoding</w:t>
+            </w:r>
+          </w:p>
+        </w:tc>
+      </w:tr>
+      <w:tr>
+        <w:tc>
+          <w:tcPr/>
+          <w:p>
+            <w:pPr>
+              <w:jc w:val="left"/>
+            </w:pPr>
+            <w:r>
+              <w:t xml:space="preserve">Dependency</w:t>
+            </w:r>
+          </w:p>
+        </w:tc>
+        <w:tc>
+          <w:tcPr/>
+          <w:p>
+            <w:pPr>
+              <w:jc w:val="left"/>
+            </w:pPr>
+            <w:hyperlink w:anchor="rc_data-model">
+              <w:r>
+                <w:rPr>
+                  <w:rStyle w:val="Hyperlink"/>
+                </w:rPr>
+                <w:t xml:space="preserve">Data Model</w:t>
+              </w:r>
+            </w:hyperlink>
+          </w:p>
+        </w:tc>
+      </w:tr>
+    </w:tbl>
+    <w:bookmarkEnd w:id="82"/>
+    <w:bookmarkStart w:id="83" w:name="X9a2e6e21986a725586c5c1a35dc203f1b93999b"/>
+    <w:p>
+      <w:pPr>
+        <w:pStyle w:val="Heading3"/>
+      </w:pPr>
+      <w:r>
+        <w:t xml:space="preserve">Metadata namespace declaration</w:t>
+      </w:r>
+    </w:p>
+    <w:p>
+      <w:pPr>
+        <w:pStyle w:val="FirstParagraph"/>
+      </w:pPr>
+      <w:r>
+        <w:t xml:space="preserve">The Metadata message</w:t>
+      </w:r>
+      <w:r>
+        <w:t xml:space="preserve"> </w:t>
+      </w:r>
+      <w:r>
+        <w:rPr>
+          <w:rStyle w:val="VerbatimChar"/>
+        </w:rPr>
+        <w:t xml:space="preserve">namespaces</w:t>
+      </w:r>
+      <w:r>
+        <w:t xml:space="preserve"> </w:t>
+      </w:r>
+      <w:r>
+        <w:t xml:space="preserve">element declares the naming convention vocabularies used by the Node. It is a map from namespace prefix to namespace URI.</w:t>
+      </w:r>
+    </w:p>
+    <w:tbl>
+      <w:tblPr>
+        <w:tblStyle w:val="Table"/>
+        <w:tblW w:type="pct" w:w="4500"/>
+        <w:tblLook w:firstRow="0" w:lastRow="0" w:firstColumn="0" w:lastColumn="0" w:noHBand="0" w:noVBand="0" w:val="0000"/>
+        <w:jc w:val="start"/>
+      </w:tblPr>
+      <w:tblGrid>
+        <w:gridCol w:w="1782"/>
+        <w:gridCol w:w="5346"/>
+      </w:tblGrid>
+      <w:tr>
+        <w:tc>
+          <w:tcPr/>
+          <w:p>
+            <w:pPr>
+              <w:jc w:val="center"/>
+            </w:pPr>
+            <w:r>
+              <w:rPr>
+                <w:bCs/>
+                <w:b/>
+              </w:rPr>
+              <w:t xml:space="preserve">Requirement 12</w:t>
+            </w:r>
+          </w:p>
+        </w:tc>
+        <w:tc>
+          <w:tcPr/>
+          <w:p>
+            <w:pPr>
+              <w:jc w:val="left"/>
+            </w:pPr>
+            <w:r>
+              <w:rPr>
+                <w:bCs/>
+                <w:b/>
+              </w:rPr>
+              <w:t xml:space="preserve">/req/parameter-standard-names/declaration</w:t>
+            </w:r>
+          </w:p>
+        </w:tc>
+      </w:tr>
+      <w:tr>
+        <w:tc>
+          <w:tcPr/>
+          <w:p>
+            <w:pPr>
+              <w:jc w:val="center"/>
+            </w:pPr>
+            <w:r>
+              <w:t xml:space="preserve">A</w:t>
+            </w:r>
+          </w:p>
+        </w:tc>
+        <w:tc>
+          <w:tcPr/>
+          <w:p>
+            <w:pPr>
+              <w:jc w:val="left"/>
+            </w:pPr>
+            <w:r>
+              <w:t xml:space="preserve">The Metadata message</w:t>
+            </w:r>
+            <w:r>
+              <w:t xml:space="preserve"> </w:t>
+            </w:r>
+            <w:r>
+              <w:rPr>
+                <w:rStyle w:val="VerbatimChar"/>
+              </w:rPr>
+              <w:t xml:space="preserve">namespaces</w:t>
+            </w:r>
+            <w:r>
+              <w:t xml:space="preserve"> </w:t>
+            </w:r>
+            <w:r>
+              <w:t xml:space="preserve">element SHALL define zero or more namespace maps.</w:t>
+            </w:r>
+          </w:p>
+        </w:tc>
+      </w:tr>
+      <w:tr>
+        <w:tc>
+          <w:tcPr/>
+          <w:p>
+            <w:pPr>
+              <w:jc w:val="center"/>
+            </w:pPr>
+            <w:r>
+              <w:t xml:space="preserve">B</w:t>
+            </w:r>
+          </w:p>
+        </w:tc>
+        <w:tc>
+          <w:tcPr/>
+          <w:p>
+            <w:pPr>
+              <w:jc w:val="left"/>
+            </w:pPr>
+            <w:r>
+              <w:t xml:space="preserve">Each namespace map SHALL consist of a namespace prefix and URI.</w:t>
+            </w:r>
+          </w:p>
+        </w:tc>
+      </w:tr>
+      <w:tr>
+        <w:tc>
+          <w:tcPr/>
+          <w:p>
+            <w:pPr>
+              <w:jc w:val="center"/>
+            </w:pPr>
+            <w:r>
+              <w:t xml:space="preserve">C</w:t>
+            </w:r>
+          </w:p>
+        </w:tc>
+        <w:tc>
+          <w:tcPr/>
+          <w:p>
+            <w:pPr>
+              <w:jc w:val="left"/>
+            </w:pPr>
+            <w:r>
+              <w:t xml:space="preserve">A namespace map prefix SHALL be a non-empty string containing only alphanumeric characters and underscores.</w:t>
+            </w:r>
+          </w:p>
+        </w:tc>
+      </w:tr>
+      <w:tr>
+        <w:tc>
+          <w:tcPr/>
+          <w:p>
+            <w:pPr>
+              <w:jc w:val="center"/>
+            </w:pPr>
+            <w:r>
+              <w:t xml:space="preserve">D</w:t>
+            </w:r>
+          </w:p>
+        </w:tc>
+        <w:tc>
+          <w:tcPr/>
+          <w:p>
+            <w:pPr>
+              <w:jc w:val="left"/>
+            </w:pPr>
+            <w:r>
+              <w:t xml:space="preserve">A namespace map URI SHALL be a resolvable, publicly accessible URI that can be dereferenced.</w:t>
+            </w:r>
+          </w:p>
+        </w:tc>
+      </w:tr>
+      <w:tr>
+        <w:tc>
+          <w:tcPr/>
+          <w:p>
+            <w:pPr>
+              <w:jc w:val="center"/>
+            </w:pPr>
+            <w:r>
+              <w:t xml:space="preserve">E</w:t>
+            </w:r>
+          </w:p>
+        </w:tc>
+        <w:tc>
+          <w:tcPr/>
+          <w:p>
+            <w:pPr>
+              <w:jc w:val="left"/>
+            </w:pPr>
+            <w:r>
+              <w:t xml:space="preserve">The CF namespace prefix SHALL be declared using the value</w:t>
+            </w:r>
+            <w:r>
+              <w:t xml:space="preserve"> </w:t>
+            </w:r>
+            <w:r>
+              <w:rPr>
+                <w:rStyle w:val="VerbatimChar"/>
+              </w:rPr>
+              <w:t xml:space="preserve">cf</w:t>
+            </w:r>
+            <w:r>
+              <w:t xml:space="preserve">.</w:t>
+            </w:r>
+          </w:p>
+        </w:tc>
+      </w:tr>
+      <w:tr>
+        <w:tc>
+          <w:tcPr/>
+          <w:p>
+            <w:pPr>
+              <w:jc w:val="center"/>
+            </w:pPr>
+            <w:r>
+              <w:t xml:space="preserve">F</w:t>
+            </w:r>
+          </w:p>
+        </w:tc>
+        <w:tc>
+          <w:tcPr/>
+          <w:p>
+            <w:pPr>
+              <w:jc w:val="left"/>
+            </w:pPr>
+            <w:r>
+              <w:t xml:space="preserve">The CF namespace URI value SHALL be a URI that resolves to a machine-readable vocabulary server endpoint publishing the CF standard name table.</w:t>
+            </w:r>
+          </w:p>
+        </w:tc>
+      </w:tr>
+    </w:tbl>
+    <w:p/>
+    <w:tbl>
+      <w:tblPr>
+        <w:tblStyle w:val="Table"/>
+        <w:tblW w:type="pct" w:w="4500"/>
+        <w:tblLook w:firstRow="0" w:lastRow="0" w:firstColumn="0" w:lastColumn="0" w:noHBand="0" w:noVBand="0" w:val="0000"/>
+        <w:jc w:val="start"/>
+      </w:tblPr>
+      <w:tblGrid>
+        <w:gridCol w:w="1782"/>
+        <w:gridCol w:w="5346"/>
+      </w:tblGrid>
+      <w:tr>
+        <w:tc>
+          <w:tcPr/>
+          <w:p>
+            <w:pPr>
+              <w:jc w:val="center"/>
+            </w:pPr>
+            <w:r>
+              <w:rPr>
+                <w:bCs/>
+                <w:b/>
+              </w:rPr>
+              <w:t xml:space="preserve">Recommendation 4</w:t>
+            </w:r>
+          </w:p>
+        </w:tc>
+        <w:tc>
+          <w:tcPr/>
+          <w:p>
+            <w:pPr>
+              <w:jc w:val="left"/>
+            </w:pPr>
+            <w:r>
+              <w:rPr>
+                <w:bCs/>
+                <w:b/>
+              </w:rPr>
+              <w:t xml:space="preserve">/rec/parameter-standard-names/declaration</w:t>
+            </w:r>
+          </w:p>
+        </w:tc>
+      </w:tr>
+      <w:tr>
+        <w:tc>
+          <w:tcPr/>
+          <w:p>
+            <w:pPr>
+              <w:jc w:val="center"/>
+            </w:pPr>
+            <w:r>
+              <w:t xml:space="preserve">A</w:t>
+            </w:r>
+          </w:p>
+        </w:tc>
+        <w:tc>
+          <w:tcPr/>
+          <w:p>
+            <w:pPr>
+              <w:jc w:val="left"/>
+            </w:pPr>
+            <w:r>
+              <w:t xml:space="preserve">For CF conventions, the namespace URI value SHOULD be set to the NERC Vocabulary Server mirror of the CF standard name table (collection P07):</w:t>
+            </w:r>
+            <w:r>
+              <w:t xml:space="preserve"> </w:t>
+            </w:r>
+            <w:r>
+              <w:rPr>
+                <w:rStyle w:val="VerbatimChar"/>
+              </w:rPr>
+              <w:t xml:space="preserve">https://vocab.nerc.ac.uk/collection/P07/current</w:t>
+            </w:r>
+            <w:r>
+              <w:t xml:space="preserve">.</w:t>
+            </w:r>
+          </w:p>
+        </w:tc>
+      </w:tr>
+    </w:tbl>
+    <w:p/>
+    <w:tbl>
+      <w:tblPr>
+        <w:tblStyle w:val="Table"/>
+        <w:tblW w:type="pct" w:w="4500"/>
+        <w:tblLook w:firstRow="0" w:lastRow="0" w:firstColumn="0" w:lastColumn="0" w:noHBand="0" w:noVBand="0" w:val="0000"/>
+        <w:jc w:val="start"/>
+      </w:tblPr>
+      <w:tblGrid>
+        <w:gridCol w:w="1782"/>
+        <w:gridCol w:w="5346"/>
+      </w:tblGrid>
+      <w:tr>
+        <w:tc>
+          <w:tcPr/>
+          <w:p>
+            <w:pPr>
+              <w:jc w:val="center"/>
+            </w:pPr>
+            <w:r>
+              <w:rPr>
+                <w:bCs/>
+                <w:b/>
+              </w:rPr>
+              <w:t xml:space="preserve">Permission 4</w:t>
+            </w:r>
+          </w:p>
+        </w:tc>
+        <w:tc>
+          <w:tcPr/>
+          <w:p>
+            <w:pPr>
+              <w:jc w:val="left"/>
+            </w:pPr>
+            <w:r>
+              <w:rPr>
+                <w:bCs/>
+                <w:b/>
+              </w:rPr>
+              <w:t xml:space="preserve">/per/parameter-standard-names/declaration</w:t>
+            </w:r>
+          </w:p>
+        </w:tc>
+      </w:tr>
+      <w:tr>
+        <w:tc>
+          <w:tcPr/>
+          <w:p>
+            <w:pPr>
+              <w:jc w:val="center"/>
+            </w:pPr>
+            <w:r>
+              <w:t xml:space="preserve">A</w:t>
+            </w:r>
+          </w:p>
+        </w:tc>
+        <w:tc>
+          <w:tcPr/>
+          <w:p>
+            <w:pPr>
+              <w:jc w:val="left"/>
+            </w:pPr>
+            <w:r>
+              <w:t xml:space="preserve">When no standard names are used, the</w:t>
+            </w:r>
+            <w:r>
+              <w:t xml:space="preserve"> </w:t>
+            </w:r>
+            <w:r>
+              <w:rPr>
+                <w:rStyle w:val="VerbatimChar"/>
+              </w:rPr>
+              <w:t xml:space="preserve">namespaces</w:t>
+            </w:r>
+            <w:r>
+              <w:t xml:space="preserve"> </w:t>
+            </w:r>
+            <w:r>
+              <w:t xml:space="preserve">map MAY be either empty or omitted.</w:t>
+            </w:r>
+          </w:p>
+        </w:tc>
+      </w:tr>
+    </w:tbl>
+    <w:bookmarkEnd w:id="83"/>
+    <w:bookmarkStart w:id="84" w:name="Xd1c302b8a82dd955e6c97d940af707ea0542cd4"/>
+    <w:p>
+      <w:pPr>
+        <w:pStyle w:val="Heading3"/>
+      </w:pPr>
+      <w:r>
+        <w:t xml:space="preserve">Standard name assignment</w:t>
+      </w:r>
+    </w:p>
+    <w:p>
+      <w:pPr>
+        <w:pStyle w:val="FirstParagraph"/>
+      </w:pPr>
+      <w:r>
+        <w:t xml:space="preserve">The Parameter message standardNames field maps namespace keys to the standard name for that parameter within the corresponding vocabulary. It is a map from namespace key to standard name value.</w:t>
+      </w:r>
+    </w:p>
+    <w:tbl>
+      <w:tblPr>
+        <w:tblStyle w:val="Table"/>
+        <w:tblW w:type="pct" w:w="4500"/>
+        <w:tblLook w:firstRow="0" w:lastRow="0" w:firstColumn="0" w:lastColumn="0" w:noHBand="0" w:noVBand="0" w:val="0000"/>
+        <w:jc w:val="start"/>
+      </w:tblPr>
+      <w:tblGrid>
+        <w:gridCol w:w="1782"/>
+        <w:gridCol w:w="5346"/>
+      </w:tblGrid>
+      <w:tr>
+        <w:tc>
+          <w:tcPr/>
+          <w:p>
+            <w:pPr>
+              <w:jc w:val="center"/>
+            </w:pPr>
+            <w:r>
+              <w:rPr>
+                <w:bCs/>
+                <w:b/>
+              </w:rPr>
+              <w:t xml:space="preserve">Requirement 13</w:t>
+            </w:r>
+          </w:p>
+        </w:tc>
+        <w:tc>
+          <w:tcPr/>
+          <w:p>
+            <w:pPr>
+              <w:jc w:val="left"/>
+            </w:pPr>
+            <w:r>
+              <w:rPr>
+                <w:bCs/>
+                <w:b/>
+              </w:rPr>
+              <w:t xml:space="preserve">/req/parameter-standard-names/assignment</w:t>
+            </w:r>
+          </w:p>
+        </w:tc>
+      </w:tr>
+      <w:tr>
+        <w:tc>
+          <w:tcPr/>
+          <w:p>
+            <w:pPr>
+              <w:jc w:val="center"/>
+            </w:pPr>
+            <w:r>
+              <w:t xml:space="preserve">A</w:t>
+            </w:r>
+          </w:p>
+        </w:tc>
+        <w:tc>
+          <w:tcPr/>
+          <w:p>
+            <w:pPr>
+              <w:jc w:val="left"/>
+            </w:pPr>
+            <w:r>
+              <w:t xml:space="preserve">A Node SHALL NOT include a standard name entry for a namespace that is not declared in the corresponding Metadata message.</w:t>
+            </w:r>
+          </w:p>
+        </w:tc>
+      </w:tr>
+      <w:tr>
+        <w:tc>
+          <w:tcPr/>
+          <w:p>
+            <w:pPr>
+              <w:jc w:val="center"/>
+            </w:pPr>
+            <w:r>
+              <w:t xml:space="preserve">B</w:t>
+            </w:r>
+          </w:p>
+        </w:tc>
+        <w:tc>
+          <w:tcPr/>
+          <w:p>
+            <w:pPr>
+              <w:jc w:val="left"/>
+            </w:pPr>
+            <w:r>
+              <w:t xml:space="preserve">Each namespace key SHALL have a corresponding key in the Metadata message</w:t>
+            </w:r>
+            <w:r>
+              <w:t xml:space="preserve"> </w:t>
+            </w:r>
+            <w:r>
+              <w:rPr>
+                <w:rStyle w:val="VerbatimChar"/>
+              </w:rPr>
+              <w:t xml:space="preserve">namespaces</w:t>
+            </w:r>
+            <w:r>
+              <w:t xml:space="preserve"> </w:t>
+            </w:r>
+            <w:r>
+              <w:t xml:space="preserve">set of keys.</w:t>
+            </w:r>
+          </w:p>
+        </w:tc>
+      </w:tr>
+    </w:tbl>
+    <w:p/>
+    <w:tbl>
+      <w:tblPr>
+        <w:tblStyle w:val="Table"/>
+        <w:tblW w:type="pct" w:w="4500"/>
+        <w:tblLook w:firstRow="0" w:lastRow="0" w:firstColumn="0" w:lastColumn="0" w:noHBand="0" w:noVBand="0" w:val="0000"/>
+        <w:jc w:val="start"/>
+      </w:tblPr>
+      <w:tblGrid>
+        <w:gridCol w:w="1782"/>
+        <w:gridCol w:w="5346"/>
+      </w:tblGrid>
+      <w:tr>
+        <w:tc>
+          <w:tcPr/>
+          <w:p>
+            <w:pPr>
+              <w:jc w:val="center"/>
+            </w:pPr>
+            <w:r>
+              <w:rPr>
+                <w:bCs/>
+                <w:b/>
+              </w:rPr>
+              <w:t xml:space="preserve">Permission 5</w:t>
+            </w:r>
+          </w:p>
+        </w:tc>
+        <w:tc>
+          <w:tcPr/>
+          <w:p>
+            <w:pPr>
+              <w:jc w:val="left"/>
+            </w:pPr>
+            <w:r>
+              <w:rPr>
+                <w:bCs/>
+                <w:b/>
+              </w:rPr>
+              <w:t xml:space="preserve">/per/parameter-standard-names/assignment</w:t>
+            </w:r>
+          </w:p>
+        </w:tc>
+      </w:tr>
+      <w:tr>
+        <w:tc>
+          <w:tcPr/>
+          <w:p>
+            <w:pPr>
+              <w:jc w:val="center"/>
+            </w:pPr>
+            <w:r>
+              <w:t xml:space="preserve">A</w:t>
+            </w:r>
+          </w:p>
+        </w:tc>
+        <w:tc>
+          <w:tcPr/>
+          <w:p>
+            <w:pPr>
+              <w:jc w:val="left"/>
+            </w:pPr>
+            <w:r>
+              <w:t xml:space="preserve">A parameter MAY carry zero or more standard name entries.</w:t>
+            </w:r>
+          </w:p>
+        </w:tc>
+      </w:tr>
+    </w:tbl>
+    <w:p>
+      <w:pPr>
+        <w:pStyle w:val="BodyText"/>
+      </w:pPr>
+      <w:r>
+        <w:t xml:space="preserve">Standard name binding is applied in the Parameter message (not the ParameterDefinition message). When a ParameterDefinition message contains multiple Parameter messages, each parameter independently carries its own standard name bindings appropriate for the variable it represents.</w:t>
+      </w:r>
+    </w:p>
     <w:bookmarkEnd w:id="84"/>
-    <w:bookmarkEnd w:id="85"/>
-    <w:bookmarkEnd w:id="86"/>
-    <w:bookmarkStart w:id="89" w:name="X25e95aefdb2d4fb8c75b602001aef8d2717b74f"/>
-    <w:p>
-      <w:pPr>
-        <w:pStyle w:val="Heading1"/>
-      </w:pPr>
-      <w:r>
-        <w:t xml:space="preserve">Protocol</w:t>
+    <w:bookmarkStart w:id="87" w:name="X1f8a267835683c050631ca2bd1f2371d717d77f"/>
+    <w:p>
+      <w:pPr>
+        <w:pStyle w:val="Heading3"/>
+      </w:pPr>
+      <w:r>
+        <w:t xml:space="preserve">Standard name hierarchy</w:t>
       </w:r>
     </w:p>
     <w:p>
@@ -7357,25 +6721,40 @@
         <w:pStyle w:val="FirstParagraph"/>
       </w:pPr>
       <w:r>
-        <w:t xml:space="preserve">TODO one sentence</w:t>
-      </w:r>
-    </w:p>
-    <w:bookmarkStart w:id="88" w:name="X7fc4d80d59f1a6bb213f5c449042be19cbf9c46"/>
-    <w:p>
-      <w:pPr>
-        <w:pStyle w:val="Heading2"/>
-      </w:pPr>
-      <w:r>
-        <w:t xml:space="preserve">Requirements Class "Protocol"</w:t>
-      </w:r>
-    </w:p>
-    <w:bookmarkStart w:id="87" w:name="X322101054fd636c32d6869f7cfec83424c5280c"/>
-    <w:p>
-      <w:pPr>
-        <w:pStyle w:val="Heading3"/>
-      </w:pPr>
-      <w:r>
-        <w:t xml:space="preserve">Overview</w:t>
+        <w:t xml:space="preserve">Standard names are defined at three levels:</w:t>
+      </w:r>
+    </w:p>
+    <w:p>
+      <w:pPr>
+        <w:numPr>
+          <w:ilvl w:val="0"/>
+          <w:numId w:val="1007"/>
+        </w:numPr>
+      </w:pPr>
+      <w:r>
+        <w:t xml:space="preserve">Level 1: CF Metadata Conventions</w:t>
+      </w:r>
+    </w:p>
+    <w:p>
+      <w:pPr>
+        <w:numPr>
+          <w:ilvl w:val="0"/>
+          <w:numId w:val="1007"/>
+        </w:numPr>
+      </w:pPr>
+      <w:r>
+        <w:t xml:space="preserve">Level 2: WMO First Mile parameter registry</w:t>
+      </w:r>
+    </w:p>
+    <w:p>
+      <w:pPr>
+        <w:numPr>
+          <w:ilvl w:val="0"/>
+          <w:numId w:val="1007"/>
+        </w:numPr>
+      </w:pPr>
+      <w:r>
+        <w:t xml:space="preserve">Level 3: Locally managed vocabularies</w:t>
       </w:r>
     </w:p>
     <w:p>
@@ -7383,7 +6762,21 @@
         <w:pStyle w:val="FirstParagraph"/>
       </w:pPr>
       <w:r>
-        <w:t xml:space="preserve">This Requirements Class provides requirements for the Protocol.</w:t>
+        <w:t xml:space="preserve">The Climate and Forecast (CF) Metadata Conventions define the primary vocabulary for standard names in this standard. CF standard names cover the majority of meteorological, hydrological, and oceanographic parameters relevant to first-mile observations. The authoritative list of CF standard names is maintained by the CF Conventions community at</w:t>
+      </w:r>
+      <w:r>
+        <w:t xml:space="preserve"> </w:t>
+      </w:r>
+      <w:hyperlink r:id="rId85">
+        <w:r>
+          <w:rPr>
+            <w:rStyle w:val="Hyperlink"/>
+          </w:rPr>
+          <w:t xml:space="preserve">https://cfconventions.org/Data/cf-standard-names/current/build/cf-standard-name-table.html</w:t>
+        </w:r>
+      </w:hyperlink>
+      <w:r>
+        <w:t xml:space="preserve">. CF standard names are lower-case strings with words separated by underscores (e.g., air_temperature, wind_speed, relative_humidity). The CF standard name table at cfconventions.org is the authoritative reference for name validity and definitions, regardless of which vocabulary server URI is used as the namespace identifier.</w:t>
       </w:r>
     </w:p>
     <w:p>
@@ -7391,22 +6784,645 @@
         <w:pStyle w:val="BodyText"/>
       </w:pPr>
       <w:r>
-        <w:t xml:space="preserve">Unresolved directive in sections/clause_8_protocol.adoc - include::../requirements/requirements_class_protocol.adoc[]</w:t>
+        <w:t xml:space="preserve">Parameters that are not covered by the CF standard name vocabulary but are common to first-mile observation deployments are governed by a centrally managed registry maintained by WMO and hosted at</w:t>
+      </w:r>
+      <w:r>
+        <w:t xml:space="preserve"> </w:t>
+      </w:r>
+      <w:hyperlink r:id="rId86">
+        <w:r>
+          <w:rPr>
+            <w:rStyle w:val="Hyperlink"/>
+          </w:rPr>
+          <w:t xml:space="preserve">https://codes.wmo.int</w:t>
+        </w:r>
+      </w:hyperlink>
+      <w:r>
+        <w:t xml:space="preserve">.</w:t>
+      </w:r>
+    </w:p>
+    <w:p>
+      <w:pPr>
+        <w:pStyle w:val="BodyText"/>
+      </w:pPr>
+      <w:r>
+        <w:t xml:space="preserve">A locally managed vocabulary is used where a parameter is not covered by either of Levels 1 or 2.</w:t>
+      </w:r>
+    </w:p>
+    <w:tbl>
+      <w:tblPr>
+        <w:tblStyle w:val="Table"/>
+        <w:tblW w:type="pct" w:w="4500"/>
+        <w:tblLook w:firstRow="0" w:lastRow="0" w:firstColumn="0" w:lastColumn="0" w:noHBand="0" w:noVBand="0" w:val="0000"/>
+        <w:jc w:val="start"/>
+      </w:tblPr>
+      <w:tblGrid>
+        <w:gridCol w:w="1782"/>
+        <w:gridCol w:w="5346"/>
+      </w:tblGrid>
+      <w:tr>
+        <w:tc>
+          <w:tcPr/>
+          <w:p>
+            <w:pPr>
+              <w:jc w:val="center"/>
+            </w:pPr>
+            <w:r>
+              <w:rPr>
+                <w:bCs/>
+                <w:b/>
+              </w:rPr>
+              <w:t xml:space="preserve">Requirement 14</w:t>
+            </w:r>
+          </w:p>
+        </w:tc>
+        <w:tc>
+          <w:tcPr/>
+          <w:p>
+            <w:pPr>
+              <w:jc w:val="left"/>
+            </w:pPr>
+            <w:r>
+              <w:rPr>
+                <w:bCs/>
+                <w:b/>
+              </w:rPr>
+              <w:t xml:space="preserve">/req/parameter-standard-names/hierarchy</w:t>
+            </w:r>
+          </w:p>
+        </w:tc>
+      </w:tr>
+      <w:tr>
+        <w:tc>
+          <w:tcPr/>
+          <w:p>
+            <w:pPr>
+              <w:jc w:val="center"/>
+            </w:pPr>
+            <w:r>
+              <w:t xml:space="preserve">A</w:t>
+            </w:r>
+          </w:p>
+        </w:tc>
+        <w:tc>
+          <w:tcPr/>
+          <w:p>
+            <w:pPr>
+              <w:jc w:val="left"/>
+            </w:pPr>
+            <w:r>
+              <w:t xml:space="preserve">Standard names SHALL be drawn in the following order, in the following order of precedence:</w:t>
+            </w:r>
+          </w:p>
+          <w:p>
+            <w:pPr>
+              <w:numPr>
+                <w:ilvl w:val="0"/>
+                <w:numId w:val="1008"/>
+              </w:numPr>
+              <w:jc w:val="left"/>
+            </w:pPr>
+            <w:r>
+              <w:t xml:space="preserve">Level 1: CF Metadata Conventions</w:t>
+            </w:r>
+          </w:p>
+          <w:p>
+            <w:pPr>
+              <w:numPr>
+                <w:ilvl w:val="0"/>
+                <w:numId w:val="1008"/>
+              </w:numPr>
+              <w:jc w:val="left"/>
+            </w:pPr>
+            <w:r>
+              <w:t xml:space="preserve">Level 2: WMO First Mile parameter registry</w:t>
+            </w:r>
+          </w:p>
+          <w:p>
+            <w:pPr>
+              <w:numPr>
+                <w:ilvl w:val="0"/>
+                <w:numId w:val="1008"/>
+              </w:numPr>
+              <w:jc w:val="left"/>
+            </w:pPr>
+            <w:r>
+              <w:t xml:space="preserve">Level 3: Locally managed vocabularies</w:t>
+            </w:r>
+          </w:p>
+        </w:tc>
+      </w:tr>
+      <w:tr>
+        <w:tc>
+          <w:tcPr/>
+          <w:p>
+            <w:pPr>
+              <w:jc w:val="center"/>
+            </w:pPr>
+            <w:r>
+              <w:t xml:space="preserve">B</w:t>
+            </w:r>
+          </w:p>
+        </w:tc>
+        <w:tc>
+          <w:tcPr/>
+          <w:p>
+            <w:pPr>
+              <w:jc w:val="left"/>
+            </w:pPr>
+            <w:r>
+              <w:t xml:space="preserve">The CF namespace prefix SHALL be declared using the value</w:t>
+            </w:r>
+            <w:r>
+              <w:t xml:space="preserve"> </w:t>
+            </w:r>
+            <w:r>
+              <w:rPr>
+                <w:rStyle w:val="VerbatimChar"/>
+              </w:rPr>
+              <w:t xml:space="preserve">cf</w:t>
+            </w:r>
+            <w:r>
+              <w:t xml:space="preserve">.</w:t>
+            </w:r>
+          </w:p>
+        </w:tc>
+      </w:tr>
+      <w:tr>
+        <w:tc>
+          <w:tcPr/>
+          <w:p>
+            <w:pPr>
+              <w:jc w:val="center"/>
+            </w:pPr>
+            <w:r>
+              <w:t xml:space="preserve">C</w:t>
+            </w:r>
+          </w:p>
+        </w:tc>
+        <w:tc>
+          <w:tcPr/>
+          <w:p>
+            <w:pPr>
+              <w:jc w:val="left"/>
+            </w:pPr>
+            <w:r>
+              <w:t xml:space="preserve">The CF namespace URI value SHALL be a URI that resolves to a machine-readable vocabulary server endpoint publishing the CF standard name table.</w:t>
+            </w:r>
+          </w:p>
+        </w:tc>
+      </w:tr>
+      <w:tr>
+        <w:tc>
+          <w:tcPr/>
+          <w:p>
+            <w:pPr>
+              <w:jc w:val="center"/>
+            </w:pPr>
+            <w:r>
+              <w:t xml:space="preserve">D</w:t>
+            </w:r>
+          </w:p>
+        </w:tc>
+        <w:tc>
+          <w:tcPr/>
+          <w:p>
+            <w:pPr>
+              <w:jc w:val="left"/>
+            </w:pPr>
+            <w:r>
+              <w:t xml:space="preserve">The WMO First Mile registry namespace prefix SHALL be declared using the value</w:t>
+            </w:r>
+            <w:r>
+              <w:t xml:space="preserve"> </w:t>
+            </w:r>
+            <w:r>
+              <w:rPr>
+                <w:rStyle w:val="VerbatimChar"/>
+              </w:rPr>
+              <w:t xml:space="preserve">wmo</w:t>
+            </w:r>
+            <w:r>
+              <w:t xml:space="preserve">.</w:t>
+            </w:r>
+          </w:p>
+        </w:tc>
+      </w:tr>
+      <w:tr>
+        <w:tc>
+          <w:tcPr/>
+          <w:p>
+            <w:pPr>
+              <w:jc w:val="center"/>
+            </w:pPr>
+            <w:r>
+              <w:t xml:space="preserve">E</w:t>
+            </w:r>
+          </w:p>
+        </w:tc>
+        <w:tc>
+          <w:tcPr/>
+          <w:p>
+            <w:pPr>
+              <w:jc w:val="left"/>
+            </w:pPr>
+            <w:r>
+              <w:t xml:space="preserve">Locally managed vocabularies SHALL conform to the FAIR Guiding Principles for scientific data management (Findable, Accessible, Interoperable, Reusable). In particular:</w:t>
+            </w:r>
+          </w:p>
+        </w:tc>
+      </w:tr>
+      <w:tr>
+        <w:tc>
+          <w:tcPr/>
+          <w:p>
+            <w:pPr>
+              <w:jc w:val="center"/>
+            </w:pPr>
+            <w:r>
+              <w:t xml:space="preserve">F</w:t>
+            </w:r>
+          </w:p>
+        </w:tc>
+        <w:tc>
+          <w:tcPr/>
+          <w:p>
+            <w:pPr>
+              <w:jc w:val="left"/>
+            </w:pPr>
+            <w:r>
+              <w:t xml:space="preserve">The vocabulary SHALL be findable via a persistent, unique identifier (the namespace URI).</w:t>
+            </w:r>
+          </w:p>
+        </w:tc>
+      </w:tr>
+      <w:tr>
+        <w:tc>
+          <w:tcPr/>
+          <w:p>
+            <w:pPr>
+              <w:jc w:val="center"/>
+            </w:pPr>
+            <w:r>
+              <w:t xml:space="preserve">G</w:t>
+            </w:r>
+          </w:p>
+        </w:tc>
+        <w:tc>
+          <w:tcPr/>
+          <w:p>
+            <w:pPr>
+              <w:jc w:val="left"/>
+            </w:pPr>
+            <w:r>
+              <w:t xml:space="preserve">The vocabulary SHALL be accessible at that URI to all parties participating in the data exchange.</w:t>
+            </w:r>
+          </w:p>
+        </w:tc>
+      </w:tr>
+      <w:tr>
+        <w:tc>
+          <w:tcPr/>
+          <w:p>
+            <w:pPr>
+              <w:jc w:val="center"/>
+            </w:pPr>
+            <w:r>
+              <w:t xml:space="preserve">H</w:t>
+            </w:r>
+          </w:p>
+        </w:tc>
+        <w:tc>
+          <w:tcPr/>
+          <w:p>
+            <w:pPr>
+              <w:jc w:val="left"/>
+            </w:pPr>
+            <w:r>
+              <w:t xml:space="preserve">The vocabulary SHALL use an open, standardised representation (e.g., SKOS/RDF).</w:t>
+            </w:r>
+          </w:p>
+        </w:tc>
+      </w:tr>
+    </w:tbl>
+    <w:p/>
+    <w:tbl>
+      <w:tblPr>
+        <w:tblStyle w:val="Table"/>
+        <w:tblW w:type="pct" w:w="4500"/>
+        <w:tblLook w:firstRow="0" w:lastRow="0" w:firstColumn="0" w:lastColumn="0" w:noHBand="0" w:noVBand="0" w:val="0000"/>
+        <w:jc w:val="start"/>
+      </w:tblPr>
+      <w:tblGrid>
+        <w:gridCol w:w="1782"/>
+        <w:gridCol w:w="5346"/>
+      </w:tblGrid>
+      <w:tr>
+        <w:tc>
+          <w:tcPr/>
+          <w:p>
+            <w:pPr>
+              <w:jc w:val="center"/>
+            </w:pPr>
+            <w:r>
+              <w:rPr>
+                <w:bCs/>
+                <w:b/>
+              </w:rPr>
+              <w:t xml:space="preserve">Recommendation 5</w:t>
+            </w:r>
+          </w:p>
+        </w:tc>
+        <w:tc>
+          <w:tcPr/>
+          <w:p>
+            <w:pPr>
+              <w:jc w:val="left"/>
+            </w:pPr>
+            <w:r>
+              <w:rPr>
+                <w:bCs/>
+                <w:b/>
+              </w:rPr>
+              <w:t xml:space="preserve">/rec/parameter-standard-names/hierarchy</w:t>
+            </w:r>
+          </w:p>
+        </w:tc>
+      </w:tr>
+      <w:tr>
+        <w:tc>
+          <w:tcPr/>
+          <w:p>
+            <w:pPr>
+              <w:jc w:val="center"/>
+            </w:pPr>
+            <w:r>
+              <w:t xml:space="preserve">A</w:t>
+            </w:r>
+          </w:p>
+        </w:tc>
+        <w:tc>
+          <w:tcPr/>
+          <w:p>
+            <w:pPr>
+              <w:jc w:val="left"/>
+            </w:pPr>
+            <w:r>
+              <w:t xml:space="preserve">The highest vocabulary SHOULD be used when it provides a suitable standard name for a given parameter.</w:t>
+            </w:r>
+          </w:p>
+        </w:tc>
+      </w:tr>
+      <w:tr>
+        <w:tc>
+          <w:tcPr/>
+          <w:p>
+            <w:pPr>
+              <w:jc w:val="center"/>
+            </w:pPr>
+            <w:r>
+              <w:t xml:space="preserve">B</w:t>
+            </w:r>
+          </w:p>
+        </w:tc>
+        <w:tc>
+          <w:tcPr/>
+          <w:p>
+            <w:pPr>
+              <w:jc w:val="left"/>
+            </w:pPr>
+            <w:r>
+              <w:t xml:space="preserve">Where a CF standard name exists for a parameter, the Node SHOULD use it in preference to any lower-level vocabulary entry.</w:t>
+            </w:r>
+          </w:p>
+        </w:tc>
+      </w:tr>
+      <w:tr>
+        <w:tc>
+          <w:tcPr/>
+          <w:p>
+            <w:pPr>
+              <w:jc w:val="center"/>
+            </w:pPr>
+            <w:r>
+              <w:t xml:space="preserve">C</w:t>
+            </w:r>
+          </w:p>
+        </w:tc>
+        <w:tc>
+          <w:tcPr/>
+          <w:p>
+            <w:pPr>
+              <w:jc w:val="left"/>
+            </w:pPr>
+            <w:r>
+              <w:t xml:space="preserve">Where a parameter is not covered by CF but is included in the WMO First Mile parameter registry, the Node SHOULD use the registry entry in preference to any locally managed vocabulary.</w:t>
+            </w:r>
+          </w:p>
+        </w:tc>
+      </w:tr>
+    </w:tbl>
+    <w:p/>
+    <w:tbl>
+      <w:tblPr>
+        <w:tblStyle w:val="Table"/>
+        <w:tblW w:type="pct" w:w="4500"/>
+        <w:tblLook w:firstRow="0" w:lastRow="0" w:firstColumn="0" w:lastColumn="0" w:noHBand="0" w:noVBand="0" w:val="0000"/>
+        <w:jc w:val="start"/>
+      </w:tblPr>
+      <w:tblGrid>
+        <w:gridCol w:w="1782"/>
+        <w:gridCol w:w="5346"/>
+      </w:tblGrid>
+      <w:tr>
+        <w:tc>
+          <w:tcPr/>
+          <w:p>
+            <w:pPr>
+              <w:jc w:val="center"/>
+            </w:pPr>
+            <w:r>
+              <w:rPr>
+                <w:bCs/>
+                <w:b/>
+              </w:rPr>
+              <w:t xml:space="preserve">Permission 6</w:t>
+            </w:r>
+          </w:p>
+        </w:tc>
+        <w:tc>
+          <w:tcPr/>
+          <w:p>
+            <w:pPr>
+              <w:jc w:val="left"/>
+            </w:pPr>
+            <w:r>
+              <w:rPr>
+                <w:bCs/>
+                <w:b/>
+              </w:rPr>
+              <w:t xml:space="preserve">/per/parameter-standard-names/hierarchy</w:t>
+            </w:r>
+          </w:p>
+        </w:tc>
+      </w:tr>
+      <w:tr>
+        <w:tc>
+          <w:tcPr/>
+          <w:p>
+            <w:pPr>
+              <w:jc w:val="center"/>
+            </w:pPr>
+            <w:r>
+              <w:t xml:space="preserve">A</w:t>
+            </w:r>
+          </w:p>
+        </w:tc>
+        <w:tc>
+          <w:tcPr/>
+          <w:p>
+            <w:pPr>
+              <w:jc w:val="left"/>
+            </w:pPr>
+            <w:r>
+              <w:t xml:space="preserve">Where a parameter is not covered by either of Levels 1 or 2, a Node MAY use a locally managed vocabulary.</w:t>
+            </w:r>
+          </w:p>
+        </w:tc>
+      </w:tr>
+      <w:tr>
+        <w:tc>
+          <w:tcPr/>
+          <w:p>
+            <w:pPr>
+              <w:jc w:val="center"/>
+            </w:pPr>
+            <w:r>
+              <w:t xml:space="preserve">B</w:t>
+            </w:r>
+          </w:p>
+        </w:tc>
+        <w:tc>
+          <w:tcPr/>
+          <w:p>
+            <w:pPr>
+              <w:jc w:val="left"/>
+            </w:pPr>
+            <w:r>
+              <w:t xml:space="preserve">Local namespace entries MAY be included alongside Level 1 or Level 2 standard names.</w:t>
+            </w:r>
+          </w:p>
+        </w:tc>
+      </w:tr>
+    </w:tbl>
+    <w:p>
+      <w:pPr>
+        <w:pStyle w:val="BodyText"/>
+      </w:pPr>
+      <w:r>
+        <w:t xml:space="preserve">Parameters that may require Level 2 registry entries include quantities typically measured by data loggers but absent from CF, such as supply voltage, internal device temperature, and station-level pressure (QFF). The registry is managed separately from this standard; refer to</w:t>
+      </w:r>
+      <w:r>
+        <w:t xml:space="preserve"> </w:t>
+      </w:r>
+      <w:hyperlink r:id="rId86">
+        <w:r>
+          <w:rPr>
+            <w:rStyle w:val="Hyperlink"/>
+          </w:rPr>
+          <w:t xml:space="preserve">https://codes.wmo.int</w:t>
+        </w:r>
+      </w:hyperlink>
+      <w:r>
+        <w:t xml:space="preserve"> </w:t>
+      </w:r>
+      <w:r>
+        <w:t xml:space="preserve">for the current list of registered entries.</w:t>
+      </w:r>
+    </w:p>
+    <w:p>
+      <w:pPr>
+        <w:pStyle w:val="BodyText"/>
+      </w:pPr>
+      <w:r>
+        <w:t xml:space="preserve">A conformant Hub should be capable of resolving namespace URIs as configured for the deployment, including URIs accessible only within a private or organisational network. A conformant Node shall use namespace URIs that are resolvable by the Hub within the operational context of the deployment.</w:t>
+      </w:r>
+    </w:p>
+    <w:p>
+      <w:pPr>
+        <w:pStyle w:val="BodyText"/>
+      </w:pPr>
+      <w:r>
+        <w:t xml:space="preserve">Where a standard name exists at Level 1 or Level 2, that standard name is to be included in the Parameter message standardNames element. Any locally managed entries for the same parameter are supplementary to, not a replacement for, the applicable standard name. // TODO consider making a requirement (but note this is untestable)</w:t>
       </w:r>
     </w:p>
     <w:bookmarkEnd w:id="87"/>
     <w:bookmarkEnd w:id="88"/>
     <w:bookmarkEnd w:id="89"/>
-    <w:bookmarkStart w:id="93" w:name="X78fdb1f4716baf4c26796c550dad0531813f831"/>
+    <w:bookmarkStart w:id="92" w:name="X25e95aefdb2d4fb8c75b602001aef8d2717b74f"/>
     <w:p>
       <w:pPr>
         <w:pStyle w:val="Heading1"/>
       </w:pPr>
       <w:r>
+        <w:t xml:space="preserve">Protocol</w:t>
+      </w:r>
+    </w:p>
+    <w:p>
+      <w:pPr>
+        <w:pStyle w:val="FirstParagraph"/>
+      </w:pPr>
+      <w:r>
+        <w:t xml:space="preserve">TODO one sentence</w:t>
+      </w:r>
+    </w:p>
+    <w:bookmarkStart w:id="91" w:name="X7fc4d80d59f1a6bb213f5c449042be19cbf9c46"/>
+    <w:p>
+      <w:pPr>
+        <w:pStyle w:val="Heading2"/>
+      </w:pPr>
+      <w:r>
+        <w:t xml:space="preserve">Requirements Class "Protocol"</w:t>
+      </w:r>
+    </w:p>
+    <w:bookmarkStart w:id="90" w:name="X983c4aa7ef28fb7032ae84e3fd3376f6e50726d"/>
+    <w:p>
+      <w:pPr>
+        <w:pStyle w:val="Heading3"/>
+      </w:pPr>
+      <w:r>
+        <w:t xml:space="preserve">Overview</w:t>
+      </w:r>
+    </w:p>
+    <w:p>
+      <w:pPr>
+        <w:pStyle w:val="FirstParagraph"/>
+      </w:pPr>
+      <w:r>
+        <w:t xml:space="preserve">This Requirements Class provides requirements for the Protocol.</w:t>
+      </w:r>
+    </w:p>
+    <w:p>
+      <w:pPr>
+        <w:pStyle w:val="BodyText"/>
+      </w:pPr>
+      <w:r>
+        <w:t xml:space="preserve">Unresolved directive in sections/clause_8_protocol.adoc - include::../requirements/requirements_class_protocol.adoc[]</w:t>
+      </w:r>
+    </w:p>
+    <w:bookmarkEnd w:id="90"/>
+    <w:bookmarkEnd w:id="91"/>
+    <w:bookmarkEnd w:id="92"/>
+    <w:bookmarkStart w:id="96" w:name="X78fdb1f4716baf4c26796c550dad0531813f831"/>
+    <w:p>
+      <w:pPr>
+        <w:pStyle w:val="Heading1"/>
+      </w:pPr>
+      <w:r>
         <w:t xml:space="preserve">Conformance Class Abstract Test Suite (Normative)</w:t>
       </w:r>
     </w:p>
-    <w:bookmarkStart w:id="91" w:name="X51fa1da9981b3d6ab7f3934407e02f2e1780fbc"/>
+    <w:bookmarkStart w:id="94" w:name="X51fa1da9981b3d6ab7f3934407e02f2e1780fbc"/>
     <w:p>
       <w:pPr>
         <w:pStyle w:val="Heading2"/>
@@ -7468,7 +7484,7 @@
         <w:t xml:space="preserve">Target Type:Event Metadata</w:t>
       </w:r>
     </w:p>
-    <w:bookmarkStart w:id="90" w:name="X3a04224f617536f2fb363349e0c2c664c06221f"/>
+    <w:bookmarkStart w:id="93" w:name="X3a04224f617536f2fb363349e0c2c664c06221f"/>
     <w:p>
       <w:pPr>
         <w:pStyle w:val="Heading3"/>
@@ -7541,9 +7557,9 @@
         <w:t xml:space="preserve">TODO</w:t>
       </w:r>
     </w:p>
-    <w:bookmarkEnd w:id="90"/>
-    <w:bookmarkEnd w:id="91"/>
-    <w:bookmarkStart w:id="92" w:name="X2c8e2ae5fe17c8e8966a4a52a89f1d3267a82e8"/>
+    <w:bookmarkEnd w:id="93"/>
+    <w:bookmarkEnd w:id="94"/>
+    <w:bookmarkStart w:id="95" w:name="X2c8e2ae5fe17c8e8966a4a52a89f1d3267a82e8"/>
     <w:p>
       <w:pPr>
         <w:pStyle w:val="Heading2"/>
@@ -7560,9 +7576,9 @@
         <w:t xml:space="preserve">Unresolved directive in sections/annex_a_ats.adoc - include::../abstract_tests/ATS_class_protocol.adoc[]</w:t>
       </w:r>
     </w:p>
-    <w:bookmarkEnd w:id="92"/>
-    <w:bookmarkEnd w:id="93"/>
-    <w:bookmarkStart w:id="98" w:name="schemas"/>
+    <w:bookmarkEnd w:id="95"/>
+    <w:bookmarkEnd w:id="96"/>
+    <w:bookmarkStart w:id="101" w:name="schemas"/>
     <w:p>
       <w:pPr>
         <w:pStyle w:val="Heading1"/>
@@ -7594,7 +7610,7 @@
         <w:t xml:space="preserve">once the standard has been approved.</w:t>
       </w:r>
     </w:p>
-    <w:bookmarkStart w:id="94" w:name="X46e521b6e924054fbebe9866cf8af1ad457905f"/>
+    <w:bookmarkStart w:id="97" w:name="X46e521b6e924054fbebe9866cf8af1ad457905f"/>
     <w:p>
       <w:pPr>
         <w:pStyle w:val="Heading2"/>
@@ -8625,8 +8641,8 @@
         <w:t xml:space="preserve">}</w:t>
       </w:r>
     </w:p>
-    <w:bookmarkEnd w:id="94"/>
-    <w:bookmarkStart w:id="97" w:name="Xdd1fe16469c2eadaa904f6e369398e4a8c19852"/>
+    <w:bookmarkEnd w:id="97"/>
+    <w:bookmarkStart w:id="100" w:name="Xdd1fe16469c2eadaa904f6e369398e4a8c19852"/>
     <w:p>
       <w:pPr>
         <w:pStyle w:val="Heading2"/>
@@ -8635,7 +8651,7 @@
         <w:t xml:space="preserve">Enumerations</w:t>
       </w:r>
     </w:p>
-    <w:bookmarkStart w:id="95" w:name="X974361986fb85896cad8d73d8da9e7481cde38c"/>
+    <w:bookmarkStart w:id="98" w:name="X974361986fb85896cad8d73d8da9e7481cde38c"/>
     <w:p>
       <w:pPr>
         <w:pStyle w:val="Heading3"/>
@@ -9425,8 +9441,8 @@
         <w:t xml:space="preserve">shall specify the duration over which the aggregation is performed.</w:t>
       </w:r>
     </w:p>
-    <w:bookmarkEnd w:id="95"/>
-    <w:bookmarkStart w:id="96" w:name="X74d4f5b1443596dd08a6ea00592edb81132a5cb"/>
+    <w:bookmarkEnd w:id="98"/>
+    <w:bookmarkStart w:id="99" w:name="X74d4f5b1443596dd08a6ea00592edb81132a5cb"/>
     <w:p>
       <w:pPr>
         <w:pStyle w:val="Heading3"/>
@@ -9725,40 +9741,40 @@
         <w:t xml:space="preserve">The choice of reference surface is determined by the user based on the measurement context and requirements. For example, meteorological observations of air temperature typically use height above ground level (GL), while atmospheric pressure observations may reference mean sea level (MSL).</w:t>
       </w:r>
     </w:p>
-    <w:bookmarkEnd w:id="96"/>
-    <w:bookmarkEnd w:id="97"/>
-    <w:bookmarkEnd w:id="98"/>
-    <w:bookmarkStart w:id="101" w:name="examples"/>
-    <w:p>
-      <w:pPr>
-        <w:pStyle w:val="Heading1"/>
-      </w:pPr>
-      <w:r>
-        <w:t xml:space="preserve">Examples (Informative)</w:t>
-      </w:r>
-    </w:p>
-    <w:bookmarkStart w:id="99" w:name="X68ae7d3cf07904a2b65da44dbbe6172616b3505"/>
-    <w:p>
-      <w:pPr>
-        <w:pStyle w:val="Heading2"/>
-      </w:pPr>
-      <w:r>
-        <w:t xml:space="preserve">Transmission topics</w:t>
-      </w:r>
-    </w:p>
     <w:bookmarkEnd w:id="99"/>
-    <w:bookmarkStart w:id="100" w:name="X9f4d614843744384f3a7741ad5521bc4cfb9588"/>
-    <w:p>
-      <w:pPr>
-        <w:pStyle w:val="Heading2"/>
-      </w:pPr>
-      <w:r>
-        <w:t xml:space="preserve">Data and metadata messages</w:t>
-      </w:r>
-    </w:p>
     <w:bookmarkEnd w:id="100"/>
     <w:bookmarkEnd w:id="101"/>
-    <w:bookmarkStart w:id="104" w:name="Bibliography"/>
+    <w:bookmarkStart w:id="104" w:name="examples"/>
+    <w:p>
+      <w:pPr>
+        <w:pStyle w:val="Heading1"/>
+      </w:pPr>
+      <w:r>
+        <w:t xml:space="preserve">Examples (Informative)</w:t>
+      </w:r>
+    </w:p>
+    <w:bookmarkStart w:id="102" w:name="X68ae7d3cf07904a2b65da44dbbe6172616b3505"/>
+    <w:p>
+      <w:pPr>
+        <w:pStyle w:val="Heading2"/>
+      </w:pPr>
+      <w:r>
+        <w:t xml:space="preserve">Transmission topics</w:t>
+      </w:r>
+    </w:p>
+    <w:bookmarkEnd w:id="102"/>
+    <w:bookmarkStart w:id="103" w:name="X9f4d614843744384f3a7741ad5521bc4cfb9588"/>
+    <w:p>
+      <w:pPr>
+        <w:pStyle w:val="Heading2"/>
+      </w:pPr>
+      <w:r>
+        <w:t xml:space="preserve">Data and metadata messages</w:t>
+      </w:r>
+    </w:p>
+    <w:bookmarkEnd w:id="103"/>
+    <w:bookmarkEnd w:id="104"/>
+    <w:bookmarkStart w:id="107" w:name="Bibliography"/>
     <w:p>
       <w:pPr>
         <w:pStyle w:val="Heading1"/>
@@ -9774,8 +9790,8 @@
           <w:numId w:val="1009"/>
         </w:numPr>
       </w:pPr>
-      <w:bookmarkStart w:id="102" w:name="link-relations"/>
-      <w:bookmarkEnd w:id="102"/>
+      <w:bookmarkStart w:id="105" w:name="link-relations"/>
+      <w:bookmarkEnd w:id="105"/>
       <w:r>
         <w:t xml:space="preserve"> </w:t>
       </w:r>
@@ -9785,7 +9801,7 @@
       <w:r>
         <w:t xml:space="preserve"> </w:t>
       </w:r>
-      <w:hyperlink r:id="rId103">
+      <w:hyperlink r:id="rId106">
         <w:r>
           <w:rPr>
             <w:rStyle w:val="Hyperlink"/>
@@ -9794,8 +9810,8 @@
         </w:r>
       </w:hyperlink>
     </w:p>
-    <w:bookmarkEnd w:id="104"/>
-    <w:bookmarkStart w:id="105" w:name="X7704236ba72ed8cc2b9a9e238d27c640b9b6528"/>
+    <w:bookmarkEnd w:id="107"/>
+    <w:bookmarkStart w:id="108" w:name="X7704236ba72ed8cc2b9a9e238d27c640b9b6528"/>
     <w:p>
       <w:pPr>
         <w:pStyle w:val="Heading1"/>
@@ -9941,7 +9957,7 @@
         </w:tc>
       </w:tr>
     </w:tbl>
-    <w:bookmarkEnd w:id="105"/>
+    <w:bookmarkEnd w:id="108"/>
     <w:sectPr/>
   </w:body>
 </w:document>

--- a/standard/fmdm-DRAFT.docx
+++ b/standard/fmdm-DRAFT.docx
@@ -1570,7 +1570,7 @@
     </w:p>
     <w:bookmarkEnd w:id="57"/>
     <w:bookmarkEnd w:id="58"/>
-    <w:bookmarkStart w:id="63" w:name="Xc683cc3eb5f62f1b2665ffbeddec6924032d7d2"/>
+    <w:bookmarkStart w:id="62" w:name="Xc683cc3eb5f62f1b2665ffbeddec6924032d7d2"/>
     <w:p>
       <w:pPr>
         <w:pStyle w:val="Heading1"/>
@@ -1605,7 +1605,7 @@
       </w:r>
     </w:p>
     <w:bookmarkEnd w:id="59"/>
-    <w:bookmarkStart w:id="62" w:name="Xa849849250439b6e47b40e1cfacc80be129515b"/>
+    <w:bookmarkStart w:id="61" w:name="Xa849849250439b6e47b40e1cfacc80be129515b"/>
     <w:p>
       <w:pPr>
         <w:pStyle w:val="Heading2"/>
@@ -1762,240 +1762,9 @@
       </w:r>
     </w:p>
     <w:bookmarkEnd w:id="60"/>
-    <w:bookmarkStart w:id="61" w:name="Xeb3755b0f5fc801b9ca59eeff88831d7e633675"/>
-    <w:p>
-      <w:pPr>
-        <w:pStyle w:val="Heading3"/>
-      </w:pPr>
-      <w:r>
-        <w:t xml:space="preserve">Conformance class summary</w:t>
-      </w:r>
-    </w:p>
-    <w:tbl>
-      <w:tblPr>
-        <w:tblStyle w:val="Table"/>
-        <w:tblW w:type="pct" w:w="5000"/>
-        <w:tblLook w:firstRow="1" w:lastRow="0" w:firstColumn="0" w:lastColumn="0" w:noHBand="0" w:noVBand="0" w:val="0020"/>
-        <w:jc w:val="start"/>
-      </w:tblPr>
-      <w:tblGrid>
-        <w:gridCol w:w="2262"/>
-        <w:gridCol w:w="5657"/>
-      </w:tblGrid>
-      <w:tr>
-        <w:trPr>
-          <w:tblHeader w:val="true"/>
-        </w:trPr>
-        <w:tc>
-          <w:tcPr/>
-          <w:p>
-            <w:pPr>
-              <w:pStyle w:val="Compact"/>
-              <w:jc w:val="left"/>
-            </w:pPr>
-            <w:r>
-              <w:t xml:space="preserve">Conformance class</w:t>
-            </w:r>
-          </w:p>
-        </w:tc>
-        <w:tc>
-          <w:tcPr/>
-          <w:p>
-            <w:pPr>
-              <w:pStyle w:val="Compact"/>
-              <w:jc w:val="left"/>
-            </w:pPr>
-            <w:r>
-              <w:t xml:space="preserve">Summary</w:t>
-            </w:r>
-          </w:p>
-        </w:tc>
-      </w:tr>
-      <w:tr>
-        <w:tc>
-          <w:tcPr/>
-          <w:p>
-            <w:pPr>
-              <w:jc w:val="left"/>
-            </w:pPr>
-            <w:r>
-              <w:t xml:space="preserve">Core Data Model</w:t>
-            </w:r>
-          </w:p>
-        </w:tc>
-        <w:tc>
-          <w:tcPr/>
-          <w:p>
-            <w:pPr>
-              <w:jc w:val="left"/>
-            </w:pPr>
-            <w:r>
-              <w:t xml:space="preserve">Covers the protobuf structure and semantics of the</w:t>
-            </w:r>
-            <w:r>
-              <w:t xml:space="preserve"> </w:t>
-            </w:r>
-            <w:r>
-              <w:rPr>
-                <w:rStyle w:val="VerbatimChar"/>
-              </w:rPr>
-              <w:t xml:space="preserve">data</w:t>
-            </w:r>
-            <w:r>
-              <w:t xml:space="preserve"> </w:t>
-            </w:r>
-            <w:r>
-              <w:t xml:space="preserve">message,</w:t>
-            </w:r>
-            <w:r>
-              <w:t xml:space="preserve"> </w:t>
-            </w:r>
-            <w:r>
-              <w:rPr>
-                <w:rStyle w:val="VerbatimChar"/>
-              </w:rPr>
-              <w:t xml:space="preserve">metadata</w:t>
-            </w:r>
-            <w:r>
-              <w:t xml:space="preserve"> </w:t>
-            </w:r>
-            <w:r>
-              <w:t xml:space="preserve">message, Observation content, devices, Parameter Definition content, and explicit missing values.</w:t>
-            </w:r>
-          </w:p>
-        </w:tc>
-      </w:tr>
-      <w:tr>
-        <w:tc>
-          <w:tcPr/>
-          <w:p>
-            <w:pPr>
-              <w:jc w:val="left"/>
-            </w:pPr>
-            <w:r>
-              <w:t xml:space="preserve">Standard Name Binding</w:t>
-            </w:r>
-          </w:p>
-        </w:tc>
-        <w:tc>
-          <w:tcPr/>
-          <w:p>
-            <w:pPr>
-              <w:jc w:val="left"/>
-            </w:pPr>
-            <w:r>
-              <w:t xml:space="preserve">Covers how Parameter Definition entries associate parameters with controlled standard-name vocabularies and namespaces.</w:t>
-            </w:r>
-          </w:p>
-        </w:tc>
-      </w:tr>
-      <w:tr>
-        <w:tc>
-          <w:tcPr/>
-          <w:p>
-            <w:pPr>
-              <w:jc w:val="left"/>
-            </w:pPr>
-            <w:r>
-              <w:t xml:space="preserve">MQTT Protocol Binding</w:t>
-            </w:r>
-          </w:p>
-        </w:tc>
-        <w:tc>
-          <w:tcPr/>
-          <w:p>
-            <w:pPr>
-              <w:jc w:val="left"/>
-            </w:pPr>
-            <w:r>
-              <w:t xml:space="preserve">Covers how protobuf payloads are conveyed over MQTT in the unidirectional exchange between Node and Hub.</w:t>
-            </w:r>
-          </w:p>
-        </w:tc>
-      </w:tr>
-      <w:tr>
-        <w:tc>
-          <w:tcPr/>
-          <w:p>
-            <w:pPr>
-              <w:jc w:val="left"/>
-            </w:pPr>
-            <w:r>
-              <w:t xml:space="preserve">Node</w:t>
-            </w:r>
-          </w:p>
-        </w:tc>
-        <w:tc>
-          <w:tcPr/>
-          <w:p>
-            <w:pPr>
-              <w:jc w:val="left"/>
-            </w:pPr>
-            <w:r>
-              <w:t xml:space="preserve">Covers the sender-side behavior for constructing and publishing</w:t>
-            </w:r>
-            <w:r>
-              <w:t xml:space="preserve"> </w:t>
-            </w:r>
-            <w:r>
-              <w:rPr>
-                <w:rStyle w:val="VerbatimChar"/>
-              </w:rPr>
-              <w:t xml:space="preserve">metadata</w:t>
-            </w:r>
-            <w:r>
-              <w:t xml:space="preserve"> </w:t>
-            </w:r>
-            <w:r>
-              <w:t xml:space="preserve">message and</w:t>
-            </w:r>
-            <w:r>
-              <w:t xml:space="preserve"> </w:t>
-            </w:r>
-            <w:r>
-              <w:rPr>
-                <w:rStyle w:val="VerbatimChar"/>
-              </w:rPr>
-              <w:t xml:space="preserve">data</w:t>
-            </w:r>
-            <w:r>
-              <w:t xml:space="preserve"> </w:t>
-            </w:r>
-            <w:r>
-              <w:t xml:space="preserve">message payloads.</w:t>
-            </w:r>
-          </w:p>
-        </w:tc>
-      </w:tr>
-      <w:tr>
-        <w:tc>
-          <w:tcPr/>
-          <w:p>
-            <w:pPr>
-              <w:jc w:val="left"/>
-            </w:pPr>
-            <w:r>
-              <w:t xml:space="preserve">Hub</w:t>
-            </w:r>
-          </w:p>
-        </w:tc>
-        <w:tc>
-          <w:tcPr/>
-          <w:p>
-            <w:pPr>
-              <w:jc w:val="left"/>
-            </w:pPr>
-            <w:r>
-              <w:t xml:space="preserve">Covers the receiver-side behavior for accepting, decoding, and interpreting payloads received from the Node.</w:t>
-            </w:r>
-          </w:p>
-        </w:tc>
-      </w:tr>
-    </w:tbl>
     <w:bookmarkEnd w:id="61"/>
     <w:bookmarkEnd w:id="62"/>
-    <w:bookmarkEnd w:id="63"/>
-    <w:bookmarkStart w:id="80" w:name="Xcf8df71770e278956d1af1654bdc7462ec5e71a"/>
+    <w:bookmarkStart w:id="79" w:name="Xcf8df71770e278956d1af1654bdc7462ec5e71a"/>
     <w:p>
       <w:pPr>
         <w:pStyle w:val="Heading1"/>
@@ -2050,7 +1819,7 @@
         <w:t xml:space="preserve">These use cases are supported by two top-level message types: the Data message containing observations, and the Metadata message containing configuration and contextual information. Both messages are defined in a single Protobuf schema and transmitted as independent payloads. The Metadata message provides the necessary context for interpreting the Data message, including descriptions of devices and parameters.</w:t>
       </w:r>
     </w:p>
-    <w:bookmarkStart w:id="79" w:name="X25304b3aaa051744057eab1e035591fa55342cc"/>
+    <w:bookmarkStart w:id="78" w:name="X25304b3aaa051744057eab1e035591fa55342cc"/>
     <w:p>
       <w:pPr>
         <w:pStyle w:val="Heading2"/>
@@ -2059,7 +1828,7 @@
         <w:t xml:space="preserve">Requirements Class "Data Model"</w:t>
       </w:r>
     </w:p>
-    <w:bookmarkStart w:id="65" w:name="X43f9398da9c2eb974194c1e60a2fdc80e1bfc87"/>
+    <w:bookmarkStart w:id="64" w:name="X43f9398da9c2eb974194c1e60a2fdc80e1bfc87"/>
     <w:p>
       <w:pPr>
         <w:pStyle w:val="Heading3"/>
@@ -2221,7 +1990,7 @@
             <w:pPr>
               <w:jc w:val="left"/>
             </w:pPr>
-            <w:hyperlink r:id="rId64">
+            <w:hyperlink r:id="rId63">
               <w:r>
                 <w:rPr>
                   <w:rStyle w:val="Hyperlink"/>
@@ -2251,7 +2020,7 @@
               <w:jc w:val="left"/>
             </w:pPr>
             <w:r>
-              <w:t xml:space="preserve">Message encoding</w:t>
+              <w:t xml:space="preserve">Message Encoding</w:t>
             </w:r>
           </w:p>
         </w:tc>
@@ -2304,14 +2073,14 @@
               <w:jc w:val="left"/>
             </w:pPr>
             <w:r>
-              <w:t xml:space="preserve">The event message conforms to the Protobuf specification.</w:t>
+              <w:t xml:space="preserve">The message conforms to the Protobuf specification.</w:t>
             </w:r>
           </w:p>
         </w:tc>
       </w:tr>
     </w:tbl>
-    <w:bookmarkEnd w:id="65"/>
-    <w:bookmarkStart w:id="66" w:name="Xd1407eb2acab85faf209ebb838d94cf5606e93f"/>
+    <w:bookmarkEnd w:id="64"/>
+    <w:bookmarkStart w:id="65" w:name="Xd1407eb2acab85faf209ebb838d94cf5606e93f"/>
     <w:p>
       <w:pPr>
         <w:pStyle w:val="Heading3"/>
@@ -2436,8 +2205,8 @@
         <w:t xml:space="preserve">: Mapping to external naming conventions through namespace definitions</w:t>
       </w:r>
     </w:p>
-    <w:bookmarkEnd w:id="66"/>
-    <w:bookmarkStart w:id="67" w:name="X4019f5d642666f4b718a608f515a8350c19e596"/>
+    <w:bookmarkEnd w:id="65"/>
+    <w:bookmarkStart w:id="66" w:name="X4019f5d642666f4b718a608f515a8350c19e596"/>
     <w:p>
       <w:pPr>
         <w:pStyle w:val="Heading3"/>
@@ -2573,8 +2342,8 @@
         </w:tc>
       </w:tr>
     </w:tbl>
-    <w:bookmarkEnd w:id="67"/>
-    <w:bookmarkStart w:id="68" w:name="Xb068eb7ffd420bbdc9cfce6bbf9192c785e362a"/>
+    <w:bookmarkEnd w:id="66"/>
+    <w:bookmarkStart w:id="67" w:name="Xb068eb7ffd420bbdc9cfce6bbf9192c785e362a"/>
     <w:p>
       <w:pPr>
         <w:pStyle w:val="Heading3"/>
@@ -2947,8 +2716,8 @@
         </w:tc>
       </w:tr>
     </w:tbl>
-    <w:bookmarkEnd w:id="68"/>
-    <w:bookmarkStart w:id="69" w:name="X3746f725ddac390db9850b31b5fe30c518b2aec"/>
+    <w:bookmarkEnd w:id="67"/>
+    <w:bookmarkStart w:id="68" w:name="X3746f725ddac390db9850b31b5fe30c518b2aec"/>
     <w:p>
       <w:pPr>
         <w:pStyle w:val="Heading3"/>
@@ -3165,8 +2934,8 @@
         </w:tc>
       </w:tr>
     </w:tbl>
-    <w:bookmarkEnd w:id="69"/>
-    <w:bookmarkStart w:id="70" w:name="X522e2cc56a4a98658d422784223e8c7becca9fc"/>
+    <w:bookmarkEnd w:id="68"/>
+    <w:bookmarkStart w:id="69" w:name="X522e2cc56a4a98658d422784223e8c7becca9fc"/>
     <w:p>
       <w:pPr>
         <w:pStyle w:val="Heading3"/>
@@ -3578,8 +3347,8 @@
         </w:tc>
       </w:tr>
     </w:tbl>
-    <w:bookmarkEnd w:id="70"/>
-    <w:bookmarkStart w:id="71" w:name="Xc192c9d929eb5d08beb292f02f6894423763231"/>
+    <w:bookmarkEnd w:id="69"/>
+    <w:bookmarkStart w:id="70" w:name="Xc192c9d929eb5d08beb292f02f6894423763231"/>
     <w:p>
       <w:pPr>
         <w:pStyle w:val="Heading3"/>
@@ -3995,8 +3764,8 @@
         <w:t xml:space="preserve">Observer device identifiers shall remain stable across Node restarts and metadata updates to ensure consistent parameter-to-device associations.</w:t>
       </w:r>
     </w:p>
-    <w:bookmarkEnd w:id="71"/>
-    <w:bookmarkStart w:id="72" w:name="X82804532ca0a14337daa583d93f7870381be5f8"/>
+    <w:bookmarkEnd w:id="70"/>
+    <w:bookmarkStart w:id="71" w:name="X82804532ca0a14337daa583d93f7870381be5f8"/>
     <w:p>
       <w:pPr>
         <w:pStyle w:val="Heading3"/>
@@ -4182,8 +3951,8 @@
         </w:tc>
       </w:tr>
     </w:tbl>
-    <w:bookmarkEnd w:id="72"/>
-    <w:bookmarkStart w:id="74" w:name="X2dcd3e50f3e232b211393a38435b15bd28772d4"/>
+    <w:bookmarkEnd w:id="71"/>
+    <w:bookmarkStart w:id="73" w:name="X2dcd3e50f3e232b211393a38435b15bd28772d4"/>
     <w:p>
       <w:pPr>
         <w:pStyle w:val="Heading3"/>
@@ -4337,7 +4106,7 @@
             <w:r>
               <w:t xml:space="preserve"> </w:t>
             </w:r>
-            <w:hyperlink r:id="rId73">
+            <w:hyperlink r:id="rId72">
               <w:r>
                 <w:rPr>
                   <w:rStyle w:val="Hyperlink"/>
@@ -4703,8 +4472,8 @@
         </w:tc>
       </w:tr>
     </w:tbl>
-    <w:bookmarkEnd w:id="74"/>
-    <w:bookmarkStart w:id="75" w:name="Xc8f2fc14d9ce3d043c6603698a378c333168d68"/>
+    <w:bookmarkEnd w:id="73"/>
+    <w:bookmarkStart w:id="74" w:name="Xc8f2fc14d9ce3d043c6603698a378c333168d68"/>
     <w:p>
       <w:pPr>
         <w:pStyle w:val="Heading3"/>
@@ -4882,8 +4651,8 @@
         </w:tc>
       </w:tr>
     </w:tbl>
-    <w:bookmarkEnd w:id="75"/>
-    <w:bookmarkStart w:id="76" w:name="X05ad229d6065a3fb9e9fa952b4fa2f12120cd4a"/>
+    <w:bookmarkEnd w:id="74"/>
+    <w:bookmarkStart w:id="75" w:name="X05ad229d6065a3fb9e9fa952b4fa2f12120cd4a"/>
     <w:p>
       <w:pPr>
         <w:pStyle w:val="Heading3"/>
@@ -5014,8 +4783,8 @@
         </w:tc>
       </w:tr>
     </w:tbl>
-    <w:bookmarkEnd w:id="76"/>
-    <w:bookmarkStart w:id="77" w:name="X1dbf4a806bce0d3d4fc72a7b692636795af6609"/>
+    <w:bookmarkEnd w:id="75"/>
+    <w:bookmarkStart w:id="76" w:name="X1dbf4a806bce0d3d4fc72a7b692636795af6609"/>
     <w:p>
       <w:pPr>
         <w:pStyle w:val="Heading3"/>
@@ -5283,8 +5052,8 @@
         <w:t xml:space="preserve">An observation may contain multiple values when the referenced ParameterDefinition contains multiple parameters. This approach enables grouping values that are measured at the same timestamp, requiring the timestamp to be transmitted only once for multiple values. This reduces payload size, which is particularly beneficial in bandwidth-constrained environments. For example, a parameter definition for "Internal Parameters" might include both supply voltage and internal temperature, requiring two values per observation but sharing a single timestamp.</w:t>
       </w:r>
     </w:p>
-    <w:bookmarkEnd w:id="77"/>
-    <w:bookmarkStart w:id="78" w:name="Xfab5fa97ae3521ef5fab878ac897c1c9dd10da9"/>
+    <w:bookmarkEnd w:id="76"/>
+    <w:bookmarkStart w:id="77" w:name="Xfab5fa97ae3521ef5fab878ac897c1c9dd10da9"/>
     <w:p>
       <w:pPr>
         <w:pStyle w:val="Heading3"/>
@@ -5903,10 +5672,10 @@
         <w:t xml:space="preserve">When an Observation references a ParameterDefinition containing multiple parameters, the values in the values array shall be provided in the same order as the parameters are defined in the ParameterDefinition.parameters field. It is not permitted to omit a value from the middle of the array, as this would cause misalignment with the parameter definitions. If a value is unavailable, the emptyValue field shall be used at that position to maintain correct alignment.</w:t>
       </w:r>
     </w:p>
+    <w:bookmarkEnd w:id="77"/>
     <w:bookmarkEnd w:id="78"/>
     <w:bookmarkEnd w:id="79"/>
-    <w:bookmarkEnd w:id="80"/>
-    <w:bookmarkStart w:id="89" w:name="X6d3be79fdd62b5ac3df4be22b2324fcd18f0d31"/>
+    <w:bookmarkStart w:id="88" w:name="X6d3be79fdd62b5ac3df4be22b2324fcd18f0d31"/>
     <w:p>
       <w:pPr>
         <w:pStyle w:val="Heading1"/>
@@ -5923,7 +5692,7 @@
         <w:t xml:space="preserve">Standard name binding enables Parameter definitions within a Metadata message to be associated with controlled vocabulary entries from external naming conventions. This allows observation data to be unambiguously interpreted by Hubs and downstream systems without dependence on the Parameter longName element, which is a human-readable label and not guaranteed to be unique or machine-interpretable.</w:t>
       </w:r>
     </w:p>
-    <w:bookmarkStart w:id="88" w:name="Xb83d80e9cf08478bd63550380a98a40b014163a"/>
+    <w:bookmarkStart w:id="87" w:name="Xb83d80e9cf08478bd63550380a98a40b014163a"/>
     <w:p>
       <w:pPr>
         <w:pStyle w:val="Heading2"/>
@@ -5932,7 +5701,7 @@
         <w:t xml:space="preserve">Requirements Class "Parameter Standard Names"</w:t>
       </w:r>
     </w:p>
-    <w:bookmarkStart w:id="82" w:name="X322101054fd636c32d6869f7cfec83424c5280c"/>
+    <w:bookmarkStart w:id="81" w:name="X322101054fd636c32d6869f7cfec83424c5280c"/>
     <w:p>
       <w:pPr>
         <w:pStyle w:val="Heading3"/>
@@ -6026,7 +5795,7 @@
             <w:pPr>
               <w:jc w:val="left"/>
             </w:pPr>
-            <w:hyperlink r:id="rId81">
+            <w:hyperlink r:id="rId80">
               <w:r>
                 <w:rPr>
                   <w:rStyle w:val="Hyperlink"/>
@@ -6091,8 +5860,8 @@
         </w:tc>
       </w:tr>
     </w:tbl>
-    <w:bookmarkEnd w:id="82"/>
-    <w:bookmarkStart w:id="83" w:name="X9a2e6e21986a725586c5c1a35dc203f1b93999b"/>
+    <w:bookmarkEnd w:id="81"/>
+    <w:bookmarkStart w:id="82" w:name="X9a2e6e21986a725586c5c1a35dc203f1b93999b"/>
     <w:p>
       <w:pPr>
         <w:pStyle w:val="Heading3"/>
@@ -6504,8 +6273,8 @@
         </w:tc>
       </w:tr>
     </w:tbl>
-    <w:bookmarkEnd w:id="83"/>
-    <w:bookmarkStart w:id="84" w:name="Xd1c302b8a82dd955e6c97d940af707ea0542cd4"/>
+    <w:bookmarkEnd w:id="82"/>
+    <w:bookmarkStart w:id="83" w:name="Xd1c302b8a82dd955e6c97d940af707ea0542cd4"/>
     <w:p>
       <w:pPr>
         <w:pStyle w:val="Heading3"/>
@@ -6706,8 +6475,8 @@
         <w:t xml:space="preserve">Standard name binding is applied in the Parameter message (not the ParameterDefinition message). When a ParameterDefinition message contains multiple Parameter messages, each parameter independently carries its own standard name bindings appropriate for the variable it represents.</w:t>
       </w:r>
     </w:p>
-    <w:bookmarkEnd w:id="84"/>
-    <w:bookmarkStart w:id="87" w:name="X1f8a267835683c050631ca2bd1f2371d717d77f"/>
+    <w:bookmarkEnd w:id="83"/>
+    <w:bookmarkStart w:id="86" w:name="X1f8a267835683c050631ca2bd1f2371d717d77f"/>
     <w:p>
       <w:pPr>
         <w:pStyle w:val="Heading3"/>
@@ -6767,7 +6536,7 @@
       <w:r>
         <w:t xml:space="preserve"> </w:t>
       </w:r>
-      <w:hyperlink r:id="rId85">
+      <w:hyperlink r:id="rId84">
         <w:r>
           <w:rPr>
             <w:rStyle w:val="Hyperlink"/>
@@ -6789,7 +6558,7 @@
       <w:r>
         <w:t xml:space="preserve"> </w:t>
       </w:r>
-      <w:hyperlink r:id="rId86">
+      <w:hyperlink r:id="rId85">
         <w:r>
           <w:rPr>
             <w:rStyle w:val="Hyperlink"/>
@@ -7325,7 +7094,7 @@
       <w:r>
         <w:t xml:space="preserve"> </w:t>
       </w:r>
-      <w:hyperlink r:id="rId86">
+      <w:hyperlink r:id="rId85">
         <w:r>
           <w:rPr>
             <w:rStyle w:val="Hyperlink"/>
@@ -7356,16 +7125,16 @@
         <w:t xml:space="preserve">Where a standard name exists at Level 1 or Level 2, that standard name is to be included in the Parameter message standardNames element. Any locally managed entries for the same parameter are supplementary to, not a replacement for, the applicable standard name. // TODO consider making a requirement (but note this is untestable)</w:t>
       </w:r>
     </w:p>
+    <w:bookmarkEnd w:id="86"/>
     <w:bookmarkEnd w:id="87"/>
     <w:bookmarkEnd w:id="88"/>
-    <w:bookmarkEnd w:id="89"/>
-    <w:bookmarkStart w:id="92" w:name="X25e95aefdb2d4fb8c75b602001aef8d2717b74f"/>
+    <w:bookmarkStart w:id="92" w:name="Xe13ae3854e7e1647433e2f6745793dd790f9f65"/>
     <w:p>
       <w:pPr>
         <w:pStyle w:val="Heading1"/>
       </w:pPr>
       <w:r>
-        <w:t xml:space="preserve">Protocol</w:t>
+        <w:t xml:space="preserve">Transmission</w:t>
       </w:r>
     </w:p>
     <w:p>
@@ -7376,13 +7145,13 @@
         <w:t xml:space="preserve">TODO one sentence</w:t>
       </w:r>
     </w:p>
-    <w:bookmarkStart w:id="91" w:name="X7fc4d80d59f1a6bb213f5c449042be19cbf9c46"/>
+    <w:bookmarkStart w:id="91" w:name="X5a7e5b211b332a32dc428e118e912437eff5560"/>
     <w:p>
       <w:pPr>
         <w:pStyle w:val="Heading2"/>
       </w:pPr>
       <w:r>
-        <w:t xml:space="preserve">Requirements Class "Protocol"</w:t>
+        <w:t xml:space="preserve">Requirements Class "Trasmission"</w:t>
       </w:r>
     </w:p>
     <w:bookmarkStart w:id="90" w:name="X983c4aa7ef28fb7032ae84e3fd3376f6e50726d"/>
@@ -7399,21 +7168,117 @@
         <w:pStyle w:val="FirstParagraph"/>
       </w:pPr>
       <w:r>
-        <w:t xml:space="preserve">This Requirements Class provides requirements for the Protocol.</w:t>
-      </w:r>
-    </w:p>
-    <w:p>
-      <w:pPr>
-        <w:pStyle w:val="BodyText"/>
-      </w:pPr>
-      <w:r>
-        <w:t xml:space="preserve">Unresolved directive in sections/clause_8_protocol.adoc - include::../requirements/requirements_class_protocol.adoc[]</w:t>
-      </w:r>
-    </w:p>
+        <w:t xml:space="preserve">This Requirements Class provides requirements for Trasmission.</w:t>
+      </w:r>
+    </w:p>
+    <w:tbl>
+      <w:tblPr>
+        <w:tblStyle w:val="Table"/>
+        <w:tblW w:type="pct" w:w="4500"/>
+        <w:tblLook w:firstRow="0" w:lastRow="0" w:firstColumn="0" w:lastColumn="0" w:noHBand="0" w:noVBand="0" w:val="0000"/>
+        <w:jc w:val="start"/>
+      </w:tblPr>
+      <w:tblGrid>
+        <w:gridCol w:w="1425"/>
+        <w:gridCol w:w="5702"/>
+      </w:tblGrid>
+      <w:tr>
+        <w:tc>
+          <w:tcPr>
+            <w:gridSpan w:val="2"/>
+          </w:tcPr>
+          <w:p>
+            <w:pPr>
+              <w:jc w:val="left"/>
+            </w:pPr>
+            <w:r>
+              <w:rPr>
+                <w:bCs/>
+                <w:b/>
+              </w:rPr>
+              <w:t xml:space="preserve">Requirements Class</w:t>
+            </w:r>
+          </w:p>
+        </w:tc>
+      </w:tr>
+      <w:tr>
+        <w:tc>
+          <w:tcPr>
+            <w:gridSpan w:val="2"/>
+          </w:tcPr>
+          <w:p>
+            <w:pPr>
+              <w:jc w:val="left"/>
+            </w:pPr>
+            <w:hyperlink r:id="rId89">
+              <w:r>
+                <w:rPr>
+                  <w:rStyle w:val="Hyperlink"/>
+                </w:rPr>
+                <w:t xml:space="preserve">http://wis.wmo.int/spec/fmdm/1/req/transmission</w:t>
+              </w:r>
+            </w:hyperlink>
+          </w:p>
+        </w:tc>
+      </w:tr>
+      <w:tr>
+        <w:tc>
+          <w:tcPr/>
+          <w:p>
+            <w:pPr>
+              <w:jc w:val="left"/>
+            </w:pPr>
+            <w:r>
+              <w:t xml:space="preserve">Target type</w:t>
+            </w:r>
+          </w:p>
+        </w:tc>
+        <w:tc>
+          <w:tcPr/>
+          <w:p>
+            <w:pPr>
+              <w:jc w:val="left"/>
+            </w:pPr>
+            <w:r>
+              <w:t xml:space="preserve">Transmission</w:t>
+            </w:r>
+          </w:p>
+        </w:tc>
+      </w:tr>
+      <w:tr>
+        <w:tc>
+          <w:tcPr/>
+          <w:p>
+            <w:pPr>
+              <w:jc w:val="left"/>
+            </w:pPr>
+            <w:r>
+              <w:t xml:space="preserve">Dependency</w:t>
+            </w:r>
+          </w:p>
+        </w:tc>
+        <w:tc>
+          <w:tcPr/>
+          <w:p>
+            <w:pPr>
+              <w:jc w:val="left"/>
+            </w:pPr>
+            <w:hyperlink w:anchor="rc_data-model">
+              <w:r>
+                <w:rPr>
+                  <w:rStyle w:val="Hyperlink"/>
+                </w:rPr>
+                <w:t xml:space="preserve">informaltable_title</w:t>
+              </w:r>
+            </w:hyperlink>
+          </w:p>
+        </w:tc>
+      </w:tr>
+    </w:tbl>
     <w:bookmarkEnd w:id="90"/>
     <w:bookmarkEnd w:id="91"/>
     <w:bookmarkEnd w:id="92"/>
-    <w:bookmarkStart w:id="96" w:name="X78fdb1f4716baf4c26796c550dad0531813f831"/>
+    <w:bookmarkStart w:id="97" w:name="X78fdb1f4716baf4c26796c550dad0531813f831"/>
     <w:p>
       <w:pPr>
         <w:pStyle w:val="Heading1"/>
@@ -7443,7 +7308,7 @@
       <w:pPr>
         <w:pStyle w:val="Definition"/>
       </w:pPr>
-      <w:hyperlink r:id="rId64">
+      <w:hyperlink r:id="rId63">
         <w:r>
           <w:rPr>
             <w:rStyle w:val="Hyperlink"/>
@@ -7481,7 +7346,7 @@
         <w:pStyle w:val="Definition"/>
       </w:pPr>
       <w:r>
-        <w:t xml:space="preserve">Target Type:Event Metadata</w:t>
+        <w:t xml:space="preserve">Target Type:Message Encoding</w:t>
       </w:r>
     </w:p>
     <w:bookmarkStart w:id="93" w:name="X3a04224f617536f2fb363349e0c2c664c06221f"/>
@@ -7559,7 +7424,7 @@
     </w:p>
     <w:bookmarkEnd w:id="93"/>
     <w:bookmarkEnd w:id="94"/>
-    <w:bookmarkStart w:id="95" w:name="X2c8e2ae5fe17c8e8966a4a52a89f1d3267a82e8"/>
+    <w:bookmarkStart w:id="96" w:name="X2c8e2ae5fe17c8e8966a4a52a89f1d3267a82e8"/>
     <w:p>
       <w:pPr>
         <w:pStyle w:val="Heading2"/>
@@ -7570,15 +7435,70 @@
     </w:p>
     <w:p>
       <w:pPr>
-        <w:pStyle w:val="FirstParagraph"/>
-      </w:pPr>
-      <w:r>
-        <w:t xml:space="preserve">Unresolved directive in sections/annex_a_ats.adoc - include::../abstract_tests/ATS_class_protocol.adoc[]</w:t>
+        <w:pStyle w:val="DefinitionTerm"/>
+      </w:pPr>
+      <w:r>
+        <w:t xml:space="preserve">label</w:t>
+      </w:r>
+    </w:p>
+    <w:p>
+      <w:pPr>
+        <w:pStyle w:val="Definition"/>
+      </w:pPr>
+      <w:hyperlink r:id="rId89">
+        <w:r>
+          <w:rPr>
+            <w:rStyle w:val="Hyperlink"/>
+          </w:rPr>
+          <w:t xml:space="preserve">http://wis.wmo.int/spec/fmdm/1/req/transmission</w:t>
+        </w:r>
+      </w:hyperlink>
+    </w:p>
+    <w:p>
+      <w:pPr>
+        <w:pStyle w:val="DefinitionTerm"/>
+      </w:pPr>
+      <w:r>
+        <w:t xml:space="preserve">subject</w:t>
+      </w:r>
+    </w:p>
+    <w:p>
+      <w:pPr>
+        <w:pStyle w:val="Definition"/>
+      </w:pPr>
+      <w:r>
+        <w:t xml:space="preserve">Requirements Class "Transmission"</w:t>
+      </w:r>
+    </w:p>
+    <w:p>
+      <w:pPr>
+        <w:pStyle w:val="DefinitionTerm"/>
+      </w:pPr>
+      <w:r>
+        <w:t xml:space="preserve">classification</w:t>
+      </w:r>
+    </w:p>
+    <w:p>
+      <w:pPr>
+        <w:pStyle w:val="Definition"/>
+      </w:pPr>
+      <w:r>
+        <w:t xml:space="preserve">Target Type:Message Encoding</w:t>
+      </w:r>
+    </w:p>
+    <w:bookmarkStart w:id="95" w:name="X9e0a8bd10e03690b4283099fbf6931212327cb6"/>
+    <w:p>
+      <w:pPr>
+        <w:pStyle w:val="Heading3"/>
+      </w:pPr>
+      <w:r>
+        <w:t xml:space="preserve">Encoding</w:t>
       </w:r>
     </w:p>
     <w:bookmarkEnd w:id="95"/>
     <w:bookmarkEnd w:id="96"/>
-    <w:bookmarkStart w:id="101" w:name="schemas"/>
+    <w:bookmarkEnd w:id="97"/>
+    <w:bookmarkStart w:id="102" w:name="schemas"/>
     <w:p>
       <w:pPr>
         <w:pStyle w:val="Heading1"/>
@@ -7610,7 +7530,7 @@
         <w:t xml:space="preserve">once the standard has been approved.</w:t>
       </w:r>
     </w:p>
-    <w:bookmarkStart w:id="97" w:name="X46e521b6e924054fbebe9866cf8af1ad457905f"/>
+    <w:bookmarkStart w:id="98" w:name="X46e521b6e924054fbebe9866cf8af1ad457905f"/>
     <w:p>
       <w:pPr>
         <w:pStyle w:val="Heading2"/>
@@ -8641,8 +8561,8 @@
         <w:t xml:space="preserve">}</w:t>
       </w:r>
     </w:p>
-    <w:bookmarkEnd w:id="97"/>
-    <w:bookmarkStart w:id="100" w:name="Xdd1fe16469c2eadaa904f6e369398e4a8c19852"/>
+    <w:bookmarkEnd w:id="98"/>
+    <w:bookmarkStart w:id="101" w:name="Xdd1fe16469c2eadaa904f6e369398e4a8c19852"/>
     <w:p>
       <w:pPr>
         <w:pStyle w:val="Heading2"/>
@@ -8651,7 +8571,7 @@
         <w:t xml:space="preserve">Enumerations</w:t>
       </w:r>
     </w:p>
-    <w:bookmarkStart w:id="98" w:name="X974361986fb85896cad8d73d8da9e7481cde38c"/>
+    <w:bookmarkStart w:id="99" w:name="X974361986fb85896cad8d73d8da9e7481cde38c"/>
     <w:p>
       <w:pPr>
         <w:pStyle w:val="Heading3"/>
@@ -9441,8 +9361,8 @@
         <w:t xml:space="preserve">shall specify the duration over which the aggregation is performed.</w:t>
       </w:r>
     </w:p>
-    <w:bookmarkEnd w:id="98"/>
-    <w:bookmarkStart w:id="99" w:name="X74d4f5b1443596dd08a6ea00592edb81132a5cb"/>
+    <w:bookmarkEnd w:id="99"/>
+    <w:bookmarkStart w:id="100" w:name="X74d4f5b1443596dd08a6ea00592edb81132a5cb"/>
     <w:p>
       <w:pPr>
         <w:pStyle w:val="Heading3"/>
@@ -9741,10 +9661,10 @@
         <w:t xml:space="preserve">The choice of reference surface is determined by the user based on the measurement context and requirements. For example, meteorological observations of air temperature typically use height above ground level (GL), while atmospheric pressure observations may reference mean sea level (MSL).</w:t>
       </w:r>
     </w:p>
-    <w:bookmarkEnd w:id="99"/>
     <w:bookmarkEnd w:id="100"/>
     <w:bookmarkEnd w:id="101"/>
-    <w:bookmarkStart w:id="104" w:name="examples"/>
+    <w:bookmarkEnd w:id="102"/>
+    <w:bookmarkStart w:id="105" w:name="examples"/>
     <w:p>
       <w:pPr>
         <w:pStyle w:val="Heading1"/>
@@ -9753,7 +9673,7 @@
         <w:t xml:space="preserve">Examples (Informative)</w:t>
       </w:r>
     </w:p>
-    <w:bookmarkStart w:id="102" w:name="X68ae7d3cf07904a2b65da44dbbe6172616b3505"/>
+    <w:bookmarkStart w:id="103" w:name="X68ae7d3cf07904a2b65da44dbbe6172616b3505"/>
     <w:p>
       <w:pPr>
         <w:pStyle w:val="Heading2"/>
@@ -9762,8 +9682,8 @@
         <w:t xml:space="preserve">Transmission topics</w:t>
       </w:r>
     </w:p>
-    <w:bookmarkEnd w:id="102"/>
-    <w:bookmarkStart w:id="103" w:name="X9f4d614843744384f3a7741ad5521bc4cfb9588"/>
+    <w:bookmarkEnd w:id="103"/>
+    <w:bookmarkStart w:id="104" w:name="X9f4d614843744384f3a7741ad5521bc4cfb9588"/>
     <w:p>
       <w:pPr>
         <w:pStyle w:val="Heading2"/>
@@ -9772,9 +9692,9 @@
         <w:t xml:space="preserve">Data and metadata messages</w:t>
       </w:r>
     </w:p>
-    <w:bookmarkEnd w:id="103"/>
     <w:bookmarkEnd w:id="104"/>
-    <w:bookmarkStart w:id="107" w:name="Bibliography"/>
+    <w:bookmarkEnd w:id="105"/>
+    <w:bookmarkStart w:id="108" w:name="Bibliography"/>
     <w:p>
       <w:pPr>
         <w:pStyle w:val="Heading1"/>
@@ -9790,8 +9710,8 @@
           <w:numId w:val="1009"/>
         </w:numPr>
       </w:pPr>
-      <w:bookmarkStart w:id="105" w:name="link-relations"/>
-      <w:bookmarkEnd w:id="105"/>
+      <w:bookmarkStart w:id="106" w:name="link-relations"/>
+      <w:bookmarkEnd w:id="106"/>
       <w:r>
         <w:t xml:space="preserve"> </w:t>
       </w:r>
@@ -9801,7 +9721,7 @@
       <w:r>
         <w:t xml:space="preserve"> </w:t>
       </w:r>
-      <w:hyperlink r:id="rId106">
+      <w:hyperlink r:id="rId107">
         <w:r>
           <w:rPr>
             <w:rStyle w:val="Hyperlink"/>
@@ -9810,8 +9730,8 @@
         </w:r>
       </w:hyperlink>
     </w:p>
-    <w:bookmarkEnd w:id="107"/>
-    <w:bookmarkStart w:id="108" w:name="X7704236ba72ed8cc2b9a9e238d27c640b9b6528"/>
+    <w:bookmarkEnd w:id="108"/>
+    <w:bookmarkStart w:id="109" w:name="X7704236ba72ed8cc2b9a9e238d27c640b9b6528"/>
     <w:p>
       <w:pPr>
         <w:pStyle w:val="Heading1"/>
@@ -9957,7 +9877,7 @@
         </w:tc>
       </w:tr>
     </w:tbl>
-    <w:bookmarkEnd w:id="108"/>
+    <w:bookmarkEnd w:id="109"/>
     <w:sectPr/>
   </w:body>
 </w:document>

--- a/standard/fmdm-DRAFT.docx
+++ b/standard/fmdm-DRAFT.docx
@@ -326,7 +326,7 @@
         <w:pStyle w:val="BodyText"/>
       </w:pPr>
       <w:r>
-        <w:t xml:space="preserve">This specification defines the conformance requirements for WMO First Mile Data Management (data model, encoding, transmission). Annex A defines the abstract test suite.</w:t>
+        <w:t xml:space="preserve">This specification defines the conformance requirements for WMO First Mile Data Management (message encoding, parameter standard names, transmission). Annex A defines the abstract test suite.</w:t>
       </w:r>
     </w:p>
     <w:bookmarkEnd w:id="24"/>
@@ -379,7 +379,7 @@
         </w:numPr>
       </w:pPr>
       <w:r>
-        <w:t xml:space="preserve">"Data Model"</w:t>
+        <w:t xml:space="preserve">"Message Encoding"</w:t>
       </w:r>
     </w:p>
     <w:p>
@@ -401,7 +401,7 @@
         </w:numPr>
       </w:pPr>
       <w:r>
-        <w:t xml:space="preserve">"Protocol"</w:t>
+        <w:t xml:space="preserve">"Transmission"</w:t>
       </w:r>
     </w:p>
     <w:bookmarkEnd w:id="25"/>
@@ -884,7 +884,7 @@
         <w:t xml:space="preserve"> </w:t>
       </w:r>
       <w:r>
-        <w:t xml:space="preserve">message in the data model.</w:t>
+        <w:t xml:space="preserve">message in the message encoding.</w:t>
       </w:r>
     </w:p>
     <w:bookmarkEnd w:id="45"/>
@@ -1764,13 +1764,13 @@
     <w:bookmarkEnd w:id="60"/>
     <w:bookmarkEnd w:id="61"/>
     <w:bookmarkEnd w:id="62"/>
-    <w:bookmarkStart w:id="79" w:name="Xcf8df71770e278956d1af1654bdc7462ec5e71a"/>
+    <w:bookmarkStart w:id="79" w:name="Xd094cb9e46932e0a1d453e6f3cf496cbe084a2a"/>
     <w:p>
       <w:pPr>
         <w:pStyle w:val="Heading1"/>
       </w:pPr>
       <w:r>
-        <w:t xml:space="preserve">Data Model</w:t>
+        <w:t xml:space="preserve">Message Encoding</w:t>
       </w:r>
     </w:p>
     <w:p>
@@ -1778,7 +1778,7 @@
         <w:pStyle w:val="FirstParagraph"/>
       </w:pPr>
       <w:r>
-        <w:t xml:space="preserve">The data model defines the structure and organization of information transmitted from the Node to the Hub using Protocol Buffers (Protobuf) as the Data Format. The data model is formally specified in the protobuf schema firstmile.proto.</w:t>
+        <w:t xml:space="preserve">The message encoding defines the structure and organization of information transmitted from the Node to the Hub using Protocol Buffers (Protobuf) as the Data Format. The message encoding is formally specified in the protobuf schema firstmile.proto.</w:t>
       </w:r>
     </w:p>
     <w:p>
@@ -1786,7 +1786,7 @@
         <w:pStyle w:val="BodyText"/>
       </w:pPr>
       <w:r>
-        <w:t xml:space="preserve">The data model supports two primary use cases:</w:t>
+        <w:t xml:space="preserve">The message encoding supports two primary use cases:</w:t>
       </w:r>
     </w:p>
     <w:p>
@@ -1819,13 +1819,13 @@
         <w:t xml:space="preserve">These use cases are supported by two top-level message types: the Data message containing observations, and the Metadata message containing configuration and contextual information. Both messages are defined in a single Protobuf schema and transmitted as independent payloads. The Metadata message provides the necessary context for interpreting the Data message, including descriptions of devices and parameters.</w:t>
       </w:r>
     </w:p>
-    <w:bookmarkStart w:id="78" w:name="X25304b3aaa051744057eab1e035591fa55342cc"/>
+    <w:bookmarkStart w:id="78" w:name="X3405a2ad77080f4e6420abc592ee760f82741e3"/>
     <w:p>
       <w:pPr>
         <w:pStyle w:val="Heading2"/>
       </w:pPr>
       <w:r>
-        <w:t xml:space="preserve">Requirements Class "Data Model"</w:t>
+        <w:t xml:space="preserve">Requirements Class "Message Encoding"</w:t>
       </w:r>
     </w:p>
     <w:bookmarkStart w:id="64" w:name="X43f9398da9c2eb974194c1e60a2fdc80e1bfc87"/>
@@ -1842,7 +1842,7 @@
         <w:pStyle w:val="FirstParagraph"/>
       </w:pPr>
       <w:r>
-        <w:t xml:space="preserve">This Requirements Class provides requirements for the Data Model.</w:t>
+        <w:t xml:space="preserve">This Requirements Class provides requirements for the Message Encoding.</w:t>
       </w:r>
     </w:p>
     <w:p>
@@ -1850,7 +1850,7 @@
         <w:pStyle w:val="BodyText"/>
       </w:pPr>
       <w:r>
-        <w:t xml:space="preserve">The data model organizes information hierarchically as follows:</w:t>
+        <w:t xml:space="preserve">The message encoding organizes information hierarchically as follows:</w:t>
       </w:r>
     </w:p>
     <w:p>
@@ -1995,7 +1995,7 @@
                 <w:rPr>
                   <w:rStyle w:val="Hyperlink"/>
                 </w:rPr>
-                <w:t xml:space="preserve">http://wis.wmo.int/spec/fmdm/1/req/data-model</w:t>
+                <w:t xml:space="preserve">http://wis.wmo.int/spec/fmdm/1/req/message-encoding</w:t>
               </w:r>
             </w:hyperlink>
           </w:p>
@@ -2020,7 +2020,7 @@
               <w:jc w:val="left"/>
             </w:pPr>
             <w:r>
-              <w:t xml:space="preserve">Message Encoding</w:t>
+              <w:t xml:space="preserve">Encoding</w:t>
             </w:r>
           </w:p>
         </w:tc>
@@ -2094,7 +2094,7 @@
         <w:pStyle w:val="FirstParagraph"/>
       </w:pPr>
       <w:r>
-        <w:t xml:space="preserve">The data model is designed according to the following principles:</w:t>
+        <w:t xml:space="preserve">The message encoding is designed according to the following principles:</w:t>
       </w:r>
     </w:p>
     <w:p>
@@ -2261,7 +2261,7 @@
                 <w:bCs/>
                 <w:b/>
               </w:rPr>
-              <w:t xml:space="preserve">/req/data-model/first_mile_message</w:t>
+              <w:t xml:space="preserve">/req/message-encoding/first_mile_message</w:t>
             </w:r>
           </w:p>
         </w:tc>
@@ -2398,7 +2398,7 @@
                 <w:bCs/>
                 <w:b/>
               </w:rPr>
-              <w:t xml:space="preserve">/req/data-model/location</w:t>
+              <w:t xml:space="preserve">/req/message-encoding/location</w:t>
             </w:r>
           </w:p>
         </w:tc>
@@ -2533,7 +2533,7 @@
                 <w:bCs/>
                 <w:b/>
               </w:rPr>
-              <w:t xml:space="preserve">/rec/data-model/location</w:t>
+              <w:t xml:space="preserve">/rec/message-encoding/location</w:t>
             </w:r>
           </w:p>
         </w:tc>
@@ -2656,7 +2656,7 @@
                 <w:bCs/>
                 <w:b/>
               </w:rPr>
-              <w:t xml:space="preserve">/per/data-model/location</w:t>
+              <w:t xml:space="preserve">/per/message-encoding/location</w:t>
             </w:r>
           </w:p>
         </w:tc>
@@ -2772,7 +2772,7 @@
                 <w:bCs/>
                 <w:b/>
               </w:rPr>
-              <w:t xml:space="preserve">/req/data-model/metadata</w:t>
+              <w:t xml:space="preserve">/req/message-encoding/metadata</w:t>
             </w:r>
           </w:p>
         </w:tc>
@@ -2990,7 +2990,7 @@
                 <w:bCs/>
                 <w:b/>
               </w:rPr>
-              <w:t xml:space="preserve">/req/data-model/node</w:t>
+              <w:t xml:space="preserve">/req/message-encoding/node</w:t>
             </w:r>
           </w:p>
         </w:tc>
@@ -3074,7 +3074,7 @@
                 <w:bCs/>
                 <w:b/>
               </w:rPr>
-              <w:t xml:space="preserve">/rec/data-model/node</w:t>
+              <w:t xml:space="preserve">/rec/message-encoding/node</w:t>
             </w:r>
           </w:p>
         </w:tc>
@@ -3197,7 +3197,7 @@
                 <w:bCs/>
                 <w:b/>
               </w:rPr>
-              <w:t xml:space="preserve">/per/data-model/node</w:t>
+              <w:t xml:space="preserve">/per/message-encoding/node</w:t>
             </w:r>
           </w:p>
         </w:tc>
@@ -3426,7 +3426,7 @@
                 <w:bCs/>
                 <w:b/>
               </w:rPr>
-              <w:t xml:space="preserve">/req/data-model/observer_device</w:t>
+              <w:t xml:space="preserve">/req/message-encoding/observer_device</w:t>
             </w:r>
           </w:p>
         </w:tc>
@@ -3549,7 +3549,7 @@
                 <w:bCs/>
                 <w:b/>
               </w:rPr>
-              <w:t xml:space="preserve">/rec/data-model/observer_device</w:t>
+              <w:t xml:space="preserve">/rec/message-encoding/observer_device</w:t>
             </w:r>
           </w:p>
         </w:tc>
@@ -3633,7 +3633,7 @@
                 <w:bCs/>
                 <w:b/>
               </w:rPr>
-              <w:t xml:space="preserve">/per/data-model/observer_device</w:t>
+              <w:t xml:space="preserve">/per/message-encoding/observer_device</w:t>
             </w:r>
           </w:p>
         </w:tc>
@@ -3828,7 +3828,7 @@
                 <w:bCs/>
                 <w:b/>
               </w:rPr>
-              <w:t xml:space="preserve">/req/data-model/parameter_definition</w:t>
+              <w:t xml:space="preserve">/req/message-encoding/parameter_definition</w:t>
             </w:r>
           </w:p>
         </w:tc>
@@ -4023,7 +4023,7 @@
                 <w:bCs/>
                 <w:b/>
               </w:rPr>
-              <w:t xml:space="preserve">/req/data-model/parameter</w:t>
+              <w:t xml:space="preserve">/req/message-encoding/parameter</w:t>
             </w:r>
           </w:p>
         </w:tc>
@@ -4154,7 +4154,7 @@
               <w:t xml:space="preserve"> </w:t>
             </w:r>
             <w:r>
-              <w:t xml:space="preserve">map which describes zero or more namespace prefix and standard name mappings for the equivalent parameter name in an external vocabulary. // TODO: was "one or more"; changed to "zero or more" to align with /per/data-model/standard_name_binding_assignment Part A</w:t>
+              <w:t xml:space="preserve">map which describes zero or more namespace prefix and standard name mappings for the equivalent parameter name in an external vocabulary. // TODO: was "one or more"; changed to "zero or more" to align with /per/message-encoding/standard_name_binding_assignment Part A</w:t>
             </w:r>
           </w:p>
         </w:tc>
@@ -4528,7 +4528,7 @@
                 <w:bCs/>
                 <w:b/>
               </w:rPr>
-              <w:t xml:space="preserve">/req/data-model/device-ref</w:t>
+              <w:t xml:space="preserve">/req/message-encoding/device-ref</w:t>
             </w:r>
           </w:p>
         </w:tc>
@@ -4738,7 +4738,7 @@
                 <w:bCs/>
                 <w:b/>
               </w:rPr>
-              <w:t xml:space="preserve">/req/data-model/data</w:t>
+              <w:t xml:space="preserve">/req/message-encoding/data</w:t>
             </w:r>
           </w:p>
         </w:tc>
@@ -4839,7 +4839,7 @@
                 <w:bCs/>
                 <w:b/>
               </w:rPr>
-              <w:t xml:space="preserve">/req/data-model/observation</w:t>
+              <w:t xml:space="preserve">/req/message-encoding/observation</w:t>
             </w:r>
           </w:p>
         </w:tc>
@@ -5108,7 +5108,7 @@
                 <w:bCs/>
                 <w:b/>
               </w:rPr>
-              <w:t xml:space="preserve">/req/data-model/value</w:t>
+              <w:t xml:space="preserve">/req/message-encoding/value</w:t>
             </w:r>
           </w:p>
         </w:tc>
@@ -5723,7 +5723,7 @@
         <w:pStyle w:val="BodyText"/>
       </w:pPr>
       <w:r>
-        <w:t xml:space="preserve">The binding mechanism uses two related fields in the data model:</w:t>
+        <w:t xml:space="preserve">The binding mechanism uses two related fields in the message encoding:</w:t>
       </w:r>
     </w:p>
     <w:p>
@@ -5848,12 +5848,12 @@
             <w:pPr>
               <w:jc w:val="left"/>
             </w:pPr>
-            <w:hyperlink w:anchor="rc_data-model">
+            <w:hyperlink w:anchor="rc_message-encoding">
               <w:r>
                 <w:rPr>
                   <w:rStyle w:val="Hyperlink"/>
                 </w:rPr>
-                <w:t xml:space="preserve">Data Model</w:t>
+                <w:t xml:space="preserve">Message Encoding</w:t>
               </w:r>
             </w:hyperlink>
           </w:p>
@@ -7263,12 +7263,12 @@
             <w:pPr>
               <w:jc w:val="left"/>
             </w:pPr>
-            <w:hyperlink w:anchor="rc_data-model">
+            <w:hyperlink w:anchor="rc_message-encoding">
               <w:r>
                 <w:rPr>
                   <w:rStyle w:val="Hyperlink"/>
                 </w:rPr>
-                <w:t xml:space="preserve">informaltable_title</w:t>
+                <w:t xml:space="preserve">Message Encoding</w:t>
               </w:r>
             </w:hyperlink>
           </w:p>
@@ -7287,13 +7287,13 @@
         <w:t xml:space="preserve">Conformance Class Abstract Test Suite (Normative)</w:t>
       </w:r>
     </w:p>
-    <w:bookmarkStart w:id="94" w:name="X51fa1da9981b3d6ab7f3934407e02f2e1780fbc"/>
+    <w:bookmarkStart w:id="94" w:name="X61914e26939b0258a4f72336330af4ad3549113"/>
     <w:p>
       <w:pPr>
         <w:pStyle w:val="Heading2"/>
       </w:pPr>
       <w:r>
-        <w:t xml:space="preserve">Conformance Class: Data Model</w:t>
+        <w:t xml:space="preserve">Conformance Class: Message Encoding</w:t>
       </w:r>
     </w:p>
     <w:p>
@@ -7313,7 +7313,7 @@
           <w:rPr>
             <w:rStyle w:val="Hyperlink"/>
           </w:rPr>
-          <w:t xml:space="preserve">http://wis.wmo.int/spec/fmdm/1/req/data-model</w:t>
+          <w:t xml:space="preserve">http://wis.wmo.int/spec/fmdm/1/req/message-encoding</w:t>
         </w:r>
       </w:hyperlink>
     </w:p>
@@ -7330,7 +7330,7 @@
         <w:pStyle w:val="Definition"/>
       </w:pPr>
       <w:r>
-        <w:t xml:space="preserve">Requirements Class "Data Model"</w:t>
+        <w:t xml:space="preserve">Requirements Class "Message Encoding"</w:t>
       </w:r>
     </w:p>
     <w:p>
@@ -7346,7 +7346,7 @@
         <w:pStyle w:val="Definition"/>
       </w:pPr>
       <w:r>
-        <w:t xml:space="preserve">Target Type:Message Encoding</w:t>
+        <w:t xml:space="preserve">Target Type:Encoding</w:t>
       </w:r>
     </w:p>
     <w:bookmarkStart w:id="93" w:name="X3a04224f617536f2fb363349e0c2c664c06221f"/>
@@ -7371,7 +7371,7 @@
         <w:pStyle w:val="Definition"/>
       </w:pPr>
       <w:r>
-        <w:t xml:space="preserve">/conf/data-model/encoding</w:t>
+        <w:t xml:space="preserve">/conf/message-encoding/encoding</w:t>
       </w:r>
     </w:p>
     <w:p>
@@ -7387,7 +7387,7 @@
         <w:pStyle w:val="Definition"/>
       </w:pPr>
       <w:r>
-        <w:t xml:space="preserve">/req/data-model/encoding</w:t>
+        <w:t xml:space="preserve">/req/message-encoding/encoding</w:t>
       </w:r>
     </w:p>
     <w:p>
@@ -7403,7 +7403,7 @@
         <w:pStyle w:val="Definition"/>
       </w:pPr>
       <w:r>
-        <w:t xml:space="preserve">Validate that a data model is encoding as Protobuf.</w:t>
+        <w:t xml:space="preserve">Validate that a message encoding is encoding as Protobuf.</w:t>
       </w:r>
     </w:p>
     <w:p>
@@ -7530,13 +7530,13 @@
         <w:t xml:space="preserve">once the standard has been approved.</w:t>
       </w:r>
     </w:p>
-    <w:bookmarkStart w:id="98" w:name="X46e521b6e924054fbebe9866cf8af1ad457905f"/>
+    <w:bookmarkStart w:id="98" w:name="X880462e29bd9c7f9cef187bf395e7ce87ff2224"/>
     <w:p>
       <w:pPr>
         <w:pStyle w:val="Heading2"/>
       </w:pPr>
       <w:r>
-        <w:t xml:space="preserve">Data Model</w:t>
+        <w:t xml:space="preserve">Message Encoding</w:t>
       </w:r>
     </w:p>
     <w:p>
@@ -7559,7 +7559,7 @@
         <w:rPr>
           <w:rStyle w:val="AttributeTok"/>
         </w:rPr>
-        <w:t xml:space="preserve">package int.wmo.wis.spec.fmdm.1.conf.data_model;</w:t>
+        <w:t xml:space="preserve">package int.wmo.wis.spec.fmdm.1.conf.message_encoding;</w:t>
       </w:r>
       <w:r>
         <w:br/>

--- a/standard/fmdm-DRAFT.docx
+++ b/standard/fmdm-DRAFT.docx
@@ -1287,6 +1287,30 @@
             </w:pPr>
             <w:r>
               <w:t xml:space="preserve">Quality of Service</w:t>
+            </w:r>
+          </w:p>
+        </w:tc>
+      </w:tr>
+      <w:tr>
+        <w:tc>
+          <w:tcPr/>
+          <w:p>
+            <w:pPr>
+              <w:jc w:val="left"/>
+            </w:pPr>
+            <w:r>
+              <w:t xml:space="preserve">TCP/IP</w:t>
+            </w:r>
+          </w:p>
+        </w:tc>
+        <w:tc>
+          <w:tcPr/>
+          <w:p>
+            <w:pPr>
+              <w:jc w:val="left"/>
+            </w:pPr>
+            <w:r>
+              <w:t xml:space="preserve">Transmission Control Protocol / Internet Protocol</w:t>
             </w:r>
           </w:p>
         </w:tc>
@@ -7128,7 +7152,7 @@
     <w:bookmarkEnd w:id="86"/>
     <w:bookmarkEnd w:id="87"/>
     <w:bookmarkEnd w:id="88"/>
-    <w:bookmarkStart w:id="92" w:name="Xe13ae3854e7e1647433e2f6745793dd790f9f65"/>
+    <w:bookmarkStart w:id="95" w:name="Xe13ae3854e7e1647433e2f6745793dd790f9f65"/>
     <w:p>
       <w:pPr>
         <w:pStyle w:val="Heading1"/>
@@ -7145,7 +7169,7 @@
         <w:t xml:space="preserve">TODO one sentence</w:t>
       </w:r>
     </w:p>
-    <w:bookmarkStart w:id="91" w:name="X5a7e5b211b332a32dc428e118e912437eff5560"/>
+    <w:bookmarkStart w:id="94" w:name="X5a7e5b211b332a32dc428e118e912437eff5560"/>
     <w:p>
       <w:pPr>
         <w:pStyle w:val="Heading2"/>
@@ -7276,9 +7300,288 @@
       </w:tr>
     </w:tbl>
     <w:bookmarkEnd w:id="90"/>
-    <w:bookmarkEnd w:id="91"/>
+    <w:bookmarkStart w:id="92" w:name="X25e95aefdb2d4fb8c75b602001aef8d2717b74f"/>
+    <w:p>
+      <w:pPr>
+        <w:pStyle w:val="Heading3"/>
+      </w:pPr>
+      <w:r>
+        <w:t xml:space="preserve">Protocol</w:t>
+      </w:r>
+    </w:p>
+    <w:tbl>
+      <w:tblPr>
+        <w:tblStyle w:val="Table"/>
+        <w:tblW w:type="pct" w:w="4500"/>
+        <w:tblLook w:firstRow="0" w:lastRow="0" w:firstColumn="0" w:lastColumn="0" w:noHBand="0" w:noVBand="0" w:val="0000"/>
+        <w:jc w:val="start"/>
+      </w:tblPr>
+      <w:tblGrid>
+        <w:gridCol w:w="1782"/>
+        <w:gridCol w:w="5346"/>
+      </w:tblGrid>
+      <w:tr>
+        <w:tc>
+          <w:tcPr/>
+          <w:p>
+            <w:pPr>
+              <w:jc w:val="center"/>
+            </w:pPr>
+            <w:r>
+              <w:rPr>
+                <w:bCs/>
+                <w:b/>
+              </w:rPr>
+              <w:t xml:space="preserve">Requirement 15</w:t>
+            </w:r>
+          </w:p>
+        </w:tc>
+        <w:tc>
+          <w:tcPr/>
+          <w:p>
+            <w:pPr>
+              <w:jc w:val="left"/>
+            </w:pPr>
+            <w:r>
+              <w:rPr>
+                <w:bCs/>
+                <w:b/>
+              </w:rPr>
+              <w:t xml:space="preserve">/req/transmission/protocol</w:t>
+            </w:r>
+          </w:p>
+        </w:tc>
+      </w:tr>
+      <w:tr>
+        <w:tc>
+          <w:tcPr/>
+          <w:p>
+            <w:pPr>
+              <w:jc w:val="center"/>
+            </w:pPr>
+            <w:r>
+              <w:t xml:space="preserve">A</w:t>
+            </w:r>
+          </w:p>
+        </w:tc>
+        <w:tc>
+          <w:tcPr/>
+          <w:p>
+            <w:pPr>
+              <w:jc w:val="left"/>
+            </w:pPr>
+            <w:r>
+              <w:t xml:space="preserve">MQTT SHALL be used for all publish-subscribe workflows.</w:t>
+            </w:r>
+          </w:p>
+        </w:tc>
+      </w:tr>
+      <w:tr>
+        <w:tc>
+          <w:tcPr/>
+          <w:p>
+            <w:pPr>
+              <w:jc w:val="center"/>
+            </w:pPr>
+            <w:r>
+              <w:t xml:space="preserve">B</w:t>
+            </w:r>
+          </w:p>
+        </w:tc>
+        <w:tc>
+          <w:tcPr/>
+          <w:p>
+            <w:pPr>
+              <w:jc w:val="left"/>
+            </w:pPr>
+            <w:r>
+              <w:t xml:space="preserve">The version of MQTT used SHALL be</w:t>
+            </w:r>
+            <w:r>
+              <w:t xml:space="preserve"> </w:t>
+            </w:r>
+            <w:hyperlink r:id="rId91">
+              <w:r>
+                <w:rPr>
+                  <w:rStyle w:val="Hyperlink"/>
+                </w:rPr>
+                <w:t xml:space="preserve">v5.0.0</w:t>
+              </w:r>
+            </w:hyperlink>
+            <w:r>
+              <w:t xml:space="preserve">.</w:t>
+            </w:r>
+          </w:p>
+        </w:tc>
+      </w:tr>
+      <w:tr>
+        <w:tc>
+          <w:tcPr/>
+          <w:p>
+            <w:pPr>
+              <w:jc w:val="center"/>
+            </w:pPr>
+            <w:r>
+              <w:t xml:space="preserve">C</w:t>
+            </w:r>
+          </w:p>
+        </w:tc>
+        <w:tc>
+          <w:tcPr/>
+          <w:p>
+            <w:pPr>
+              <w:jc w:val="left"/>
+            </w:pPr>
+            <w:r>
+              <w:t xml:space="preserve">To improve the overall level of the firstmile ecosystem, the secure version of the MQTT protocol SHOULD be implemented (in this case, a valid certificate is required).</w:t>
+            </w:r>
+          </w:p>
+        </w:tc>
+      </w:tr>
+    </w:tbl>
+    <w:p/>
+    <w:tbl>
+      <w:tblPr>
+        <w:tblStyle w:val="Table"/>
+        <w:tblW w:type="pct" w:w="4500"/>
+        <w:tblLook w:firstRow="0" w:lastRow="0" w:firstColumn="0" w:lastColumn="0" w:noHBand="0" w:noVBand="0" w:val="0000"/>
+        <w:jc w:val="start"/>
+      </w:tblPr>
+      <w:tblGrid>
+        <w:gridCol w:w="1782"/>
+        <w:gridCol w:w="5346"/>
+      </w:tblGrid>
+      <w:tr>
+        <w:tc>
+          <w:tcPr/>
+          <w:p>
+            <w:pPr>
+              <w:jc w:val="center"/>
+            </w:pPr>
+            <w:r>
+              <w:rPr>
+                <w:bCs/>
+                <w:b/>
+              </w:rPr>
+              <w:t xml:space="preserve">Recommendation 6</w:t>
+            </w:r>
+          </w:p>
+        </w:tc>
+        <w:tc>
+          <w:tcPr/>
+          <w:p>
+            <w:pPr>
+              <w:jc w:val="left"/>
+            </w:pPr>
+            <w:r>
+              <w:rPr>
+                <w:bCs/>
+                <w:b/>
+              </w:rPr>
+              <w:t xml:space="preserve">/rec/transmission/protocol</w:t>
+            </w:r>
+          </w:p>
+        </w:tc>
+      </w:tr>
+      <w:tr>
+        <w:tc>
+          <w:tcPr/>
+          <w:p>
+            <w:pPr>
+              <w:jc w:val="center"/>
+            </w:pPr>
+            <w:r>
+              <w:t xml:space="preserve">A</w:t>
+            </w:r>
+          </w:p>
+        </w:tc>
+        <w:tc>
+          <w:tcPr/>
+          <w:p>
+            <w:pPr>
+              <w:jc w:val="left"/>
+            </w:pPr>
+            <w:r>
+              <w:t xml:space="preserve">To improve the overall level of the firstmile ecosystem, the secure version of the MQTT protocol SHOULD be implemented (in which case a valid certificate is required).</w:t>
+            </w:r>
+          </w:p>
+        </w:tc>
+      </w:tr>
+      <w:tr>
+        <w:tc>
+          <w:tcPr/>
+          <w:p>
+            <w:pPr>
+              <w:jc w:val="center"/>
+            </w:pPr>
+            <w:r>
+              <w:t xml:space="preserve">B</w:t>
+            </w:r>
+          </w:p>
+        </w:tc>
+        <w:tc>
+          <w:tcPr/>
+          <w:p>
+            <w:pPr>
+              <w:jc w:val="left"/>
+            </w:pPr>
+            <w:r>
+              <w:t xml:space="preserve">The following ports SHOULD be used for TCP provisioning:</w:t>
+            </w:r>
+          </w:p>
+          <w:p>
+            <w:pPr>
+              <w:numPr>
+                <w:ilvl w:val="0"/>
+                <w:numId w:val="1009"/>
+              </w:numPr>
+              <w:jc w:val="left"/>
+            </w:pPr>
+            <w:r>
+              <w:t xml:space="preserve">non-secure: 1883</w:t>
+            </w:r>
+          </w:p>
+          <w:p>
+            <w:pPr>
+              <w:numPr>
+                <w:ilvl w:val="0"/>
+                <w:numId w:val="1009"/>
+              </w:numPr>
+              <w:jc w:val="left"/>
+            </w:pPr>
+            <w:r>
+              <w:t xml:space="preserve">secure: 8883</w:t>
+            </w:r>
+          </w:p>
+          <w:p>
+            <w:pPr>
+              <w:numPr>
+                <w:ilvl w:val="0"/>
+                <w:numId w:val="1009"/>
+              </w:numPr>
+              <w:jc w:val="left"/>
+            </w:pPr>
+            <w:r>
+              <w:t xml:space="preserve">WebSockets: 443</w:t>
+            </w:r>
+          </w:p>
+        </w:tc>
+      </w:tr>
+    </w:tbl>
     <w:bookmarkEnd w:id="92"/>
-    <w:bookmarkStart w:id="97" w:name="X78fdb1f4716baf4c26796c550dad0531813f831"/>
+    <w:bookmarkStart w:id="93" w:name="X02db7699fa6ee24d03ecc88f45942d5d78f06b9"/>
+    <w:p>
+      <w:pPr>
+        <w:pStyle w:val="Heading3"/>
+      </w:pPr>
+      <w:r>
+        <w:t xml:space="preserve">Topic Hierarchy</w:t>
+      </w:r>
+    </w:p>
+    <w:bookmarkEnd w:id="93"/>
+    <w:bookmarkEnd w:id="94"/>
+    <w:bookmarkEnd w:id="95"/>
+    <w:bookmarkStart w:id="100" w:name="X78fdb1f4716baf4c26796c550dad0531813f831"/>
     <w:p>
       <w:pPr>
         <w:pStyle w:val="Heading1"/>
@@ -7287,7 +7590,7 @@
         <w:t xml:space="preserve">Conformance Class Abstract Test Suite (Normative)</w:t>
       </w:r>
     </w:p>
-    <w:bookmarkStart w:id="94" w:name="X61914e26939b0258a4f72336330af4ad3549113"/>
+    <w:bookmarkStart w:id="97" w:name="X61914e26939b0258a4f72336330af4ad3549113"/>
     <w:p>
       <w:pPr>
         <w:pStyle w:val="Heading2"/>
@@ -7349,7 +7652,7 @@
         <w:t xml:space="preserve">Target Type:Encoding</w:t>
       </w:r>
     </w:p>
-    <w:bookmarkStart w:id="93" w:name="X3a04224f617536f2fb363349e0c2c664c06221f"/>
+    <w:bookmarkStart w:id="96" w:name="X3a04224f617536f2fb363349e0c2c664c06221f"/>
     <w:p>
       <w:pPr>
         <w:pStyle w:val="Heading3"/>
@@ -7422,9 +7725,9 @@
         <w:t xml:space="preserve">TODO</w:t>
       </w:r>
     </w:p>
-    <w:bookmarkEnd w:id="93"/>
-    <w:bookmarkEnd w:id="94"/>
-    <w:bookmarkStart w:id="96" w:name="X2c8e2ae5fe17c8e8966a4a52a89f1d3267a82e8"/>
+    <w:bookmarkEnd w:id="96"/>
+    <w:bookmarkEnd w:id="97"/>
+    <w:bookmarkStart w:id="99" w:name="X2c8e2ae5fe17c8e8966a4a52a89f1d3267a82e8"/>
     <w:p>
       <w:pPr>
         <w:pStyle w:val="Heading2"/>
@@ -7486,7 +7789,7 @@
         <w:t xml:space="preserve">Target Type:Message Encoding</w:t>
       </w:r>
     </w:p>
-    <w:bookmarkStart w:id="95" w:name="X9e0a8bd10e03690b4283099fbf6931212327cb6"/>
+    <w:bookmarkStart w:id="98" w:name="X9e0a8bd10e03690b4283099fbf6931212327cb6"/>
     <w:p>
       <w:pPr>
         <w:pStyle w:val="Heading3"/>
@@ -7495,10 +7798,10 @@
         <w:t xml:space="preserve">Encoding</w:t>
       </w:r>
     </w:p>
-    <w:bookmarkEnd w:id="95"/>
-    <w:bookmarkEnd w:id="96"/>
-    <w:bookmarkEnd w:id="97"/>
-    <w:bookmarkStart w:id="102" w:name="schemas"/>
+    <w:bookmarkEnd w:id="98"/>
+    <w:bookmarkEnd w:id="99"/>
+    <w:bookmarkEnd w:id="100"/>
+    <w:bookmarkStart w:id="105" w:name="schemas"/>
     <w:p>
       <w:pPr>
         <w:pStyle w:val="Heading1"/>
@@ -7530,7 +7833,7 @@
         <w:t xml:space="preserve">once the standard has been approved.</w:t>
       </w:r>
     </w:p>
-    <w:bookmarkStart w:id="98" w:name="X880462e29bd9c7f9cef187bf395e7ce87ff2224"/>
+    <w:bookmarkStart w:id="101" w:name="X880462e29bd9c7f9cef187bf395e7ce87ff2224"/>
     <w:p>
       <w:pPr>
         <w:pStyle w:val="Heading2"/>
@@ -8561,8 +8864,8 @@
         <w:t xml:space="preserve">}</w:t>
       </w:r>
     </w:p>
-    <w:bookmarkEnd w:id="98"/>
-    <w:bookmarkStart w:id="101" w:name="Xdd1fe16469c2eadaa904f6e369398e4a8c19852"/>
+    <w:bookmarkEnd w:id="101"/>
+    <w:bookmarkStart w:id="104" w:name="Xdd1fe16469c2eadaa904f6e369398e4a8c19852"/>
     <w:p>
       <w:pPr>
         <w:pStyle w:val="Heading2"/>
@@ -8571,7 +8874,7 @@
         <w:t xml:space="preserve">Enumerations</w:t>
       </w:r>
     </w:p>
-    <w:bookmarkStart w:id="99" w:name="X974361986fb85896cad8d73d8da9e7481cde38c"/>
+    <w:bookmarkStart w:id="102" w:name="X974361986fb85896cad8d73d8da9e7481cde38c"/>
     <w:p>
       <w:pPr>
         <w:pStyle w:val="Heading3"/>
@@ -9361,8 +9664,8 @@
         <w:t xml:space="preserve">shall specify the duration over which the aggregation is performed.</w:t>
       </w:r>
     </w:p>
-    <w:bookmarkEnd w:id="99"/>
-    <w:bookmarkStart w:id="100" w:name="X74d4f5b1443596dd08a6ea00592edb81132a5cb"/>
+    <w:bookmarkEnd w:id="102"/>
+    <w:bookmarkStart w:id="103" w:name="X74d4f5b1443596dd08a6ea00592edb81132a5cb"/>
     <w:p>
       <w:pPr>
         <w:pStyle w:val="Heading3"/>
@@ -9661,57 +9964,7652 @@
         <w:t xml:space="preserve">The choice of reference surface is determined by the user based on the measurement context and requirements. For example, meteorological observations of air temperature typically use height above ground level (GL), while atmospheric pressure observations may reference mean sea level (MSL).</w:t>
       </w:r>
     </w:p>
-    <w:bookmarkEnd w:id="100"/>
-    <w:bookmarkEnd w:id="101"/>
-    <w:bookmarkEnd w:id="102"/>
-    <w:bookmarkStart w:id="105" w:name="examples"/>
-    <w:p>
-      <w:pPr>
-        <w:pStyle w:val="Heading1"/>
-      </w:pPr>
-      <w:r>
-        <w:t xml:space="preserve">Examples (Informative)</w:t>
-      </w:r>
-    </w:p>
-    <w:bookmarkStart w:id="103" w:name="X68ae7d3cf07904a2b65da44dbbe6172616b3505"/>
-    <w:p>
-      <w:pPr>
-        <w:pStyle w:val="Heading2"/>
-      </w:pPr>
-      <w:r>
-        <w:t xml:space="preserve">Transmission topics</w:t>
-      </w:r>
-    </w:p>
     <w:bookmarkEnd w:id="103"/>
-    <w:bookmarkStart w:id="104" w:name="X9f4d614843744384f3a7741ad5521bc4cfb9588"/>
-    <w:p>
-      <w:pPr>
-        <w:pStyle w:val="Heading2"/>
-      </w:pPr>
-      <w:r>
-        <w:t xml:space="preserve">Data and metadata messages</w:t>
-      </w:r>
-    </w:p>
     <w:bookmarkEnd w:id="104"/>
     <w:bookmarkEnd w:id="105"/>
-    <w:bookmarkStart w:id="108" w:name="Bibliography"/>
+    <w:bookmarkStart w:id="110" w:name="examples"/>
     <w:p>
       <w:pPr>
         <w:pStyle w:val="Heading1"/>
       </w:pPr>
       <w:r>
-        <w:t xml:space="preserve">Bibliography</w:t>
+        <w:t xml:space="preserve">Examples (Informative)</w:t>
+      </w:r>
+    </w:p>
+    <w:bookmarkStart w:id="106" w:name="X68ae7d3cf07904a2b65da44dbbe6172616b3505"/>
+    <w:p>
+      <w:pPr>
+        <w:pStyle w:val="Heading2"/>
+      </w:pPr>
+      <w:r>
+        <w:t xml:space="preserve">Transmission topics</w:t>
+      </w:r>
+    </w:p>
+    <w:bookmarkEnd w:id="106"/>
+    <w:bookmarkStart w:id="109" w:name="X9f4d614843744384f3a7741ad5521bc4cfb9588"/>
+    <w:p>
+      <w:pPr>
+        <w:pStyle w:val="Heading2"/>
+      </w:pPr>
+      <w:r>
+        <w:t xml:space="preserve">Data and metadata messages</w:t>
+      </w:r>
+    </w:p>
+    <w:p>
+      <w:pPr>
+        <w:pStyle w:val="FirstParagraph"/>
+      </w:pPr>
+      <w:r>
+        <w:t xml:space="preserve">Each example below is a complete FirstMileMessage, with one of the</w:t>
+      </w:r>
+      <w:r>
+        <w:t xml:space="preserve"> </w:t>
+      </w:r>
+      <w:r>
+        <w:rPr>
+          <w:rStyle w:val="VerbatimChar"/>
+        </w:rPr>
+        <w:t xml:space="preserve">metadata</w:t>
+      </w:r>
+      <w:r>
+        <w:t xml:space="preserve"> </w:t>
+      </w:r>
+      <w:r>
+        <w:t xml:space="preserve">or</w:t>
+      </w:r>
+      <w:r>
+        <w:t xml:space="preserve"> </w:t>
+      </w:r>
+      <w:r>
+        <w:rPr>
+          <w:rStyle w:val="VerbatimChar"/>
+        </w:rPr>
+        <w:t xml:space="preserve">data</w:t>
+      </w:r>
+      <w:r>
+        <w:t xml:space="preserve"> </w:t>
+      </w:r>
+      <w:r>
+        <w:t xml:space="preserve">elements populated as appropriate.</w:t>
+      </w:r>
+    </w:p>
+    <w:bookmarkStart w:id="107" w:name="Xf60c31f0b033f47ccd54b1ba8c1bc71fef83521"/>
+    <w:p>
+      <w:pPr>
+        <w:pStyle w:val="Heading3"/>
+      </w:pPr>
+      <w:r>
+        <w:t xml:space="preserve">Hydrological station</w:t>
+      </w:r>
+    </w:p>
+    <w:p>
+      <w:pPr>
+        <w:pStyle w:val="FirstParagraph"/>
+      </w:pPr>
+      <w:r>
+        <w:t xml:space="preserve">This example simulates a simple hydrological gauging station.</w:t>
       </w:r>
     </w:p>
     <w:p>
       <w:pPr>
         <w:numPr>
           <w:ilvl w:val="0"/>
-          <w:numId w:val="1009"/>
+          <w:numId w:val="1010"/>
         </w:numPr>
       </w:pPr>
-      <w:bookmarkStart w:id="106" w:name="link-relations"/>
-      <w:bookmarkEnd w:id="106"/>
+      <w:r>
+        <w:t xml:space="preserve">Node: the node/datalogger purely acts as a gateway, does not provide any internal diagnostics or measurements, and the metadata does not contain any specific information about the node device.</w:t>
+      </w:r>
+    </w:p>
+    <w:p>
+      <w:pPr>
+        <w:numPr>
+          <w:ilvl w:val="0"/>
+          <w:numId w:val="1010"/>
+        </w:numPr>
+      </w:pPr>
+      <w:r>
+        <w:t xml:space="preserve">Observers: Geolux Radar (water level) and OTT Pluvio² (rainfall).</w:t>
+      </w:r>
+    </w:p>
+    <w:p>
+      <w:pPr>
+        <w:pStyle w:val="FirstParagraph"/>
+      </w:pPr>
+      <w:r>
+        <w:t xml:space="preserve">Key points:</w:t>
+      </w:r>
+    </w:p>
+    <w:p>
+      <w:pPr>
+        <w:numPr>
+          <w:ilvl w:val="0"/>
+          <w:numId w:val="1011"/>
+        </w:numPr>
+      </w:pPr>
+      <w:r>
+        <w:t xml:space="preserve">Measures critical hydrological parameters: water level and rainfall intensity.</w:t>
+      </w:r>
+    </w:p>
+    <w:p>
+      <w:pPr>
+        <w:numPr>
+          <w:ilvl w:val="0"/>
+          <w:numId w:val="1011"/>
+        </w:numPr>
+      </w:pPr>
+      <w:r>
+        <w:t xml:space="preserve">Data is grouped under a single parameter definition since all values represent hydrological measurements.</w:t>
+      </w:r>
+    </w:p>
+    <w:p>
+      <w:pPr>
+        <w:numPr>
+          <w:ilvl w:val="0"/>
+          <w:numId w:val="1011"/>
+        </w:numPr>
+      </w:pPr>
+      <w:r>
+        <w:t xml:space="preserve">Metadata is minimal — there is no firmware version or serial number information from the observer instruments.</w:t>
+      </w:r>
+    </w:p>
+    <w:p>
+      <w:pPr>
+        <w:numPr>
+          <w:ilvl w:val="0"/>
+          <w:numId w:val="1011"/>
+        </w:numPr>
+      </w:pPr>
+      <w:r>
+        <w:t xml:space="preserve">The sample data payload contains three measurements taken 10 minutes apart.</w:t>
+      </w:r>
+    </w:p>
+    <w:p>
+      <w:pPr>
+        <w:pStyle w:val="FirstParagraph"/>
+      </w:pPr>
+      <w:r>
+        <w:rPr>
+          <w:bCs/>
+          <w:b/>
+        </w:rPr>
+        <w:t xml:space="preserve">FirstMileMessage (metadata)</w:t>
+      </w:r>
+    </w:p>
+    <w:p>
+      <w:pPr>
+        <w:pStyle w:val="SourceCode"/>
+      </w:pPr>
+      <w:r>
+        <w:rPr>
+          <w:rStyle w:val="FunctionTok"/>
+        </w:rPr>
+        <w:t xml:space="preserve">{</w:t>
+      </w:r>
+      <w:r>
+        <w:br/>
+      </w:r>
+      <w:r>
+        <w:rPr>
+          <w:rStyle w:val="NormalTok"/>
+        </w:rPr>
+        <w:t xml:space="preserve">    </w:t>
+      </w:r>
+      <w:r>
+        <w:rPr>
+          <w:rStyle w:val="DataTypeTok"/>
+        </w:rPr>
+        <w:t xml:space="preserve">"metadata"</w:t>
+      </w:r>
+      <w:r>
+        <w:rPr>
+          <w:rStyle w:val="FunctionTok"/>
+        </w:rPr>
+        <w:t xml:space="preserve">:</w:t>
+      </w:r>
+      <w:r>
+        <w:rPr>
+          <w:rStyle w:val="NormalTok"/>
+        </w:rPr>
+        <w:t xml:space="preserve"> </w:t>
+      </w:r>
+      <w:r>
+        <w:rPr>
+          <w:rStyle w:val="FunctionTok"/>
+        </w:rPr>
+        <w:t xml:space="preserve">{</w:t>
+      </w:r>
+      <w:r>
+        <w:br/>
+      </w:r>
+      <w:r>
+        <w:rPr>
+          <w:rStyle w:val="NormalTok"/>
+        </w:rPr>
+        <w:t xml:space="preserve">        </w:t>
+      </w:r>
+      <w:r>
+        <w:rPr>
+          <w:rStyle w:val="DataTypeTok"/>
+        </w:rPr>
+        <w:t xml:space="preserve">"node"</w:t>
+      </w:r>
+      <w:r>
+        <w:rPr>
+          <w:rStyle w:val="FunctionTok"/>
+        </w:rPr>
+        <w:t xml:space="preserve">:</w:t>
+      </w:r>
+      <w:r>
+        <w:rPr>
+          <w:rStyle w:val="NormalTok"/>
+        </w:rPr>
+        <w:t xml:space="preserve"> </w:t>
+      </w:r>
+      <w:r>
+        <w:rPr>
+          <w:rStyle w:val="FunctionTok"/>
+        </w:rPr>
+        <w:t xml:space="preserve">{</w:t>
+      </w:r>
+      <w:r>
+        <w:br/>
+      </w:r>
+      <w:r>
+        <w:rPr>
+          <w:rStyle w:val="NormalTok"/>
+        </w:rPr>
+        <w:t xml:space="preserve">            </w:t>
+      </w:r>
+      <w:r>
+        <w:rPr>
+          <w:rStyle w:val="DataTypeTok"/>
+        </w:rPr>
+        <w:t xml:space="preserve">"name"</w:t>
+      </w:r>
+      <w:r>
+        <w:rPr>
+          <w:rStyle w:val="FunctionTok"/>
+        </w:rPr>
+        <w:t xml:space="preserve">:</w:t>
+      </w:r>
+      <w:r>
+        <w:rPr>
+          <w:rStyle w:val="NormalTok"/>
+        </w:rPr>
+        <w:t xml:space="preserve"> </w:t>
+      </w:r>
+      <w:r>
+        <w:rPr>
+          <w:rStyle w:val="StringTok"/>
+        </w:rPr>
+        <w:t xml:space="preserve">"Hydro-Station-02"</w:t>
+      </w:r>
+      <w:r>
+        <w:rPr>
+          <w:rStyle w:val="FunctionTok"/>
+        </w:rPr>
+        <w:t xml:space="preserve">,</w:t>
+      </w:r>
+      <w:r>
+        <w:br/>
+      </w:r>
+      <w:r>
+        <w:rPr>
+          <w:rStyle w:val="NormalTok"/>
+        </w:rPr>
+        <w:t xml:space="preserve">            </w:t>
+      </w:r>
+      <w:r>
+        <w:rPr>
+          <w:rStyle w:val="DataTypeTok"/>
+        </w:rPr>
+        <w:t xml:space="preserve">"serialNumber"</w:t>
+      </w:r>
+      <w:r>
+        <w:rPr>
+          <w:rStyle w:val="FunctionTok"/>
+        </w:rPr>
+        <w:t xml:space="preserve">:</w:t>
+      </w:r>
+      <w:r>
+        <w:rPr>
+          <w:rStyle w:val="NormalTok"/>
+        </w:rPr>
+        <w:t xml:space="preserve"> </w:t>
+      </w:r>
+      <w:r>
+        <w:rPr>
+          <w:rStyle w:val="StringTok"/>
+        </w:rPr>
+        <w:t xml:space="preserve">"HYDSTN002-2025"</w:t>
+      </w:r>
+      <w:r>
+        <w:br/>
+      </w:r>
+      <w:r>
+        <w:rPr>
+          <w:rStyle w:val="NormalTok"/>
+        </w:rPr>
+        <w:t xml:space="preserve">        </w:t>
+      </w:r>
+      <w:r>
+        <w:rPr>
+          <w:rStyle w:val="FunctionTok"/>
+        </w:rPr>
+        <w:t xml:space="preserve">},</w:t>
+      </w:r>
+      <w:r>
+        <w:br/>
+      </w:r>
+      <w:r>
+        <w:rPr>
+          <w:rStyle w:val="NormalTok"/>
+        </w:rPr>
+        <w:t xml:space="preserve">        </w:t>
+      </w:r>
+      <w:r>
+        <w:rPr>
+          <w:rStyle w:val="DataTypeTok"/>
+        </w:rPr>
+        <w:t xml:space="preserve">"observers"</w:t>
+      </w:r>
+      <w:r>
+        <w:rPr>
+          <w:rStyle w:val="FunctionTok"/>
+        </w:rPr>
+        <w:t xml:space="preserve">:</w:t>
+      </w:r>
+      <w:r>
+        <w:rPr>
+          <w:rStyle w:val="NormalTok"/>
+        </w:rPr>
+        <w:t xml:space="preserve"> </w:t>
+      </w:r>
+      <w:r>
+        <w:rPr>
+          <w:rStyle w:val="OtherTok"/>
+        </w:rPr>
+        <w:t xml:space="preserve">[</w:t>
+      </w:r>
+      <w:r>
+        <w:br/>
+      </w:r>
+      <w:r>
+        <w:rPr>
+          <w:rStyle w:val="NormalTok"/>
+        </w:rPr>
+        <w:t xml:space="preserve">            </w:t>
+      </w:r>
+      <w:r>
+        <w:rPr>
+          <w:rStyle w:val="FunctionTok"/>
+        </w:rPr>
+        <w:t xml:space="preserve">{</w:t>
+      </w:r>
+      <w:r>
+        <w:br/>
+      </w:r>
+      <w:r>
+        <w:rPr>
+          <w:rStyle w:val="NormalTok"/>
+        </w:rPr>
+        <w:t xml:space="preserve">                </w:t>
+      </w:r>
+      <w:r>
+        <w:rPr>
+          <w:rStyle w:val="DataTypeTok"/>
+        </w:rPr>
+        <w:t xml:space="preserve">"id"</w:t>
+      </w:r>
+      <w:r>
+        <w:rPr>
+          <w:rStyle w:val="FunctionTok"/>
+        </w:rPr>
+        <w:t xml:space="preserve">:</w:t>
+      </w:r>
+      <w:r>
+        <w:rPr>
+          <w:rStyle w:val="NormalTok"/>
+        </w:rPr>
+        <w:t xml:space="preserve"> </w:t>
+      </w:r>
+      <w:r>
+        <w:rPr>
+          <w:rStyle w:val="DecValTok"/>
+        </w:rPr>
+        <w:t xml:space="preserve">1</w:t>
+      </w:r>
+      <w:r>
+        <w:rPr>
+          <w:rStyle w:val="FunctionTok"/>
+        </w:rPr>
+        <w:t xml:space="preserve">,</w:t>
+      </w:r>
+      <w:r>
+        <w:br/>
+      </w:r>
+      <w:r>
+        <w:rPr>
+          <w:rStyle w:val="NormalTok"/>
+        </w:rPr>
+        <w:t xml:space="preserve">                </w:t>
+      </w:r>
+      <w:r>
+        <w:rPr>
+          <w:rStyle w:val="DataTypeTok"/>
+        </w:rPr>
+        <w:t xml:space="preserve">"name"</w:t>
+      </w:r>
+      <w:r>
+        <w:rPr>
+          <w:rStyle w:val="FunctionTok"/>
+        </w:rPr>
+        <w:t xml:space="preserve">:</w:t>
+      </w:r>
+      <w:r>
+        <w:rPr>
+          <w:rStyle w:val="NormalTok"/>
+        </w:rPr>
+        <w:t xml:space="preserve"> </w:t>
+      </w:r>
+      <w:r>
+        <w:rPr>
+          <w:rStyle w:val="StringTok"/>
+        </w:rPr>
+        <w:t xml:space="preserve">"Geolux LX-80 Radar Level Sensor"</w:t>
+      </w:r>
+      <w:r>
+        <w:br/>
+      </w:r>
+      <w:r>
+        <w:rPr>
+          <w:rStyle w:val="NormalTok"/>
+        </w:rPr>
+        <w:t xml:space="preserve">            </w:t>
+      </w:r>
+      <w:r>
+        <w:rPr>
+          <w:rStyle w:val="FunctionTok"/>
+        </w:rPr>
+        <w:t xml:space="preserve">}</w:t>
+      </w:r>
+      <w:r>
+        <w:rPr>
+          <w:rStyle w:val="OtherTok"/>
+        </w:rPr>
+        <w:t xml:space="preserve">,</w:t>
+      </w:r>
+      <w:r>
+        <w:br/>
+      </w:r>
+      <w:r>
+        <w:rPr>
+          <w:rStyle w:val="NormalTok"/>
+        </w:rPr>
+        <w:t xml:space="preserve">            </w:t>
+      </w:r>
+      <w:r>
+        <w:rPr>
+          <w:rStyle w:val="FunctionTok"/>
+        </w:rPr>
+        <w:t xml:space="preserve">{</w:t>
+      </w:r>
+      <w:r>
+        <w:br/>
+      </w:r>
+      <w:r>
+        <w:rPr>
+          <w:rStyle w:val="NormalTok"/>
+        </w:rPr>
+        <w:t xml:space="preserve">                </w:t>
+      </w:r>
+      <w:r>
+        <w:rPr>
+          <w:rStyle w:val="DataTypeTok"/>
+        </w:rPr>
+        <w:t xml:space="preserve">"id"</w:t>
+      </w:r>
+      <w:r>
+        <w:rPr>
+          <w:rStyle w:val="FunctionTok"/>
+        </w:rPr>
+        <w:t xml:space="preserve">:</w:t>
+      </w:r>
+      <w:r>
+        <w:rPr>
+          <w:rStyle w:val="NormalTok"/>
+        </w:rPr>
+        <w:t xml:space="preserve"> </w:t>
+      </w:r>
+      <w:r>
+        <w:rPr>
+          <w:rStyle w:val="DecValTok"/>
+        </w:rPr>
+        <w:t xml:space="preserve">2</w:t>
+      </w:r>
+      <w:r>
+        <w:rPr>
+          <w:rStyle w:val="FunctionTok"/>
+        </w:rPr>
+        <w:t xml:space="preserve">,</w:t>
+      </w:r>
+      <w:r>
+        <w:br/>
+      </w:r>
+      <w:r>
+        <w:rPr>
+          <w:rStyle w:val="NormalTok"/>
+        </w:rPr>
+        <w:t xml:space="preserve">                </w:t>
+      </w:r>
+      <w:r>
+        <w:rPr>
+          <w:rStyle w:val="DataTypeTok"/>
+        </w:rPr>
+        <w:t xml:space="preserve">"name"</w:t>
+      </w:r>
+      <w:r>
+        <w:rPr>
+          <w:rStyle w:val="FunctionTok"/>
+        </w:rPr>
+        <w:t xml:space="preserve">:</w:t>
+      </w:r>
+      <w:r>
+        <w:rPr>
+          <w:rStyle w:val="NormalTok"/>
+        </w:rPr>
+        <w:t xml:space="preserve"> </w:t>
+      </w:r>
+      <w:r>
+        <w:rPr>
+          <w:rStyle w:val="StringTok"/>
+        </w:rPr>
+        <w:t xml:space="preserve">"OTT Pluvio² Rain Gauge"</w:t>
+      </w:r>
+      <w:r>
+        <w:br/>
+      </w:r>
+      <w:r>
+        <w:rPr>
+          <w:rStyle w:val="NormalTok"/>
+        </w:rPr>
+        <w:t xml:space="preserve">            </w:t>
+      </w:r>
+      <w:r>
+        <w:rPr>
+          <w:rStyle w:val="FunctionTok"/>
+        </w:rPr>
+        <w:t xml:space="preserve">}</w:t>
+      </w:r>
+      <w:r>
+        <w:br/>
+      </w:r>
+      <w:r>
+        <w:rPr>
+          <w:rStyle w:val="NormalTok"/>
+        </w:rPr>
+        <w:t xml:space="preserve">        </w:t>
+      </w:r>
+      <w:r>
+        <w:rPr>
+          <w:rStyle w:val="OtherTok"/>
+        </w:rPr>
+        <w:t xml:space="preserve">]</w:t>
+      </w:r>
+      <w:r>
+        <w:rPr>
+          <w:rStyle w:val="FunctionTok"/>
+        </w:rPr>
+        <w:t xml:space="preserve">,</w:t>
+      </w:r>
+      <w:r>
+        <w:br/>
+      </w:r>
+      <w:r>
+        <w:rPr>
+          <w:rStyle w:val="NormalTok"/>
+        </w:rPr>
+        <w:t xml:space="preserve">        </w:t>
+      </w:r>
+      <w:r>
+        <w:rPr>
+          <w:rStyle w:val="DataTypeTok"/>
+        </w:rPr>
+        <w:t xml:space="preserve">"parameterDefinitions"</w:t>
+      </w:r>
+      <w:r>
+        <w:rPr>
+          <w:rStyle w:val="FunctionTok"/>
+        </w:rPr>
+        <w:t xml:space="preserve">:</w:t>
+      </w:r>
+      <w:r>
+        <w:rPr>
+          <w:rStyle w:val="NormalTok"/>
+        </w:rPr>
+        <w:t xml:space="preserve"> </w:t>
+      </w:r>
+      <w:r>
+        <w:rPr>
+          <w:rStyle w:val="OtherTok"/>
+        </w:rPr>
+        <w:t xml:space="preserve">[</w:t>
+      </w:r>
+      <w:r>
+        <w:br/>
+      </w:r>
+      <w:r>
+        <w:rPr>
+          <w:rStyle w:val="NormalTok"/>
+        </w:rPr>
+        <w:t xml:space="preserve">            </w:t>
+      </w:r>
+      <w:r>
+        <w:rPr>
+          <w:rStyle w:val="FunctionTok"/>
+        </w:rPr>
+        <w:t xml:space="preserve">{</w:t>
+      </w:r>
+      <w:r>
+        <w:br/>
+      </w:r>
+      <w:r>
+        <w:rPr>
+          <w:rStyle w:val="NormalTok"/>
+        </w:rPr>
+        <w:t xml:space="preserve">                </w:t>
+      </w:r>
+      <w:r>
+        <w:rPr>
+          <w:rStyle w:val="DataTypeTok"/>
+        </w:rPr>
+        <w:t xml:space="preserve">"id"</w:t>
+      </w:r>
+      <w:r>
+        <w:rPr>
+          <w:rStyle w:val="FunctionTok"/>
+        </w:rPr>
+        <w:t xml:space="preserve">:</w:t>
+      </w:r>
+      <w:r>
+        <w:rPr>
+          <w:rStyle w:val="NormalTok"/>
+        </w:rPr>
+        <w:t xml:space="preserve"> </w:t>
+      </w:r>
+      <w:r>
+        <w:rPr>
+          <w:rStyle w:val="DecValTok"/>
+        </w:rPr>
+        <w:t xml:space="preserve">1</w:t>
+      </w:r>
+      <w:r>
+        <w:rPr>
+          <w:rStyle w:val="FunctionTok"/>
+        </w:rPr>
+        <w:t xml:space="preserve">,</w:t>
+      </w:r>
+      <w:r>
+        <w:br/>
+      </w:r>
+      <w:r>
+        <w:rPr>
+          <w:rStyle w:val="NormalTok"/>
+        </w:rPr>
+        <w:t xml:space="preserve">                </w:t>
+      </w:r>
+      <w:r>
+        <w:rPr>
+          <w:rStyle w:val="DataTypeTok"/>
+        </w:rPr>
+        <w:t xml:space="preserve">"description"</w:t>
+      </w:r>
+      <w:r>
+        <w:rPr>
+          <w:rStyle w:val="FunctionTok"/>
+        </w:rPr>
+        <w:t xml:space="preserve">:</w:t>
+      </w:r>
+      <w:r>
+        <w:rPr>
+          <w:rStyle w:val="NormalTok"/>
+        </w:rPr>
+        <w:t xml:space="preserve"> </w:t>
+      </w:r>
+      <w:r>
+        <w:rPr>
+          <w:rStyle w:val="StringTok"/>
+        </w:rPr>
+        <w:t xml:space="preserve">"Hydrological parameters"</w:t>
+      </w:r>
+      <w:r>
+        <w:rPr>
+          <w:rStyle w:val="FunctionTok"/>
+        </w:rPr>
+        <w:t xml:space="preserve">,</w:t>
+      </w:r>
+      <w:r>
+        <w:br/>
+      </w:r>
+      <w:r>
+        <w:rPr>
+          <w:rStyle w:val="NormalTok"/>
+        </w:rPr>
+        <w:t xml:space="preserve">                </w:t>
+      </w:r>
+      <w:r>
+        <w:rPr>
+          <w:rStyle w:val="DataTypeTok"/>
+        </w:rPr>
+        <w:t xml:space="preserve">"parameters"</w:t>
+      </w:r>
+      <w:r>
+        <w:rPr>
+          <w:rStyle w:val="FunctionTok"/>
+        </w:rPr>
+        <w:t xml:space="preserve">:</w:t>
+      </w:r>
+      <w:r>
+        <w:rPr>
+          <w:rStyle w:val="NormalTok"/>
+        </w:rPr>
+        <w:t xml:space="preserve"> </w:t>
+      </w:r>
+      <w:r>
+        <w:rPr>
+          <w:rStyle w:val="OtherTok"/>
+        </w:rPr>
+        <w:t xml:space="preserve">[</w:t>
+      </w:r>
+      <w:r>
+        <w:br/>
+      </w:r>
+      <w:r>
+        <w:rPr>
+          <w:rStyle w:val="NormalTok"/>
+        </w:rPr>
+        <w:t xml:space="preserve">                    </w:t>
+      </w:r>
+      <w:r>
+        <w:rPr>
+          <w:rStyle w:val="FunctionTok"/>
+        </w:rPr>
+        <w:t xml:space="preserve">{</w:t>
+      </w:r>
+      <w:r>
+        <w:br/>
+      </w:r>
+      <w:r>
+        <w:rPr>
+          <w:rStyle w:val="NormalTok"/>
+        </w:rPr>
+        <w:t xml:space="preserve">                        </w:t>
+      </w:r>
+      <w:r>
+        <w:rPr>
+          <w:rStyle w:val="DataTypeTok"/>
+        </w:rPr>
+        <w:t xml:space="preserve">"longName"</w:t>
+      </w:r>
+      <w:r>
+        <w:rPr>
+          <w:rStyle w:val="FunctionTok"/>
+        </w:rPr>
+        <w:t xml:space="preserve">:</w:t>
+      </w:r>
+      <w:r>
+        <w:rPr>
+          <w:rStyle w:val="NormalTok"/>
+        </w:rPr>
+        <w:t xml:space="preserve"> </w:t>
+      </w:r>
+      <w:r>
+        <w:rPr>
+          <w:rStyle w:val="StringTok"/>
+        </w:rPr>
+        <w:t xml:space="preserve">"Water Level"</w:t>
+      </w:r>
+      <w:r>
+        <w:rPr>
+          <w:rStyle w:val="FunctionTok"/>
+        </w:rPr>
+        <w:t xml:space="preserve">,</w:t>
+      </w:r>
+      <w:r>
+        <w:br/>
+      </w:r>
+      <w:r>
+        <w:rPr>
+          <w:rStyle w:val="NormalTok"/>
+        </w:rPr>
+        <w:t xml:space="preserve">                        </w:t>
+      </w:r>
+      <w:r>
+        <w:rPr>
+          <w:rStyle w:val="DataTypeTok"/>
+        </w:rPr>
+        <w:t xml:space="preserve">"unit"</w:t>
+      </w:r>
+      <w:r>
+        <w:rPr>
+          <w:rStyle w:val="FunctionTok"/>
+        </w:rPr>
+        <w:t xml:space="preserve">:</w:t>
+      </w:r>
+      <w:r>
+        <w:rPr>
+          <w:rStyle w:val="NormalTok"/>
+        </w:rPr>
+        <w:t xml:space="preserve"> </w:t>
+      </w:r>
+      <w:r>
+        <w:rPr>
+          <w:rStyle w:val="StringTok"/>
+        </w:rPr>
+        <w:t xml:space="preserve">"m"</w:t>
+      </w:r>
+      <w:r>
+        <w:rPr>
+          <w:rStyle w:val="FunctionTok"/>
+        </w:rPr>
+        <w:t xml:space="preserve">,</w:t>
+      </w:r>
+      <w:r>
+        <w:br/>
+      </w:r>
+      <w:r>
+        <w:rPr>
+          <w:rStyle w:val="NormalTok"/>
+        </w:rPr>
+        <w:t xml:space="preserve">                        </w:t>
+      </w:r>
+      <w:r>
+        <w:rPr>
+          <w:rStyle w:val="DataTypeTok"/>
+        </w:rPr>
+        <w:t xml:space="preserve">"device"</w:t>
+      </w:r>
+      <w:r>
+        <w:rPr>
+          <w:rStyle w:val="FunctionTok"/>
+        </w:rPr>
+        <w:t xml:space="preserve">:</w:t>
+      </w:r>
+      <w:r>
+        <w:rPr>
+          <w:rStyle w:val="NormalTok"/>
+        </w:rPr>
+        <w:t xml:space="preserve"> </w:t>
+      </w:r>
+      <w:r>
+        <w:rPr>
+          <w:rStyle w:val="FunctionTok"/>
+        </w:rPr>
+        <w:t xml:space="preserve">{</w:t>
+      </w:r>
+      <w:r>
+        <w:br/>
+      </w:r>
+      <w:r>
+        <w:rPr>
+          <w:rStyle w:val="NormalTok"/>
+        </w:rPr>
+        <w:t xml:space="preserve">                            </w:t>
+      </w:r>
+      <w:r>
+        <w:rPr>
+          <w:rStyle w:val="DataTypeTok"/>
+        </w:rPr>
+        <w:t xml:space="preserve">"observerId"</w:t>
+      </w:r>
+      <w:r>
+        <w:rPr>
+          <w:rStyle w:val="FunctionTok"/>
+        </w:rPr>
+        <w:t xml:space="preserve">:</w:t>
+      </w:r>
+      <w:r>
+        <w:rPr>
+          <w:rStyle w:val="NormalTok"/>
+        </w:rPr>
+        <w:t xml:space="preserve"> </w:t>
+      </w:r>
+      <w:r>
+        <w:rPr>
+          <w:rStyle w:val="DecValTok"/>
+        </w:rPr>
+        <w:t xml:space="preserve">1</w:t>
+      </w:r>
+      <w:r>
+        <w:br/>
+      </w:r>
+      <w:r>
+        <w:rPr>
+          <w:rStyle w:val="NormalTok"/>
+        </w:rPr>
+        <w:t xml:space="preserve">                        </w:t>
+      </w:r>
+      <w:r>
+        <w:rPr>
+          <w:rStyle w:val="FunctionTok"/>
+        </w:rPr>
+        <w:t xml:space="preserve">},</w:t>
+      </w:r>
+      <w:r>
+        <w:br/>
+      </w:r>
+      <w:r>
+        <w:rPr>
+          <w:rStyle w:val="NormalTok"/>
+        </w:rPr>
+        <w:t xml:space="preserve">                        </w:t>
+      </w:r>
+      <w:r>
+        <w:rPr>
+          <w:rStyle w:val="DataTypeTok"/>
+        </w:rPr>
+        <w:t xml:space="preserve">"cellMethod"</w:t>
+      </w:r>
+      <w:r>
+        <w:rPr>
+          <w:rStyle w:val="FunctionTok"/>
+        </w:rPr>
+        <w:t xml:space="preserve">:</w:t>
+      </w:r>
+      <w:r>
+        <w:rPr>
+          <w:rStyle w:val="NormalTok"/>
+        </w:rPr>
+        <w:t xml:space="preserve"> </w:t>
+      </w:r>
+      <w:r>
+        <w:rPr>
+          <w:rStyle w:val="StringTok"/>
+        </w:rPr>
+        <w:t xml:space="preserve">"MEAN"</w:t>
+      </w:r>
+      <w:r>
+        <w:rPr>
+          <w:rStyle w:val="FunctionTok"/>
+        </w:rPr>
+        <w:t xml:space="preserve">,</w:t>
+      </w:r>
+      <w:r>
+        <w:br/>
+      </w:r>
+      <w:r>
+        <w:rPr>
+          <w:rStyle w:val="NormalTok"/>
+        </w:rPr>
+        <w:t xml:space="preserve">                        </w:t>
+      </w:r>
+      <w:r>
+        <w:rPr>
+          <w:rStyle w:val="DataTypeTok"/>
+        </w:rPr>
+        <w:t xml:space="preserve">"cellPeriodSeconds"</w:t>
+      </w:r>
+      <w:r>
+        <w:rPr>
+          <w:rStyle w:val="FunctionTok"/>
+        </w:rPr>
+        <w:t xml:space="preserve">:</w:t>
+      </w:r>
+      <w:r>
+        <w:rPr>
+          <w:rStyle w:val="NormalTok"/>
+        </w:rPr>
+        <w:t xml:space="preserve"> </w:t>
+      </w:r>
+      <w:r>
+        <w:rPr>
+          <w:rStyle w:val="DecValTok"/>
+        </w:rPr>
+        <w:t xml:space="preserve">10</w:t>
+      </w:r>
+      <w:r>
+        <w:br/>
+      </w:r>
+      <w:r>
+        <w:rPr>
+          <w:rStyle w:val="NormalTok"/>
+        </w:rPr>
+        <w:t xml:space="preserve">                    </w:t>
+      </w:r>
+      <w:r>
+        <w:rPr>
+          <w:rStyle w:val="FunctionTok"/>
+        </w:rPr>
+        <w:t xml:space="preserve">}</w:t>
+      </w:r>
+      <w:r>
+        <w:rPr>
+          <w:rStyle w:val="OtherTok"/>
+        </w:rPr>
+        <w:t xml:space="preserve">,</w:t>
+      </w:r>
+      <w:r>
+        <w:br/>
+      </w:r>
+      <w:r>
+        <w:rPr>
+          <w:rStyle w:val="NormalTok"/>
+        </w:rPr>
+        <w:t xml:space="preserve">                    </w:t>
+      </w:r>
+      <w:r>
+        <w:rPr>
+          <w:rStyle w:val="FunctionTok"/>
+        </w:rPr>
+        <w:t xml:space="preserve">{</w:t>
+      </w:r>
+      <w:r>
+        <w:br/>
+      </w:r>
+      <w:r>
+        <w:rPr>
+          <w:rStyle w:val="NormalTok"/>
+        </w:rPr>
+        <w:t xml:space="preserve">                        </w:t>
+      </w:r>
+      <w:r>
+        <w:rPr>
+          <w:rStyle w:val="DataTypeTok"/>
+        </w:rPr>
+        <w:t xml:space="preserve">"longName"</w:t>
+      </w:r>
+      <w:r>
+        <w:rPr>
+          <w:rStyle w:val="FunctionTok"/>
+        </w:rPr>
+        <w:t xml:space="preserve">:</w:t>
+      </w:r>
+      <w:r>
+        <w:rPr>
+          <w:rStyle w:val="NormalTok"/>
+        </w:rPr>
+        <w:t xml:space="preserve"> </w:t>
+      </w:r>
+      <w:r>
+        <w:rPr>
+          <w:rStyle w:val="StringTok"/>
+        </w:rPr>
+        <w:t xml:space="preserve">"Rainfall Intensity"</w:t>
+      </w:r>
+      <w:r>
+        <w:rPr>
+          <w:rStyle w:val="FunctionTok"/>
+        </w:rPr>
+        <w:t xml:space="preserve">,</w:t>
+      </w:r>
+      <w:r>
+        <w:br/>
+      </w:r>
+      <w:r>
+        <w:rPr>
+          <w:rStyle w:val="NormalTok"/>
+        </w:rPr>
+        <w:t xml:space="preserve">                        </w:t>
+      </w:r>
+      <w:r>
+        <w:rPr>
+          <w:rStyle w:val="DataTypeTok"/>
+        </w:rPr>
+        <w:t xml:space="preserve">"unit"</w:t>
+      </w:r>
+      <w:r>
+        <w:rPr>
+          <w:rStyle w:val="FunctionTok"/>
+        </w:rPr>
+        <w:t xml:space="preserve">:</w:t>
+      </w:r>
+      <w:r>
+        <w:rPr>
+          <w:rStyle w:val="NormalTok"/>
+        </w:rPr>
+        <w:t xml:space="preserve"> </w:t>
+      </w:r>
+      <w:r>
+        <w:rPr>
+          <w:rStyle w:val="StringTok"/>
+        </w:rPr>
+        <w:t xml:space="preserve">"mm/h"</w:t>
+      </w:r>
+      <w:r>
+        <w:rPr>
+          <w:rStyle w:val="FunctionTok"/>
+        </w:rPr>
+        <w:t xml:space="preserve">,</w:t>
+      </w:r>
+      <w:r>
+        <w:br/>
+      </w:r>
+      <w:r>
+        <w:rPr>
+          <w:rStyle w:val="NormalTok"/>
+        </w:rPr>
+        <w:t xml:space="preserve">                        </w:t>
+      </w:r>
+      <w:r>
+        <w:rPr>
+          <w:rStyle w:val="DataTypeTok"/>
+        </w:rPr>
+        <w:t xml:space="preserve">"device"</w:t>
+      </w:r>
+      <w:r>
+        <w:rPr>
+          <w:rStyle w:val="FunctionTok"/>
+        </w:rPr>
+        <w:t xml:space="preserve">:</w:t>
+      </w:r>
+      <w:r>
+        <w:rPr>
+          <w:rStyle w:val="NormalTok"/>
+        </w:rPr>
+        <w:t xml:space="preserve"> </w:t>
+      </w:r>
+      <w:r>
+        <w:rPr>
+          <w:rStyle w:val="FunctionTok"/>
+        </w:rPr>
+        <w:t xml:space="preserve">{</w:t>
+      </w:r>
+      <w:r>
+        <w:br/>
+      </w:r>
+      <w:r>
+        <w:rPr>
+          <w:rStyle w:val="NormalTok"/>
+        </w:rPr>
+        <w:t xml:space="preserve">                            </w:t>
+      </w:r>
+      <w:r>
+        <w:rPr>
+          <w:rStyle w:val="DataTypeTok"/>
+        </w:rPr>
+        <w:t xml:space="preserve">"observerId"</w:t>
+      </w:r>
+      <w:r>
+        <w:rPr>
+          <w:rStyle w:val="FunctionTok"/>
+        </w:rPr>
+        <w:t xml:space="preserve">:</w:t>
+      </w:r>
+      <w:r>
+        <w:rPr>
+          <w:rStyle w:val="NormalTok"/>
+        </w:rPr>
+        <w:t xml:space="preserve"> </w:t>
+      </w:r>
+      <w:r>
+        <w:rPr>
+          <w:rStyle w:val="DecValTok"/>
+        </w:rPr>
+        <w:t xml:space="preserve">2</w:t>
+      </w:r>
+      <w:r>
+        <w:br/>
+      </w:r>
+      <w:r>
+        <w:rPr>
+          <w:rStyle w:val="NormalTok"/>
+        </w:rPr>
+        <w:t xml:space="preserve">                        </w:t>
+      </w:r>
+      <w:r>
+        <w:rPr>
+          <w:rStyle w:val="FunctionTok"/>
+        </w:rPr>
+        <w:t xml:space="preserve">},</w:t>
+      </w:r>
+      <w:r>
+        <w:br/>
+      </w:r>
+      <w:r>
+        <w:rPr>
+          <w:rStyle w:val="NormalTok"/>
+        </w:rPr>
+        <w:t xml:space="preserve">                        </w:t>
+      </w:r>
+      <w:r>
+        <w:rPr>
+          <w:rStyle w:val="DataTypeTok"/>
+        </w:rPr>
+        <w:t xml:space="preserve">"cellMethod"</w:t>
+      </w:r>
+      <w:r>
+        <w:rPr>
+          <w:rStyle w:val="FunctionTok"/>
+        </w:rPr>
+        <w:t xml:space="preserve">:</w:t>
+      </w:r>
+      <w:r>
+        <w:rPr>
+          <w:rStyle w:val="NormalTok"/>
+        </w:rPr>
+        <w:t xml:space="preserve"> </w:t>
+      </w:r>
+      <w:r>
+        <w:rPr>
+          <w:rStyle w:val="StringTok"/>
+        </w:rPr>
+        <w:t xml:space="preserve">"MEAN"</w:t>
+      </w:r>
+      <w:r>
+        <w:rPr>
+          <w:rStyle w:val="FunctionTok"/>
+        </w:rPr>
+        <w:t xml:space="preserve">,</w:t>
+      </w:r>
+      <w:r>
+        <w:br/>
+      </w:r>
+      <w:r>
+        <w:rPr>
+          <w:rStyle w:val="NormalTok"/>
+        </w:rPr>
+        <w:t xml:space="preserve">                        </w:t>
+      </w:r>
+      <w:r>
+        <w:rPr>
+          <w:rStyle w:val="DataTypeTok"/>
+        </w:rPr>
+        <w:t xml:space="preserve">"cellPeriodSeconds"</w:t>
+      </w:r>
+      <w:r>
+        <w:rPr>
+          <w:rStyle w:val="FunctionTok"/>
+        </w:rPr>
+        <w:t xml:space="preserve">:</w:t>
+      </w:r>
+      <w:r>
+        <w:rPr>
+          <w:rStyle w:val="NormalTok"/>
+        </w:rPr>
+        <w:t xml:space="preserve"> </w:t>
+      </w:r>
+      <w:r>
+        <w:rPr>
+          <w:rStyle w:val="DecValTok"/>
+        </w:rPr>
+        <w:t xml:space="preserve">600</w:t>
+      </w:r>
+      <w:r>
+        <w:br/>
+      </w:r>
+      <w:r>
+        <w:rPr>
+          <w:rStyle w:val="NormalTok"/>
+        </w:rPr>
+        <w:t xml:space="preserve">                    </w:t>
+      </w:r>
+      <w:r>
+        <w:rPr>
+          <w:rStyle w:val="FunctionTok"/>
+        </w:rPr>
+        <w:t xml:space="preserve">}</w:t>
+      </w:r>
+      <w:r>
+        <w:br/>
+      </w:r>
+      <w:r>
+        <w:rPr>
+          <w:rStyle w:val="NormalTok"/>
+        </w:rPr>
+        <w:t xml:space="preserve">                </w:t>
+      </w:r>
+      <w:r>
+        <w:rPr>
+          <w:rStyle w:val="OtherTok"/>
+        </w:rPr>
+        <w:t xml:space="preserve">]</w:t>
+      </w:r>
+      <w:r>
+        <w:br/>
+      </w:r>
+      <w:r>
+        <w:rPr>
+          <w:rStyle w:val="NormalTok"/>
+        </w:rPr>
+        <w:t xml:space="preserve">            </w:t>
+      </w:r>
+      <w:r>
+        <w:rPr>
+          <w:rStyle w:val="FunctionTok"/>
+        </w:rPr>
+        <w:t xml:space="preserve">}</w:t>
+      </w:r>
+      <w:r>
+        <w:br/>
+      </w:r>
+      <w:r>
+        <w:rPr>
+          <w:rStyle w:val="NormalTok"/>
+        </w:rPr>
+        <w:t xml:space="preserve">        </w:t>
+      </w:r>
+      <w:r>
+        <w:rPr>
+          <w:rStyle w:val="OtherTok"/>
+        </w:rPr>
+        <w:t xml:space="preserve">]</w:t>
+      </w:r>
+      <w:r>
+        <w:br/>
+      </w:r>
+      <w:r>
+        <w:rPr>
+          <w:rStyle w:val="NormalTok"/>
+        </w:rPr>
+        <w:t xml:space="preserve">    </w:t>
+      </w:r>
+      <w:r>
+        <w:rPr>
+          <w:rStyle w:val="FunctionTok"/>
+        </w:rPr>
+        <w:t xml:space="preserve">}</w:t>
+      </w:r>
+      <w:r>
+        <w:br/>
+      </w:r>
+      <w:r>
+        <w:rPr>
+          <w:rStyle w:val="FunctionTok"/>
+        </w:rPr>
+        <w:t xml:space="preserve">}</w:t>
+      </w:r>
+    </w:p>
+    <w:p>
+      <w:pPr>
+        <w:pStyle w:val="FirstParagraph"/>
+      </w:pPr>
+      <w:r>
+        <w:rPr>
+          <w:bCs/>
+          <w:b/>
+        </w:rPr>
+        <w:t xml:space="preserve">FirstMileMessage (data)</w:t>
+      </w:r>
+    </w:p>
+    <w:p>
+      <w:pPr>
+        <w:pStyle w:val="SourceCode"/>
+      </w:pPr>
+      <w:r>
+        <w:rPr>
+          <w:rStyle w:val="FunctionTok"/>
+        </w:rPr>
+        <w:t xml:space="preserve">{</w:t>
+      </w:r>
+      <w:r>
+        <w:br/>
+      </w:r>
+      <w:r>
+        <w:rPr>
+          <w:rStyle w:val="NormalTok"/>
+        </w:rPr>
+        <w:t xml:space="preserve">    </w:t>
+      </w:r>
+      <w:r>
+        <w:rPr>
+          <w:rStyle w:val="DataTypeTok"/>
+        </w:rPr>
+        <w:t xml:space="preserve">"data"</w:t>
+      </w:r>
+      <w:r>
+        <w:rPr>
+          <w:rStyle w:val="FunctionTok"/>
+        </w:rPr>
+        <w:t xml:space="preserve">:</w:t>
+      </w:r>
+      <w:r>
+        <w:rPr>
+          <w:rStyle w:val="NormalTok"/>
+        </w:rPr>
+        <w:t xml:space="preserve"> </w:t>
+      </w:r>
+      <w:r>
+        <w:rPr>
+          <w:rStyle w:val="FunctionTok"/>
+        </w:rPr>
+        <w:t xml:space="preserve">{</w:t>
+      </w:r>
+      <w:r>
+        <w:br/>
+      </w:r>
+      <w:r>
+        <w:rPr>
+          <w:rStyle w:val="NormalTok"/>
+        </w:rPr>
+        <w:t xml:space="preserve">        </w:t>
+      </w:r>
+      <w:r>
+        <w:rPr>
+          <w:rStyle w:val="DataTypeTok"/>
+        </w:rPr>
+        <w:t xml:space="preserve">"observations"</w:t>
+      </w:r>
+      <w:r>
+        <w:rPr>
+          <w:rStyle w:val="FunctionTok"/>
+        </w:rPr>
+        <w:t xml:space="preserve">:</w:t>
+      </w:r>
+      <w:r>
+        <w:rPr>
+          <w:rStyle w:val="NormalTok"/>
+        </w:rPr>
+        <w:t xml:space="preserve"> </w:t>
+      </w:r>
+      <w:r>
+        <w:rPr>
+          <w:rStyle w:val="OtherTok"/>
+        </w:rPr>
+        <w:t xml:space="preserve">[</w:t>
+      </w:r>
+      <w:r>
+        <w:br/>
+      </w:r>
+      <w:r>
+        <w:rPr>
+          <w:rStyle w:val="NormalTok"/>
+        </w:rPr>
+        <w:t xml:space="preserve">            </w:t>
+      </w:r>
+      <w:r>
+        <w:rPr>
+          <w:rStyle w:val="FunctionTok"/>
+        </w:rPr>
+        <w:t xml:space="preserve">{</w:t>
+      </w:r>
+      <w:r>
+        <w:br/>
+      </w:r>
+      <w:r>
+        <w:rPr>
+          <w:rStyle w:val="NormalTok"/>
+        </w:rPr>
+        <w:t xml:space="preserve">                </w:t>
+      </w:r>
+      <w:r>
+        <w:rPr>
+          <w:rStyle w:val="DataTypeTok"/>
+        </w:rPr>
+        <w:t xml:space="preserve">"parameterDefinitionId"</w:t>
+      </w:r>
+      <w:r>
+        <w:rPr>
+          <w:rStyle w:val="FunctionTok"/>
+        </w:rPr>
+        <w:t xml:space="preserve">:</w:t>
+      </w:r>
+      <w:r>
+        <w:rPr>
+          <w:rStyle w:val="NormalTok"/>
+        </w:rPr>
+        <w:t xml:space="preserve"> </w:t>
+      </w:r>
+      <w:r>
+        <w:rPr>
+          <w:rStyle w:val="DecValTok"/>
+        </w:rPr>
+        <w:t xml:space="preserve">1</w:t>
+      </w:r>
+      <w:r>
+        <w:rPr>
+          <w:rStyle w:val="FunctionTok"/>
+        </w:rPr>
+        <w:t xml:space="preserve">,</w:t>
+      </w:r>
+      <w:r>
+        <w:br/>
+      </w:r>
+      <w:r>
+        <w:rPr>
+          <w:rStyle w:val="NormalTok"/>
+        </w:rPr>
+        <w:t xml:space="preserve">                </w:t>
+      </w:r>
+      <w:r>
+        <w:rPr>
+          <w:rStyle w:val="DataTypeTok"/>
+        </w:rPr>
+        <w:t xml:space="preserve">"time"</w:t>
+      </w:r>
+      <w:r>
+        <w:rPr>
+          <w:rStyle w:val="FunctionTok"/>
+        </w:rPr>
+        <w:t xml:space="preserve">:</w:t>
+      </w:r>
+      <w:r>
+        <w:rPr>
+          <w:rStyle w:val="NormalTok"/>
+        </w:rPr>
+        <w:t xml:space="preserve"> </w:t>
+      </w:r>
+      <w:r>
+        <w:rPr>
+          <w:rStyle w:val="StringTok"/>
+        </w:rPr>
+        <w:t xml:space="preserve">"2025-08-21T08:30:00Z"</w:t>
+      </w:r>
+      <w:r>
+        <w:rPr>
+          <w:rStyle w:val="FunctionTok"/>
+        </w:rPr>
+        <w:t xml:space="preserve">,</w:t>
+      </w:r>
+      <w:r>
+        <w:br/>
+      </w:r>
+      <w:r>
+        <w:rPr>
+          <w:rStyle w:val="NormalTok"/>
+        </w:rPr>
+        <w:t xml:space="preserve">                </w:t>
+      </w:r>
+      <w:r>
+        <w:rPr>
+          <w:rStyle w:val="DataTypeTok"/>
+        </w:rPr>
+        <w:t xml:space="preserve">"values"</w:t>
+      </w:r>
+      <w:r>
+        <w:rPr>
+          <w:rStyle w:val="FunctionTok"/>
+        </w:rPr>
+        <w:t xml:space="preserve">:</w:t>
+      </w:r>
+      <w:r>
+        <w:rPr>
+          <w:rStyle w:val="NormalTok"/>
+        </w:rPr>
+        <w:t xml:space="preserve"> </w:t>
+      </w:r>
+      <w:r>
+        <w:rPr>
+          <w:rStyle w:val="OtherTok"/>
+        </w:rPr>
+        <w:t xml:space="preserve">[</w:t>
+      </w:r>
+      <w:r>
+        <w:br/>
+      </w:r>
+      <w:r>
+        <w:rPr>
+          <w:rStyle w:val="NormalTok"/>
+        </w:rPr>
+        <w:t xml:space="preserve">                    </w:t>
+      </w:r>
+      <w:r>
+        <w:rPr>
+          <w:rStyle w:val="FunctionTok"/>
+        </w:rPr>
+        <w:t xml:space="preserve">{</w:t>
+      </w:r>
+      <w:r>
+        <w:br/>
+      </w:r>
+      <w:r>
+        <w:rPr>
+          <w:rStyle w:val="NormalTok"/>
+        </w:rPr>
+        <w:t xml:space="preserve">                        </w:t>
+      </w:r>
+      <w:r>
+        <w:rPr>
+          <w:rStyle w:val="DataTypeTok"/>
+        </w:rPr>
+        <w:t xml:space="preserve">"doubleValue"</w:t>
+      </w:r>
+      <w:r>
+        <w:rPr>
+          <w:rStyle w:val="FunctionTok"/>
+        </w:rPr>
+        <w:t xml:space="preserve">:</w:t>
+      </w:r>
+      <w:r>
+        <w:rPr>
+          <w:rStyle w:val="NormalTok"/>
+        </w:rPr>
+        <w:t xml:space="preserve"> </w:t>
+      </w:r>
+      <w:r>
+        <w:rPr>
+          <w:rStyle w:val="FloatTok"/>
+        </w:rPr>
+        <w:t xml:space="preserve">3.42</w:t>
+      </w:r>
+      <w:r>
+        <w:br/>
+      </w:r>
+      <w:r>
+        <w:rPr>
+          <w:rStyle w:val="NormalTok"/>
+        </w:rPr>
+        <w:t xml:space="preserve">                    </w:t>
+      </w:r>
+      <w:r>
+        <w:rPr>
+          <w:rStyle w:val="FunctionTok"/>
+        </w:rPr>
+        <w:t xml:space="preserve">}</w:t>
+      </w:r>
+      <w:r>
+        <w:rPr>
+          <w:rStyle w:val="OtherTok"/>
+        </w:rPr>
+        <w:t xml:space="preserve">,</w:t>
+      </w:r>
+      <w:r>
+        <w:br/>
+      </w:r>
+      <w:r>
+        <w:rPr>
+          <w:rStyle w:val="NormalTok"/>
+        </w:rPr>
+        <w:t xml:space="preserve">                    </w:t>
+      </w:r>
+      <w:r>
+        <w:rPr>
+          <w:rStyle w:val="FunctionTok"/>
+        </w:rPr>
+        <w:t xml:space="preserve">{</w:t>
+      </w:r>
+      <w:r>
+        <w:br/>
+      </w:r>
+      <w:r>
+        <w:rPr>
+          <w:rStyle w:val="NormalTok"/>
+        </w:rPr>
+        <w:t xml:space="preserve">                        </w:t>
+      </w:r>
+      <w:r>
+        <w:rPr>
+          <w:rStyle w:val="DataTypeTok"/>
+        </w:rPr>
+        <w:t xml:space="preserve">"doubleValue"</w:t>
+      </w:r>
+      <w:r>
+        <w:rPr>
+          <w:rStyle w:val="FunctionTok"/>
+        </w:rPr>
+        <w:t xml:space="preserve">:</w:t>
+      </w:r>
+      <w:r>
+        <w:rPr>
+          <w:rStyle w:val="NormalTok"/>
+        </w:rPr>
+        <w:t xml:space="preserve"> </w:t>
+      </w:r>
+      <w:r>
+        <w:rPr>
+          <w:rStyle w:val="FloatTok"/>
+        </w:rPr>
+        <w:t xml:space="preserve">0.0</w:t>
+      </w:r>
+      <w:r>
+        <w:br/>
+      </w:r>
+      <w:r>
+        <w:rPr>
+          <w:rStyle w:val="NormalTok"/>
+        </w:rPr>
+        <w:t xml:space="preserve">                    </w:t>
+      </w:r>
+      <w:r>
+        <w:rPr>
+          <w:rStyle w:val="FunctionTok"/>
+        </w:rPr>
+        <w:t xml:space="preserve">}</w:t>
+      </w:r>
+      <w:r>
+        <w:br/>
+      </w:r>
+      <w:r>
+        <w:rPr>
+          <w:rStyle w:val="NormalTok"/>
+        </w:rPr>
+        <w:t xml:space="preserve">                </w:t>
+      </w:r>
+      <w:r>
+        <w:rPr>
+          <w:rStyle w:val="OtherTok"/>
+        </w:rPr>
+        <w:t xml:space="preserve">]</w:t>
+      </w:r>
+      <w:r>
+        <w:br/>
+      </w:r>
+      <w:r>
+        <w:rPr>
+          <w:rStyle w:val="NormalTok"/>
+        </w:rPr>
+        <w:t xml:space="preserve">            </w:t>
+      </w:r>
+      <w:r>
+        <w:rPr>
+          <w:rStyle w:val="FunctionTok"/>
+        </w:rPr>
+        <w:t xml:space="preserve">}</w:t>
+      </w:r>
+      <w:r>
+        <w:rPr>
+          <w:rStyle w:val="OtherTok"/>
+        </w:rPr>
+        <w:t xml:space="preserve">,</w:t>
+      </w:r>
+      <w:r>
+        <w:br/>
+      </w:r>
+      <w:r>
+        <w:rPr>
+          <w:rStyle w:val="NormalTok"/>
+        </w:rPr>
+        <w:t xml:space="preserve">            </w:t>
+      </w:r>
+      <w:r>
+        <w:rPr>
+          <w:rStyle w:val="FunctionTok"/>
+        </w:rPr>
+        <w:t xml:space="preserve">{</w:t>
+      </w:r>
+      <w:r>
+        <w:br/>
+      </w:r>
+      <w:r>
+        <w:rPr>
+          <w:rStyle w:val="NormalTok"/>
+        </w:rPr>
+        <w:t xml:space="preserve">                </w:t>
+      </w:r>
+      <w:r>
+        <w:rPr>
+          <w:rStyle w:val="DataTypeTok"/>
+        </w:rPr>
+        <w:t xml:space="preserve">"parameterDefinitionId"</w:t>
+      </w:r>
+      <w:r>
+        <w:rPr>
+          <w:rStyle w:val="FunctionTok"/>
+        </w:rPr>
+        <w:t xml:space="preserve">:</w:t>
+      </w:r>
+      <w:r>
+        <w:rPr>
+          <w:rStyle w:val="NormalTok"/>
+        </w:rPr>
+        <w:t xml:space="preserve"> </w:t>
+      </w:r>
+      <w:r>
+        <w:rPr>
+          <w:rStyle w:val="DecValTok"/>
+        </w:rPr>
+        <w:t xml:space="preserve">1</w:t>
+      </w:r>
+      <w:r>
+        <w:rPr>
+          <w:rStyle w:val="FunctionTok"/>
+        </w:rPr>
+        <w:t xml:space="preserve">,</w:t>
+      </w:r>
+      <w:r>
+        <w:br/>
+      </w:r>
+      <w:r>
+        <w:rPr>
+          <w:rStyle w:val="NormalTok"/>
+        </w:rPr>
+        <w:t xml:space="preserve">                </w:t>
+      </w:r>
+      <w:r>
+        <w:rPr>
+          <w:rStyle w:val="DataTypeTok"/>
+        </w:rPr>
+        <w:t xml:space="preserve">"time"</w:t>
+      </w:r>
+      <w:r>
+        <w:rPr>
+          <w:rStyle w:val="FunctionTok"/>
+        </w:rPr>
+        <w:t xml:space="preserve">:</w:t>
+      </w:r>
+      <w:r>
+        <w:rPr>
+          <w:rStyle w:val="NormalTok"/>
+        </w:rPr>
+        <w:t xml:space="preserve"> </w:t>
+      </w:r>
+      <w:r>
+        <w:rPr>
+          <w:rStyle w:val="StringTok"/>
+        </w:rPr>
+        <w:t xml:space="preserve">"2025-08-21T08:40:00Z"</w:t>
+      </w:r>
+      <w:r>
+        <w:rPr>
+          <w:rStyle w:val="FunctionTok"/>
+        </w:rPr>
+        <w:t xml:space="preserve">,</w:t>
+      </w:r>
+      <w:r>
+        <w:br/>
+      </w:r>
+      <w:r>
+        <w:rPr>
+          <w:rStyle w:val="NormalTok"/>
+        </w:rPr>
+        <w:t xml:space="preserve">                </w:t>
+      </w:r>
+      <w:r>
+        <w:rPr>
+          <w:rStyle w:val="DataTypeTok"/>
+        </w:rPr>
+        <w:t xml:space="preserve">"values"</w:t>
+      </w:r>
+      <w:r>
+        <w:rPr>
+          <w:rStyle w:val="FunctionTok"/>
+        </w:rPr>
+        <w:t xml:space="preserve">:</w:t>
+      </w:r>
+      <w:r>
+        <w:rPr>
+          <w:rStyle w:val="NormalTok"/>
+        </w:rPr>
+        <w:t xml:space="preserve"> </w:t>
+      </w:r>
+      <w:r>
+        <w:rPr>
+          <w:rStyle w:val="OtherTok"/>
+        </w:rPr>
+        <w:t xml:space="preserve">[</w:t>
+      </w:r>
+      <w:r>
+        <w:br/>
+      </w:r>
+      <w:r>
+        <w:rPr>
+          <w:rStyle w:val="NormalTok"/>
+        </w:rPr>
+        <w:t xml:space="preserve">                    </w:t>
+      </w:r>
+      <w:r>
+        <w:rPr>
+          <w:rStyle w:val="FunctionTok"/>
+        </w:rPr>
+        <w:t xml:space="preserve">{</w:t>
+      </w:r>
+      <w:r>
+        <w:br/>
+      </w:r>
+      <w:r>
+        <w:rPr>
+          <w:rStyle w:val="NormalTok"/>
+        </w:rPr>
+        <w:t xml:space="preserve">                        </w:t>
+      </w:r>
+      <w:r>
+        <w:rPr>
+          <w:rStyle w:val="DataTypeTok"/>
+        </w:rPr>
+        <w:t xml:space="preserve">"doubleValue"</w:t>
+      </w:r>
+      <w:r>
+        <w:rPr>
+          <w:rStyle w:val="FunctionTok"/>
+        </w:rPr>
+        <w:t xml:space="preserve">:</w:t>
+      </w:r>
+      <w:r>
+        <w:rPr>
+          <w:rStyle w:val="NormalTok"/>
+        </w:rPr>
+        <w:t xml:space="preserve"> </w:t>
+      </w:r>
+      <w:r>
+        <w:rPr>
+          <w:rStyle w:val="FloatTok"/>
+        </w:rPr>
+        <w:t xml:space="preserve">3.43</w:t>
+      </w:r>
+      <w:r>
+        <w:br/>
+      </w:r>
+      <w:r>
+        <w:rPr>
+          <w:rStyle w:val="NormalTok"/>
+        </w:rPr>
+        <w:t xml:space="preserve">                    </w:t>
+      </w:r>
+      <w:r>
+        <w:rPr>
+          <w:rStyle w:val="FunctionTok"/>
+        </w:rPr>
+        <w:t xml:space="preserve">}</w:t>
+      </w:r>
+      <w:r>
+        <w:rPr>
+          <w:rStyle w:val="OtherTok"/>
+        </w:rPr>
+        <w:t xml:space="preserve">,</w:t>
+      </w:r>
+      <w:r>
+        <w:br/>
+      </w:r>
+      <w:r>
+        <w:rPr>
+          <w:rStyle w:val="NormalTok"/>
+        </w:rPr>
+        <w:t xml:space="preserve">                    </w:t>
+      </w:r>
+      <w:r>
+        <w:rPr>
+          <w:rStyle w:val="FunctionTok"/>
+        </w:rPr>
+        <w:t xml:space="preserve">{</w:t>
+      </w:r>
+      <w:r>
+        <w:br/>
+      </w:r>
+      <w:r>
+        <w:rPr>
+          <w:rStyle w:val="NormalTok"/>
+        </w:rPr>
+        <w:t xml:space="preserve">                        </w:t>
+      </w:r>
+      <w:r>
+        <w:rPr>
+          <w:rStyle w:val="DataTypeTok"/>
+        </w:rPr>
+        <w:t xml:space="preserve">"doubleValue"</w:t>
+      </w:r>
+      <w:r>
+        <w:rPr>
+          <w:rStyle w:val="FunctionTok"/>
+        </w:rPr>
+        <w:t xml:space="preserve">:</w:t>
+      </w:r>
+      <w:r>
+        <w:rPr>
+          <w:rStyle w:val="NormalTok"/>
+        </w:rPr>
+        <w:t xml:space="preserve"> </w:t>
+      </w:r>
+      <w:r>
+        <w:rPr>
+          <w:rStyle w:val="FloatTok"/>
+        </w:rPr>
+        <w:t xml:space="preserve">0.0</w:t>
+      </w:r>
+      <w:r>
+        <w:br/>
+      </w:r>
+      <w:r>
+        <w:rPr>
+          <w:rStyle w:val="NormalTok"/>
+        </w:rPr>
+        <w:t xml:space="preserve">                    </w:t>
+      </w:r>
+      <w:r>
+        <w:rPr>
+          <w:rStyle w:val="FunctionTok"/>
+        </w:rPr>
+        <w:t xml:space="preserve">}</w:t>
+      </w:r>
+      <w:r>
+        <w:br/>
+      </w:r>
+      <w:r>
+        <w:rPr>
+          <w:rStyle w:val="NormalTok"/>
+        </w:rPr>
+        <w:t xml:space="preserve">                </w:t>
+      </w:r>
+      <w:r>
+        <w:rPr>
+          <w:rStyle w:val="OtherTok"/>
+        </w:rPr>
+        <w:t xml:space="preserve">]</w:t>
+      </w:r>
+      <w:r>
+        <w:br/>
+      </w:r>
+      <w:r>
+        <w:rPr>
+          <w:rStyle w:val="NormalTok"/>
+        </w:rPr>
+        <w:t xml:space="preserve">            </w:t>
+      </w:r>
+      <w:r>
+        <w:rPr>
+          <w:rStyle w:val="FunctionTok"/>
+        </w:rPr>
+        <w:t xml:space="preserve">}</w:t>
+      </w:r>
+      <w:r>
+        <w:rPr>
+          <w:rStyle w:val="OtherTok"/>
+        </w:rPr>
+        <w:t xml:space="preserve">,</w:t>
+      </w:r>
+      <w:r>
+        <w:br/>
+      </w:r>
+      <w:r>
+        <w:rPr>
+          <w:rStyle w:val="NormalTok"/>
+        </w:rPr>
+        <w:t xml:space="preserve">            </w:t>
+      </w:r>
+      <w:r>
+        <w:rPr>
+          <w:rStyle w:val="FunctionTok"/>
+        </w:rPr>
+        <w:t xml:space="preserve">{</w:t>
+      </w:r>
+      <w:r>
+        <w:br/>
+      </w:r>
+      <w:r>
+        <w:rPr>
+          <w:rStyle w:val="NormalTok"/>
+        </w:rPr>
+        <w:t xml:space="preserve">                </w:t>
+      </w:r>
+      <w:r>
+        <w:rPr>
+          <w:rStyle w:val="DataTypeTok"/>
+        </w:rPr>
+        <w:t xml:space="preserve">"parameterDefinitionId"</w:t>
+      </w:r>
+      <w:r>
+        <w:rPr>
+          <w:rStyle w:val="FunctionTok"/>
+        </w:rPr>
+        <w:t xml:space="preserve">:</w:t>
+      </w:r>
+      <w:r>
+        <w:rPr>
+          <w:rStyle w:val="NormalTok"/>
+        </w:rPr>
+        <w:t xml:space="preserve"> </w:t>
+      </w:r>
+      <w:r>
+        <w:rPr>
+          <w:rStyle w:val="DecValTok"/>
+        </w:rPr>
+        <w:t xml:space="preserve">1</w:t>
+      </w:r>
+      <w:r>
+        <w:rPr>
+          <w:rStyle w:val="FunctionTok"/>
+        </w:rPr>
+        <w:t xml:space="preserve">,</w:t>
+      </w:r>
+      <w:r>
+        <w:br/>
+      </w:r>
+      <w:r>
+        <w:rPr>
+          <w:rStyle w:val="NormalTok"/>
+        </w:rPr>
+        <w:t xml:space="preserve">                </w:t>
+      </w:r>
+      <w:r>
+        <w:rPr>
+          <w:rStyle w:val="DataTypeTok"/>
+        </w:rPr>
+        <w:t xml:space="preserve">"time"</w:t>
+      </w:r>
+      <w:r>
+        <w:rPr>
+          <w:rStyle w:val="FunctionTok"/>
+        </w:rPr>
+        <w:t xml:space="preserve">:</w:t>
+      </w:r>
+      <w:r>
+        <w:rPr>
+          <w:rStyle w:val="NormalTok"/>
+        </w:rPr>
+        <w:t xml:space="preserve"> </w:t>
+      </w:r>
+      <w:r>
+        <w:rPr>
+          <w:rStyle w:val="StringTok"/>
+        </w:rPr>
+        <w:t xml:space="preserve">"2025-08-21T08:50:00Z"</w:t>
+      </w:r>
+      <w:r>
+        <w:rPr>
+          <w:rStyle w:val="FunctionTok"/>
+        </w:rPr>
+        <w:t xml:space="preserve">,</w:t>
+      </w:r>
+      <w:r>
+        <w:br/>
+      </w:r>
+      <w:r>
+        <w:rPr>
+          <w:rStyle w:val="NormalTok"/>
+        </w:rPr>
+        <w:t xml:space="preserve">                </w:t>
+      </w:r>
+      <w:r>
+        <w:rPr>
+          <w:rStyle w:val="DataTypeTok"/>
+        </w:rPr>
+        <w:t xml:space="preserve">"values"</w:t>
+      </w:r>
+      <w:r>
+        <w:rPr>
+          <w:rStyle w:val="FunctionTok"/>
+        </w:rPr>
+        <w:t xml:space="preserve">:</w:t>
+      </w:r>
+      <w:r>
+        <w:rPr>
+          <w:rStyle w:val="NormalTok"/>
+        </w:rPr>
+        <w:t xml:space="preserve"> </w:t>
+      </w:r>
+      <w:r>
+        <w:rPr>
+          <w:rStyle w:val="OtherTok"/>
+        </w:rPr>
+        <w:t xml:space="preserve">[</w:t>
+      </w:r>
+      <w:r>
+        <w:br/>
+      </w:r>
+      <w:r>
+        <w:rPr>
+          <w:rStyle w:val="NormalTok"/>
+        </w:rPr>
+        <w:t xml:space="preserve">                    </w:t>
+      </w:r>
+      <w:r>
+        <w:rPr>
+          <w:rStyle w:val="FunctionTok"/>
+        </w:rPr>
+        <w:t xml:space="preserve">{</w:t>
+      </w:r>
+      <w:r>
+        <w:br/>
+      </w:r>
+      <w:r>
+        <w:rPr>
+          <w:rStyle w:val="NormalTok"/>
+        </w:rPr>
+        <w:t xml:space="preserve">                        </w:t>
+      </w:r>
+      <w:r>
+        <w:rPr>
+          <w:rStyle w:val="DataTypeTok"/>
+        </w:rPr>
+        <w:t xml:space="preserve">"doubleValue"</w:t>
+      </w:r>
+      <w:r>
+        <w:rPr>
+          <w:rStyle w:val="FunctionTok"/>
+        </w:rPr>
+        <w:t xml:space="preserve">:</w:t>
+      </w:r>
+      <w:r>
+        <w:rPr>
+          <w:rStyle w:val="NormalTok"/>
+        </w:rPr>
+        <w:t xml:space="preserve"> </w:t>
+      </w:r>
+      <w:r>
+        <w:rPr>
+          <w:rStyle w:val="FloatTok"/>
+        </w:rPr>
+        <w:t xml:space="preserve">3.52</w:t>
+      </w:r>
+      <w:r>
+        <w:br/>
+      </w:r>
+      <w:r>
+        <w:rPr>
+          <w:rStyle w:val="NormalTok"/>
+        </w:rPr>
+        <w:t xml:space="preserve">                    </w:t>
+      </w:r>
+      <w:r>
+        <w:rPr>
+          <w:rStyle w:val="FunctionTok"/>
+        </w:rPr>
+        <w:t xml:space="preserve">}</w:t>
+      </w:r>
+      <w:r>
+        <w:rPr>
+          <w:rStyle w:val="OtherTok"/>
+        </w:rPr>
+        <w:t xml:space="preserve">,</w:t>
+      </w:r>
+      <w:r>
+        <w:br/>
+      </w:r>
+      <w:r>
+        <w:rPr>
+          <w:rStyle w:val="NormalTok"/>
+        </w:rPr>
+        <w:t xml:space="preserve">                    </w:t>
+      </w:r>
+      <w:r>
+        <w:rPr>
+          <w:rStyle w:val="FunctionTok"/>
+        </w:rPr>
+        <w:t xml:space="preserve">{</w:t>
+      </w:r>
+      <w:r>
+        <w:br/>
+      </w:r>
+      <w:r>
+        <w:rPr>
+          <w:rStyle w:val="NormalTok"/>
+        </w:rPr>
+        <w:t xml:space="preserve">                        </w:t>
+      </w:r>
+      <w:r>
+        <w:rPr>
+          <w:rStyle w:val="DataTypeTok"/>
+        </w:rPr>
+        <w:t xml:space="preserve">"doubleValue"</w:t>
+      </w:r>
+      <w:r>
+        <w:rPr>
+          <w:rStyle w:val="FunctionTok"/>
+        </w:rPr>
+        <w:t xml:space="preserve">:</w:t>
+      </w:r>
+      <w:r>
+        <w:rPr>
+          <w:rStyle w:val="NormalTok"/>
+        </w:rPr>
+        <w:t xml:space="preserve"> </w:t>
+      </w:r>
+      <w:r>
+        <w:rPr>
+          <w:rStyle w:val="FloatTok"/>
+        </w:rPr>
+        <w:t xml:space="preserve">3.1</w:t>
+      </w:r>
+      <w:r>
+        <w:br/>
+      </w:r>
+      <w:r>
+        <w:rPr>
+          <w:rStyle w:val="NormalTok"/>
+        </w:rPr>
+        <w:t xml:space="preserve">                    </w:t>
+      </w:r>
+      <w:r>
+        <w:rPr>
+          <w:rStyle w:val="FunctionTok"/>
+        </w:rPr>
+        <w:t xml:space="preserve">}</w:t>
+      </w:r>
+      <w:r>
+        <w:br/>
+      </w:r>
+      <w:r>
+        <w:rPr>
+          <w:rStyle w:val="NormalTok"/>
+        </w:rPr>
+        <w:t xml:space="preserve">                </w:t>
+      </w:r>
+      <w:r>
+        <w:rPr>
+          <w:rStyle w:val="OtherTok"/>
+        </w:rPr>
+        <w:t xml:space="preserve">]</w:t>
+      </w:r>
+      <w:r>
+        <w:br/>
+      </w:r>
+      <w:r>
+        <w:rPr>
+          <w:rStyle w:val="NormalTok"/>
+        </w:rPr>
+        <w:t xml:space="preserve">            </w:t>
+      </w:r>
+      <w:r>
+        <w:rPr>
+          <w:rStyle w:val="FunctionTok"/>
+        </w:rPr>
+        <w:t xml:space="preserve">}</w:t>
+      </w:r>
+      <w:r>
+        <w:br/>
+      </w:r>
+      <w:r>
+        <w:rPr>
+          <w:rStyle w:val="NormalTok"/>
+        </w:rPr>
+        <w:t xml:space="preserve">        </w:t>
+      </w:r>
+      <w:r>
+        <w:rPr>
+          <w:rStyle w:val="OtherTok"/>
+        </w:rPr>
+        <w:t xml:space="preserve">]</w:t>
+      </w:r>
+      <w:r>
+        <w:br/>
+      </w:r>
+      <w:r>
+        <w:rPr>
+          <w:rStyle w:val="NormalTok"/>
+        </w:rPr>
+        <w:t xml:space="preserve">    </w:t>
+      </w:r>
+      <w:r>
+        <w:rPr>
+          <w:rStyle w:val="FunctionTok"/>
+        </w:rPr>
+        <w:t xml:space="preserve">}</w:t>
+      </w:r>
+      <w:r>
+        <w:br/>
+      </w:r>
+      <w:r>
+        <w:rPr>
+          <w:rStyle w:val="FunctionTok"/>
+        </w:rPr>
+        <w:t xml:space="preserve">}</w:t>
+      </w:r>
+    </w:p>
+    <w:bookmarkEnd w:id="107"/>
+    <w:bookmarkStart w:id="108" w:name="Xbb398be7af3d39d057a6ad565684f67e2e8badc"/>
+    <w:p>
+      <w:pPr>
+        <w:pStyle w:val="Heading3"/>
+      </w:pPr>
+      <w:r>
+        <w:t xml:space="preserve">Meteorological station</w:t>
+      </w:r>
+    </w:p>
+    <w:p>
+      <w:pPr>
+        <w:pStyle w:val="FirstParagraph"/>
+      </w:pPr>
+      <w:r>
+        <w:t xml:space="preserve">This example shows a typical automatic weather station located in central Europe.</w:t>
+      </w:r>
+    </w:p>
+    <w:p>
+      <w:pPr>
+        <w:numPr>
+          <w:ilvl w:val="0"/>
+          <w:numId w:val="1012"/>
+        </w:numPr>
+      </w:pPr>
+      <w:r>
+        <w:t xml:space="preserve">Node: Campbell CR3000 recording weather data plus internal system status.</w:t>
+      </w:r>
+    </w:p>
+    <w:p>
+      <w:pPr>
+        <w:numPr>
+          <w:ilvl w:val="0"/>
+          <w:numId w:val="1012"/>
+        </w:numPr>
+      </w:pPr>
+      <w:r>
+        <w:t xml:space="preserve">Observers: Vaisala WXT536 measuring meteorological parameters.</w:t>
+      </w:r>
+    </w:p>
+    <w:p>
+      <w:pPr>
+        <w:pStyle w:val="FirstParagraph"/>
+      </w:pPr>
+      <w:r>
+        <w:t xml:space="preserve">Key points:</w:t>
+      </w:r>
+    </w:p>
+    <w:p>
+      <w:pPr>
+        <w:numPr>
+          <w:ilvl w:val="0"/>
+          <w:numId w:val="1013"/>
+        </w:numPr>
+      </w:pPr>
+      <w:r>
+        <w:t xml:space="preserve">Weather parameters: air temperature, humidity, pressure, wind, rainfall.</w:t>
+      </w:r>
+    </w:p>
+    <w:p>
+      <w:pPr>
+        <w:numPr>
+          <w:ilvl w:val="0"/>
+          <w:numId w:val="1013"/>
+        </w:numPr>
+      </w:pPr>
+      <w:r>
+        <w:t xml:space="preserve">The datalogger monitors battery voltage, solar input, and logger temperature.</w:t>
+      </w:r>
+    </w:p>
+    <w:p>
+      <w:pPr>
+        <w:numPr>
+          <w:ilvl w:val="0"/>
+          <w:numId w:val="1013"/>
+        </w:numPr>
+      </w:pPr>
+      <w:r>
+        <w:t xml:space="preserve">The data block groups meteorological parameters and logger health separately.</w:t>
+      </w:r>
+    </w:p>
+    <w:p>
+      <w:pPr>
+        <w:numPr>
+          <w:ilvl w:val="0"/>
+          <w:numId w:val="1013"/>
+        </w:numPr>
+      </w:pPr>
+      <w:r>
+        <w:t xml:space="preserve">This example sends an empty value for the barometric pressure measurement, which indicates that the corresponding sensor did not successfully provide a reading. This may indicate a sensor fault, and the receiver must skip this value.</w:t>
+      </w:r>
+    </w:p>
+    <w:p>
+      <w:pPr>
+        <w:pStyle w:val="FirstParagraph"/>
+      </w:pPr>
+      <w:r>
+        <w:rPr>
+          <w:bCs/>
+          <w:b/>
+        </w:rPr>
+        <w:t xml:space="preserve">FirstMileMessage (metadata)</w:t>
+      </w:r>
+    </w:p>
+    <w:p>
+      <w:pPr>
+        <w:pStyle w:val="SourceCode"/>
+      </w:pPr>
+      <w:r>
+        <w:rPr>
+          <w:rStyle w:val="FunctionTok"/>
+        </w:rPr>
+        <w:t xml:space="preserve">{</w:t>
+      </w:r>
+      <w:r>
+        <w:br/>
+      </w:r>
+      <w:r>
+        <w:rPr>
+          <w:rStyle w:val="NormalTok"/>
+        </w:rPr>
+        <w:t xml:space="preserve">    </w:t>
+      </w:r>
+      <w:r>
+        <w:rPr>
+          <w:rStyle w:val="DataTypeTok"/>
+        </w:rPr>
+        <w:t xml:space="preserve">"metadata"</w:t>
+      </w:r>
+      <w:r>
+        <w:rPr>
+          <w:rStyle w:val="FunctionTok"/>
+        </w:rPr>
+        <w:t xml:space="preserve">:</w:t>
+      </w:r>
+      <w:r>
+        <w:rPr>
+          <w:rStyle w:val="NormalTok"/>
+        </w:rPr>
+        <w:t xml:space="preserve"> </w:t>
+      </w:r>
+      <w:r>
+        <w:rPr>
+          <w:rStyle w:val="FunctionTok"/>
+        </w:rPr>
+        <w:t xml:space="preserve">{</w:t>
+      </w:r>
+      <w:r>
+        <w:br/>
+      </w:r>
+      <w:r>
+        <w:rPr>
+          <w:rStyle w:val="NormalTok"/>
+        </w:rPr>
+        <w:t xml:space="preserve">        </w:t>
+      </w:r>
+      <w:r>
+        <w:rPr>
+          <w:rStyle w:val="DataTypeTok"/>
+        </w:rPr>
+        <w:t xml:space="preserve">"node"</w:t>
+      </w:r>
+      <w:r>
+        <w:rPr>
+          <w:rStyle w:val="FunctionTok"/>
+        </w:rPr>
+        <w:t xml:space="preserve">:</w:t>
+      </w:r>
+      <w:r>
+        <w:rPr>
+          <w:rStyle w:val="NormalTok"/>
+        </w:rPr>
+        <w:t xml:space="preserve"> </w:t>
+      </w:r>
+      <w:r>
+        <w:rPr>
+          <w:rStyle w:val="FunctionTok"/>
+        </w:rPr>
+        <w:t xml:space="preserve">{</w:t>
+      </w:r>
+      <w:r>
+        <w:br/>
+      </w:r>
+      <w:r>
+        <w:rPr>
+          <w:rStyle w:val="NormalTok"/>
+        </w:rPr>
+        <w:t xml:space="preserve">            </w:t>
+      </w:r>
+      <w:r>
+        <w:rPr>
+          <w:rStyle w:val="DataTypeTok"/>
+        </w:rPr>
+        <w:t xml:space="preserve">"name"</w:t>
+      </w:r>
+      <w:r>
+        <w:rPr>
+          <w:rStyle w:val="FunctionTok"/>
+        </w:rPr>
+        <w:t xml:space="preserve">:</w:t>
+      </w:r>
+      <w:r>
+        <w:rPr>
+          <w:rStyle w:val="NormalTok"/>
+        </w:rPr>
+        <w:t xml:space="preserve"> </w:t>
+      </w:r>
+      <w:r>
+        <w:rPr>
+          <w:rStyle w:val="StringTok"/>
+        </w:rPr>
+        <w:t xml:space="preserve">"Campbell CR3000 Datalogger"</w:t>
+      </w:r>
+      <w:r>
+        <w:rPr>
+          <w:rStyle w:val="FunctionTok"/>
+        </w:rPr>
+        <w:t xml:space="preserve">,</w:t>
+      </w:r>
+      <w:r>
+        <w:br/>
+      </w:r>
+      <w:r>
+        <w:rPr>
+          <w:rStyle w:val="NormalTok"/>
+        </w:rPr>
+        <w:t xml:space="preserve">            </w:t>
+      </w:r>
+      <w:r>
+        <w:rPr>
+          <w:rStyle w:val="DataTypeTok"/>
+        </w:rPr>
+        <w:t xml:space="preserve">"serialNumber"</w:t>
+      </w:r>
+      <w:r>
+        <w:rPr>
+          <w:rStyle w:val="FunctionTok"/>
+        </w:rPr>
+        <w:t xml:space="preserve">:</w:t>
+      </w:r>
+      <w:r>
+        <w:rPr>
+          <w:rStyle w:val="NormalTok"/>
+        </w:rPr>
+        <w:t xml:space="preserve"> </w:t>
+      </w:r>
+      <w:r>
+        <w:rPr>
+          <w:rStyle w:val="StringTok"/>
+        </w:rPr>
+        <w:t xml:space="preserve">"CR3K-2025-99384"</w:t>
+      </w:r>
+      <w:r>
+        <w:rPr>
+          <w:rStyle w:val="FunctionTok"/>
+        </w:rPr>
+        <w:t xml:space="preserve">,</w:t>
+      </w:r>
+      <w:r>
+        <w:br/>
+      </w:r>
+      <w:r>
+        <w:rPr>
+          <w:rStyle w:val="NormalTok"/>
+        </w:rPr>
+        <w:t xml:space="preserve">            </w:t>
+      </w:r>
+      <w:r>
+        <w:rPr>
+          <w:rStyle w:val="DataTypeTok"/>
+        </w:rPr>
+        <w:t xml:space="preserve">"location"</w:t>
+      </w:r>
+      <w:r>
+        <w:rPr>
+          <w:rStyle w:val="FunctionTok"/>
+        </w:rPr>
+        <w:t xml:space="preserve">:</w:t>
+      </w:r>
+      <w:r>
+        <w:rPr>
+          <w:rStyle w:val="NormalTok"/>
+        </w:rPr>
+        <w:t xml:space="preserve"> </w:t>
+      </w:r>
+      <w:r>
+        <w:rPr>
+          <w:rStyle w:val="FunctionTok"/>
+        </w:rPr>
+        <w:t xml:space="preserve">{</w:t>
+      </w:r>
+      <w:r>
+        <w:br/>
+      </w:r>
+      <w:r>
+        <w:rPr>
+          <w:rStyle w:val="NormalTok"/>
+        </w:rPr>
+        <w:t xml:space="preserve">                </w:t>
+      </w:r>
+      <w:r>
+        <w:rPr>
+          <w:rStyle w:val="DataTypeTok"/>
+        </w:rPr>
+        <w:t xml:space="preserve">"latitude"</w:t>
+      </w:r>
+      <w:r>
+        <w:rPr>
+          <w:rStyle w:val="FunctionTok"/>
+        </w:rPr>
+        <w:t xml:space="preserve">:</w:t>
+      </w:r>
+      <w:r>
+        <w:rPr>
+          <w:rStyle w:val="NormalTok"/>
+        </w:rPr>
+        <w:t xml:space="preserve"> </w:t>
+      </w:r>
+      <w:r>
+        <w:rPr>
+          <w:rStyle w:val="FloatTok"/>
+        </w:rPr>
+        <w:t xml:space="preserve">44.90192</w:t>
+      </w:r>
+      <w:r>
+        <w:rPr>
+          <w:rStyle w:val="FunctionTok"/>
+        </w:rPr>
+        <w:t xml:space="preserve">,</w:t>
+      </w:r>
+      <w:r>
+        <w:br/>
+      </w:r>
+      <w:r>
+        <w:rPr>
+          <w:rStyle w:val="NormalTok"/>
+        </w:rPr>
+        <w:t xml:space="preserve">                </w:t>
+      </w:r>
+      <w:r>
+        <w:rPr>
+          <w:rStyle w:val="DataTypeTok"/>
+        </w:rPr>
+        <w:t xml:space="preserve">"longitude"</w:t>
+      </w:r>
+      <w:r>
+        <w:rPr>
+          <w:rStyle w:val="FunctionTok"/>
+        </w:rPr>
+        <w:t xml:space="preserve">:</w:t>
+      </w:r>
+      <w:r>
+        <w:rPr>
+          <w:rStyle w:val="NormalTok"/>
+        </w:rPr>
+        <w:t xml:space="preserve"> </w:t>
+      </w:r>
+      <w:r>
+        <w:rPr>
+          <w:rStyle w:val="FloatTok"/>
+        </w:rPr>
+        <w:t xml:space="preserve">15.60844</w:t>
+      </w:r>
+      <w:r>
+        <w:rPr>
+          <w:rStyle w:val="FunctionTok"/>
+        </w:rPr>
+        <w:t xml:space="preserve">,</w:t>
+      </w:r>
+      <w:r>
+        <w:br/>
+      </w:r>
+      <w:r>
+        <w:rPr>
+          <w:rStyle w:val="NormalTok"/>
+        </w:rPr>
+        <w:t xml:space="preserve">                </w:t>
+      </w:r>
+      <w:r>
+        <w:rPr>
+          <w:rStyle w:val="DataTypeTok"/>
+        </w:rPr>
+        <w:t xml:space="preserve">"heightMetres"</w:t>
+      </w:r>
+      <w:r>
+        <w:rPr>
+          <w:rStyle w:val="FunctionTok"/>
+        </w:rPr>
+        <w:t xml:space="preserve">:</w:t>
+      </w:r>
+      <w:r>
+        <w:rPr>
+          <w:rStyle w:val="NormalTok"/>
+        </w:rPr>
+        <w:t xml:space="preserve"> </w:t>
+      </w:r>
+      <w:r>
+        <w:rPr>
+          <w:rStyle w:val="FloatTok"/>
+        </w:rPr>
+        <w:t xml:space="preserve">1.5</w:t>
+      </w:r>
+      <w:r>
+        <w:rPr>
+          <w:rStyle w:val="FunctionTok"/>
+        </w:rPr>
+        <w:t xml:space="preserve">,</w:t>
+      </w:r>
+      <w:r>
+        <w:br/>
+      </w:r>
+      <w:r>
+        <w:rPr>
+          <w:rStyle w:val="NormalTok"/>
+        </w:rPr>
+        <w:t xml:space="preserve">                </w:t>
+      </w:r>
+      <w:r>
+        <w:rPr>
+          <w:rStyle w:val="DataTypeTok"/>
+        </w:rPr>
+        <w:t xml:space="preserve">"referenceSurface"</w:t>
+      </w:r>
+      <w:r>
+        <w:rPr>
+          <w:rStyle w:val="FunctionTok"/>
+        </w:rPr>
+        <w:t xml:space="preserve">:</w:t>
+      </w:r>
+      <w:r>
+        <w:rPr>
+          <w:rStyle w:val="NormalTok"/>
+        </w:rPr>
+        <w:t xml:space="preserve"> </w:t>
+      </w:r>
+      <w:r>
+        <w:rPr>
+          <w:rStyle w:val="StringTok"/>
+        </w:rPr>
+        <w:t xml:space="preserve">"GL"</w:t>
+      </w:r>
+      <w:r>
+        <w:br/>
+      </w:r>
+      <w:r>
+        <w:rPr>
+          <w:rStyle w:val="NormalTok"/>
+        </w:rPr>
+        <w:t xml:space="preserve">            </w:t>
+      </w:r>
+      <w:r>
+        <w:rPr>
+          <w:rStyle w:val="FunctionTok"/>
+        </w:rPr>
+        <w:t xml:space="preserve">},</w:t>
+      </w:r>
+      <w:r>
+        <w:br/>
+      </w:r>
+      <w:r>
+        <w:rPr>
+          <w:rStyle w:val="NormalTok"/>
+        </w:rPr>
+        <w:t xml:space="preserve">            </w:t>
+      </w:r>
+      <w:r>
+        <w:rPr>
+          <w:rStyle w:val="DataTypeTok"/>
+        </w:rPr>
+        <w:t xml:space="preserve">"firmwareVersion"</w:t>
+      </w:r>
+      <w:r>
+        <w:rPr>
+          <w:rStyle w:val="FunctionTok"/>
+        </w:rPr>
+        <w:t xml:space="preserve">:</w:t>
+      </w:r>
+      <w:r>
+        <w:rPr>
+          <w:rStyle w:val="NormalTok"/>
+        </w:rPr>
+        <w:t xml:space="preserve"> </w:t>
+      </w:r>
+      <w:r>
+        <w:rPr>
+          <w:rStyle w:val="StringTok"/>
+        </w:rPr>
+        <w:t xml:space="preserve">"OS25.04"</w:t>
+      </w:r>
+      <w:r>
+        <w:br/>
+      </w:r>
+      <w:r>
+        <w:rPr>
+          <w:rStyle w:val="NormalTok"/>
+        </w:rPr>
+        <w:t xml:space="preserve">        </w:t>
+      </w:r>
+      <w:r>
+        <w:rPr>
+          <w:rStyle w:val="FunctionTok"/>
+        </w:rPr>
+        <w:t xml:space="preserve">},</w:t>
+      </w:r>
+      <w:r>
+        <w:br/>
+      </w:r>
+      <w:r>
+        <w:rPr>
+          <w:rStyle w:val="NormalTok"/>
+        </w:rPr>
+        <w:t xml:space="preserve">        </w:t>
+      </w:r>
+      <w:r>
+        <w:rPr>
+          <w:rStyle w:val="DataTypeTok"/>
+        </w:rPr>
+        <w:t xml:space="preserve">"observers"</w:t>
+      </w:r>
+      <w:r>
+        <w:rPr>
+          <w:rStyle w:val="FunctionTok"/>
+        </w:rPr>
+        <w:t xml:space="preserve">:</w:t>
+      </w:r>
+      <w:r>
+        <w:rPr>
+          <w:rStyle w:val="NormalTok"/>
+        </w:rPr>
+        <w:t xml:space="preserve"> </w:t>
+      </w:r>
+      <w:r>
+        <w:rPr>
+          <w:rStyle w:val="OtherTok"/>
+        </w:rPr>
+        <w:t xml:space="preserve">[</w:t>
+      </w:r>
+      <w:r>
+        <w:br/>
+      </w:r>
+      <w:r>
+        <w:rPr>
+          <w:rStyle w:val="NormalTok"/>
+        </w:rPr>
+        <w:t xml:space="preserve">            </w:t>
+      </w:r>
+      <w:r>
+        <w:rPr>
+          <w:rStyle w:val="FunctionTok"/>
+        </w:rPr>
+        <w:t xml:space="preserve">{</w:t>
+      </w:r>
+      <w:r>
+        <w:br/>
+      </w:r>
+      <w:r>
+        <w:rPr>
+          <w:rStyle w:val="NormalTok"/>
+        </w:rPr>
+        <w:t xml:space="preserve">                </w:t>
+      </w:r>
+      <w:r>
+        <w:rPr>
+          <w:rStyle w:val="DataTypeTok"/>
+        </w:rPr>
+        <w:t xml:space="preserve">"id"</w:t>
+      </w:r>
+      <w:r>
+        <w:rPr>
+          <w:rStyle w:val="FunctionTok"/>
+        </w:rPr>
+        <w:t xml:space="preserve">:</w:t>
+      </w:r>
+      <w:r>
+        <w:rPr>
+          <w:rStyle w:val="NormalTok"/>
+        </w:rPr>
+        <w:t xml:space="preserve"> </w:t>
+      </w:r>
+      <w:r>
+        <w:rPr>
+          <w:rStyle w:val="DecValTok"/>
+        </w:rPr>
+        <w:t xml:space="preserve">1</w:t>
+      </w:r>
+      <w:r>
+        <w:rPr>
+          <w:rStyle w:val="FunctionTok"/>
+        </w:rPr>
+        <w:t xml:space="preserve">,</w:t>
+      </w:r>
+      <w:r>
+        <w:br/>
+      </w:r>
+      <w:r>
+        <w:rPr>
+          <w:rStyle w:val="NormalTok"/>
+        </w:rPr>
+        <w:t xml:space="preserve">                </w:t>
+      </w:r>
+      <w:r>
+        <w:rPr>
+          <w:rStyle w:val="DataTypeTok"/>
+        </w:rPr>
+        <w:t xml:space="preserve">"name"</w:t>
+      </w:r>
+      <w:r>
+        <w:rPr>
+          <w:rStyle w:val="FunctionTok"/>
+        </w:rPr>
+        <w:t xml:space="preserve">:</w:t>
+      </w:r>
+      <w:r>
+        <w:rPr>
+          <w:rStyle w:val="NormalTok"/>
+        </w:rPr>
+        <w:t xml:space="preserve"> </w:t>
+      </w:r>
+      <w:r>
+        <w:rPr>
+          <w:rStyle w:val="StringTok"/>
+        </w:rPr>
+        <w:t xml:space="preserve">"Vaisala WXT536 Weather Transmitter"</w:t>
+      </w:r>
+      <w:r>
+        <w:rPr>
+          <w:rStyle w:val="FunctionTok"/>
+        </w:rPr>
+        <w:t xml:space="preserve">,</w:t>
+      </w:r>
+      <w:r>
+        <w:br/>
+      </w:r>
+      <w:r>
+        <w:rPr>
+          <w:rStyle w:val="NormalTok"/>
+        </w:rPr>
+        <w:t xml:space="preserve">                </w:t>
+      </w:r>
+      <w:r>
+        <w:rPr>
+          <w:rStyle w:val="DataTypeTok"/>
+        </w:rPr>
+        <w:t xml:space="preserve">"serialNumber"</w:t>
+      </w:r>
+      <w:r>
+        <w:rPr>
+          <w:rStyle w:val="FunctionTok"/>
+        </w:rPr>
+        <w:t xml:space="preserve">:</w:t>
+      </w:r>
+      <w:r>
+        <w:rPr>
+          <w:rStyle w:val="NormalTok"/>
+        </w:rPr>
+        <w:t xml:space="preserve"> </w:t>
+      </w:r>
+      <w:r>
+        <w:rPr>
+          <w:rStyle w:val="StringTok"/>
+        </w:rPr>
+        <w:t xml:space="preserve">"WX536-3482934"</w:t>
+      </w:r>
+      <w:r>
+        <w:rPr>
+          <w:rStyle w:val="FunctionTok"/>
+        </w:rPr>
+        <w:t xml:space="preserve">,</w:t>
+      </w:r>
+      <w:r>
+        <w:br/>
+      </w:r>
+      <w:r>
+        <w:rPr>
+          <w:rStyle w:val="NormalTok"/>
+        </w:rPr>
+        <w:t xml:space="preserve">                </w:t>
+      </w:r>
+      <w:r>
+        <w:rPr>
+          <w:rStyle w:val="DataTypeTok"/>
+        </w:rPr>
+        <w:t xml:space="preserve">"location"</w:t>
+      </w:r>
+      <w:r>
+        <w:rPr>
+          <w:rStyle w:val="FunctionTok"/>
+        </w:rPr>
+        <w:t xml:space="preserve">:</w:t>
+      </w:r>
+      <w:r>
+        <w:rPr>
+          <w:rStyle w:val="NormalTok"/>
+        </w:rPr>
+        <w:t xml:space="preserve"> </w:t>
+      </w:r>
+      <w:r>
+        <w:rPr>
+          <w:rStyle w:val="FunctionTok"/>
+        </w:rPr>
+        <w:t xml:space="preserve">{</w:t>
+      </w:r>
+      <w:r>
+        <w:br/>
+      </w:r>
+      <w:r>
+        <w:rPr>
+          <w:rStyle w:val="NormalTok"/>
+        </w:rPr>
+        <w:t xml:space="preserve">                    </w:t>
+      </w:r>
+      <w:r>
+        <w:rPr>
+          <w:rStyle w:val="DataTypeTok"/>
+        </w:rPr>
+        <w:t xml:space="preserve">"latitude"</w:t>
+      </w:r>
+      <w:r>
+        <w:rPr>
+          <w:rStyle w:val="FunctionTok"/>
+        </w:rPr>
+        <w:t xml:space="preserve">:</w:t>
+      </w:r>
+      <w:r>
+        <w:rPr>
+          <w:rStyle w:val="NormalTok"/>
+        </w:rPr>
+        <w:t xml:space="preserve"> </w:t>
+      </w:r>
+      <w:r>
+        <w:rPr>
+          <w:rStyle w:val="FloatTok"/>
+        </w:rPr>
+        <w:t xml:space="preserve">44.90192</w:t>
+      </w:r>
+      <w:r>
+        <w:rPr>
+          <w:rStyle w:val="FunctionTok"/>
+        </w:rPr>
+        <w:t xml:space="preserve">,</w:t>
+      </w:r>
+      <w:r>
+        <w:br/>
+      </w:r>
+      <w:r>
+        <w:rPr>
+          <w:rStyle w:val="NormalTok"/>
+        </w:rPr>
+        <w:t xml:space="preserve">                    </w:t>
+      </w:r>
+      <w:r>
+        <w:rPr>
+          <w:rStyle w:val="DataTypeTok"/>
+        </w:rPr>
+        <w:t xml:space="preserve">"longitude"</w:t>
+      </w:r>
+      <w:r>
+        <w:rPr>
+          <w:rStyle w:val="FunctionTok"/>
+        </w:rPr>
+        <w:t xml:space="preserve">:</w:t>
+      </w:r>
+      <w:r>
+        <w:rPr>
+          <w:rStyle w:val="NormalTok"/>
+        </w:rPr>
+        <w:t xml:space="preserve"> </w:t>
+      </w:r>
+      <w:r>
+        <w:rPr>
+          <w:rStyle w:val="FloatTok"/>
+        </w:rPr>
+        <w:t xml:space="preserve">15.60844</w:t>
+      </w:r>
+      <w:r>
+        <w:rPr>
+          <w:rStyle w:val="FunctionTok"/>
+        </w:rPr>
+        <w:t xml:space="preserve">,</w:t>
+      </w:r>
+      <w:r>
+        <w:br/>
+      </w:r>
+      <w:r>
+        <w:rPr>
+          <w:rStyle w:val="NormalTok"/>
+        </w:rPr>
+        <w:t xml:space="preserve">                    </w:t>
+      </w:r>
+      <w:r>
+        <w:rPr>
+          <w:rStyle w:val="DataTypeTok"/>
+        </w:rPr>
+        <w:t xml:space="preserve">"heightMetres"</w:t>
+      </w:r>
+      <w:r>
+        <w:rPr>
+          <w:rStyle w:val="FunctionTok"/>
+        </w:rPr>
+        <w:t xml:space="preserve">:</w:t>
+      </w:r>
+      <w:r>
+        <w:rPr>
+          <w:rStyle w:val="NormalTok"/>
+        </w:rPr>
+        <w:t xml:space="preserve"> </w:t>
+      </w:r>
+      <w:r>
+        <w:rPr>
+          <w:rStyle w:val="FloatTok"/>
+        </w:rPr>
+        <w:t xml:space="preserve">2.0</w:t>
+      </w:r>
+      <w:r>
+        <w:rPr>
+          <w:rStyle w:val="FunctionTok"/>
+        </w:rPr>
+        <w:t xml:space="preserve">,</w:t>
+      </w:r>
+      <w:r>
+        <w:br/>
+      </w:r>
+      <w:r>
+        <w:rPr>
+          <w:rStyle w:val="NormalTok"/>
+        </w:rPr>
+        <w:t xml:space="preserve">                    </w:t>
+      </w:r>
+      <w:r>
+        <w:rPr>
+          <w:rStyle w:val="DataTypeTok"/>
+        </w:rPr>
+        <w:t xml:space="preserve">"referenceSurface"</w:t>
+      </w:r>
+      <w:r>
+        <w:rPr>
+          <w:rStyle w:val="FunctionTok"/>
+        </w:rPr>
+        <w:t xml:space="preserve">:</w:t>
+      </w:r>
+      <w:r>
+        <w:rPr>
+          <w:rStyle w:val="NormalTok"/>
+        </w:rPr>
+        <w:t xml:space="preserve"> </w:t>
+      </w:r>
+      <w:r>
+        <w:rPr>
+          <w:rStyle w:val="StringTok"/>
+        </w:rPr>
+        <w:t xml:space="preserve">"GL"</w:t>
+      </w:r>
+      <w:r>
+        <w:br/>
+      </w:r>
+      <w:r>
+        <w:rPr>
+          <w:rStyle w:val="NormalTok"/>
+        </w:rPr>
+        <w:t xml:space="preserve">                </w:t>
+      </w:r>
+      <w:r>
+        <w:rPr>
+          <w:rStyle w:val="FunctionTok"/>
+        </w:rPr>
+        <w:t xml:space="preserve">},</w:t>
+      </w:r>
+      <w:r>
+        <w:br/>
+      </w:r>
+      <w:r>
+        <w:rPr>
+          <w:rStyle w:val="NormalTok"/>
+        </w:rPr>
+        <w:t xml:space="preserve">                </w:t>
+      </w:r>
+      <w:r>
+        <w:rPr>
+          <w:rStyle w:val="DataTypeTok"/>
+        </w:rPr>
+        <w:t xml:space="preserve">"firmwareVersion"</w:t>
+      </w:r>
+      <w:r>
+        <w:rPr>
+          <w:rStyle w:val="FunctionTok"/>
+        </w:rPr>
+        <w:t xml:space="preserve">:</w:t>
+      </w:r>
+      <w:r>
+        <w:rPr>
+          <w:rStyle w:val="NormalTok"/>
+        </w:rPr>
+        <w:t xml:space="preserve"> </w:t>
+      </w:r>
+      <w:r>
+        <w:rPr>
+          <w:rStyle w:val="StringTok"/>
+        </w:rPr>
+        <w:t xml:space="preserve">"3.12"</w:t>
+      </w:r>
+      <w:r>
+        <w:br/>
+      </w:r>
+      <w:r>
+        <w:rPr>
+          <w:rStyle w:val="NormalTok"/>
+        </w:rPr>
+        <w:t xml:space="preserve">            </w:t>
+      </w:r>
+      <w:r>
+        <w:rPr>
+          <w:rStyle w:val="FunctionTok"/>
+        </w:rPr>
+        <w:t xml:space="preserve">}</w:t>
+      </w:r>
+      <w:r>
+        <w:br/>
+      </w:r>
+      <w:r>
+        <w:rPr>
+          <w:rStyle w:val="NormalTok"/>
+        </w:rPr>
+        <w:t xml:space="preserve">        </w:t>
+      </w:r>
+      <w:r>
+        <w:rPr>
+          <w:rStyle w:val="OtherTok"/>
+        </w:rPr>
+        <w:t xml:space="preserve">]</w:t>
+      </w:r>
+      <w:r>
+        <w:rPr>
+          <w:rStyle w:val="FunctionTok"/>
+        </w:rPr>
+        <w:t xml:space="preserve">,</w:t>
+      </w:r>
+      <w:r>
+        <w:br/>
+      </w:r>
+      <w:r>
+        <w:rPr>
+          <w:rStyle w:val="NormalTok"/>
+        </w:rPr>
+        <w:t xml:space="preserve">        </w:t>
+      </w:r>
+      <w:r>
+        <w:rPr>
+          <w:rStyle w:val="DataTypeTok"/>
+        </w:rPr>
+        <w:t xml:space="preserve">"parameterDefinitions"</w:t>
+      </w:r>
+      <w:r>
+        <w:rPr>
+          <w:rStyle w:val="FunctionTok"/>
+        </w:rPr>
+        <w:t xml:space="preserve">:</w:t>
+      </w:r>
+      <w:r>
+        <w:rPr>
+          <w:rStyle w:val="NormalTok"/>
+        </w:rPr>
+        <w:t xml:space="preserve"> </w:t>
+      </w:r>
+      <w:r>
+        <w:rPr>
+          <w:rStyle w:val="OtherTok"/>
+        </w:rPr>
+        <w:t xml:space="preserve">[</w:t>
+      </w:r>
+      <w:r>
+        <w:br/>
+      </w:r>
+      <w:r>
+        <w:rPr>
+          <w:rStyle w:val="NormalTok"/>
+        </w:rPr>
+        <w:t xml:space="preserve">            </w:t>
+      </w:r>
+      <w:r>
+        <w:rPr>
+          <w:rStyle w:val="FunctionTok"/>
+        </w:rPr>
+        <w:t xml:space="preserve">{</w:t>
+      </w:r>
+      <w:r>
+        <w:br/>
+      </w:r>
+      <w:r>
+        <w:rPr>
+          <w:rStyle w:val="NormalTok"/>
+        </w:rPr>
+        <w:t xml:space="preserve">                </w:t>
+      </w:r>
+      <w:r>
+        <w:rPr>
+          <w:rStyle w:val="DataTypeTok"/>
+        </w:rPr>
+        <w:t xml:space="preserve">"id"</w:t>
+      </w:r>
+      <w:r>
+        <w:rPr>
+          <w:rStyle w:val="FunctionTok"/>
+        </w:rPr>
+        <w:t xml:space="preserve">:</w:t>
+      </w:r>
+      <w:r>
+        <w:rPr>
+          <w:rStyle w:val="NormalTok"/>
+        </w:rPr>
+        <w:t xml:space="preserve"> </w:t>
+      </w:r>
+      <w:r>
+        <w:rPr>
+          <w:rStyle w:val="DecValTok"/>
+        </w:rPr>
+        <w:t xml:space="preserve">1</w:t>
+      </w:r>
+      <w:r>
+        <w:rPr>
+          <w:rStyle w:val="FunctionTok"/>
+        </w:rPr>
+        <w:t xml:space="preserve">,</w:t>
+      </w:r>
+      <w:r>
+        <w:br/>
+      </w:r>
+      <w:r>
+        <w:rPr>
+          <w:rStyle w:val="NormalTok"/>
+        </w:rPr>
+        <w:t xml:space="preserve">                </w:t>
+      </w:r>
+      <w:r>
+        <w:rPr>
+          <w:rStyle w:val="DataTypeTok"/>
+        </w:rPr>
+        <w:t xml:space="preserve">"description"</w:t>
+      </w:r>
+      <w:r>
+        <w:rPr>
+          <w:rStyle w:val="FunctionTok"/>
+        </w:rPr>
+        <w:t xml:space="preserve">:</w:t>
+      </w:r>
+      <w:r>
+        <w:rPr>
+          <w:rStyle w:val="NormalTok"/>
+        </w:rPr>
+        <w:t xml:space="preserve"> </w:t>
+      </w:r>
+      <w:r>
+        <w:rPr>
+          <w:rStyle w:val="StringTok"/>
+        </w:rPr>
+        <w:t xml:space="preserve">"Weather parameters"</w:t>
+      </w:r>
+      <w:r>
+        <w:rPr>
+          <w:rStyle w:val="FunctionTok"/>
+        </w:rPr>
+        <w:t xml:space="preserve">,</w:t>
+      </w:r>
+      <w:r>
+        <w:br/>
+      </w:r>
+      <w:r>
+        <w:rPr>
+          <w:rStyle w:val="NormalTok"/>
+        </w:rPr>
+        <w:t xml:space="preserve">                </w:t>
+      </w:r>
+      <w:r>
+        <w:rPr>
+          <w:rStyle w:val="DataTypeTok"/>
+        </w:rPr>
+        <w:t xml:space="preserve">"parameters"</w:t>
+      </w:r>
+      <w:r>
+        <w:rPr>
+          <w:rStyle w:val="FunctionTok"/>
+        </w:rPr>
+        <w:t xml:space="preserve">:</w:t>
+      </w:r>
+      <w:r>
+        <w:rPr>
+          <w:rStyle w:val="NormalTok"/>
+        </w:rPr>
+        <w:t xml:space="preserve"> </w:t>
+      </w:r>
+      <w:r>
+        <w:rPr>
+          <w:rStyle w:val="OtherTok"/>
+        </w:rPr>
+        <w:t xml:space="preserve">[</w:t>
+      </w:r>
+      <w:r>
+        <w:br/>
+      </w:r>
+      <w:r>
+        <w:rPr>
+          <w:rStyle w:val="NormalTok"/>
+        </w:rPr>
+        <w:t xml:space="preserve">                    </w:t>
+      </w:r>
+      <w:r>
+        <w:rPr>
+          <w:rStyle w:val="FunctionTok"/>
+        </w:rPr>
+        <w:t xml:space="preserve">{</w:t>
+      </w:r>
+      <w:r>
+        <w:br/>
+      </w:r>
+      <w:r>
+        <w:rPr>
+          <w:rStyle w:val="NormalTok"/>
+        </w:rPr>
+        <w:t xml:space="preserve">                        </w:t>
+      </w:r>
+      <w:r>
+        <w:rPr>
+          <w:rStyle w:val="DataTypeTok"/>
+        </w:rPr>
+        <w:t xml:space="preserve">"longName"</w:t>
+      </w:r>
+      <w:r>
+        <w:rPr>
+          <w:rStyle w:val="FunctionTok"/>
+        </w:rPr>
+        <w:t xml:space="preserve">:</w:t>
+      </w:r>
+      <w:r>
+        <w:rPr>
+          <w:rStyle w:val="NormalTok"/>
+        </w:rPr>
+        <w:t xml:space="preserve"> </w:t>
+      </w:r>
+      <w:r>
+        <w:rPr>
+          <w:rStyle w:val="StringTok"/>
+        </w:rPr>
+        <w:t xml:space="preserve">"Air Temperature"</w:t>
+      </w:r>
+      <w:r>
+        <w:rPr>
+          <w:rStyle w:val="FunctionTok"/>
+        </w:rPr>
+        <w:t xml:space="preserve">,</w:t>
+      </w:r>
+      <w:r>
+        <w:br/>
+      </w:r>
+      <w:r>
+        <w:rPr>
+          <w:rStyle w:val="NormalTok"/>
+        </w:rPr>
+        <w:t xml:space="preserve">                        </w:t>
+      </w:r>
+      <w:r>
+        <w:rPr>
+          <w:rStyle w:val="DataTypeTok"/>
+        </w:rPr>
+        <w:t xml:space="preserve">"unit"</w:t>
+      </w:r>
+      <w:r>
+        <w:rPr>
+          <w:rStyle w:val="FunctionTok"/>
+        </w:rPr>
+        <w:t xml:space="preserve">:</w:t>
+      </w:r>
+      <w:r>
+        <w:rPr>
+          <w:rStyle w:val="NormalTok"/>
+        </w:rPr>
+        <w:t xml:space="preserve"> </w:t>
+      </w:r>
+      <w:r>
+        <w:rPr>
+          <w:rStyle w:val="StringTok"/>
+        </w:rPr>
+        <w:t xml:space="preserve">"°C"</w:t>
+      </w:r>
+      <w:r>
+        <w:rPr>
+          <w:rStyle w:val="FunctionTok"/>
+        </w:rPr>
+        <w:t xml:space="preserve">,</w:t>
+      </w:r>
+      <w:r>
+        <w:br/>
+      </w:r>
+      <w:r>
+        <w:rPr>
+          <w:rStyle w:val="NormalTok"/>
+        </w:rPr>
+        <w:t xml:space="preserve">                        </w:t>
+      </w:r>
+      <w:r>
+        <w:rPr>
+          <w:rStyle w:val="DataTypeTok"/>
+        </w:rPr>
+        <w:t xml:space="preserve">"device"</w:t>
+      </w:r>
+      <w:r>
+        <w:rPr>
+          <w:rStyle w:val="FunctionTok"/>
+        </w:rPr>
+        <w:t xml:space="preserve">:</w:t>
+      </w:r>
+      <w:r>
+        <w:rPr>
+          <w:rStyle w:val="NormalTok"/>
+        </w:rPr>
+        <w:t xml:space="preserve"> </w:t>
+      </w:r>
+      <w:r>
+        <w:rPr>
+          <w:rStyle w:val="FunctionTok"/>
+        </w:rPr>
+        <w:t xml:space="preserve">{</w:t>
+      </w:r>
+      <w:r>
+        <w:br/>
+      </w:r>
+      <w:r>
+        <w:rPr>
+          <w:rStyle w:val="NormalTok"/>
+        </w:rPr>
+        <w:t xml:space="preserve">                            </w:t>
+      </w:r>
+      <w:r>
+        <w:rPr>
+          <w:rStyle w:val="DataTypeTok"/>
+        </w:rPr>
+        <w:t xml:space="preserve">"observerId"</w:t>
+      </w:r>
+      <w:r>
+        <w:rPr>
+          <w:rStyle w:val="FunctionTok"/>
+        </w:rPr>
+        <w:t xml:space="preserve">:</w:t>
+      </w:r>
+      <w:r>
+        <w:rPr>
+          <w:rStyle w:val="NormalTok"/>
+        </w:rPr>
+        <w:t xml:space="preserve"> </w:t>
+      </w:r>
+      <w:r>
+        <w:rPr>
+          <w:rStyle w:val="DecValTok"/>
+        </w:rPr>
+        <w:t xml:space="preserve">1</w:t>
+      </w:r>
+      <w:r>
+        <w:br/>
+      </w:r>
+      <w:r>
+        <w:rPr>
+          <w:rStyle w:val="NormalTok"/>
+        </w:rPr>
+        <w:t xml:space="preserve">                        </w:t>
+      </w:r>
+      <w:r>
+        <w:rPr>
+          <w:rStyle w:val="FunctionTok"/>
+        </w:rPr>
+        <w:t xml:space="preserve">},</w:t>
+      </w:r>
+      <w:r>
+        <w:br/>
+      </w:r>
+      <w:r>
+        <w:rPr>
+          <w:rStyle w:val="NormalTok"/>
+        </w:rPr>
+        <w:t xml:space="preserve">                        </w:t>
+      </w:r>
+      <w:r>
+        <w:rPr>
+          <w:rStyle w:val="DataTypeTok"/>
+        </w:rPr>
+        <w:t xml:space="preserve">"cellMethod"</w:t>
+      </w:r>
+      <w:r>
+        <w:rPr>
+          <w:rStyle w:val="FunctionTok"/>
+        </w:rPr>
+        <w:t xml:space="preserve">:</w:t>
+      </w:r>
+      <w:r>
+        <w:rPr>
+          <w:rStyle w:val="NormalTok"/>
+        </w:rPr>
+        <w:t xml:space="preserve"> </w:t>
+      </w:r>
+      <w:r>
+        <w:rPr>
+          <w:rStyle w:val="StringTok"/>
+        </w:rPr>
+        <w:t xml:space="preserve">"POINT"</w:t>
+      </w:r>
+      <w:r>
+        <w:rPr>
+          <w:rStyle w:val="FunctionTok"/>
+        </w:rPr>
+        <w:t xml:space="preserve">,</w:t>
+      </w:r>
+      <w:r>
+        <w:br/>
+      </w:r>
+      <w:r>
+        <w:rPr>
+          <w:rStyle w:val="NormalTok"/>
+        </w:rPr>
+        <w:t xml:space="preserve">                        </w:t>
+      </w:r>
+      <w:r>
+        <w:rPr>
+          <w:rStyle w:val="DataTypeTok"/>
+        </w:rPr>
+        <w:t xml:space="preserve">"standardNames"</w:t>
+      </w:r>
+      <w:r>
+        <w:rPr>
+          <w:rStyle w:val="FunctionTok"/>
+        </w:rPr>
+        <w:t xml:space="preserve">:</w:t>
+      </w:r>
+      <w:r>
+        <w:rPr>
+          <w:rStyle w:val="NormalTok"/>
+        </w:rPr>
+        <w:t xml:space="preserve"> </w:t>
+      </w:r>
+      <w:r>
+        <w:rPr>
+          <w:rStyle w:val="FunctionTok"/>
+        </w:rPr>
+        <w:t xml:space="preserve">{</w:t>
+      </w:r>
+      <w:r>
+        <w:br/>
+      </w:r>
+      <w:r>
+        <w:rPr>
+          <w:rStyle w:val="NormalTok"/>
+        </w:rPr>
+        <w:t xml:space="preserve">                            </w:t>
+      </w:r>
+      <w:r>
+        <w:rPr>
+          <w:rStyle w:val="DataTypeTok"/>
+        </w:rPr>
+        <w:t xml:space="preserve">"cf"</w:t>
+      </w:r>
+      <w:r>
+        <w:rPr>
+          <w:rStyle w:val="FunctionTok"/>
+        </w:rPr>
+        <w:t xml:space="preserve">:</w:t>
+      </w:r>
+      <w:r>
+        <w:rPr>
+          <w:rStyle w:val="NormalTok"/>
+        </w:rPr>
+        <w:t xml:space="preserve"> </w:t>
+      </w:r>
+      <w:r>
+        <w:rPr>
+          <w:rStyle w:val="StringTok"/>
+        </w:rPr>
+        <w:t xml:space="preserve">"air_temperature"</w:t>
+      </w:r>
+      <w:r>
+        <w:br/>
+      </w:r>
+      <w:r>
+        <w:rPr>
+          <w:rStyle w:val="NormalTok"/>
+        </w:rPr>
+        <w:t xml:space="preserve">                        </w:t>
+      </w:r>
+      <w:r>
+        <w:rPr>
+          <w:rStyle w:val="FunctionTok"/>
+        </w:rPr>
+        <w:t xml:space="preserve">}</w:t>
+      </w:r>
+      <w:r>
+        <w:br/>
+      </w:r>
+      <w:r>
+        <w:rPr>
+          <w:rStyle w:val="NormalTok"/>
+        </w:rPr>
+        <w:t xml:space="preserve">                    </w:t>
+      </w:r>
+      <w:r>
+        <w:rPr>
+          <w:rStyle w:val="FunctionTok"/>
+        </w:rPr>
+        <w:t xml:space="preserve">}</w:t>
+      </w:r>
+      <w:r>
+        <w:rPr>
+          <w:rStyle w:val="OtherTok"/>
+        </w:rPr>
+        <w:t xml:space="preserve">,</w:t>
+      </w:r>
+      <w:r>
+        <w:br/>
+      </w:r>
+      <w:r>
+        <w:rPr>
+          <w:rStyle w:val="NormalTok"/>
+        </w:rPr>
+        <w:t xml:space="preserve">                    </w:t>
+      </w:r>
+      <w:r>
+        <w:rPr>
+          <w:rStyle w:val="FunctionTok"/>
+        </w:rPr>
+        <w:t xml:space="preserve">{</w:t>
+      </w:r>
+      <w:r>
+        <w:br/>
+      </w:r>
+      <w:r>
+        <w:rPr>
+          <w:rStyle w:val="NormalTok"/>
+        </w:rPr>
+        <w:t xml:space="preserve">                        </w:t>
+      </w:r>
+      <w:r>
+        <w:rPr>
+          <w:rStyle w:val="DataTypeTok"/>
+        </w:rPr>
+        <w:t xml:space="preserve">"longName"</w:t>
+      </w:r>
+      <w:r>
+        <w:rPr>
+          <w:rStyle w:val="FunctionTok"/>
+        </w:rPr>
+        <w:t xml:space="preserve">:</w:t>
+      </w:r>
+      <w:r>
+        <w:rPr>
+          <w:rStyle w:val="NormalTok"/>
+        </w:rPr>
+        <w:t xml:space="preserve"> </w:t>
+      </w:r>
+      <w:r>
+        <w:rPr>
+          <w:rStyle w:val="StringTok"/>
+        </w:rPr>
+        <w:t xml:space="preserve">"Relative Humidity"</w:t>
+      </w:r>
+      <w:r>
+        <w:rPr>
+          <w:rStyle w:val="FunctionTok"/>
+        </w:rPr>
+        <w:t xml:space="preserve">,</w:t>
+      </w:r>
+      <w:r>
+        <w:br/>
+      </w:r>
+      <w:r>
+        <w:rPr>
+          <w:rStyle w:val="NormalTok"/>
+        </w:rPr>
+        <w:t xml:space="preserve">                        </w:t>
+      </w:r>
+      <w:r>
+        <w:rPr>
+          <w:rStyle w:val="DataTypeTok"/>
+        </w:rPr>
+        <w:t xml:space="preserve">"unit"</w:t>
+      </w:r>
+      <w:r>
+        <w:rPr>
+          <w:rStyle w:val="FunctionTok"/>
+        </w:rPr>
+        <w:t xml:space="preserve">:</w:t>
+      </w:r>
+      <w:r>
+        <w:rPr>
+          <w:rStyle w:val="NormalTok"/>
+        </w:rPr>
+        <w:t xml:space="preserve"> </w:t>
+      </w:r>
+      <w:r>
+        <w:rPr>
+          <w:rStyle w:val="StringTok"/>
+        </w:rPr>
+        <w:t xml:space="preserve">"%"</w:t>
+      </w:r>
+      <w:r>
+        <w:rPr>
+          <w:rStyle w:val="FunctionTok"/>
+        </w:rPr>
+        <w:t xml:space="preserve">,</w:t>
+      </w:r>
+      <w:r>
+        <w:br/>
+      </w:r>
+      <w:r>
+        <w:rPr>
+          <w:rStyle w:val="NormalTok"/>
+        </w:rPr>
+        <w:t xml:space="preserve">                        </w:t>
+      </w:r>
+      <w:r>
+        <w:rPr>
+          <w:rStyle w:val="DataTypeTok"/>
+        </w:rPr>
+        <w:t xml:space="preserve">"device"</w:t>
+      </w:r>
+      <w:r>
+        <w:rPr>
+          <w:rStyle w:val="FunctionTok"/>
+        </w:rPr>
+        <w:t xml:space="preserve">:</w:t>
+      </w:r>
+      <w:r>
+        <w:rPr>
+          <w:rStyle w:val="NormalTok"/>
+        </w:rPr>
+        <w:t xml:space="preserve"> </w:t>
+      </w:r>
+      <w:r>
+        <w:rPr>
+          <w:rStyle w:val="FunctionTok"/>
+        </w:rPr>
+        <w:t xml:space="preserve">{</w:t>
+      </w:r>
+      <w:r>
+        <w:br/>
+      </w:r>
+      <w:r>
+        <w:rPr>
+          <w:rStyle w:val="NormalTok"/>
+        </w:rPr>
+        <w:t xml:space="preserve">                            </w:t>
+      </w:r>
+      <w:r>
+        <w:rPr>
+          <w:rStyle w:val="DataTypeTok"/>
+        </w:rPr>
+        <w:t xml:space="preserve">"observerId"</w:t>
+      </w:r>
+      <w:r>
+        <w:rPr>
+          <w:rStyle w:val="FunctionTok"/>
+        </w:rPr>
+        <w:t xml:space="preserve">:</w:t>
+      </w:r>
+      <w:r>
+        <w:rPr>
+          <w:rStyle w:val="NormalTok"/>
+        </w:rPr>
+        <w:t xml:space="preserve"> </w:t>
+      </w:r>
+      <w:r>
+        <w:rPr>
+          <w:rStyle w:val="DecValTok"/>
+        </w:rPr>
+        <w:t xml:space="preserve">1</w:t>
+      </w:r>
+      <w:r>
+        <w:br/>
+      </w:r>
+      <w:r>
+        <w:rPr>
+          <w:rStyle w:val="NormalTok"/>
+        </w:rPr>
+        <w:t xml:space="preserve">                        </w:t>
+      </w:r>
+      <w:r>
+        <w:rPr>
+          <w:rStyle w:val="FunctionTok"/>
+        </w:rPr>
+        <w:t xml:space="preserve">},</w:t>
+      </w:r>
+      <w:r>
+        <w:br/>
+      </w:r>
+      <w:r>
+        <w:rPr>
+          <w:rStyle w:val="NormalTok"/>
+        </w:rPr>
+        <w:t xml:space="preserve">                        </w:t>
+      </w:r>
+      <w:r>
+        <w:rPr>
+          <w:rStyle w:val="DataTypeTok"/>
+        </w:rPr>
+        <w:t xml:space="preserve">"cellMethod"</w:t>
+      </w:r>
+      <w:r>
+        <w:rPr>
+          <w:rStyle w:val="FunctionTok"/>
+        </w:rPr>
+        <w:t xml:space="preserve">:</w:t>
+      </w:r>
+      <w:r>
+        <w:rPr>
+          <w:rStyle w:val="NormalTok"/>
+        </w:rPr>
+        <w:t xml:space="preserve"> </w:t>
+      </w:r>
+      <w:r>
+        <w:rPr>
+          <w:rStyle w:val="StringTok"/>
+        </w:rPr>
+        <w:t xml:space="preserve">"POINT"</w:t>
+      </w:r>
+      <w:r>
+        <w:rPr>
+          <w:rStyle w:val="FunctionTok"/>
+        </w:rPr>
+        <w:t xml:space="preserve">,</w:t>
+      </w:r>
+      <w:r>
+        <w:br/>
+      </w:r>
+      <w:r>
+        <w:rPr>
+          <w:rStyle w:val="NormalTok"/>
+        </w:rPr>
+        <w:t xml:space="preserve">                        </w:t>
+      </w:r>
+      <w:r>
+        <w:rPr>
+          <w:rStyle w:val="DataTypeTok"/>
+        </w:rPr>
+        <w:t xml:space="preserve">"standardNames"</w:t>
+      </w:r>
+      <w:r>
+        <w:rPr>
+          <w:rStyle w:val="FunctionTok"/>
+        </w:rPr>
+        <w:t xml:space="preserve">:</w:t>
+      </w:r>
+      <w:r>
+        <w:rPr>
+          <w:rStyle w:val="NormalTok"/>
+        </w:rPr>
+        <w:t xml:space="preserve"> </w:t>
+      </w:r>
+      <w:r>
+        <w:rPr>
+          <w:rStyle w:val="FunctionTok"/>
+        </w:rPr>
+        <w:t xml:space="preserve">{</w:t>
+      </w:r>
+      <w:r>
+        <w:br/>
+      </w:r>
+      <w:r>
+        <w:rPr>
+          <w:rStyle w:val="NormalTok"/>
+        </w:rPr>
+        <w:t xml:space="preserve">                            </w:t>
+      </w:r>
+      <w:r>
+        <w:rPr>
+          <w:rStyle w:val="DataTypeTok"/>
+        </w:rPr>
+        <w:t xml:space="preserve">"cf"</w:t>
+      </w:r>
+      <w:r>
+        <w:rPr>
+          <w:rStyle w:val="FunctionTok"/>
+        </w:rPr>
+        <w:t xml:space="preserve">:</w:t>
+      </w:r>
+      <w:r>
+        <w:rPr>
+          <w:rStyle w:val="NormalTok"/>
+        </w:rPr>
+        <w:t xml:space="preserve"> </w:t>
+      </w:r>
+      <w:r>
+        <w:rPr>
+          <w:rStyle w:val="StringTok"/>
+        </w:rPr>
+        <w:t xml:space="preserve">"relative_humidity"</w:t>
+      </w:r>
+      <w:r>
+        <w:br/>
+      </w:r>
+      <w:r>
+        <w:rPr>
+          <w:rStyle w:val="NormalTok"/>
+        </w:rPr>
+        <w:t xml:space="preserve">                        </w:t>
+      </w:r>
+      <w:r>
+        <w:rPr>
+          <w:rStyle w:val="FunctionTok"/>
+        </w:rPr>
+        <w:t xml:space="preserve">}</w:t>
+      </w:r>
+      <w:r>
+        <w:br/>
+      </w:r>
+      <w:r>
+        <w:rPr>
+          <w:rStyle w:val="NormalTok"/>
+        </w:rPr>
+        <w:t xml:space="preserve">                    </w:t>
+      </w:r>
+      <w:r>
+        <w:rPr>
+          <w:rStyle w:val="FunctionTok"/>
+        </w:rPr>
+        <w:t xml:space="preserve">}</w:t>
+      </w:r>
+      <w:r>
+        <w:rPr>
+          <w:rStyle w:val="OtherTok"/>
+        </w:rPr>
+        <w:t xml:space="preserve">,</w:t>
+      </w:r>
+      <w:r>
+        <w:br/>
+      </w:r>
+      <w:r>
+        <w:rPr>
+          <w:rStyle w:val="NormalTok"/>
+        </w:rPr>
+        <w:t xml:space="preserve">                    </w:t>
+      </w:r>
+      <w:r>
+        <w:rPr>
+          <w:rStyle w:val="FunctionTok"/>
+        </w:rPr>
+        <w:t xml:space="preserve">{</w:t>
+      </w:r>
+      <w:r>
+        <w:br/>
+      </w:r>
+      <w:r>
+        <w:rPr>
+          <w:rStyle w:val="NormalTok"/>
+        </w:rPr>
+        <w:t xml:space="preserve">                        </w:t>
+      </w:r>
+      <w:r>
+        <w:rPr>
+          <w:rStyle w:val="DataTypeTok"/>
+        </w:rPr>
+        <w:t xml:space="preserve">"longName"</w:t>
+      </w:r>
+      <w:r>
+        <w:rPr>
+          <w:rStyle w:val="FunctionTok"/>
+        </w:rPr>
+        <w:t xml:space="preserve">:</w:t>
+      </w:r>
+      <w:r>
+        <w:rPr>
+          <w:rStyle w:val="NormalTok"/>
+        </w:rPr>
+        <w:t xml:space="preserve"> </w:t>
+      </w:r>
+      <w:r>
+        <w:rPr>
+          <w:rStyle w:val="StringTok"/>
+        </w:rPr>
+        <w:t xml:space="preserve">"Barometric Pressure"</w:t>
+      </w:r>
+      <w:r>
+        <w:rPr>
+          <w:rStyle w:val="FunctionTok"/>
+        </w:rPr>
+        <w:t xml:space="preserve">,</w:t>
+      </w:r>
+      <w:r>
+        <w:br/>
+      </w:r>
+      <w:r>
+        <w:rPr>
+          <w:rStyle w:val="NormalTok"/>
+        </w:rPr>
+        <w:t xml:space="preserve">                        </w:t>
+      </w:r>
+      <w:r>
+        <w:rPr>
+          <w:rStyle w:val="DataTypeTok"/>
+        </w:rPr>
+        <w:t xml:space="preserve">"unit"</w:t>
+      </w:r>
+      <w:r>
+        <w:rPr>
+          <w:rStyle w:val="FunctionTok"/>
+        </w:rPr>
+        <w:t xml:space="preserve">:</w:t>
+      </w:r>
+      <w:r>
+        <w:rPr>
+          <w:rStyle w:val="NormalTok"/>
+        </w:rPr>
+        <w:t xml:space="preserve"> </w:t>
+      </w:r>
+      <w:r>
+        <w:rPr>
+          <w:rStyle w:val="StringTok"/>
+        </w:rPr>
+        <w:t xml:space="preserve">"hPa"</w:t>
+      </w:r>
+      <w:r>
+        <w:rPr>
+          <w:rStyle w:val="FunctionTok"/>
+        </w:rPr>
+        <w:t xml:space="preserve">,</w:t>
+      </w:r>
+      <w:r>
+        <w:br/>
+      </w:r>
+      <w:r>
+        <w:rPr>
+          <w:rStyle w:val="NormalTok"/>
+        </w:rPr>
+        <w:t xml:space="preserve">                        </w:t>
+      </w:r>
+      <w:r>
+        <w:rPr>
+          <w:rStyle w:val="DataTypeTok"/>
+        </w:rPr>
+        <w:t xml:space="preserve">"device"</w:t>
+      </w:r>
+      <w:r>
+        <w:rPr>
+          <w:rStyle w:val="FunctionTok"/>
+        </w:rPr>
+        <w:t xml:space="preserve">:</w:t>
+      </w:r>
+      <w:r>
+        <w:rPr>
+          <w:rStyle w:val="NormalTok"/>
+        </w:rPr>
+        <w:t xml:space="preserve"> </w:t>
+      </w:r>
+      <w:r>
+        <w:rPr>
+          <w:rStyle w:val="FunctionTok"/>
+        </w:rPr>
+        <w:t xml:space="preserve">{</w:t>
+      </w:r>
+      <w:r>
+        <w:br/>
+      </w:r>
+      <w:r>
+        <w:rPr>
+          <w:rStyle w:val="NormalTok"/>
+        </w:rPr>
+        <w:t xml:space="preserve">                            </w:t>
+      </w:r>
+      <w:r>
+        <w:rPr>
+          <w:rStyle w:val="DataTypeTok"/>
+        </w:rPr>
+        <w:t xml:space="preserve">"observerId"</w:t>
+      </w:r>
+      <w:r>
+        <w:rPr>
+          <w:rStyle w:val="FunctionTok"/>
+        </w:rPr>
+        <w:t xml:space="preserve">:</w:t>
+      </w:r>
+      <w:r>
+        <w:rPr>
+          <w:rStyle w:val="NormalTok"/>
+        </w:rPr>
+        <w:t xml:space="preserve"> </w:t>
+      </w:r>
+      <w:r>
+        <w:rPr>
+          <w:rStyle w:val="DecValTok"/>
+        </w:rPr>
+        <w:t xml:space="preserve">1</w:t>
+      </w:r>
+      <w:r>
+        <w:br/>
+      </w:r>
+      <w:r>
+        <w:rPr>
+          <w:rStyle w:val="NormalTok"/>
+        </w:rPr>
+        <w:t xml:space="preserve">                        </w:t>
+      </w:r>
+      <w:r>
+        <w:rPr>
+          <w:rStyle w:val="FunctionTok"/>
+        </w:rPr>
+        <w:t xml:space="preserve">},</w:t>
+      </w:r>
+      <w:r>
+        <w:br/>
+      </w:r>
+      <w:r>
+        <w:rPr>
+          <w:rStyle w:val="NormalTok"/>
+        </w:rPr>
+        <w:t xml:space="preserve">                        </w:t>
+      </w:r>
+      <w:r>
+        <w:rPr>
+          <w:rStyle w:val="DataTypeTok"/>
+        </w:rPr>
+        <w:t xml:space="preserve">"cellMethod"</w:t>
+      </w:r>
+      <w:r>
+        <w:rPr>
+          <w:rStyle w:val="FunctionTok"/>
+        </w:rPr>
+        <w:t xml:space="preserve">:</w:t>
+      </w:r>
+      <w:r>
+        <w:rPr>
+          <w:rStyle w:val="NormalTok"/>
+        </w:rPr>
+        <w:t xml:space="preserve"> </w:t>
+      </w:r>
+      <w:r>
+        <w:rPr>
+          <w:rStyle w:val="StringTok"/>
+        </w:rPr>
+        <w:t xml:space="preserve">"POINT"</w:t>
+      </w:r>
+      <w:r>
+        <w:rPr>
+          <w:rStyle w:val="FunctionTok"/>
+        </w:rPr>
+        <w:t xml:space="preserve">,</w:t>
+      </w:r>
+      <w:r>
+        <w:br/>
+      </w:r>
+      <w:r>
+        <w:rPr>
+          <w:rStyle w:val="NormalTok"/>
+        </w:rPr>
+        <w:t xml:space="preserve">                        </w:t>
+      </w:r>
+      <w:r>
+        <w:rPr>
+          <w:rStyle w:val="DataTypeTok"/>
+        </w:rPr>
+        <w:t xml:space="preserve">"standardNames"</w:t>
+      </w:r>
+      <w:r>
+        <w:rPr>
+          <w:rStyle w:val="FunctionTok"/>
+        </w:rPr>
+        <w:t xml:space="preserve">:</w:t>
+      </w:r>
+      <w:r>
+        <w:rPr>
+          <w:rStyle w:val="NormalTok"/>
+        </w:rPr>
+        <w:t xml:space="preserve"> </w:t>
+      </w:r>
+      <w:r>
+        <w:rPr>
+          <w:rStyle w:val="FunctionTok"/>
+        </w:rPr>
+        <w:t xml:space="preserve">{</w:t>
+      </w:r>
+      <w:r>
+        <w:br/>
+      </w:r>
+      <w:r>
+        <w:rPr>
+          <w:rStyle w:val="NormalTok"/>
+        </w:rPr>
+        <w:t xml:space="preserve">                            </w:t>
+      </w:r>
+      <w:r>
+        <w:rPr>
+          <w:rStyle w:val="DataTypeTok"/>
+        </w:rPr>
+        <w:t xml:space="preserve">"cf"</w:t>
+      </w:r>
+      <w:r>
+        <w:rPr>
+          <w:rStyle w:val="FunctionTok"/>
+        </w:rPr>
+        <w:t xml:space="preserve">:</w:t>
+      </w:r>
+      <w:r>
+        <w:rPr>
+          <w:rStyle w:val="NormalTok"/>
+        </w:rPr>
+        <w:t xml:space="preserve"> </w:t>
+      </w:r>
+      <w:r>
+        <w:rPr>
+          <w:rStyle w:val="StringTok"/>
+        </w:rPr>
+        <w:t xml:space="preserve">"air_pressure"</w:t>
+      </w:r>
+      <w:r>
+        <w:br/>
+      </w:r>
+      <w:r>
+        <w:rPr>
+          <w:rStyle w:val="NormalTok"/>
+        </w:rPr>
+        <w:t xml:space="preserve">                        </w:t>
+      </w:r>
+      <w:r>
+        <w:rPr>
+          <w:rStyle w:val="FunctionTok"/>
+        </w:rPr>
+        <w:t xml:space="preserve">}</w:t>
+      </w:r>
+      <w:r>
+        <w:br/>
+      </w:r>
+      <w:r>
+        <w:rPr>
+          <w:rStyle w:val="NormalTok"/>
+        </w:rPr>
+        <w:t xml:space="preserve">                    </w:t>
+      </w:r>
+      <w:r>
+        <w:rPr>
+          <w:rStyle w:val="FunctionTok"/>
+        </w:rPr>
+        <w:t xml:space="preserve">}</w:t>
+      </w:r>
+      <w:r>
+        <w:rPr>
+          <w:rStyle w:val="OtherTok"/>
+        </w:rPr>
+        <w:t xml:space="preserve">,</w:t>
+      </w:r>
+      <w:r>
+        <w:br/>
+      </w:r>
+      <w:r>
+        <w:rPr>
+          <w:rStyle w:val="NormalTok"/>
+        </w:rPr>
+        <w:t xml:space="preserve">                    </w:t>
+      </w:r>
+      <w:r>
+        <w:rPr>
+          <w:rStyle w:val="FunctionTok"/>
+        </w:rPr>
+        <w:t xml:space="preserve">{</w:t>
+      </w:r>
+      <w:r>
+        <w:br/>
+      </w:r>
+      <w:r>
+        <w:rPr>
+          <w:rStyle w:val="NormalTok"/>
+        </w:rPr>
+        <w:t xml:space="preserve">                        </w:t>
+      </w:r>
+      <w:r>
+        <w:rPr>
+          <w:rStyle w:val="DataTypeTok"/>
+        </w:rPr>
+        <w:t xml:space="preserve">"longName"</w:t>
+      </w:r>
+      <w:r>
+        <w:rPr>
+          <w:rStyle w:val="FunctionTok"/>
+        </w:rPr>
+        <w:t xml:space="preserve">:</w:t>
+      </w:r>
+      <w:r>
+        <w:rPr>
+          <w:rStyle w:val="NormalTok"/>
+        </w:rPr>
+        <w:t xml:space="preserve"> </w:t>
+      </w:r>
+      <w:r>
+        <w:rPr>
+          <w:rStyle w:val="StringTok"/>
+        </w:rPr>
+        <w:t xml:space="preserve">"Wind Speed (10min mean)"</w:t>
+      </w:r>
+      <w:r>
+        <w:rPr>
+          <w:rStyle w:val="FunctionTok"/>
+        </w:rPr>
+        <w:t xml:space="preserve">,</w:t>
+      </w:r>
+      <w:r>
+        <w:br/>
+      </w:r>
+      <w:r>
+        <w:rPr>
+          <w:rStyle w:val="NormalTok"/>
+        </w:rPr>
+        <w:t xml:space="preserve">                        </w:t>
+      </w:r>
+      <w:r>
+        <w:rPr>
+          <w:rStyle w:val="DataTypeTok"/>
+        </w:rPr>
+        <w:t xml:space="preserve">"unit"</w:t>
+      </w:r>
+      <w:r>
+        <w:rPr>
+          <w:rStyle w:val="FunctionTok"/>
+        </w:rPr>
+        <w:t xml:space="preserve">:</w:t>
+      </w:r>
+      <w:r>
+        <w:rPr>
+          <w:rStyle w:val="NormalTok"/>
+        </w:rPr>
+        <w:t xml:space="preserve"> </w:t>
+      </w:r>
+      <w:r>
+        <w:rPr>
+          <w:rStyle w:val="StringTok"/>
+        </w:rPr>
+        <w:t xml:space="preserve">"m/s"</w:t>
+      </w:r>
+      <w:r>
+        <w:rPr>
+          <w:rStyle w:val="FunctionTok"/>
+        </w:rPr>
+        <w:t xml:space="preserve">,</w:t>
+      </w:r>
+      <w:r>
+        <w:br/>
+      </w:r>
+      <w:r>
+        <w:rPr>
+          <w:rStyle w:val="NormalTok"/>
+        </w:rPr>
+        <w:t xml:space="preserve">                        </w:t>
+      </w:r>
+      <w:r>
+        <w:rPr>
+          <w:rStyle w:val="DataTypeTok"/>
+        </w:rPr>
+        <w:t xml:space="preserve">"device"</w:t>
+      </w:r>
+      <w:r>
+        <w:rPr>
+          <w:rStyle w:val="FunctionTok"/>
+        </w:rPr>
+        <w:t xml:space="preserve">:</w:t>
+      </w:r>
+      <w:r>
+        <w:rPr>
+          <w:rStyle w:val="NormalTok"/>
+        </w:rPr>
+        <w:t xml:space="preserve"> </w:t>
+      </w:r>
+      <w:r>
+        <w:rPr>
+          <w:rStyle w:val="FunctionTok"/>
+        </w:rPr>
+        <w:t xml:space="preserve">{</w:t>
+      </w:r>
+      <w:r>
+        <w:br/>
+      </w:r>
+      <w:r>
+        <w:rPr>
+          <w:rStyle w:val="NormalTok"/>
+        </w:rPr>
+        <w:t xml:space="preserve">                            </w:t>
+      </w:r>
+      <w:r>
+        <w:rPr>
+          <w:rStyle w:val="DataTypeTok"/>
+        </w:rPr>
+        <w:t xml:space="preserve">"observerId"</w:t>
+      </w:r>
+      <w:r>
+        <w:rPr>
+          <w:rStyle w:val="FunctionTok"/>
+        </w:rPr>
+        <w:t xml:space="preserve">:</w:t>
+      </w:r>
+      <w:r>
+        <w:rPr>
+          <w:rStyle w:val="NormalTok"/>
+        </w:rPr>
+        <w:t xml:space="preserve"> </w:t>
+      </w:r>
+      <w:r>
+        <w:rPr>
+          <w:rStyle w:val="DecValTok"/>
+        </w:rPr>
+        <w:t xml:space="preserve">1</w:t>
+      </w:r>
+      <w:r>
+        <w:br/>
+      </w:r>
+      <w:r>
+        <w:rPr>
+          <w:rStyle w:val="NormalTok"/>
+        </w:rPr>
+        <w:t xml:space="preserve">                        </w:t>
+      </w:r>
+      <w:r>
+        <w:rPr>
+          <w:rStyle w:val="FunctionTok"/>
+        </w:rPr>
+        <w:t xml:space="preserve">},</w:t>
+      </w:r>
+      <w:r>
+        <w:br/>
+      </w:r>
+      <w:r>
+        <w:rPr>
+          <w:rStyle w:val="NormalTok"/>
+        </w:rPr>
+        <w:t xml:space="preserve">                        </w:t>
+      </w:r>
+      <w:r>
+        <w:rPr>
+          <w:rStyle w:val="DataTypeTok"/>
+        </w:rPr>
+        <w:t xml:space="preserve">"cellMethod"</w:t>
+      </w:r>
+      <w:r>
+        <w:rPr>
+          <w:rStyle w:val="FunctionTok"/>
+        </w:rPr>
+        <w:t xml:space="preserve">:</w:t>
+      </w:r>
+      <w:r>
+        <w:rPr>
+          <w:rStyle w:val="NormalTok"/>
+        </w:rPr>
+        <w:t xml:space="preserve"> </w:t>
+      </w:r>
+      <w:r>
+        <w:rPr>
+          <w:rStyle w:val="StringTok"/>
+        </w:rPr>
+        <w:t xml:space="preserve">"MEAN"</w:t>
+      </w:r>
+      <w:r>
+        <w:rPr>
+          <w:rStyle w:val="FunctionTok"/>
+        </w:rPr>
+        <w:t xml:space="preserve">,</w:t>
+      </w:r>
+      <w:r>
+        <w:br/>
+      </w:r>
+      <w:r>
+        <w:rPr>
+          <w:rStyle w:val="NormalTok"/>
+        </w:rPr>
+        <w:t xml:space="preserve">                        </w:t>
+      </w:r>
+      <w:r>
+        <w:rPr>
+          <w:rStyle w:val="DataTypeTok"/>
+        </w:rPr>
+        <w:t xml:space="preserve">"cellPeriodSeconds"</w:t>
+      </w:r>
+      <w:r>
+        <w:rPr>
+          <w:rStyle w:val="FunctionTok"/>
+        </w:rPr>
+        <w:t xml:space="preserve">:</w:t>
+      </w:r>
+      <w:r>
+        <w:rPr>
+          <w:rStyle w:val="NormalTok"/>
+        </w:rPr>
+        <w:t xml:space="preserve"> </w:t>
+      </w:r>
+      <w:r>
+        <w:rPr>
+          <w:rStyle w:val="DecValTok"/>
+        </w:rPr>
+        <w:t xml:space="preserve">600</w:t>
+      </w:r>
+      <w:r>
+        <w:rPr>
+          <w:rStyle w:val="FunctionTok"/>
+        </w:rPr>
+        <w:t xml:space="preserve">,</w:t>
+      </w:r>
+      <w:r>
+        <w:br/>
+      </w:r>
+      <w:r>
+        <w:rPr>
+          <w:rStyle w:val="NormalTok"/>
+        </w:rPr>
+        <w:t xml:space="preserve">                        </w:t>
+      </w:r>
+      <w:r>
+        <w:rPr>
+          <w:rStyle w:val="DataTypeTok"/>
+        </w:rPr>
+        <w:t xml:space="preserve">"standardNames"</w:t>
+      </w:r>
+      <w:r>
+        <w:rPr>
+          <w:rStyle w:val="FunctionTok"/>
+        </w:rPr>
+        <w:t xml:space="preserve">:</w:t>
+      </w:r>
+      <w:r>
+        <w:rPr>
+          <w:rStyle w:val="NormalTok"/>
+        </w:rPr>
+        <w:t xml:space="preserve"> </w:t>
+      </w:r>
+      <w:r>
+        <w:rPr>
+          <w:rStyle w:val="FunctionTok"/>
+        </w:rPr>
+        <w:t xml:space="preserve">{</w:t>
+      </w:r>
+      <w:r>
+        <w:br/>
+      </w:r>
+      <w:r>
+        <w:rPr>
+          <w:rStyle w:val="NormalTok"/>
+        </w:rPr>
+        <w:t xml:space="preserve">                            </w:t>
+      </w:r>
+      <w:r>
+        <w:rPr>
+          <w:rStyle w:val="DataTypeTok"/>
+        </w:rPr>
+        <w:t xml:space="preserve">"cf"</w:t>
+      </w:r>
+      <w:r>
+        <w:rPr>
+          <w:rStyle w:val="FunctionTok"/>
+        </w:rPr>
+        <w:t xml:space="preserve">:</w:t>
+      </w:r>
+      <w:r>
+        <w:rPr>
+          <w:rStyle w:val="NormalTok"/>
+        </w:rPr>
+        <w:t xml:space="preserve"> </w:t>
+      </w:r>
+      <w:r>
+        <w:rPr>
+          <w:rStyle w:val="StringTok"/>
+        </w:rPr>
+        <w:t xml:space="preserve">"wind_speed"</w:t>
+      </w:r>
+      <w:r>
+        <w:br/>
+      </w:r>
+      <w:r>
+        <w:rPr>
+          <w:rStyle w:val="NormalTok"/>
+        </w:rPr>
+        <w:t xml:space="preserve">                        </w:t>
+      </w:r>
+      <w:r>
+        <w:rPr>
+          <w:rStyle w:val="FunctionTok"/>
+        </w:rPr>
+        <w:t xml:space="preserve">}</w:t>
+      </w:r>
+      <w:r>
+        <w:br/>
+      </w:r>
+      <w:r>
+        <w:rPr>
+          <w:rStyle w:val="NormalTok"/>
+        </w:rPr>
+        <w:t xml:space="preserve">                    </w:t>
+      </w:r>
+      <w:r>
+        <w:rPr>
+          <w:rStyle w:val="FunctionTok"/>
+        </w:rPr>
+        <w:t xml:space="preserve">}</w:t>
+      </w:r>
+      <w:r>
+        <w:rPr>
+          <w:rStyle w:val="OtherTok"/>
+        </w:rPr>
+        <w:t xml:space="preserve">,</w:t>
+      </w:r>
+      <w:r>
+        <w:br/>
+      </w:r>
+      <w:r>
+        <w:rPr>
+          <w:rStyle w:val="NormalTok"/>
+        </w:rPr>
+        <w:t xml:space="preserve">                    </w:t>
+      </w:r>
+      <w:r>
+        <w:rPr>
+          <w:rStyle w:val="FunctionTok"/>
+        </w:rPr>
+        <w:t xml:space="preserve">{</w:t>
+      </w:r>
+      <w:r>
+        <w:br/>
+      </w:r>
+      <w:r>
+        <w:rPr>
+          <w:rStyle w:val="NormalTok"/>
+        </w:rPr>
+        <w:t xml:space="preserve">                        </w:t>
+      </w:r>
+      <w:r>
+        <w:rPr>
+          <w:rStyle w:val="DataTypeTok"/>
+        </w:rPr>
+        <w:t xml:space="preserve">"longName"</w:t>
+      </w:r>
+      <w:r>
+        <w:rPr>
+          <w:rStyle w:val="FunctionTok"/>
+        </w:rPr>
+        <w:t xml:space="preserve">:</w:t>
+      </w:r>
+      <w:r>
+        <w:rPr>
+          <w:rStyle w:val="NormalTok"/>
+        </w:rPr>
+        <w:t xml:space="preserve"> </w:t>
+      </w:r>
+      <w:r>
+        <w:rPr>
+          <w:rStyle w:val="StringTok"/>
+        </w:rPr>
+        <w:t xml:space="preserve">"Wind Direction (10min mean)"</w:t>
+      </w:r>
+      <w:r>
+        <w:rPr>
+          <w:rStyle w:val="FunctionTok"/>
+        </w:rPr>
+        <w:t xml:space="preserve">,</w:t>
+      </w:r>
+      <w:r>
+        <w:br/>
+      </w:r>
+      <w:r>
+        <w:rPr>
+          <w:rStyle w:val="NormalTok"/>
+        </w:rPr>
+        <w:t xml:space="preserve">                        </w:t>
+      </w:r>
+      <w:r>
+        <w:rPr>
+          <w:rStyle w:val="DataTypeTok"/>
+        </w:rPr>
+        <w:t xml:space="preserve">"unit"</w:t>
+      </w:r>
+      <w:r>
+        <w:rPr>
+          <w:rStyle w:val="FunctionTok"/>
+        </w:rPr>
+        <w:t xml:space="preserve">:</w:t>
+      </w:r>
+      <w:r>
+        <w:rPr>
+          <w:rStyle w:val="NormalTok"/>
+        </w:rPr>
+        <w:t xml:space="preserve"> </w:t>
+      </w:r>
+      <w:r>
+        <w:rPr>
+          <w:rStyle w:val="StringTok"/>
+        </w:rPr>
+        <w:t xml:space="preserve">"°"</w:t>
+      </w:r>
+      <w:r>
+        <w:rPr>
+          <w:rStyle w:val="FunctionTok"/>
+        </w:rPr>
+        <w:t xml:space="preserve">,</w:t>
+      </w:r>
+      <w:r>
+        <w:br/>
+      </w:r>
+      <w:r>
+        <w:rPr>
+          <w:rStyle w:val="NormalTok"/>
+        </w:rPr>
+        <w:t xml:space="preserve">                        </w:t>
+      </w:r>
+      <w:r>
+        <w:rPr>
+          <w:rStyle w:val="DataTypeTok"/>
+        </w:rPr>
+        <w:t xml:space="preserve">"device"</w:t>
+      </w:r>
+      <w:r>
+        <w:rPr>
+          <w:rStyle w:val="FunctionTok"/>
+        </w:rPr>
+        <w:t xml:space="preserve">:</w:t>
+      </w:r>
+      <w:r>
+        <w:rPr>
+          <w:rStyle w:val="NormalTok"/>
+        </w:rPr>
+        <w:t xml:space="preserve"> </w:t>
+      </w:r>
+      <w:r>
+        <w:rPr>
+          <w:rStyle w:val="FunctionTok"/>
+        </w:rPr>
+        <w:t xml:space="preserve">{</w:t>
+      </w:r>
+      <w:r>
+        <w:br/>
+      </w:r>
+      <w:r>
+        <w:rPr>
+          <w:rStyle w:val="NormalTok"/>
+        </w:rPr>
+        <w:t xml:space="preserve">                            </w:t>
+      </w:r>
+      <w:r>
+        <w:rPr>
+          <w:rStyle w:val="DataTypeTok"/>
+        </w:rPr>
+        <w:t xml:space="preserve">"observerId"</w:t>
+      </w:r>
+      <w:r>
+        <w:rPr>
+          <w:rStyle w:val="FunctionTok"/>
+        </w:rPr>
+        <w:t xml:space="preserve">:</w:t>
+      </w:r>
+      <w:r>
+        <w:rPr>
+          <w:rStyle w:val="NormalTok"/>
+        </w:rPr>
+        <w:t xml:space="preserve"> </w:t>
+      </w:r>
+      <w:r>
+        <w:rPr>
+          <w:rStyle w:val="DecValTok"/>
+        </w:rPr>
+        <w:t xml:space="preserve">1</w:t>
+      </w:r>
+      <w:r>
+        <w:br/>
+      </w:r>
+      <w:r>
+        <w:rPr>
+          <w:rStyle w:val="NormalTok"/>
+        </w:rPr>
+        <w:t xml:space="preserve">                        </w:t>
+      </w:r>
+      <w:r>
+        <w:rPr>
+          <w:rStyle w:val="FunctionTok"/>
+        </w:rPr>
+        <w:t xml:space="preserve">},</w:t>
+      </w:r>
+      <w:r>
+        <w:br/>
+      </w:r>
+      <w:r>
+        <w:rPr>
+          <w:rStyle w:val="NormalTok"/>
+        </w:rPr>
+        <w:t xml:space="preserve">                        </w:t>
+      </w:r>
+      <w:r>
+        <w:rPr>
+          <w:rStyle w:val="DataTypeTok"/>
+        </w:rPr>
+        <w:t xml:space="preserve">"cellMethod"</w:t>
+      </w:r>
+      <w:r>
+        <w:rPr>
+          <w:rStyle w:val="FunctionTok"/>
+        </w:rPr>
+        <w:t xml:space="preserve">:</w:t>
+      </w:r>
+      <w:r>
+        <w:rPr>
+          <w:rStyle w:val="NormalTok"/>
+        </w:rPr>
+        <w:t xml:space="preserve"> </w:t>
+      </w:r>
+      <w:r>
+        <w:rPr>
+          <w:rStyle w:val="StringTok"/>
+        </w:rPr>
+        <w:t xml:space="preserve">"MEAN"</w:t>
+      </w:r>
+      <w:r>
+        <w:rPr>
+          <w:rStyle w:val="FunctionTok"/>
+        </w:rPr>
+        <w:t xml:space="preserve">,</w:t>
+      </w:r>
+      <w:r>
+        <w:br/>
+      </w:r>
+      <w:r>
+        <w:rPr>
+          <w:rStyle w:val="NormalTok"/>
+        </w:rPr>
+        <w:t xml:space="preserve">                        </w:t>
+      </w:r>
+      <w:r>
+        <w:rPr>
+          <w:rStyle w:val="DataTypeTok"/>
+        </w:rPr>
+        <w:t xml:space="preserve">"cellPeriodSeconds"</w:t>
+      </w:r>
+      <w:r>
+        <w:rPr>
+          <w:rStyle w:val="FunctionTok"/>
+        </w:rPr>
+        <w:t xml:space="preserve">:</w:t>
+      </w:r>
+      <w:r>
+        <w:rPr>
+          <w:rStyle w:val="NormalTok"/>
+        </w:rPr>
+        <w:t xml:space="preserve"> </w:t>
+      </w:r>
+      <w:r>
+        <w:rPr>
+          <w:rStyle w:val="DecValTok"/>
+        </w:rPr>
+        <w:t xml:space="preserve">600</w:t>
+      </w:r>
+      <w:r>
+        <w:rPr>
+          <w:rStyle w:val="FunctionTok"/>
+        </w:rPr>
+        <w:t xml:space="preserve">,</w:t>
+      </w:r>
+      <w:r>
+        <w:br/>
+      </w:r>
+      <w:r>
+        <w:rPr>
+          <w:rStyle w:val="NormalTok"/>
+        </w:rPr>
+        <w:t xml:space="preserve">                        </w:t>
+      </w:r>
+      <w:r>
+        <w:rPr>
+          <w:rStyle w:val="DataTypeTok"/>
+        </w:rPr>
+        <w:t xml:space="preserve">"standardNames"</w:t>
+      </w:r>
+      <w:r>
+        <w:rPr>
+          <w:rStyle w:val="FunctionTok"/>
+        </w:rPr>
+        <w:t xml:space="preserve">:</w:t>
+      </w:r>
+      <w:r>
+        <w:rPr>
+          <w:rStyle w:val="NormalTok"/>
+        </w:rPr>
+        <w:t xml:space="preserve"> </w:t>
+      </w:r>
+      <w:r>
+        <w:rPr>
+          <w:rStyle w:val="FunctionTok"/>
+        </w:rPr>
+        <w:t xml:space="preserve">{</w:t>
+      </w:r>
+      <w:r>
+        <w:br/>
+      </w:r>
+      <w:r>
+        <w:rPr>
+          <w:rStyle w:val="NormalTok"/>
+        </w:rPr>
+        <w:t xml:space="preserve">                            </w:t>
+      </w:r>
+      <w:r>
+        <w:rPr>
+          <w:rStyle w:val="DataTypeTok"/>
+        </w:rPr>
+        <w:t xml:space="preserve">"cf"</w:t>
+      </w:r>
+      <w:r>
+        <w:rPr>
+          <w:rStyle w:val="FunctionTok"/>
+        </w:rPr>
+        <w:t xml:space="preserve">:</w:t>
+      </w:r>
+      <w:r>
+        <w:rPr>
+          <w:rStyle w:val="NormalTok"/>
+        </w:rPr>
+        <w:t xml:space="preserve"> </w:t>
+      </w:r>
+      <w:r>
+        <w:rPr>
+          <w:rStyle w:val="StringTok"/>
+        </w:rPr>
+        <w:t xml:space="preserve">"wind_from_direction"</w:t>
+      </w:r>
+      <w:r>
+        <w:br/>
+      </w:r>
+      <w:r>
+        <w:rPr>
+          <w:rStyle w:val="NormalTok"/>
+        </w:rPr>
+        <w:t xml:space="preserve">                        </w:t>
+      </w:r>
+      <w:r>
+        <w:rPr>
+          <w:rStyle w:val="FunctionTok"/>
+        </w:rPr>
+        <w:t xml:space="preserve">}</w:t>
+      </w:r>
+      <w:r>
+        <w:br/>
+      </w:r>
+      <w:r>
+        <w:rPr>
+          <w:rStyle w:val="NormalTok"/>
+        </w:rPr>
+        <w:t xml:space="preserve">                    </w:t>
+      </w:r>
+      <w:r>
+        <w:rPr>
+          <w:rStyle w:val="FunctionTok"/>
+        </w:rPr>
+        <w:t xml:space="preserve">}</w:t>
+      </w:r>
+      <w:r>
+        <w:rPr>
+          <w:rStyle w:val="OtherTok"/>
+        </w:rPr>
+        <w:t xml:space="preserve">,</w:t>
+      </w:r>
+      <w:r>
+        <w:br/>
+      </w:r>
+      <w:r>
+        <w:rPr>
+          <w:rStyle w:val="NormalTok"/>
+        </w:rPr>
+        <w:t xml:space="preserve">                    </w:t>
+      </w:r>
+      <w:r>
+        <w:rPr>
+          <w:rStyle w:val="FunctionTok"/>
+        </w:rPr>
+        <w:t xml:space="preserve">{</w:t>
+      </w:r>
+      <w:r>
+        <w:br/>
+      </w:r>
+      <w:r>
+        <w:rPr>
+          <w:rStyle w:val="NormalTok"/>
+        </w:rPr>
+        <w:t xml:space="preserve">                        </w:t>
+      </w:r>
+      <w:r>
+        <w:rPr>
+          <w:rStyle w:val="DataTypeTok"/>
+        </w:rPr>
+        <w:t xml:space="preserve">"longName"</w:t>
+      </w:r>
+      <w:r>
+        <w:rPr>
+          <w:rStyle w:val="FunctionTok"/>
+        </w:rPr>
+        <w:t xml:space="preserve">:</w:t>
+      </w:r>
+      <w:r>
+        <w:rPr>
+          <w:rStyle w:val="NormalTok"/>
+        </w:rPr>
+        <w:t xml:space="preserve"> </w:t>
+      </w:r>
+      <w:r>
+        <w:rPr>
+          <w:rStyle w:val="StringTok"/>
+        </w:rPr>
+        <w:t xml:space="preserve">"Precipitation"</w:t>
+      </w:r>
+      <w:r>
+        <w:rPr>
+          <w:rStyle w:val="FunctionTok"/>
+        </w:rPr>
+        <w:t xml:space="preserve">,</w:t>
+      </w:r>
+      <w:r>
+        <w:br/>
+      </w:r>
+      <w:r>
+        <w:rPr>
+          <w:rStyle w:val="NormalTok"/>
+        </w:rPr>
+        <w:t xml:space="preserve">                        </w:t>
+      </w:r>
+      <w:r>
+        <w:rPr>
+          <w:rStyle w:val="DataTypeTok"/>
+        </w:rPr>
+        <w:t xml:space="preserve">"unit"</w:t>
+      </w:r>
+      <w:r>
+        <w:rPr>
+          <w:rStyle w:val="FunctionTok"/>
+        </w:rPr>
+        <w:t xml:space="preserve">:</w:t>
+      </w:r>
+      <w:r>
+        <w:rPr>
+          <w:rStyle w:val="NormalTok"/>
+        </w:rPr>
+        <w:t xml:space="preserve"> </w:t>
+      </w:r>
+      <w:r>
+        <w:rPr>
+          <w:rStyle w:val="StringTok"/>
+        </w:rPr>
+        <w:t xml:space="preserve">"mm"</w:t>
+      </w:r>
+      <w:r>
+        <w:rPr>
+          <w:rStyle w:val="FunctionTok"/>
+        </w:rPr>
+        <w:t xml:space="preserve">,</w:t>
+      </w:r>
+      <w:r>
+        <w:br/>
+      </w:r>
+      <w:r>
+        <w:rPr>
+          <w:rStyle w:val="NormalTok"/>
+        </w:rPr>
+        <w:t xml:space="preserve">                        </w:t>
+      </w:r>
+      <w:r>
+        <w:rPr>
+          <w:rStyle w:val="DataTypeTok"/>
+        </w:rPr>
+        <w:t xml:space="preserve">"device"</w:t>
+      </w:r>
+      <w:r>
+        <w:rPr>
+          <w:rStyle w:val="FunctionTok"/>
+        </w:rPr>
+        <w:t xml:space="preserve">:</w:t>
+      </w:r>
+      <w:r>
+        <w:rPr>
+          <w:rStyle w:val="NormalTok"/>
+        </w:rPr>
+        <w:t xml:space="preserve"> </w:t>
+      </w:r>
+      <w:r>
+        <w:rPr>
+          <w:rStyle w:val="FunctionTok"/>
+        </w:rPr>
+        <w:t xml:space="preserve">{</w:t>
+      </w:r>
+      <w:r>
+        <w:br/>
+      </w:r>
+      <w:r>
+        <w:rPr>
+          <w:rStyle w:val="NormalTok"/>
+        </w:rPr>
+        <w:t xml:space="preserve">                            </w:t>
+      </w:r>
+      <w:r>
+        <w:rPr>
+          <w:rStyle w:val="DataTypeTok"/>
+        </w:rPr>
+        <w:t xml:space="preserve">"observerId"</w:t>
+      </w:r>
+      <w:r>
+        <w:rPr>
+          <w:rStyle w:val="FunctionTok"/>
+        </w:rPr>
+        <w:t xml:space="preserve">:</w:t>
+      </w:r>
+      <w:r>
+        <w:rPr>
+          <w:rStyle w:val="NormalTok"/>
+        </w:rPr>
+        <w:t xml:space="preserve"> </w:t>
+      </w:r>
+      <w:r>
+        <w:rPr>
+          <w:rStyle w:val="DecValTok"/>
+        </w:rPr>
+        <w:t xml:space="preserve">1</w:t>
+      </w:r>
+      <w:r>
+        <w:br/>
+      </w:r>
+      <w:r>
+        <w:rPr>
+          <w:rStyle w:val="NormalTok"/>
+        </w:rPr>
+        <w:t xml:space="preserve">                        </w:t>
+      </w:r>
+      <w:r>
+        <w:rPr>
+          <w:rStyle w:val="FunctionTok"/>
+        </w:rPr>
+        <w:t xml:space="preserve">},</w:t>
+      </w:r>
+      <w:r>
+        <w:br/>
+      </w:r>
+      <w:r>
+        <w:rPr>
+          <w:rStyle w:val="NormalTok"/>
+        </w:rPr>
+        <w:t xml:space="preserve">                        </w:t>
+      </w:r>
+      <w:r>
+        <w:rPr>
+          <w:rStyle w:val="DataTypeTok"/>
+        </w:rPr>
+        <w:t xml:space="preserve">"cellMethod"</w:t>
+      </w:r>
+      <w:r>
+        <w:rPr>
+          <w:rStyle w:val="FunctionTok"/>
+        </w:rPr>
+        <w:t xml:space="preserve">:</w:t>
+      </w:r>
+      <w:r>
+        <w:rPr>
+          <w:rStyle w:val="NormalTok"/>
+        </w:rPr>
+        <w:t xml:space="preserve"> </w:t>
+      </w:r>
+      <w:r>
+        <w:rPr>
+          <w:rStyle w:val="StringTok"/>
+        </w:rPr>
+        <w:t xml:space="preserve">"SUM"</w:t>
+      </w:r>
+      <w:r>
+        <w:rPr>
+          <w:rStyle w:val="FunctionTok"/>
+        </w:rPr>
+        <w:t xml:space="preserve">,</w:t>
+      </w:r>
+      <w:r>
+        <w:br/>
+      </w:r>
+      <w:r>
+        <w:rPr>
+          <w:rStyle w:val="NormalTok"/>
+        </w:rPr>
+        <w:t xml:space="preserve">                        </w:t>
+      </w:r>
+      <w:r>
+        <w:rPr>
+          <w:rStyle w:val="DataTypeTok"/>
+        </w:rPr>
+        <w:t xml:space="preserve">"cellPeriodSeconds"</w:t>
+      </w:r>
+      <w:r>
+        <w:rPr>
+          <w:rStyle w:val="FunctionTok"/>
+        </w:rPr>
+        <w:t xml:space="preserve">:</w:t>
+      </w:r>
+      <w:r>
+        <w:rPr>
+          <w:rStyle w:val="NormalTok"/>
+        </w:rPr>
+        <w:t xml:space="preserve"> </w:t>
+      </w:r>
+      <w:r>
+        <w:rPr>
+          <w:rStyle w:val="DecValTok"/>
+        </w:rPr>
+        <w:t xml:space="preserve">600</w:t>
+      </w:r>
+      <w:r>
+        <w:rPr>
+          <w:rStyle w:val="FunctionTok"/>
+        </w:rPr>
+        <w:t xml:space="preserve">,</w:t>
+      </w:r>
+      <w:r>
+        <w:br/>
+      </w:r>
+      <w:r>
+        <w:rPr>
+          <w:rStyle w:val="NormalTok"/>
+        </w:rPr>
+        <w:t xml:space="preserve">                        </w:t>
+      </w:r>
+      <w:r>
+        <w:rPr>
+          <w:rStyle w:val="DataTypeTok"/>
+        </w:rPr>
+        <w:t xml:space="preserve">"standardNames"</w:t>
+      </w:r>
+      <w:r>
+        <w:rPr>
+          <w:rStyle w:val="FunctionTok"/>
+        </w:rPr>
+        <w:t xml:space="preserve">:</w:t>
+      </w:r>
+      <w:r>
+        <w:rPr>
+          <w:rStyle w:val="NormalTok"/>
+        </w:rPr>
+        <w:t xml:space="preserve"> </w:t>
+      </w:r>
+      <w:r>
+        <w:rPr>
+          <w:rStyle w:val="FunctionTok"/>
+        </w:rPr>
+        <w:t xml:space="preserve">{</w:t>
+      </w:r>
+      <w:r>
+        <w:br/>
+      </w:r>
+      <w:r>
+        <w:rPr>
+          <w:rStyle w:val="NormalTok"/>
+        </w:rPr>
+        <w:t xml:space="preserve">                            </w:t>
+      </w:r>
+      <w:r>
+        <w:rPr>
+          <w:rStyle w:val="DataTypeTok"/>
+        </w:rPr>
+        <w:t xml:space="preserve">"cf"</w:t>
+      </w:r>
+      <w:r>
+        <w:rPr>
+          <w:rStyle w:val="FunctionTok"/>
+        </w:rPr>
+        <w:t xml:space="preserve">:</w:t>
+      </w:r>
+      <w:r>
+        <w:rPr>
+          <w:rStyle w:val="NormalTok"/>
+        </w:rPr>
+        <w:t xml:space="preserve"> </w:t>
+      </w:r>
+      <w:r>
+        <w:rPr>
+          <w:rStyle w:val="StringTok"/>
+        </w:rPr>
+        <w:t xml:space="preserve">"precipitation_amount"</w:t>
+      </w:r>
+      <w:r>
+        <w:br/>
+      </w:r>
+      <w:r>
+        <w:rPr>
+          <w:rStyle w:val="NormalTok"/>
+        </w:rPr>
+        <w:t xml:space="preserve">                        </w:t>
+      </w:r>
+      <w:r>
+        <w:rPr>
+          <w:rStyle w:val="FunctionTok"/>
+        </w:rPr>
+        <w:t xml:space="preserve">}</w:t>
+      </w:r>
+      <w:r>
+        <w:br/>
+      </w:r>
+      <w:r>
+        <w:rPr>
+          <w:rStyle w:val="NormalTok"/>
+        </w:rPr>
+        <w:t xml:space="preserve">                    </w:t>
+      </w:r>
+      <w:r>
+        <w:rPr>
+          <w:rStyle w:val="FunctionTok"/>
+        </w:rPr>
+        <w:t xml:space="preserve">}</w:t>
+      </w:r>
+      <w:r>
+        <w:br/>
+      </w:r>
+      <w:r>
+        <w:rPr>
+          <w:rStyle w:val="NormalTok"/>
+        </w:rPr>
+        <w:t xml:space="preserve">                </w:t>
+      </w:r>
+      <w:r>
+        <w:rPr>
+          <w:rStyle w:val="OtherTok"/>
+        </w:rPr>
+        <w:t xml:space="preserve">]</w:t>
+      </w:r>
+      <w:r>
+        <w:rPr>
+          <w:rStyle w:val="FunctionTok"/>
+        </w:rPr>
+        <w:t xml:space="preserve">,</w:t>
+      </w:r>
+      <w:r>
+        <w:br/>
+      </w:r>
+      <w:r>
+        <w:rPr>
+          <w:rStyle w:val="NormalTok"/>
+        </w:rPr>
+        <w:t xml:space="preserve">                </w:t>
+      </w:r>
+      <w:r>
+        <w:rPr>
+          <w:rStyle w:val="DataTypeTok"/>
+        </w:rPr>
+        <w:t xml:space="preserve">"namespaces"</w:t>
+      </w:r>
+      <w:r>
+        <w:rPr>
+          <w:rStyle w:val="FunctionTok"/>
+        </w:rPr>
+        <w:t xml:space="preserve">:</w:t>
+      </w:r>
+      <w:r>
+        <w:rPr>
+          <w:rStyle w:val="NormalTok"/>
+        </w:rPr>
+        <w:t xml:space="preserve"> </w:t>
+      </w:r>
+      <w:r>
+        <w:rPr>
+          <w:rStyle w:val="FunctionTok"/>
+        </w:rPr>
+        <w:t xml:space="preserve">{</w:t>
+      </w:r>
+      <w:r>
+        <w:br/>
+      </w:r>
+      <w:r>
+        <w:rPr>
+          <w:rStyle w:val="NormalTok"/>
+        </w:rPr>
+        <w:t xml:space="preserve">                    </w:t>
+      </w:r>
+      <w:r>
+        <w:rPr>
+          <w:rStyle w:val="DataTypeTok"/>
+        </w:rPr>
+        <w:t xml:space="preserve">"cf"</w:t>
+      </w:r>
+      <w:r>
+        <w:rPr>
+          <w:rStyle w:val="FunctionTok"/>
+        </w:rPr>
+        <w:t xml:space="preserve">:</w:t>
+      </w:r>
+      <w:r>
+        <w:rPr>
+          <w:rStyle w:val="NormalTok"/>
+        </w:rPr>
+        <w:t xml:space="preserve"> </w:t>
+      </w:r>
+      <w:r>
+        <w:rPr>
+          <w:rStyle w:val="StringTok"/>
+        </w:rPr>
+        <w:t xml:space="preserve">"https://vocab.nerc.ac.uk/standard_name/"</w:t>
+      </w:r>
+      <w:r>
+        <w:br/>
+      </w:r>
+      <w:r>
+        <w:rPr>
+          <w:rStyle w:val="NormalTok"/>
+        </w:rPr>
+        <w:t xml:space="preserve">                </w:t>
+      </w:r>
+      <w:r>
+        <w:rPr>
+          <w:rStyle w:val="FunctionTok"/>
+        </w:rPr>
+        <w:t xml:space="preserve">}</w:t>
+      </w:r>
+      <w:r>
+        <w:br/>
+      </w:r>
+      <w:r>
+        <w:rPr>
+          <w:rStyle w:val="NormalTok"/>
+        </w:rPr>
+        <w:t xml:space="preserve">            </w:t>
+      </w:r>
+      <w:r>
+        <w:rPr>
+          <w:rStyle w:val="FunctionTok"/>
+        </w:rPr>
+        <w:t xml:space="preserve">}</w:t>
+      </w:r>
+      <w:r>
+        <w:rPr>
+          <w:rStyle w:val="OtherTok"/>
+        </w:rPr>
+        <w:t xml:space="preserve">,</w:t>
+      </w:r>
+      <w:r>
+        <w:br/>
+      </w:r>
+      <w:r>
+        <w:rPr>
+          <w:rStyle w:val="NormalTok"/>
+        </w:rPr>
+        <w:t xml:space="preserve">            </w:t>
+      </w:r>
+      <w:r>
+        <w:rPr>
+          <w:rStyle w:val="FunctionTok"/>
+        </w:rPr>
+        <w:t xml:space="preserve">{</w:t>
+      </w:r>
+      <w:r>
+        <w:br/>
+      </w:r>
+      <w:r>
+        <w:rPr>
+          <w:rStyle w:val="NormalTok"/>
+        </w:rPr>
+        <w:t xml:space="preserve">                </w:t>
+      </w:r>
+      <w:r>
+        <w:rPr>
+          <w:rStyle w:val="DataTypeTok"/>
+        </w:rPr>
+        <w:t xml:space="preserve">"id"</w:t>
+      </w:r>
+      <w:r>
+        <w:rPr>
+          <w:rStyle w:val="FunctionTok"/>
+        </w:rPr>
+        <w:t xml:space="preserve">:</w:t>
+      </w:r>
+      <w:r>
+        <w:rPr>
+          <w:rStyle w:val="NormalTok"/>
+        </w:rPr>
+        <w:t xml:space="preserve"> </w:t>
+      </w:r>
+      <w:r>
+        <w:rPr>
+          <w:rStyle w:val="DecValTok"/>
+        </w:rPr>
+        <w:t xml:space="preserve">2</w:t>
+      </w:r>
+      <w:r>
+        <w:rPr>
+          <w:rStyle w:val="FunctionTok"/>
+        </w:rPr>
+        <w:t xml:space="preserve">,</w:t>
+      </w:r>
+      <w:r>
+        <w:br/>
+      </w:r>
+      <w:r>
+        <w:rPr>
+          <w:rStyle w:val="NormalTok"/>
+        </w:rPr>
+        <w:t xml:space="preserve">                </w:t>
+      </w:r>
+      <w:r>
+        <w:rPr>
+          <w:rStyle w:val="DataTypeTok"/>
+        </w:rPr>
+        <w:t xml:space="preserve">"description"</w:t>
+      </w:r>
+      <w:r>
+        <w:rPr>
+          <w:rStyle w:val="FunctionTok"/>
+        </w:rPr>
+        <w:t xml:space="preserve">:</w:t>
+      </w:r>
+      <w:r>
+        <w:rPr>
+          <w:rStyle w:val="NormalTok"/>
+        </w:rPr>
+        <w:t xml:space="preserve"> </w:t>
+      </w:r>
+      <w:r>
+        <w:rPr>
+          <w:rStyle w:val="StringTok"/>
+        </w:rPr>
+        <w:t xml:space="preserve">"Internal logger parameters"</w:t>
+      </w:r>
+      <w:r>
+        <w:rPr>
+          <w:rStyle w:val="FunctionTok"/>
+        </w:rPr>
+        <w:t xml:space="preserve">,</w:t>
+      </w:r>
+      <w:r>
+        <w:br/>
+      </w:r>
+      <w:r>
+        <w:rPr>
+          <w:rStyle w:val="NormalTok"/>
+        </w:rPr>
+        <w:t xml:space="preserve">                </w:t>
+      </w:r>
+      <w:r>
+        <w:rPr>
+          <w:rStyle w:val="DataTypeTok"/>
+        </w:rPr>
+        <w:t xml:space="preserve">"parameters"</w:t>
+      </w:r>
+      <w:r>
+        <w:rPr>
+          <w:rStyle w:val="FunctionTok"/>
+        </w:rPr>
+        <w:t xml:space="preserve">:</w:t>
+      </w:r>
+      <w:r>
+        <w:rPr>
+          <w:rStyle w:val="NormalTok"/>
+        </w:rPr>
+        <w:t xml:space="preserve"> </w:t>
+      </w:r>
+      <w:r>
+        <w:rPr>
+          <w:rStyle w:val="OtherTok"/>
+        </w:rPr>
+        <w:t xml:space="preserve">[</w:t>
+      </w:r>
+      <w:r>
+        <w:br/>
+      </w:r>
+      <w:r>
+        <w:rPr>
+          <w:rStyle w:val="NormalTok"/>
+        </w:rPr>
+        <w:t xml:space="preserve">                    </w:t>
+      </w:r>
+      <w:r>
+        <w:rPr>
+          <w:rStyle w:val="FunctionTok"/>
+        </w:rPr>
+        <w:t xml:space="preserve">{</w:t>
+      </w:r>
+      <w:r>
+        <w:br/>
+      </w:r>
+      <w:r>
+        <w:rPr>
+          <w:rStyle w:val="NormalTok"/>
+        </w:rPr>
+        <w:t xml:space="preserve">                        </w:t>
+      </w:r>
+      <w:r>
+        <w:rPr>
+          <w:rStyle w:val="DataTypeTok"/>
+        </w:rPr>
+        <w:t xml:space="preserve">"longName"</w:t>
+      </w:r>
+      <w:r>
+        <w:rPr>
+          <w:rStyle w:val="FunctionTok"/>
+        </w:rPr>
+        <w:t xml:space="preserve">:</w:t>
+      </w:r>
+      <w:r>
+        <w:rPr>
+          <w:rStyle w:val="NormalTok"/>
+        </w:rPr>
+        <w:t xml:space="preserve"> </w:t>
+      </w:r>
+      <w:r>
+        <w:rPr>
+          <w:rStyle w:val="StringTok"/>
+        </w:rPr>
+        <w:t xml:space="preserve">"Battery Voltage"</w:t>
+      </w:r>
+      <w:r>
+        <w:rPr>
+          <w:rStyle w:val="FunctionTok"/>
+        </w:rPr>
+        <w:t xml:space="preserve">,</w:t>
+      </w:r>
+      <w:r>
+        <w:br/>
+      </w:r>
+      <w:r>
+        <w:rPr>
+          <w:rStyle w:val="NormalTok"/>
+        </w:rPr>
+        <w:t xml:space="preserve">                        </w:t>
+      </w:r>
+      <w:r>
+        <w:rPr>
+          <w:rStyle w:val="DataTypeTok"/>
+        </w:rPr>
+        <w:t xml:space="preserve">"unit"</w:t>
+      </w:r>
+      <w:r>
+        <w:rPr>
+          <w:rStyle w:val="FunctionTok"/>
+        </w:rPr>
+        <w:t xml:space="preserve">:</w:t>
+      </w:r>
+      <w:r>
+        <w:rPr>
+          <w:rStyle w:val="NormalTok"/>
+        </w:rPr>
+        <w:t xml:space="preserve"> </w:t>
+      </w:r>
+      <w:r>
+        <w:rPr>
+          <w:rStyle w:val="StringTok"/>
+        </w:rPr>
+        <w:t xml:space="preserve">"V"</w:t>
+      </w:r>
+      <w:r>
+        <w:rPr>
+          <w:rStyle w:val="FunctionTok"/>
+        </w:rPr>
+        <w:t xml:space="preserve">,</w:t>
+      </w:r>
+      <w:r>
+        <w:br/>
+      </w:r>
+      <w:r>
+        <w:rPr>
+          <w:rStyle w:val="NormalTok"/>
+        </w:rPr>
+        <w:t xml:space="preserve">                        </w:t>
+      </w:r>
+      <w:r>
+        <w:rPr>
+          <w:rStyle w:val="DataTypeTok"/>
+        </w:rPr>
+        <w:t xml:space="preserve">"device"</w:t>
+      </w:r>
+      <w:r>
+        <w:rPr>
+          <w:rStyle w:val="FunctionTok"/>
+        </w:rPr>
+        <w:t xml:space="preserve">:</w:t>
+      </w:r>
+      <w:r>
+        <w:rPr>
+          <w:rStyle w:val="NormalTok"/>
+        </w:rPr>
+        <w:t xml:space="preserve"> </w:t>
+      </w:r>
+      <w:r>
+        <w:rPr>
+          <w:rStyle w:val="FunctionTok"/>
+        </w:rPr>
+        <w:t xml:space="preserve">{</w:t>
+      </w:r>
+      <w:r>
+        <w:br/>
+      </w:r>
+      <w:r>
+        <w:rPr>
+          <w:rStyle w:val="NormalTok"/>
+        </w:rPr>
+        <w:t xml:space="preserve">                            </w:t>
+      </w:r>
+      <w:r>
+        <w:rPr>
+          <w:rStyle w:val="DataTypeTok"/>
+        </w:rPr>
+        <w:t xml:space="preserve">"node"</w:t>
+      </w:r>
+      <w:r>
+        <w:rPr>
+          <w:rStyle w:val="FunctionTok"/>
+        </w:rPr>
+        <w:t xml:space="preserve">:</w:t>
+      </w:r>
+      <w:r>
+        <w:rPr>
+          <w:rStyle w:val="NormalTok"/>
+        </w:rPr>
+        <w:t xml:space="preserve"> </w:t>
+      </w:r>
+      <w:r>
+        <w:rPr>
+          <w:rStyle w:val="FunctionTok"/>
+        </w:rPr>
+        <w:t xml:space="preserve">{}</w:t>
+      </w:r>
+      <w:r>
+        <w:br/>
+      </w:r>
+      <w:r>
+        <w:rPr>
+          <w:rStyle w:val="NormalTok"/>
+        </w:rPr>
+        <w:t xml:space="preserve">                        </w:t>
+      </w:r>
+      <w:r>
+        <w:rPr>
+          <w:rStyle w:val="FunctionTok"/>
+        </w:rPr>
+        <w:t xml:space="preserve">},</w:t>
+      </w:r>
+      <w:r>
+        <w:br/>
+      </w:r>
+      <w:r>
+        <w:rPr>
+          <w:rStyle w:val="NormalTok"/>
+        </w:rPr>
+        <w:t xml:space="preserve">                        </w:t>
+      </w:r>
+      <w:r>
+        <w:rPr>
+          <w:rStyle w:val="DataTypeTok"/>
+        </w:rPr>
+        <w:t xml:space="preserve">"cellMethod"</w:t>
+      </w:r>
+      <w:r>
+        <w:rPr>
+          <w:rStyle w:val="FunctionTok"/>
+        </w:rPr>
+        <w:t xml:space="preserve">:</w:t>
+      </w:r>
+      <w:r>
+        <w:rPr>
+          <w:rStyle w:val="NormalTok"/>
+        </w:rPr>
+        <w:t xml:space="preserve"> </w:t>
+      </w:r>
+      <w:r>
+        <w:rPr>
+          <w:rStyle w:val="StringTok"/>
+        </w:rPr>
+        <w:t xml:space="preserve">"POINT"</w:t>
+      </w:r>
+      <w:r>
+        <w:rPr>
+          <w:rStyle w:val="FunctionTok"/>
+        </w:rPr>
+        <w:t xml:space="preserve">,</w:t>
+      </w:r>
+      <w:r>
+        <w:br/>
+      </w:r>
+      <w:r>
+        <w:rPr>
+          <w:rStyle w:val="NormalTok"/>
+        </w:rPr>
+        <w:t xml:space="preserve">                        </w:t>
+      </w:r>
+      <w:r>
+        <w:rPr>
+          <w:rStyle w:val="DataTypeTok"/>
+        </w:rPr>
+        <w:t xml:space="preserve">"cellPeriodSeconds"</w:t>
+      </w:r>
+      <w:r>
+        <w:rPr>
+          <w:rStyle w:val="FunctionTok"/>
+        </w:rPr>
+        <w:t xml:space="preserve">:</w:t>
+      </w:r>
+      <w:r>
+        <w:rPr>
+          <w:rStyle w:val="NormalTok"/>
+        </w:rPr>
+        <w:t xml:space="preserve"> </w:t>
+      </w:r>
+      <w:r>
+        <w:rPr>
+          <w:rStyle w:val="DecValTok"/>
+        </w:rPr>
+        <w:t xml:space="preserve">0</w:t>
+      </w:r>
+      <w:r>
+        <w:br/>
+      </w:r>
+      <w:r>
+        <w:rPr>
+          <w:rStyle w:val="NormalTok"/>
+        </w:rPr>
+        <w:t xml:space="preserve">                    </w:t>
+      </w:r>
+      <w:r>
+        <w:rPr>
+          <w:rStyle w:val="FunctionTok"/>
+        </w:rPr>
+        <w:t xml:space="preserve">}</w:t>
+      </w:r>
+      <w:r>
+        <w:rPr>
+          <w:rStyle w:val="OtherTok"/>
+        </w:rPr>
+        <w:t xml:space="preserve">,</w:t>
+      </w:r>
+      <w:r>
+        <w:br/>
+      </w:r>
+      <w:r>
+        <w:rPr>
+          <w:rStyle w:val="NormalTok"/>
+        </w:rPr>
+        <w:t xml:space="preserve">                    </w:t>
+      </w:r>
+      <w:r>
+        <w:rPr>
+          <w:rStyle w:val="FunctionTok"/>
+        </w:rPr>
+        <w:t xml:space="preserve">{</w:t>
+      </w:r>
+      <w:r>
+        <w:br/>
+      </w:r>
+      <w:r>
+        <w:rPr>
+          <w:rStyle w:val="NormalTok"/>
+        </w:rPr>
+        <w:t xml:space="preserve">                        </w:t>
+      </w:r>
+      <w:r>
+        <w:rPr>
+          <w:rStyle w:val="DataTypeTok"/>
+        </w:rPr>
+        <w:t xml:space="preserve">"longName"</w:t>
+      </w:r>
+      <w:r>
+        <w:rPr>
+          <w:rStyle w:val="FunctionTok"/>
+        </w:rPr>
+        <w:t xml:space="preserve">:</w:t>
+      </w:r>
+      <w:r>
+        <w:rPr>
+          <w:rStyle w:val="NormalTok"/>
+        </w:rPr>
+        <w:t xml:space="preserve"> </w:t>
+      </w:r>
+      <w:r>
+        <w:rPr>
+          <w:rStyle w:val="StringTok"/>
+        </w:rPr>
+        <w:t xml:space="preserve">"Solar Panel Voltage"</w:t>
+      </w:r>
+      <w:r>
+        <w:rPr>
+          <w:rStyle w:val="FunctionTok"/>
+        </w:rPr>
+        <w:t xml:space="preserve">,</w:t>
+      </w:r>
+      <w:r>
+        <w:br/>
+      </w:r>
+      <w:r>
+        <w:rPr>
+          <w:rStyle w:val="NormalTok"/>
+        </w:rPr>
+        <w:t xml:space="preserve">                        </w:t>
+      </w:r>
+      <w:r>
+        <w:rPr>
+          <w:rStyle w:val="DataTypeTok"/>
+        </w:rPr>
+        <w:t xml:space="preserve">"unit"</w:t>
+      </w:r>
+      <w:r>
+        <w:rPr>
+          <w:rStyle w:val="FunctionTok"/>
+        </w:rPr>
+        <w:t xml:space="preserve">:</w:t>
+      </w:r>
+      <w:r>
+        <w:rPr>
+          <w:rStyle w:val="NormalTok"/>
+        </w:rPr>
+        <w:t xml:space="preserve"> </w:t>
+      </w:r>
+      <w:r>
+        <w:rPr>
+          <w:rStyle w:val="StringTok"/>
+        </w:rPr>
+        <w:t xml:space="preserve">"V"</w:t>
+      </w:r>
+      <w:r>
+        <w:rPr>
+          <w:rStyle w:val="FunctionTok"/>
+        </w:rPr>
+        <w:t xml:space="preserve">,</w:t>
+      </w:r>
+      <w:r>
+        <w:br/>
+      </w:r>
+      <w:r>
+        <w:rPr>
+          <w:rStyle w:val="NormalTok"/>
+        </w:rPr>
+        <w:t xml:space="preserve">                        </w:t>
+      </w:r>
+      <w:r>
+        <w:rPr>
+          <w:rStyle w:val="DataTypeTok"/>
+        </w:rPr>
+        <w:t xml:space="preserve">"device"</w:t>
+      </w:r>
+      <w:r>
+        <w:rPr>
+          <w:rStyle w:val="FunctionTok"/>
+        </w:rPr>
+        <w:t xml:space="preserve">:</w:t>
+      </w:r>
+      <w:r>
+        <w:rPr>
+          <w:rStyle w:val="NormalTok"/>
+        </w:rPr>
+        <w:t xml:space="preserve"> </w:t>
+      </w:r>
+      <w:r>
+        <w:rPr>
+          <w:rStyle w:val="FunctionTok"/>
+        </w:rPr>
+        <w:t xml:space="preserve">{</w:t>
+      </w:r>
+      <w:r>
+        <w:br/>
+      </w:r>
+      <w:r>
+        <w:rPr>
+          <w:rStyle w:val="NormalTok"/>
+        </w:rPr>
+        <w:t xml:space="preserve">                            </w:t>
+      </w:r>
+      <w:r>
+        <w:rPr>
+          <w:rStyle w:val="DataTypeTok"/>
+        </w:rPr>
+        <w:t xml:space="preserve">"node"</w:t>
+      </w:r>
+      <w:r>
+        <w:rPr>
+          <w:rStyle w:val="FunctionTok"/>
+        </w:rPr>
+        <w:t xml:space="preserve">:</w:t>
+      </w:r>
+      <w:r>
+        <w:rPr>
+          <w:rStyle w:val="NormalTok"/>
+        </w:rPr>
+        <w:t xml:space="preserve"> </w:t>
+      </w:r>
+      <w:r>
+        <w:rPr>
+          <w:rStyle w:val="FunctionTok"/>
+        </w:rPr>
+        <w:t xml:space="preserve">{}</w:t>
+      </w:r>
+      <w:r>
+        <w:br/>
+      </w:r>
+      <w:r>
+        <w:rPr>
+          <w:rStyle w:val="NormalTok"/>
+        </w:rPr>
+        <w:t xml:space="preserve">                        </w:t>
+      </w:r>
+      <w:r>
+        <w:rPr>
+          <w:rStyle w:val="FunctionTok"/>
+        </w:rPr>
+        <w:t xml:space="preserve">},</w:t>
+      </w:r>
+      <w:r>
+        <w:br/>
+      </w:r>
+      <w:r>
+        <w:rPr>
+          <w:rStyle w:val="NormalTok"/>
+        </w:rPr>
+        <w:t xml:space="preserve">                        </w:t>
+      </w:r>
+      <w:r>
+        <w:rPr>
+          <w:rStyle w:val="DataTypeTok"/>
+        </w:rPr>
+        <w:t xml:space="preserve">"cellMethod"</w:t>
+      </w:r>
+      <w:r>
+        <w:rPr>
+          <w:rStyle w:val="FunctionTok"/>
+        </w:rPr>
+        <w:t xml:space="preserve">:</w:t>
+      </w:r>
+      <w:r>
+        <w:rPr>
+          <w:rStyle w:val="NormalTok"/>
+        </w:rPr>
+        <w:t xml:space="preserve"> </w:t>
+      </w:r>
+      <w:r>
+        <w:rPr>
+          <w:rStyle w:val="StringTok"/>
+        </w:rPr>
+        <w:t xml:space="preserve">"POINT"</w:t>
+      </w:r>
+      <w:r>
+        <w:rPr>
+          <w:rStyle w:val="FunctionTok"/>
+        </w:rPr>
+        <w:t xml:space="preserve">,</w:t>
+      </w:r>
+      <w:r>
+        <w:br/>
+      </w:r>
+      <w:r>
+        <w:rPr>
+          <w:rStyle w:val="NormalTok"/>
+        </w:rPr>
+        <w:t xml:space="preserve">                        </w:t>
+      </w:r>
+      <w:r>
+        <w:rPr>
+          <w:rStyle w:val="DataTypeTok"/>
+        </w:rPr>
+        <w:t xml:space="preserve">"cellPeriodSeconds"</w:t>
+      </w:r>
+      <w:r>
+        <w:rPr>
+          <w:rStyle w:val="FunctionTok"/>
+        </w:rPr>
+        <w:t xml:space="preserve">:</w:t>
+      </w:r>
+      <w:r>
+        <w:rPr>
+          <w:rStyle w:val="NormalTok"/>
+        </w:rPr>
+        <w:t xml:space="preserve"> </w:t>
+      </w:r>
+      <w:r>
+        <w:rPr>
+          <w:rStyle w:val="DecValTok"/>
+        </w:rPr>
+        <w:t xml:space="preserve">0</w:t>
+      </w:r>
+      <w:r>
+        <w:br/>
+      </w:r>
+      <w:r>
+        <w:rPr>
+          <w:rStyle w:val="NormalTok"/>
+        </w:rPr>
+        <w:t xml:space="preserve">                    </w:t>
+      </w:r>
+      <w:r>
+        <w:rPr>
+          <w:rStyle w:val="FunctionTok"/>
+        </w:rPr>
+        <w:t xml:space="preserve">}</w:t>
+      </w:r>
+      <w:r>
+        <w:rPr>
+          <w:rStyle w:val="OtherTok"/>
+        </w:rPr>
+        <w:t xml:space="preserve">,</w:t>
+      </w:r>
+      <w:r>
+        <w:br/>
+      </w:r>
+      <w:r>
+        <w:rPr>
+          <w:rStyle w:val="NormalTok"/>
+        </w:rPr>
+        <w:t xml:space="preserve">                    </w:t>
+      </w:r>
+      <w:r>
+        <w:rPr>
+          <w:rStyle w:val="FunctionTok"/>
+        </w:rPr>
+        <w:t xml:space="preserve">{</w:t>
+      </w:r>
+      <w:r>
+        <w:br/>
+      </w:r>
+      <w:r>
+        <w:rPr>
+          <w:rStyle w:val="NormalTok"/>
+        </w:rPr>
+        <w:t xml:space="preserve">                        </w:t>
+      </w:r>
+      <w:r>
+        <w:rPr>
+          <w:rStyle w:val="DataTypeTok"/>
+        </w:rPr>
+        <w:t xml:space="preserve">"longName"</w:t>
+      </w:r>
+      <w:r>
+        <w:rPr>
+          <w:rStyle w:val="FunctionTok"/>
+        </w:rPr>
+        <w:t xml:space="preserve">:</w:t>
+      </w:r>
+      <w:r>
+        <w:rPr>
+          <w:rStyle w:val="NormalTok"/>
+        </w:rPr>
+        <w:t xml:space="preserve"> </w:t>
+      </w:r>
+      <w:r>
+        <w:rPr>
+          <w:rStyle w:val="StringTok"/>
+        </w:rPr>
+        <w:t xml:space="preserve">"Internal Logger Temperature"</w:t>
+      </w:r>
+      <w:r>
+        <w:rPr>
+          <w:rStyle w:val="FunctionTok"/>
+        </w:rPr>
+        <w:t xml:space="preserve">,</w:t>
+      </w:r>
+      <w:r>
+        <w:br/>
+      </w:r>
+      <w:r>
+        <w:rPr>
+          <w:rStyle w:val="NormalTok"/>
+        </w:rPr>
+        <w:t xml:space="preserve">                        </w:t>
+      </w:r>
+      <w:r>
+        <w:rPr>
+          <w:rStyle w:val="DataTypeTok"/>
+        </w:rPr>
+        <w:t xml:space="preserve">"unit"</w:t>
+      </w:r>
+      <w:r>
+        <w:rPr>
+          <w:rStyle w:val="FunctionTok"/>
+        </w:rPr>
+        <w:t xml:space="preserve">:</w:t>
+      </w:r>
+      <w:r>
+        <w:rPr>
+          <w:rStyle w:val="NormalTok"/>
+        </w:rPr>
+        <w:t xml:space="preserve"> </w:t>
+      </w:r>
+      <w:r>
+        <w:rPr>
+          <w:rStyle w:val="StringTok"/>
+        </w:rPr>
+        <w:t xml:space="preserve">"°C"</w:t>
+      </w:r>
+      <w:r>
+        <w:rPr>
+          <w:rStyle w:val="FunctionTok"/>
+        </w:rPr>
+        <w:t xml:space="preserve">,</w:t>
+      </w:r>
+      <w:r>
+        <w:br/>
+      </w:r>
+      <w:r>
+        <w:rPr>
+          <w:rStyle w:val="NormalTok"/>
+        </w:rPr>
+        <w:t xml:space="preserve">                        </w:t>
+      </w:r>
+      <w:r>
+        <w:rPr>
+          <w:rStyle w:val="DataTypeTok"/>
+        </w:rPr>
+        <w:t xml:space="preserve">"device"</w:t>
+      </w:r>
+      <w:r>
+        <w:rPr>
+          <w:rStyle w:val="FunctionTok"/>
+        </w:rPr>
+        <w:t xml:space="preserve">:</w:t>
+      </w:r>
+      <w:r>
+        <w:rPr>
+          <w:rStyle w:val="NormalTok"/>
+        </w:rPr>
+        <w:t xml:space="preserve"> </w:t>
+      </w:r>
+      <w:r>
+        <w:rPr>
+          <w:rStyle w:val="FunctionTok"/>
+        </w:rPr>
+        <w:t xml:space="preserve">{</w:t>
+      </w:r>
+      <w:r>
+        <w:br/>
+      </w:r>
+      <w:r>
+        <w:rPr>
+          <w:rStyle w:val="NormalTok"/>
+        </w:rPr>
+        <w:t xml:space="preserve">                            </w:t>
+      </w:r>
+      <w:r>
+        <w:rPr>
+          <w:rStyle w:val="DataTypeTok"/>
+        </w:rPr>
+        <w:t xml:space="preserve">"node"</w:t>
+      </w:r>
+      <w:r>
+        <w:rPr>
+          <w:rStyle w:val="FunctionTok"/>
+        </w:rPr>
+        <w:t xml:space="preserve">:</w:t>
+      </w:r>
+      <w:r>
+        <w:rPr>
+          <w:rStyle w:val="NormalTok"/>
+        </w:rPr>
+        <w:t xml:space="preserve"> </w:t>
+      </w:r>
+      <w:r>
+        <w:rPr>
+          <w:rStyle w:val="FunctionTok"/>
+        </w:rPr>
+        <w:t xml:space="preserve">{}</w:t>
+      </w:r>
+      <w:r>
+        <w:br/>
+      </w:r>
+      <w:r>
+        <w:rPr>
+          <w:rStyle w:val="NormalTok"/>
+        </w:rPr>
+        <w:t xml:space="preserve">                        </w:t>
+      </w:r>
+      <w:r>
+        <w:rPr>
+          <w:rStyle w:val="FunctionTok"/>
+        </w:rPr>
+        <w:t xml:space="preserve">},</w:t>
+      </w:r>
+      <w:r>
+        <w:br/>
+      </w:r>
+      <w:r>
+        <w:rPr>
+          <w:rStyle w:val="NormalTok"/>
+        </w:rPr>
+        <w:t xml:space="preserve">                        </w:t>
+      </w:r>
+      <w:r>
+        <w:rPr>
+          <w:rStyle w:val="DataTypeTok"/>
+        </w:rPr>
+        <w:t xml:space="preserve">"cellMethod"</w:t>
+      </w:r>
+      <w:r>
+        <w:rPr>
+          <w:rStyle w:val="FunctionTok"/>
+        </w:rPr>
+        <w:t xml:space="preserve">:</w:t>
+      </w:r>
+      <w:r>
+        <w:rPr>
+          <w:rStyle w:val="NormalTok"/>
+        </w:rPr>
+        <w:t xml:space="preserve"> </w:t>
+      </w:r>
+      <w:r>
+        <w:rPr>
+          <w:rStyle w:val="StringTok"/>
+        </w:rPr>
+        <w:t xml:space="preserve">"POINT"</w:t>
+      </w:r>
+      <w:r>
+        <w:rPr>
+          <w:rStyle w:val="FunctionTok"/>
+        </w:rPr>
+        <w:t xml:space="preserve">,</w:t>
+      </w:r>
+      <w:r>
+        <w:br/>
+      </w:r>
+      <w:r>
+        <w:rPr>
+          <w:rStyle w:val="NormalTok"/>
+        </w:rPr>
+        <w:t xml:space="preserve">                        </w:t>
+      </w:r>
+      <w:r>
+        <w:rPr>
+          <w:rStyle w:val="DataTypeTok"/>
+        </w:rPr>
+        <w:t xml:space="preserve">"cellPeriodSeconds"</w:t>
+      </w:r>
+      <w:r>
+        <w:rPr>
+          <w:rStyle w:val="FunctionTok"/>
+        </w:rPr>
+        <w:t xml:space="preserve">:</w:t>
+      </w:r>
+      <w:r>
+        <w:rPr>
+          <w:rStyle w:val="NormalTok"/>
+        </w:rPr>
+        <w:t xml:space="preserve"> </w:t>
+      </w:r>
+      <w:r>
+        <w:rPr>
+          <w:rStyle w:val="DecValTok"/>
+        </w:rPr>
+        <w:t xml:space="preserve">0</w:t>
+      </w:r>
+      <w:r>
+        <w:br/>
+      </w:r>
+      <w:r>
+        <w:rPr>
+          <w:rStyle w:val="NormalTok"/>
+        </w:rPr>
+        <w:t xml:space="preserve">                    </w:t>
+      </w:r>
+      <w:r>
+        <w:rPr>
+          <w:rStyle w:val="FunctionTok"/>
+        </w:rPr>
+        <w:t xml:space="preserve">}</w:t>
+      </w:r>
+      <w:r>
+        <w:br/>
+      </w:r>
+      <w:r>
+        <w:rPr>
+          <w:rStyle w:val="NormalTok"/>
+        </w:rPr>
+        <w:t xml:space="preserve">                </w:t>
+      </w:r>
+      <w:r>
+        <w:rPr>
+          <w:rStyle w:val="OtherTok"/>
+        </w:rPr>
+        <w:t xml:space="preserve">]</w:t>
+      </w:r>
+      <w:r>
+        <w:br/>
+      </w:r>
+      <w:r>
+        <w:rPr>
+          <w:rStyle w:val="NormalTok"/>
+        </w:rPr>
+        <w:t xml:space="preserve">            </w:t>
+      </w:r>
+      <w:r>
+        <w:rPr>
+          <w:rStyle w:val="FunctionTok"/>
+        </w:rPr>
+        <w:t xml:space="preserve">}</w:t>
+      </w:r>
+      <w:r>
+        <w:br/>
+      </w:r>
+      <w:r>
+        <w:rPr>
+          <w:rStyle w:val="NormalTok"/>
+        </w:rPr>
+        <w:t xml:space="preserve">        </w:t>
+      </w:r>
+      <w:r>
+        <w:rPr>
+          <w:rStyle w:val="OtherTok"/>
+        </w:rPr>
+        <w:t xml:space="preserve">]</w:t>
+      </w:r>
+      <w:r>
+        <w:br/>
+      </w:r>
+      <w:r>
+        <w:rPr>
+          <w:rStyle w:val="NormalTok"/>
+        </w:rPr>
+        <w:t xml:space="preserve">    </w:t>
+      </w:r>
+      <w:r>
+        <w:rPr>
+          <w:rStyle w:val="FunctionTok"/>
+        </w:rPr>
+        <w:t xml:space="preserve">}</w:t>
+      </w:r>
+      <w:r>
+        <w:br/>
+      </w:r>
+      <w:r>
+        <w:rPr>
+          <w:rStyle w:val="FunctionTok"/>
+        </w:rPr>
+        <w:t xml:space="preserve">}</w:t>
+      </w:r>
+    </w:p>
+    <w:p>
+      <w:pPr>
+        <w:pStyle w:val="FirstParagraph"/>
+      </w:pPr>
+      <w:r>
+        <w:rPr>
+          <w:bCs/>
+          <w:b/>
+        </w:rPr>
+        <w:t xml:space="preserve">FirstMileMessage (data)</w:t>
+      </w:r>
+    </w:p>
+    <w:p>
+      <w:pPr>
+        <w:pStyle w:val="SourceCode"/>
+      </w:pPr>
+      <w:r>
+        <w:rPr>
+          <w:rStyle w:val="FunctionTok"/>
+        </w:rPr>
+        <w:t xml:space="preserve">{</w:t>
+      </w:r>
+      <w:r>
+        <w:br/>
+      </w:r>
+      <w:r>
+        <w:rPr>
+          <w:rStyle w:val="NormalTok"/>
+        </w:rPr>
+        <w:t xml:space="preserve">    </w:t>
+      </w:r>
+      <w:r>
+        <w:rPr>
+          <w:rStyle w:val="DataTypeTok"/>
+        </w:rPr>
+        <w:t xml:space="preserve">"data"</w:t>
+      </w:r>
+      <w:r>
+        <w:rPr>
+          <w:rStyle w:val="FunctionTok"/>
+        </w:rPr>
+        <w:t xml:space="preserve">:</w:t>
+      </w:r>
+      <w:r>
+        <w:rPr>
+          <w:rStyle w:val="NormalTok"/>
+        </w:rPr>
+        <w:t xml:space="preserve"> </w:t>
+      </w:r>
+      <w:r>
+        <w:rPr>
+          <w:rStyle w:val="FunctionTok"/>
+        </w:rPr>
+        <w:t xml:space="preserve">{</w:t>
+      </w:r>
+      <w:r>
+        <w:br/>
+      </w:r>
+      <w:r>
+        <w:rPr>
+          <w:rStyle w:val="NormalTok"/>
+        </w:rPr>
+        <w:t xml:space="preserve">        </w:t>
+      </w:r>
+      <w:r>
+        <w:rPr>
+          <w:rStyle w:val="DataTypeTok"/>
+        </w:rPr>
+        <w:t xml:space="preserve">"observations"</w:t>
+      </w:r>
+      <w:r>
+        <w:rPr>
+          <w:rStyle w:val="FunctionTok"/>
+        </w:rPr>
+        <w:t xml:space="preserve">:</w:t>
+      </w:r>
+      <w:r>
+        <w:rPr>
+          <w:rStyle w:val="NormalTok"/>
+        </w:rPr>
+        <w:t xml:space="preserve"> </w:t>
+      </w:r>
+      <w:r>
+        <w:rPr>
+          <w:rStyle w:val="OtherTok"/>
+        </w:rPr>
+        <w:t xml:space="preserve">[</w:t>
+      </w:r>
+      <w:r>
+        <w:br/>
+      </w:r>
+      <w:r>
+        <w:rPr>
+          <w:rStyle w:val="NormalTok"/>
+        </w:rPr>
+        <w:t xml:space="preserve">            </w:t>
+      </w:r>
+      <w:r>
+        <w:rPr>
+          <w:rStyle w:val="FunctionTok"/>
+        </w:rPr>
+        <w:t xml:space="preserve">{</w:t>
+      </w:r>
+      <w:r>
+        <w:br/>
+      </w:r>
+      <w:r>
+        <w:rPr>
+          <w:rStyle w:val="NormalTok"/>
+        </w:rPr>
+        <w:t xml:space="preserve">                </w:t>
+      </w:r>
+      <w:r>
+        <w:rPr>
+          <w:rStyle w:val="DataTypeTok"/>
+        </w:rPr>
+        <w:t xml:space="preserve">"parameterDefinitionId"</w:t>
+      </w:r>
+      <w:r>
+        <w:rPr>
+          <w:rStyle w:val="FunctionTok"/>
+        </w:rPr>
+        <w:t xml:space="preserve">:</w:t>
+      </w:r>
+      <w:r>
+        <w:rPr>
+          <w:rStyle w:val="NormalTok"/>
+        </w:rPr>
+        <w:t xml:space="preserve"> </w:t>
+      </w:r>
+      <w:r>
+        <w:rPr>
+          <w:rStyle w:val="DecValTok"/>
+        </w:rPr>
+        <w:t xml:space="preserve">1</w:t>
+      </w:r>
+      <w:r>
+        <w:rPr>
+          <w:rStyle w:val="FunctionTok"/>
+        </w:rPr>
+        <w:t xml:space="preserve">,</w:t>
+      </w:r>
+      <w:r>
+        <w:br/>
+      </w:r>
+      <w:r>
+        <w:rPr>
+          <w:rStyle w:val="NormalTok"/>
+        </w:rPr>
+        <w:t xml:space="preserve">                </w:t>
+      </w:r>
+      <w:r>
+        <w:rPr>
+          <w:rStyle w:val="DataTypeTok"/>
+        </w:rPr>
+        <w:t xml:space="preserve">"time"</w:t>
+      </w:r>
+      <w:r>
+        <w:rPr>
+          <w:rStyle w:val="FunctionTok"/>
+        </w:rPr>
+        <w:t xml:space="preserve">:</w:t>
+      </w:r>
+      <w:r>
+        <w:rPr>
+          <w:rStyle w:val="NormalTok"/>
+        </w:rPr>
+        <w:t xml:space="preserve"> </w:t>
+      </w:r>
+      <w:r>
+        <w:rPr>
+          <w:rStyle w:val="StringTok"/>
+        </w:rPr>
+        <w:t xml:space="preserve">"2025-08-21T08:50:00Z"</w:t>
+      </w:r>
+      <w:r>
+        <w:rPr>
+          <w:rStyle w:val="FunctionTok"/>
+        </w:rPr>
+        <w:t xml:space="preserve">,</w:t>
+      </w:r>
+      <w:r>
+        <w:br/>
+      </w:r>
+      <w:r>
+        <w:rPr>
+          <w:rStyle w:val="NormalTok"/>
+        </w:rPr>
+        <w:t xml:space="preserve">                </w:t>
+      </w:r>
+      <w:r>
+        <w:rPr>
+          <w:rStyle w:val="DataTypeTok"/>
+        </w:rPr>
+        <w:t xml:space="preserve">"values"</w:t>
+      </w:r>
+      <w:r>
+        <w:rPr>
+          <w:rStyle w:val="FunctionTok"/>
+        </w:rPr>
+        <w:t xml:space="preserve">:</w:t>
+      </w:r>
+      <w:r>
+        <w:rPr>
+          <w:rStyle w:val="NormalTok"/>
+        </w:rPr>
+        <w:t xml:space="preserve"> </w:t>
+      </w:r>
+      <w:r>
+        <w:rPr>
+          <w:rStyle w:val="OtherTok"/>
+        </w:rPr>
+        <w:t xml:space="preserve">[</w:t>
+      </w:r>
+      <w:r>
+        <w:br/>
+      </w:r>
+      <w:r>
+        <w:rPr>
+          <w:rStyle w:val="NormalTok"/>
+        </w:rPr>
+        <w:t xml:space="preserve">                    </w:t>
+      </w:r>
+      <w:r>
+        <w:rPr>
+          <w:rStyle w:val="FunctionTok"/>
+        </w:rPr>
+        <w:t xml:space="preserve">{</w:t>
+      </w:r>
+      <w:r>
+        <w:br/>
+      </w:r>
+      <w:r>
+        <w:rPr>
+          <w:rStyle w:val="NormalTok"/>
+        </w:rPr>
+        <w:t xml:space="preserve">                        </w:t>
+      </w:r>
+      <w:r>
+        <w:rPr>
+          <w:rStyle w:val="DataTypeTok"/>
+        </w:rPr>
+        <w:t xml:space="preserve">"doubleValue"</w:t>
+      </w:r>
+      <w:r>
+        <w:rPr>
+          <w:rStyle w:val="FunctionTok"/>
+        </w:rPr>
+        <w:t xml:space="preserve">:</w:t>
+      </w:r>
+      <w:r>
+        <w:rPr>
+          <w:rStyle w:val="NormalTok"/>
+        </w:rPr>
+        <w:t xml:space="preserve"> </w:t>
+      </w:r>
+      <w:r>
+        <w:rPr>
+          <w:rStyle w:val="FloatTok"/>
+        </w:rPr>
+        <w:t xml:space="preserve">18.6</w:t>
+      </w:r>
+      <w:r>
+        <w:br/>
+      </w:r>
+      <w:r>
+        <w:rPr>
+          <w:rStyle w:val="NormalTok"/>
+        </w:rPr>
+        <w:t xml:space="preserve">                    </w:t>
+      </w:r>
+      <w:r>
+        <w:rPr>
+          <w:rStyle w:val="FunctionTok"/>
+        </w:rPr>
+        <w:t xml:space="preserve">}</w:t>
+      </w:r>
+      <w:r>
+        <w:rPr>
+          <w:rStyle w:val="OtherTok"/>
+        </w:rPr>
+        <w:t xml:space="preserve">,</w:t>
+      </w:r>
+      <w:r>
+        <w:br/>
+      </w:r>
+      <w:r>
+        <w:rPr>
+          <w:rStyle w:val="NormalTok"/>
+        </w:rPr>
+        <w:t xml:space="preserve">                    </w:t>
+      </w:r>
+      <w:r>
+        <w:rPr>
+          <w:rStyle w:val="FunctionTok"/>
+        </w:rPr>
+        <w:t xml:space="preserve">{</w:t>
+      </w:r>
+      <w:r>
+        <w:br/>
+      </w:r>
+      <w:r>
+        <w:rPr>
+          <w:rStyle w:val="NormalTok"/>
+        </w:rPr>
+        <w:t xml:space="preserve">                        </w:t>
+      </w:r>
+      <w:r>
+        <w:rPr>
+          <w:rStyle w:val="DataTypeTok"/>
+        </w:rPr>
+        <w:t xml:space="preserve">"doubleValue"</w:t>
+      </w:r>
+      <w:r>
+        <w:rPr>
+          <w:rStyle w:val="FunctionTok"/>
+        </w:rPr>
+        <w:t xml:space="preserve">:</w:t>
+      </w:r>
+      <w:r>
+        <w:rPr>
+          <w:rStyle w:val="NormalTok"/>
+        </w:rPr>
+        <w:t xml:space="preserve"> </w:t>
+      </w:r>
+      <w:r>
+        <w:rPr>
+          <w:rStyle w:val="FloatTok"/>
+        </w:rPr>
+        <w:t xml:space="preserve">72.3</w:t>
+      </w:r>
+      <w:r>
+        <w:br/>
+      </w:r>
+      <w:r>
+        <w:rPr>
+          <w:rStyle w:val="NormalTok"/>
+        </w:rPr>
+        <w:t xml:space="preserve">                    </w:t>
+      </w:r>
+      <w:r>
+        <w:rPr>
+          <w:rStyle w:val="FunctionTok"/>
+        </w:rPr>
+        <w:t xml:space="preserve">}</w:t>
+      </w:r>
+      <w:r>
+        <w:rPr>
+          <w:rStyle w:val="OtherTok"/>
+        </w:rPr>
+        <w:t xml:space="preserve">,</w:t>
+      </w:r>
+      <w:r>
+        <w:br/>
+      </w:r>
+      <w:r>
+        <w:rPr>
+          <w:rStyle w:val="NormalTok"/>
+        </w:rPr>
+        <w:t xml:space="preserve">                    </w:t>
+      </w:r>
+      <w:r>
+        <w:rPr>
+          <w:rStyle w:val="FunctionTok"/>
+        </w:rPr>
+        <w:t xml:space="preserve">{</w:t>
+      </w:r>
+      <w:r>
+        <w:br/>
+      </w:r>
+      <w:r>
+        <w:rPr>
+          <w:rStyle w:val="NormalTok"/>
+        </w:rPr>
+        <w:t xml:space="preserve">                        </w:t>
+      </w:r>
+      <w:r>
+        <w:rPr>
+          <w:rStyle w:val="DataTypeTok"/>
+        </w:rPr>
+        <w:t xml:space="preserve">"emptyValue"</w:t>
+      </w:r>
+      <w:r>
+        <w:rPr>
+          <w:rStyle w:val="FunctionTok"/>
+        </w:rPr>
+        <w:t xml:space="preserve">:</w:t>
+      </w:r>
+      <w:r>
+        <w:rPr>
+          <w:rStyle w:val="NormalTok"/>
+        </w:rPr>
+        <w:t xml:space="preserve"> </w:t>
+      </w:r>
+      <w:r>
+        <w:rPr>
+          <w:rStyle w:val="FunctionTok"/>
+        </w:rPr>
+        <w:t xml:space="preserve">{}</w:t>
+      </w:r>
+      <w:r>
+        <w:br/>
+      </w:r>
+      <w:r>
+        <w:rPr>
+          <w:rStyle w:val="NormalTok"/>
+        </w:rPr>
+        <w:t xml:space="preserve">                    </w:t>
+      </w:r>
+      <w:r>
+        <w:rPr>
+          <w:rStyle w:val="FunctionTok"/>
+        </w:rPr>
+        <w:t xml:space="preserve">}</w:t>
+      </w:r>
+      <w:r>
+        <w:rPr>
+          <w:rStyle w:val="OtherTok"/>
+        </w:rPr>
+        <w:t xml:space="preserve">,</w:t>
+      </w:r>
+      <w:r>
+        <w:br/>
+      </w:r>
+      <w:r>
+        <w:rPr>
+          <w:rStyle w:val="NormalTok"/>
+        </w:rPr>
+        <w:t xml:space="preserve">                    </w:t>
+      </w:r>
+      <w:r>
+        <w:rPr>
+          <w:rStyle w:val="FunctionTok"/>
+        </w:rPr>
+        <w:t xml:space="preserve">{</w:t>
+      </w:r>
+      <w:r>
+        <w:br/>
+      </w:r>
+      <w:r>
+        <w:rPr>
+          <w:rStyle w:val="NormalTok"/>
+        </w:rPr>
+        <w:t xml:space="preserve">                        </w:t>
+      </w:r>
+      <w:r>
+        <w:rPr>
+          <w:rStyle w:val="DataTypeTok"/>
+        </w:rPr>
+        <w:t xml:space="preserve">"doubleValue"</w:t>
+      </w:r>
+      <w:r>
+        <w:rPr>
+          <w:rStyle w:val="FunctionTok"/>
+        </w:rPr>
+        <w:t xml:space="preserve">:</w:t>
+      </w:r>
+      <w:r>
+        <w:rPr>
+          <w:rStyle w:val="NormalTok"/>
+        </w:rPr>
+        <w:t xml:space="preserve"> </w:t>
+      </w:r>
+      <w:r>
+        <w:rPr>
+          <w:rStyle w:val="FloatTok"/>
+        </w:rPr>
+        <w:t xml:space="preserve">3.4</w:t>
+      </w:r>
+      <w:r>
+        <w:br/>
+      </w:r>
+      <w:r>
+        <w:rPr>
+          <w:rStyle w:val="NormalTok"/>
+        </w:rPr>
+        <w:t xml:space="preserve">                    </w:t>
+      </w:r>
+      <w:r>
+        <w:rPr>
+          <w:rStyle w:val="FunctionTok"/>
+        </w:rPr>
+        <w:t xml:space="preserve">}</w:t>
+      </w:r>
+      <w:r>
+        <w:rPr>
+          <w:rStyle w:val="OtherTok"/>
+        </w:rPr>
+        <w:t xml:space="preserve">,</w:t>
+      </w:r>
+      <w:r>
+        <w:br/>
+      </w:r>
+      <w:r>
+        <w:rPr>
+          <w:rStyle w:val="NormalTok"/>
+        </w:rPr>
+        <w:t xml:space="preserve">                    </w:t>
+      </w:r>
+      <w:r>
+        <w:rPr>
+          <w:rStyle w:val="FunctionTok"/>
+        </w:rPr>
+        <w:t xml:space="preserve">{</w:t>
+      </w:r>
+      <w:r>
+        <w:br/>
+      </w:r>
+      <w:r>
+        <w:rPr>
+          <w:rStyle w:val="NormalTok"/>
+        </w:rPr>
+        <w:t xml:space="preserve">                        </w:t>
+      </w:r>
+      <w:r>
+        <w:rPr>
+          <w:rStyle w:val="DataTypeTok"/>
+        </w:rPr>
+        <w:t xml:space="preserve">"doubleValue"</w:t>
+      </w:r>
+      <w:r>
+        <w:rPr>
+          <w:rStyle w:val="FunctionTok"/>
+        </w:rPr>
+        <w:t xml:space="preserve">:</w:t>
+      </w:r>
+      <w:r>
+        <w:rPr>
+          <w:rStyle w:val="NormalTok"/>
+        </w:rPr>
+        <w:t xml:space="preserve"> </w:t>
+      </w:r>
+      <w:r>
+        <w:rPr>
+          <w:rStyle w:val="FloatTok"/>
+        </w:rPr>
+        <w:t xml:space="preserve">215.0</w:t>
+      </w:r>
+      <w:r>
+        <w:br/>
+      </w:r>
+      <w:r>
+        <w:rPr>
+          <w:rStyle w:val="NormalTok"/>
+        </w:rPr>
+        <w:t xml:space="preserve">                    </w:t>
+      </w:r>
+      <w:r>
+        <w:rPr>
+          <w:rStyle w:val="FunctionTok"/>
+        </w:rPr>
+        <w:t xml:space="preserve">}</w:t>
+      </w:r>
+      <w:r>
+        <w:rPr>
+          <w:rStyle w:val="OtherTok"/>
+        </w:rPr>
+        <w:t xml:space="preserve">,</w:t>
+      </w:r>
+      <w:r>
+        <w:br/>
+      </w:r>
+      <w:r>
+        <w:rPr>
+          <w:rStyle w:val="NormalTok"/>
+        </w:rPr>
+        <w:t xml:space="preserve">                    </w:t>
+      </w:r>
+      <w:r>
+        <w:rPr>
+          <w:rStyle w:val="FunctionTok"/>
+        </w:rPr>
+        <w:t xml:space="preserve">{</w:t>
+      </w:r>
+      <w:r>
+        <w:br/>
+      </w:r>
+      <w:r>
+        <w:rPr>
+          <w:rStyle w:val="NormalTok"/>
+        </w:rPr>
+        <w:t xml:space="preserve">                        </w:t>
+      </w:r>
+      <w:r>
+        <w:rPr>
+          <w:rStyle w:val="DataTypeTok"/>
+        </w:rPr>
+        <w:t xml:space="preserve">"doubleValue"</w:t>
+      </w:r>
+      <w:r>
+        <w:rPr>
+          <w:rStyle w:val="FunctionTok"/>
+        </w:rPr>
+        <w:t xml:space="preserve">:</w:t>
+      </w:r>
+      <w:r>
+        <w:rPr>
+          <w:rStyle w:val="NormalTok"/>
+        </w:rPr>
+        <w:t xml:space="preserve"> </w:t>
+      </w:r>
+      <w:r>
+        <w:rPr>
+          <w:rStyle w:val="FloatTok"/>
+        </w:rPr>
+        <w:t xml:space="preserve">0.4</w:t>
+      </w:r>
+      <w:r>
+        <w:br/>
+      </w:r>
+      <w:r>
+        <w:rPr>
+          <w:rStyle w:val="NormalTok"/>
+        </w:rPr>
+        <w:t xml:space="preserve">                    </w:t>
+      </w:r>
+      <w:r>
+        <w:rPr>
+          <w:rStyle w:val="FunctionTok"/>
+        </w:rPr>
+        <w:t xml:space="preserve">}</w:t>
+      </w:r>
+      <w:r>
+        <w:br/>
+      </w:r>
+      <w:r>
+        <w:rPr>
+          <w:rStyle w:val="NormalTok"/>
+        </w:rPr>
+        <w:t xml:space="preserve">                </w:t>
+      </w:r>
+      <w:r>
+        <w:rPr>
+          <w:rStyle w:val="OtherTok"/>
+        </w:rPr>
+        <w:t xml:space="preserve">]</w:t>
+      </w:r>
+      <w:r>
+        <w:br/>
+      </w:r>
+      <w:r>
+        <w:rPr>
+          <w:rStyle w:val="NormalTok"/>
+        </w:rPr>
+        <w:t xml:space="preserve">            </w:t>
+      </w:r>
+      <w:r>
+        <w:rPr>
+          <w:rStyle w:val="FunctionTok"/>
+        </w:rPr>
+        <w:t xml:space="preserve">}</w:t>
+      </w:r>
+      <w:r>
+        <w:rPr>
+          <w:rStyle w:val="OtherTok"/>
+        </w:rPr>
+        <w:t xml:space="preserve">,</w:t>
+      </w:r>
+      <w:r>
+        <w:br/>
+      </w:r>
+      <w:r>
+        <w:rPr>
+          <w:rStyle w:val="NormalTok"/>
+        </w:rPr>
+        <w:t xml:space="preserve">            </w:t>
+      </w:r>
+      <w:r>
+        <w:rPr>
+          <w:rStyle w:val="FunctionTok"/>
+        </w:rPr>
+        <w:t xml:space="preserve">{</w:t>
+      </w:r>
+      <w:r>
+        <w:br/>
+      </w:r>
+      <w:r>
+        <w:rPr>
+          <w:rStyle w:val="NormalTok"/>
+        </w:rPr>
+        <w:t xml:space="preserve">                </w:t>
+      </w:r>
+      <w:r>
+        <w:rPr>
+          <w:rStyle w:val="DataTypeTok"/>
+        </w:rPr>
+        <w:t xml:space="preserve">"parameterDefinitionId"</w:t>
+      </w:r>
+      <w:r>
+        <w:rPr>
+          <w:rStyle w:val="FunctionTok"/>
+        </w:rPr>
+        <w:t xml:space="preserve">:</w:t>
+      </w:r>
+      <w:r>
+        <w:rPr>
+          <w:rStyle w:val="NormalTok"/>
+        </w:rPr>
+        <w:t xml:space="preserve"> </w:t>
+      </w:r>
+      <w:r>
+        <w:rPr>
+          <w:rStyle w:val="DecValTok"/>
+        </w:rPr>
+        <w:t xml:space="preserve">2</w:t>
+      </w:r>
+      <w:r>
+        <w:rPr>
+          <w:rStyle w:val="FunctionTok"/>
+        </w:rPr>
+        <w:t xml:space="preserve">,</w:t>
+      </w:r>
+      <w:r>
+        <w:br/>
+      </w:r>
+      <w:r>
+        <w:rPr>
+          <w:rStyle w:val="NormalTok"/>
+        </w:rPr>
+        <w:t xml:space="preserve">                </w:t>
+      </w:r>
+      <w:r>
+        <w:rPr>
+          <w:rStyle w:val="DataTypeTok"/>
+        </w:rPr>
+        <w:t xml:space="preserve">"time"</w:t>
+      </w:r>
+      <w:r>
+        <w:rPr>
+          <w:rStyle w:val="FunctionTok"/>
+        </w:rPr>
+        <w:t xml:space="preserve">:</w:t>
+      </w:r>
+      <w:r>
+        <w:rPr>
+          <w:rStyle w:val="NormalTok"/>
+        </w:rPr>
+        <w:t xml:space="preserve"> </w:t>
+      </w:r>
+      <w:r>
+        <w:rPr>
+          <w:rStyle w:val="StringTok"/>
+        </w:rPr>
+        <w:t xml:space="preserve">"2025-08-21T08:50:00Z"</w:t>
+      </w:r>
+      <w:r>
+        <w:rPr>
+          <w:rStyle w:val="FunctionTok"/>
+        </w:rPr>
+        <w:t xml:space="preserve">,</w:t>
+      </w:r>
+      <w:r>
+        <w:br/>
+      </w:r>
+      <w:r>
+        <w:rPr>
+          <w:rStyle w:val="NormalTok"/>
+        </w:rPr>
+        <w:t xml:space="preserve">                </w:t>
+      </w:r>
+      <w:r>
+        <w:rPr>
+          <w:rStyle w:val="DataTypeTok"/>
+        </w:rPr>
+        <w:t xml:space="preserve">"values"</w:t>
+      </w:r>
+      <w:r>
+        <w:rPr>
+          <w:rStyle w:val="FunctionTok"/>
+        </w:rPr>
+        <w:t xml:space="preserve">:</w:t>
+      </w:r>
+      <w:r>
+        <w:rPr>
+          <w:rStyle w:val="NormalTok"/>
+        </w:rPr>
+        <w:t xml:space="preserve"> </w:t>
+      </w:r>
+      <w:r>
+        <w:rPr>
+          <w:rStyle w:val="OtherTok"/>
+        </w:rPr>
+        <w:t xml:space="preserve">[</w:t>
+      </w:r>
+      <w:r>
+        <w:br/>
+      </w:r>
+      <w:r>
+        <w:rPr>
+          <w:rStyle w:val="NormalTok"/>
+        </w:rPr>
+        <w:t xml:space="preserve">                    </w:t>
+      </w:r>
+      <w:r>
+        <w:rPr>
+          <w:rStyle w:val="FunctionTok"/>
+        </w:rPr>
+        <w:t xml:space="preserve">{</w:t>
+      </w:r>
+      <w:r>
+        <w:br/>
+      </w:r>
+      <w:r>
+        <w:rPr>
+          <w:rStyle w:val="NormalTok"/>
+        </w:rPr>
+        <w:t xml:space="preserve">                        </w:t>
+      </w:r>
+      <w:r>
+        <w:rPr>
+          <w:rStyle w:val="DataTypeTok"/>
+        </w:rPr>
+        <w:t xml:space="preserve">"doubleValue"</w:t>
+      </w:r>
+      <w:r>
+        <w:rPr>
+          <w:rStyle w:val="FunctionTok"/>
+        </w:rPr>
+        <w:t xml:space="preserve">:</w:t>
+      </w:r>
+      <w:r>
+        <w:rPr>
+          <w:rStyle w:val="NormalTok"/>
+        </w:rPr>
+        <w:t xml:space="preserve"> </w:t>
+      </w:r>
+      <w:r>
+        <w:rPr>
+          <w:rStyle w:val="FloatTok"/>
+        </w:rPr>
+        <w:t xml:space="preserve">12.4</w:t>
+      </w:r>
+      <w:r>
+        <w:br/>
+      </w:r>
+      <w:r>
+        <w:rPr>
+          <w:rStyle w:val="NormalTok"/>
+        </w:rPr>
+        <w:t xml:space="preserve">                    </w:t>
+      </w:r>
+      <w:r>
+        <w:rPr>
+          <w:rStyle w:val="FunctionTok"/>
+        </w:rPr>
+        <w:t xml:space="preserve">}</w:t>
+      </w:r>
+      <w:r>
+        <w:rPr>
+          <w:rStyle w:val="OtherTok"/>
+        </w:rPr>
+        <w:t xml:space="preserve">,</w:t>
+      </w:r>
+      <w:r>
+        <w:br/>
+      </w:r>
+      <w:r>
+        <w:rPr>
+          <w:rStyle w:val="NormalTok"/>
+        </w:rPr>
+        <w:t xml:space="preserve">                    </w:t>
+      </w:r>
+      <w:r>
+        <w:rPr>
+          <w:rStyle w:val="FunctionTok"/>
+        </w:rPr>
+        <w:t xml:space="preserve">{</w:t>
+      </w:r>
+      <w:r>
+        <w:br/>
+      </w:r>
+      <w:r>
+        <w:rPr>
+          <w:rStyle w:val="NormalTok"/>
+        </w:rPr>
+        <w:t xml:space="preserve">                        </w:t>
+      </w:r>
+      <w:r>
+        <w:rPr>
+          <w:rStyle w:val="DataTypeTok"/>
+        </w:rPr>
+        <w:t xml:space="preserve">"doubleValue"</w:t>
+      </w:r>
+      <w:r>
+        <w:rPr>
+          <w:rStyle w:val="FunctionTok"/>
+        </w:rPr>
+        <w:t xml:space="preserve">:</w:t>
+      </w:r>
+      <w:r>
+        <w:rPr>
+          <w:rStyle w:val="NormalTok"/>
+        </w:rPr>
+        <w:t xml:space="preserve"> </w:t>
+      </w:r>
+      <w:r>
+        <w:rPr>
+          <w:rStyle w:val="FloatTok"/>
+        </w:rPr>
+        <w:t xml:space="preserve">17.6</w:t>
+      </w:r>
+      <w:r>
+        <w:br/>
+      </w:r>
+      <w:r>
+        <w:rPr>
+          <w:rStyle w:val="NormalTok"/>
+        </w:rPr>
+        <w:t xml:space="preserve">                    </w:t>
+      </w:r>
+      <w:r>
+        <w:rPr>
+          <w:rStyle w:val="FunctionTok"/>
+        </w:rPr>
+        <w:t xml:space="preserve">}</w:t>
+      </w:r>
+      <w:r>
+        <w:rPr>
+          <w:rStyle w:val="OtherTok"/>
+        </w:rPr>
+        <w:t xml:space="preserve">,</w:t>
+      </w:r>
+      <w:r>
+        <w:br/>
+      </w:r>
+      <w:r>
+        <w:rPr>
+          <w:rStyle w:val="NormalTok"/>
+        </w:rPr>
+        <w:t xml:space="preserve">                    </w:t>
+      </w:r>
+      <w:r>
+        <w:rPr>
+          <w:rStyle w:val="FunctionTok"/>
+        </w:rPr>
+        <w:t xml:space="preserve">{</w:t>
+      </w:r>
+      <w:r>
+        <w:br/>
+      </w:r>
+      <w:r>
+        <w:rPr>
+          <w:rStyle w:val="NormalTok"/>
+        </w:rPr>
+        <w:t xml:space="preserve">                        </w:t>
+      </w:r>
+      <w:r>
+        <w:rPr>
+          <w:rStyle w:val="DataTypeTok"/>
+        </w:rPr>
+        <w:t xml:space="preserve">"doubleValue"</w:t>
+      </w:r>
+      <w:r>
+        <w:rPr>
+          <w:rStyle w:val="FunctionTok"/>
+        </w:rPr>
+        <w:t xml:space="preserve">:</w:t>
+      </w:r>
+      <w:r>
+        <w:rPr>
+          <w:rStyle w:val="NormalTok"/>
+        </w:rPr>
+        <w:t xml:space="preserve"> </w:t>
+      </w:r>
+      <w:r>
+        <w:rPr>
+          <w:rStyle w:val="FloatTok"/>
+        </w:rPr>
+        <w:t xml:space="preserve">29.3</w:t>
+      </w:r>
+      <w:r>
+        <w:br/>
+      </w:r>
+      <w:r>
+        <w:rPr>
+          <w:rStyle w:val="NormalTok"/>
+        </w:rPr>
+        <w:t xml:space="preserve">                    </w:t>
+      </w:r>
+      <w:r>
+        <w:rPr>
+          <w:rStyle w:val="FunctionTok"/>
+        </w:rPr>
+        <w:t xml:space="preserve">}</w:t>
+      </w:r>
+      <w:r>
+        <w:br/>
+      </w:r>
+      <w:r>
+        <w:rPr>
+          <w:rStyle w:val="NormalTok"/>
+        </w:rPr>
+        <w:t xml:space="preserve">                </w:t>
+      </w:r>
+      <w:r>
+        <w:rPr>
+          <w:rStyle w:val="OtherTok"/>
+        </w:rPr>
+        <w:t xml:space="preserve">]</w:t>
+      </w:r>
+      <w:r>
+        <w:br/>
+      </w:r>
+      <w:r>
+        <w:rPr>
+          <w:rStyle w:val="NormalTok"/>
+        </w:rPr>
+        <w:t xml:space="preserve">            </w:t>
+      </w:r>
+      <w:r>
+        <w:rPr>
+          <w:rStyle w:val="FunctionTok"/>
+        </w:rPr>
+        <w:t xml:space="preserve">}</w:t>
+      </w:r>
+      <w:r>
+        <w:br/>
+      </w:r>
+      <w:r>
+        <w:rPr>
+          <w:rStyle w:val="NormalTok"/>
+        </w:rPr>
+        <w:t xml:space="preserve">        </w:t>
+      </w:r>
+      <w:r>
+        <w:rPr>
+          <w:rStyle w:val="OtherTok"/>
+        </w:rPr>
+        <w:t xml:space="preserve">]</w:t>
+      </w:r>
+      <w:r>
+        <w:br/>
+      </w:r>
+      <w:r>
+        <w:rPr>
+          <w:rStyle w:val="NormalTok"/>
+        </w:rPr>
+        <w:t xml:space="preserve">    </w:t>
+      </w:r>
+      <w:r>
+        <w:rPr>
+          <w:rStyle w:val="FunctionTok"/>
+        </w:rPr>
+        <w:t xml:space="preserve">}</w:t>
+      </w:r>
+      <w:r>
+        <w:br/>
+      </w:r>
+      <w:r>
+        <w:rPr>
+          <w:rStyle w:val="FunctionTok"/>
+        </w:rPr>
+        <w:t xml:space="preserve">}</w:t>
+      </w:r>
+    </w:p>
+    <w:bookmarkEnd w:id="108"/>
+    <w:bookmarkEnd w:id="109"/>
+    <w:bookmarkEnd w:id="110"/>
+    <w:bookmarkStart w:id="113" w:name="Bibliography"/>
+    <w:p>
+      <w:pPr>
+        <w:pStyle w:val="Heading1"/>
+      </w:pPr>
+      <w:r>
+        <w:t xml:space="preserve">Bibliography</w:t>
+      </w:r>
+    </w:p>
+    <w:p>
+      <w:pPr>
+        <w:numPr>
+          <w:ilvl w:val="0"/>
+          <w:numId w:val="1014"/>
+        </w:numPr>
+      </w:pPr>
+      <w:bookmarkStart w:id="111" w:name="link-relations"/>
+      <w:bookmarkEnd w:id="111"/>
       <w:r>
         <w:t xml:space="preserve"> </w:t>
       </w:r>
@@ -9721,7 +17619,7 @@
       <w:r>
         <w:t xml:space="preserve"> </w:t>
       </w:r>
-      <w:hyperlink r:id="rId107">
+      <w:hyperlink r:id="rId112">
         <w:r>
           <w:rPr>
             <w:rStyle w:val="Hyperlink"/>
@@ -9730,8 +17628,8 @@
         </w:r>
       </w:hyperlink>
     </w:p>
-    <w:bookmarkEnd w:id="108"/>
-    <w:bookmarkStart w:id="109" w:name="X7704236ba72ed8cc2b9a9e238d27c640b9b6528"/>
+    <w:bookmarkEnd w:id="113"/>
+    <w:bookmarkStart w:id="114" w:name="X7704236ba72ed8cc2b9a9e238d27c640b9b6528"/>
     <w:p>
       <w:pPr>
         <w:pStyle w:val="Heading1"/>
@@ -9877,7 +17775,7 @@
         </w:tc>
       </w:tr>
     </w:tbl>
-    <w:bookmarkEnd w:id="109"/>
+    <w:bookmarkEnd w:id="114"/>
     <w:sectPr/>
   </w:body>
 </w:document>
@@ -10160,6 +18058,21 @@
     <w:abstractNumId w:val="991"/>
   </w:num>
   <w:num w:numId="1009">
+    <w:abstractNumId w:val="991"/>
+  </w:num>
+  <w:num w:numId="1010">
+    <w:abstractNumId w:val="991"/>
+  </w:num>
+  <w:num w:numId="1011">
+    <w:abstractNumId w:val="991"/>
+  </w:num>
+  <w:num w:numId="1012">
+    <w:abstractNumId w:val="991"/>
+  </w:num>
+  <w:num w:numId="1013">
+    <w:abstractNumId w:val="991"/>
+  </w:num>
+  <w:num w:numId="1014">
     <w:abstractNumId w:val="991"/>
   </w:num>
 </w:numbering>

--- a/standard/fmdm-DRAFT.docx
+++ b/standard/fmdm-DRAFT.docx
@@ -7169,13 +7169,13 @@
         <w:t xml:space="preserve">TODO one sentence</w:t>
       </w:r>
     </w:p>
-    <w:bookmarkStart w:id="100" w:name="X5a7e5b211b332a32dc428e118e912437eff5560"/>
+    <w:bookmarkStart w:id="100" w:name="Xd90759955ffb88c29314c94143cd27900a7ff40"/>
     <w:p>
       <w:pPr>
         <w:pStyle w:val="Heading2"/>
       </w:pPr>
       <w:r>
-        <w:t xml:space="preserve">Requirements Class "Trasmission"</w:t>
+        <w:t xml:space="preserve">Requirements Class "Transmission"</w:t>
       </w:r>
     </w:p>
     <w:bookmarkStart w:id="90" w:name="X983c4aa7ef28fb7032ae84e3fd3376f6e50726d"/>
@@ -7192,7 +7192,7 @@
         <w:pStyle w:val="FirstParagraph"/>
       </w:pPr>
       <w:r>
-        <w:t xml:space="preserve">This Requirements Class provides requirements for Trasmission.</w:t>
+        <w:t xml:space="preserve">This Requirements Class provides requirements for Transmission.</w:t>
       </w:r>
     </w:p>
     <w:tbl>
@@ -7663,7 +7663,7 @@
         <w:pStyle w:val="FirstParagraph"/>
       </w:pPr>
       <w:r>
-        <w:t xml:space="preserve">The First Mile Topic Hierarchy is composed of six mandatory levels. The representation is encoded as a simple text string of values at each topic level, separated by a slash (</w:t>
+        <w:t xml:space="preserve">The First Mile Topic Hierarchy is composed of five mandatory levels. The representation is encoded as a simple text string of values at each topic level, separated by a slash (</w:t>
       </w:r>
       <w:r>
         <w:rPr>
@@ -7957,7 +7957,7 @@
               <w:jc w:val="left"/>
             </w:pPr>
             <w:r>
-              <w:t xml:space="preserve">Identifier for the individual first-mile node (e.g. gateway, AWS)</w:t>
+              <w:t xml:space="preserve">Identifier for the individual first-mile node (e.g. gateway, automatic weather station, data logger)</w:t>
             </w:r>
           </w:p>
         </w:tc>
@@ -8277,7 +8277,7 @@
         <w:pStyle w:val="FirstParagraph"/>
       </w:pPr>
       <w:r>
-        <w:t xml:space="preserve">The primary levels and sub-discipline specific levels are managed differently to maintain stability and allow for flexibility.</w:t>
+        <w:t xml:space="preserve">Primary levels (Level 1 and level 2) are</w:t>
       </w:r>
     </w:p>
     <w:tbl>

--- a/standard/fmdm-DRAFT.docx
+++ b/standard/fmdm-DRAFT.docx
@@ -293,14 +293,6 @@
         <w:pStyle w:val="BodyText"/>
       </w:pPr>
       <w:r>
-        <w:t xml:space="preserve">TODO</w:t>
-      </w:r>
-    </w:p>
-    <w:p>
-      <w:pPr>
-        <w:pStyle w:val="BodyText"/>
-      </w:pPr>
-      <w:r>
         <w:t xml:space="preserve">No security considerations have been made for this standard.</w:t>
       </w:r>
     </w:p>
@@ -785,7 +777,7 @@
         <w:t xml:space="preserve"> </w:t>
       </w:r>
       <w:r>
-        <w:t xml:space="preserve">field rather than omitted, represented as zero, or represented as false. This ensures a clear distinction between a measurement that could not be obtained and a measurement with a value of zero.</w:t>
+        <w:t xml:space="preserve">element rather than omitted, represented as zero, or represented as false. This ensures a clear distinction between a measurement that could not be obtained and a measurement with a value of zero.</w:t>
       </w:r>
     </w:p>
     <w:bookmarkEnd w:id="42"/>
@@ -821,7 +813,7 @@
         <w:pStyle w:val="FirstParagraph"/>
       </w:pPr>
       <w:r>
-        <w:t xml:space="preserve">Declaration that associates a short key with a URI identifying an external naming convention vocabulary. Namespaces are declared in the</w:t>
+        <w:t xml:space="preserve">Declaration that associates a short key with a URI identifying an external naming convention vocabulary. Namespaces are declared in the Metadata message</w:t>
       </w:r>
       <w:r>
         <w:t xml:space="preserve"> </w:t>
@@ -830,28 +822,10 @@
         <w:rPr>
           <w:rStyle w:val="VerbatimChar"/>
         </w:rPr>
-        <w:t xml:space="preserve">Metadata.namespaces</w:t>
-      </w:r>
-      <w:r>
-        <w:t xml:space="preserve"> </w:t>
-      </w:r>
-      <w:r>
-        <w:t xml:space="preserve">field and referenced in</w:t>
-      </w:r>
-      <w:r>
-        <w:t xml:space="preserve"> </w:t>
-      </w:r>
-      <w:r>
-        <w:rPr>
-          <w:rStyle w:val="VerbatimChar"/>
-        </w:rPr>
-        <w:t xml:space="preserve">Parameter.standardNames</w:t>
-      </w:r>
-      <w:r>
-        <w:t xml:space="preserve"> </w:t>
-      </w:r>
-      <w:r>
-        <w:t xml:space="preserve">entries. Example vocabularies include the CF Metadata Conventions and the WMO First Mile parameter registry.</w:t>
+        <w:t xml:space="preserve">namespaces` element and referenced in the Parameter message</w:t>
+      </w:r>
+      <w:r>
+        <w:t xml:space="preserve">standardNames`` elements. Example vocabularies include the CF Metadata Conventions and the WMO First Mile parameter registry.</w:t>
       </w:r>
     </w:p>
     <w:bookmarkEnd w:id="44"/>
@@ -917,22 +891,7 @@
         <w:t xml:space="preserve"> </w:t>
       </w:r>
       <w:r>
-        <w:t xml:space="preserve">messages within the</w:t>
-      </w:r>
-      <w:r>
-        <w:t xml:space="preserve"> </w:t>
-      </w:r>
-      <w:r>
-        <w:rPr>
-          <w:rStyle w:val="VerbatimChar"/>
-        </w:rPr>
-        <w:t xml:space="preserve">Metadata</w:t>
-      </w:r>
-      <w:r>
-        <w:t xml:space="preserve"> </w:t>
-      </w:r>
-      <w:r>
-        <w:t xml:space="preserve">message. Each Observer Device shall be assigned an identifier that is unique within the context of its Node Device.</w:t>
+        <w:t xml:space="preserve">messages within the Metadata message. Each Observer Device shall be assigned an identifier that is unique within the context of its Node Device.</w:t>
       </w:r>
     </w:p>
     <w:bookmarkEnd w:id="46"/>
@@ -950,37 +909,7 @@
         <w:pStyle w:val="FirstParagraph"/>
       </w:pPr>
       <w:r>
-        <w:t xml:space="preserve">A named grouping of one or more related Parameters that share a common identifier and description. Parameter Definitions are declared in</w:t>
-      </w:r>
-      <w:r>
-        <w:t xml:space="preserve"> </w:t>
-      </w:r>
-      <w:r>
-        <w:rPr>
-          <w:rStyle w:val="VerbatimChar"/>
-        </w:rPr>
-        <w:t xml:space="preserve">Metadata</w:t>
-      </w:r>
-      <w:r>
-        <w:t xml:space="preserve"> </w:t>
-      </w:r>
-      <w:r>
-        <w:t xml:space="preserve">messages and referenced by identifier in</w:t>
-      </w:r>
-      <w:r>
-        <w:t xml:space="preserve"> </w:t>
-      </w:r>
-      <w:r>
-        <w:rPr>
-          <w:rStyle w:val="VerbatimChar"/>
-        </w:rPr>
-        <w:t xml:space="preserve">Observation</w:t>
-      </w:r>
-      <w:r>
-        <w:t xml:space="preserve"> </w:t>
-      </w:r>
-      <w:r>
-        <w:t xml:space="preserve">messages.</w:t>
+        <w:t xml:space="preserve">A named grouping of one or more related Parameters that share a common identifier and description. Parameter Definitions are declared in Metadata messages and referenced by identifier in Observation messages.</w:t>
       </w:r>
     </w:p>
     <w:bookmarkEnd w:id="47"/>
@@ -998,7 +927,7 @@
         <w:pStyle w:val="FirstParagraph"/>
       </w:pPr>
       <w:r>
-        <w:t xml:space="preserve">A controlled vocabulary entry from an external naming convention that unambiguously identifies a measured parameter. Standard names are associated with Parameters through namespace-keyed mappings in the</w:t>
+        <w:t xml:space="preserve">A controlled vocabulary entry from an external naming convention that unambiguously identifies a measured parameter. Standard names are associated with Parameters through namespace-keyed mappings in the Parameter message</w:t>
       </w:r>
       <w:r>
         <w:t xml:space="preserve"> </w:t>
@@ -1007,13 +936,13 @@
         <w:rPr>
           <w:rStyle w:val="VerbatimChar"/>
         </w:rPr>
-        <w:t xml:space="preserve">Parameter.standardNames</w:t>
-      </w:r>
-      <w:r>
-        <w:t xml:space="preserve"> </w:t>
-      </w:r>
-      <w:r>
-        <w:t xml:space="preserve">field.</w:t>
+        <w:t xml:space="preserve">standardNames</w:t>
+      </w:r>
+      <w:r>
+        <w:t xml:space="preserve"> </w:t>
+      </w:r>
+      <w:r>
+        <w:t xml:space="preserve">element.</w:t>
       </w:r>
     </w:p>
     <w:bookmarkEnd w:id="48"/>
@@ -1083,6 +1012,30 @@
               <w:jc w:val="left"/>
             </w:pPr>
             <w:r>
+              <w:t xml:space="preserve">AWS</w:t>
+            </w:r>
+          </w:p>
+        </w:tc>
+        <w:tc>
+          <w:tcPr/>
+          <w:p>
+            <w:pPr>
+              <w:jc w:val="left"/>
+            </w:pPr>
+            <w:r>
+              <w:t xml:space="preserve">Automated Weather Station</w:t>
+            </w:r>
+          </w:p>
+        </w:tc>
+      </w:tr>
+      <w:tr>
+        <w:tc>
+          <w:tcPr/>
+          <w:p>
+            <w:pPr>
+              <w:jc w:val="left"/>
+            </w:pPr>
+            <w:r>
               <w:t xml:space="preserve">CF</w:t>
             </w:r>
           </w:p>
@@ -1095,6 +1048,30 @@
             </w:pPr>
             <w:r>
               <w:t xml:space="preserve">Climate and Forecast (CF) Metadata Conventions</w:t>
+            </w:r>
+          </w:p>
+        </w:tc>
+      </w:tr>
+      <w:tr>
+        <w:tc>
+          <w:tcPr/>
+          <w:p>
+            <w:pPr>
+              <w:jc w:val="left"/>
+            </w:pPr>
+            <w:r>
+              <w:t xml:space="preserve">FMTH</w:t>
+            </w:r>
+          </w:p>
+        </w:tc>
+        <w:tc>
+          <w:tcPr/>
+          <w:p>
+            <w:pPr>
+              <w:jc w:val="left"/>
+            </w:pPr>
+            <w:r>
+              <w:t xml:space="preserve">First Mile Topic Hierarchy</w:t>
             </w:r>
           </w:p>
         </w:tc>
@@ -1643,7 +1620,7 @@
         <w:pStyle w:val="FirstParagraph"/>
       </w:pPr>
       <w:r>
-        <w:t xml:space="preserve">The first-mile segment covers the connection between field equipment and the systems that collect and process observations. In this specification, the field equipment is represented as the Node and the receiving system as the Hub. Communication is strictly unidirectional, with the Node transmitting protobuf payloads over MQTT to the Hub. The Node represents the remote station or logger through a Node Device and may describe attached sensors as Observer Device entries, as illustrated in</w:t>
+        <w:t xml:space="preserve">The first-mile segment covers the connection between field equipment and the systems that collect and process observations. In this specification, the field equipment is represented as the Node and the receiving system as the Hub. Communication is strictly unidirectional, with the Node transmitting Protobuf payloads over MQTT to the Hub. The Node represents the remote station or logger through a Node Device and may describe attached sensors as Observer Device entries, as illustrated in</w:t>
       </w:r>
       <w:r>
         <w:t xml:space="preserve"> </w:t>
@@ -1657,37 +1634,7 @@
         </w:r>
       </w:hyperlink>
       <w:r>
-        <w:t xml:space="preserve">. The two top-level payloads are the</w:t>
-      </w:r>
-      <w:r>
-        <w:t xml:space="preserve"> </w:t>
-      </w:r>
-      <w:r>
-        <w:rPr>
-          <w:rStyle w:val="VerbatimChar"/>
-        </w:rPr>
-        <w:t xml:space="preserve">data</w:t>
-      </w:r>
-      <w:r>
-        <w:t xml:space="preserve"> </w:t>
-      </w:r>
-      <w:r>
-        <w:t xml:space="preserve">message, which carries Observation content, and the</w:t>
-      </w:r>
-      <w:r>
-        <w:t xml:space="preserve"> </w:t>
-      </w:r>
-      <w:r>
-        <w:rPr>
-          <w:rStyle w:val="VerbatimChar"/>
-        </w:rPr>
-        <w:t xml:space="preserve">metadata</w:t>
-      </w:r>
-      <w:r>
-        <w:t xml:space="preserve"> </w:t>
-      </w:r>
-      <w:r>
-        <w:t xml:space="preserve">message, which carries the descriptive context needed to interpret those observations. Detailed message structure is described in Clause 7, standard name binding in Clause 8, and MQTT protocol binding in Clause 9.</w:t>
+        <w:t xml:space="preserve">. The two top-level payloads are the Data message, which carries Observation content, and the Metadata message, which carries the descriptive context needed to interpret those observations.</w:t>
       </w:r>
     </w:p>
     <w:tbl>
@@ -1737,37 +1684,7 @@
         <w:pStyle w:val="FirstParagraph"/>
       </w:pPr>
       <w:r>
-        <w:t xml:space="preserve">In typical operation, the</w:t>
-      </w:r>
-      <w:r>
-        <w:t xml:space="preserve"> </w:t>
-      </w:r>
-      <w:r>
-        <w:rPr>
-          <w:rStyle w:val="VerbatimChar"/>
-        </w:rPr>
-        <w:t xml:space="preserve">metadata</w:t>
-      </w:r>
-      <w:r>
-        <w:t xml:space="preserve"> </w:t>
-      </w:r>
-      <w:r>
-        <w:t xml:space="preserve">message is sent when the Node is initialized and whenever the station configuration changes, and the</w:t>
-      </w:r>
-      <w:r>
-        <w:t xml:space="preserve"> </w:t>
-      </w:r>
-      <w:r>
-        <w:rPr>
-          <w:rStyle w:val="VerbatimChar"/>
-        </w:rPr>
-        <w:t xml:space="preserve">data</w:t>
-      </w:r>
-      <w:r>
-        <w:t xml:space="preserve"> </w:t>
-      </w:r>
-      <w:r>
-        <w:t xml:space="preserve">message is sent as observations become available. This separates relatively stable descriptive information from frequently changing measurement values and supports both individual and batched Observation delivery. Where a measurement is unavailable, the value is represented explicitly using</w:t>
+        <w:t xml:space="preserve">In typical operation, the Metadata message is sent when the Node is initialized and whenever the station configuration changes, and the Data message is sent as observations become available. This separates relatively stable descriptive information from frequently changing measurement values and supports both individual and batched Observation delivery. Where a measurement is unavailable, the value is represented explicitly using</w:t>
       </w:r>
       <w:r>
         <w:t xml:space="preserve"> </w:t>
@@ -1802,7 +1719,7 @@
         <w:pStyle w:val="FirstParagraph"/>
       </w:pPr>
       <w:r>
-        <w:t xml:space="preserve">The message encoding defines the structure and organization of information transmitted from the Node to the Hub using Protocol Buffers (Protobuf) as the Data Format. The message encoding is formally specified in the protobuf schema firstmile.proto.</w:t>
+        <w:t xml:space="preserve">The message encoding defines the structure and organization of information transmitted from the Node to the Hub using Protocol Buffers (Protobuf) as the Data Format.</w:t>
       </w:r>
     </w:p>
     <w:p>
@@ -1821,7 +1738,7 @@
         </w:numPr>
       </w:pPr>
       <w:r>
-        <w:t xml:space="preserve">Transmission of observation data: The Node transmits measurement values collected from sensors</w:t>
+        <w:t xml:space="preserve">Transmission of observation data: the Node transmits measurement values collected from sensors</w:t>
       </w:r>
     </w:p>
     <w:p>
@@ -1832,7 +1749,7 @@
         </w:numPr>
       </w:pPr>
       <w:r>
-        <w:t xml:space="preserve">Transmission of metadata: The Node transmits information about the monitoring site, devices, and parameter definitions</w:t>
+        <w:t xml:space="preserve">Transmission of metadata: the Node transmits information about the monitoring site, devices, and parameter definitions</w:t>
       </w:r>
     </w:p>
     <w:p>
@@ -3811,7 +3728,22 @@
         <w:pStyle w:val="BodyText"/>
       </w:pPr>
       <w:r>
-        <w:t xml:space="preserve">The parameters field contains one or more Parameter messages describing individual measurable variables. When multiple parameters are grouped in a single definition, each observation referencing this definition shall provide values in the same order as the parameters are defined.</w:t>
+        <w:t xml:space="preserve">The</w:t>
+      </w:r>
+      <w:r>
+        <w:t xml:space="preserve"> </w:t>
+      </w:r>
+      <w:r>
+        <w:rPr>
+          <w:rStyle w:val="VerbatimChar"/>
+        </w:rPr>
+        <w:t xml:space="preserve">parameters</w:t>
+      </w:r>
+      <w:r>
+        <w:t xml:space="preserve"> </w:t>
+      </w:r>
+      <w:r>
+        <w:t xml:space="preserve">element contains one or more Parameter messages describing individual measurable variables. When multiple parameters are grouped in a single definition, each observation referencing this definition shall provide values in the same order as the parameters are defined.</w:t>
       </w:r>
     </w:p>
     <w:tbl>
@@ -3998,7 +3930,22 @@
         <w:pStyle w:val="BodyText"/>
       </w:pPr>
       <w:r>
-        <w:t xml:space="preserve">The standardNames field enables mapping to external naming conventions such as Climate and Forecast (CF) standard names. This allows parameters to be referenced by different standard parameter types according to the target application of the device using the protocol. The Node is not bound to a specific standard but may include mappings to multiple standards as appropriate for the intended use case. The keys in this map shall correspond to namespace prefixes defined in Metadata namespaces.</w:t>
+        <w:t xml:space="preserve">The</w:t>
+      </w:r>
+      <w:r>
+        <w:t xml:space="preserve"> </w:t>
+      </w:r>
+      <w:r>
+        <w:rPr>
+          <w:rStyle w:val="VerbatimChar"/>
+        </w:rPr>
+        <w:t xml:space="preserve">standardNames</w:t>
+      </w:r>
+      <w:r>
+        <w:t xml:space="preserve"> </w:t>
+      </w:r>
+      <w:r>
+        <w:t xml:space="preserve">element enables mapping to external naming conventions such as Climate and Forecast (CF) standard names. This allows parameters to be referenced by different standard parameter types according to the target application of the device using the protocol. The Node is not bound to a specific standard but may include mappings to multiple standards as appropriate for the intended use case. The keys in this map shall correspond to namespace prefixes defined in Metadata namespaces.</w:t>
       </w:r>
     </w:p>
     <w:p>
@@ -4006,7 +3953,22 @@
         <w:pStyle w:val="BodyText"/>
       </w:pPr>
       <w:r>
-        <w:t xml:space="preserve">The device field specifies which device (either the node or a specific observer) performs this measurement.</w:t>
+        <w:t xml:space="preserve">The</w:t>
+      </w:r>
+      <w:r>
+        <w:t xml:space="preserve"> </w:t>
+      </w:r>
+      <w:r>
+        <w:rPr>
+          <w:rStyle w:val="VerbatimChar"/>
+        </w:rPr>
+        <w:t xml:space="preserve">device</w:t>
+      </w:r>
+      <w:r>
+        <w:t xml:space="preserve"> </w:t>
+      </w:r>
+      <w:r>
+        <w:t xml:space="preserve">element specifies which device (either the node or a specific observer) performs this measurement.</w:t>
       </w:r>
     </w:p>
     <w:tbl>
@@ -4511,7 +4473,7 @@
         <w:pStyle w:val="FirstParagraph"/>
       </w:pPr>
       <w:r>
-        <w:t xml:space="preserve">The DeviceRef message associates a parameter with the device that measures it. This message uses a oneof field to reference either the node device or a specific observer device.</w:t>
+        <w:t xml:space="preserve">The DeviceRef message associates a parameter with the device that measures it. This message uses a oneof element to reference either the node device or a specific observer device.</w:t>
       </w:r>
     </w:p>
     <w:tbl>
@@ -4669,7 +4631,22 @@
               <w:jc w:val="left"/>
             </w:pPr>
             <w:r>
-              <w:t xml:space="preserve">When the observerId field is set, it SHALL match the id of an ObserverDevice defined in the Metadata message.</w:t>
+              <w:t xml:space="preserve">When the</w:t>
+            </w:r>
+            <w:r>
+              <w:t xml:space="preserve"> </w:t>
+            </w:r>
+            <w:r>
+              <w:rPr>
+                <w:rStyle w:val="VerbatimChar"/>
+              </w:rPr>
+              <w:t xml:space="preserve">observerId</w:t>
+            </w:r>
+            <w:r>
+              <w:t xml:space="preserve"> </w:t>
+            </w:r>
+            <w:r>
+              <w:t xml:space="preserve">element is set, it SHALL match the id of an ObserverDevice defined in the Metadata message.</w:t>
             </w:r>
           </w:p>
         </w:tc>
@@ -4706,22 +4683,7 @@
         <w:pStyle w:val="BodyText"/>
       </w:pPr>
       <w:r>
-        <w:t xml:space="preserve">The Node may transmit Data messages containing observations that reference parameter definitions not yet received by the Hub. In this case, the Hub shall buffer or queue such observations until the corresponding</w:t>
-      </w:r>
-      <w:r>
-        <w:t xml:space="preserve"> </w:t>
-      </w:r>
-      <w:r>
-        <w:rPr>
-          <w:rStyle w:val="VerbatimChar"/>
-        </w:rPr>
-        <w:t xml:space="preserve">Metadata</w:t>
-      </w:r>
-      <w:r>
-        <w:t xml:space="preserve"> </w:t>
-      </w:r>
-      <w:r>
-        <w:t xml:space="preserve">message is received.</w:t>
+        <w:t xml:space="preserve">The Node may transmit Data messages containing observations that reference parameter definitions not yet received by the Hub. In this case, the Hub shall buffer or queue such observations until the corresponding Metadata message is received.</w:t>
       </w:r>
     </w:p>
     <w:tbl>
@@ -4941,7 +4903,7 @@
               <w:t xml:space="preserve"> </w:t>
             </w:r>
             <w:r>
-              <w:t xml:space="preserve">element using</w:t>
+              <w:t xml:space="preserve">element of type</w:t>
             </w:r>
             <w:r>
               <w:t xml:space="preserve"> </w:t>
@@ -5033,7 +4995,22 @@
         <w:t xml:space="preserve"> </w:t>
       </w:r>
       <w:r>
-        <w:t xml:space="preserve">from the Metadata message. The number and type of values in the values field shall correspond to the number of parameters defined in the referenced ParameterDefinition.</w:t>
+        <w:t xml:space="preserve">from the Metadata message. The number and type of values in the</w:t>
+      </w:r>
+      <w:r>
+        <w:t xml:space="preserve"> </w:t>
+      </w:r>
+      <w:r>
+        <w:rPr>
+          <w:rStyle w:val="VerbatimChar"/>
+        </w:rPr>
+        <w:t xml:space="preserve">values</w:t>
+      </w:r>
+      <w:r>
+        <w:t xml:space="preserve"> </w:t>
+      </w:r>
+      <w:r>
+        <w:t xml:space="preserve">element shall correspond to the number of parameters defined in the referenced ParameterDefinition.</w:t>
       </w:r>
     </w:p>
     <w:p>
@@ -5041,7 +5018,22 @@
         <w:pStyle w:val="BodyText"/>
       </w:pPr>
       <w:r>
-        <w:t xml:space="preserve">The time field uses the</w:t>
+        <w:t xml:space="preserve">The</w:t>
+      </w:r>
+      <w:r>
+        <w:t xml:space="preserve"> </w:t>
+      </w:r>
+      <w:r>
+        <w:rPr>
+          <w:rStyle w:val="VerbatimChar"/>
+        </w:rPr>
+        <w:t xml:space="preserve">time</w:t>
+      </w:r>
+      <w:r>
+        <w:t xml:space="preserve"> </w:t>
+      </w:r>
+      <w:r>
+        <w:t xml:space="preserve">element uses the</w:t>
       </w:r>
       <w:r>
         <w:t xml:space="preserve"> </w:t>
@@ -5184,7 +5176,7 @@
                     <w:jc w:val="left"/>
                   </w:pPr>
                   <w:r>
-                    <w:t xml:space="preserve">Field</w:t>
+                    <w:t xml:space="preserve">Element</w:t>
                   </w:r>
                 </w:p>
               </w:tc>
@@ -5224,6 +5216,9 @@
                     <w:jc w:val="left"/>
                   </w:pPr>
                   <w:r>
+                    <w:rPr>
+                      <w:rStyle w:val="VerbatimChar"/>
+                    </w:rPr>
                     <w:t xml:space="preserve">floatValue</w:t>
                   </w:r>
                 </w:p>
@@ -5262,6 +5257,9 @@
                     <w:jc w:val="left"/>
                   </w:pPr>
                   <w:r>
+                    <w:rPr>
+                      <w:rStyle w:val="VerbatimChar"/>
+                    </w:rPr>
                     <w:t xml:space="preserve">doubleValue</w:t>
                   </w:r>
                 </w:p>
@@ -5300,6 +5298,9 @@
                     <w:jc w:val="left"/>
                   </w:pPr>
                   <w:r>
+                    <w:rPr>
+                      <w:rStyle w:val="VerbatimChar"/>
+                    </w:rPr>
                     <w:t xml:space="preserve">intValue</w:t>
                   </w:r>
                 </w:p>
@@ -5338,6 +5339,9 @@
                     <w:jc w:val="left"/>
                   </w:pPr>
                   <w:r>
+                    <w:rPr>
+                      <w:rStyle w:val="VerbatimChar"/>
+                    </w:rPr>
                     <w:t xml:space="preserve">unsignedIntValue</w:t>
                   </w:r>
                 </w:p>
@@ -5376,6 +5380,9 @@
                     <w:jc w:val="left"/>
                   </w:pPr>
                   <w:r>
+                    <w:rPr>
+                      <w:rStyle w:val="VerbatimChar"/>
+                    </w:rPr>
                     <w:t xml:space="preserve">int64Value</w:t>
                   </w:r>
                 </w:p>
@@ -5414,6 +5421,9 @@
                     <w:jc w:val="left"/>
                   </w:pPr>
                   <w:r>
+                    <w:rPr>
+                      <w:rStyle w:val="VerbatimChar"/>
+                    </w:rPr>
                     <w:t xml:space="preserve">unsignedInt64Value</w:t>
                   </w:r>
                 </w:p>
@@ -5452,6 +5462,9 @@
                     <w:jc w:val="left"/>
                   </w:pPr>
                   <w:r>
+                    <w:rPr>
+                      <w:rStyle w:val="VerbatimChar"/>
+                    </w:rPr>
                     <w:t xml:space="preserve">stringValue</w:t>
                   </w:r>
                 </w:p>
@@ -5490,6 +5503,9 @@
                     <w:jc w:val="left"/>
                   </w:pPr>
                   <w:r>
+                    <w:rPr>
+                      <w:rStyle w:val="VerbatimChar"/>
+                    </w:rPr>
                     <w:t xml:space="preserve">boolValue</w:t>
                   </w:r>
                 </w:p>
@@ -5528,6 +5544,9 @@
                     <w:jc w:val="left"/>
                   </w:pPr>
                   <w:r>
+                    <w:rPr>
+                      <w:rStyle w:val="VerbatimChar"/>
+                    </w:rPr>
                     <w:t xml:space="preserve">emptyValue</w:t>
                   </w:r>
                 </w:p>
@@ -5580,7 +5599,22 @@
               <w:jc w:val="left"/>
             </w:pPr>
             <w:r>
-              <w:t xml:space="preserve">When a measurement value is unavailable due to sensor malfunction, communication error, or other causes, the value SHALL be represented using the emptyValue field of</w:t>
+              <w:t xml:space="preserve">When a measurement value is unavailable due to sensor malfunction, communication error, or other causes, the value SHALL be represented using the</w:t>
+            </w:r>
+            <w:r>
+              <w:t xml:space="preserve"> </w:t>
+            </w:r>
+            <w:r>
+              <w:rPr>
+                <w:rStyle w:val="VerbatimChar"/>
+              </w:rPr>
+              <w:t xml:space="preserve">emptyValue</w:t>
+            </w:r>
+            <w:r>
+              <w:t xml:space="preserve"> </w:t>
+            </w:r>
+            <w:r>
+              <w:t xml:space="preserve">element of</w:t>
             </w:r>
             <w:r>
               <w:t xml:space="preserve"> </w:t>
@@ -5603,7 +5637,58 @@
         <w:pStyle w:val="BodyText"/>
       </w:pPr>
       <w:r>
-        <w:t xml:space="preserve">The choice of value type should be appropriate for the parameter being measured. Numeric measurements typically use doubleValue or floatValue, while categorical observations may use stringValue. Boolean parameters (such as alarm states) use boolValue.</w:t>
+        <w:t xml:space="preserve">The choice of value type should be appropriate for the parameter being measured. Numeric measurements typically use</w:t>
+      </w:r>
+      <w:r>
+        <w:t xml:space="preserve"> </w:t>
+      </w:r>
+      <w:r>
+        <w:rPr>
+          <w:rStyle w:val="VerbatimChar"/>
+        </w:rPr>
+        <w:t xml:space="preserve">doubleValue</w:t>
+      </w:r>
+      <w:r>
+        <w:t xml:space="preserve"> </w:t>
+      </w:r>
+      <w:r>
+        <w:t xml:space="preserve">or</w:t>
+      </w:r>
+      <w:r>
+        <w:t xml:space="preserve"> </w:t>
+      </w:r>
+      <w:r>
+        <w:rPr>
+          <w:rStyle w:val="VerbatimChar"/>
+        </w:rPr>
+        <w:t xml:space="preserve">floatValue</w:t>
+      </w:r>
+      <w:r>
+        <w:t xml:space="preserve">, while categorical observations may use</w:t>
+      </w:r>
+      <w:r>
+        <w:t xml:space="preserve"> </w:t>
+      </w:r>
+      <w:r>
+        <w:rPr>
+          <w:rStyle w:val="VerbatimChar"/>
+        </w:rPr>
+        <w:t xml:space="preserve">stringValue</w:t>
+      </w:r>
+      <w:r>
+        <w:t xml:space="preserve">. Boolean parameters (such as alarm states) use</w:t>
+      </w:r>
+      <w:r>
+        <w:t xml:space="preserve"> </w:t>
+      </w:r>
+      <w:r>
+        <w:rPr>
+          <w:rStyle w:val="VerbatimChar"/>
+        </w:rPr>
+        <w:t xml:space="preserve">boolValue</w:t>
+      </w:r>
+      <w:r>
+        <w:t xml:space="preserve">.</w:t>
       </w:r>
     </w:p>
     <w:p>
@@ -5611,25 +5696,63 @@
         <w:pStyle w:val="BodyText"/>
       </w:pPr>
       <w:r>
-        <w:t xml:space="preserve">The stringValue field is intended for text data only and shall NOT be used to transmit:</w:t>
-      </w:r>
-      <w:r>
-        <w:t xml:space="preserve"> </w:t>
-      </w:r>
-      <w:r>
-        <w:t xml:space="preserve">- binary data, including base64-encoded binary blobs</w:t>
-      </w:r>
-      <w:r>
-        <w:t xml:space="preserve"> </w:t>
-      </w:r>
-      <w:r>
-        <w:t xml:space="preserve">- serialized objects or data structures</w:t>
-      </w:r>
-      <w:r>
-        <w:t xml:space="preserve"> </w:t>
-      </w:r>
-      <w:r>
-        <w:t xml:space="preserve">- structured data formats such as JSON, XML, or similar encodings</w:t>
+        <w:t xml:space="preserve">The</w:t>
+      </w:r>
+      <w:r>
+        <w:t xml:space="preserve"> </w:t>
+      </w:r>
+      <w:r>
+        <w:rPr>
+          <w:rStyle w:val="VerbatimChar"/>
+        </w:rPr>
+        <w:t xml:space="preserve">stringValue</w:t>
+      </w:r>
+      <w:r>
+        <w:t xml:space="preserve"> </w:t>
+      </w:r>
+      <w:r>
+        <w:t xml:space="preserve">element is intended for text data only and shall NOT be used to transmit:</w:t>
+      </w:r>
+    </w:p>
+    <w:p>
+      <w:pPr>
+        <w:numPr>
+          <w:ilvl w:val="0"/>
+          <w:numId w:val="1006"/>
+        </w:numPr>
+      </w:pPr>
+      <w:r>
+        <w:t xml:space="preserve">binary data, including base64-encoded binary blobs</w:t>
+      </w:r>
+    </w:p>
+    <w:p>
+      <w:pPr>
+        <w:numPr>
+          <w:ilvl w:val="0"/>
+          <w:numId w:val="1006"/>
+        </w:numPr>
+      </w:pPr>
+      <w:r>
+        <w:t xml:space="preserve">serialized objects or data structures</w:t>
+      </w:r>
+    </w:p>
+    <w:p>
+      <w:pPr>
+        <w:numPr>
+          <w:ilvl w:val="0"/>
+          <w:numId w:val="1006"/>
+        </w:numPr>
+      </w:pPr>
+      <w:r>
+        <w:t xml:space="preserve">structured data formats such as JSON, XML, or similar encodings</w:t>
+      </w:r>
+    </w:p>
+    <w:p>
+      <w:pPr>
+        <w:pStyle w:val="FirstParagraph"/>
+      </w:pPr>
+      <w:r>
+        <w:t xml:space="preserve">Binary data transmission and complex structured data are outside the scope of this standard.</w:t>
       </w:r>
     </w:p>
     <w:p>
@@ -5637,7 +5760,74 @@
         <w:pStyle w:val="BodyText"/>
       </w:pPr>
       <w:r>
-        <w:t xml:space="preserve">Binary data transmission and complex structured data are outside the scope of this standard.</w:t>
+        <w:t xml:space="preserve">Missing or unavailable measurement values shall NOT be represented as:</w:t>
+      </w:r>
+    </w:p>
+    <w:p>
+      <w:pPr>
+        <w:numPr>
+          <w:ilvl w:val="0"/>
+          <w:numId w:val="1007"/>
+        </w:numPr>
+      </w:pPr>
+      <w:r>
+        <w:t xml:space="preserve">numeric zero (0)</w:t>
+      </w:r>
+    </w:p>
+    <w:p>
+      <w:pPr>
+        <w:numPr>
+          <w:ilvl w:val="0"/>
+          <w:numId w:val="1007"/>
+        </w:numPr>
+      </w:pPr>
+      <w:r>
+        <w:t xml:space="preserve">NaN (Not a Number)</w:t>
+      </w:r>
+    </w:p>
+    <w:p>
+      <w:pPr>
+        <w:numPr>
+          <w:ilvl w:val="0"/>
+          <w:numId w:val="1007"/>
+        </w:numPr>
+      </w:pPr>
+      <w:r>
+        <w:t xml:space="preserve">omission from the values array</w:t>
+      </w:r>
+    </w:p>
+    <w:p>
+      <w:pPr>
+        <w:numPr>
+          <w:ilvl w:val="0"/>
+          <w:numId w:val="1007"/>
+        </w:numPr>
+      </w:pPr>
+      <w:r>
+        <w:t xml:space="preserve">any other numeric sentinel value</w:t>
+      </w:r>
+    </w:p>
+    <w:p>
+      <w:pPr>
+        <w:pStyle w:val="FirstParagraph"/>
+      </w:pPr>
+      <w:r>
+        <w:t xml:space="preserve">The</w:t>
+      </w:r>
+      <w:r>
+        <w:t xml:space="preserve"> </w:t>
+      </w:r>
+      <w:r>
+        <w:rPr>
+          <w:rStyle w:val="VerbatimChar"/>
+        </w:rPr>
+        <w:t xml:space="preserve">emptyValue</w:t>
+      </w:r>
+      <w:r>
+        <w:t xml:space="preserve"> </w:t>
+      </w:r>
+      <w:r>
+        <w:t xml:space="preserve">element shall be used to explicitly and unambiguously indicate missing data.</w:t>
       </w:r>
     </w:p>
     <w:p>
@@ -5645,31 +5835,7 @@
         <w:pStyle w:val="BodyText"/>
       </w:pPr>
       <w:r>
-        <w:t xml:space="preserve">Missing or unavailable measurement values shall NOT be represented as:</w:t>
-      </w:r>
-      <w:r>
-        <w:t xml:space="preserve"> </w:t>
-      </w:r>
-      <w:r>
-        <w:t xml:space="preserve">- numeric zero (0)</w:t>
-      </w:r>
-      <w:r>
-        <w:t xml:space="preserve"> </w:t>
-      </w:r>
-      <w:r>
-        <w:t xml:space="preserve">- NaN (Not a Number)</w:t>
-      </w:r>
-      <w:r>
-        <w:t xml:space="preserve"> </w:t>
-      </w:r>
-      <w:r>
-        <w:t xml:space="preserve">- omission from the values array</w:t>
-      </w:r>
-      <w:r>
-        <w:t xml:space="preserve"> </w:t>
-      </w:r>
-      <w:r>
-        <w:t xml:space="preserve">- any other numeric sentinel value</w:t>
+        <w:t xml:space="preserve">This approach ensures clear distinction between actual measurements of zero and missing measurements, which is critical for correct data interpretation.</w:t>
       </w:r>
     </w:p>
     <w:p>
@@ -5677,23 +5843,37 @@
         <w:pStyle w:val="BodyText"/>
       </w:pPr>
       <w:r>
-        <w:t xml:space="preserve">The emptyValue field shall be used to explicitly and unambiguously indicate missing data.</w:t>
-      </w:r>
-    </w:p>
-    <w:p>
-      <w:pPr>
-        <w:pStyle w:val="BodyText"/>
-      </w:pPr>
-      <w:r>
-        <w:t xml:space="preserve">This approach ensures clear distinction between actual measurements of zero and missing measurements, which is critical for correct data interpretation.</w:t>
-      </w:r>
-    </w:p>
-    <w:p>
-      <w:pPr>
-        <w:pStyle w:val="BodyText"/>
-      </w:pPr>
-      <w:r>
-        <w:t xml:space="preserve">When an Observation references a ParameterDefinition containing multiple parameters, the values in the values array shall be provided in the same order as the parameters are defined in the ParameterDefinition.parameters field. It is not permitted to omit a value from the middle of the array, as this would cause misalignment with the parameter definitions. If a value is unavailable, the emptyValue field shall be used at that position to maintain correct alignment.</w:t>
+        <w:t xml:space="preserve">When an Observation references a ParameterDefinition containing multiple parameters, the values in the values array shall be provided in the same order as the parameters are defined in the ParameterDefinition message</w:t>
+      </w:r>
+      <w:r>
+        <w:t xml:space="preserve"> </w:t>
+      </w:r>
+      <w:r>
+        <w:rPr>
+          <w:rStyle w:val="VerbatimChar"/>
+        </w:rPr>
+        <w:t xml:space="preserve">parameters</w:t>
+      </w:r>
+      <w:r>
+        <w:t xml:space="preserve"> </w:t>
+      </w:r>
+      <w:r>
+        <w:t xml:space="preserve">element. It is not permitted to omit a value from the middle of the array, as this would cause misalignment with the parameter definitions. If a value is unavailable, the</w:t>
+      </w:r>
+      <w:r>
+        <w:t xml:space="preserve"> </w:t>
+      </w:r>
+      <w:r>
+        <w:rPr>
+          <w:rStyle w:val="VerbatimChar"/>
+        </w:rPr>
+        <w:t xml:space="preserve">emptyValue</w:t>
+      </w:r>
+      <w:r>
+        <w:t xml:space="preserve"> </w:t>
+      </w:r>
+      <w:r>
+        <w:t xml:space="preserve">element shall be used at that position to maintain correct alignment.</w:t>
       </w:r>
     </w:p>
     <w:bookmarkEnd w:id="77"/>
@@ -5713,7 +5893,22 @@
         <w:pStyle w:val="FirstParagraph"/>
       </w:pPr>
       <w:r>
-        <w:t xml:space="preserve">Standard name binding enables Parameter definitions within a Metadata message to be associated with controlled vocabulary entries from external naming conventions. This allows observation data to be unambiguously interpreted by Hubs and downstream systems without dependence on the Parameter longName element, which is a human-readable label and not guaranteed to be unique or machine-interpretable.</w:t>
+        <w:t xml:space="preserve">Standard name binding enables Parameter definitions within a Metadata message to be associated with controlled vocabulary entries from external naming conventions. This allows observation data to be unambiguously interpreted by Hubs and downstream systems without dependence on the Parameter</w:t>
+      </w:r>
+      <w:r>
+        <w:t xml:space="preserve"> </w:t>
+      </w:r>
+      <w:r>
+        <w:rPr>
+          <w:rStyle w:val="VerbatimChar"/>
+        </w:rPr>
+        <w:t xml:space="preserve">longName</w:t>
+      </w:r>
+      <w:r>
+        <w:t xml:space="preserve"> </w:t>
+      </w:r>
+      <w:r>
+        <w:t xml:space="preserve">element, which is a human-readable label and not guaranteed to be unique or machine-interpretable.</w:t>
       </w:r>
     </w:p>
     <w:bookmarkStart w:id="87" w:name="Xb83d80e9cf08478bd63550380a98a40b014163a"/>
@@ -5754,7 +5949,7 @@
       <w:pPr>
         <w:numPr>
           <w:ilvl w:val="0"/>
-          <w:numId w:val="1006"/>
+          <w:numId w:val="1008"/>
         </w:numPr>
       </w:pPr>
       <w:r>
@@ -5765,7 +5960,7 @@
       <w:pPr>
         <w:numPr>
           <w:ilvl w:val="0"/>
-          <w:numId w:val="1006"/>
+          <w:numId w:val="1008"/>
         </w:numPr>
       </w:pPr>
       <w:r>
@@ -6127,6 +6322,42 @@
             </w:pPr>
             <w:r>
               <w:t xml:space="preserve">The CF namespace URI value SHALL be a URI that resolves to a machine-readable vocabulary server endpoint publishing the CF standard name table.</w:t>
+            </w:r>
+          </w:p>
+        </w:tc>
+      </w:tr>
+      <w:tr>
+        <w:tc>
+          <w:tcPr/>
+          <w:p>
+            <w:pPr>
+              <w:jc w:val="center"/>
+            </w:pPr>
+            <w:r>
+              <w:t xml:space="preserve">G</w:t>
+            </w:r>
+          </w:p>
+        </w:tc>
+        <w:tc>
+          <w:tcPr/>
+          <w:p>
+            <w:pPr>
+              <w:jc w:val="left"/>
+            </w:pPr>
+            <w:r>
+              <w:t xml:space="preserve">The WMO First Mile registry namespace prefix SHALL be declared using the value</w:t>
+            </w:r>
+            <w:r>
+              <w:t xml:space="preserve"> </w:t>
+            </w:r>
+            <w:r>
+              <w:rPr>
+                <w:rStyle w:val="VerbatimChar"/>
+              </w:rPr>
+              <w:t xml:space="preserve">wmo</w:t>
+            </w:r>
+            <w:r>
+              <w:t xml:space="preserve">.</w:t>
             </w:r>
           </w:p>
         </w:tc>
@@ -6312,7 +6543,22 @@
         <w:pStyle w:val="FirstParagraph"/>
       </w:pPr>
       <w:r>
-        <w:t xml:space="preserve">The Parameter message standardNames field maps namespace keys to the standard name for that parameter within the corresponding vocabulary. It is a map from namespace key to standard name value.</w:t>
+        <w:t xml:space="preserve">The Parameter message</w:t>
+      </w:r>
+      <w:r>
+        <w:t xml:space="preserve"> </w:t>
+      </w:r>
+      <w:r>
+        <w:rPr>
+          <w:rStyle w:val="VerbatimChar"/>
+        </w:rPr>
+        <w:t xml:space="preserve">standardNames</w:t>
+      </w:r>
+      <w:r>
+        <w:t xml:space="preserve"> </w:t>
+      </w:r>
+      <w:r>
+        <w:t xml:space="preserve">element maps namespace keys to the standard name for that parameter within the corresponding vocabulary. It is a map from namespace key to standard name value.</w:t>
       </w:r>
     </w:p>
     <w:tbl>
@@ -6521,7 +6767,7 @@
       <w:pPr>
         <w:numPr>
           <w:ilvl w:val="0"/>
-          <w:numId w:val="1007"/>
+          <w:numId w:val="1009"/>
         </w:numPr>
       </w:pPr>
       <w:r>
@@ -6532,7 +6778,7 @@
       <w:pPr>
         <w:numPr>
           <w:ilvl w:val="0"/>
-          <w:numId w:val="1007"/>
+          <w:numId w:val="1009"/>
         </w:numPr>
       </w:pPr>
       <w:r>
@@ -6543,7 +6789,7 @@
       <w:pPr>
         <w:numPr>
           <w:ilvl w:val="0"/>
-          <w:numId w:val="1007"/>
+          <w:numId w:val="1009"/>
         </w:numPr>
       </w:pPr>
       <w:r>
@@ -6671,7 +6917,7 @@
             <w:pPr>
               <w:numPr>
                 <w:ilvl w:val="0"/>
-                <w:numId w:val="1008"/>
+                <w:numId w:val="1010"/>
               </w:numPr>
               <w:jc w:val="left"/>
             </w:pPr>
@@ -6683,7 +6929,7 @@
             <w:pPr>
               <w:numPr>
                 <w:ilvl w:val="0"/>
-                <w:numId w:val="1008"/>
+                <w:numId w:val="1010"/>
               </w:numPr>
               <w:jc w:val="left"/>
             </w:pPr>
@@ -6695,108 +6941,12 @@
             <w:pPr>
               <w:numPr>
                 <w:ilvl w:val="0"/>
-                <w:numId w:val="1008"/>
+                <w:numId w:val="1010"/>
               </w:numPr>
               <w:jc w:val="left"/>
             </w:pPr>
             <w:r>
               <w:t xml:space="preserve">Level 3: Locally managed vocabularies</w:t>
-            </w:r>
-          </w:p>
-        </w:tc>
-      </w:tr>
-      <w:tr>
-        <w:tc>
-          <w:tcPr/>
-          <w:p>
-            <w:pPr>
-              <w:jc w:val="center"/>
-            </w:pPr>
-            <w:r>
-              <w:t xml:space="preserve">B</w:t>
-            </w:r>
-          </w:p>
-        </w:tc>
-        <w:tc>
-          <w:tcPr/>
-          <w:p>
-            <w:pPr>
-              <w:jc w:val="left"/>
-            </w:pPr>
-            <w:r>
-              <w:t xml:space="preserve">The CF namespace prefix SHALL be declared using the value</w:t>
-            </w:r>
-            <w:r>
-              <w:t xml:space="preserve"> </w:t>
-            </w:r>
-            <w:r>
-              <w:rPr>
-                <w:rStyle w:val="VerbatimChar"/>
-              </w:rPr>
-              <w:t xml:space="preserve">cf</w:t>
-            </w:r>
-            <w:r>
-              <w:t xml:space="preserve">.</w:t>
-            </w:r>
-          </w:p>
-        </w:tc>
-      </w:tr>
-      <w:tr>
-        <w:tc>
-          <w:tcPr/>
-          <w:p>
-            <w:pPr>
-              <w:jc w:val="center"/>
-            </w:pPr>
-            <w:r>
-              <w:t xml:space="preserve">C</w:t>
-            </w:r>
-          </w:p>
-        </w:tc>
-        <w:tc>
-          <w:tcPr/>
-          <w:p>
-            <w:pPr>
-              <w:jc w:val="left"/>
-            </w:pPr>
-            <w:r>
-              <w:t xml:space="preserve">The CF namespace URI value SHALL be a URI that resolves to a machine-readable vocabulary server endpoint publishing the CF standard name table.</w:t>
-            </w:r>
-          </w:p>
-        </w:tc>
-      </w:tr>
-      <w:tr>
-        <w:tc>
-          <w:tcPr/>
-          <w:p>
-            <w:pPr>
-              <w:jc w:val="center"/>
-            </w:pPr>
-            <w:r>
-              <w:t xml:space="preserve">D</w:t>
-            </w:r>
-          </w:p>
-        </w:tc>
-        <w:tc>
-          <w:tcPr/>
-          <w:p>
-            <w:pPr>
-              <w:jc w:val="left"/>
-            </w:pPr>
-            <w:r>
-              <w:t xml:space="preserve">The WMO First Mile registry namespace prefix SHALL be declared using the value</w:t>
-            </w:r>
-            <w:r>
-              <w:t xml:space="preserve"> </w:t>
-            </w:r>
-            <w:r>
-              <w:rPr>
-                <w:rStyle w:val="VerbatimChar"/>
-              </w:rPr>
-              <w:t xml:space="preserve">wmo</w:t>
-            </w:r>
-            <w:r>
-              <w:t xml:space="preserve">.</w:t>
             </w:r>
           </w:p>
         </w:tc>
@@ -7009,7 +7159,7 @@
               <w:jc w:val="left"/>
             </w:pPr>
             <w:r>
-              <w:t xml:space="preserve">Where a parameter is not covered by CF but is included in the WMO First Mile parameter registry, the Node SHOULD use the registry entry in preference to any locally managed vocabulary.</w:t>
+              <w:t xml:space="preserve">Where a parameter is not covered by CF, but a WMO First Mile standard name exists for a parameter, the Node SHOULD use it in preference to any lower-level vocabulary entry.</w:t>
             </w:r>
           </w:p>
         </w:tc>
@@ -7166,7 +7316,7 @@
         <w:pStyle w:val="FirstParagraph"/>
       </w:pPr>
       <w:r>
-        <w:t xml:space="preserve">TODO one sentence</w:t>
+        <w:t xml:space="preserve">First Mile Messages are exchanged with a known and defined message transmission and publishing workflow.</w:t>
       </w:r>
     </w:p>
     <w:bookmarkStart w:id="100" w:name="Xd90759955ffb88c29314c94143cd27900a7ff40"/>
@@ -7371,7 +7521,7 @@
               <w:jc w:val="left"/>
             </w:pPr>
             <w:r>
-              <w:t xml:space="preserve">MQTT SHALL be used for all publish-subscribe workflows.</w:t>
+              <w:t xml:space="preserve">MQTT SHALL be used for all Publish-Subscribe workflows.</w:t>
             </w:r>
           </w:p>
         </w:tc>
@@ -7433,7 +7583,7 @@
               <w:jc w:val="left"/>
             </w:pPr>
             <w:r>
-              <w:t xml:space="preserve">To improve the overall level of the firstmile ecosystem, the secure version of the MQTT protocol SHOULD be implemented (in this case, a valid certificate is required).</w:t>
+              <w:t xml:space="preserve">To improve the overall level of the First Mile ecosystem, the secure version of the MQTT protocol SHOULD be implemented (in this case, a valid certificate is required).</w:t>
             </w:r>
           </w:p>
         </w:tc>
@@ -7582,7 +7732,7 @@
               <w:jc w:val="left"/>
             </w:pPr>
             <w:r>
-              <w:t xml:space="preserve">To improve the overall level of the firstmile ecosystem, the secure version of the MQTT protocol SHOULD be implemented (in which case a valid certificate is required).</w:t>
+              <w:t xml:space="preserve">To improve the overall level of the First Mile ecosystem, the secure version of the MQTT protocol SHOULD be implemented (in which case a valid certificate is required).</w:t>
             </w:r>
           </w:p>
         </w:tc>
@@ -7613,7 +7763,7 @@
             <w:pPr>
               <w:numPr>
                 <w:ilvl w:val="0"/>
-                <w:numId w:val="1009"/>
+                <w:numId w:val="1011"/>
               </w:numPr>
               <w:jc w:val="left"/>
             </w:pPr>
@@ -7625,7 +7775,7 @@
             <w:pPr>
               <w:numPr>
                 <w:ilvl w:val="0"/>
-                <w:numId w:val="1009"/>
+                <w:numId w:val="1011"/>
               </w:numPr>
               <w:jc w:val="left"/>
             </w:pPr>
@@ -7637,7 +7787,7 @@
             <w:pPr>
               <w:numPr>
                 <w:ilvl w:val="0"/>
-                <w:numId w:val="1009"/>
+                <w:numId w:val="1011"/>
               </w:numPr>
               <w:jc w:val="left"/>
             </w:pPr>
@@ -8277,7 +8427,7 @@
         <w:pStyle w:val="FirstParagraph"/>
       </w:pPr>
       <w:r>
-        <w:t xml:space="preserve">Primary levels (Level 1 and level 2) are</w:t>
+        <w:t xml:space="preserve">Various levels of the FMTH are managed differently in order to maintain stable operations and allow for flexibility.</w:t>
       </w:r>
     </w:p>
     <w:tbl>
@@ -8342,7 +8492,7 @@
               <w:jc w:val="left"/>
             </w:pPr>
             <w:r>
-              <w:t xml:space="preserve">The value of group-id (level 3) SHALL be determined and maintained by the operator of the first-mile broker.</w:t>
+              <w:t xml:space="preserve">Levels 1, 2 and 5 SHALL be determined by WMO.</w:t>
             </w:r>
           </w:p>
         </w:tc>
@@ -8366,7 +8516,7 @@
               <w:jc w:val="left"/>
             </w:pPr>
             <w:r>
-              <w:t xml:space="preserve">The value of node-id (level 4) SHALL be determined and maintained by the operator of the first-mile broker.</w:t>
+              <w:t xml:space="preserve">Levels 3 and 4 SHALL be determined and maintained by the operator of the first-mile broker.</w:t>
             </w:r>
           </w:p>
         </w:tc>
@@ -8500,7 +8650,7 @@
               <w:jc w:val="left"/>
             </w:pPr>
             <w:r>
-              <w:t xml:space="preserve">Removal of a topic at any level SHALL result in a major version update.</w:t>
+              <w:t xml:space="preserve">Addition of a topic at any level SHALL NOT result in any version update.</w:t>
             </w:r>
           </w:p>
         </w:tc>
@@ -8524,7 +8674,7 @@
               <w:jc w:val="left"/>
             </w:pPr>
             <w:r>
-              <w:t xml:space="preserve">Renaming of a topic at any level SHALL result in a major version update.</w:t>
+              <w:t xml:space="preserve">Removal of a topic at any level SHALL result in a major version update.</w:t>
             </w:r>
           </w:p>
         </w:tc>
@@ -8548,7 +8698,7 @@
               <w:jc w:val="left"/>
             </w:pPr>
             <w:r>
-              <w:t xml:space="preserve">A change in the structure of the topic hierarchy SHALL result in a major version update.</w:t>
+              <w:t xml:space="preserve">Renaming of a topic at any level SHALL result in a major version update.</w:t>
             </w:r>
           </w:p>
         </w:tc>
@@ -8572,7 +8722,7 @@
               <w:jc w:val="left"/>
             </w:pPr>
             <w:r>
-              <w:t xml:space="preserve">A renaming or removal in the Message Encoding SHALL result in a major version update.</w:t>
+              <w:t xml:space="preserve">A change in the structure of the topic hierarchy SHALL result in a major version update.</w:t>
             </w:r>
           </w:p>
         </w:tc>
@@ -8596,7 +8746,7 @@
               <w:jc w:val="left"/>
             </w:pPr>
             <w:r>
-              <w:t xml:space="preserve">A new topic SHALL NOT result in any version update.</w:t>
+              <w:t xml:space="preserve">A renaming or removal in the Message Encoding SHALL result in a major version update.</w:t>
             </w:r>
           </w:p>
         </w:tc>
@@ -8620,7 +8770,31 @@
               <w:jc w:val="left"/>
             </w:pPr>
             <w:r>
-              <w:t xml:space="preserve">A new group-id or node-id SHALL NOT result in any version update.</w:t>
+              <w:t xml:space="preserve">A new topic SHALL NOT result in any version update.</w:t>
+            </w:r>
+          </w:p>
+        </w:tc>
+      </w:tr>
+      <w:tr>
+        <w:tc>
+          <w:tcPr/>
+          <w:p>
+            <w:pPr>
+              <w:jc w:val="center"/>
+            </w:pPr>
+            <w:r>
+              <w:t xml:space="preserve">I</w:t>
+            </w:r>
+          </w:p>
+        </w:tc>
+        <w:tc>
+          <w:tcPr/>
+          <w:p>
+            <w:pPr>
+              <w:jc w:val="left"/>
+            </w:pPr>
+            <w:r>
+              <w:t xml:space="preserve">Any changes to group-id or node-id topics SHALL NOT result in any version update.</w:t>
             </w:r>
           </w:p>
         </w:tc>
@@ -10360,7 +10534,22 @@
         <w:pStyle w:val="FirstParagraph"/>
       </w:pPr>
       <w:r>
-        <w:t xml:space="preserve">The cellMethod field specifies how measurement data is aggregated or processed over the cell period. The CellMethod enumeration defines the following values:</w:t>
+        <w:t xml:space="preserve">The</w:t>
+      </w:r>
+      <w:r>
+        <w:t xml:space="preserve"> </w:t>
+      </w:r>
+      <w:r>
+        <w:rPr>
+          <w:rStyle w:val="VerbatimChar"/>
+        </w:rPr>
+        <w:t xml:space="preserve">cellMethod</w:t>
+      </w:r>
+      <w:r>
+        <w:t xml:space="preserve"> </w:t>
+      </w:r>
+      <w:r>
+        <w:t xml:space="preserve">element specifies how measurement data is aggregated or processed over the cell period. The CellMethod enumeration defines the following values:</w:t>
       </w:r>
     </w:p>
     <w:tbl>
@@ -11526,2292 +11715,11 @@
       <w:pPr>
         <w:numPr>
           <w:ilvl w:val="0"/>
-          <w:numId w:val="1010"/>
+          <w:numId w:val="1012"/>
         </w:numPr>
       </w:pPr>
       <w:r>
         <w:t xml:space="preserve">Node: the node/datalogger purely acts as a gateway, does not provide any internal diagnostics or measurements, and the metadata does not contain any specific information about the node device.</w:t>
-      </w:r>
-    </w:p>
-    <w:p>
-      <w:pPr>
-        <w:numPr>
-          <w:ilvl w:val="0"/>
-          <w:numId w:val="1010"/>
-        </w:numPr>
-      </w:pPr>
-      <w:r>
-        <w:t xml:space="preserve">Observers: Geolux Radar (water level) and OTT Pluvio² (rainfall).</w:t>
-      </w:r>
-    </w:p>
-    <w:p>
-      <w:pPr>
-        <w:pStyle w:val="FirstParagraph"/>
-      </w:pPr>
-      <w:r>
-        <w:t xml:space="preserve">Key points:</w:t>
-      </w:r>
-    </w:p>
-    <w:p>
-      <w:pPr>
-        <w:numPr>
-          <w:ilvl w:val="0"/>
-          <w:numId w:val="1011"/>
-        </w:numPr>
-      </w:pPr>
-      <w:r>
-        <w:t xml:space="preserve">Measures critical hydrological parameters: water level and rainfall intensity.</w:t>
-      </w:r>
-    </w:p>
-    <w:p>
-      <w:pPr>
-        <w:numPr>
-          <w:ilvl w:val="0"/>
-          <w:numId w:val="1011"/>
-        </w:numPr>
-      </w:pPr>
-      <w:r>
-        <w:t xml:space="preserve">Data is grouped under a single parameter definition since all values represent hydrological measurements.</w:t>
-      </w:r>
-    </w:p>
-    <w:p>
-      <w:pPr>
-        <w:numPr>
-          <w:ilvl w:val="0"/>
-          <w:numId w:val="1011"/>
-        </w:numPr>
-      </w:pPr>
-      <w:r>
-        <w:t xml:space="preserve">Metadata is minimal — there is no firmware version or serial number information from the observer instruments.</w:t>
-      </w:r>
-    </w:p>
-    <w:p>
-      <w:pPr>
-        <w:numPr>
-          <w:ilvl w:val="0"/>
-          <w:numId w:val="1011"/>
-        </w:numPr>
-      </w:pPr>
-      <w:r>
-        <w:t xml:space="preserve">The sample data payload contains three measurements taken 10 minutes apart.</w:t>
-      </w:r>
-    </w:p>
-    <w:p>
-      <w:pPr>
-        <w:pStyle w:val="FirstParagraph"/>
-      </w:pPr>
-      <w:r>
-        <w:rPr>
-          <w:bCs/>
-          <w:b/>
-        </w:rPr>
-        <w:t xml:space="preserve">FirstMileMessage (metadata)</w:t>
-      </w:r>
-    </w:p>
-    <w:p>
-      <w:pPr>
-        <w:pStyle w:val="SourceCode"/>
-      </w:pPr>
-      <w:r>
-        <w:rPr>
-          <w:rStyle w:val="FunctionTok"/>
-        </w:rPr>
-        <w:t xml:space="preserve">{</w:t>
-      </w:r>
-      <w:r>
-        <w:br/>
-      </w:r>
-      <w:r>
-        <w:rPr>
-          <w:rStyle w:val="NormalTok"/>
-        </w:rPr>
-        <w:t xml:space="preserve">    </w:t>
-      </w:r>
-      <w:r>
-        <w:rPr>
-          <w:rStyle w:val="DataTypeTok"/>
-        </w:rPr>
-        <w:t xml:space="preserve">"metadata"</w:t>
-      </w:r>
-      <w:r>
-        <w:rPr>
-          <w:rStyle w:val="FunctionTok"/>
-        </w:rPr>
-        <w:t xml:space="preserve">:</w:t>
-      </w:r>
-      <w:r>
-        <w:rPr>
-          <w:rStyle w:val="NormalTok"/>
-        </w:rPr>
-        <w:t xml:space="preserve"> </w:t>
-      </w:r>
-      <w:r>
-        <w:rPr>
-          <w:rStyle w:val="FunctionTok"/>
-        </w:rPr>
-        <w:t xml:space="preserve">{</w:t>
-      </w:r>
-      <w:r>
-        <w:br/>
-      </w:r>
-      <w:r>
-        <w:rPr>
-          <w:rStyle w:val="NormalTok"/>
-        </w:rPr>
-        <w:t xml:space="preserve">        </w:t>
-      </w:r>
-      <w:r>
-        <w:rPr>
-          <w:rStyle w:val="DataTypeTok"/>
-        </w:rPr>
-        <w:t xml:space="preserve">"node"</w:t>
-      </w:r>
-      <w:r>
-        <w:rPr>
-          <w:rStyle w:val="FunctionTok"/>
-        </w:rPr>
-        <w:t xml:space="preserve">:</w:t>
-      </w:r>
-      <w:r>
-        <w:rPr>
-          <w:rStyle w:val="NormalTok"/>
-        </w:rPr>
-        <w:t xml:space="preserve"> </w:t>
-      </w:r>
-      <w:r>
-        <w:rPr>
-          <w:rStyle w:val="FunctionTok"/>
-        </w:rPr>
-        <w:t xml:space="preserve">{</w:t>
-      </w:r>
-      <w:r>
-        <w:br/>
-      </w:r>
-      <w:r>
-        <w:rPr>
-          <w:rStyle w:val="NormalTok"/>
-        </w:rPr>
-        <w:t xml:space="preserve">            </w:t>
-      </w:r>
-      <w:r>
-        <w:rPr>
-          <w:rStyle w:val="DataTypeTok"/>
-        </w:rPr>
-        <w:t xml:space="preserve">"name"</w:t>
-      </w:r>
-      <w:r>
-        <w:rPr>
-          <w:rStyle w:val="FunctionTok"/>
-        </w:rPr>
-        <w:t xml:space="preserve">:</w:t>
-      </w:r>
-      <w:r>
-        <w:rPr>
-          <w:rStyle w:val="NormalTok"/>
-        </w:rPr>
-        <w:t xml:space="preserve"> </w:t>
-      </w:r>
-      <w:r>
-        <w:rPr>
-          <w:rStyle w:val="StringTok"/>
-        </w:rPr>
-        <w:t xml:space="preserve">"Hydro-Station-02"</w:t>
-      </w:r>
-      <w:r>
-        <w:rPr>
-          <w:rStyle w:val="FunctionTok"/>
-        </w:rPr>
-        <w:t xml:space="preserve">,</w:t>
-      </w:r>
-      <w:r>
-        <w:br/>
-      </w:r>
-      <w:r>
-        <w:rPr>
-          <w:rStyle w:val="NormalTok"/>
-        </w:rPr>
-        <w:t xml:space="preserve">            </w:t>
-      </w:r>
-      <w:r>
-        <w:rPr>
-          <w:rStyle w:val="DataTypeTok"/>
-        </w:rPr>
-        <w:t xml:space="preserve">"serialNumber"</w:t>
-      </w:r>
-      <w:r>
-        <w:rPr>
-          <w:rStyle w:val="FunctionTok"/>
-        </w:rPr>
-        <w:t xml:space="preserve">:</w:t>
-      </w:r>
-      <w:r>
-        <w:rPr>
-          <w:rStyle w:val="NormalTok"/>
-        </w:rPr>
-        <w:t xml:space="preserve"> </w:t>
-      </w:r>
-      <w:r>
-        <w:rPr>
-          <w:rStyle w:val="StringTok"/>
-        </w:rPr>
-        <w:t xml:space="preserve">"HYDSTN002-2025"</w:t>
-      </w:r>
-      <w:r>
-        <w:br/>
-      </w:r>
-      <w:r>
-        <w:rPr>
-          <w:rStyle w:val="NormalTok"/>
-        </w:rPr>
-        <w:t xml:space="preserve">        </w:t>
-      </w:r>
-      <w:r>
-        <w:rPr>
-          <w:rStyle w:val="FunctionTok"/>
-        </w:rPr>
-        <w:t xml:space="preserve">},</w:t>
-      </w:r>
-      <w:r>
-        <w:br/>
-      </w:r>
-      <w:r>
-        <w:rPr>
-          <w:rStyle w:val="NormalTok"/>
-        </w:rPr>
-        <w:t xml:space="preserve">        </w:t>
-      </w:r>
-      <w:r>
-        <w:rPr>
-          <w:rStyle w:val="DataTypeTok"/>
-        </w:rPr>
-        <w:t xml:space="preserve">"observers"</w:t>
-      </w:r>
-      <w:r>
-        <w:rPr>
-          <w:rStyle w:val="FunctionTok"/>
-        </w:rPr>
-        <w:t xml:space="preserve">:</w:t>
-      </w:r>
-      <w:r>
-        <w:rPr>
-          <w:rStyle w:val="NormalTok"/>
-        </w:rPr>
-        <w:t xml:space="preserve"> </w:t>
-      </w:r>
-      <w:r>
-        <w:rPr>
-          <w:rStyle w:val="OtherTok"/>
-        </w:rPr>
-        <w:t xml:space="preserve">[</w:t>
-      </w:r>
-      <w:r>
-        <w:br/>
-      </w:r>
-      <w:r>
-        <w:rPr>
-          <w:rStyle w:val="NormalTok"/>
-        </w:rPr>
-        <w:t xml:space="preserve">            </w:t>
-      </w:r>
-      <w:r>
-        <w:rPr>
-          <w:rStyle w:val="FunctionTok"/>
-        </w:rPr>
-        <w:t xml:space="preserve">{</w:t>
-      </w:r>
-      <w:r>
-        <w:br/>
-      </w:r>
-      <w:r>
-        <w:rPr>
-          <w:rStyle w:val="NormalTok"/>
-        </w:rPr>
-        <w:t xml:space="preserve">                </w:t>
-      </w:r>
-      <w:r>
-        <w:rPr>
-          <w:rStyle w:val="DataTypeTok"/>
-        </w:rPr>
-        <w:t xml:space="preserve">"id"</w:t>
-      </w:r>
-      <w:r>
-        <w:rPr>
-          <w:rStyle w:val="FunctionTok"/>
-        </w:rPr>
-        <w:t xml:space="preserve">:</w:t>
-      </w:r>
-      <w:r>
-        <w:rPr>
-          <w:rStyle w:val="NormalTok"/>
-        </w:rPr>
-        <w:t xml:space="preserve"> </w:t>
-      </w:r>
-      <w:r>
-        <w:rPr>
-          <w:rStyle w:val="DecValTok"/>
-        </w:rPr>
-        <w:t xml:space="preserve">1</w:t>
-      </w:r>
-      <w:r>
-        <w:rPr>
-          <w:rStyle w:val="FunctionTok"/>
-        </w:rPr>
-        <w:t xml:space="preserve">,</w:t>
-      </w:r>
-      <w:r>
-        <w:br/>
-      </w:r>
-      <w:r>
-        <w:rPr>
-          <w:rStyle w:val="NormalTok"/>
-        </w:rPr>
-        <w:t xml:space="preserve">                </w:t>
-      </w:r>
-      <w:r>
-        <w:rPr>
-          <w:rStyle w:val="DataTypeTok"/>
-        </w:rPr>
-        <w:t xml:space="preserve">"name"</w:t>
-      </w:r>
-      <w:r>
-        <w:rPr>
-          <w:rStyle w:val="FunctionTok"/>
-        </w:rPr>
-        <w:t xml:space="preserve">:</w:t>
-      </w:r>
-      <w:r>
-        <w:rPr>
-          <w:rStyle w:val="NormalTok"/>
-        </w:rPr>
-        <w:t xml:space="preserve"> </w:t>
-      </w:r>
-      <w:r>
-        <w:rPr>
-          <w:rStyle w:val="StringTok"/>
-        </w:rPr>
-        <w:t xml:space="preserve">"Geolux LX-80 Radar Level Sensor"</w:t>
-      </w:r>
-      <w:r>
-        <w:br/>
-      </w:r>
-      <w:r>
-        <w:rPr>
-          <w:rStyle w:val="NormalTok"/>
-        </w:rPr>
-        <w:t xml:space="preserve">            </w:t>
-      </w:r>
-      <w:r>
-        <w:rPr>
-          <w:rStyle w:val="FunctionTok"/>
-        </w:rPr>
-        <w:t xml:space="preserve">}</w:t>
-      </w:r>
-      <w:r>
-        <w:rPr>
-          <w:rStyle w:val="OtherTok"/>
-        </w:rPr>
-        <w:t xml:space="preserve">,</w:t>
-      </w:r>
-      <w:r>
-        <w:br/>
-      </w:r>
-      <w:r>
-        <w:rPr>
-          <w:rStyle w:val="NormalTok"/>
-        </w:rPr>
-        <w:t xml:space="preserve">            </w:t>
-      </w:r>
-      <w:r>
-        <w:rPr>
-          <w:rStyle w:val="FunctionTok"/>
-        </w:rPr>
-        <w:t xml:space="preserve">{</w:t>
-      </w:r>
-      <w:r>
-        <w:br/>
-      </w:r>
-      <w:r>
-        <w:rPr>
-          <w:rStyle w:val="NormalTok"/>
-        </w:rPr>
-        <w:t xml:space="preserve">                </w:t>
-      </w:r>
-      <w:r>
-        <w:rPr>
-          <w:rStyle w:val="DataTypeTok"/>
-        </w:rPr>
-        <w:t xml:space="preserve">"id"</w:t>
-      </w:r>
-      <w:r>
-        <w:rPr>
-          <w:rStyle w:val="FunctionTok"/>
-        </w:rPr>
-        <w:t xml:space="preserve">:</w:t>
-      </w:r>
-      <w:r>
-        <w:rPr>
-          <w:rStyle w:val="NormalTok"/>
-        </w:rPr>
-        <w:t xml:space="preserve"> </w:t>
-      </w:r>
-      <w:r>
-        <w:rPr>
-          <w:rStyle w:val="DecValTok"/>
-        </w:rPr>
-        <w:t xml:space="preserve">2</w:t>
-      </w:r>
-      <w:r>
-        <w:rPr>
-          <w:rStyle w:val="FunctionTok"/>
-        </w:rPr>
-        <w:t xml:space="preserve">,</w:t>
-      </w:r>
-      <w:r>
-        <w:br/>
-      </w:r>
-      <w:r>
-        <w:rPr>
-          <w:rStyle w:val="NormalTok"/>
-        </w:rPr>
-        <w:t xml:space="preserve">                </w:t>
-      </w:r>
-      <w:r>
-        <w:rPr>
-          <w:rStyle w:val="DataTypeTok"/>
-        </w:rPr>
-        <w:t xml:space="preserve">"name"</w:t>
-      </w:r>
-      <w:r>
-        <w:rPr>
-          <w:rStyle w:val="FunctionTok"/>
-        </w:rPr>
-        <w:t xml:space="preserve">:</w:t>
-      </w:r>
-      <w:r>
-        <w:rPr>
-          <w:rStyle w:val="NormalTok"/>
-        </w:rPr>
-        <w:t xml:space="preserve"> </w:t>
-      </w:r>
-      <w:r>
-        <w:rPr>
-          <w:rStyle w:val="StringTok"/>
-        </w:rPr>
-        <w:t xml:space="preserve">"OTT Pluvio² Rain Gauge"</w:t>
-      </w:r>
-      <w:r>
-        <w:br/>
-      </w:r>
-      <w:r>
-        <w:rPr>
-          <w:rStyle w:val="NormalTok"/>
-        </w:rPr>
-        <w:t xml:space="preserve">            </w:t>
-      </w:r>
-      <w:r>
-        <w:rPr>
-          <w:rStyle w:val="FunctionTok"/>
-        </w:rPr>
-        <w:t xml:space="preserve">}</w:t>
-      </w:r>
-      <w:r>
-        <w:br/>
-      </w:r>
-      <w:r>
-        <w:rPr>
-          <w:rStyle w:val="NormalTok"/>
-        </w:rPr>
-        <w:t xml:space="preserve">        </w:t>
-      </w:r>
-      <w:r>
-        <w:rPr>
-          <w:rStyle w:val="OtherTok"/>
-        </w:rPr>
-        <w:t xml:space="preserve">]</w:t>
-      </w:r>
-      <w:r>
-        <w:rPr>
-          <w:rStyle w:val="FunctionTok"/>
-        </w:rPr>
-        <w:t xml:space="preserve">,</w:t>
-      </w:r>
-      <w:r>
-        <w:br/>
-      </w:r>
-      <w:r>
-        <w:rPr>
-          <w:rStyle w:val="NormalTok"/>
-        </w:rPr>
-        <w:t xml:space="preserve">        </w:t>
-      </w:r>
-      <w:r>
-        <w:rPr>
-          <w:rStyle w:val="DataTypeTok"/>
-        </w:rPr>
-        <w:t xml:space="preserve">"parameterDefinitions"</w:t>
-      </w:r>
-      <w:r>
-        <w:rPr>
-          <w:rStyle w:val="FunctionTok"/>
-        </w:rPr>
-        <w:t xml:space="preserve">:</w:t>
-      </w:r>
-      <w:r>
-        <w:rPr>
-          <w:rStyle w:val="NormalTok"/>
-        </w:rPr>
-        <w:t xml:space="preserve"> </w:t>
-      </w:r>
-      <w:r>
-        <w:rPr>
-          <w:rStyle w:val="OtherTok"/>
-        </w:rPr>
-        <w:t xml:space="preserve">[</w:t>
-      </w:r>
-      <w:r>
-        <w:br/>
-      </w:r>
-      <w:r>
-        <w:rPr>
-          <w:rStyle w:val="NormalTok"/>
-        </w:rPr>
-        <w:t xml:space="preserve">            </w:t>
-      </w:r>
-      <w:r>
-        <w:rPr>
-          <w:rStyle w:val="FunctionTok"/>
-        </w:rPr>
-        <w:t xml:space="preserve">{</w:t>
-      </w:r>
-      <w:r>
-        <w:br/>
-      </w:r>
-      <w:r>
-        <w:rPr>
-          <w:rStyle w:val="NormalTok"/>
-        </w:rPr>
-        <w:t xml:space="preserve">                </w:t>
-      </w:r>
-      <w:r>
-        <w:rPr>
-          <w:rStyle w:val="DataTypeTok"/>
-        </w:rPr>
-        <w:t xml:space="preserve">"id"</w:t>
-      </w:r>
-      <w:r>
-        <w:rPr>
-          <w:rStyle w:val="FunctionTok"/>
-        </w:rPr>
-        <w:t xml:space="preserve">:</w:t>
-      </w:r>
-      <w:r>
-        <w:rPr>
-          <w:rStyle w:val="NormalTok"/>
-        </w:rPr>
-        <w:t xml:space="preserve"> </w:t>
-      </w:r>
-      <w:r>
-        <w:rPr>
-          <w:rStyle w:val="DecValTok"/>
-        </w:rPr>
-        <w:t xml:space="preserve">1</w:t>
-      </w:r>
-      <w:r>
-        <w:rPr>
-          <w:rStyle w:val="FunctionTok"/>
-        </w:rPr>
-        <w:t xml:space="preserve">,</w:t>
-      </w:r>
-      <w:r>
-        <w:br/>
-      </w:r>
-      <w:r>
-        <w:rPr>
-          <w:rStyle w:val="NormalTok"/>
-        </w:rPr>
-        <w:t xml:space="preserve">                </w:t>
-      </w:r>
-      <w:r>
-        <w:rPr>
-          <w:rStyle w:val="DataTypeTok"/>
-        </w:rPr>
-        <w:t xml:space="preserve">"description"</w:t>
-      </w:r>
-      <w:r>
-        <w:rPr>
-          <w:rStyle w:val="FunctionTok"/>
-        </w:rPr>
-        <w:t xml:space="preserve">:</w:t>
-      </w:r>
-      <w:r>
-        <w:rPr>
-          <w:rStyle w:val="NormalTok"/>
-        </w:rPr>
-        <w:t xml:space="preserve"> </w:t>
-      </w:r>
-      <w:r>
-        <w:rPr>
-          <w:rStyle w:val="StringTok"/>
-        </w:rPr>
-        <w:t xml:space="preserve">"Hydrological parameters"</w:t>
-      </w:r>
-      <w:r>
-        <w:rPr>
-          <w:rStyle w:val="FunctionTok"/>
-        </w:rPr>
-        <w:t xml:space="preserve">,</w:t>
-      </w:r>
-      <w:r>
-        <w:br/>
-      </w:r>
-      <w:r>
-        <w:rPr>
-          <w:rStyle w:val="NormalTok"/>
-        </w:rPr>
-        <w:t xml:space="preserve">                </w:t>
-      </w:r>
-      <w:r>
-        <w:rPr>
-          <w:rStyle w:val="DataTypeTok"/>
-        </w:rPr>
-        <w:t xml:space="preserve">"parameters"</w:t>
-      </w:r>
-      <w:r>
-        <w:rPr>
-          <w:rStyle w:val="FunctionTok"/>
-        </w:rPr>
-        <w:t xml:space="preserve">:</w:t>
-      </w:r>
-      <w:r>
-        <w:rPr>
-          <w:rStyle w:val="NormalTok"/>
-        </w:rPr>
-        <w:t xml:space="preserve"> </w:t>
-      </w:r>
-      <w:r>
-        <w:rPr>
-          <w:rStyle w:val="OtherTok"/>
-        </w:rPr>
-        <w:t xml:space="preserve">[</w:t>
-      </w:r>
-      <w:r>
-        <w:br/>
-      </w:r>
-      <w:r>
-        <w:rPr>
-          <w:rStyle w:val="NormalTok"/>
-        </w:rPr>
-        <w:t xml:space="preserve">                    </w:t>
-      </w:r>
-      <w:r>
-        <w:rPr>
-          <w:rStyle w:val="FunctionTok"/>
-        </w:rPr>
-        <w:t xml:space="preserve">{</w:t>
-      </w:r>
-      <w:r>
-        <w:br/>
-      </w:r>
-      <w:r>
-        <w:rPr>
-          <w:rStyle w:val="NormalTok"/>
-        </w:rPr>
-        <w:t xml:space="preserve">                        </w:t>
-      </w:r>
-      <w:r>
-        <w:rPr>
-          <w:rStyle w:val="DataTypeTok"/>
-        </w:rPr>
-        <w:t xml:space="preserve">"longName"</w:t>
-      </w:r>
-      <w:r>
-        <w:rPr>
-          <w:rStyle w:val="FunctionTok"/>
-        </w:rPr>
-        <w:t xml:space="preserve">:</w:t>
-      </w:r>
-      <w:r>
-        <w:rPr>
-          <w:rStyle w:val="NormalTok"/>
-        </w:rPr>
-        <w:t xml:space="preserve"> </w:t>
-      </w:r>
-      <w:r>
-        <w:rPr>
-          <w:rStyle w:val="StringTok"/>
-        </w:rPr>
-        <w:t xml:space="preserve">"Water Level"</w:t>
-      </w:r>
-      <w:r>
-        <w:rPr>
-          <w:rStyle w:val="FunctionTok"/>
-        </w:rPr>
-        <w:t xml:space="preserve">,</w:t>
-      </w:r>
-      <w:r>
-        <w:br/>
-      </w:r>
-      <w:r>
-        <w:rPr>
-          <w:rStyle w:val="NormalTok"/>
-        </w:rPr>
-        <w:t xml:space="preserve">                        </w:t>
-      </w:r>
-      <w:r>
-        <w:rPr>
-          <w:rStyle w:val="DataTypeTok"/>
-        </w:rPr>
-        <w:t xml:space="preserve">"unit"</w:t>
-      </w:r>
-      <w:r>
-        <w:rPr>
-          <w:rStyle w:val="FunctionTok"/>
-        </w:rPr>
-        <w:t xml:space="preserve">:</w:t>
-      </w:r>
-      <w:r>
-        <w:rPr>
-          <w:rStyle w:val="NormalTok"/>
-        </w:rPr>
-        <w:t xml:space="preserve"> </w:t>
-      </w:r>
-      <w:r>
-        <w:rPr>
-          <w:rStyle w:val="StringTok"/>
-        </w:rPr>
-        <w:t xml:space="preserve">"m"</w:t>
-      </w:r>
-      <w:r>
-        <w:rPr>
-          <w:rStyle w:val="FunctionTok"/>
-        </w:rPr>
-        <w:t xml:space="preserve">,</w:t>
-      </w:r>
-      <w:r>
-        <w:br/>
-      </w:r>
-      <w:r>
-        <w:rPr>
-          <w:rStyle w:val="NormalTok"/>
-        </w:rPr>
-        <w:t xml:space="preserve">                        </w:t>
-      </w:r>
-      <w:r>
-        <w:rPr>
-          <w:rStyle w:val="DataTypeTok"/>
-        </w:rPr>
-        <w:t xml:space="preserve">"device"</w:t>
-      </w:r>
-      <w:r>
-        <w:rPr>
-          <w:rStyle w:val="FunctionTok"/>
-        </w:rPr>
-        <w:t xml:space="preserve">:</w:t>
-      </w:r>
-      <w:r>
-        <w:rPr>
-          <w:rStyle w:val="NormalTok"/>
-        </w:rPr>
-        <w:t xml:space="preserve"> </w:t>
-      </w:r>
-      <w:r>
-        <w:rPr>
-          <w:rStyle w:val="FunctionTok"/>
-        </w:rPr>
-        <w:t xml:space="preserve">{</w:t>
-      </w:r>
-      <w:r>
-        <w:br/>
-      </w:r>
-      <w:r>
-        <w:rPr>
-          <w:rStyle w:val="NormalTok"/>
-        </w:rPr>
-        <w:t xml:space="preserve">                            </w:t>
-      </w:r>
-      <w:r>
-        <w:rPr>
-          <w:rStyle w:val="DataTypeTok"/>
-        </w:rPr>
-        <w:t xml:space="preserve">"observerId"</w:t>
-      </w:r>
-      <w:r>
-        <w:rPr>
-          <w:rStyle w:val="FunctionTok"/>
-        </w:rPr>
-        <w:t xml:space="preserve">:</w:t>
-      </w:r>
-      <w:r>
-        <w:rPr>
-          <w:rStyle w:val="NormalTok"/>
-        </w:rPr>
-        <w:t xml:space="preserve"> </w:t>
-      </w:r>
-      <w:r>
-        <w:rPr>
-          <w:rStyle w:val="DecValTok"/>
-        </w:rPr>
-        <w:t xml:space="preserve">1</w:t>
-      </w:r>
-      <w:r>
-        <w:br/>
-      </w:r>
-      <w:r>
-        <w:rPr>
-          <w:rStyle w:val="NormalTok"/>
-        </w:rPr>
-        <w:t xml:space="preserve">                        </w:t>
-      </w:r>
-      <w:r>
-        <w:rPr>
-          <w:rStyle w:val="FunctionTok"/>
-        </w:rPr>
-        <w:t xml:space="preserve">},</w:t>
-      </w:r>
-      <w:r>
-        <w:br/>
-      </w:r>
-      <w:r>
-        <w:rPr>
-          <w:rStyle w:val="NormalTok"/>
-        </w:rPr>
-        <w:t xml:space="preserve">                        </w:t>
-      </w:r>
-      <w:r>
-        <w:rPr>
-          <w:rStyle w:val="DataTypeTok"/>
-        </w:rPr>
-        <w:t xml:space="preserve">"cellMethod"</w:t>
-      </w:r>
-      <w:r>
-        <w:rPr>
-          <w:rStyle w:val="FunctionTok"/>
-        </w:rPr>
-        <w:t xml:space="preserve">:</w:t>
-      </w:r>
-      <w:r>
-        <w:rPr>
-          <w:rStyle w:val="NormalTok"/>
-        </w:rPr>
-        <w:t xml:space="preserve"> </w:t>
-      </w:r>
-      <w:r>
-        <w:rPr>
-          <w:rStyle w:val="StringTok"/>
-        </w:rPr>
-        <w:t xml:space="preserve">"MEAN"</w:t>
-      </w:r>
-      <w:r>
-        <w:rPr>
-          <w:rStyle w:val="FunctionTok"/>
-        </w:rPr>
-        <w:t xml:space="preserve">,</w:t>
-      </w:r>
-      <w:r>
-        <w:br/>
-      </w:r>
-      <w:r>
-        <w:rPr>
-          <w:rStyle w:val="NormalTok"/>
-        </w:rPr>
-        <w:t xml:space="preserve">                        </w:t>
-      </w:r>
-      <w:r>
-        <w:rPr>
-          <w:rStyle w:val="DataTypeTok"/>
-        </w:rPr>
-        <w:t xml:space="preserve">"cellPeriodSeconds"</w:t>
-      </w:r>
-      <w:r>
-        <w:rPr>
-          <w:rStyle w:val="FunctionTok"/>
-        </w:rPr>
-        <w:t xml:space="preserve">:</w:t>
-      </w:r>
-      <w:r>
-        <w:rPr>
-          <w:rStyle w:val="NormalTok"/>
-        </w:rPr>
-        <w:t xml:space="preserve"> </w:t>
-      </w:r>
-      <w:r>
-        <w:rPr>
-          <w:rStyle w:val="DecValTok"/>
-        </w:rPr>
-        <w:t xml:space="preserve">10</w:t>
-      </w:r>
-      <w:r>
-        <w:br/>
-      </w:r>
-      <w:r>
-        <w:rPr>
-          <w:rStyle w:val="NormalTok"/>
-        </w:rPr>
-        <w:t xml:space="preserve">                    </w:t>
-      </w:r>
-      <w:r>
-        <w:rPr>
-          <w:rStyle w:val="FunctionTok"/>
-        </w:rPr>
-        <w:t xml:space="preserve">}</w:t>
-      </w:r>
-      <w:r>
-        <w:rPr>
-          <w:rStyle w:val="OtherTok"/>
-        </w:rPr>
-        <w:t xml:space="preserve">,</w:t>
-      </w:r>
-      <w:r>
-        <w:br/>
-      </w:r>
-      <w:r>
-        <w:rPr>
-          <w:rStyle w:val="NormalTok"/>
-        </w:rPr>
-        <w:t xml:space="preserve">                    </w:t>
-      </w:r>
-      <w:r>
-        <w:rPr>
-          <w:rStyle w:val="FunctionTok"/>
-        </w:rPr>
-        <w:t xml:space="preserve">{</w:t>
-      </w:r>
-      <w:r>
-        <w:br/>
-      </w:r>
-      <w:r>
-        <w:rPr>
-          <w:rStyle w:val="NormalTok"/>
-        </w:rPr>
-        <w:t xml:space="preserve">                        </w:t>
-      </w:r>
-      <w:r>
-        <w:rPr>
-          <w:rStyle w:val="DataTypeTok"/>
-        </w:rPr>
-        <w:t xml:space="preserve">"longName"</w:t>
-      </w:r>
-      <w:r>
-        <w:rPr>
-          <w:rStyle w:val="FunctionTok"/>
-        </w:rPr>
-        <w:t xml:space="preserve">:</w:t>
-      </w:r>
-      <w:r>
-        <w:rPr>
-          <w:rStyle w:val="NormalTok"/>
-        </w:rPr>
-        <w:t xml:space="preserve"> </w:t>
-      </w:r>
-      <w:r>
-        <w:rPr>
-          <w:rStyle w:val="StringTok"/>
-        </w:rPr>
-        <w:t xml:space="preserve">"Rainfall Intensity"</w:t>
-      </w:r>
-      <w:r>
-        <w:rPr>
-          <w:rStyle w:val="FunctionTok"/>
-        </w:rPr>
-        <w:t xml:space="preserve">,</w:t>
-      </w:r>
-      <w:r>
-        <w:br/>
-      </w:r>
-      <w:r>
-        <w:rPr>
-          <w:rStyle w:val="NormalTok"/>
-        </w:rPr>
-        <w:t xml:space="preserve">                        </w:t>
-      </w:r>
-      <w:r>
-        <w:rPr>
-          <w:rStyle w:val="DataTypeTok"/>
-        </w:rPr>
-        <w:t xml:space="preserve">"unit"</w:t>
-      </w:r>
-      <w:r>
-        <w:rPr>
-          <w:rStyle w:val="FunctionTok"/>
-        </w:rPr>
-        <w:t xml:space="preserve">:</w:t>
-      </w:r>
-      <w:r>
-        <w:rPr>
-          <w:rStyle w:val="NormalTok"/>
-        </w:rPr>
-        <w:t xml:space="preserve"> </w:t>
-      </w:r>
-      <w:r>
-        <w:rPr>
-          <w:rStyle w:val="StringTok"/>
-        </w:rPr>
-        <w:t xml:space="preserve">"mm/h"</w:t>
-      </w:r>
-      <w:r>
-        <w:rPr>
-          <w:rStyle w:val="FunctionTok"/>
-        </w:rPr>
-        <w:t xml:space="preserve">,</w:t>
-      </w:r>
-      <w:r>
-        <w:br/>
-      </w:r>
-      <w:r>
-        <w:rPr>
-          <w:rStyle w:val="NormalTok"/>
-        </w:rPr>
-        <w:t xml:space="preserve">                        </w:t>
-      </w:r>
-      <w:r>
-        <w:rPr>
-          <w:rStyle w:val="DataTypeTok"/>
-        </w:rPr>
-        <w:t xml:space="preserve">"device"</w:t>
-      </w:r>
-      <w:r>
-        <w:rPr>
-          <w:rStyle w:val="FunctionTok"/>
-        </w:rPr>
-        <w:t xml:space="preserve">:</w:t>
-      </w:r>
-      <w:r>
-        <w:rPr>
-          <w:rStyle w:val="NormalTok"/>
-        </w:rPr>
-        <w:t xml:space="preserve"> </w:t>
-      </w:r>
-      <w:r>
-        <w:rPr>
-          <w:rStyle w:val="FunctionTok"/>
-        </w:rPr>
-        <w:t xml:space="preserve">{</w:t>
-      </w:r>
-      <w:r>
-        <w:br/>
-      </w:r>
-      <w:r>
-        <w:rPr>
-          <w:rStyle w:val="NormalTok"/>
-        </w:rPr>
-        <w:t xml:space="preserve">                            </w:t>
-      </w:r>
-      <w:r>
-        <w:rPr>
-          <w:rStyle w:val="DataTypeTok"/>
-        </w:rPr>
-        <w:t xml:space="preserve">"observerId"</w:t>
-      </w:r>
-      <w:r>
-        <w:rPr>
-          <w:rStyle w:val="FunctionTok"/>
-        </w:rPr>
-        <w:t xml:space="preserve">:</w:t>
-      </w:r>
-      <w:r>
-        <w:rPr>
-          <w:rStyle w:val="NormalTok"/>
-        </w:rPr>
-        <w:t xml:space="preserve"> </w:t>
-      </w:r>
-      <w:r>
-        <w:rPr>
-          <w:rStyle w:val="DecValTok"/>
-        </w:rPr>
-        <w:t xml:space="preserve">2</w:t>
-      </w:r>
-      <w:r>
-        <w:br/>
-      </w:r>
-      <w:r>
-        <w:rPr>
-          <w:rStyle w:val="NormalTok"/>
-        </w:rPr>
-        <w:t xml:space="preserve">                        </w:t>
-      </w:r>
-      <w:r>
-        <w:rPr>
-          <w:rStyle w:val="FunctionTok"/>
-        </w:rPr>
-        <w:t xml:space="preserve">},</w:t>
-      </w:r>
-      <w:r>
-        <w:br/>
-      </w:r>
-      <w:r>
-        <w:rPr>
-          <w:rStyle w:val="NormalTok"/>
-        </w:rPr>
-        <w:t xml:space="preserve">                        </w:t>
-      </w:r>
-      <w:r>
-        <w:rPr>
-          <w:rStyle w:val="DataTypeTok"/>
-        </w:rPr>
-        <w:t xml:space="preserve">"cellMethod"</w:t>
-      </w:r>
-      <w:r>
-        <w:rPr>
-          <w:rStyle w:val="FunctionTok"/>
-        </w:rPr>
-        <w:t xml:space="preserve">:</w:t>
-      </w:r>
-      <w:r>
-        <w:rPr>
-          <w:rStyle w:val="NormalTok"/>
-        </w:rPr>
-        <w:t xml:space="preserve"> </w:t>
-      </w:r>
-      <w:r>
-        <w:rPr>
-          <w:rStyle w:val="StringTok"/>
-        </w:rPr>
-        <w:t xml:space="preserve">"MEAN"</w:t>
-      </w:r>
-      <w:r>
-        <w:rPr>
-          <w:rStyle w:val="FunctionTok"/>
-        </w:rPr>
-        <w:t xml:space="preserve">,</w:t>
-      </w:r>
-      <w:r>
-        <w:br/>
-      </w:r>
-      <w:r>
-        <w:rPr>
-          <w:rStyle w:val="NormalTok"/>
-        </w:rPr>
-        <w:t xml:space="preserve">                        </w:t>
-      </w:r>
-      <w:r>
-        <w:rPr>
-          <w:rStyle w:val="DataTypeTok"/>
-        </w:rPr>
-        <w:t xml:space="preserve">"cellPeriodSeconds"</w:t>
-      </w:r>
-      <w:r>
-        <w:rPr>
-          <w:rStyle w:val="FunctionTok"/>
-        </w:rPr>
-        <w:t xml:space="preserve">:</w:t>
-      </w:r>
-      <w:r>
-        <w:rPr>
-          <w:rStyle w:val="NormalTok"/>
-        </w:rPr>
-        <w:t xml:space="preserve"> </w:t>
-      </w:r>
-      <w:r>
-        <w:rPr>
-          <w:rStyle w:val="DecValTok"/>
-        </w:rPr>
-        <w:t xml:space="preserve">600</w:t>
-      </w:r>
-      <w:r>
-        <w:br/>
-      </w:r>
-      <w:r>
-        <w:rPr>
-          <w:rStyle w:val="NormalTok"/>
-        </w:rPr>
-        <w:t xml:space="preserve">                    </w:t>
-      </w:r>
-      <w:r>
-        <w:rPr>
-          <w:rStyle w:val="FunctionTok"/>
-        </w:rPr>
-        <w:t xml:space="preserve">}</w:t>
-      </w:r>
-      <w:r>
-        <w:br/>
-      </w:r>
-      <w:r>
-        <w:rPr>
-          <w:rStyle w:val="NormalTok"/>
-        </w:rPr>
-        <w:t xml:space="preserve">                </w:t>
-      </w:r>
-      <w:r>
-        <w:rPr>
-          <w:rStyle w:val="OtherTok"/>
-        </w:rPr>
-        <w:t xml:space="preserve">]</w:t>
-      </w:r>
-      <w:r>
-        <w:br/>
-      </w:r>
-      <w:r>
-        <w:rPr>
-          <w:rStyle w:val="NormalTok"/>
-        </w:rPr>
-        <w:t xml:space="preserve">            </w:t>
-      </w:r>
-      <w:r>
-        <w:rPr>
-          <w:rStyle w:val="FunctionTok"/>
-        </w:rPr>
-        <w:t xml:space="preserve">}</w:t>
-      </w:r>
-      <w:r>
-        <w:br/>
-      </w:r>
-      <w:r>
-        <w:rPr>
-          <w:rStyle w:val="NormalTok"/>
-        </w:rPr>
-        <w:t xml:space="preserve">        </w:t>
-      </w:r>
-      <w:r>
-        <w:rPr>
-          <w:rStyle w:val="OtherTok"/>
-        </w:rPr>
-        <w:t xml:space="preserve">]</w:t>
-      </w:r>
-      <w:r>
-        <w:br/>
-      </w:r>
-      <w:r>
-        <w:rPr>
-          <w:rStyle w:val="NormalTok"/>
-        </w:rPr>
-        <w:t xml:space="preserve">    </w:t>
-      </w:r>
-      <w:r>
-        <w:rPr>
-          <w:rStyle w:val="FunctionTok"/>
-        </w:rPr>
-        <w:t xml:space="preserve">}</w:t>
-      </w:r>
-      <w:r>
-        <w:br/>
-      </w:r>
-      <w:r>
-        <w:rPr>
-          <w:rStyle w:val="FunctionTok"/>
-        </w:rPr>
-        <w:t xml:space="preserve">}</w:t>
-      </w:r>
-    </w:p>
-    <w:p>
-      <w:pPr>
-        <w:pStyle w:val="FirstParagraph"/>
-      </w:pPr>
-      <w:r>
-        <w:rPr>
-          <w:bCs/>
-          <w:b/>
-        </w:rPr>
-        <w:t xml:space="preserve">FirstMileMessage (data)</w:t>
-      </w:r>
-    </w:p>
-    <w:p>
-      <w:pPr>
-        <w:pStyle w:val="SourceCode"/>
-      </w:pPr>
-      <w:r>
-        <w:rPr>
-          <w:rStyle w:val="FunctionTok"/>
-        </w:rPr>
-        <w:t xml:space="preserve">{</w:t>
-      </w:r>
-      <w:r>
-        <w:br/>
-      </w:r>
-      <w:r>
-        <w:rPr>
-          <w:rStyle w:val="NormalTok"/>
-        </w:rPr>
-        <w:t xml:space="preserve">    </w:t>
-      </w:r>
-      <w:r>
-        <w:rPr>
-          <w:rStyle w:val="DataTypeTok"/>
-        </w:rPr>
-        <w:t xml:space="preserve">"data"</w:t>
-      </w:r>
-      <w:r>
-        <w:rPr>
-          <w:rStyle w:val="FunctionTok"/>
-        </w:rPr>
-        <w:t xml:space="preserve">:</w:t>
-      </w:r>
-      <w:r>
-        <w:rPr>
-          <w:rStyle w:val="NormalTok"/>
-        </w:rPr>
-        <w:t xml:space="preserve"> </w:t>
-      </w:r>
-      <w:r>
-        <w:rPr>
-          <w:rStyle w:val="FunctionTok"/>
-        </w:rPr>
-        <w:t xml:space="preserve">{</w:t>
-      </w:r>
-      <w:r>
-        <w:br/>
-      </w:r>
-      <w:r>
-        <w:rPr>
-          <w:rStyle w:val="NormalTok"/>
-        </w:rPr>
-        <w:t xml:space="preserve">        </w:t>
-      </w:r>
-      <w:r>
-        <w:rPr>
-          <w:rStyle w:val="DataTypeTok"/>
-        </w:rPr>
-        <w:t xml:space="preserve">"observations"</w:t>
-      </w:r>
-      <w:r>
-        <w:rPr>
-          <w:rStyle w:val="FunctionTok"/>
-        </w:rPr>
-        <w:t xml:space="preserve">:</w:t>
-      </w:r>
-      <w:r>
-        <w:rPr>
-          <w:rStyle w:val="NormalTok"/>
-        </w:rPr>
-        <w:t xml:space="preserve"> </w:t>
-      </w:r>
-      <w:r>
-        <w:rPr>
-          <w:rStyle w:val="OtherTok"/>
-        </w:rPr>
-        <w:t xml:space="preserve">[</w:t>
-      </w:r>
-      <w:r>
-        <w:br/>
-      </w:r>
-      <w:r>
-        <w:rPr>
-          <w:rStyle w:val="NormalTok"/>
-        </w:rPr>
-        <w:t xml:space="preserve">            </w:t>
-      </w:r>
-      <w:r>
-        <w:rPr>
-          <w:rStyle w:val="FunctionTok"/>
-        </w:rPr>
-        <w:t xml:space="preserve">{</w:t>
-      </w:r>
-      <w:r>
-        <w:br/>
-      </w:r>
-      <w:r>
-        <w:rPr>
-          <w:rStyle w:val="NormalTok"/>
-        </w:rPr>
-        <w:t xml:space="preserve">                </w:t>
-      </w:r>
-      <w:r>
-        <w:rPr>
-          <w:rStyle w:val="DataTypeTok"/>
-        </w:rPr>
-        <w:t xml:space="preserve">"parameterDefinitionId"</w:t>
-      </w:r>
-      <w:r>
-        <w:rPr>
-          <w:rStyle w:val="FunctionTok"/>
-        </w:rPr>
-        <w:t xml:space="preserve">:</w:t>
-      </w:r>
-      <w:r>
-        <w:rPr>
-          <w:rStyle w:val="NormalTok"/>
-        </w:rPr>
-        <w:t xml:space="preserve"> </w:t>
-      </w:r>
-      <w:r>
-        <w:rPr>
-          <w:rStyle w:val="DecValTok"/>
-        </w:rPr>
-        <w:t xml:space="preserve">1</w:t>
-      </w:r>
-      <w:r>
-        <w:rPr>
-          <w:rStyle w:val="FunctionTok"/>
-        </w:rPr>
-        <w:t xml:space="preserve">,</w:t>
-      </w:r>
-      <w:r>
-        <w:br/>
-      </w:r>
-      <w:r>
-        <w:rPr>
-          <w:rStyle w:val="NormalTok"/>
-        </w:rPr>
-        <w:t xml:space="preserve">                </w:t>
-      </w:r>
-      <w:r>
-        <w:rPr>
-          <w:rStyle w:val="DataTypeTok"/>
-        </w:rPr>
-        <w:t xml:space="preserve">"time"</w:t>
-      </w:r>
-      <w:r>
-        <w:rPr>
-          <w:rStyle w:val="FunctionTok"/>
-        </w:rPr>
-        <w:t xml:space="preserve">:</w:t>
-      </w:r>
-      <w:r>
-        <w:rPr>
-          <w:rStyle w:val="NormalTok"/>
-        </w:rPr>
-        <w:t xml:space="preserve"> </w:t>
-      </w:r>
-      <w:r>
-        <w:rPr>
-          <w:rStyle w:val="StringTok"/>
-        </w:rPr>
-        <w:t xml:space="preserve">"2025-08-21T08:30:00Z"</w:t>
-      </w:r>
-      <w:r>
-        <w:rPr>
-          <w:rStyle w:val="FunctionTok"/>
-        </w:rPr>
-        <w:t xml:space="preserve">,</w:t>
-      </w:r>
-      <w:r>
-        <w:br/>
-      </w:r>
-      <w:r>
-        <w:rPr>
-          <w:rStyle w:val="NormalTok"/>
-        </w:rPr>
-        <w:t xml:space="preserve">                </w:t>
-      </w:r>
-      <w:r>
-        <w:rPr>
-          <w:rStyle w:val="DataTypeTok"/>
-        </w:rPr>
-        <w:t xml:space="preserve">"values"</w:t>
-      </w:r>
-      <w:r>
-        <w:rPr>
-          <w:rStyle w:val="FunctionTok"/>
-        </w:rPr>
-        <w:t xml:space="preserve">:</w:t>
-      </w:r>
-      <w:r>
-        <w:rPr>
-          <w:rStyle w:val="NormalTok"/>
-        </w:rPr>
-        <w:t xml:space="preserve"> </w:t>
-      </w:r>
-      <w:r>
-        <w:rPr>
-          <w:rStyle w:val="OtherTok"/>
-        </w:rPr>
-        <w:t xml:space="preserve">[</w:t>
-      </w:r>
-      <w:r>
-        <w:br/>
-      </w:r>
-      <w:r>
-        <w:rPr>
-          <w:rStyle w:val="NormalTok"/>
-        </w:rPr>
-        <w:t xml:space="preserve">                    </w:t>
-      </w:r>
-      <w:r>
-        <w:rPr>
-          <w:rStyle w:val="FunctionTok"/>
-        </w:rPr>
-        <w:t xml:space="preserve">{</w:t>
-      </w:r>
-      <w:r>
-        <w:br/>
-      </w:r>
-      <w:r>
-        <w:rPr>
-          <w:rStyle w:val="NormalTok"/>
-        </w:rPr>
-        <w:t xml:space="preserve">                        </w:t>
-      </w:r>
-      <w:r>
-        <w:rPr>
-          <w:rStyle w:val="DataTypeTok"/>
-        </w:rPr>
-        <w:t xml:space="preserve">"doubleValue"</w:t>
-      </w:r>
-      <w:r>
-        <w:rPr>
-          <w:rStyle w:val="FunctionTok"/>
-        </w:rPr>
-        <w:t xml:space="preserve">:</w:t>
-      </w:r>
-      <w:r>
-        <w:rPr>
-          <w:rStyle w:val="NormalTok"/>
-        </w:rPr>
-        <w:t xml:space="preserve"> </w:t>
-      </w:r>
-      <w:r>
-        <w:rPr>
-          <w:rStyle w:val="FloatTok"/>
-        </w:rPr>
-        <w:t xml:space="preserve">3.42</w:t>
-      </w:r>
-      <w:r>
-        <w:br/>
-      </w:r>
-      <w:r>
-        <w:rPr>
-          <w:rStyle w:val="NormalTok"/>
-        </w:rPr>
-        <w:t xml:space="preserve">                    </w:t>
-      </w:r>
-      <w:r>
-        <w:rPr>
-          <w:rStyle w:val="FunctionTok"/>
-        </w:rPr>
-        <w:t xml:space="preserve">}</w:t>
-      </w:r>
-      <w:r>
-        <w:rPr>
-          <w:rStyle w:val="OtherTok"/>
-        </w:rPr>
-        <w:t xml:space="preserve">,</w:t>
-      </w:r>
-      <w:r>
-        <w:br/>
-      </w:r>
-      <w:r>
-        <w:rPr>
-          <w:rStyle w:val="NormalTok"/>
-        </w:rPr>
-        <w:t xml:space="preserve">                    </w:t>
-      </w:r>
-      <w:r>
-        <w:rPr>
-          <w:rStyle w:val="FunctionTok"/>
-        </w:rPr>
-        <w:t xml:space="preserve">{</w:t>
-      </w:r>
-      <w:r>
-        <w:br/>
-      </w:r>
-      <w:r>
-        <w:rPr>
-          <w:rStyle w:val="NormalTok"/>
-        </w:rPr>
-        <w:t xml:space="preserve">                        </w:t>
-      </w:r>
-      <w:r>
-        <w:rPr>
-          <w:rStyle w:val="DataTypeTok"/>
-        </w:rPr>
-        <w:t xml:space="preserve">"doubleValue"</w:t>
-      </w:r>
-      <w:r>
-        <w:rPr>
-          <w:rStyle w:val="FunctionTok"/>
-        </w:rPr>
-        <w:t xml:space="preserve">:</w:t>
-      </w:r>
-      <w:r>
-        <w:rPr>
-          <w:rStyle w:val="NormalTok"/>
-        </w:rPr>
-        <w:t xml:space="preserve"> </w:t>
-      </w:r>
-      <w:r>
-        <w:rPr>
-          <w:rStyle w:val="FloatTok"/>
-        </w:rPr>
-        <w:t xml:space="preserve">0.0</w:t>
-      </w:r>
-      <w:r>
-        <w:br/>
-      </w:r>
-      <w:r>
-        <w:rPr>
-          <w:rStyle w:val="NormalTok"/>
-        </w:rPr>
-        <w:t xml:space="preserve">                    </w:t>
-      </w:r>
-      <w:r>
-        <w:rPr>
-          <w:rStyle w:val="FunctionTok"/>
-        </w:rPr>
-        <w:t xml:space="preserve">}</w:t>
-      </w:r>
-      <w:r>
-        <w:br/>
-      </w:r>
-      <w:r>
-        <w:rPr>
-          <w:rStyle w:val="NormalTok"/>
-        </w:rPr>
-        <w:t xml:space="preserve">                </w:t>
-      </w:r>
-      <w:r>
-        <w:rPr>
-          <w:rStyle w:val="OtherTok"/>
-        </w:rPr>
-        <w:t xml:space="preserve">]</w:t>
-      </w:r>
-      <w:r>
-        <w:br/>
-      </w:r>
-      <w:r>
-        <w:rPr>
-          <w:rStyle w:val="NormalTok"/>
-        </w:rPr>
-        <w:t xml:space="preserve">            </w:t>
-      </w:r>
-      <w:r>
-        <w:rPr>
-          <w:rStyle w:val="FunctionTok"/>
-        </w:rPr>
-        <w:t xml:space="preserve">}</w:t>
-      </w:r>
-      <w:r>
-        <w:rPr>
-          <w:rStyle w:val="OtherTok"/>
-        </w:rPr>
-        <w:t xml:space="preserve">,</w:t>
-      </w:r>
-      <w:r>
-        <w:br/>
-      </w:r>
-      <w:r>
-        <w:rPr>
-          <w:rStyle w:val="NormalTok"/>
-        </w:rPr>
-        <w:t xml:space="preserve">            </w:t>
-      </w:r>
-      <w:r>
-        <w:rPr>
-          <w:rStyle w:val="FunctionTok"/>
-        </w:rPr>
-        <w:t xml:space="preserve">{</w:t>
-      </w:r>
-      <w:r>
-        <w:br/>
-      </w:r>
-      <w:r>
-        <w:rPr>
-          <w:rStyle w:val="NormalTok"/>
-        </w:rPr>
-        <w:t xml:space="preserve">                </w:t>
-      </w:r>
-      <w:r>
-        <w:rPr>
-          <w:rStyle w:val="DataTypeTok"/>
-        </w:rPr>
-        <w:t xml:space="preserve">"parameterDefinitionId"</w:t>
-      </w:r>
-      <w:r>
-        <w:rPr>
-          <w:rStyle w:val="FunctionTok"/>
-        </w:rPr>
-        <w:t xml:space="preserve">:</w:t>
-      </w:r>
-      <w:r>
-        <w:rPr>
-          <w:rStyle w:val="NormalTok"/>
-        </w:rPr>
-        <w:t xml:space="preserve"> </w:t>
-      </w:r>
-      <w:r>
-        <w:rPr>
-          <w:rStyle w:val="DecValTok"/>
-        </w:rPr>
-        <w:t xml:space="preserve">1</w:t>
-      </w:r>
-      <w:r>
-        <w:rPr>
-          <w:rStyle w:val="FunctionTok"/>
-        </w:rPr>
-        <w:t xml:space="preserve">,</w:t>
-      </w:r>
-      <w:r>
-        <w:br/>
-      </w:r>
-      <w:r>
-        <w:rPr>
-          <w:rStyle w:val="NormalTok"/>
-        </w:rPr>
-        <w:t xml:space="preserve">                </w:t>
-      </w:r>
-      <w:r>
-        <w:rPr>
-          <w:rStyle w:val="DataTypeTok"/>
-        </w:rPr>
-        <w:t xml:space="preserve">"time"</w:t>
-      </w:r>
-      <w:r>
-        <w:rPr>
-          <w:rStyle w:val="FunctionTok"/>
-        </w:rPr>
-        <w:t xml:space="preserve">:</w:t>
-      </w:r>
-      <w:r>
-        <w:rPr>
-          <w:rStyle w:val="NormalTok"/>
-        </w:rPr>
-        <w:t xml:space="preserve"> </w:t>
-      </w:r>
-      <w:r>
-        <w:rPr>
-          <w:rStyle w:val="StringTok"/>
-        </w:rPr>
-        <w:t xml:space="preserve">"2025-08-21T08:40:00Z"</w:t>
-      </w:r>
-      <w:r>
-        <w:rPr>
-          <w:rStyle w:val="FunctionTok"/>
-        </w:rPr>
-        <w:t xml:space="preserve">,</w:t>
-      </w:r>
-      <w:r>
-        <w:br/>
-      </w:r>
-      <w:r>
-        <w:rPr>
-          <w:rStyle w:val="NormalTok"/>
-        </w:rPr>
-        <w:t xml:space="preserve">                </w:t>
-      </w:r>
-      <w:r>
-        <w:rPr>
-          <w:rStyle w:val="DataTypeTok"/>
-        </w:rPr>
-        <w:t xml:space="preserve">"values"</w:t>
-      </w:r>
-      <w:r>
-        <w:rPr>
-          <w:rStyle w:val="FunctionTok"/>
-        </w:rPr>
-        <w:t xml:space="preserve">:</w:t>
-      </w:r>
-      <w:r>
-        <w:rPr>
-          <w:rStyle w:val="NormalTok"/>
-        </w:rPr>
-        <w:t xml:space="preserve"> </w:t>
-      </w:r>
-      <w:r>
-        <w:rPr>
-          <w:rStyle w:val="OtherTok"/>
-        </w:rPr>
-        <w:t xml:space="preserve">[</w:t>
-      </w:r>
-      <w:r>
-        <w:br/>
-      </w:r>
-      <w:r>
-        <w:rPr>
-          <w:rStyle w:val="NormalTok"/>
-        </w:rPr>
-        <w:t xml:space="preserve">                    </w:t>
-      </w:r>
-      <w:r>
-        <w:rPr>
-          <w:rStyle w:val="FunctionTok"/>
-        </w:rPr>
-        <w:t xml:space="preserve">{</w:t>
-      </w:r>
-      <w:r>
-        <w:br/>
-      </w:r>
-      <w:r>
-        <w:rPr>
-          <w:rStyle w:val="NormalTok"/>
-        </w:rPr>
-        <w:t xml:space="preserve">                        </w:t>
-      </w:r>
-      <w:r>
-        <w:rPr>
-          <w:rStyle w:val="DataTypeTok"/>
-        </w:rPr>
-        <w:t xml:space="preserve">"doubleValue"</w:t>
-      </w:r>
-      <w:r>
-        <w:rPr>
-          <w:rStyle w:val="FunctionTok"/>
-        </w:rPr>
-        <w:t xml:space="preserve">:</w:t>
-      </w:r>
-      <w:r>
-        <w:rPr>
-          <w:rStyle w:val="NormalTok"/>
-        </w:rPr>
-        <w:t xml:space="preserve"> </w:t>
-      </w:r>
-      <w:r>
-        <w:rPr>
-          <w:rStyle w:val="FloatTok"/>
-        </w:rPr>
-        <w:t xml:space="preserve">3.43</w:t>
-      </w:r>
-      <w:r>
-        <w:br/>
-      </w:r>
-      <w:r>
-        <w:rPr>
-          <w:rStyle w:val="NormalTok"/>
-        </w:rPr>
-        <w:t xml:space="preserve">                    </w:t>
-      </w:r>
-      <w:r>
-        <w:rPr>
-          <w:rStyle w:val="FunctionTok"/>
-        </w:rPr>
-        <w:t xml:space="preserve">}</w:t>
-      </w:r>
-      <w:r>
-        <w:rPr>
-          <w:rStyle w:val="OtherTok"/>
-        </w:rPr>
-        <w:t xml:space="preserve">,</w:t>
-      </w:r>
-      <w:r>
-        <w:br/>
-      </w:r>
-      <w:r>
-        <w:rPr>
-          <w:rStyle w:val="NormalTok"/>
-        </w:rPr>
-        <w:t xml:space="preserve">                    </w:t>
-      </w:r>
-      <w:r>
-        <w:rPr>
-          <w:rStyle w:val="FunctionTok"/>
-        </w:rPr>
-        <w:t xml:space="preserve">{</w:t>
-      </w:r>
-      <w:r>
-        <w:br/>
-      </w:r>
-      <w:r>
-        <w:rPr>
-          <w:rStyle w:val="NormalTok"/>
-        </w:rPr>
-        <w:t xml:space="preserve">                        </w:t>
-      </w:r>
-      <w:r>
-        <w:rPr>
-          <w:rStyle w:val="DataTypeTok"/>
-        </w:rPr>
-        <w:t xml:space="preserve">"doubleValue"</w:t>
-      </w:r>
-      <w:r>
-        <w:rPr>
-          <w:rStyle w:val="FunctionTok"/>
-        </w:rPr>
-        <w:t xml:space="preserve">:</w:t>
-      </w:r>
-      <w:r>
-        <w:rPr>
-          <w:rStyle w:val="NormalTok"/>
-        </w:rPr>
-        <w:t xml:space="preserve"> </w:t>
-      </w:r>
-      <w:r>
-        <w:rPr>
-          <w:rStyle w:val="FloatTok"/>
-        </w:rPr>
-        <w:t xml:space="preserve">0.0</w:t>
-      </w:r>
-      <w:r>
-        <w:br/>
-      </w:r>
-      <w:r>
-        <w:rPr>
-          <w:rStyle w:val="NormalTok"/>
-        </w:rPr>
-        <w:t xml:space="preserve">                    </w:t>
-      </w:r>
-      <w:r>
-        <w:rPr>
-          <w:rStyle w:val="FunctionTok"/>
-        </w:rPr>
-        <w:t xml:space="preserve">}</w:t>
-      </w:r>
-      <w:r>
-        <w:br/>
-      </w:r>
-      <w:r>
-        <w:rPr>
-          <w:rStyle w:val="NormalTok"/>
-        </w:rPr>
-        <w:t xml:space="preserve">                </w:t>
-      </w:r>
-      <w:r>
-        <w:rPr>
-          <w:rStyle w:val="OtherTok"/>
-        </w:rPr>
-        <w:t xml:space="preserve">]</w:t>
-      </w:r>
-      <w:r>
-        <w:br/>
-      </w:r>
-      <w:r>
-        <w:rPr>
-          <w:rStyle w:val="NormalTok"/>
-        </w:rPr>
-        <w:t xml:space="preserve">            </w:t>
-      </w:r>
-      <w:r>
-        <w:rPr>
-          <w:rStyle w:val="FunctionTok"/>
-        </w:rPr>
-        <w:t xml:space="preserve">}</w:t>
-      </w:r>
-      <w:r>
-        <w:rPr>
-          <w:rStyle w:val="OtherTok"/>
-        </w:rPr>
-        <w:t xml:space="preserve">,</w:t>
-      </w:r>
-      <w:r>
-        <w:br/>
-      </w:r>
-      <w:r>
-        <w:rPr>
-          <w:rStyle w:val="NormalTok"/>
-        </w:rPr>
-        <w:t xml:space="preserve">            </w:t>
-      </w:r>
-      <w:r>
-        <w:rPr>
-          <w:rStyle w:val="FunctionTok"/>
-        </w:rPr>
-        <w:t xml:space="preserve">{</w:t>
-      </w:r>
-      <w:r>
-        <w:br/>
-      </w:r>
-      <w:r>
-        <w:rPr>
-          <w:rStyle w:val="NormalTok"/>
-        </w:rPr>
-        <w:t xml:space="preserve">                </w:t>
-      </w:r>
-      <w:r>
-        <w:rPr>
-          <w:rStyle w:val="DataTypeTok"/>
-        </w:rPr>
-        <w:t xml:space="preserve">"parameterDefinitionId"</w:t>
-      </w:r>
-      <w:r>
-        <w:rPr>
-          <w:rStyle w:val="FunctionTok"/>
-        </w:rPr>
-        <w:t xml:space="preserve">:</w:t>
-      </w:r>
-      <w:r>
-        <w:rPr>
-          <w:rStyle w:val="NormalTok"/>
-        </w:rPr>
-        <w:t xml:space="preserve"> </w:t>
-      </w:r>
-      <w:r>
-        <w:rPr>
-          <w:rStyle w:val="DecValTok"/>
-        </w:rPr>
-        <w:t xml:space="preserve">1</w:t>
-      </w:r>
-      <w:r>
-        <w:rPr>
-          <w:rStyle w:val="FunctionTok"/>
-        </w:rPr>
-        <w:t xml:space="preserve">,</w:t>
-      </w:r>
-      <w:r>
-        <w:br/>
-      </w:r>
-      <w:r>
-        <w:rPr>
-          <w:rStyle w:val="NormalTok"/>
-        </w:rPr>
-        <w:t xml:space="preserve">                </w:t>
-      </w:r>
-      <w:r>
-        <w:rPr>
-          <w:rStyle w:val="DataTypeTok"/>
-        </w:rPr>
-        <w:t xml:space="preserve">"time"</w:t>
-      </w:r>
-      <w:r>
-        <w:rPr>
-          <w:rStyle w:val="FunctionTok"/>
-        </w:rPr>
-        <w:t xml:space="preserve">:</w:t>
-      </w:r>
-      <w:r>
-        <w:rPr>
-          <w:rStyle w:val="NormalTok"/>
-        </w:rPr>
-        <w:t xml:space="preserve"> </w:t>
-      </w:r>
-      <w:r>
-        <w:rPr>
-          <w:rStyle w:val="StringTok"/>
-        </w:rPr>
-        <w:t xml:space="preserve">"2025-08-21T08:50:00Z"</w:t>
-      </w:r>
-      <w:r>
-        <w:rPr>
-          <w:rStyle w:val="FunctionTok"/>
-        </w:rPr>
-        <w:t xml:space="preserve">,</w:t>
-      </w:r>
-      <w:r>
-        <w:br/>
-      </w:r>
-      <w:r>
-        <w:rPr>
-          <w:rStyle w:val="NormalTok"/>
-        </w:rPr>
-        <w:t xml:space="preserve">                </w:t>
-      </w:r>
-      <w:r>
-        <w:rPr>
-          <w:rStyle w:val="DataTypeTok"/>
-        </w:rPr>
-        <w:t xml:space="preserve">"values"</w:t>
-      </w:r>
-      <w:r>
-        <w:rPr>
-          <w:rStyle w:val="FunctionTok"/>
-        </w:rPr>
-        <w:t xml:space="preserve">:</w:t>
-      </w:r>
-      <w:r>
-        <w:rPr>
-          <w:rStyle w:val="NormalTok"/>
-        </w:rPr>
-        <w:t xml:space="preserve"> </w:t>
-      </w:r>
-      <w:r>
-        <w:rPr>
-          <w:rStyle w:val="OtherTok"/>
-        </w:rPr>
-        <w:t xml:space="preserve">[</w:t>
-      </w:r>
-      <w:r>
-        <w:br/>
-      </w:r>
-      <w:r>
-        <w:rPr>
-          <w:rStyle w:val="NormalTok"/>
-        </w:rPr>
-        <w:t xml:space="preserve">                    </w:t>
-      </w:r>
-      <w:r>
-        <w:rPr>
-          <w:rStyle w:val="FunctionTok"/>
-        </w:rPr>
-        <w:t xml:space="preserve">{</w:t>
-      </w:r>
-      <w:r>
-        <w:br/>
-      </w:r>
-      <w:r>
-        <w:rPr>
-          <w:rStyle w:val="NormalTok"/>
-        </w:rPr>
-        <w:t xml:space="preserve">                        </w:t>
-      </w:r>
-      <w:r>
-        <w:rPr>
-          <w:rStyle w:val="DataTypeTok"/>
-        </w:rPr>
-        <w:t xml:space="preserve">"doubleValue"</w:t>
-      </w:r>
-      <w:r>
-        <w:rPr>
-          <w:rStyle w:val="FunctionTok"/>
-        </w:rPr>
-        <w:t xml:space="preserve">:</w:t>
-      </w:r>
-      <w:r>
-        <w:rPr>
-          <w:rStyle w:val="NormalTok"/>
-        </w:rPr>
-        <w:t xml:space="preserve"> </w:t>
-      </w:r>
-      <w:r>
-        <w:rPr>
-          <w:rStyle w:val="FloatTok"/>
-        </w:rPr>
-        <w:t xml:space="preserve">3.52</w:t>
-      </w:r>
-      <w:r>
-        <w:br/>
-      </w:r>
-      <w:r>
-        <w:rPr>
-          <w:rStyle w:val="NormalTok"/>
-        </w:rPr>
-        <w:t xml:space="preserve">                    </w:t>
-      </w:r>
-      <w:r>
-        <w:rPr>
-          <w:rStyle w:val="FunctionTok"/>
-        </w:rPr>
-        <w:t xml:space="preserve">}</w:t>
-      </w:r>
-      <w:r>
-        <w:rPr>
-          <w:rStyle w:val="OtherTok"/>
-        </w:rPr>
-        <w:t xml:space="preserve">,</w:t>
-      </w:r>
-      <w:r>
-        <w:br/>
-      </w:r>
-      <w:r>
-        <w:rPr>
-          <w:rStyle w:val="NormalTok"/>
-        </w:rPr>
-        <w:t xml:space="preserve">                    </w:t>
-      </w:r>
-      <w:r>
-        <w:rPr>
-          <w:rStyle w:val="FunctionTok"/>
-        </w:rPr>
-        <w:t xml:space="preserve">{</w:t>
-      </w:r>
-      <w:r>
-        <w:br/>
-      </w:r>
-      <w:r>
-        <w:rPr>
-          <w:rStyle w:val="NormalTok"/>
-        </w:rPr>
-        <w:t xml:space="preserve">                        </w:t>
-      </w:r>
-      <w:r>
-        <w:rPr>
-          <w:rStyle w:val="DataTypeTok"/>
-        </w:rPr>
-        <w:t xml:space="preserve">"doubleValue"</w:t>
-      </w:r>
-      <w:r>
-        <w:rPr>
-          <w:rStyle w:val="FunctionTok"/>
-        </w:rPr>
-        <w:t xml:space="preserve">:</w:t>
-      </w:r>
-      <w:r>
-        <w:rPr>
-          <w:rStyle w:val="NormalTok"/>
-        </w:rPr>
-        <w:t xml:space="preserve"> </w:t>
-      </w:r>
-      <w:r>
-        <w:rPr>
-          <w:rStyle w:val="FloatTok"/>
-        </w:rPr>
-        <w:t xml:space="preserve">3.1</w:t>
-      </w:r>
-      <w:r>
-        <w:br/>
-      </w:r>
-      <w:r>
-        <w:rPr>
-          <w:rStyle w:val="NormalTok"/>
-        </w:rPr>
-        <w:t xml:space="preserve">                    </w:t>
-      </w:r>
-      <w:r>
-        <w:rPr>
-          <w:rStyle w:val="FunctionTok"/>
-        </w:rPr>
-        <w:t xml:space="preserve">}</w:t>
-      </w:r>
-      <w:r>
-        <w:br/>
-      </w:r>
-      <w:r>
-        <w:rPr>
-          <w:rStyle w:val="NormalTok"/>
-        </w:rPr>
-        <w:t xml:space="preserve">                </w:t>
-      </w:r>
-      <w:r>
-        <w:rPr>
-          <w:rStyle w:val="OtherTok"/>
-        </w:rPr>
-        <w:t xml:space="preserve">]</w:t>
-      </w:r>
-      <w:r>
-        <w:br/>
-      </w:r>
-      <w:r>
-        <w:rPr>
-          <w:rStyle w:val="NormalTok"/>
-        </w:rPr>
-        <w:t xml:space="preserve">            </w:t>
-      </w:r>
-      <w:r>
-        <w:rPr>
-          <w:rStyle w:val="FunctionTok"/>
-        </w:rPr>
-        <w:t xml:space="preserve">}</w:t>
-      </w:r>
-      <w:r>
-        <w:br/>
-      </w:r>
-      <w:r>
-        <w:rPr>
-          <w:rStyle w:val="NormalTok"/>
-        </w:rPr>
-        <w:t xml:space="preserve">        </w:t>
-      </w:r>
-      <w:r>
-        <w:rPr>
-          <w:rStyle w:val="OtherTok"/>
-        </w:rPr>
-        <w:t xml:space="preserve">]</w:t>
-      </w:r>
-      <w:r>
-        <w:br/>
-      </w:r>
-      <w:r>
-        <w:rPr>
-          <w:rStyle w:val="NormalTok"/>
-        </w:rPr>
-        <w:t xml:space="preserve">    </w:t>
-      </w:r>
-      <w:r>
-        <w:rPr>
-          <w:rStyle w:val="FunctionTok"/>
-        </w:rPr>
-        <w:t xml:space="preserve">}</w:t>
-      </w:r>
-      <w:r>
-        <w:br/>
-      </w:r>
-      <w:r>
-        <w:rPr>
-          <w:rStyle w:val="FunctionTok"/>
-        </w:rPr>
-        <w:t xml:space="preserve">}</w:t>
-      </w:r>
-    </w:p>
-    <w:bookmarkEnd w:id="113"/>
-    <w:bookmarkStart w:id="114" w:name="Xbb398be7af3d39d057a6ad565684f67e2e8badc"/>
-    <w:p>
-      <w:pPr>
-        <w:pStyle w:val="Heading3"/>
-      </w:pPr>
-      <w:r>
-        <w:t xml:space="preserve">Meteorological station</w:t>
-      </w:r>
-    </w:p>
-    <w:p>
-      <w:pPr>
-        <w:pStyle w:val="FirstParagraph"/>
-      </w:pPr>
-      <w:r>
-        <w:t xml:space="preserve">This example shows a typical automatic weather station located in central Europe.</w:t>
       </w:r>
     </w:p>
     <w:p>
@@ -13822,18 +11730,7 @@
         </w:numPr>
       </w:pPr>
       <w:r>
-        <w:t xml:space="preserve">Node: Campbell CR3000 recording weather data plus internal system status.</w:t>
-      </w:r>
-    </w:p>
-    <w:p>
-      <w:pPr>
-        <w:numPr>
-          <w:ilvl w:val="0"/>
-          <w:numId w:val="1012"/>
-        </w:numPr>
-      </w:pPr>
-      <w:r>
-        <w:t xml:space="preserve">Observers: Vaisala WXT536 measuring meteorological parameters.</w:t>
+        <w:t xml:space="preserve">Observers: Geolux Radar (water level) and OTT Pluvio² (rainfall).</w:t>
       </w:r>
     </w:p>
     <w:p>
@@ -13852,7 +11749,7 @@
         </w:numPr>
       </w:pPr>
       <w:r>
-        <w:t xml:space="preserve">Weather parameters: air temperature, humidity, pressure, wind, rainfall.</w:t>
+        <w:t xml:space="preserve">Measures critical hydrological parameters: water level and rainfall intensity.</w:t>
       </w:r>
     </w:p>
     <w:p>
@@ -13863,7 +11760,7 @@
         </w:numPr>
       </w:pPr>
       <w:r>
-        <w:t xml:space="preserve">The datalogger monitors battery voltage, solar input, and logger temperature.</w:t>
+        <w:t xml:space="preserve">Data is grouped under a single parameter definition since all values represent hydrological measurements.</w:t>
       </w:r>
     </w:p>
     <w:p>
@@ -13874,7 +11771,7 @@
         </w:numPr>
       </w:pPr>
       <w:r>
-        <w:t xml:space="preserve">The data block groups meteorological parameters and logger health separately.</w:t>
+        <w:t xml:space="preserve">Metadata is minimal — there is no firmware version or serial number information from the observer instruments.</w:t>
       </w:r>
     </w:p>
     <w:p>
@@ -13885,6 +11782,2298 @@
         </w:numPr>
       </w:pPr>
       <w:r>
+        <w:t xml:space="preserve">The sample data payload contains three measurements taken 10 minutes apart.</w:t>
+      </w:r>
+    </w:p>
+    <w:p>
+      <w:pPr>
+        <w:pStyle w:val="FirstParagraph"/>
+      </w:pPr>
+      <w:r>
+        <w:rPr>
+          <w:bCs/>
+          <w:b/>
+        </w:rPr>
+        <w:t xml:space="preserve">FirstMileMessage (metadata)</w:t>
+      </w:r>
+    </w:p>
+    <w:p>
+      <w:pPr>
+        <w:pStyle w:val="SourceCode"/>
+      </w:pPr>
+      <w:r>
+        <w:rPr>
+          <w:rStyle w:val="FunctionTok"/>
+        </w:rPr>
+        <w:t xml:space="preserve">{</w:t>
+      </w:r>
+      <w:r>
+        <w:br/>
+      </w:r>
+      <w:r>
+        <w:rPr>
+          <w:rStyle w:val="NormalTok"/>
+        </w:rPr>
+        <w:t xml:space="preserve">    </w:t>
+      </w:r>
+      <w:r>
+        <w:rPr>
+          <w:rStyle w:val="DataTypeTok"/>
+        </w:rPr>
+        <w:t xml:space="preserve">"metadata"</w:t>
+      </w:r>
+      <w:r>
+        <w:rPr>
+          <w:rStyle w:val="FunctionTok"/>
+        </w:rPr>
+        <w:t xml:space="preserve">:</w:t>
+      </w:r>
+      <w:r>
+        <w:rPr>
+          <w:rStyle w:val="NormalTok"/>
+        </w:rPr>
+        <w:t xml:space="preserve"> </w:t>
+      </w:r>
+      <w:r>
+        <w:rPr>
+          <w:rStyle w:val="FunctionTok"/>
+        </w:rPr>
+        <w:t xml:space="preserve">{</w:t>
+      </w:r>
+      <w:r>
+        <w:br/>
+      </w:r>
+      <w:r>
+        <w:rPr>
+          <w:rStyle w:val="NormalTok"/>
+        </w:rPr>
+        <w:t xml:space="preserve">        </w:t>
+      </w:r>
+      <w:r>
+        <w:rPr>
+          <w:rStyle w:val="DataTypeTok"/>
+        </w:rPr>
+        <w:t xml:space="preserve">"node"</w:t>
+      </w:r>
+      <w:r>
+        <w:rPr>
+          <w:rStyle w:val="FunctionTok"/>
+        </w:rPr>
+        <w:t xml:space="preserve">:</w:t>
+      </w:r>
+      <w:r>
+        <w:rPr>
+          <w:rStyle w:val="NormalTok"/>
+        </w:rPr>
+        <w:t xml:space="preserve"> </w:t>
+      </w:r>
+      <w:r>
+        <w:rPr>
+          <w:rStyle w:val="FunctionTok"/>
+        </w:rPr>
+        <w:t xml:space="preserve">{</w:t>
+      </w:r>
+      <w:r>
+        <w:br/>
+      </w:r>
+      <w:r>
+        <w:rPr>
+          <w:rStyle w:val="NormalTok"/>
+        </w:rPr>
+        <w:t xml:space="preserve">            </w:t>
+      </w:r>
+      <w:r>
+        <w:rPr>
+          <w:rStyle w:val="DataTypeTok"/>
+        </w:rPr>
+        <w:t xml:space="preserve">"name"</w:t>
+      </w:r>
+      <w:r>
+        <w:rPr>
+          <w:rStyle w:val="FunctionTok"/>
+        </w:rPr>
+        <w:t xml:space="preserve">:</w:t>
+      </w:r>
+      <w:r>
+        <w:rPr>
+          <w:rStyle w:val="NormalTok"/>
+        </w:rPr>
+        <w:t xml:space="preserve"> </w:t>
+      </w:r>
+      <w:r>
+        <w:rPr>
+          <w:rStyle w:val="StringTok"/>
+        </w:rPr>
+        <w:t xml:space="preserve">"Hydro-Station-02"</w:t>
+      </w:r>
+      <w:r>
+        <w:rPr>
+          <w:rStyle w:val="FunctionTok"/>
+        </w:rPr>
+        <w:t xml:space="preserve">,</w:t>
+      </w:r>
+      <w:r>
+        <w:br/>
+      </w:r>
+      <w:r>
+        <w:rPr>
+          <w:rStyle w:val="NormalTok"/>
+        </w:rPr>
+        <w:t xml:space="preserve">            </w:t>
+      </w:r>
+      <w:r>
+        <w:rPr>
+          <w:rStyle w:val="DataTypeTok"/>
+        </w:rPr>
+        <w:t xml:space="preserve">"serialNumber"</w:t>
+      </w:r>
+      <w:r>
+        <w:rPr>
+          <w:rStyle w:val="FunctionTok"/>
+        </w:rPr>
+        <w:t xml:space="preserve">:</w:t>
+      </w:r>
+      <w:r>
+        <w:rPr>
+          <w:rStyle w:val="NormalTok"/>
+        </w:rPr>
+        <w:t xml:space="preserve"> </w:t>
+      </w:r>
+      <w:r>
+        <w:rPr>
+          <w:rStyle w:val="StringTok"/>
+        </w:rPr>
+        <w:t xml:space="preserve">"HYDSTN002-2025"</w:t>
+      </w:r>
+      <w:r>
+        <w:br/>
+      </w:r>
+      <w:r>
+        <w:rPr>
+          <w:rStyle w:val="NormalTok"/>
+        </w:rPr>
+        <w:t xml:space="preserve">        </w:t>
+      </w:r>
+      <w:r>
+        <w:rPr>
+          <w:rStyle w:val="FunctionTok"/>
+        </w:rPr>
+        <w:t xml:space="preserve">},</w:t>
+      </w:r>
+      <w:r>
+        <w:br/>
+      </w:r>
+      <w:r>
+        <w:rPr>
+          <w:rStyle w:val="NormalTok"/>
+        </w:rPr>
+        <w:t xml:space="preserve">        </w:t>
+      </w:r>
+      <w:r>
+        <w:rPr>
+          <w:rStyle w:val="DataTypeTok"/>
+        </w:rPr>
+        <w:t xml:space="preserve">"observers"</w:t>
+      </w:r>
+      <w:r>
+        <w:rPr>
+          <w:rStyle w:val="FunctionTok"/>
+        </w:rPr>
+        <w:t xml:space="preserve">:</w:t>
+      </w:r>
+      <w:r>
+        <w:rPr>
+          <w:rStyle w:val="NormalTok"/>
+        </w:rPr>
+        <w:t xml:space="preserve"> </w:t>
+      </w:r>
+      <w:r>
+        <w:rPr>
+          <w:rStyle w:val="OtherTok"/>
+        </w:rPr>
+        <w:t xml:space="preserve">[</w:t>
+      </w:r>
+      <w:r>
+        <w:br/>
+      </w:r>
+      <w:r>
+        <w:rPr>
+          <w:rStyle w:val="NormalTok"/>
+        </w:rPr>
+        <w:t xml:space="preserve">            </w:t>
+      </w:r>
+      <w:r>
+        <w:rPr>
+          <w:rStyle w:val="FunctionTok"/>
+        </w:rPr>
+        <w:t xml:space="preserve">{</w:t>
+      </w:r>
+      <w:r>
+        <w:br/>
+      </w:r>
+      <w:r>
+        <w:rPr>
+          <w:rStyle w:val="NormalTok"/>
+        </w:rPr>
+        <w:t xml:space="preserve">                </w:t>
+      </w:r>
+      <w:r>
+        <w:rPr>
+          <w:rStyle w:val="DataTypeTok"/>
+        </w:rPr>
+        <w:t xml:space="preserve">"id"</w:t>
+      </w:r>
+      <w:r>
+        <w:rPr>
+          <w:rStyle w:val="FunctionTok"/>
+        </w:rPr>
+        <w:t xml:space="preserve">:</w:t>
+      </w:r>
+      <w:r>
+        <w:rPr>
+          <w:rStyle w:val="NormalTok"/>
+        </w:rPr>
+        <w:t xml:space="preserve"> </w:t>
+      </w:r>
+      <w:r>
+        <w:rPr>
+          <w:rStyle w:val="DecValTok"/>
+        </w:rPr>
+        <w:t xml:space="preserve">1</w:t>
+      </w:r>
+      <w:r>
+        <w:rPr>
+          <w:rStyle w:val="FunctionTok"/>
+        </w:rPr>
+        <w:t xml:space="preserve">,</w:t>
+      </w:r>
+      <w:r>
+        <w:br/>
+      </w:r>
+      <w:r>
+        <w:rPr>
+          <w:rStyle w:val="NormalTok"/>
+        </w:rPr>
+        <w:t xml:space="preserve">                </w:t>
+      </w:r>
+      <w:r>
+        <w:rPr>
+          <w:rStyle w:val="DataTypeTok"/>
+        </w:rPr>
+        <w:t xml:space="preserve">"name"</w:t>
+      </w:r>
+      <w:r>
+        <w:rPr>
+          <w:rStyle w:val="FunctionTok"/>
+        </w:rPr>
+        <w:t xml:space="preserve">:</w:t>
+      </w:r>
+      <w:r>
+        <w:rPr>
+          <w:rStyle w:val="NormalTok"/>
+        </w:rPr>
+        <w:t xml:space="preserve"> </w:t>
+      </w:r>
+      <w:r>
+        <w:rPr>
+          <w:rStyle w:val="StringTok"/>
+        </w:rPr>
+        <w:t xml:space="preserve">"Geolux LX-80 Radar Level Sensor"</w:t>
+      </w:r>
+      <w:r>
+        <w:br/>
+      </w:r>
+      <w:r>
+        <w:rPr>
+          <w:rStyle w:val="NormalTok"/>
+        </w:rPr>
+        <w:t xml:space="preserve">            </w:t>
+      </w:r>
+      <w:r>
+        <w:rPr>
+          <w:rStyle w:val="FunctionTok"/>
+        </w:rPr>
+        <w:t xml:space="preserve">}</w:t>
+      </w:r>
+      <w:r>
+        <w:rPr>
+          <w:rStyle w:val="OtherTok"/>
+        </w:rPr>
+        <w:t xml:space="preserve">,</w:t>
+      </w:r>
+      <w:r>
+        <w:br/>
+      </w:r>
+      <w:r>
+        <w:rPr>
+          <w:rStyle w:val="NormalTok"/>
+        </w:rPr>
+        <w:t xml:space="preserve">            </w:t>
+      </w:r>
+      <w:r>
+        <w:rPr>
+          <w:rStyle w:val="FunctionTok"/>
+        </w:rPr>
+        <w:t xml:space="preserve">{</w:t>
+      </w:r>
+      <w:r>
+        <w:br/>
+      </w:r>
+      <w:r>
+        <w:rPr>
+          <w:rStyle w:val="NormalTok"/>
+        </w:rPr>
+        <w:t xml:space="preserve">                </w:t>
+      </w:r>
+      <w:r>
+        <w:rPr>
+          <w:rStyle w:val="DataTypeTok"/>
+        </w:rPr>
+        <w:t xml:space="preserve">"id"</w:t>
+      </w:r>
+      <w:r>
+        <w:rPr>
+          <w:rStyle w:val="FunctionTok"/>
+        </w:rPr>
+        <w:t xml:space="preserve">:</w:t>
+      </w:r>
+      <w:r>
+        <w:rPr>
+          <w:rStyle w:val="NormalTok"/>
+        </w:rPr>
+        <w:t xml:space="preserve"> </w:t>
+      </w:r>
+      <w:r>
+        <w:rPr>
+          <w:rStyle w:val="DecValTok"/>
+        </w:rPr>
+        <w:t xml:space="preserve">2</w:t>
+      </w:r>
+      <w:r>
+        <w:rPr>
+          <w:rStyle w:val="FunctionTok"/>
+        </w:rPr>
+        <w:t xml:space="preserve">,</w:t>
+      </w:r>
+      <w:r>
+        <w:br/>
+      </w:r>
+      <w:r>
+        <w:rPr>
+          <w:rStyle w:val="NormalTok"/>
+        </w:rPr>
+        <w:t xml:space="preserve">                </w:t>
+      </w:r>
+      <w:r>
+        <w:rPr>
+          <w:rStyle w:val="DataTypeTok"/>
+        </w:rPr>
+        <w:t xml:space="preserve">"name"</w:t>
+      </w:r>
+      <w:r>
+        <w:rPr>
+          <w:rStyle w:val="FunctionTok"/>
+        </w:rPr>
+        <w:t xml:space="preserve">:</w:t>
+      </w:r>
+      <w:r>
+        <w:rPr>
+          <w:rStyle w:val="NormalTok"/>
+        </w:rPr>
+        <w:t xml:space="preserve"> </w:t>
+      </w:r>
+      <w:r>
+        <w:rPr>
+          <w:rStyle w:val="StringTok"/>
+        </w:rPr>
+        <w:t xml:space="preserve">"OTT Pluvio² Rain Gauge"</w:t>
+      </w:r>
+      <w:r>
+        <w:br/>
+      </w:r>
+      <w:r>
+        <w:rPr>
+          <w:rStyle w:val="NormalTok"/>
+        </w:rPr>
+        <w:t xml:space="preserve">            </w:t>
+      </w:r>
+      <w:r>
+        <w:rPr>
+          <w:rStyle w:val="FunctionTok"/>
+        </w:rPr>
+        <w:t xml:space="preserve">}</w:t>
+      </w:r>
+      <w:r>
+        <w:br/>
+      </w:r>
+      <w:r>
+        <w:rPr>
+          <w:rStyle w:val="NormalTok"/>
+        </w:rPr>
+        <w:t xml:space="preserve">        </w:t>
+      </w:r>
+      <w:r>
+        <w:rPr>
+          <w:rStyle w:val="OtherTok"/>
+        </w:rPr>
+        <w:t xml:space="preserve">]</w:t>
+      </w:r>
+      <w:r>
+        <w:rPr>
+          <w:rStyle w:val="FunctionTok"/>
+        </w:rPr>
+        <w:t xml:space="preserve">,</w:t>
+      </w:r>
+      <w:r>
+        <w:br/>
+      </w:r>
+      <w:r>
+        <w:rPr>
+          <w:rStyle w:val="NormalTok"/>
+        </w:rPr>
+        <w:t xml:space="preserve">        </w:t>
+      </w:r>
+      <w:r>
+        <w:rPr>
+          <w:rStyle w:val="DataTypeTok"/>
+        </w:rPr>
+        <w:t xml:space="preserve">"parameterDefinitions"</w:t>
+      </w:r>
+      <w:r>
+        <w:rPr>
+          <w:rStyle w:val="FunctionTok"/>
+        </w:rPr>
+        <w:t xml:space="preserve">:</w:t>
+      </w:r>
+      <w:r>
+        <w:rPr>
+          <w:rStyle w:val="NormalTok"/>
+        </w:rPr>
+        <w:t xml:space="preserve"> </w:t>
+      </w:r>
+      <w:r>
+        <w:rPr>
+          <w:rStyle w:val="OtherTok"/>
+        </w:rPr>
+        <w:t xml:space="preserve">[</w:t>
+      </w:r>
+      <w:r>
+        <w:br/>
+      </w:r>
+      <w:r>
+        <w:rPr>
+          <w:rStyle w:val="NormalTok"/>
+        </w:rPr>
+        <w:t xml:space="preserve">            </w:t>
+      </w:r>
+      <w:r>
+        <w:rPr>
+          <w:rStyle w:val="FunctionTok"/>
+        </w:rPr>
+        <w:t xml:space="preserve">{</w:t>
+      </w:r>
+      <w:r>
+        <w:br/>
+      </w:r>
+      <w:r>
+        <w:rPr>
+          <w:rStyle w:val="NormalTok"/>
+        </w:rPr>
+        <w:t xml:space="preserve">                </w:t>
+      </w:r>
+      <w:r>
+        <w:rPr>
+          <w:rStyle w:val="DataTypeTok"/>
+        </w:rPr>
+        <w:t xml:space="preserve">"id"</w:t>
+      </w:r>
+      <w:r>
+        <w:rPr>
+          <w:rStyle w:val="FunctionTok"/>
+        </w:rPr>
+        <w:t xml:space="preserve">:</w:t>
+      </w:r>
+      <w:r>
+        <w:rPr>
+          <w:rStyle w:val="NormalTok"/>
+        </w:rPr>
+        <w:t xml:space="preserve"> </w:t>
+      </w:r>
+      <w:r>
+        <w:rPr>
+          <w:rStyle w:val="DecValTok"/>
+        </w:rPr>
+        <w:t xml:space="preserve">1</w:t>
+      </w:r>
+      <w:r>
+        <w:rPr>
+          <w:rStyle w:val="FunctionTok"/>
+        </w:rPr>
+        <w:t xml:space="preserve">,</w:t>
+      </w:r>
+      <w:r>
+        <w:br/>
+      </w:r>
+      <w:r>
+        <w:rPr>
+          <w:rStyle w:val="NormalTok"/>
+        </w:rPr>
+        <w:t xml:space="preserve">                </w:t>
+      </w:r>
+      <w:r>
+        <w:rPr>
+          <w:rStyle w:val="DataTypeTok"/>
+        </w:rPr>
+        <w:t xml:space="preserve">"description"</w:t>
+      </w:r>
+      <w:r>
+        <w:rPr>
+          <w:rStyle w:val="FunctionTok"/>
+        </w:rPr>
+        <w:t xml:space="preserve">:</w:t>
+      </w:r>
+      <w:r>
+        <w:rPr>
+          <w:rStyle w:val="NormalTok"/>
+        </w:rPr>
+        <w:t xml:space="preserve"> </w:t>
+      </w:r>
+      <w:r>
+        <w:rPr>
+          <w:rStyle w:val="StringTok"/>
+        </w:rPr>
+        <w:t xml:space="preserve">"Hydrological parameters"</w:t>
+      </w:r>
+      <w:r>
+        <w:rPr>
+          <w:rStyle w:val="FunctionTok"/>
+        </w:rPr>
+        <w:t xml:space="preserve">,</w:t>
+      </w:r>
+      <w:r>
+        <w:br/>
+      </w:r>
+      <w:r>
+        <w:rPr>
+          <w:rStyle w:val="NormalTok"/>
+        </w:rPr>
+        <w:t xml:space="preserve">                </w:t>
+      </w:r>
+      <w:r>
+        <w:rPr>
+          <w:rStyle w:val="DataTypeTok"/>
+        </w:rPr>
+        <w:t xml:space="preserve">"parameters"</w:t>
+      </w:r>
+      <w:r>
+        <w:rPr>
+          <w:rStyle w:val="FunctionTok"/>
+        </w:rPr>
+        <w:t xml:space="preserve">:</w:t>
+      </w:r>
+      <w:r>
+        <w:rPr>
+          <w:rStyle w:val="NormalTok"/>
+        </w:rPr>
+        <w:t xml:space="preserve"> </w:t>
+      </w:r>
+      <w:r>
+        <w:rPr>
+          <w:rStyle w:val="OtherTok"/>
+        </w:rPr>
+        <w:t xml:space="preserve">[</w:t>
+      </w:r>
+      <w:r>
+        <w:br/>
+      </w:r>
+      <w:r>
+        <w:rPr>
+          <w:rStyle w:val="NormalTok"/>
+        </w:rPr>
+        <w:t xml:space="preserve">                    </w:t>
+      </w:r>
+      <w:r>
+        <w:rPr>
+          <w:rStyle w:val="FunctionTok"/>
+        </w:rPr>
+        <w:t xml:space="preserve">{</w:t>
+      </w:r>
+      <w:r>
+        <w:br/>
+      </w:r>
+      <w:r>
+        <w:rPr>
+          <w:rStyle w:val="NormalTok"/>
+        </w:rPr>
+        <w:t xml:space="preserve">                        </w:t>
+      </w:r>
+      <w:r>
+        <w:rPr>
+          <w:rStyle w:val="DataTypeTok"/>
+        </w:rPr>
+        <w:t xml:space="preserve">"longName"</w:t>
+      </w:r>
+      <w:r>
+        <w:rPr>
+          <w:rStyle w:val="FunctionTok"/>
+        </w:rPr>
+        <w:t xml:space="preserve">:</w:t>
+      </w:r>
+      <w:r>
+        <w:rPr>
+          <w:rStyle w:val="NormalTok"/>
+        </w:rPr>
+        <w:t xml:space="preserve"> </w:t>
+      </w:r>
+      <w:r>
+        <w:rPr>
+          <w:rStyle w:val="StringTok"/>
+        </w:rPr>
+        <w:t xml:space="preserve">"Water Level"</w:t>
+      </w:r>
+      <w:r>
+        <w:rPr>
+          <w:rStyle w:val="FunctionTok"/>
+        </w:rPr>
+        <w:t xml:space="preserve">,</w:t>
+      </w:r>
+      <w:r>
+        <w:br/>
+      </w:r>
+      <w:r>
+        <w:rPr>
+          <w:rStyle w:val="NormalTok"/>
+        </w:rPr>
+        <w:t xml:space="preserve">                        </w:t>
+      </w:r>
+      <w:r>
+        <w:rPr>
+          <w:rStyle w:val="DataTypeTok"/>
+        </w:rPr>
+        <w:t xml:space="preserve">"unit"</w:t>
+      </w:r>
+      <w:r>
+        <w:rPr>
+          <w:rStyle w:val="FunctionTok"/>
+        </w:rPr>
+        <w:t xml:space="preserve">:</w:t>
+      </w:r>
+      <w:r>
+        <w:rPr>
+          <w:rStyle w:val="NormalTok"/>
+        </w:rPr>
+        <w:t xml:space="preserve"> </w:t>
+      </w:r>
+      <w:r>
+        <w:rPr>
+          <w:rStyle w:val="StringTok"/>
+        </w:rPr>
+        <w:t xml:space="preserve">"m"</w:t>
+      </w:r>
+      <w:r>
+        <w:rPr>
+          <w:rStyle w:val="FunctionTok"/>
+        </w:rPr>
+        <w:t xml:space="preserve">,</w:t>
+      </w:r>
+      <w:r>
+        <w:br/>
+      </w:r>
+      <w:r>
+        <w:rPr>
+          <w:rStyle w:val="NormalTok"/>
+        </w:rPr>
+        <w:t xml:space="preserve">                        </w:t>
+      </w:r>
+      <w:r>
+        <w:rPr>
+          <w:rStyle w:val="DataTypeTok"/>
+        </w:rPr>
+        <w:t xml:space="preserve">"device"</w:t>
+      </w:r>
+      <w:r>
+        <w:rPr>
+          <w:rStyle w:val="FunctionTok"/>
+        </w:rPr>
+        <w:t xml:space="preserve">:</w:t>
+      </w:r>
+      <w:r>
+        <w:rPr>
+          <w:rStyle w:val="NormalTok"/>
+        </w:rPr>
+        <w:t xml:space="preserve"> </w:t>
+      </w:r>
+      <w:r>
+        <w:rPr>
+          <w:rStyle w:val="FunctionTok"/>
+        </w:rPr>
+        <w:t xml:space="preserve">{</w:t>
+      </w:r>
+      <w:r>
+        <w:br/>
+      </w:r>
+      <w:r>
+        <w:rPr>
+          <w:rStyle w:val="NormalTok"/>
+        </w:rPr>
+        <w:t xml:space="preserve">                            </w:t>
+      </w:r>
+      <w:r>
+        <w:rPr>
+          <w:rStyle w:val="DataTypeTok"/>
+        </w:rPr>
+        <w:t xml:space="preserve">"observerId"</w:t>
+      </w:r>
+      <w:r>
+        <w:rPr>
+          <w:rStyle w:val="FunctionTok"/>
+        </w:rPr>
+        <w:t xml:space="preserve">:</w:t>
+      </w:r>
+      <w:r>
+        <w:rPr>
+          <w:rStyle w:val="NormalTok"/>
+        </w:rPr>
+        <w:t xml:space="preserve"> </w:t>
+      </w:r>
+      <w:r>
+        <w:rPr>
+          <w:rStyle w:val="DecValTok"/>
+        </w:rPr>
+        <w:t xml:space="preserve">1</w:t>
+      </w:r>
+      <w:r>
+        <w:br/>
+      </w:r>
+      <w:r>
+        <w:rPr>
+          <w:rStyle w:val="NormalTok"/>
+        </w:rPr>
+        <w:t xml:space="preserve">                        </w:t>
+      </w:r>
+      <w:r>
+        <w:rPr>
+          <w:rStyle w:val="FunctionTok"/>
+        </w:rPr>
+        <w:t xml:space="preserve">},</w:t>
+      </w:r>
+      <w:r>
+        <w:br/>
+      </w:r>
+      <w:r>
+        <w:rPr>
+          <w:rStyle w:val="NormalTok"/>
+        </w:rPr>
+        <w:t xml:space="preserve">                        </w:t>
+      </w:r>
+      <w:r>
+        <w:rPr>
+          <w:rStyle w:val="DataTypeTok"/>
+        </w:rPr>
+        <w:t xml:space="preserve">"cellMethod"</w:t>
+      </w:r>
+      <w:r>
+        <w:rPr>
+          <w:rStyle w:val="FunctionTok"/>
+        </w:rPr>
+        <w:t xml:space="preserve">:</w:t>
+      </w:r>
+      <w:r>
+        <w:rPr>
+          <w:rStyle w:val="NormalTok"/>
+        </w:rPr>
+        <w:t xml:space="preserve"> </w:t>
+      </w:r>
+      <w:r>
+        <w:rPr>
+          <w:rStyle w:val="StringTok"/>
+        </w:rPr>
+        <w:t xml:space="preserve">"MEAN"</w:t>
+      </w:r>
+      <w:r>
+        <w:rPr>
+          <w:rStyle w:val="FunctionTok"/>
+        </w:rPr>
+        <w:t xml:space="preserve">,</w:t>
+      </w:r>
+      <w:r>
+        <w:br/>
+      </w:r>
+      <w:r>
+        <w:rPr>
+          <w:rStyle w:val="NormalTok"/>
+        </w:rPr>
+        <w:t xml:space="preserve">                        </w:t>
+      </w:r>
+      <w:r>
+        <w:rPr>
+          <w:rStyle w:val="DataTypeTok"/>
+        </w:rPr>
+        <w:t xml:space="preserve">"cellPeriodSeconds"</w:t>
+      </w:r>
+      <w:r>
+        <w:rPr>
+          <w:rStyle w:val="FunctionTok"/>
+        </w:rPr>
+        <w:t xml:space="preserve">:</w:t>
+      </w:r>
+      <w:r>
+        <w:rPr>
+          <w:rStyle w:val="NormalTok"/>
+        </w:rPr>
+        <w:t xml:space="preserve"> </w:t>
+      </w:r>
+      <w:r>
+        <w:rPr>
+          <w:rStyle w:val="DecValTok"/>
+        </w:rPr>
+        <w:t xml:space="preserve">10</w:t>
+      </w:r>
+      <w:r>
+        <w:br/>
+      </w:r>
+      <w:r>
+        <w:rPr>
+          <w:rStyle w:val="NormalTok"/>
+        </w:rPr>
+        <w:t xml:space="preserve">                    </w:t>
+      </w:r>
+      <w:r>
+        <w:rPr>
+          <w:rStyle w:val="FunctionTok"/>
+        </w:rPr>
+        <w:t xml:space="preserve">}</w:t>
+      </w:r>
+      <w:r>
+        <w:rPr>
+          <w:rStyle w:val="OtherTok"/>
+        </w:rPr>
+        <w:t xml:space="preserve">,</w:t>
+      </w:r>
+      <w:r>
+        <w:br/>
+      </w:r>
+      <w:r>
+        <w:rPr>
+          <w:rStyle w:val="NormalTok"/>
+        </w:rPr>
+        <w:t xml:space="preserve">                    </w:t>
+      </w:r>
+      <w:r>
+        <w:rPr>
+          <w:rStyle w:val="FunctionTok"/>
+        </w:rPr>
+        <w:t xml:space="preserve">{</w:t>
+      </w:r>
+      <w:r>
+        <w:br/>
+      </w:r>
+      <w:r>
+        <w:rPr>
+          <w:rStyle w:val="NormalTok"/>
+        </w:rPr>
+        <w:t xml:space="preserve">                        </w:t>
+      </w:r>
+      <w:r>
+        <w:rPr>
+          <w:rStyle w:val="DataTypeTok"/>
+        </w:rPr>
+        <w:t xml:space="preserve">"longName"</w:t>
+      </w:r>
+      <w:r>
+        <w:rPr>
+          <w:rStyle w:val="FunctionTok"/>
+        </w:rPr>
+        <w:t xml:space="preserve">:</w:t>
+      </w:r>
+      <w:r>
+        <w:rPr>
+          <w:rStyle w:val="NormalTok"/>
+        </w:rPr>
+        <w:t xml:space="preserve"> </w:t>
+      </w:r>
+      <w:r>
+        <w:rPr>
+          <w:rStyle w:val="StringTok"/>
+        </w:rPr>
+        <w:t xml:space="preserve">"Rainfall Intensity"</w:t>
+      </w:r>
+      <w:r>
+        <w:rPr>
+          <w:rStyle w:val="FunctionTok"/>
+        </w:rPr>
+        <w:t xml:space="preserve">,</w:t>
+      </w:r>
+      <w:r>
+        <w:br/>
+      </w:r>
+      <w:r>
+        <w:rPr>
+          <w:rStyle w:val="NormalTok"/>
+        </w:rPr>
+        <w:t xml:space="preserve">                        </w:t>
+      </w:r>
+      <w:r>
+        <w:rPr>
+          <w:rStyle w:val="DataTypeTok"/>
+        </w:rPr>
+        <w:t xml:space="preserve">"unit"</w:t>
+      </w:r>
+      <w:r>
+        <w:rPr>
+          <w:rStyle w:val="FunctionTok"/>
+        </w:rPr>
+        <w:t xml:space="preserve">:</w:t>
+      </w:r>
+      <w:r>
+        <w:rPr>
+          <w:rStyle w:val="NormalTok"/>
+        </w:rPr>
+        <w:t xml:space="preserve"> </w:t>
+      </w:r>
+      <w:r>
+        <w:rPr>
+          <w:rStyle w:val="StringTok"/>
+        </w:rPr>
+        <w:t xml:space="preserve">"mm/h"</w:t>
+      </w:r>
+      <w:r>
+        <w:rPr>
+          <w:rStyle w:val="FunctionTok"/>
+        </w:rPr>
+        <w:t xml:space="preserve">,</w:t>
+      </w:r>
+      <w:r>
+        <w:br/>
+      </w:r>
+      <w:r>
+        <w:rPr>
+          <w:rStyle w:val="NormalTok"/>
+        </w:rPr>
+        <w:t xml:space="preserve">                        </w:t>
+      </w:r>
+      <w:r>
+        <w:rPr>
+          <w:rStyle w:val="DataTypeTok"/>
+        </w:rPr>
+        <w:t xml:space="preserve">"device"</w:t>
+      </w:r>
+      <w:r>
+        <w:rPr>
+          <w:rStyle w:val="FunctionTok"/>
+        </w:rPr>
+        <w:t xml:space="preserve">:</w:t>
+      </w:r>
+      <w:r>
+        <w:rPr>
+          <w:rStyle w:val="NormalTok"/>
+        </w:rPr>
+        <w:t xml:space="preserve"> </w:t>
+      </w:r>
+      <w:r>
+        <w:rPr>
+          <w:rStyle w:val="FunctionTok"/>
+        </w:rPr>
+        <w:t xml:space="preserve">{</w:t>
+      </w:r>
+      <w:r>
+        <w:br/>
+      </w:r>
+      <w:r>
+        <w:rPr>
+          <w:rStyle w:val="NormalTok"/>
+        </w:rPr>
+        <w:t xml:space="preserve">                            </w:t>
+      </w:r>
+      <w:r>
+        <w:rPr>
+          <w:rStyle w:val="DataTypeTok"/>
+        </w:rPr>
+        <w:t xml:space="preserve">"observerId"</w:t>
+      </w:r>
+      <w:r>
+        <w:rPr>
+          <w:rStyle w:val="FunctionTok"/>
+        </w:rPr>
+        <w:t xml:space="preserve">:</w:t>
+      </w:r>
+      <w:r>
+        <w:rPr>
+          <w:rStyle w:val="NormalTok"/>
+        </w:rPr>
+        <w:t xml:space="preserve"> </w:t>
+      </w:r>
+      <w:r>
+        <w:rPr>
+          <w:rStyle w:val="DecValTok"/>
+        </w:rPr>
+        <w:t xml:space="preserve">2</w:t>
+      </w:r>
+      <w:r>
+        <w:br/>
+      </w:r>
+      <w:r>
+        <w:rPr>
+          <w:rStyle w:val="NormalTok"/>
+        </w:rPr>
+        <w:t xml:space="preserve">                        </w:t>
+      </w:r>
+      <w:r>
+        <w:rPr>
+          <w:rStyle w:val="FunctionTok"/>
+        </w:rPr>
+        <w:t xml:space="preserve">},</w:t>
+      </w:r>
+      <w:r>
+        <w:br/>
+      </w:r>
+      <w:r>
+        <w:rPr>
+          <w:rStyle w:val="NormalTok"/>
+        </w:rPr>
+        <w:t xml:space="preserve">                        </w:t>
+      </w:r>
+      <w:r>
+        <w:rPr>
+          <w:rStyle w:val="DataTypeTok"/>
+        </w:rPr>
+        <w:t xml:space="preserve">"cellMethod"</w:t>
+      </w:r>
+      <w:r>
+        <w:rPr>
+          <w:rStyle w:val="FunctionTok"/>
+        </w:rPr>
+        <w:t xml:space="preserve">:</w:t>
+      </w:r>
+      <w:r>
+        <w:rPr>
+          <w:rStyle w:val="NormalTok"/>
+        </w:rPr>
+        <w:t xml:space="preserve"> </w:t>
+      </w:r>
+      <w:r>
+        <w:rPr>
+          <w:rStyle w:val="StringTok"/>
+        </w:rPr>
+        <w:t xml:space="preserve">"MEAN"</w:t>
+      </w:r>
+      <w:r>
+        <w:rPr>
+          <w:rStyle w:val="FunctionTok"/>
+        </w:rPr>
+        <w:t xml:space="preserve">,</w:t>
+      </w:r>
+      <w:r>
+        <w:br/>
+      </w:r>
+      <w:r>
+        <w:rPr>
+          <w:rStyle w:val="NormalTok"/>
+        </w:rPr>
+        <w:t xml:space="preserve">                        </w:t>
+      </w:r>
+      <w:r>
+        <w:rPr>
+          <w:rStyle w:val="DataTypeTok"/>
+        </w:rPr>
+        <w:t xml:space="preserve">"cellPeriodSeconds"</w:t>
+      </w:r>
+      <w:r>
+        <w:rPr>
+          <w:rStyle w:val="FunctionTok"/>
+        </w:rPr>
+        <w:t xml:space="preserve">:</w:t>
+      </w:r>
+      <w:r>
+        <w:rPr>
+          <w:rStyle w:val="NormalTok"/>
+        </w:rPr>
+        <w:t xml:space="preserve"> </w:t>
+      </w:r>
+      <w:r>
+        <w:rPr>
+          <w:rStyle w:val="DecValTok"/>
+        </w:rPr>
+        <w:t xml:space="preserve">600</w:t>
+      </w:r>
+      <w:r>
+        <w:br/>
+      </w:r>
+      <w:r>
+        <w:rPr>
+          <w:rStyle w:val="NormalTok"/>
+        </w:rPr>
+        <w:t xml:space="preserve">                    </w:t>
+      </w:r>
+      <w:r>
+        <w:rPr>
+          <w:rStyle w:val="FunctionTok"/>
+        </w:rPr>
+        <w:t xml:space="preserve">}</w:t>
+      </w:r>
+      <w:r>
+        <w:br/>
+      </w:r>
+      <w:r>
+        <w:rPr>
+          <w:rStyle w:val="NormalTok"/>
+        </w:rPr>
+        <w:t xml:space="preserve">                </w:t>
+      </w:r>
+      <w:r>
+        <w:rPr>
+          <w:rStyle w:val="OtherTok"/>
+        </w:rPr>
+        <w:t xml:space="preserve">]</w:t>
+      </w:r>
+      <w:r>
+        <w:br/>
+      </w:r>
+      <w:r>
+        <w:rPr>
+          <w:rStyle w:val="NormalTok"/>
+        </w:rPr>
+        <w:t xml:space="preserve">            </w:t>
+      </w:r>
+      <w:r>
+        <w:rPr>
+          <w:rStyle w:val="FunctionTok"/>
+        </w:rPr>
+        <w:t xml:space="preserve">}</w:t>
+      </w:r>
+      <w:r>
+        <w:br/>
+      </w:r>
+      <w:r>
+        <w:rPr>
+          <w:rStyle w:val="NormalTok"/>
+        </w:rPr>
+        <w:t xml:space="preserve">        </w:t>
+      </w:r>
+      <w:r>
+        <w:rPr>
+          <w:rStyle w:val="OtherTok"/>
+        </w:rPr>
+        <w:t xml:space="preserve">]</w:t>
+      </w:r>
+      <w:r>
+        <w:br/>
+      </w:r>
+      <w:r>
+        <w:rPr>
+          <w:rStyle w:val="NormalTok"/>
+        </w:rPr>
+        <w:t xml:space="preserve">    </w:t>
+      </w:r>
+      <w:r>
+        <w:rPr>
+          <w:rStyle w:val="FunctionTok"/>
+        </w:rPr>
+        <w:t xml:space="preserve">}</w:t>
+      </w:r>
+      <w:r>
+        <w:br/>
+      </w:r>
+      <w:r>
+        <w:rPr>
+          <w:rStyle w:val="FunctionTok"/>
+        </w:rPr>
+        <w:t xml:space="preserve">}</w:t>
+      </w:r>
+    </w:p>
+    <w:p>
+      <w:pPr>
+        <w:pStyle w:val="FirstParagraph"/>
+      </w:pPr>
+      <w:r>
+        <w:rPr>
+          <w:bCs/>
+          <w:b/>
+        </w:rPr>
+        <w:t xml:space="preserve">FirstMileMessage (data)</w:t>
+      </w:r>
+    </w:p>
+    <w:p>
+      <w:pPr>
+        <w:pStyle w:val="SourceCode"/>
+      </w:pPr>
+      <w:r>
+        <w:rPr>
+          <w:rStyle w:val="FunctionTok"/>
+        </w:rPr>
+        <w:t xml:space="preserve">{</w:t>
+      </w:r>
+      <w:r>
+        <w:br/>
+      </w:r>
+      <w:r>
+        <w:rPr>
+          <w:rStyle w:val="NormalTok"/>
+        </w:rPr>
+        <w:t xml:space="preserve">    </w:t>
+      </w:r>
+      <w:r>
+        <w:rPr>
+          <w:rStyle w:val="DataTypeTok"/>
+        </w:rPr>
+        <w:t xml:space="preserve">"data"</w:t>
+      </w:r>
+      <w:r>
+        <w:rPr>
+          <w:rStyle w:val="FunctionTok"/>
+        </w:rPr>
+        <w:t xml:space="preserve">:</w:t>
+      </w:r>
+      <w:r>
+        <w:rPr>
+          <w:rStyle w:val="NormalTok"/>
+        </w:rPr>
+        <w:t xml:space="preserve"> </w:t>
+      </w:r>
+      <w:r>
+        <w:rPr>
+          <w:rStyle w:val="FunctionTok"/>
+        </w:rPr>
+        <w:t xml:space="preserve">{</w:t>
+      </w:r>
+      <w:r>
+        <w:br/>
+      </w:r>
+      <w:r>
+        <w:rPr>
+          <w:rStyle w:val="NormalTok"/>
+        </w:rPr>
+        <w:t xml:space="preserve">        </w:t>
+      </w:r>
+      <w:r>
+        <w:rPr>
+          <w:rStyle w:val="DataTypeTok"/>
+        </w:rPr>
+        <w:t xml:space="preserve">"observations"</w:t>
+      </w:r>
+      <w:r>
+        <w:rPr>
+          <w:rStyle w:val="FunctionTok"/>
+        </w:rPr>
+        <w:t xml:space="preserve">:</w:t>
+      </w:r>
+      <w:r>
+        <w:rPr>
+          <w:rStyle w:val="NormalTok"/>
+        </w:rPr>
+        <w:t xml:space="preserve"> </w:t>
+      </w:r>
+      <w:r>
+        <w:rPr>
+          <w:rStyle w:val="OtherTok"/>
+        </w:rPr>
+        <w:t xml:space="preserve">[</w:t>
+      </w:r>
+      <w:r>
+        <w:br/>
+      </w:r>
+      <w:r>
+        <w:rPr>
+          <w:rStyle w:val="NormalTok"/>
+        </w:rPr>
+        <w:t xml:space="preserve">            </w:t>
+      </w:r>
+      <w:r>
+        <w:rPr>
+          <w:rStyle w:val="FunctionTok"/>
+        </w:rPr>
+        <w:t xml:space="preserve">{</w:t>
+      </w:r>
+      <w:r>
+        <w:br/>
+      </w:r>
+      <w:r>
+        <w:rPr>
+          <w:rStyle w:val="NormalTok"/>
+        </w:rPr>
+        <w:t xml:space="preserve">                </w:t>
+      </w:r>
+      <w:r>
+        <w:rPr>
+          <w:rStyle w:val="DataTypeTok"/>
+        </w:rPr>
+        <w:t xml:space="preserve">"parameterDefinitionId"</w:t>
+      </w:r>
+      <w:r>
+        <w:rPr>
+          <w:rStyle w:val="FunctionTok"/>
+        </w:rPr>
+        <w:t xml:space="preserve">:</w:t>
+      </w:r>
+      <w:r>
+        <w:rPr>
+          <w:rStyle w:val="NormalTok"/>
+        </w:rPr>
+        <w:t xml:space="preserve"> </w:t>
+      </w:r>
+      <w:r>
+        <w:rPr>
+          <w:rStyle w:val="DecValTok"/>
+        </w:rPr>
+        <w:t xml:space="preserve">1</w:t>
+      </w:r>
+      <w:r>
+        <w:rPr>
+          <w:rStyle w:val="FunctionTok"/>
+        </w:rPr>
+        <w:t xml:space="preserve">,</w:t>
+      </w:r>
+      <w:r>
+        <w:br/>
+      </w:r>
+      <w:r>
+        <w:rPr>
+          <w:rStyle w:val="NormalTok"/>
+        </w:rPr>
+        <w:t xml:space="preserve">                </w:t>
+      </w:r>
+      <w:r>
+        <w:rPr>
+          <w:rStyle w:val="DataTypeTok"/>
+        </w:rPr>
+        <w:t xml:space="preserve">"time"</w:t>
+      </w:r>
+      <w:r>
+        <w:rPr>
+          <w:rStyle w:val="FunctionTok"/>
+        </w:rPr>
+        <w:t xml:space="preserve">:</w:t>
+      </w:r>
+      <w:r>
+        <w:rPr>
+          <w:rStyle w:val="NormalTok"/>
+        </w:rPr>
+        <w:t xml:space="preserve"> </w:t>
+      </w:r>
+      <w:r>
+        <w:rPr>
+          <w:rStyle w:val="StringTok"/>
+        </w:rPr>
+        <w:t xml:space="preserve">"2025-08-21T08:30:00Z"</w:t>
+      </w:r>
+      <w:r>
+        <w:rPr>
+          <w:rStyle w:val="FunctionTok"/>
+        </w:rPr>
+        <w:t xml:space="preserve">,</w:t>
+      </w:r>
+      <w:r>
+        <w:br/>
+      </w:r>
+      <w:r>
+        <w:rPr>
+          <w:rStyle w:val="NormalTok"/>
+        </w:rPr>
+        <w:t xml:space="preserve">                </w:t>
+      </w:r>
+      <w:r>
+        <w:rPr>
+          <w:rStyle w:val="DataTypeTok"/>
+        </w:rPr>
+        <w:t xml:space="preserve">"values"</w:t>
+      </w:r>
+      <w:r>
+        <w:rPr>
+          <w:rStyle w:val="FunctionTok"/>
+        </w:rPr>
+        <w:t xml:space="preserve">:</w:t>
+      </w:r>
+      <w:r>
+        <w:rPr>
+          <w:rStyle w:val="NormalTok"/>
+        </w:rPr>
+        <w:t xml:space="preserve"> </w:t>
+      </w:r>
+      <w:r>
+        <w:rPr>
+          <w:rStyle w:val="OtherTok"/>
+        </w:rPr>
+        <w:t xml:space="preserve">[</w:t>
+      </w:r>
+      <w:r>
+        <w:br/>
+      </w:r>
+      <w:r>
+        <w:rPr>
+          <w:rStyle w:val="NormalTok"/>
+        </w:rPr>
+        <w:t xml:space="preserve">                    </w:t>
+      </w:r>
+      <w:r>
+        <w:rPr>
+          <w:rStyle w:val="FunctionTok"/>
+        </w:rPr>
+        <w:t xml:space="preserve">{</w:t>
+      </w:r>
+      <w:r>
+        <w:br/>
+      </w:r>
+      <w:r>
+        <w:rPr>
+          <w:rStyle w:val="NormalTok"/>
+        </w:rPr>
+        <w:t xml:space="preserve">                        </w:t>
+      </w:r>
+      <w:r>
+        <w:rPr>
+          <w:rStyle w:val="DataTypeTok"/>
+        </w:rPr>
+        <w:t xml:space="preserve">"doubleValue"</w:t>
+      </w:r>
+      <w:r>
+        <w:rPr>
+          <w:rStyle w:val="FunctionTok"/>
+        </w:rPr>
+        <w:t xml:space="preserve">:</w:t>
+      </w:r>
+      <w:r>
+        <w:rPr>
+          <w:rStyle w:val="NormalTok"/>
+        </w:rPr>
+        <w:t xml:space="preserve"> </w:t>
+      </w:r>
+      <w:r>
+        <w:rPr>
+          <w:rStyle w:val="FloatTok"/>
+        </w:rPr>
+        <w:t xml:space="preserve">3.42</w:t>
+      </w:r>
+      <w:r>
+        <w:br/>
+      </w:r>
+      <w:r>
+        <w:rPr>
+          <w:rStyle w:val="NormalTok"/>
+        </w:rPr>
+        <w:t xml:space="preserve">                    </w:t>
+      </w:r>
+      <w:r>
+        <w:rPr>
+          <w:rStyle w:val="FunctionTok"/>
+        </w:rPr>
+        <w:t xml:space="preserve">}</w:t>
+      </w:r>
+      <w:r>
+        <w:rPr>
+          <w:rStyle w:val="OtherTok"/>
+        </w:rPr>
+        <w:t xml:space="preserve">,</w:t>
+      </w:r>
+      <w:r>
+        <w:br/>
+      </w:r>
+      <w:r>
+        <w:rPr>
+          <w:rStyle w:val="NormalTok"/>
+        </w:rPr>
+        <w:t xml:space="preserve">                    </w:t>
+      </w:r>
+      <w:r>
+        <w:rPr>
+          <w:rStyle w:val="FunctionTok"/>
+        </w:rPr>
+        <w:t xml:space="preserve">{</w:t>
+      </w:r>
+      <w:r>
+        <w:br/>
+      </w:r>
+      <w:r>
+        <w:rPr>
+          <w:rStyle w:val="NormalTok"/>
+        </w:rPr>
+        <w:t xml:space="preserve">                        </w:t>
+      </w:r>
+      <w:r>
+        <w:rPr>
+          <w:rStyle w:val="DataTypeTok"/>
+        </w:rPr>
+        <w:t xml:space="preserve">"doubleValue"</w:t>
+      </w:r>
+      <w:r>
+        <w:rPr>
+          <w:rStyle w:val="FunctionTok"/>
+        </w:rPr>
+        <w:t xml:space="preserve">:</w:t>
+      </w:r>
+      <w:r>
+        <w:rPr>
+          <w:rStyle w:val="NormalTok"/>
+        </w:rPr>
+        <w:t xml:space="preserve"> </w:t>
+      </w:r>
+      <w:r>
+        <w:rPr>
+          <w:rStyle w:val="FloatTok"/>
+        </w:rPr>
+        <w:t xml:space="preserve">0.0</w:t>
+      </w:r>
+      <w:r>
+        <w:br/>
+      </w:r>
+      <w:r>
+        <w:rPr>
+          <w:rStyle w:val="NormalTok"/>
+        </w:rPr>
+        <w:t xml:space="preserve">                    </w:t>
+      </w:r>
+      <w:r>
+        <w:rPr>
+          <w:rStyle w:val="FunctionTok"/>
+        </w:rPr>
+        <w:t xml:space="preserve">}</w:t>
+      </w:r>
+      <w:r>
+        <w:br/>
+      </w:r>
+      <w:r>
+        <w:rPr>
+          <w:rStyle w:val="NormalTok"/>
+        </w:rPr>
+        <w:t xml:space="preserve">                </w:t>
+      </w:r>
+      <w:r>
+        <w:rPr>
+          <w:rStyle w:val="OtherTok"/>
+        </w:rPr>
+        <w:t xml:space="preserve">]</w:t>
+      </w:r>
+      <w:r>
+        <w:br/>
+      </w:r>
+      <w:r>
+        <w:rPr>
+          <w:rStyle w:val="NormalTok"/>
+        </w:rPr>
+        <w:t xml:space="preserve">            </w:t>
+      </w:r>
+      <w:r>
+        <w:rPr>
+          <w:rStyle w:val="FunctionTok"/>
+        </w:rPr>
+        <w:t xml:space="preserve">}</w:t>
+      </w:r>
+      <w:r>
+        <w:rPr>
+          <w:rStyle w:val="OtherTok"/>
+        </w:rPr>
+        <w:t xml:space="preserve">,</w:t>
+      </w:r>
+      <w:r>
+        <w:br/>
+      </w:r>
+      <w:r>
+        <w:rPr>
+          <w:rStyle w:val="NormalTok"/>
+        </w:rPr>
+        <w:t xml:space="preserve">            </w:t>
+      </w:r>
+      <w:r>
+        <w:rPr>
+          <w:rStyle w:val="FunctionTok"/>
+        </w:rPr>
+        <w:t xml:space="preserve">{</w:t>
+      </w:r>
+      <w:r>
+        <w:br/>
+      </w:r>
+      <w:r>
+        <w:rPr>
+          <w:rStyle w:val="NormalTok"/>
+        </w:rPr>
+        <w:t xml:space="preserve">                </w:t>
+      </w:r>
+      <w:r>
+        <w:rPr>
+          <w:rStyle w:val="DataTypeTok"/>
+        </w:rPr>
+        <w:t xml:space="preserve">"parameterDefinitionId"</w:t>
+      </w:r>
+      <w:r>
+        <w:rPr>
+          <w:rStyle w:val="FunctionTok"/>
+        </w:rPr>
+        <w:t xml:space="preserve">:</w:t>
+      </w:r>
+      <w:r>
+        <w:rPr>
+          <w:rStyle w:val="NormalTok"/>
+        </w:rPr>
+        <w:t xml:space="preserve"> </w:t>
+      </w:r>
+      <w:r>
+        <w:rPr>
+          <w:rStyle w:val="DecValTok"/>
+        </w:rPr>
+        <w:t xml:space="preserve">1</w:t>
+      </w:r>
+      <w:r>
+        <w:rPr>
+          <w:rStyle w:val="FunctionTok"/>
+        </w:rPr>
+        <w:t xml:space="preserve">,</w:t>
+      </w:r>
+      <w:r>
+        <w:br/>
+      </w:r>
+      <w:r>
+        <w:rPr>
+          <w:rStyle w:val="NormalTok"/>
+        </w:rPr>
+        <w:t xml:space="preserve">                </w:t>
+      </w:r>
+      <w:r>
+        <w:rPr>
+          <w:rStyle w:val="DataTypeTok"/>
+        </w:rPr>
+        <w:t xml:space="preserve">"time"</w:t>
+      </w:r>
+      <w:r>
+        <w:rPr>
+          <w:rStyle w:val="FunctionTok"/>
+        </w:rPr>
+        <w:t xml:space="preserve">:</w:t>
+      </w:r>
+      <w:r>
+        <w:rPr>
+          <w:rStyle w:val="NormalTok"/>
+        </w:rPr>
+        <w:t xml:space="preserve"> </w:t>
+      </w:r>
+      <w:r>
+        <w:rPr>
+          <w:rStyle w:val="StringTok"/>
+        </w:rPr>
+        <w:t xml:space="preserve">"2025-08-21T08:40:00Z"</w:t>
+      </w:r>
+      <w:r>
+        <w:rPr>
+          <w:rStyle w:val="FunctionTok"/>
+        </w:rPr>
+        <w:t xml:space="preserve">,</w:t>
+      </w:r>
+      <w:r>
+        <w:br/>
+      </w:r>
+      <w:r>
+        <w:rPr>
+          <w:rStyle w:val="NormalTok"/>
+        </w:rPr>
+        <w:t xml:space="preserve">                </w:t>
+      </w:r>
+      <w:r>
+        <w:rPr>
+          <w:rStyle w:val="DataTypeTok"/>
+        </w:rPr>
+        <w:t xml:space="preserve">"values"</w:t>
+      </w:r>
+      <w:r>
+        <w:rPr>
+          <w:rStyle w:val="FunctionTok"/>
+        </w:rPr>
+        <w:t xml:space="preserve">:</w:t>
+      </w:r>
+      <w:r>
+        <w:rPr>
+          <w:rStyle w:val="NormalTok"/>
+        </w:rPr>
+        <w:t xml:space="preserve"> </w:t>
+      </w:r>
+      <w:r>
+        <w:rPr>
+          <w:rStyle w:val="OtherTok"/>
+        </w:rPr>
+        <w:t xml:space="preserve">[</w:t>
+      </w:r>
+      <w:r>
+        <w:br/>
+      </w:r>
+      <w:r>
+        <w:rPr>
+          <w:rStyle w:val="NormalTok"/>
+        </w:rPr>
+        <w:t xml:space="preserve">                    </w:t>
+      </w:r>
+      <w:r>
+        <w:rPr>
+          <w:rStyle w:val="FunctionTok"/>
+        </w:rPr>
+        <w:t xml:space="preserve">{</w:t>
+      </w:r>
+      <w:r>
+        <w:br/>
+      </w:r>
+      <w:r>
+        <w:rPr>
+          <w:rStyle w:val="NormalTok"/>
+        </w:rPr>
+        <w:t xml:space="preserve">                        </w:t>
+      </w:r>
+      <w:r>
+        <w:rPr>
+          <w:rStyle w:val="DataTypeTok"/>
+        </w:rPr>
+        <w:t xml:space="preserve">"doubleValue"</w:t>
+      </w:r>
+      <w:r>
+        <w:rPr>
+          <w:rStyle w:val="FunctionTok"/>
+        </w:rPr>
+        <w:t xml:space="preserve">:</w:t>
+      </w:r>
+      <w:r>
+        <w:rPr>
+          <w:rStyle w:val="NormalTok"/>
+        </w:rPr>
+        <w:t xml:space="preserve"> </w:t>
+      </w:r>
+      <w:r>
+        <w:rPr>
+          <w:rStyle w:val="FloatTok"/>
+        </w:rPr>
+        <w:t xml:space="preserve">3.43</w:t>
+      </w:r>
+      <w:r>
+        <w:br/>
+      </w:r>
+      <w:r>
+        <w:rPr>
+          <w:rStyle w:val="NormalTok"/>
+        </w:rPr>
+        <w:t xml:space="preserve">                    </w:t>
+      </w:r>
+      <w:r>
+        <w:rPr>
+          <w:rStyle w:val="FunctionTok"/>
+        </w:rPr>
+        <w:t xml:space="preserve">}</w:t>
+      </w:r>
+      <w:r>
+        <w:rPr>
+          <w:rStyle w:val="OtherTok"/>
+        </w:rPr>
+        <w:t xml:space="preserve">,</w:t>
+      </w:r>
+      <w:r>
+        <w:br/>
+      </w:r>
+      <w:r>
+        <w:rPr>
+          <w:rStyle w:val="NormalTok"/>
+        </w:rPr>
+        <w:t xml:space="preserve">                    </w:t>
+      </w:r>
+      <w:r>
+        <w:rPr>
+          <w:rStyle w:val="FunctionTok"/>
+        </w:rPr>
+        <w:t xml:space="preserve">{</w:t>
+      </w:r>
+      <w:r>
+        <w:br/>
+      </w:r>
+      <w:r>
+        <w:rPr>
+          <w:rStyle w:val="NormalTok"/>
+        </w:rPr>
+        <w:t xml:space="preserve">                        </w:t>
+      </w:r>
+      <w:r>
+        <w:rPr>
+          <w:rStyle w:val="DataTypeTok"/>
+        </w:rPr>
+        <w:t xml:space="preserve">"doubleValue"</w:t>
+      </w:r>
+      <w:r>
+        <w:rPr>
+          <w:rStyle w:val="FunctionTok"/>
+        </w:rPr>
+        <w:t xml:space="preserve">:</w:t>
+      </w:r>
+      <w:r>
+        <w:rPr>
+          <w:rStyle w:val="NormalTok"/>
+        </w:rPr>
+        <w:t xml:space="preserve"> </w:t>
+      </w:r>
+      <w:r>
+        <w:rPr>
+          <w:rStyle w:val="FloatTok"/>
+        </w:rPr>
+        <w:t xml:space="preserve">0.0</w:t>
+      </w:r>
+      <w:r>
+        <w:br/>
+      </w:r>
+      <w:r>
+        <w:rPr>
+          <w:rStyle w:val="NormalTok"/>
+        </w:rPr>
+        <w:t xml:space="preserve">                    </w:t>
+      </w:r>
+      <w:r>
+        <w:rPr>
+          <w:rStyle w:val="FunctionTok"/>
+        </w:rPr>
+        <w:t xml:space="preserve">}</w:t>
+      </w:r>
+      <w:r>
+        <w:br/>
+      </w:r>
+      <w:r>
+        <w:rPr>
+          <w:rStyle w:val="NormalTok"/>
+        </w:rPr>
+        <w:t xml:space="preserve">                </w:t>
+      </w:r>
+      <w:r>
+        <w:rPr>
+          <w:rStyle w:val="OtherTok"/>
+        </w:rPr>
+        <w:t xml:space="preserve">]</w:t>
+      </w:r>
+      <w:r>
+        <w:br/>
+      </w:r>
+      <w:r>
+        <w:rPr>
+          <w:rStyle w:val="NormalTok"/>
+        </w:rPr>
+        <w:t xml:space="preserve">            </w:t>
+      </w:r>
+      <w:r>
+        <w:rPr>
+          <w:rStyle w:val="FunctionTok"/>
+        </w:rPr>
+        <w:t xml:space="preserve">}</w:t>
+      </w:r>
+      <w:r>
+        <w:rPr>
+          <w:rStyle w:val="OtherTok"/>
+        </w:rPr>
+        <w:t xml:space="preserve">,</w:t>
+      </w:r>
+      <w:r>
+        <w:br/>
+      </w:r>
+      <w:r>
+        <w:rPr>
+          <w:rStyle w:val="NormalTok"/>
+        </w:rPr>
+        <w:t xml:space="preserve">            </w:t>
+      </w:r>
+      <w:r>
+        <w:rPr>
+          <w:rStyle w:val="FunctionTok"/>
+        </w:rPr>
+        <w:t xml:space="preserve">{</w:t>
+      </w:r>
+      <w:r>
+        <w:br/>
+      </w:r>
+      <w:r>
+        <w:rPr>
+          <w:rStyle w:val="NormalTok"/>
+        </w:rPr>
+        <w:t xml:space="preserve">                </w:t>
+      </w:r>
+      <w:r>
+        <w:rPr>
+          <w:rStyle w:val="DataTypeTok"/>
+        </w:rPr>
+        <w:t xml:space="preserve">"parameterDefinitionId"</w:t>
+      </w:r>
+      <w:r>
+        <w:rPr>
+          <w:rStyle w:val="FunctionTok"/>
+        </w:rPr>
+        <w:t xml:space="preserve">:</w:t>
+      </w:r>
+      <w:r>
+        <w:rPr>
+          <w:rStyle w:val="NormalTok"/>
+        </w:rPr>
+        <w:t xml:space="preserve"> </w:t>
+      </w:r>
+      <w:r>
+        <w:rPr>
+          <w:rStyle w:val="DecValTok"/>
+        </w:rPr>
+        <w:t xml:space="preserve">1</w:t>
+      </w:r>
+      <w:r>
+        <w:rPr>
+          <w:rStyle w:val="FunctionTok"/>
+        </w:rPr>
+        <w:t xml:space="preserve">,</w:t>
+      </w:r>
+      <w:r>
+        <w:br/>
+      </w:r>
+      <w:r>
+        <w:rPr>
+          <w:rStyle w:val="NormalTok"/>
+        </w:rPr>
+        <w:t xml:space="preserve">                </w:t>
+      </w:r>
+      <w:r>
+        <w:rPr>
+          <w:rStyle w:val="DataTypeTok"/>
+        </w:rPr>
+        <w:t xml:space="preserve">"time"</w:t>
+      </w:r>
+      <w:r>
+        <w:rPr>
+          <w:rStyle w:val="FunctionTok"/>
+        </w:rPr>
+        <w:t xml:space="preserve">:</w:t>
+      </w:r>
+      <w:r>
+        <w:rPr>
+          <w:rStyle w:val="NormalTok"/>
+        </w:rPr>
+        <w:t xml:space="preserve"> </w:t>
+      </w:r>
+      <w:r>
+        <w:rPr>
+          <w:rStyle w:val="StringTok"/>
+        </w:rPr>
+        <w:t xml:space="preserve">"2025-08-21T08:50:00Z"</w:t>
+      </w:r>
+      <w:r>
+        <w:rPr>
+          <w:rStyle w:val="FunctionTok"/>
+        </w:rPr>
+        <w:t xml:space="preserve">,</w:t>
+      </w:r>
+      <w:r>
+        <w:br/>
+      </w:r>
+      <w:r>
+        <w:rPr>
+          <w:rStyle w:val="NormalTok"/>
+        </w:rPr>
+        <w:t xml:space="preserve">                </w:t>
+      </w:r>
+      <w:r>
+        <w:rPr>
+          <w:rStyle w:val="DataTypeTok"/>
+        </w:rPr>
+        <w:t xml:space="preserve">"values"</w:t>
+      </w:r>
+      <w:r>
+        <w:rPr>
+          <w:rStyle w:val="FunctionTok"/>
+        </w:rPr>
+        <w:t xml:space="preserve">:</w:t>
+      </w:r>
+      <w:r>
+        <w:rPr>
+          <w:rStyle w:val="NormalTok"/>
+        </w:rPr>
+        <w:t xml:space="preserve"> </w:t>
+      </w:r>
+      <w:r>
+        <w:rPr>
+          <w:rStyle w:val="OtherTok"/>
+        </w:rPr>
+        <w:t xml:space="preserve">[</w:t>
+      </w:r>
+      <w:r>
+        <w:br/>
+      </w:r>
+      <w:r>
+        <w:rPr>
+          <w:rStyle w:val="NormalTok"/>
+        </w:rPr>
+        <w:t xml:space="preserve">                    </w:t>
+      </w:r>
+      <w:r>
+        <w:rPr>
+          <w:rStyle w:val="FunctionTok"/>
+        </w:rPr>
+        <w:t xml:space="preserve">{</w:t>
+      </w:r>
+      <w:r>
+        <w:br/>
+      </w:r>
+      <w:r>
+        <w:rPr>
+          <w:rStyle w:val="NormalTok"/>
+        </w:rPr>
+        <w:t xml:space="preserve">                        </w:t>
+      </w:r>
+      <w:r>
+        <w:rPr>
+          <w:rStyle w:val="DataTypeTok"/>
+        </w:rPr>
+        <w:t xml:space="preserve">"doubleValue"</w:t>
+      </w:r>
+      <w:r>
+        <w:rPr>
+          <w:rStyle w:val="FunctionTok"/>
+        </w:rPr>
+        <w:t xml:space="preserve">:</w:t>
+      </w:r>
+      <w:r>
+        <w:rPr>
+          <w:rStyle w:val="NormalTok"/>
+        </w:rPr>
+        <w:t xml:space="preserve"> </w:t>
+      </w:r>
+      <w:r>
+        <w:rPr>
+          <w:rStyle w:val="FloatTok"/>
+        </w:rPr>
+        <w:t xml:space="preserve">3.52</w:t>
+      </w:r>
+      <w:r>
+        <w:br/>
+      </w:r>
+      <w:r>
+        <w:rPr>
+          <w:rStyle w:val="NormalTok"/>
+        </w:rPr>
+        <w:t xml:space="preserve">                    </w:t>
+      </w:r>
+      <w:r>
+        <w:rPr>
+          <w:rStyle w:val="FunctionTok"/>
+        </w:rPr>
+        <w:t xml:space="preserve">}</w:t>
+      </w:r>
+      <w:r>
+        <w:rPr>
+          <w:rStyle w:val="OtherTok"/>
+        </w:rPr>
+        <w:t xml:space="preserve">,</w:t>
+      </w:r>
+      <w:r>
+        <w:br/>
+      </w:r>
+      <w:r>
+        <w:rPr>
+          <w:rStyle w:val="NormalTok"/>
+        </w:rPr>
+        <w:t xml:space="preserve">                    </w:t>
+      </w:r>
+      <w:r>
+        <w:rPr>
+          <w:rStyle w:val="FunctionTok"/>
+        </w:rPr>
+        <w:t xml:space="preserve">{</w:t>
+      </w:r>
+      <w:r>
+        <w:br/>
+      </w:r>
+      <w:r>
+        <w:rPr>
+          <w:rStyle w:val="NormalTok"/>
+        </w:rPr>
+        <w:t xml:space="preserve">                        </w:t>
+      </w:r>
+      <w:r>
+        <w:rPr>
+          <w:rStyle w:val="DataTypeTok"/>
+        </w:rPr>
+        <w:t xml:space="preserve">"doubleValue"</w:t>
+      </w:r>
+      <w:r>
+        <w:rPr>
+          <w:rStyle w:val="FunctionTok"/>
+        </w:rPr>
+        <w:t xml:space="preserve">:</w:t>
+      </w:r>
+      <w:r>
+        <w:rPr>
+          <w:rStyle w:val="NormalTok"/>
+        </w:rPr>
+        <w:t xml:space="preserve"> </w:t>
+      </w:r>
+      <w:r>
+        <w:rPr>
+          <w:rStyle w:val="FloatTok"/>
+        </w:rPr>
+        <w:t xml:space="preserve">3.1</w:t>
+      </w:r>
+      <w:r>
+        <w:br/>
+      </w:r>
+      <w:r>
+        <w:rPr>
+          <w:rStyle w:val="NormalTok"/>
+        </w:rPr>
+        <w:t xml:space="preserve">                    </w:t>
+      </w:r>
+      <w:r>
+        <w:rPr>
+          <w:rStyle w:val="FunctionTok"/>
+        </w:rPr>
+        <w:t xml:space="preserve">}</w:t>
+      </w:r>
+      <w:r>
+        <w:br/>
+      </w:r>
+      <w:r>
+        <w:rPr>
+          <w:rStyle w:val="NormalTok"/>
+        </w:rPr>
+        <w:t xml:space="preserve">                </w:t>
+      </w:r>
+      <w:r>
+        <w:rPr>
+          <w:rStyle w:val="OtherTok"/>
+        </w:rPr>
+        <w:t xml:space="preserve">]</w:t>
+      </w:r>
+      <w:r>
+        <w:br/>
+      </w:r>
+      <w:r>
+        <w:rPr>
+          <w:rStyle w:val="NormalTok"/>
+        </w:rPr>
+        <w:t xml:space="preserve">            </w:t>
+      </w:r>
+      <w:r>
+        <w:rPr>
+          <w:rStyle w:val="FunctionTok"/>
+        </w:rPr>
+        <w:t xml:space="preserve">}</w:t>
+      </w:r>
+      <w:r>
+        <w:br/>
+      </w:r>
+      <w:r>
+        <w:rPr>
+          <w:rStyle w:val="NormalTok"/>
+        </w:rPr>
+        <w:t xml:space="preserve">        </w:t>
+      </w:r>
+      <w:r>
+        <w:rPr>
+          <w:rStyle w:val="OtherTok"/>
+        </w:rPr>
+        <w:t xml:space="preserve">]</w:t>
+      </w:r>
+      <w:r>
+        <w:br/>
+      </w:r>
+      <w:r>
+        <w:rPr>
+          <w:rStyle w:val="NormalTok"/>
+        </w:rPr>
+        <w:t xml:space="preserve">    </w:t>
+      </w:r>
+      <w:r>
+        <w:rPr>
+          <w:rStyle w:val="FunctionTok"/>
+        </w:rPr>
+        <w:t xml:space="preserve">}</w:t>
+      </w:r>
+      <w:r>
+        <w:br/>
+      </w:r>
+      <w:r>
+        <w:rPr>
+          <w:rStyle w:val="FunctionTok"/>
+        </w:rPr>
+        <w:t xml:space="preserve">}</w:t>
+      </w:r>
+    </w:p>
+    <w:bookmarkEnd w:id="113"/>
+    <w:bookmarkStart w:id="114" w:name="Xbb398be7af3d39d057a6ad565684f67e2e8badc"/>
+    <w:p>
+      <w:pPr>
+        <w:pStyle w:val="Heading3"/>
+      </w:pPr>
+      <w:r>
+        <w:t xml:space="preserve">Meteorological station</w:t>
+      </w:r>
+    </w:p>
+    <w:p>
+      <w:pPr>
+        <w:pStyle w:val="FirstParagraph"/>
+      </w:pPr>
+      <w:r>
+        <w:t xml:space="preserve">This example shows a typical automatic weather station located in central Europe.</w:t>
+      </w:r>
+    </w:p>
+    <w:p>
+      <w:pPr>
+        <w:numPr>
+          <w:ilvl w:val="0"/>
+          <w:numId w:val="1014"/>
+        </w:numPr>
+      </w:pPr>
+      <w:r>
+        <w:t xml:space="preserve">Node: Campbell CR3000 recording weather data plus internal system status.</w:t>
+      </w:r>
+    </w:p>
+    <w:p>
+      <w:pPr>
+        <w:numPr>
+          <w:ilvl w:val="0"/>
+          <w:numId w:val="1014"/>
+        </w:numPr>
+      </w:pPr>
+      <w:r>
+        <w:t xml:space="preserve">Observers: Vaisala WXT536 measuring meteorological parameters.</w:t>
+      </w:r>
+    </w:p>
+    <w:p>
+      <w:pPr>
+        <w:pStyle w:val="FirstParagraph"/>
+      </w:pPr>
+      <w:r>
+        <w:t xml:space="preserve">Key points:</w:t>
+      </w:r>
+    </w:p>
+    <w:p>
+      <w:pPr>
+        <w:numPr>
+          <w:ilvl w:val="0"/>
+          <w:numId w:val="1015"/>
+        </w:numPr>
+      </w:pPr>
+      <w:r>
+        <w:t xml:space="preserve">Weather parameters: air temperature, humidity, pressure, wind, rainfall.</w:t>
+      </w:r>
+    </w:p>
+    <w:p>
+      <w:pPr>
+        <w:numPr>
+          <w:ilvl w:val="0"/>
+          <w:numId w:val="1015"/>
+        </w:numPr>
+      </w:pPr>
+      <w:r>
+        <w:t xml:space="preserve">The datalogger monitors battery voltage, solar input, and logger temperature.</w:t>
+      </w:r>
+    </w:p>
+    <w:p>
+      <w:pPr>
+        <w:numPr>
+          <w:ilvl w:val="0"/>
+          <w:numId w:val="1015"/>
+        </w:numPr>
+      </w:pPr>
+      <w:r>
+        <w:t xml:space="preserve">The data block groups meteorological parameters and logger health separately.</w:t>
+      </w:r>
+    </w:p>
+    <w:p>
+      <w:pPr>
+        <w:numPr>
+          <w:ilvl w:val="0"/>
+          <w:numId w:val="1015"/>
+        </w:numPr>
+      </w:pPr>
+      <w:r>
         <w:t xml:space="preserve">This example sends an empty value for the barometric pressure measurement, which indicates that the corresponding sensor did not successfully provide a reading. This may indicate a sensor fault, and the receiver must skip this value.</w:t>
       </w:r>
     </w:p>
@@ -19077,7 +19266,7 @@
       <w:pPr>
         <w:numPr>
           <w:ilvl w:val="0"/>
-          <w:numId w:val="1014"/>
+          <w:numId w:val="1016"/>
         </w:numPr>
       </w:pPr>
       <w:bookmarkStart w:id="117" w:name="link-relations"/>
@@ -19545,6 +19734,12 @@
     <w:abstractNumId w:val="991"/>
   </w:num>
   <w:num w:numId="1014">
+    <w:abstractNumId w:val="991"/>
+  </w:num>
+  <w:num w:numId="1015">
+    <w:abstractNumId w:val="991"/>
+  </w:num>
+  <w:num w:numId="1016">
     <w:abstractNumId w:val="991"/>
   </w:num>
 </w:numbering>

--- a/standard/fmdm-DRAFT.docx
+++ b/standard/fmdm-DRAFT.docx
@@ -432,7 +432,7 @@
       </w:r>
     </w:p>
     <w:bookmarkEnd w:id="29"/>
-    <w:bookmarkStart w:id="50" w:name="Xf17c8383fae2ebb7cd7431905910c5a97b905d8"/>
+    <w:bookmarkStart w:id="32" w:name="Xf17c8383fae2ebb7cd7431905910c5a97b905d8"/>
     <w:p>
       <w:pPr>
         <w:pStyle w:val="Heading1"/>
@@ -490,144 +490,101 @@
         <w:t xml:space="preserve">The following additional terms and definitions also apply.</w:t>
       </w:r>
     </w:p>
-    <w:bookmarkStart w:id="32" w:name="X25f91dd304fe6899a4c042332cbb7e962c79fa4"/>
-    <w:p>
-      <w:pPr>
-        <w:pStyle w:val="Heading2"/>
-      </w:pPr>
-      <w:r>
+    <w:p>
+      <w:pPr>
+        <w:pStyle w:val="BodyText"/>
+      </w:pPr>
+      <w:r>
+        <w:rPr>
+          <w:bCs/>
+          <w:b/>
+        </w:rPr>
         <w:t xml:space="preserve">Node</w:t>
       </w:r>
     </w:p>
     <w:p>
       <w:pPr>
-        <w:pStyle w:val="FirstParagraph"/>
+        <w:pStyle w:val="BodyText"/>
       </w:pPr>
       <w:r>
         <w:t xml:space="preserve">Remote station or system that collects observation data and transmits it to a Hub. A Node comprises a Node Device and optionally one or more Observer Devices. Communication is strictly unidirectional; the Node transmits data to the Hub but does not receive data from it.</w:t>
       </w:r>
     </w:p>
-    <w:bookmarkEnd w:id="32"/>
-    <w:bookmarkStart w:id="33" w:name="X3bfbfb361e3dc0cf06205e06703b599ce9fc4bf"/>
-    <w:p>
-      <w:pPr>
-        <w:pStyle w:val="Heading2"/>
-      </w:pPr>
-      <w:r>
+    <w:p>
+      <w:pPr>
+        <w:pStyle w:val="BodyText"/>
+      </w:pPr>
+      <w:r>
+        <w:rPr>
+          <w:bCs/>
+          <w:b/>
+        </w:rPr>
         <w:t xml:space="preserve">Hub</w:t>
       </w:r>
     </w:p>
     <w:p>
       <w:pPr>
-        <w:pStyle w:val="FirstParagraph"/>
+        <w:pStyle w:val="BodyText"/>
       </w:pPr>
       <w:r>
         <w:t xml:space="preserve">Software system at the central server that receives Data and Metadata messages from one or more Nodes, decodes the Protobuf payloads, and prepares the observation data for further processing and distribution. Communication is strictly unidirectional; the Hub receives data from Nodes but does not transmit data to them.</w:t>
       </w:r>
     </w:p>
-    <w:bookmarkEnd w:id="33"/>
-    <w:bookmarkStart w:id="34" w:name="X71cf41a274aeb4b083c7f9072cb90d48c59e7e1"/>
-    <w:p>
-      <w:pPr>
-        <w:pStyle w:val="Heading2"/>
-      </w:pPr>
-      <w:r>
+    <w:p>
+      <w:pPr>
+        <w:pStyle w:val="BodyText"/>
+      </w:pPr>
+      <w:r>
+        <w:rPr>
+          <w:bCs/>
+          <w:b/>
+        </w:rPr>
         <w:t xml:space="preserve">Protocol</w:t>
       </w:r>
     </w:p>
     <w:p>
       <w:pPr>
-        <w:pStyle w:val="FirstParagraph"/>
+        <w:pStyle w:val="BodyText"/>
       </w:pPr>
       <w:r>
         <w:t xml:space="preserve">The IP based set of rules that determine how data is transferred from the Node to the Hub.</w:t>
       </w:r>
     </w:p>
-    <w:bookmarkEnd w:id="34"/>
-    <w:bookmarkStart w:id="35" w:name="X64d021d2348e4c6887125b0f8795aec92201018"/>
-    <w:p>
-      <w:pPr>
-        <w:pStyle w:val="Heading2"/>
-      </w:pPr>
-      <w:r>
-        <w:t xml:space="preserve">Data Format</w:t>
-      </w:r>
-    </w:p>
-    <w:p>
-      <w:pPr>
-        <w:pStyle w:val="FirstParagraph"/>
-      </w:pPr>
-      <w:r>
-        <w:t xml:space="preserve">A data format is the organisation of information according to specifications. It defines how the data is structured and encoded.</w:t>
-      </w:r>
-    </w:p>
-    <w:bookmarkEnd w:id="35"/>
-    <w:bookmarkStart w:id="36" w:name="Xd0bfcc860bddf4a448cab3cd2134709ed772103"/>
-    <w:p>
-      <w:pPr>
-        <w:pStyle w:val="Heading2"/>
-      </w:pPr>
-      <w:r>
-        <w:t xml:space="preserve">Data Serialization</w:t>
-      </w:r>
-    </w:p>
-    <w:p>
-      <w:pPr>
-        <w:pStyle w:val="FirstParagraph"/>
-      </w:pPr>
-      <w:r>
-        <w:t xml:space="preserve">The process of converting structured data into a Data Format that can be easily transmitted and reconstructed later.</w:t>
-      </w:r>
-    </w:p>
-    <w:bookmarkEnd w:id="36"/>
-    <w:bookmarkStart w:id="37" w:name="Xd500f1c5edace28bf8dcddf221cbc29239aa86f"/>
-    <w:p>
-      <w:pPr>
-        <w:pStyle w:val="Heading2"/>
-      </w:pPr>
-      <w:r>
-        <w:t xml:space="preserve">Data Schema</w:t>
-      </w:r>
-    </w:p>
-    <w:p>
-      <w:pPr>
-        <w:pStyle w:val="FirstParagraph"/>
-      </w:pPr>
-      <w:r>
-        <w:t xml:space="preserve">A formal description in the declarative language defining the structure and constraints for the Data Format.</w:t>
-      </w:r>
-    </w:p>
-    <w:bookmarkEnd w:id="37"/>
-    <w:bookmarkStart w:id="38" w:name="X3dd5b6348b7c8cabaa06a4e46e02f6125633375"/>
-    <w:p>
-      <w:pPr>
-        <w:pStyle w:val="Heading2"/>
-      </w:pPr>
-      <w:r>
+    <w:p>
+      <w:pPr>
+        <w:pStyle w:val="BodyText"/>
+      </w:pPr>
+      <w:r>
+        <w:rPr>
+          <w:bCs/>
+          <w:b/>
+        </w:rPr>
         <w:t xml:space="preserve">Observation</w:t>
       </w:r>
     </w:p>
     <w:p>
       <w:pPr>
-        <w:pStyle w:val="FirstParagraph"/>
+        <w:pStyle w:val="BodyText"/>
       </w:pPr>
       <w:r>
         <w:t xml:space="preserve">A single set of one or more measured values captured at a specific point in time, referencing a ParameterDefinition. Observations are transmitted within Data messages.</w:t>
       </w:r>
     </w:p>
-    <w:bookmarkEnd w:id="38"/>
-    <w:bookmarkStart w:id="39" w:name="X9c3cd13a7594ae0b3e7c5f757c69c929cc7935d"/>
-    <w:p>
-      <w:pPr>
-        <w:pStyle w:val="Heading2"/>
-      </w:pPr>
-      <w:r>
+    <w:p>
+      <w:pPr>
+        <w:pStyle w:val="BodyText"/>
+      </w:pPr>
+      <w:r>
+        <w:rPr>
+          <w:bCs/>
+          <w:b/>
+        </w:rPr>
         <w:t xml:space="preserve">Metadata</w:t>
       </w:r>
     </w:p>
     <w:p>
       <w:pPr>
-        <w:pStyle w:val="FirstParagraph"/>
+        <w:pStyle w:val="BodyText"/>
       </w:pPr>
       <w:r>
         <w:t xml:space="preserve">A message type that provides configuration and contextual information about a Node, including descriptions of the Node Device, Observer Devices, parameter definitions, and namespace mappings. The Metadata message provides the necessary context for interpreting</w:t>
@@ -648,19 +605,21 @@
         <w:t xml:space="preserve">messages.</w:t>
       </w:r>
     </w:p>
-    <w:bookmarkEnd w:id="39"/>
-    <w:bookmarkStart w:id="40" w:name="X8f1fb64e682958358ede0b244e2b111d22d914d"/>
-    <w:p>
-      <w:pPr>
-        <w:pStyle w:val="Heading2"/>
-      </w:pPr>
-      <w:r>
+    <w:p>
+      <w:pPr>
+        <w:pStyle w:val="BodyText"/>
+      </w:pPr>
+      <w:r>
+        <w:rPr>
+          <w:bCs/>
+          <w:b/>
+        </w:rPr>
         <w:t xml:space="preserve">Cell method</w:t>
       </w:r>
     </w:p>
     <w:p>
       <w:pPr>
-        <w:pStyle w:val="FirstParagraph"/>
+        <w:pStyle w:val="BodyText"/>
       </w:pPr>
       <w:r>
         <w:t xml:space="preserve">Statistical method used to aggregate measurements over a cell period. Specified using the CellMethod enumeration. Examples include</w:t>
@@ -729,37 +688,41 @@
         <w:t xml:space="preserve">.</w:t>
       </w:r>
     </w:p>
-    <w:bookmarkEnd w:id="40"/>
-    <w:bookmarkStart w:id="41" w:name="X21d252061e556901263887ad8c73b4bf7e6fcd9"/>
-    <w:p>
-      <w:pPr>
-        <w:pStyle w:val="Heading2"/>
-      </w:pPr>
-      <w:r>
+    <w:p>
+      <w:pPr>
+        <w:pStyle w:val="BodyText"/>
+      </w:pPr>
+      <w:r>
+        <w:rPr>
+          <w:bCs/>
+          <w:b/>
+        </w:rPr>
         <w:t xml:space="preserve">Cell period</w:t>
       </w:r>
     </w:p>
     <w:p>
       <w:pPr>
-        <w:pStyle w:val="FirstParagraph"/>
+        <w:pStyle w:val="BodyText"/>
       </w:pPr>
       <w:r>
         <w:t xml:space="preserve">Duration in seconds over which measurements are aggregated using the cell method. A value of zero indicates an instantaneous (point) measurement with no aggregation interval.</w:t>
       </w:r>
     </w:p>
-    <w:bookmarkEnd w:id="41"/>
-    <w:bookmarkStart w:id="42" w:name="Xb2c6ca581828d3107bbc351d89e0ec5b54d83da"/>
-    <w:p>
-      <w:pPr>
-        <w:pStyle w:val="Heading2"/>
-      </w:pPr>
-      <w:r>
+    <w:p>
+      <w:pPr>
+        <w:pStyle w:val="BodyText"/>
+      </w:pPr>
+      <w:r>
+        <w:rPr>
+          <w:bCs/>
+          <w:b/>
+        </w:rPr>
         <w:t xml:space="preserve">Empty value</w:t>
       </w:r>
     </w:p>
     <w:p>
       <w:pPr>
-        <w:pStyle w:val="FirstParagraph"/>
+        <w:pStyle w:val="BodyText"/>
       </w:pPr>
       <w:r>
         <w:t xml:space="preserve">Explicit representation of a missing or unavailable measurement. Missing values shall be encoded using the</w:t>
@@ -780,37 +743,41 @@
         <w:t xml:space="preserve">element rather than omitted, represented as zero, or represented as false. This ensures a clear distinction between a measurement that could not be obtained and a measurement with a value of zero.</w:t>
       </w:r>
     </w:p>
-    <w:bookmarkEnd w:id="42"/>
-    <w:bookmarkStart w:id="43" w:name="Xcb6c7e9c4822e4385288cb0297183304786108e"/>
-    <w:p>
-      <w:pPr>
-        <w:pStyle w:val="Heading2"/>
-      </w:pPr>
-      <w:r>
+    <w:p>
+      <w:pPr>
+        <w:pStyle w:val="BodyText"/>
+      </w:pPr>
+      <w:r>
+        <w:rPr>
+          <w:bCs/>
+          <w:b/>
+        </w:rPr>
         <w:t xml:space="preserve">First mile</w:t>
       </w:r>
     </w:p>
     <w:p>
       <w:pPr>
-        <w:pStyle w:val="FirstParagraph"/>
+        <w:pStyle w:val="BodyText"/>
       </w:pPr>
       <w:r>
         <w:t xml:space="preserve">The transmission path from a remote observation site to the central data collection infrastructure. In bandwidth-constrained environments such as satellite links, the first mile refers to the path from the satellite ground base station to the Hub.</w:t>
       </w:r>
     </w:p>
-    <w:bookmarkEnd w:id="43"/>
-    <w:bookmarkStart w:id="44" w:name="Xfc0b80871eb798be7b7c67dc681dffb81a86689"/>
-    <w:p>
-      <w:pPr>
-        <w:pStyle w:val="Heading2"/>
-      </w:pPr>
-      <w:r>
+    <w:p>
+      <w:pPr>
+        <w:pStyle w:val="BodyText"/>
+      </w:pPr>
+      <w:r>
+        <w:rPr>
+          <w:bCs/>
+          <w:b/>
+        </w:rPr>
         <w:t xml:space="preserve">Namespace</w:t>
       </w:r>
     </w:p>
     <w:p>
       <w:pPr>
-        <w:pStyle w:val="FirstParagraph"/>
+        <w:pStyle w:val="BodyText"/>
       </w:pPr>
       <w:r>
         <w:t xml:space="preserve">Declaration that associates a short key with a URI identifying an external naming convention vocabulary. Namespaces are declared in the Metadata message</w:t>
@@ -828,19 +795,21 @@
         <w:t xml:space="preserve">standardNames`` elements. Example vocabularies include the CF Metadata Conventions and the WMO First Mile parameter registry.</w:t>
       </w:r>
     </w:p>
-    <w:bookmarkEnd w:id="44"/>
-    <w:bookmarkStart w:id="45" w:name="X55ef750d99e95876a16cf5c6a6e7374568044c1"/>
-    <w:p>
-      <w:pPr>
-        <w:pStyle w:val="Heading2"/>
-      </w:pPr>
-      <w:r>
+    <w:p>
+      <w:pPr>
+        <w:pStyle w:val="BodyText"/>
+      </w:pPr>
+      <w:r>
+        <w:rPr>
+          <w:bCs/>
+          <w:b/>
+        </w:rPr>
         <w:t xml:space="preserve">Node device</w:t>
       </w:r>
     </w:p>
     <w:p>
       <w:pPr>
-        <w:pStyle w:val="FirstParagraph"/>
+        <w:pStyle w:val="BodyText"/>
       </w:pPr>
       <w:r>
         <w:t xml:space="preserve">The primary device within a Node, typically a datalogger or observation station controller, responsible for acquiring data from Observer Devices and transmitting encoded payloads to the Hub. Described by the</w:t>
@@ -861,19 +830,21 @@
         <w:t xml:space="preserve">message in the message encoding.</w:t>
       </w:r>
     </w:p>
-    <w:bookmarkEnd w:id="45"/>
-    <w:bookmarkStart w:id="46" w:name="X839292c1a045f3fc22ae5b812c0062239c6b5da"/>
-    <w:p>
-      <w:pPr>
-        <w:pStyle w:val="Heading2"/>
-      </w:pPr>
-      <w:r>
+    <w:p>
+      <w:pPr>
+        <w:pStyle w:val="BodyText"/>
+      </w:pPr>
+      <w:r>
+        <w:rPr>
+          <w:bCs/>
+          <w:b/>
+        </w:rPr>
         <w:t xml:space="preserve">Observer device</w:t>
       </w:r>
     </w:p>
     <w:p>
       <w:pPr>
-        <w:pStyle w:val="FirstParagraph"/>
+        <w:pStyle w:val="BodyText"/>
       </w:pPr>
       <w:r>
         <w:t xml:space="preserve">An individual sensor or measurement device connected to a Node Device. Observer Devices are described by</w:t>
@@ -894,37 +865,41 @@
         <w:t xml:space="preserve">messages within the Metadata message. Each Observer Device shall be assigned an identifier that is unique within the context of its Node Device.</w:t>
       </w:r>
     </w:p>
-    <w:bookmarkEnd w:id="46"/>
-    <w:bookmarkStart w:id="47" w:name="X577630d6c26f797218344715e8d87cfeb328b04"/>
-    <w:p>
-      <w:pPr>
-        <w:pStyle w:val="Heading2"/>
-      </w:pPr>
-      <w:r>
+    <w:p>
+      <w:pPr>
+        <w:pStyle w:val="BodyText"/>
+      </w:pPr>
+      <w:r>
+        <w:rPr>
+          <w:bCs/>
+          <w:b/>
+        </w:rPr>
         <w:t xml:space="preserve">Parameter definition</w:t>
       </w:r>
     </w:p>
     <w:p>
       <w:pPr>
-        <w:pStyle w:val="FirstParagraph"/>
+        <w:pStyle w:val="BodyText"/>
       </w:pPr>
       <w:r>
         <w:t xml:space="preserve">A named grouping of one or more related Parameters that share a common identifier and description. Parameter Definitions are declared in Metadata messages and referenced by identifier in Observation messages.</w:t>
       </w:r>
     </w:p>
-    <w:bookmarkEnd w:id="47"/>
-    <w:bookmarkStart w:id="48" w:name="X9a8bf083cb84847f8d5f7064eaf08f0475256cf"/>
-    <w:p>
-      <w:pPr>
-        <w:pStyle w:val="Heading2"/>
-      </w:pPr>
-      <w:r>
+    <w:p>
+      <w:pPr>
+        <w:pStyle w:val="BodyText"/>
+      </w:pPr>
+      <w:r>
+        <w:rPr>
+          <w:bCs/>
+          <w:b/>
+        </w:rPr>
         <w:t xml:space="preserve">Standard name</w:t>
       </w:r>
     </w:p>
     <w:p>
       <w:pPr>
-        <w:pStyle w:val="FirstParagraph"/>
+        <w:pStyle w:val="BodyText"/>
       </w:pPr>
       <w:r>
         <w:t xml:space="preserve">A controlled vocabulary entry from an external naming convention that unambiguously identifies a measured parameter. Standard names are associated with Parameters through namespace-keyed mappings in the Parameter message</w:t>
@@ -945,13 +920,15 @@
         <w:t xml:space="preserve">element.</w:t>
       </w:r>
     </w:p>
-    <w:bookmarkEnd w:id="48"/>
-    <w:bookmarkStart w:id="49" w:name="X54e275d746a583d0fab5702dec00410ae636698"/>
-    <w:p>
-      <w:pPr>
-        <w:pStyle w:val="Heading2"/>
-      </w:pPr>
-      <w:r>
+    <w:p>
+      <w:pPr>
+        <w:pStyle w:val="BodyText"/>
+      </w:pPr>
+      <w:r>
+        <w:rPr>
+          <w:bCs/>
+          <w:b/>
+        </w:rPr>
         <w:t xml:space="preserve">Abbreviated terms</w:t>
       </w:r>
     </w:p>
@@ -1389,9 +1366,8 @@
         </w:tc>
       </w:tr>
     </w:tbl>
-    <w:bookmarkEnd w:id="49"/>
-    <w:bookmarkEnd w:id="50"/>
-    <w:bookmarkStart w:id="58" w:name="X092135ba5a88783865c456c6e3593fb42502819"/>
+    <w:bookmarkEnd w:id="32"/>
+    <w:bookmarkStart w:id="40" w:name="X092135ba5a88783865c456c6e3593fb42502819"/>
     <w:p>
       <w:pPr>
         <w:pStyle w:val="Heading1"/>
@@ -1408,7 +1384,7 @@
         <w:t xml:space="preserve">This section provides details and examples for any conventions used in the document. Examples of conventions are symbols, abbreviations, use of JSON Schema, or special notes regarding how to read the document.</w:t>
       </w:r>
     </w:p>
-    <w:bookmarkStart w:id="52" w:name="Xd36e39716b76592b350f106ac5ed38f15d24141"/>
+    <w:bookmarkStart w:id="34" w:name="Xd36e39716b76592b350f106ac5ed38f15d24141"/>
     <w:p>
       <w:pPr>
         <w:pStyle w:val="Heading2"/>
@@ -1429,7 +1405,7 @@
       <w:pPr>
         <w:pStyle w:val="BodyText"/>
       </w:pPr>
-      <w:hyperlink r:id="rId51">
+      <w:hyperlink r:id="rId33">
         <w:r>
           <w:rPr>
             <w:rStyle w:val="Hyperlink"/>
@@ -1446,8 +1422,8 @@
         <w:t xml:space="preserve">All requirements and conformance tests that appear in this document are denoted by partial URIs which are relative to this base.</w:t>
       </w:r>
     </w:p>
-    <w:bookmarkEnd w:id="52"/>
-    <w:bookmarkStart w:id="54" w:name="X70860ddc704121b08ffd7850543538547ce4efd"/>
+    <w:bookmarkEnd w:id="34"/>
+    <w:bookmarkStart w:id="36" w:name="X70860ddc704121b08ffd7850543538547ce4efd"/>
     <w:p>
       <w:pPr>
         <w:pStyle w:val="Heading2"/>
@@ -1494,7 +1470,7 @@
       <w:r>
         <w:t xml:space="preserve"> </w:t>
       </w:r>
-      <w:hyperlink r:id="rId53">
+      <w:hyperlink r:id="rId35">
         <w:r>
           <w:rPr>
             <w:rStyle w:val="Hyperlink"/>
@@ -1503,8 +1479,8 @@
         </w:r>
       </w:hyperlink>
     </w:p>
-    <w:bookmarkEnd w:id="54"/>
-    <w:bookmarkStart w:id="56" w:name="X51ea2dcbbf0dc3858aa5637c32a54d26159edc1"/>
+    <w:bookmarkEnd w:id="36"/>
+    <w:bookmarkStart w:id="38" w:name="X51ea2dcbbf0dc3858aa5637c32a54d26159edc1"/>
     <w:p>
       <w:pPr>
         <w:pStyle w:val="Heading2"/>
@@ -1523,7 +1499,7 @@
       <w:r>
         <w:t xml:space="preserve"> </w:t>
       </w:r>
-      <w:hyperlink r:id="rId55">
+      <w:hyperlink r:id="rId37">
         <w:r>
           <w:rPr>
             <w:rStyle w:val="Hyperlink"/>
@@ -1532,8 +1508,8 @@
         </w:r>
       </w:hyperlink>
     </w:p>
-    <w:bookmarkEnd w:id="56"/>
-    <w:bookmarkStart w:id="57" w:name="Xdb1c944d8a2f930464777656f10fba2a74d95df"/>
+    <w:bookmarkEnd w:id="38"/>
+    <w:bookmarkStart w:id="39" w:name="Xdb1c944d8a2f930464777656f10fba2a74d95df"/>
     <w:p>
       <w:pPr>
         <w:pStyle w:val="Heading2"/>
@@ -1569,9 +1545,9 @@
         <w:t xml:space="preserve">Data and metadata message instances are always defined as JSON.</w:t>
       </w:r>
     </w:p>
-    <w:bookmarkEnd w:id="57"/>
-    <w:bookmarkEnd w:id="58"/>
-    <w:bookmarkStart w:id="62" w:name="Xc683cc3eb5f62f1b2665ffbeddec6924032d7d2"/>
+    <w:bookmarkEnd w:id="39"/>
+    <w:bookmarkEnd w:id="40"/>
+    <w:bookmarkStart w:id="44" w:name="Xc683cc3eb5f62f1b2665ffbeddec6924032d7d2"/>
     <w:p>
       <w:pPr>
         <w:pStyle w:val="Heading1"/>
@@ -1580,7 +1556,7 @@
         <w:t xml:space="preserve">Overview (informative)</w:t>
       </w:r>
     </w:p>
-    <w:bookmarkStart w:id="59" w:name="Xca774f64942a7f7563fb94bb05ba7dab3a26d69"/>
+    <w:bookmarkStart w:id="41" w:name="Xca774f64942a7f7563fb94bb05ba7dab3a26d69"/>
     <w:p>
       <w:pPr>
         <w:pStyle w:val="Heading2"/>
@@ -1605,8 +1581,8 @@
         <w:t xml:space="preserve">[TODO] Add data flow figure showing 1st mile, DCPS and WIS2.</w:t>
       </w:r>
     </w:p>
-    <w:bookmarkEnd w:id="59"/>
-    <w:bookmarkStart w:id="61" w:name="Xa849849250439b6e47b40e1cfacc80be129515b"/>
+    <w:bookmarkEnd w:id="41"/>
+    <w:bookmarkStart w:id="43" w:name="Xa849849250439b6e47b40e1cfacc80be129515b"/>
     <w:p>
       <w:pPr>
         <w:pStyle w:val="Heading2"/>
@@ -1670,7 +1646,7 @@
         <w:t xml:space="preserve">Node and Hub architecture</w:t>
       </w:r>
     </w:p>
-    <w:bookmarkStart w:id="60" w:name="X770fa29b64d56b71c44a849f2807d40b1e1388b"/>
+    <w:bookmarkStart w:id="42" w:name="X770fa29b64d56b71c44a849f2807d40b1e1388b"/>
     <w:p>
       <w:pPr>
         <w:pStyle w:val="Heading3"/>
@@ -1702,10 +1678,10 @@
         <w:t xml:space="preserve">rather than being inferred from zero or omission.</w:t>
       </w:r>
     </w:p>
-    <w:bookmarkEnd w:id="60"/>
-    <w:bookmarkEnd w:id="61"/>
-    <w:bookmarkEnd w:id="62"/>
-    <w:bookmarkStart w:id="79" w:name="Xd094cb9e46932e0a1d453e6f3cf496cbe084a2a"/>
+    <w:bookmarkEnd w:id="42"/>
+    <w:bookmarkEnd w:id="43"/>
+    <w:bookmarkEnd w:id="44"/>
+    <w:bookmarkStart w:id="61" w:name="Xd094cb9e46932e0a1d453e6f3cf496cbe084a2a"/>
     <w:p>
       <w:pPr>
         <w:pStyle w:val="Heading1"/>
@@ -1719,7 +1695,7 @@
         <w:pStyle w:val="FirstParagraph"/>
       </w:pPr>
       <w:r>
-        <w:t xml:space="preserve">The message encoding defines the structure and organization of information transmitted from the Node to the Hub using Protocol Buffers (Protobuf) as the Data Format.</w:t>
+        <w:t xml:space="preserve">The message encoding defines the structure and organization of information transmitted from the Node to the Hub using Protocol Buffers (Protobuf).</w:t>
       </w:r>
     </w:p>
     <w:p>
@@ -1760,7 +1736,7 @@
         <w:t xml:space="preserve">These use cases are supported by two top-level message types: the Data message containing observations, and the Metadata message containing configuration and contextual information. Both messages are defined in a single Protobuf schema and transmitted as independent payloads. The Metadata message provides the necessary context for interpreting the Data message, including descriptions of devices and parameters.</w:t>
       </w:r>
     </w:p>
-    <w:bookmarkStart w:id="78" w:name="X3405a2ad77080f4e6420abc592ee760f82741e3"/>
+    <w:bookmarkStart w:id="60" w:name="X3405a2ad77080f4e6420abc592ee760f82741e3"/>
     <w:p>
       <w:pPr>
         <w:pStyle w:val="Heading2"/>
@@ -1769,7 +1745,7 @@
         <w:t xml:space="preserve">Requirements Class "Message Encoding"</w:t>
       </w:r>
     </w:p>
-    <w:bookmarkStart w:id="64" w:name="X43f9398da9c2eb974194c1e60a2fdc80e1bfc87"/>
+    <w:bookmarkStart w:id="46" w:name="X43f9398da9c2eb974194c1e60a2fdc80e1bfc87"/>
     <w:p>
       <w:pPr>
         <w:pStyle w:val="Heading3"/>
@@ -1931,7 +1907,7 @@
             <w:pPr>
               <w:jc w:val="left"/>
             </w:pPr>
-            <w:hyperlink r:id="rId63">
+            <w:hyperlink r:id="rId45">
               <w:r>
                 <w:rPr>
                   <w:rStyle w:val="Hyperlink"/>
@@ -2020,8 +1996,8 @@
         </w:tc>
       </w:tr>
     </w:tbl>
-    <w:bookmarkEnd w:id="64"/>
-    <w:bookmarkStart w:id="65" w:name="Xd1407eb2acab85faf209ebb838d94cf5606e93f"/>
+    <w:bookmarkEnd w:id="46"/>
+    <w:bookmarkStart w:id="47" w:name="Xd1407eb2acab85faf209ebb838d94cf5606e93f"/>
     <w:p>
       <w:pPr>
         <w:pStyle w:val="Heading3"/>
@@ -2146,8 +2122,8 @@
         <w:t xml:space="preserve">: Mapping to external naming conventions through namespace definitions</w:t>
       </w:r>
     </w:p>
-    <w:bookmarkEnd w:id="65"/>
-    <w:bookmarkStart w:id="66" w:name="X4019f5d642666f4b718a608f515a8350c19e596"/>
+    <w:bookmarkEnd w:id="47"/>
+    <w:bookmarkStart w:id="48" w:name="X4019f5d642666f4b718a608f515a8350c19e596"/>
     <w:p>
       <w:pPr>
         <w:pStyle w:val="Heading3"/>
@@ -2283,8 +2259,8 @@
         </w:tc>
       </w:tr>
     </w:tbl>
-    <w:bookmarkEnd w:id="66"/>
-    <w:bookmarkStart w:id="67" w:name="Xb068eb7ffd420bbdc9cfce6bbf9192c785e362a"/>
+    <w:bookmarkEnd w:id="48"/>
+    <w:bookmarkStart w:id="49" w:name="Xb068eb7ffd420bbdc9cfce6bbf9192c785e362a"/>
     <w:p>
       <w:pPr>
         <w:pStyle w:val="Heading3"/>
@@ -2657,8 +2633,8 @@
         </w:tc>
       </w:tr>
     </w:tbl>
-    <w:bookmarkEnd w:id="67"/>
-    <w:bookmarkStart w:id="68" w:name="X3746f725ddac390db9850b31b5fe30c518b2aec"/>
+    <w:bookmarkEnd w:id="49"/>
+    <w:bookmarkStart w:id="50" w:name="X3746f725ddac390db9850b31b5fe30c518b2aec"/>
     <w:p>
       <w:pPr>
         <w:pStyle w:val="Heading3"/>
@@ -2875,8 +2851,8 @@
         </w:tc>
       </w:tr>
     </w:tbl>
-    <w:bookmarkEnd w:id="68"/>
-    <w:bookmarkStart w:id="69" w:name="X522e2cc56a4a98658d422784223e8c7becca9fc"/>
+    <w:bookmarkEnd w:id="50"/>
+    <w:bookmarkStart w:id="51" w:name="X522e2cc56a4a98658d422784223e8c7becca9fc"/>
     <w:p>
       <w:pPr>
         <w:pStyle w:val="Heading3"/>
@@ -3288,8 +3264,8 @@
         </w:tc>
       </w:tr>
     </w:tbl>
-    <w:bookmarkEnd w:id="69"/>
-    <w:bookmarkStart w:id="70" w:name="Xc192c9d929eb5d08beb292f02f6894423763231"/>
+    <w:bookmarkEnd w:id="51"/>
+    <w:bookmarkStart w:id="52" w:name="Xc192c9d929eb5d08beb292f02f6894423763231"/>
     <w:p>
       <w:pPr>
         <w:pStyle w:val="Heading3"/>
@@ -3705,8 +3681,8 @@
         <w:t xml:space="preserve">Observer device identifiers shall remain stable across Node restarts and metadata updates to ensure consistent parameter-to-device associations.</w:t>
       </w:r>
     </w:p>
-    <w:bookmarkEnd w:id="70"/>
-    <w:bookmarkStart w:id="71" w:name="X82804532ca0a14337daa583d93f7870381be5f8"/>
+    <w:bookmarkEnd w:id="52"/>
+    <w:bookmarkStart w:id="53" w:name="X82804532ca0a14337daa583d93f7870381be5f8"/>
     <w:p>
       <w:pPr>
         <w:pStyle w:val="Heading3"/>
@@ -3907,8 +3883,8 @@
         </w:tc>
       </w:tr>
     </w:tbl>
-    <w:bookmarkEnd w:id="71"/>
-    <w:bookmarkStart w:id="73" w:name="X2dcd3e50f3e232b211393a38435b15bd28772d4"/>
+    <w:bookmarkEnd w:id="53"/>
+    <w:bookmarkStart w:id="55" w:name="X2dcd3e50f3e232b211393a38435b15bd28772d4"/>
     <w:p>
       <w:pPr>
         <w:pStyle w:val="Heading3"/>
@@ -4092,7 +4068,7 @@
             <w:r>
               <w:t xml:space="preserve"> </w:t>
             </w:r>
-            <w:hyperlink r:id="rId72">
+            <w:hyperlink r:id="rId54">
               <w:r>
                 <w:rPr>
                   <w:rStyle w:val="Hyperlink"/>
@@ -4458,8 +4434,8 @@
         </w:tc>
       </w:tr>
     </w:tbl>
-    <w:bookmarkEnd w:id="73"/>
-    <w:bookmarkStart w:id="74" w:name="Xc8f2fc14d9ce3d043c6603698a378c333168d68"/>
+    <w:bookmarkEnd w:id="55"/>
+    <w:bookmarkStart w:id="56" w:name="Xc8f2fc14d9ce3d043c6603698a378c333168d68"/>
     <w:p>
       <w:pPr>
         <w:pStyle w:val="Heading3"/>
@@ -4652,8 +4628,8 @@
         </w:tc>
       </w:tr>
     </w:tbl>
-    <w:bookmarkEnd w:id="74"/>
-    <w:bookmarkStart w:id="75" w:name="X05ad229d6065a3fb9e9fa952b4fa2f12120cd4a"/>
+    <w:bookmarkEnd w:id="56"/>
+    <w:bookmarkStart w:id="57" w:name="X05ad229d6065a3fb9e9fa952b4fa2f12120cd4a"/>
     <w:p>
       <w:pPr>
         <w:pStyle w:val="Heading3"/>
@@ -4769,8 +4745,8 @@
         </w:tc>
       </w:tr>
     </w:tbl>
-    <w:bookmarkEnd w:id="75"/>
-    <w:bookmarkStart w:id="76" w:name="X1dbf4a806bce0d3d4fc72a7b692636795af6609"/>
+    <w:bookmarkEnd w:id="57"/>
+    <w:bookmarkStart w:id="58" w:name="X1dbf4a806bce0d3d4fc72a7b692636795af6609"/>
     <w:p>
       <w:pPr>
         <w:pStyle w:val="Heading3"/>
@@ -5068,8 +5044,8 @@
         <w:t xml:space="preserve">An observation may contain multiple values when the referenced ParameterDefinition contains multiple parameters. This approach enables grouping values that are measured at the same timestamp, requiring the timestamp to be transmitted only once for multiple values. This reduces payload size, which is particularly beneficial in bandwidth-constrained environments. For example, a parameter definition for "Internal Parameters" might include both supply voltage and internal temperature, requiring two values per observation but sharing a single timestamp.</w:t>
       </w:r>
     </w:p>
-    <w:bookmarkEnd w:id="76"/>
-    <w:bookmarkStart w:id="77" w:name="Xfab5fa97ae3521ef5fab878ac897c1c9dd10da9"/>
+    <w:bookmarkEnd w:id="58"/>
+    <w:bookmarkStart w:id="59" w:name="Xfab5fa97ae3521ef5fab878ac897c1c9dd10da9"/>
     <w:p>
       <w:pPr>
         <w:pStyle w:val="Heading3"/>
@@ -5876,10 +5852,10 @@
         <w:t xml:space="preserve">element shall be used at that position to maintain correct alignment.</w:t>
       </w:r>
     </w:p>
-    <w:bookmarkEnd w:id="77"/>
-    <w:bookmarkEnd w:id="78"/>
-    <w:bookmarkEnd w:id="79"/>
-    <w:bookmarkStart w:id="88" w:name="X6d3be79fdd62b5ac3df4be22b2324fcd18f0d31"/>
+    <w:bookmarkEnd w:id="59"/>
+    <w:bookmarkEnd w:id="60"/>
+    <w:bookmarkEnd w:id="61"/>
+    <w:bookmarkStart w:id="70" w:name="X6d3be79fdd62b5ac3df4be22b2324fcd18f0d31"/>
     <w:p>
       <w:pPr>
         <w:pStyle w:val="Heading1"/>
@@ -5911,7 +5887,7 @@
         <w:t xml:space="preserve">element, which is a human-readable label and not guaranteed to be unique or machine-interpretable.</w:t>
       </w:r>
     </w:p>
-    <w:bookmarkStart w:id="87" w:name="Xb83d80e9cf08478bd63550380a98a40b014163a"/>
+    <w:bookmarkStart w:id="69" w:name="Xb83d80e9cf08478bd63550380a98a40b014163a"/>
     <w:p>
       <w:pPr>
         <w:pStyle w:val="Heading2"/>
@@ -5920,7 +5896,7 @@
         <w:t xml:space="preserve">Requirements Class "Parameter Standard Names"</w:t>
       </w:r>
     </w:p>
-    <w:bookmarkStart w:id="81" w:name="X322101054fd636c32d6869f7cfec83424c5280c"/>
+    <w:bookmarkStart w:id="63" w:name="X322101054fd636c32d6869f7cfec83424c5280c"/>
     <w:p>
       <w:pPr>
         <w:pStyle w:val="Heading3"/>
@@ -6014,7 +5990,7 @@
             <w:pPr>
               <w:jc w:val="left"/>
             </w:pPr>
-            <w:hyperlink r:id="rId80">
+            <w:hyperlink r:id="rId62">
               <w:r>
                 <w:rPr>
                   <w:rStyle w:val="Hyperlink"/>
@@ -6079,8 +6055,8 @@
         </w:tc>
       </w:tr>
     </w:tbl>
-    <w:bookmarkEnd w:id="81"/>
-    <w:bookmarkStart w:id="82" w:name="X9a2e6e21986a725586c5c1a35dc203f1b93999b"/>
+    <w:bookmarkEnd w:id="63"/>
+    <w:bookmarkStart w:id="64" w:name="X9a2e6e21986a725586c5c1a35dc203f1b93999b"/>
     <w:p>
       <w:pPr>
         <w:pStyle w:val="Heading3"/>
@@ -6528,8 +6504,8 @@
         </w:tc>
       </w:tr>
     </w:tbl>
-    <w:bookmarkEnd w:id="82"/>
-    <w:bookmarkStart w:id="83" w:name="Xd1c302b8a82dd955e6c97d940af707ea0542cd4"/>
+    <w:bookmarkEnd w:id="64"/>
+    <w:bookmarkStart w:id="65" w:name="Xd1c302b8a82dd955e6c97d940af707ea0542cd4"/>
     <w:p>
       <w:pPr>
         <w:pStyle w:val="Heading3"/>
@@ -6745,8 +6721,8 @@
         <w:t xml:space="preserve">Standard name binding is applied in the Parameter message (not the ParameterDefinition message). When a ParameterDefinition message contains multiple Parameter messages, each parameter independently carries its own standard name bindings appropriate for the variable it represents.</w:t>
       </w:r>
     </w:p>
-    <w:bookmarkEnd w:id="83"/>
-    <w:bookmarkStart w:id="86" w:name="X1f8a267835683c050631ca2bd1f2371d717d77f"/>
+    <w:bookmarkEnd w:id="65"/>
+    <w:bookmarkStart w:id="68" w:name="X1f8a267835683c050631ca2bd1f2371d717d77f"/>
     <w:p>
       <w:pPr>
         <w:pStyle w:val="Heading3"/>
@@ -6806,7 +6782,7 @@
       <w:r>
         <w:t xml:space="preserve"> </w:t>
       </w:r>
-      <w:hyperlink r:id="rId84">
+      <w:hyperlink r:id="rId66">
         <w:r>
           <w:rPr>
             <w:rStyle w:val="Hyperlink"/>
@@ -6828,7 +6804,7 @@
       <w:r>
         <w:t xml:space="preserve"> </w:t>
       </w:r>
-      <w:hyperlink r:id="rId85">
+      <w:hyperlink r:id="rId67">
         <w:r>
           <w:rPr>
             <w:rStyle w:val="Hyperlink"/>
@@ -7268,7 +7244,7 @@
       <w:r>
         <w:t xml:space="preserve"> </w:t>
       </w:r>
-      <w:hyperlink r:id="rId85">
+      <w:hyperlink r:id="rId67">
         <w:r>
           <w:rPr>
             <w:rStyle w:val="Hyperlink"/>
@@ -7299,10 +7275,10 @@
         <w:t xml:space="preserve">Where a standard name exists at Level 1 or Level 2, that standard name is to be included in the Parameter message standardNames element. Any locally managed entries for the same parameter are supplementary to, not a replacement for, the applicable standard name. // TODO consider making a requirement (but note this is untestable)</w:t>
       </w:r>
     </w:p>
-    <w:bookmarkEnd w:id="86"/>
-    <w:bookmarkEnd w:id="87"/>
-    <w:bookmarkEnd w:id="88"/>
-    <w:bookmarkStart w:id="101" w:name="Xe13ae3854e7e1647433e2f6745793dd790f9f65"/>
+    <w:bookmarkEnd w:id="68"/>
+    <w:bookmarkEnd w:id="69"/>
+    <w:bookmarkEnd w:id="70"/>
+    <w:bookmarkStart w:id="83" w:name="Xe13ae3854e7e1647433e2f6745793dd790f9f65"/>
     <w:p>
       <w:pPr>
         <w:pStyle w:val="Heading1"/>
@@ -7319,7 +7295,7 @@
         <w:t xml:space="preserve">First Mile Messages are exchanged with a known and defined message transmission and publishing workflow.</w:t>
       </w:r>
     </w:p>
-    <w:bookmarkStart w:id="100" w:name="Xd90759955ffb88c29314c94143cd27900a7ff40"/>
+    <w:bookmarkStart w:id="82" w:name="Xd90759955ffb88c29314c94143cd27900a7ff40"/>
     <w:p>
       <w:pPr>
         <w:pStyle w:val="Heading2"/>
@@ -7328,7 +7304,7 @@
         <w:t xml:space="preserve">Requirements Class "Transmission"</w:t>
       </w:r>
     </w:p>
-    <w:bookmarkStart w:id="90" w:name="X983c4aa7ef28fb7032ae84e3fd3376f6e50726d"/>
+    <w:bookmarkStart w:id="72" w:name="X983c4aa7ef28fb7032ae84e3fd3376f6e50726d"/>
     <w:p>
       <w:pPr>
         <w:pStyle w:val="Heading3"/>
@@ -7384,7 +7360,7 @@
             <w:pPr>
               <w:jc w:val="left"/>
             </w:pPr>
-            <w:hyperlink r:id="rId89">
+            <w:hyperlink r:id="rId71">
               <w:r>
                 <w:rPr>
                   <w:rStyle w:val="Hyperlink"/>
@@ -7449,8 +7425,8 @@
         </w:tc>
       </w:tr>
     </w:tbl>
-    <w:bookmarkEnd w:id="90"/>
-    <w:bookmarkStart w:id="92" w:name="X25e95aefdb2d4fb8c75b602001aef8d2717b74f"/>
+    <w:bookmarkEnd w:id="72"/>
+    <w:bookmarkStart w:id="74" w:name="X25e95aefdb2d4fb8c75b602001aef8d2717b74f"/>
     <w:p>
       <w:pPr>
         <w:pStyle w:val="Heading3"/>
@@ -7550,7 +7526,7 @@
             <w:r>
               <w:t xml:space="preserve"> </w:t>
             </w:r>
-            <w:hyperlink r:id="rId91">
+            <w:hyperlink r:id="rId73">
               <w:r>
                 <w:rPr>
                   <w:rStyle w:val="Hyperlink"/>
@@ -7798,8 +7774,8 @@
         </w:tc>
       </w:tr>
     </w:tbl>
-    <w:bookmarkEnd w:id="92"/>
-    <w:bookmarkStart w:id="93" w:name="X02db7699fa6ee24d03ecc88f45942d5d78f06b9"/>
+    <w:bookmarkEnd w:id="74"/>
+    <w:bookmarkStart w:id="75" w:name="X02db7699fa6ee24d03ecc88f45942d5d78f06b9"/>
     <w:p>
       <w:pPr>
         <w:pStyle w:val="Heading3"/>
@@ -8175,8 +8151,8 @@
         </w:tc>
       </w:tr>
     </w:tbl>
-    <w:bookmarkEnd w:id="93"/>
-    <w:bookmarkStart w:id="94" w:name="Xa3fa6ff4c80d85b7365d9bac9806ab0f7f77e49"/>
+    <w:bookmarkEnd w:id="75"/>
+    <w:bookmarkStart w:id="76" w:name="Xa3fa6ff4c80d85b7365d9bac9806ab0f7f77e49"/>
     <w:p>
       <w:pPr>
         <w:pStyle w:val="Heading3"/>
@@ -8412,8 +8388,8 @@
         </w:tc>
       </w:tr>
     </w:tbl>
-    <w:bookmarkEnd w:id="94"/>
-    <w:bookmarkStart w:id="95" w:name="Xf529e0bc96b4772994bedaf4bdfcd80cde27ca5"/>
+    <w:bookmarkEnd w:id="76"/>
+    <w:bookmarkStart w:id="77" w:name="Xf529e0bc96b4772994bedaf4bdfcd80cde27ca5"/>
     <w:p>
       <w:pPr>
         <w:pStyle w:val="Heading3"/>
@@ -8522,8 +8498,8 @@
         </w:tc>
       </w:tr>
     </w:tbl>
-    <w:bookmarkEnd w:id="95"/>
-    <w:bookmarkStart w:id="96" w:name="X3f596c2a9b37176c0cac1294658bee0fb0ce144"/>
+    <w:bookmarkEnd w:id="77"/>
+    <w:bookmarkStart w:id="78" w:name="X3f596c2a9b37176c0cac1294658bee0fb0ce144"/>
     <w:p>
       <w:pPr>
         <w:pStyle w:val="Heading3"/>
@@ -8800,8 +8776,8 @@
         </w:tc>
       </w:tr>
     </w:tbl>
-    <w:bookmarkEnd w:id="96"/>
-    <w:bookmarkStart w:id="98" w:name="Xe43ef194bc85e48db104c895132ffd6de7a19e4"/>
+    <w:bookmarkEnd w:id="78"/>
+    <w:bookmarkStart w:id="80" w:name="Xe43ef194bc85e48db104c895132ffd6de7a19e4"/>
     <w:p>
       <w:pPr>
         <w:pStyle w:val="Heading3"/>
@@ -8909,7 +8885,7 @@
             <w:r>
               <w:t xml:space="preserve"> </w:t>
             </w:r>
-            <w:hyperlink r:id="rId97">
+            <w:hyperlink r:id="rId79">
               <w:r>
                 <w:rPr>
                   <w:rStyle w:val="Hyperlink"/>
@@ -9050,8 +9026,8 @@
         </w:tc>
       </w:tr>
     </w:tbl>
-    <w:bookmarkEnd w:id="98"/>
-    <w:bookmarkStart w:id="99" w:name="X6afe1f7d5d738d3af1498c7bffb69b1b808c68c"/>
+    <w:bookmarkEnd w:id="80"/>
+    <w:bookmarkStart w:id="81" w:name="X6afe1f7d5d738d3af1498c7bffb69b1b808c68c"/>
     <w:p>
       <w:pPr>
         <w:pStyle w:val="Heading3"/>
@@ -9224,10 +9200,10 @@
         </w:tc>
       </w:tr>
     </w:tbl>
-    <w:bookmarkEnd w:id="99"/>
-    <w:bookmarkEnd w:id="100"/>
-    <w:bookmarkEnd w:id="101"/>
-    <w:bookmarkStart w:id="106" w:name="X78fdb1f4716baf4c26796c550dad0531813f831"/>
+    <w:bookmarkEnd w:id="81"/>
+    <w:bookmarkEnd w:id="82"/>
+    <w:bookmarkEnd w:id="83"/>
+    <w:bookmarkStart w:id="88" w:name="X78fdb1f4716baf4c26796c550dad0531813f831"/>
     <w:p>
       <w:pPr>
         <w:pStyle w:val="Heading1"/>
@@ -9236,7 +9212,7 @@
         <w:t xml:space="preserve">Conformance Class Abstract Test Suite (Normative)</w:t>
       </w:r>
     </w:p>
-    <w:bookmarkStart w:id="103" w:name="X61914e26939b0258a4f72336330af4ad3549113"/>
+    <w:bookmarkStart w:id="85" w:name="X61914e26939b0258a4f72336330af4ad3549113"/>
     <w:p>
       <w:pPr>
         <w:pStyle w:val="Heading2"/>
@@ -9257,7 +9233,7 @@
       <w:pPr>
         <w:pStyle w:val="Definition"/>
       </w:pPr>
-      <w:hyperlink r:id="rId63">
+      <w:hyperlink r:id="rId45">
         <w:r>
           <w:rPr>
             <w:rStyle w:val="Hyperlink"/>
@@ -9298,7 +9274,7 @@
         <w:t xml:space="preserve">Target Type:Encoding</w:t>
       </w:r>
     </w:p>
-    <w:bookmarkStart w:id="102" w:name="X3a04224f617536f2fb363349e0c2c664c06221f"/>
+    <w:bookmarkStart w:id="84" w:name="X3a04224f617536f2fb363349e0c2c664c06221f"/>
     <w:p>
       <w:pPr>
         <w:pStyle w:val="Heading3"/>
@@ -9371,9 +9347,9 @@
         <w:t xml:space="preserve">TODO</w:t>
       </w:r>
     </w:p>
-    <w:bookmarkEnd w:id="102"/>
-    <w:bookmarkEnd w:id="103"/>
-    <w:bookmarkStart w:id="105" w:name="X2c8e2ae5fe17c8e8966a4a52a89f1d3267a82e8"/>
+    <w:bookmarkEnd w:id="84"/>
+    <w:bookmarkEnd w:id="85"/>
+    <w:bookmarkStart w:id="87" w:name="X2c8e2ae5fe17c8e8966a4a52a89f1d3267a82e8"/>
     <w:p>
       <w:pPr>
         <w:pStyle w:val="Heading2"/>
@@ -9394,7 +9370,7 @@
       <w:pPr>
         <w:pStyle w:val="Definition"/>
       </w:pPr>
-      <w:hyperlink r:id="rId89">
+      <w:hyperlink r:id="rId71">
         <w:r>
           <w:rPr>
             <w:rStyle w:val="Hyperlink"/>
@@ -9435,7 +9411,7 @@
         <w:t xml:space="preserve">Target Type:Message Encoding</w:t>
       </w:r>
     </w:p>
-    <w:bookmarkStart w:id="104" w:name="X9e0a8bd10e03690b4283099fbf6931212327cb6"/>
+    <w:bookmarkStart w:id="86" w:name="X9e0a8bd10e03690b4283099fbf6931212327cb6"/>
     <w:p>
       <w:pPr>
         <w:pStyle w:val="Heading3"/>
@@ -9444,10 +9420,10 @@
         <w:t xml:space="preserve">Encoding</w:t>
       </w:r>
     </w:p>
-    <w:bookmarkEnd w:id="104"/>
-    <w:bookmarkEnd w:id="105"/>
-    <w:bookmarkEnd w:id="106"/>
-    <w:bookmarkStart w:id="111" w:name="schemas"/>
+    <w:bookmarkEnd w:id="86"/>
+    <w:bookmarkEnd w:id="87"/>
+    <w:bookmarkEnd w:id="88"/>
+    <w:bookmarkStart w:id="93" w:name="schemas"/>
     <w:p>
       <w:pPr>
         <w:pStyle w:val="Heading1"/>
@@ -9479,7 +9455,7 @@
         <w:t xml:space="preserve">once the standard has been approved.</w:t>
       </w:r>
     </w:p>
-    <w:bookmarkStart w:id="107" w:name="X880462e29bd9c7f9cef187bf395e7ce87ff2224"/>
+    <w:bookmarkStart w:id="89" w:name="X880462e29bd9c7f9cef187bf395e7ce87ff2224"/>
     <w:p>
       <w:pPr>
         <w:pStyle w:val="Heading2"/>
@@ -10510,8 +10486,8 @@
         <w:t xml:space="preserve">}</w:t>
       </w:r>
     </w:p>
-    <w:bookmarkEnd w:id="107"/>
-    <w:bookmarkStart w:id="110" w:name="Xdd1fe16469c2eadaa904f6e369398e4a8c19852"/>
+    <w:bookmarkEnd w:id="89"/>
+    <w:bookmarkStart w:id="92" w:name="Xdd1fe16469c2eadaa904f6e369398e4a8c19852"/>
     <w:p>
       <w:pPr>
         <w:pStyle w:val="Heading2"/>
@@ -10520,7 +10496,7 @@
         <w:t xml:space="preserve">Enumerations</w:t>
       </w:r>
     </w:p>
-    <w:bookmarkStart w:id="108" w:name="X974361986fb85896cad8d73d8da9e7481cde38c"/>
+    <w:bookmarkStart w:id="90" w:name="X974361986fb85896cad8d73d8da9e7481cde38c"/>
     <w:p>
       <w:pPr>
         <w:pStyle w:val="Heading3"/>
@@ -11325,8 +11301,8 @@
         <w:t xml:space="preserve">shall specify the duration over which the aggregation is performed.</w:t>
       </w:r>
     </w:p>
-    <w:bookmarkEnd w:id="108"/>
-    <w:bookmarkStart w:id="109" w:name="X74d4f5b1443596dd08a6ea00592edb81132a5cb"/>
+    <w:bookmarkEnd w:id="90"/>
+    <w:bookmarkStart w:id="91" w:name="X74d4f5b1443596dd08a6ea00592edb81132a5cb"/>
     <w:p>
       <w:pPr>
         <w:pStyle w:val="Heading3"/>
@@ -11625,10 +11601,10 @@
         <w:t xml:space="preserve">The choice of reference surface is determined by the user based on the measurement context and requirements. For example, meteorological observations of air temperature typically use height above ground level (GL), while atmospheric pressure observations may reference mean sea level (MSL).</w:t>
       </w:r>
     </w:p>
-    <w:bookmarkEnd w:id="109"/>
-    <w:bookmarkEnd w:id="110"/>
-    <w:bookmarkEnd w:id="111"/>
-    <w:bookmarkStart w:id="116" w:name="examples"/>
+    <w:bookmarkEnd w:id="91"/>
+    <w:bookmarkEnd w:id="92"/>
+    <w:bookmarkEnd w:id="93"/>
+    <w:bookmarkStart w:id="98" w:name="examples"/>
     <w:p>
       <w:pPr>
         <w:pStyle w:val="Heading1"/>
@@ -11637,7 +11613,7 @@
         <w:t xml:space="preserve">Examples (Informative)</w:t>
       </w:r>
     </w:p>
-    <w:bookmarkStart w:id="112" w:name="X68ae7d3cf07904a2b65da44dbbe6172616b3505"/>
+    <w:bookmarkStart w:id="94" w:name="X68ae7d3cf07904a2b65da44dbbe6172616b3505"/>
     <w:p>
       <w:pPr>
         <w:pStyle w:val="Heading2"/>
@@ -11646,8 +11622,8 @@
         <w:t xml:space="preserve">Transmission topics</w:t>
       </w:r>
     </w:p>
-    <w:bookmarkEnd w:id="112"/>
-    <w:bookmarkStart w:id="115" w:name="X9f4d614843744384f3a7741ad5521bc4cfb9588"/>
+    <w:bookmarkEnd w:id="94"/>
+    <w:bookmarkStart w:id="97" w:name="X9f4d614843744384f3a7741ad5521bc4cfb9588"/>
     <w:p>
       <w:pPr>
         <w:pStyle w:val="Heading2"/>
@@ -11694,7 +11670,7 @@
         <w:t xml:space="preserve">elements populated as appropriate.</w:t>
       </w:r>
     </w:p>
-    <w:bookmarkStart w:id="113" w:name="Xf60c31f0b033f47ccd54b1ba8c1bc71fef83521"/>
+    <w:bookmarkStart w:id="95" w:name="Xf60c31f0b033f47ccd54b1ba8c1bc71fef83521"/>
     <w:p>
       <w:pPr>
         <w:pStyle w:val="Heading3"/>
@@ -12735,7 +12711,7 @@
         <w:rPr>
           <w:rStyle w:val="StringTok"/>
         </w:rPr>
-        <w:t xml:space="preserve">"mm/h"</w:t>
+        <w:t xml:space="preserve">"mm_h-1"</w:t>
       </w:r>
       <w:r>
         <w:rPr>
@@ -13985,8 +13961,8 @@
         <w:t xml:space="preserve">}</w:t>
       </w:r>
     </w:p>
-    <w:bookmarkEnd w:id="113"/>
-    <w:bookmarkStart w:id="114" w:name="Xbb398be7af3d39d057a6ad565684f67e2e8badc"/>
+    <w:bookmarkEnd w:id="95"/>
+    <w:bookmarkStart w:id="96" w:name="Xbb398be7af3d39d057a6ad565684f67e2e8badc"/>
     <w:p>
       <w:pPr>
         <w:pStyle w:val="Heading3"/>
@@ -15165,7 +15141,7 @@
         <w:rPr>
           <w:rStyle w:val="StringTok"/>
         </w:rPr>
-        <w:t xml:space="preserve">"°C"</w:t>
+        <w:t xml:space="preserve">"degC"</w:t>
       </w:r>
       <w:r>
         <w:rPr>
@@ -15480,7 +15456,7 @@
         <w:rPr>
           <w:rStyle w:val="StringTok"/>
         </w:rPr>
-        <w:t xml:space="preserve">"%"</w:t>
+        <w:t xml:space="preserve">"percent"</w:t>
       </w:r>
       <w:r>
         <w:rPr>
@@ -16110,7 +16086,7 @@
         <w:rPr>
           <w:rStyle w:val="StringTok"/>
         </w:rPr>
-        <w:t xml:space="preserve">"m/s"</w:t>
+        <w:t xml:space="preserve">"m_s-1"</w:t>
       </w:r>
       <w:r>
         <w:rPr>
@@ -16464,7 +16440,7 @@
         <w:rPr>
           <w:rStyle w:val="StringTok"/>
         </w:rPr>
-        <w:t xml:space="preserve">"°"</w:t>
+        <w:t xml:space="preserve">"degrees_true"</w:t>
       </w:r>
       <w:r>
         <w:rPr>
@@ -17949,7 +17925,7 @@
         <w:rPr>
           <w:rStyle w:val="StringTok"/>
         </w:rPr>
-        <w:t xml:space="preserve">"°C"</w:t>
+        <w:t xml:space="preserve">"degC"</w:t>
       </w:r>
       <w:r>
         <w:rPr>
@@ -19250,10 +19226,10 @@
         <w:t xml:space="preserve">}</w:t>
       </w:r>
     </w:p>
-    <w:bookmarkEnd w:id="114"/>
-    <w:bookmarkEnd w:id="115"/>
-    <w:bookmarkEnd w:id="116"/>
-    <w:bookmarkStart w:id="119" w:name="Bibliography"/>
+    <w:bookmarkEnd w:id="96"/>
+    <w:bookmarkEnd w:id="97"/>
+    <w:bookmarkEnd w:id="98"/>
+    <w:bookmarkStart w:id="101" w:name="Bibliography"/>
     <w:p>
       <w:pPr>
         <w:pStyle w:val="Heading1"/>
@@ -19269,8 +19245,8 @@
           <w:numId w:val="1016"/>
         </w:numPr>
       </w:pPr>
-      <w:bookmarkStart w:id="117" w:name="link-relations"/>
-      <w:bookmarkEnd w:id="117"/>
+      <w:bookmarkStart w:id="99" w:name="link-relations"/>
+      <w:bookmarkEnd w:id="99"/>
       <w:r>
         <w:t xml:space="preserve"> </w:t>
       </w:r>
@@ -19280,7 +19256,7 @@
       <w:r>
         <w:t xml:space="preserve"> </w:t>
       </w:r>
-      <w:hyperlink r:id="rId118">
+      <w:hyperlink r:id="rId100">
         <w:r>
           <w:rPr>
             <w:rStyle w:val="Hyperlink"/>
@@ -19289,8 +19265,8 @@
         </w:r>
       </w:hyperlink>
     </w:p>
-    <w:bookmarkEnd w:id="119"/>
-    <w:bookmarkStart w:id="120" w:name="X7704236ba72ed8cc2b9a9e238d27c640b9b6528"/>
+    <w:bookmarkEnd w:id="101"/>
+    <w:bookmarkStart w:id="102" w:name="X7704236ba72ed8cc2b9a9e238d27c640b9b6528"/>
     <w:p>
       <w:pPr>
         <w:pStyle w:val="Heading1"/>
@@ -19436,7 +19412,7 @@
         </w:tc>
       </w:tr>
     </w:tbl>
-    <w:bookmarkEnd w:id="120"/>
+    <w:bookmarkEnd w:id="102"/>
     <w:sectPr/>
   </w:body>
 </w:document>

--- a/standard/fmdm-DRAFT.docx
+++ b/standard/fmdm-DRAFT.docx
@@ -1547,7 +1547,7 @@
     </w:p>
     <w:bookmarkEnd w:id="39"/>
     <w:bookmarkEnd w:id="40"/>
-    <w:bookmarkStart w:id="44" w:name="Xc683cc3eb5f62f1b2665ffbeddec6924032d7d2"/>
+    <w:bookmarkStart w:id="47" w:name="Xc683cc3eb5f62f1b2665ffbeddec6924032d7d2"/>
     <w:p>
       <w:pPr>
         <w:pStyle w:val="Heading1"/>
@@ -1582,7 +1582,7 @@
       </w:r>
     </w:p>
     <w:bookmarkEnd w:id="41"/>
-    <w:bookmarkStart w:id="43" w:name="Xa849849250439b6e47b40e1cfacc80be129515b"/>
+    <w:bookmarkStart w:id="46" w:name="Xa849849250439b6e47b40e1cfacc80be129515b"/>
     <w:p>
       <w:pPr>
         <w:pStyle w:val="Heading2"/>
@@ -1613,31 +1613,53 @@
         <w:t xml:space="preserve">. The two top-level payloads are the Data message, which carries Observation content, and the Metadata message, which carries the descriptive context needed to interpret those observations.</w:t>
       </w:r>
     </w:p>
-    <w:tbl>
-      <w:tblPr>
-        <w:tblStyle w:val="FigureTable"/>
-        <w:tblW w:type="auto" w:w="0"/>
-        <w:tblLook w:firstRow="0" w:lastRow="0" w:firstColumn="0" w:lastColumn="0"/>
-        <w:jc w:val="center"/>
-      </w:tblPr>
-      <w:tblGrid>
-        <w:gridCol w:w="7920"/>
-      </w:tblGrid>
-      <w:tr>
-        <w:tc>
-          <w:tcPr/>
-          <w:p>
-            <w:pPr>
-              <w:pStyle w:val="Compact"/>
-              <w:jc w:val="center"/>
-            </w:pPr>
-            <w:r>
-              <w:t xml:space="preserve">Node and Hub architecture</w:t>
-            </w:r>
-          </w:p>
-        </w:tc>
-      </w:tr>
-    </w:tbl>
+    <w:p>
+      <w:pPr>
+        <w:pStyle w:val="CaptionedFigure"/>
+      </w:pPr>
+      <w:r>
+        <w:drawing>
+          <wp:inline>
+            <wp:extent cx="5334000" cy="5600095"/>
+            <wp:effectExtent b="0" l="0" r="0" t="0"/>
+            <wp:docPr descr="Node and Hub architecture" title="" id="43" name="Picture"/>
+            <a:graphic>
+              <a:graphicData uri="http://schemas.openxmlformats.org/drawingml/2006/picture">
+                <pic:pic>
+                  <pic:nvPicPr>
+                    <pic:cNvPr descr="images/firstmile-archi.png" id="44" name="Picture"/>
+                    <pic:cNvPicPr>
+                      <a:picLocks noChangeArrowheads="1" noChangeAspect="1"/>
+                    </pic:cNvPicPr>
+                  </pic:nvPicPr>
+                  <pic:blipFill>
+                    <a:blip r:embed="rId42"/>
+                    <a:stretch>
+                      <a:fillRect/>
+                    </a:stretch>
+                  </pic:blipFill>
+                  <pic:spPr bwMode="auto">
+                    <a:xfrm>
+                      <a:off x="0" y="0"/>
+                      <a:ext cx="5334000" cy="5600095"/>
+                    </a:xfrm>
+                    <a:prstGeom prst="rect">
+                      <a:avLst/>
+                    </a:prstGeom>
+                    <a:noFill/>
+                    <a:ln w="9525">
+                      <a:noFill/>
+                      <a:headEnd/>
+                      <a:tailEnd/>
+                    </a:ln>
+                  </pic:spPr>
+                </pic:pic>
+              </a:graphicData>
+            </a:graphic>
+          </wp:inline>
+        </w:drawing>
+      </w:r>
+    </w:p>
     <w:p>
       <w:pPr>
         <w:pStyle w:val="ImageCaption"/>
@@ -1646,7 +1668,7 @@
         <w:t xml:space="preserve">Node and Hub architecture</w:t>
       </w:r>
     </w:p>
-    <w:bookmarkStart w:id="42" w:name="X770fa29b64d56b71c44a849f2807d40b1e1388b"/>
+    <w:bookmarkStart w:id="45" w:name="X770fa29b64d56b71c44a849f2807d40b1e1388b"/>
     <w:p>
       <w:pPr>
         <w:pStyle w:val="Heading3"/>
@@ -1678,10 +1700,10 @@
         <w:t xml:space="preserve">rather than being inferred from zero or omission.</w:t>
       </w:r>
     </w:p>
-    <w:bookmarkEnd w:id="42"/>
-    <w:bookmarkEnd w:id="43"/>
-    <w:bookmarkEnd w:id="44"/>
-    <w:bookmarkStart w:id="61" w:name="Xd094cb9e46932e0a1d453e6f3cf496cbe084a2a"/>
+    <w:bookmarkEnd w:id="45"/>
+    <w:bookmarkEnd w:id="46"/>
+    <w:bookmarkEnd w:id="47"/>
+    <w:bookmarkStart w:id="64" w:name="Xd094cb9e46932e0a1d453e6f3cf496cbe084a2a"/>
     <w:p>
       <w:pPr>
         <w:pStyle w:val="Heading1"/>
@@ -1736,7 +1758,7 @@
         <w:t xml:space="preserve">These use cases are supported by two top-level message types: the Data message containing observations, and the Metadata message containing configuration and contextual information. Both messages are defined in a single Protobuf schema and transmitted as independent payloads. The Metadata message provides the necessary context for interpreting the Data message, including descriptions of devices and parameters.</w:t>
       </w:r>
     </w:p>
-    <w:bookmarkStart w:id="60" w:name="X3405a2ad77080f4e6420abc592ee760f82741e3"/>
+    <w:bookmarkStart w:id="63" w:name="X3405a2ad77080f4e6420abc592ee760f82741e3"/>
     <w:p>
       <w:pPr>
         <w:pStyle w:val="Heading2"/>
@@ -1745,7 +1767,7 @@
         <w:t xml:space="preserve">Requirements Class "Message Encoding"</w:t>
       </w:r>
     </w:p>
-    <w:bookmarkStart w:id="46" w:name="X43f9398da9c2eb974194c1e60a2fdc80e1bfc87"/>
+    <w:bookmarkStart w:id="49" w:name="X43f9398da9c2eb974194c1e60a2fdc80e1bfc87"/>
     <w:p>
       <w:pPr>
         <w:pStyle w:val="Heading3"/>
@@ -1907,7 +1929,7 @@
             <w:pPr>
               <w:jc w:val="left"/>
             </w:pPr>
-            <w:hyperlink r:id="rId45">
+            <w:hyperlink r:id="rId48">
               <w:r>
                 <w:rPr>
                   <w:rStyle w:val="Hyperlink"/>
@@ -1996,8 +2018,8 @@
         </w:tc>
       </w:tr>
     </w:tbl>
-    <w:bookmarkEnd w:id="46"/>
-    <w:bookmarkStart w:id="47" w:name="Xd1407eb2acab85faf209ebb838d94cf5606e93f"/>
+    <w:bookmarkEnd w:id="49"/>
+    <w:bookmarkStart w:id="50" w:name="Xd1407eb2acab85faf209ebb838d94cf5606e93f"/>
     <w:p>
       <w:pPr>
         <w:pStyle w:val="Heading3"/>
@@ -2122,8 +2144,8 @@
         <w:t xml:space="preserve">: Mapping to external naming conventions through namespace definitions</w:t>
       </w:r>
     </w:p>
-    <w:bookmarkEnd w:id="47"/>
-    <w:bookmarkStart w:id="48" w:name="X4019f5d642666f4b718a608f515a8350c19e596"/>
+    <w:bookmarkEnd w:id="50"/>
+    <w:bookmarkStart w:id="51" w:name="X4019f5d642666f4b718a608f515a8350c19e596"/>
     <w:p>
       <w:pPr>
         <w:pStyle w:val="Heading3"/>
@@ -2259,8 +2281,8 @@
         </w:tc>
       </w:tr>
     </w:tbl>
-    <w:bookmarkEnd w:id="48"/>
-    <w:bookmarkStart w:id="49" w:name="Xb068eb7ffd420bbdc9cfce6bbf9192c785e362a"/>
+    <w:bookmarkEnd w:id="51"/>
+    <w:bookmarkStart w:id="52" w:name="Xb068eb7ffd420bbdc9cfce6bbf9192c785e362a"/>
     <w:p>
       <w:pPr>
         <w:pStyle w:val="Heading3"/>
@@ -2633,8 +2655,8 @@
         </w:tc>
       </w:tr>
     </w:tbl>
-    <w:bookmarkEnd w:id="49"/>
-    <w:bookmarkStart w:id="50" w:name="X3746f725ddac390db9850b31b5fe30c518b2aec"/>
+    <w:bookmarkEnd w:id="52"/>
+    <w:bookmarkStart w:id="53" w:name="X3746f725ddac390db9850b31b5fe30c518b2aec"/>
     <w:p>
       <w:pPr>
         <w:pStyle w:val="Heading3"/>
@@ -2851,8 +2873,8 @@
         </w:tc>
       </w:tr>
     </w:tbl>
-    <w:bookmarkEnd w:id="50"/>
-    <w:bookmarkStart w:id="51" w:name="X522e2cc56a4a98658d422784223e8c7becca9fc"/>
+    <w:bookmarkEnd w:id="53"/>
+    <w:bookmarkStart w:id="54" w:name="X522e2cc56a4a98658d422784223e8c7becca9fc"/>
     <w:p>
       <w:pPr>
         <w:pStyle w:val="Heading3"/>
@@ -3264,8 +3286,8 @@
         </w:tc>
       </w:tr>
     </w:tbl>
-    <w:bookmarkEnd w:id="51"/>
-    <w:bookmarkStart w:id="52" w:name="Xc192c9d929eb5d08beb292f02f6894423763231"/>
+    <w:bookmarkEnd w:id="54"/>
+    <w:bookmarkStart w:id="55" w:name="Xc192c9d929eb5d08beb292f02f6894423763231"/>
     <w:p>
       <w:pPr>
         <w:pStyle w:val="Heading3"/>
@@ -3681,8 +3703,8 @@
         <w:t xml:space="preserve">Observer device identifiers shall remain stable across Node restarts and metadata updates to ensure consistent parameter-to-device associations.</w:t>
       </w:r>
     </w:p>
-    <w:bookmarkEnd w:id="52"/>
-    <w:bookmarkStart w:id="53" w:name="X82804532ca0a14337daa583d93f7870381be5f8"/>
+    <w:bookmarkEnd w:id="55"/>
+    <w:bookmarkStart w:id="56" w:name="X82804532ca0a14337daa583d93f7870381be5f8"/>
     <w:p>
       <w:pPr>
         <w:pStyle w:val="Heading3"/>
@@ -3883,8 +3905,8 @@
         </w:tc>
       </w:tr>
     </w:tbl>
-    <w:bookmarkEnd w:id="53"/>
-    <w:bookmarkStart w:id="55" w:name="X2dcd3e50f3e232b211393a38435b15bd28772d4"/>
+    <w:bookmarkEnd w:id="56"/>
+    <w:bookmarkStart w:id="58" w:name="X2dcd3e50f3e232b211393a38435b15bd28772d4"/>
     <w:p>
       <w:pPr>
         <w:pStyle w:val="Heading3"/>
@@ -4068,7 +4090,7 @@
             <w:r>
               <w:t xml:space="preserve"> </w:t>
             </w:r>
-            <w:hyperlink r:id="rId54">
+            <w:hyperlink r:id="rId57">
               <w:r>
                 <w:rPr>
                   <w:rStyle w:val="Hyperlink"/>
@@ -4434,8 +4456,8 @@
         </w:tc>
       </w:tr>
     </w:tbl>
-    <w:bookmarkEnd w:id="55"/>
-    <w:bookmarkStart w:id="56" w:name="Xc8f2fc14d9ce3d043c6603698a378c333168d68"/>
+    <w:bookmarkEnd w:id="58"/>
+    <w:bookmarkStart w:id="59" w:name="Xc8f2fc14d9ce3d043c6603698a378c333168d68"/>
     <w:p>
       <w:pPr>
         <w:pStyle w:val="Heading3"/>
@@ -4628,8 +4650,8 @@
         </w:tc>
       </w:tr>
     </w:tbl>
-    <w:bookmarkEnd w:id="56"/>
-    <w:bookmarkStart w:id="57" w:name="X05ad229d6065a3fb9e9fa952b4fa2f12120cd4a"/>
+    <w:bookmarkEnd w:id="59"/>
+    <w:bookmarkStart w:id="60" w:name="X05ad229d6065a3fb9e9fa952b4fa2f12120cd4a"/>
     <w:p>
       <w:pPr>
         <w:pStyle w:val="Heading3"/>
@@ -4745,8 +4767,8 @@
         </w:tc>
       </w:tr>
     </w:tbl>
-    <w:bookmarkEnd w:id="57"/>
-    <w:bookmarkStart w:id="58" w:name="X1dbf4a806bce0d3d4fc72a7b692636795af6609"/>
+    <w:bookmarkEnd w:id="60"/>
+    <w:bookmarkStart w:id="61" w:name="X1dbf4a806bce0d3d4fc72a7b692636795af6609"/>
     <w:p>
       <w:pPr>
         <w:pStyle w:val="Heading3"/>
@@ -5044,8 +5066,8 @@
         <w:t xml:space="preserve">An observation may contain multiple values when the referenced ParameterDefinition contains multiple parameters. This approach enables grouping values that are measured at the same timestamp, requiring the timestamp to be transmitted only once for multiple values. This reduces payload size, which is particularly beneficial in bandwidth-constrained environments. For example, a parameter definition for "Internal Parameters" might include both supply voltage and internal temperature, requiring two values per observation but sharing a single timestamp.</w:t>
       </w:r>
     </w:p>
-    <w:bookmarkEnd w:id="58"/>
-    <w:bookmarkStart w:id="59" w:name="Xfab5fa97ae3521ef5fab878ac897c1c9dd10da9"/>
+    <w:bookmarkEnd w:id="61"/>
+    <w:bookmarkStart w:id="62" w:name="Xfab5fa97ae3521ef5fab878ac897c1c9dd10da9"/>
     <w:p>
       <w:pPr>
         <w:pStyle w:val="Heading3"/>
@@ -5852,10 +5874,10 @@
         <w:t xml:space="preserve">element shall be used at that position to maintain correct alignment.</w:t>
       </w:r>
     </w:p>
-    <w:bookmarkEnd w:id="59"/>
-    <w:bookmarkEnd w:id="60"/>
-    <w:bookmarkEnd w:id="61"/>
-    <w:bookmarkStart w:id="70" w:name="X6d3be79fdd62b5ac3df4be22b2324fcd18f0d31"/>
+    <w:bookmarkEnd w:id="62"/>
+    <w:bookmarkEnd w:id="63"/>
+    <w:bookmarkEnd w:id="64"/>
+    <w:bookmarkStart w:id="73" w:name="X6d3be79fdd62b5ac3df4be22b2324fcd18f0d31"/>
     <w:p>
       <w:pPr>
         <w:pStyle w:val="Heading1"/>
@@ -5887,7 +5909,7 @@
         <w:t xml:space="preserve">element, which is a human-readable label and not guaranteed to be unique or machine-interpretable.</w:t>
       </w:r>
     </w:p>
-    <w:bookmarkStart w:id="69" w:name="Xb83d80e9cf08478bd63550380a98a40b014163a"/>
+    <w:bookmarkStart w:id="72" w:name="Xb83d80e9cf08478bd63550380a98a40b014163a"/>
     <w:p>
       <w:pPr>
         <w:pStyle w:val="Heading2"/>
@@ -5896,7 +5918,7 @@
         <w:t xml:space="preserve">Requirements Class "Parameter Standard Names"</w:t>
       </w:r>
     </w:p>
-    <w:bookmarkStart w:id="63" w:name="X322101054fd636c32d6869f7cfec83424c5280c"/>
+    <w:bookmarkStart w:id="66" w:name="X322101054fd636c32d6869f7cfec83424c5280c"/>
     <w:p>
       <w:pPr>
         <w:pStyle w:val="Heading3"/>
@@ -5990,7 +6012,7 @@
             <w:pPr>
               <w:jc w:val="left"/>
             </w:pPr>
-            <w:hyperlink r:id="rId62">
+            <w:hyperlink r:id="rId65">
               <w:r>
                 <w:rPr>
                   <w:rStyle w:val="Hyperlink"/>
@@ -6055,8 +6077,8 @@
         </w:tc>
       </w:tr>
     </w:tbl>
-    <w:bookmarkEnd w:id="63"/>
-    <w:bookmarkStart w:id="64" w:name="X9a2e6e21986a725586c5c1a35dc203f1b93999b"/>
+    <w:bookmarkEnd w:id="66"/>
+    <w:bookmarkStart w:id="67" w:name="X9a2e6e21986a725586c5c1a35dc203f1b93999b"/>
     <w:p>
       <w:pPr>
         <w:pStyle w:val="Heading3"/>
@@ -6504,8 +6526,8 @@
         </w:tc>
       </w:tr>
     </w:tbl>
-    <w:bookmarkEnd w:id="64"/>
-    <w:bookmarkStart w:id="65" w:name="Xd1c302b8a82dd955e6c97d940af707ea0542cd4"/>
+    <w:bookmarkEnd w:id="67"/>
+    <w:bookmarkStart w:id="68" w:name="Xd1c302b8a82dd955e6c97d940af707ea0542cd4"/>
     <w:p>
       <w:pPr>
         <w:pStyle w:val="Heading3"/>
@@ -6721,8 +6743,8 @@
         <w:t xml:space="preserve">Standard name binding is applied in the Parameter message (not the ParameterDefinition message). When a ParameterDefinition message contains multiple Parameter messages, each parameter independently carries its own standard name bindings appropriate for the variable it represents.</w:t>
       </w:r>
     </w:p>
-    <w:bookmarkEnd w:id="65"/>
-    <w:bookmarkStart w:id="68" w:name="X1f8a267835683c050631ca2bd1f2371d717d77f"/>
+    <w:bookmarkEnd w:id="68"/>
+    <w:bookmarkStart w:id="71" w:name="X1f8a267835683c050631ca2bd1f2371d717d77f"/>
     <w:p>
       <w:pPr>
         <w:pStyle w:val="Heading3"/>
@@ -6782,7 +6804,7 @@
       <w:r>
         <w:t xml:space="preserve"> </w:t>
       </w:r>
-      <w:hyperlink r:id="rId66">
+      <w:hyperlink r:id="rId69">
         <w:r>
           <w:rPr>
             <w:rStyle w:val="Hyperlink"/>
@@ -6804,7 +6826,7 @@
       <w:r>
         <w:t xml:space="preserve"> </w:t>
       </w:r>
-      <w:hyperlink r:id="rId67">
+      <w:hyperlink r:id="rId70">
         <w:r>
           <w:rPr>
             <w:rStyle w:val="Hyperlink"/>
@@ -7244,7 +7266,7 @@
       <w:r>
         <w:t xml:space="preserve"> </w:t>
       </w:r>
-      <w:hyperlink r:id="rId67">
+      <w:hyperlink r:id="rId70">
         <w:r>
           <w:rPr>
             <w:rStyle w:val="Hyperlink"/>
@@ -7275,10 +7297,10 @@
         <w:t xml:space="preserve">Where a standard name exists at Level 1 or Level 2, that standard name is to be included in the Parameter message standardNames element. Any locally managed entries for the same parameter are supplementary to, not a replacement for, the applicable standard name. // TODO consider making a requirement (but note this is untestable)</w:t>
       </w:r>
     </w:p>
-    <w:bookmarkEnd w:id="68"/>
-    <w:bookmarkEnd w:id="69"/>
-    <w:bookmarkEnd w:id="70"/>
-    <w:bookmarkStart w:id="83" w:name="Xe13ae3854e7e1647433e2f6745793dd790f9f65"/>
+    <w:bookmarkEnd w:id="71"/>
+    <w:bookmarkEnd w:id="72"/>
+    <w:bookmarkEnd w:id="73"/>
+    <w:bookmarkStart w:id="86" w:name="Xe13ae3854e7e1647433e2f6745793dd790f9f65"/>
     <w:p>
       <w:pPr>
         <w:pStyle w:val="Heading1"/>
@@ -7295,7 +7317,7 @@
         <w:t xml:space="preserve">First Mile Messages are exchanged with a known and defined message transmission and publishing workflow.</w:t>
       </w:r>
     </w:p>
-    <w:bookmarkStart w:id="82" w:name="Xd90759955ffb88c29314c94143cd27900a7ff40"/>
+    <w:bookmarkStart w:id="85" w:name="Xd90759955ffb88c29314c94143cd27900a7ff40"/>
     <w:p>
       <w:pPr>
         <w:pStyle w:val="Heading2"/>
@@ -7304,7 +7326,7 @@
         <w:t xml:space="preserve">Requirements Class "Transmission"</w:t>
       </w:r>
     </w:p>
-    <w:bookmarkStart w:id="72" w:name="X983c4aa7ef28fb7032ae84e3fd3376f6e50726d"/>
+    <w:bookmarkStart w:id="75" w:name="X983c4aa7ef28fb7032ae84e3fd3376f6e50726d"/>
     <w:p>
       <w:pPr>
         <w:pStyle w:val="Heading3"/>
@@ -7360,7 +7382,7 @@
             <w:pPr>
               <w:jc w:val="left"/>
             </w:pPr>
-            <w:hyperlink r:id="rId71">
+            <w:hyperlink r:id="rId74">
               <w:r>
                 <w:rPr>
                   <w:rStyle w:val="Hyperlink"/>
@@ -7425,8 +7447,8 @@
         </w:tc>
       </w:tr>
     </w:tbl>
-    <w:bookmarkEnd w:id="72"/>
-    <w:bookmarkStart w:id="74" w:name="X25e95aefdb2d4fb8c75b602001aef8d2717b74f"/>
+    <w:bookmarkEnd w:id="75"/>
+    <w:bookmarkStart w:id="77" w:name="X25e95aefdb2d4fb8c75b602001aef8d2717b74f"/>
     <w:p>
       <w:pPr>
         <w:pStyle w:val="Heading3"/>
@@ -7526,7 +7548,7 @@
             <w:r>
               <w:t xml:space="preserve"> </w:t>
             </w:r>
-            <w:hyperlink r:id="rId73">
+            <w:hyperlink r:id="rId76">
               <w:r>
                 <w:rPr>
                   <w:rStyle w:val="Hyperlink"/>
@@ -7774,8 +7796,8 @@
         </w:tc>
       </w:tr>
     </w:tbl>
-    <w:bookmarkEnd w:id="74"/>
-    <w:bookmarkStart w:id="75" w:name="X02db7699fa6ee24d03ecc88f45942d5d78f06b9"/>
+    <w:bookmarkEnd w:id="77"/>
+    <w:bookmarkStart w:id="78" w:name="X02db7699fa6ee24d03ecc88f45942d5d78f06b9"/>
     <w:p>
       <w:pPr>
         <w:pStyle w:val="Heading3"/>
@@ -8151,8 +8173,8 @@
         </w:tc>
       </w:tr>
     </w:tbl>
-    <w:bookmarkEnd w:id="75"/>
-    <w:bookmarkStart w:id="76" w:name="Xa3fa6ff4c80d85b7365d9bac9806ab0f7f77e49"/>
+    <w:bookmarkEnd w:id="78"/>
+    <w:bookmarkStart w:id="79" w:name="Xa3fa6ff4c80d85b7365d9bac9806ab0f7f77e49"/>
     <w:p>
       <w:pPr>
         <w:pStyle w:val="Heading3"/>
@@ -8388,8 +8410,8 @@
         </w:tc>
       </w:tr>
     </w:tbl>
-    <w:bookmarkEnd w:id="76"/>
-    <w:bookmarkStart w:id="77" w:name="Xf529e0bc96b4772994bedaf4bdfcd80cde27ca5"/>
+    <w:bookmarkEnd w:id="79"/>
+    <w:bookmarkStart w:id="80" w:name="Xf529e0bc96b4772994bedaf4bdfcd80cde27ca5"/>
     <w:p>
       <w:pPr>
         <w:pStyle w:val="Heading3"/>
@@ -8498,8 +8520,8 @@
         </w:tc>
       </w:tr>
     </w:tbl>
-    <w:bookmarkEnd w:id="77"/>
-    <w:bookmarkStart w:id="78" w:name="X3f596c2a9b37176c0cac1294658bee0fb0ce144"/>
+    <w:bookmarkEnd w:id="80"/>
+    <w:bookmarkStart w:id="81" w:name="X3f596c2a9b37176c0cac1294658bee0fb0ce144"/>
     <w:p>
       <w:pPr>
         <w:pStyle w:val="Heading3"/>
@@ -8776,8 +8798,8 @@
         </w:tc>
       </w:tr>
     </w:tbl>
-    <w:bookmarkEnd w:id="78"/>
-    <w:bookmarkStart w:id="80" w:name="Xe43ef194bc85e48db104c895132ffd6de7a19e4"/>
+    <w:bookmarkEnd w:id="81"/>
+    <w:bookmarkStart w:id="83" w:name="Xe43ef194bc85e48db104c895132ffd6de7a19e4"/>
     <w:p>
       <w:pPr>
         <w:pStyle w:val="Heading3"/>
@@ -8885,7 +8907,7 @@
             <w:r>
               <w:t xml:space="preserve"> </w:t>
             </w:r>
-            <w:hyperlink r:id="rId79">
+            <w:hyperlink r:id="rId82">
               <w:r>
                 <w:rPr>
                   <w:rStyle w:val="Hyperlink"/>
@@ -9026,8 +9048,8 @@
         </w:tc>
       </w:tr>
     </w:tbl>
-    <w:bookmarkEnd w:id="80"/>
-    <w:bookmarkStart w:id="81" w:name="X6afe1f7d5d738d3af1498c7bffb69b1b808c68c"/>
+    <w:bookmarkEnd w:id="83"/>
+    <w:bookmarkStart w:id="84" w:name="X6afe1f7d5d738d3af1498c7bffb69b1b808c68c"/>
     <w:p>
       <w:pPr>
         <w:pStyle w:val="Heading3"/>
@@ -9200,10 +9222,10 @@
         </w:tc>
       </w:tr>
     </w:tbl>
-    <w:bookmarkEnd w:id="81"/>
-    <w:bookmarkEnd w:id="82"/>
-    <w:bookmarkEnd w:id="83"/>
-    <w:bookmarkStart w:id="88" w:name="X78fdb1f4716baf4c26796c550dad0531813f831"/>
+    <w:bookmarkEnd w:id="84"/>
+    <w:bookmarkEnd w:id="85"/>
+    <w:bookmarkEnd w:id="86"/>
+    <w:bookmarkStart w:id="93" w:name="X78fdb1f4716baf4c26796c550dad0531813f831"/>
     <w:p>
       <w:pPr>
         <w:pStyle w:val="Heading1"/>
@@ -9212,7 +9234,7 @@
         <w:t xml:space="preserve">Conformance Class Abstract Test Suite (Normative)</w:t>
       </w:r>
     </w:p>
-    <w:bookmarkStart w:id="85" w:name="X61914e26939b0258a4f72336330af4ad3549113"/>
+    <w:bookmarkStart w:id="88" w:name="X61914e26939b0258a4f72336330af4ad3549113"/>
     <w:p>
       <w:pPr>
         <w:pStyle w:val="Heading2"/>
@@ -9233,7 +9255,7 @@
       <w:pPr>
         <w:pStyle w:val="Definition"/>
       </w:pPr>
-      <w:hyperlink r:id="rId45">
+      <w:hyperlink r:id="rId48">
         <w:r>
           <w:rPr>
             <w:rStyle w:val="Hyperlink"/>
@@ -9274,7 +9296,7 @@
         <w:t xml:space="preserve">Target Type:Encoding</w:t>
       </w:r>
     </w:p>
-    <w:bookmarkStart w:id="84" w:name="X3a04224f617536f2fb363349e0c2c664c06221f"/>
+    <w:bookmarkStart w:id="87" w:name="X3a04224f617536f2fb363349e0c2c664c06221f"/>
     <w:p>
       <w:pPr>
         <w:pStyle w:val="Heading3"/>
@@ -9347,15 +9369,15 @@
         <w:t xml:space="preserve">TODO</w:t>
       </w:r>
     </w:p>
-    <w:bookmarkEnd w:id="84"/>
-    <w:bookmarkEnd w:id="85"/>
-    <w:bookmarkStart w:id="87" w:name="X2c8e2ae5fe17c8e8966a4a52a89f1d3267a82e8"/>
+    <w:bookmarkEnd w:id="87"/>
+    <w:bookmarkEnd w:id="88"/>
+    <w:bookmarkStart w:id="90" w:name="X5389d7d1d833cb46a9a3bc765742be3efe67619"/>
     <w:p>
       <w:pPr>
         <w:pStyle w:val="Heading2"/>
       </w:pPr>
       <w:r>
-        <w:t xml:space="preserve">Conformance Class: Protocol</w:t>
+        <w:t xml:space="preserve">Conformance Class: Parameter Standard Names</w:t>
       </w:r>
     </w:p>
     <w:p>
@@ -9370,7 +9392,80 @@
       <w:pPr>
         <w:pStyle w:val="Definition"/>
       </w:pPr>
-      <w:hyperlink r:id="rId71">
+      <w:hyperlink r:id="rId65">
+        <w:r>
+          <w:rPr>
+            <w:rStyle w:val="Hyperlink"/>
+          </w:rPr>
+          <w:t xml:space="preserve">http://wis.wmo.int/spec/fmdm/1/req/parameter-standard-names</w:t>
+        </w:r>
+      </w:hyperlink>
+    </w:p>
+    <w:p>
+      <w:pPr>
+        <w:pStyle w:val="DefinitionTerm"/>
+      </w:pPr>
+      <w:r>
+        <w:t xml:space="preserve">subject</w:t>
+      </w:r>
+    </w:p>
+    <w:p>
+      <w:pPr>
+        <w:pStyle w:val="Definition"/>
+      </w:pPr>
+      <w:r>
+        <w:t xml:space="preserve">Requirements Class "Parameter Standard Names"</w:t>
+      </w:r>
+    </w:p>
+    <w:p>
+      <w:pPr>
+        <w:pStyle w:val="DefinitionTerm"/>
+      </w:pPr>
+      <w:r>
+        <w:t xml:space="preserve">classification</w:t>
+      </w:r>
+    </w:p>
+    <w:p>
+      <w:pPr>
+        <w:pStyle w:val="Definition"/>
+      </w:pPr>
+      <w:r>
+        <w:t xml:space="preserve">Target Type:Message Encoding</w:t>
+      </w:r>
+    </w:p>
+    <w:bookmarkStart w:id="89" w:name="X9e0a8bd10e03690b4283099fbf6931212327cb6"/>
+    <w:p>
+      <w:pPr>
+        <w:pStyle w:val="Heading3"/>
+      </w:pPr>
+      <w:r>
+        <w:t xml:space="preserve">Encoding</w:t>
+      </w:r>
+    </w:p>
+    <w:bookmarkEnd w:id="89"/>
+    <w:bookmarkEnd w:id="90"/>
+    <w:bookmarkStart w:id="92" w:name="X25cfcbd45372219887f566f1ba18f9d8ea1e5b4"/>
+    <w:p>
+      <w:pPr>
+        <w:pStyle w:val="Heading2"/>
+      </w:pPr>
+      <w:r>
+        <w:t xml:space="preserve">Conformance Class: Transmission</w:t>
+      </w:r>
+    </w:p>
+    <w:p>
+      <w:pPr>
+        <w:pStyle w:val="DefinitionTerm"/>
+      </w:pPr>
+      <w:r>
+        <w:t xml:space="preserve">label</w:t>
+      </w:r>
+    </w:p>
+    <w:p>
+      <w:pPr>
+        <w:pStyle w:val="Definition"/>
+      </w:pPr>
+      <w:hyperlink r:id="rId74">
         <w:r>
           <w:rPr>
             <w:rStyle w:val="Hyperlink"/>
@@ -9408,10 +9503,10 @@
         <w:pStyle w:val="Definition"/>
       </w:pPr>
       <w:r>
-        <w:t xml:space="preserve">Target Type:Message Encoding</w:t>
-      </w:r>
-    </w:p>
-    <w:bookmarkStart w:id="86" w:name="X9e0a8bd10e03690b4283099fbf6931212327cb6"/>
+        <w:t xml:space="preserve">Target Type:Transmission</w:t>
+      </w:r>
+    </w:p>
+    <w:bookmarkStart w:id="91" w:name="X1ce7b2faea04fdf0ff6d0a1b438774f6451b392"/>
     <w:p>
       <w:pPr>
         <w:pStyle w:val="Heading3"/>
@@ -9420,10 +9515,10 @@
         <w:t xml:space="preserve">Encoding</w:t>
       </w:r>
     </w:p>
-    <w:bookmarkEnd w:id="86"/>
-    <w:bookmarkEnd w:id="87"/>
-    <w:bookmarkEnd w:id="88"/>
-    <w:bookmarkStart w:id="93" w:name="schemas"/>
+    <w:bookmarkEnd w:id="91"/>
+    <w:bookmarkEnd w:id="92"/>
+    <w:bookmarkEnd w:id="93"/>
+    <w:bookmarkStart w:id="98" w:name="schemas"/>
     <w:p>
       <w:pPr>
         <w:pStyle w:val="Heading1"/>
@@ -9455,7 +9550,7 @@
         <w:t xml:space="preserve">once the standard has been approved.</w:t>
       </w:r>
     </w:p>
-    <w:bookmarkStart w:id="89" w:name="X880462e29bd9c7f9cef187bf395e7ce87ff2224"/>
+    <w:bookmarkStart w:id="94" w:name="X880462e29bd9c7f9cef187bf395e7ce87ff2224"/>
     <w:p>
       <w:pPr>
         <w:pStyle w:val="Heading2"/>
@@ -10486,8 +10581,8 @@
         <w:t xml:space="preserve">}</w:t>
       </w:r>
     </w:p>
-    <w:bookmarkEnd w:id="89"/>
-    <w:bookmarkStart w:id="92" w:name="Xdd1fe16469c2eadaa904f6e369398e4a8c19852"/>
+    <w:bookmarkEnd w:id="94"/>
+    <w:bookmarkStart w:id="97" w:name="Xdd1fe16469c2eadaa904f6e369398e4a8c19852"/>
     <w:p>
       <w:pPr>
         <w:pStyle w:val="Heading2"/>
@@ -10496,7 +10591,7 @@
         <w:t xml:space="preserve">Enumerations</w:t>
       </w:r>
     </w:p>
-    <w:bookmarkStart w:id="90" w:name="X974361986fb85896cad8d73d8da9e7481cde38c"/>
+    <w:bookmarkStart w:id="95" w:name="X974361986fb85896cad8d73d8da9e7481cde38c"/>
     <w:p>
       <w:pPr>
         <w:pStyle w:val="Heading3"/>
@@ -11301,8 +11396,8 @@
         <w:t xml:space="preserve">shall specify the duration over which the aggregation is performed.</w:t>
       </w:r>
     </w:p>
-    <w:bookmarkEnd w:id="90"/>
-    <w:bookmarkStart w:id="91" w:name="X74d4f5b1443596dd08a6ea00592edb81132a5cb"/>
+    <w:bookmarkEnd w:id="95"/>
+    <w:bookmarkStart w:id="96" w:name="X74d4f5b1443596dd08a6ea00592edb81132a5cb"/>
     <w:p>
       <w:pPr>
         <w:pStyle w:val="Heading3"/>
@@ -11601,10 +11696,10 @@
         <w:t xml:space="preserve">The choice of reference surface is determined by the user based on the measurement context and requirements. For example, meteorological observations of air temperature typically use height above ground level (GL), while atmospheric pressure observations may reference mean sea level (MSL).</w:t>
       </w:r>
     </w:p>
-    <w:bookmarkEnd w:id="91"/>
-    <w:bookmarkEnd w:id="92"/>
-    <w:bookmarkEnd w:id="93"/>
-    <w:bookmarkStart w:id="98" w:name="examples"/>
+    <w:bookmarkEnd w:id="96"/>
+    <w:bookmarkEnd w:id="97"/>
+    <w:bookmarkEnd w:id="98"/>
+    <w:bookmarkStart w:id="103" w:name="examples"/>
     <w:p>
       <w:pPr>
         <w:pStyle w:val="Heading1"/>
@@ -11613,7 +11708,7 @@
         <w:t xml:space="preserve">Examples (Informative)</w:t>
       </w:r>
     </w:p>
-    <w:bookmarkStart w:id="94" w:name="X68ae7d3cf07904a2b65da44dbbe6172616b3505"/>
+    <w:bookmarkStart w:id="99" w:name="X68ae7d3cf07904a2b65da44dbbe6172616b3505"/>
     <w:p>
       <w:pPr>
         <w:pStyle w:val="Heading2"/>
@@ -11622,8 +11717,8 @@
         <w:t xml:space="preserve">Transmission topics</w:t>
       </w:r>
     </w:p>
-    <w:bookmarkEnd w:id="94"/>
-    <w:bookmarkStart w:id="97" w:name="X9f4d614843744384f3a7741ad5521bc4cfb9588"/>
+    <w:bookmarkEnd w:id="99"/>
+    <w:bookmarkStart w:id="102" w:name="X9f4d614843744384f3a7741ad5521bc4cfb9588"/>
     <w:p>
       <w:pPr>
         <w:pStyle w:val="Heading2"/>
@@ -11670,7 +11765,7 @@
         <w:t xml:space="preserve">elements populated as appropriate.</w:t>
       </w:r>
     </w:p>
-    <w:bookmarkStart w:id="95" w:name="Xf60c31f0b033f47ccd54b1ba8c1bc71fef83521"/>
+    <w:bookmarkStart w:id="100" w:name="Xf60c31f0b033f47ccd54b1ba8c1bc71fef83521"/>
     <w:p>
       <w:pPr>
         <w:pStyle w:val="Heading3"/>
@@ -13961,8 +14056,8 @@
         <w:t xml:space="preserve">}</w:t>
       </w:r>
     </w:p>
-    <w:bookmarkEnd w:id="95"/>
-    <w:bookmarkStart w:id="96" w:name="Xbb398be7af3d39d057a6ad565684f67e2e8badc"/>
+    <w:bookmarkEnd w:id="100"/>
+    <w:bookmarkStart w:id="101" w:name="Xbb398be7af3d39d057a6ad565684f67e2e8badc"/>
     <w:p>
       <w:pPr>
         <w:pStyle w:val="Heading3"/>
@@ -19226,10 +19321,10 @@
         <w:t xml:space="preserve">}</w:t>
       </w:r>
     </w:p>
-    <w:bookmarkEnd w:id="96"/>
-    <w:bookmarkEnd w:id="97"/>
-    <w:bookmarkEnd w:id="98"/>
-    <w:bookmarkStart w:id="101" w:name="Bibliography"/>
+    <w:bookmarkEnd w:id="101"/>
+    <w:bookmarkEnd w:id="102"/>
+    <w:bookmarkEnd w:id="103"/>
+    <w:bookmarkStart w:id="106" w:name="Bibliography"/>
     <w:p>
       <w:pPr>
         <w:pStyle w:val="Heading1"/>
@@ -19245,8 +19340,8 @@
           <w:numId w:val="1016"/>
         </w:numPr>
       </w:pPr>
-      <w:bookmarkStart w:id="99" w:name="link-relations"/>
-      <w:bookmarkEnd w:id="99"/>
+      <w:bookmarkStart w:id="104" w:name="link-relations"/>
+      <w:bookmarkEnd w:id="104"/>
       <w:r>
         <w:t xml:space="preserve"> </w:t>
       </w:r>
@@ -19256,7 +19351,7 @@
       <w:r>
         <w:t xml:space="preserve"> </w:t>
       </w:r>
-      <w:hyperlink r:id="rId100">
+      <w:hyperlink r:id="rId105">
         <w:r>
           <w:rPr>
             <w:rStyle w:val="Hyperlink"/>
@@ -19265,8 +19360,8 @@
         </w:r>
       </w:hyperlink>
     </w:p>
-    <w:bookmarkEnd w:id="101"/>
-    <w:bookmarkStart w:id="102" w:name="X7704236ba72ed8cc2b9a9e238d27c640b9b6528"/>
+    <w:bookmarkEnd w:id="106"/>
+    <w:bookmarkStart w:id="107" w:name="X7704236ba72ed8cc2b9a9e238d27c640b9b6528"/>
     <w:p>
       <w:pPr>
         <w:pStyle w:val="Heading1"/>
@@ -19412,7 +19507,7 @@
         </w:tc>
       </w:tr>
     </w:tbl>
-    <w:bookmarkEnd w:id="102"/>
+    <w:bookmarkEnd w:id="107"/>
     <w:sectPr/>
   </w:body>
 </w:document>

--- a/standard/fmdm-DRAFT.docx
+++ b/standard/fmdm-DRAFT.docx
@@ -39,7 +39,7 @@
         <w:pStyle w:val="Date"/>
       </w:pPr>
       <w:r>
-        <w:t xml:space="preserve">2026-06-16</w:t>
+        <w:t xml:space="preserve">2026-06-17</w:t>
       </w:r>
     </w:p>
     <w:p>
@@ -92,7 +92,7 @@
               <w:jc w:val="left"/>
             </w:pPr>
             <w:r>
-              <w:t xml:space="preserve">Date: 2026-06-16</w:t>
+              <w:t xml:space="preserve">Date: 2026-06-17</w:t>
             </w:r>
           </w:p>
         </w:tc>
@@ -105,7 +105,7 @@
               <w:jc w:val="left"/>
             </w:pPr>
             <w:r>
-              <w:t xml:space="preserve">Version: 0.0.1-DRAFT-2026-06-16</w:t>
+              <w:t xml:space="preserve">Version: 0.0.1-DRAFT-2026-06-17</w:t>
             </w:r>
           </w:p>
         </w:tc>
@@ -789,10 +789,28 @@
         <w:rPr>
           <w:rStyle w:val="VerbatimChar"/>
         </w:rPr>
-        <w:t xml:space="preserve">namespaces` element and referenced in the Parameter message</w:t>
-      </w:r>
-      <w:r>
-        <w:t xml:space="preserve">standardNames`` elements. Example vocabularies include the CF Metadata Conventions and the WMO First Mile parameter registry.</w:t>
+        <w:t xml:space="preserve">namespaces</w:t>
+      </w:r>
+      <w:r>
+        <w:t xml:space="preserve"> </w:t>
+      </w:r>
+      <w:r>
+        <w:t xml:space="preserve">element and referenced in the Parameter message</w:t>
+      </w:r>
+      <w:r>
+        <w:t xml:space="preserve"> </w:t>
+      </w:r>
+      <w:r>
+        <w:rPr>
+          <w:rStyle w:val="VerbatimChar"/>
+        </w:rPr>
+        <w:t xml:space="preserve">standardNames</w:t>
+      </w:r>
+      <w:r>
+        <w:t xml:space="preserve"> </w:t>
+      </w:r>
+      <w:r>
+        <w:t xml:space="preserve">elements. Example vocabularies include the CF Metadata Conventions and the WMO First Mile parameter registry.</w:t>
       </w:r>
     </w:p>
     <w:p>
@@ -1570,7 +1588,18 @@
         <w:pStyle w:val="FirstParagraph"/>
       </w:pPr>
       <w:r>
-        <w:t xml:space="preserve">In February 2024, a WMO workshop in Geneva brought together representatives from WMO and the Hydro-Meteorological and Environmental Industry (HMEI) to address the lack of standardization in first-mile data collection. While international data exchange is standardized through WMO, no equivalent standardization exists for the first-mile segment, the connection between field equipment and centralized data collection systems, leading to a proliferation of incompatible proprietary formats and significant integration effort for operators of observing networks. The workshop recommended focusing first on output interoperability, and the Standing Committee on Information Management and Technology (SC-IMT) subsequently established the Task Team on First-mile Data Collection Standardization (TT-1M) to produce this specification.</w:t>
+        <w:t xml:space="preserve">In February 2024, a WMO workshop in Geneva brought together representatives from WMO and the HydroMeteorological and Environmental Industry (HMEI) to address the lack of standardization in first-mile data collection. While international data exchange is standardized through WMO, no equivalent standardization exists for the first-mile segment, the connection between field equipment and centralized data collection systems (</w:t>
+      </w:r>
+      <w:hyperlink w:anchor="fig-node-data-flow">
+        <w:r>
+          <w:rPr>
+            <w:rStyle w:val="Hyperlink"/>
+          </w:rPr>
+          <w:t xml:space="preserve">Data Flow</w:t>
+        </w:r>
+      </w:hyperlink>
+      <w:r>
+        <w:t xml:space="preserve">), leading to a proliferation of incompatible proprietary formats and significant integration effort for operators of observing networks. The workshop recommended focusing first on output interoperability, and the Standing Committee on Information Management and Technology (SC-IMT) subsequently established the Task Team on First-mile Data Collection Standardization (TT-1M) to produce this specification.</w:t>
       </w:r>
     </w:p>
     <w:p>
@@ -3356,7 +3385,7 @@
         <w:pStyle w:val="BodyText"/>
       </w:pPr>
       <w:r>
-        <w:t xml:space="preserve">Where a sensor is defined as an ObserverDevice but is not currently connected or is otherwise unavailable, the corresponding parameter values in the Data message is represented using</w:t>
+        <w:t xml:space="preserve">Where a sensor is defined as an ObserverDevice but is not currently connected or is otherwise unavailable, the corresponding parameter values in the Data message are represented using</w:t>
       </w:r>
       <w:r>
         <w:t xml:space="preserve"> </w:t>
@@ -3697,7 +3726,7 @@
               <w:t xml:space="preserve"> </w:t>
             </w:r>
             <w:r>
-              <w:t xml:space="preserve">element describing manufacturer’s serial number of the device.</w:t>
+              <w:t xml:space="preserve">element describing the manufacturer’s serial number of the device.</w:t>
             </w:r>
           </w:p>
         </w:tc>
@@ -3736,7 +3765,7 @@
               <w:t xml:space="preserve"> </w:t>
             </w:r>
             <w:r>
-              <w:t xml:space="preserve">element describing firmware version of the device.</w:t>
+              <w:t xml:space="preserve">element describing the firmware version of the device.</w:t>
             </w:r>
           </w:p>
         </w:tc>
@@ -5128,7 +5157,7 @@
         <w:pStyle w:val="FirstParagraph"/>
       </w:pPr>
       <w:r>
-        <w:t xml:space="preserve">A Value message defines the measurement of data of different types.</w:t>
+        <w:t xml:space="preserve">A Value message encodes a single measurement in one of several supported data types.</w:t>
       </w:r>
     </w:p>
     <w:tbl>
@@ -6860,7 +6889,7 @@
         </w:r>
       </w:hyperlink>
       <w:r>
-        <w:t xml:space="preserve">. CF standard names are lower-case strings with words separated by underscores (e.g., air_temperature, wind_speed, relative_humidity). The CF standard name table at cfconventions.org is the authoritative reference for name validity and definitions, regardless of which vocabulary server URI is used as the namespace identifier.</w:t>
+        <w:t xml:space="preserve">. CF standard names are lowercase strings with words separated by underscores (e.g., air_temperature, wind_speed, relative_humidity). The CF standard name table at cfconventions.org is the authoritative reference for name validity and definitions, regardless of which vocabulary server URI is used as the namespace identifier.</w:t>
       </w:r>
     </w:p>
     <w:p>
@@ -6890,7 +6919,7 @@
         <w:pStyle w:val="BodyText"/>
       </w:pPr>
       <w:r>
-        <w:t xml:space="preserve">A locally managed vocabulary is used where a parameter is not covered by either of Levels 1 or 2.</w:t>
+        <w:t xml:space="preserve">A locally managed vocabulary is used where a parameter is not covered by either Level 1 or Level 2.</w:t>
       </w:r>
     </w:p>
     <w:tbl>
@@ -6955,7 +6984,7 @@
               <w:jc w:val="left"/>
             </w:pPr>
             <w:r>
-              <w:t xml:space="preserve">Standard names SHALL be drawn in the following order, in the following order of precedence:</w:t>
+              <w:t xml:space="preserve">Standard names SHALL be drawn from the following levels, in order of precedence:</w:t>
             </w:r>
           </w:p>
           <w:p>
@@ -7361,7 +7390,7 @@
         <w:pStyle w:val="FirstParagraph"/>
       </w:pPr>
       <w:r>
-        <w:t xml:space="preserve">First Mile Messages are exchanged with a known and defined message transmission and publishing workflow.</w:t>
+        <w:t xml:space="preserve">First Mile messages are transmitted and published according to the workflow defined in this clause.</w:t>
       </w:r>
     </w:p>
     <w:bookmarkStart w:id="88" w:name="Xd90759955ffb88c29314c94143cd27900a7ff40"/>
@@ -7628,30 +7657,6 @@
               <w:jc w:val="left"/>
             </w:pPr>
             <w:r>
-              <w:t xml:space="preserve">To improve the overall level of the First Mile ecosystem, the secure version of the MQTT protocol SHOULD be implemented (in this case, a valid certificate is required).</w:t>
-            </w:r>
-          </w:p>
-        </w:tc>
-      </w:tr>
-      <w:tr>
-        <w:tc>
-          <w:tcPr/>
-          <w:p>
-            <w:pPr>
-              <w:jc w:val="center"/>
-            </w:pPr>
-            <w:r>
-              <w:t xml:space="preserve">D</w:t>
-            </w:r>
-          </w:p>
-        </w:tc>
-        <w:tc>
-          <w:tcPr/>
-          <w:p>
-            <w:pPr>
-              <w:jc w:val="left"/>
-            </w:pPr>
-            <w:r>
               <w:t xml:space="preserve">Message Encodings SHALL be published using a QoS level of</w:t>
             </w:r>
             <w:r>
@@ -7681,7 +7686,7 @@
               <w:jc w:val="center"/>
             </w:pPr>
             <w:r>
-              <w:t xml:space="preserve">E</w:t>
+              <w:t xml:space="preserve">D</w:t>
             </w:r>
           </w:p>
         </w:tc>
@@ -8324,7 +8329,7 @@
               <w:jc w:val="left"/>
             </w:pPr>
             <w:r>
-              <w:t xml:space="preserve">A Metadata message SHALL be published to at exactly the level of the notification type (</w:t>
+              <w:t xml:space="preserve">A Metadata message SHALL be published at exactly the level of the notification type (</w:t>
             </w:r>
             <w:r>
               <w:rPr>
@@ -8357,7 +8362,7 @@
               <w:jc w:val="left"/>
             </w:pPr>
             <w:r>
-              <w:t xml:space="preserve">A Data message SHALL be published to at exactly the level of the notification type (</w:t>
+              <w:t xml:space="preserve">A Data message SHALL be published at exactly the level of the notification type (</w:t>
             </w:r>
             <w:r>
               <w:rPr>
@@ -8451,7 +8456,7 @@
               <w:jc w:val="left"/>
             </w:pPr>
             <w:r>
-              <w:t xml:space="preserve">Metadata messages SHALL published at least once every 24 hours and immediately after any change in the Node configuration that would affect the Metadata message content.</w:t>
+              <w:t xml:space="preserve">Metadata messages SHALL be published at least once every 24 hours and immediately after any change in the Node configuration that would affect the Metadata message content.</w:t>
             </w:r>
           </w:p>
         </w:tc>
@@ -9397,7 +9402,7 @@
         <w:pStyle w:val="Definition"/>
       </w:pPr>
       <w:r>
-        <w:t xml:space="preserve">Validate that a message encoding is encoding as Protobuf.</w:t>
+        <w:t xml:space="preserve">Validate that a message encoding is encoded as Protobuf.</w:t>
       </w:r>
     </w:p>
     <w:p>
@@ -9610,6 +9615,21 @@
       <w:pPr>
         <w:pStyle w:val="SourceCode"/>
       </w:pPr>
+      <w:r>
+        <w:rPr>
+          <w:rStyle w:val="AttributeTok"/>
+        </w:rPr>
+        <w:t xml:space="preserve">// First Mile schema</w:t>
+      </w:r>
+      <w:r>
+        <w:br/>
+      </w:r>
+      <w:r>
+        <w:br/>
+      </w:r>
+      <w:r>
+        <w:br/>
+      </w:r>
       <w:r>
         <w:rPr>
           <w:rStyle w:val="AttributeTok"/>

--- a/standard/fmdm-DRAFT.docx
+++ b/standard/fmdm-DRAFT.docx
@@ -1475,7 +1475,7 @@
         <w:pStyle w:val="BodyText"/>
       </w:pPr>
       <w:r>
-        <w:t xml:space="preserve">Data and metadata message examples provided in this specification are encoded as JSON.</w:t>
+        <w:t xml:space="preserve">Data and metadata message examples provided in this specification are encoded as Protobuf text format.</w:t>
       </w:r>
     </w:p>
     <w:p>
@@ -1560,7 +1560,7 @@
         <w:pStyle w:val="BodyText"/>
       </w:pPr>
       <w:r>
-        <w:t xml:space="preserve">Data and metadata message instances are always defined as JSON.</w:t>
+        <w:t xml:space="preserve">Data and metadata message instances are always represented in Protobuf text format.</w:t>
       </w:r>
     </w:p>
     <w:bookmarkEnd w:id="39"/>
@@ -11941,102 +11941,27 @@
       </w:pPr>
       <w:r>
         <w:rPr>
-          <w:rStyle w:val="FunctionTok"/>
-        </w:rPr>
-        <w:t xml:space="preserve">{</w:t>
-      </w:r>
-      <w:r>
-        <w:br/>
-      </w:r>
-      <w:r>
-        <w:rPr>
-          <w:rStyle w:val="NormalTok"/>
-        </w:rPr>
-        <w:t xml:space="preserve">    </w:t>
-      </w:r>
-      <w:r>
-        <w:rPr>
-          <w:rStyle w:val="DataTypeTok"/>
-        </w:rPr>
-        <w:t xml:space="preserve">"metadata"</w:t>
-      </w:r>
-      <w:r>
-        <w:rPr>
-          <w:rStyle w:val="FunctionTok"/>
-        </w:rPr>
-        <w:t xml:space="preserve">:</w:t>
-      </w:r>
-      <w:r>
-        <w:rPr>
-          <w:rStyle w:val="NormalTok"/>
-        </w:rPr>
-        <w:t xml:space="preserve"> </w:t>
-      </w:r>
-      <w:r>
-        <w:rPr>
-          <w:rStyle w:val="FunctionTok"/>
-        </w:rPr>
-        <w:t xml:space="preserve">{</w:t>
-      </w:r>
-      <w:r>
-        <w:br/>
-      </w:r>
-      <w:r>
-        <w:rPr>
-          <w:rStyle w:val="NormalTok"/>
-        </w:rPr>
-        <w:t xml:space="preserve">        </w:t>
-      </w:r>
-      <w:r>
-        <w:rPr>
-          <w:rStyle w:val="DataTypeTok"/>
-        </w:rPr>
-        <w:t xml:space="preserve">"node"</w:t>
-      </w:r>
-      <w:r>
-        <w:rPr>
-          <w:rStyle w:val="FunctionTok"/>
-        </w:rPr>
-        <w:t xml:space="preserve">:</w:t>
-      </w:r>
-      <w:r>
-        <w:rPr>
-          <w:rStyle w:val="NormalTok"/>
-        </w:rPr>
-        <w:t xml:space="preserve"> </w:t>
-      </w:r>
-      <w:r>
-        <w:rPr>
-          <w:rStyle w:val="FunctionTok"/>
-        </w:rPr>
-        <w:t xml:space="preserve">{</w:t>
-      </w:r>
-      <w:r>
-        <w:br/>
-      </w:r>
-      <w:r>
-        <w:rPr>
-          <w:rStyle w:val="NormalTok"/>
-        </w:rPr>
-        <w:t xml:space="preserve">            </w:t>
-      </w:r>
-      <w:r>
-        <w:rPr>
-          <w:rStyle w:val="DataTypeTok"/>
-        </w:rPr>
-        <w:t xml:space="preserve">"name"</w:t>
-      </w:r>
-      <w:r>
-        <w:rPr>
-          <w:rStyle w:val="FunctionTok"/>
-        </w:rPr>
-        <w:t xml:space="preserve">:</w:t>
-      </w:r>
-      <w:r>
-        <w:rPr>
-          <w:rStyle w:val="NormalTok"/>
-        </w:rPr>
-        <w:t xml:space="preserve"> </w:t>
+          <w:rStyle w:val="NormalTok"/>
+        </w:rPr>
+        <w:t xml:space="preserve">metadata {</w:t>
+      </w:r>
+      <w:r>
+        <w:br/>
+      </w:r>
+      <w:r>
+        <w:rPr>
+          <w:rStyle w:val="NormalTok"/>
+        </w:rPr>
+        <w:t xml:space="preserve">  node {</w:t>
+      </w:r>
+      <w:r>
+        <w:br/>
+      </w:r>
+      <w:r>
+        <w:rPr>
+          <w:rStyle w:val="NormalTok"/>
+        </w:rPr>
+        <w:t xml:space="preserve">    name: </w:t>
       </w:r>
       <w:r>
         <w:rPr>
@@ -12045,37 +11970,13 @@
         <w:t xml:space="preserve">"Hydro-Station-02"</w:t>
       </w:r>
       <w:r>
-        <w:rPr>
-          <w:rStyle w:val="FunctionTok"/>
-        </w:rPr>
-        <w:t xml:space="preserve">,</w:t>
-      </w:r>
-      <w:r>
-        <w:br/>
-      </w:r>
-      <w:r>
-        <w:rPr>
-          <w:rStyle w:val="NormalTok"/>
-        </w:rPr>
-        <w:t xml:space="preserve">            </w:t>
-      </w:r>
-      <w:r>
-        <w:rPr>
-          <w:rStyle w:val="DataTypeTok"/>
-        </w:rPr>
-        <w:t xml:space="preserve">"serialNumber"</w:t>
-      </w:r>
-      <w:r>
-        <w:rPr>
-          <w:rStyle w:val="FunctionTok"/>
-        </w:rPr>
-        <w:t xml:space="preserve">:</w:t>
-      </w:r>
-      <w:r>
-        <w:rPr>
-          <w:rStyle w:val="NormalTok"/>
-        </w:rPr>
-        <w:t xml:space="preserve"> </w:t>
+        <w:br/>
+      </w:r>
+      <w:r>
+        <w:rPr>
+          <w:rStyle w:val="NormalTok"/>
+        </w:rPr>
+        <w:t xml:space="preserve">    serialNumber: </w:t>
       </w:r>
       <w:r>
         <w:rPr>
@@ -12090,88 +11991,25 @@
         <w:rPr>
           <w:rStyle w:val="NormalTok"/>
         </w:rPr>
-        <w:t xml:space="preserve">        </w:t>
-      </w:r>
-      <w:r>
-        <w:rPr>
-          <w:rStyle w:val="FunctionTok"/>
-        </w:rPr>
-        <w:t xml:space="preserve">},</w:t>
-      </w:r>
-      <w:r>
-        <w:br/>
-      </w:r>
-      <w:r>
-        <w:rPr>
-          <w:rStyle w:val="NormalTok"/>
-        </w:rPr>
-        <w:t xml:space="preserve">        </w:t>
-      </w:r>
-      <w:r>
-        <w:rPr>
-          <w:rStyle w:val="DataTypeTok"/>
-        </w:rPr>
-        <w:t xml:space="preserve">"observers"</w:t>
-      </w:r>
-      <w:r>
-        <w:rPr>
-          <w:rStyle w:val="FunctionTok"/>
-        </w:rPr>
-        <w:t xml:space="preserve">:</w:t>
-      </w:r>
-      <w:r>
-        <w:rPr>
-          <w:rStyle w:val="NormalTok"/>
-        </w:rPr>
-        <w:t xml:space="preserve"> </w:t>
-      </w:r>
-      <w:r>
-        <w:rPr>
-          <w:rStyle w:val="OtherTok"/>
-        </w:rPr>
-        <w:t xml:space="preserve">[</w:t>
-      </w:r>
-      <w:r>
-        <w:br/>
-      </w:r>
-      <w:r>
-        <w:rPr>
-          <w:rStyle w:val="NormalTok"/>
-        </w:rPr>
-        <w:t xml:space="preserve">            </w:t>
-      </w:r>
-      <w:r>
-        <w:rPr>
-          <w:rStyle w:val="FunctionTok"/>
-        </w:rPr>
-        <w:t xml:space="preserve">{</w:t>
-      </w:r>
-      <w:r>
-        <w:br/>
-      </w:r>
-      <w:r>
-        <w:rPr>
-          <w:rStyle w:val="NormalTok"/>
-        </w:rPr>
-        <w:t xml:space="preserve">                </w:t>
-      </w:r>
-      <w:r>
-        <w:rPr>
-          <w:rStyle w:val="DataTypeTok"/>
-        </w:rPr>
-        <w:t xml:space="preserve">"id"</w:t>
-      </w:r>
-      <w:r>
-        <w:rPr>
-          <w:rStyle w:val="FunctionTok"/>
-        </w:rPr>
-        <w:t xml:space="preserve">:</w:t>
-      </w:r>
-      <w:r>
-        <w:rPr>
-          <w:rStyle w:val="NormalTok"/>
-        </w:rPr>
-        <w:t xml:space="preserve"> </w:t>
+        <w:t xml:space="preserve">  }</w:t>
+      </w:r>
+      <w:r>
+        <w:br/>
+      </w:r>
+      <w:r>
+        <w:rPr>
+          <w:rStyle w:val="NormalTok"/>
+        </w:rPr>
+        <w:t xml:space="preserve">  observers {</w:t>
+      </w:r>
+      <w:r>
+        <w:br/>
+      </w:r>
+      <w:r>
+        <w:rPr>
+          <w:rStyle w:val="NormalTok"/>
+        </w:rPr>
+        <w:t xml:space="preserve">    id: </w:t>
       </w:r>
       <w:r>
         <w:rPr>
@@ -12180,37 +12018,13 @@
         <w:t xml:space="preserve">1</w:t>
       </w:r>
       <w:r>
-        <w:rPr>
-          <w:rStyle w:val="FunctionTok"/>
-        </w:rPr>
-        <w:t xml:space="preserve">,</w:t>
-      </w:r>
-      <w:r>
-        <w:br/>
-      </w:r>
-      <w:r>
-        <w:rPr>
-          <w:rStyle w:val="NormalTok"/>
-        </w:rPr>
-        <w:t xml:space="preserve">                </w:t>
-      </w:r>
-      <w:r>
-        <w:rPr>
-          <w:rStyle w:val="DataTypeTok"/>
-        </w:rPr>
-        <w:t xml:space="preserve">"name"</w:t>
-      </w:r>
-      <w:r>
-        <w:rPr>
-          <w:rStyle w:val="FunctionTok"/>
-        </w:rPr>
-        <w:t xml:space="preserve">:</w:t>
-      </w:r>
-      <w:r>
-        <w:rPr>
-          <w:rStyle w:val="NormalTok"/>
-        </w:rPr>
-        <w:t xml:space="preserve"> </w:t>
+        <w:br/>
+      </w:r>
+      <w:r>
+        <w:rPr>
+          <w:rStyle w:val="NormalTok"/>
+        </w:rPr>
+        <w:t xml:space="preserve">    name: </w:t>
       </w:r>
       <w:r>
         <w:rPr>
@@ -12225,61 +12039,25 @@
         <w:rPr>
           <w:rStyle w:val="NormalTok"/>
         </w:rPr>
-        <w:t xml:space="preserve">            </w:t>
-      </w:r>
-      <w:r>
-        <w:rPr>
-          <w:rStyle w:val="FunctionTok"/>
-        </w:rPr>
-        <w:t xml:space="preserve">}</w:t>
-      </w:r>
-      <w:r>
-        <w:rPr>
-          <w:rStyle w:val="OtherTok"/>
-        </w:rPr>
-        <w:t xml:space="preserve">,</w:t>
-      </w:r>
-      <w:r>
-        <w:br/>
-      </w:r>
-      <w:r>
-        <w:rPr>
-          <w:rStyle w:val="NormalTok"/>
-        </w:rPr>
-        <w:t xml:space="preserve">            </w:t>
-      </w:r>
-      <w:r>
-        <w:rPr>
-          <w:rStyle w:val="FunctionTok"/>
-        </w:rPr>
-        <w:t xml:space="preserve">{</w:t>
-      </w:r>
-      <w:r>
-        <w:br/>
-      </w:r>
-      <w:r>
-        <w:rPr>
-          <w:rStyle w:val="NormalTok"/>
-        </w:rPr>
-        <w:t xml:space="preserve">                </w:t>
-      </w:r>
-      <w:r>
-        <w:rPr>
-          <w:rStyle w:val="DataTypeTok"/>
-        </w:rPr>
-        <w:t xml:space="preserve">"id"</w:t>
-      </w:r>
-      <w:r>
-        <w:rPr>
-          <w:rStyle w:val="FunctionTok"/>
-        </w:rPr>
-        <w:t xml:space="preserve">:</w:t>
-      </w:r>
-      <w:r>
-        <w:rPr>
-          <w:rStyle w:val="NormalTok"/>
-        </w:rPr>
-        <w:t xml:space="preserve"> </w:t>
+        <w:t xml:space="preserve">  }</w:t>
+      </w:r>
+      <w:r>
+        <w:br/>
+      </w:r>
+      <w:r>
+        <w:rPr>
+          <w:rStyle w:val="NormalTok"/>
+        </w:rPr>
+        <w:t xml:space="preserve">  observers {</w:t>
+      </w:r>
+      <w:r>
+        <w:br/>
+      </w:r>
+      <w:r>
+        <w:rPr>
+          <w:rStyle w:val="NormalTok"/>
+        </w:rPr>
+        <w:t xml:space="preserve">    id: </w:t>
       </w:r>
       <w:r>
         <w:rPr>
@@ -12288,37 +12066,13 @@
         <w:t xml:space="preserve">2</w:t>
       </w:r>
       <w:r>
-        <w:rPr>
-          <w:rStyle w:val="FunctionTok"/>
-        </w:rPr>
-        <w:t xml:space="preserve">,</w:t>
-      </w:r>
-      <w:r>
-        <w:br/>
-      </w:r>
-      <w:r>
-        <w:rPr>
-          <w:rStyle w:val="NormalTok"/>
-        </w:rPr>
-        <w:t xml:space="preserve">                </w:t>
-      </w:r>
-      <w:r>
-        <w:rPr>
-          <w:rStyle w:val="DataTypeTok"/>
-        </w:rPr>
-        <w:t xml:space="preserve">"name"</w:t>
-      </w:r>
-      <w:r>
-        <w:rPr>
-          <w:rStyle w:val="FunctionTok"/>
-        </w:rPr>
-        <w:t xml:space="preserve">:</w:t>
-      </w:r>
-      <w:r>
-        <w:rPr>
-          <w:rStyle w:val="NormalTok"/>
-        </w:rPr>
-        <w:t xml:space="preserve"> </w:t>
+        <w:br/>
+      </w:r>
+      <w:r>
+        <w:rPr>
+          <w:rStyle w:val="NormalTok"/>
+        </w:rPr>
+        <w:t xml:space="preserve">    name: </w:t>
       </w:r>
       <w:r>
         <w:rPr>
@@ -12333,109 +12087,25 @@
         <w:rPr>
           <w:rStyle w:val="NormalTok"/>
         </w:rPr>
-        <w:t xml:space="preserve">            </w:t>
-      </w:r>
-      <w:r>
-        <w:rPr>
-          <w:rStyle w:val="FunctionTok"/>
-        </w:rPr>
-        <w:t xml:space="preserve">}</w:t>
-      </w:r>
-      <w:r>
-        <w:br/>
-      </w:r>
-      <w:r>
-        <w:rPr>
-          <w:rStyle w:val="NormalTok"/>
-        </w:rPr>
-        <w:t xml:space="preserve">        </w:t>
-      </w:r>
-      <w:r>
-        <w:rPr>
-          <w:rStyle w:val="OtherTok"/>
-        </w:rPr>
-        <w:t xml:space="preserve">]</w:t>
-      </w:r>
-      <w:r>
-        <w:rPr>
-          <w:rStyle w:val="FunctionTok"/>
-        </w:rPr>
-        <w:t xml:space="preserve">,</w:t>
-      </w:r>
-      <w:r>
-        <w:br/>
-      </w:r>
-      <w:r>
-        <w:rPr>
-          <w:rStyle w:val="NormalTok"/>
-        </w:rPr>
-        <w:t xml:space="preserve">        </w:t>
-      </w:r>
-      <w:r>
-        <w:rPr>
-          <w:rStyle w:val="DataTypeTok"/>
-        </w:rPr>
-        <w:t xml:space="preserve">"parameterDefinitions"</w:t>
-      </w:r>
-      <w:r>
-        <w:rPr>
-          <w:rStyle w:val="FunctionTok"/>
-        </w:rPr>
-        <w:t xml:space="preserve">:</w:t>
-      </w:r>
-      <w:r>
-        <w:rPr>
-          <w:rStyle w:val="NormalTok"/>
-        </w:rPr>
-        <w:t xml:space="preserve"> </w:t>
-      </w:r>
-      <w:r>
-        <w:rPr>
-          <w:rStyle w:val="OtherTok"/>
-        </w:rPr>
-        <w:t xml:space="preserve">[</w:t>
-      </w:r>
-      <w:r>
-        <w:br/>
-      </w:r>
-      <w:r>
-        <w:rPr>
-          <w:rStyle w:val="NormalTok"/>
-        </w:rPr>
-        <w:t xml:space="preserve">            </w:t>
-      </w:r>
-      <w:r>
-        <w:rPr>
-          <w:rStyle w:val="FunctionTok"/>
-        </w:rPr>
-        <w:t xml:space="preserve">{</w:t>
-      </w:r>
-      <w:r>
-        <w:br/>
-      </w:r>
-      <w:r>
-        <w:rPr>
-          <w:rStyle w:val="NormalTok"/>
-        </w:rPr>
-        <w:t xml:space="preserve">                </w:t>
-      </w:r>
-      <w:r>
-        <w:rPr>
-          <w:rStyle w:val="DataTypeTok"/>
-        </w:rPr>
-        <w:t xml:space="preserve">"id"</w:t>
-      </w:r>
-      <w:r>
-        <w:rPr>
-          <w:rStyle w:val="FunctionTok"/>
-        </w:rPr>
-        <w:t xml:space="preserve">:</w:t>
-      </w:r>
-      <w:r>
-        <w:rPr>
-          <w:rStyle w:val="NormalTok"/>
-        </w:rPr>
-        <w:t xml:space="preserve"> </w:t>
+        <w:t xml:space="preserve">  }</w:t>
+      </w:r>
+      <w:r>
+        <w:br/>
+      </w:r>
+      <w:r>
+        <w:rPr>
+          <w:rStyle w:val="NormalTok"/>
+        </w:rPr>
+        <w:t xml:space="preserve">  parameterDefinitions {</w:t>
+      </w:r>
+      <w:r>
+        <w:br/>
+      </w:r>
+      <w:r>
+        <w:rPr>
+          <w:rStyle w:val="NormalTok"/>
+        </w:rPr>
+        <w:t xml:space="preserve">    id: </w:t>
       </w:r>
       <w:r>
         <w:rPr>
@@ -12444,37 +12114,13 @@
         <w:t xml:space="preserve">1</w:t>
       </w:r>
       <w:r>
-        <w:rPr>
-          <w:rStyle w:val="FunctionTok"/>
-        </w:rPr>
-        <w:t xml:space="preserve">,</w:t>
-      </w:r>
-      <w:r>
-        <w:br/>
-      </w:r>
-      <w:r>
-        <w:rPr>
-          <w:rStyle w:val="NormalTok"/>
-        </w:rPr>
-        <w:t xml:space="preserve">                </w:t>
-      </w:r>
-      <w:r>
-        <w:rPr>
-          <w:rStyle w:val="DataTypeTok"/>
-        </w:rPr>
-        <w:t xml:space="preserve">"description"</w:t>
-      </w:r>
-      <w:r>
-        <w:rPr>
-          <w:rStyle w:val="FunctionTok"/>
-        </w:rPr>
-        <w:t xml:space="preserve">:</w:t>
-      </w:r>
-      <w:r>
-        <w:rPr>
-          <w:rStyle w:val="NormalTok"/>
-        </w:rPr>
-        <w:t xml:space="preserve"> </w:t>
+        <w:br/>
+      </w:r>
+      <w:r>
+        <w:rPr>
+          <w:rStyle w:val="NormalTok"/>
+        </w:rPr>
+        <w:t xml:space="preserve">    description: </w:t>
       </w:r>
       <w:r>
         <w:rPr>
@@ -12483,85 +12129,22 @@
         <w:t xml:space="preserve">"Hydrological parameters"</w:t>
       </w:r>
       <w:r>
-        <w:rPr>
-          <w:rStyle w:val="FunctionTok"/>
-        </w:rPr>
-        <w:t xml:space="preserve">,</w:t>
-      </w:r>
-      <w:r>
-        <w:br/>
-      </w:r>
-      <w:r>
-        <w:rPr>
-          <w:rStyle w:val="NormalTok"/>
-        </w:rPr>
-        <w:t xml:space="preserve">                </w:t>
-      </w:r>
-      <w:r>
-        <w:rPr>
-          <w:rStyle w:val="DataTypeTok"/>
-        </w:rPr>
-        <w:t xml:space="preserve">"parameters"</w:t>
-      </w:r>
-      <w:r>
-        <w:rPr>
-          <w:rStyle w:val="FunctionTok"/>
-        </w:rPr>
-        <w:t xml:space="preserve">:</w:t>
-      </w:r>
-      <w:r>
-        <w:rPr>
-          <w:rStyle w:val="NormalTok"/>
-        </w:rPr>
-        <w:t xml:space="preserve"> </w:t>
-      </w:r>
-      <w:r>
-        <w:rPr>
-          <w:rStyle w:val="OtherTok"/>
-        </w:rPr>
-        <w:t xml:space="preserve">[</w:t>
-      </w:r>
-      <w:r>
-        <w:br/>
-      </w:r>
-      <w:r>
-        <w:rPr>
-          <w:rStyle w:val="NormalTok"/>
-        </w:rPr>
-        <w:t xml:space="preserve">                    </w:t>
-      </w:r>
-      <w:r>
-        <w:rPr>
-          <w:rStyle w:val="FunctionTok"/>
-        </w:rPr>
-        <w:t xml:space="preserve">{</w:t>
-      </w:r>
-      <w:r>
-        <w:br/>
-      </w:r>
-      <w:r>
-        <w:rPr>
-          <w:rStyle w:val="NormalTok"/>
-        </w:rPr>
-        <w:t xml:space="preserve">                        </w:t>
-      </w:r>
-      <w:r>
-        <w:rPr>
-          <w:rStyle w:val="DataTypeTok"/>
-        </w:rPr>
-        <w:t xml:space="preserve">"longName"</w:t>
-      </w:r>
-      <w:r>
-        <w:rPr>
-          <w:rStyle w:val="FunctionTok"/>
-        </w:rPr>
-        <w:t xml:space="preserve">:</w:t>
-      </w:r>
-      <w:r>
-        <w:rPr>
-          <w:rStyle w:val="NormalTok"/>
-        </w:rPr>
-        <w:t xml:space="preserve"> </w:t>
+        <w:br/>
+      </w:r>
+      <w:r>
+        <w:rPr>
+          <w:rStyle w:val="NormalTok"/>
+        </w:rPr>
+        <w:t xml:space="preserve">    parameters {</w:t>
+      </w:r>
+      <w:r>
+        <w:br/>
+      </w:r>
+      <w:r>
+        <w:rPr>
+          <w:rStyle w:val="NormalTok"/>
+        </w:rPr>
+        <w:t xml:space="preserve">      longName: </w:t>
       </w:r>
       <w:r>
         <w:rPr>
@@ -12570,37 +12153,13 @@
         <w:t xml:space="preserve">"Water Level"</w:t>
       </w:r>
       <w:r>
-        <w:rPr>
-          <w:rStyle w:val="FunctionTok"/>
-        </w:rPr>
-        <w:t xml:space="preserve">,</w:t>
-      </w:r>
-      <w:r>
-        <w:br/>
-      </w:r>
-      <w:r>
-        <w:rPr>
-          <w:rStyle w:val="NormalTok"/>
-        </w:rPr>
-        <w:t xml:space="preserve">                        </w:t>
-      </w:r>
-      <w:r>
-        <w:rPr>
-          <w:rStyle w:val="DataTypeTok"/>
-        </w:rPr>
-        <w:t xml:space="preserve">"unit"</w:t>
-      </w:r>
-      <w:r>
-        <w:rPr>
-          <w:rStyle w:val="FunctionTok"/>
-        </w:rPr>
-        <w:t xml:space="preserve">:</w:t>
-      </w:r>
-      <w:r>
-        <w:rPr>
-          <w:rStyle w:val="NormalTok"/>
-        </w:rPr>
-        <w:t xml:space="preserve"> </w:t>
+        <w:br/>
+      </w:r>
+      <w:r>
+        <w:rPr>
+          <w:rStyle w:val="NormalTok"/>
+        </w:rPr>
+        <w:t xml:space="preserve">      unit: </w:t>
       </w:r>
       <w:r>
         <w:rPr>
@@ -12609,70 +12168,22 @@
         <w:t xml:space="preserve">"m"</w:t>
       </w:r>
       <w:r>
-        <w:rPr>
-          <w:rStyle w:val="FunctionTok"/>
-        </w:rPr>
-        <w:t xml:space="preserve">,</w:t>
-      </w:r>
-      <w:r>
-        <w:br/>
-      </w:r>
-      <w:r>
-        <w:rPr>
-          <w:rStyle w:val="NormalTok"/>
-        </w:rPr>
-        <w:t xml:space="preserve">                        </w:t>
-      </w:r>
-      <w:r>
-        <w:rPr>
-          <w:rStyle w:val="DataTypeTok"/>
-        </w:rPr>
-        <w:t xml:space="preserve">"device"</w:t>
-      </w:r>
-      <w:r>
-        <w:rPr>
-          <w:rStyle w:val="FunctionTok"/>
-        </w:rPr>
-        <w:t xml:space="preserve">:</w:t>
-      </w:r>
-      <w:r>
-        <w:rPr>
-          <w:rStyle w:val="NormalTok"/>
-        </w:rPr>
-        <w:t xml:space="preserve"> </w:t>
-      </w:r>
-      <w:r>
-        <w:rPr>
-          <w:rStyle w:val="FunctionTok"/>
-        </w:rPr>
-        <w:t xml:space="preserve">{</w:t>
-      </w:r>
-      <w:r>
-        <w:br/>
-      </w:r>
-      <w:r>
-        <w:rPr>
-          <w:rStyle w:val="NormalTok"/>
-        </w:rPr>
-        <w:t xml:space="preserve">                            </w:t>
-      </w:r>
-      <w:r>
-        <w:rPr>
-          <w:rStyle w:val="DataTypeTok"/>
-        </w:rPr>
-        <w:t xml:space="preserve">"observerId"</w:t>
-      </w:r>
-      <w:r>
-        <w:rPr>
-          <w:rStyle w:val="FunctionTok"/>
-        </w:rPr>
-        <w:t xml:space="preserve">:</w:t>
-      </w:r>
-      <w:r>
-        <w:rPr>
-          <w:rStyle w:val="NormalTok"/>
-        </w:rPr>
-        <w:t xml:space="preserve"> </w:t>
+        <w:br/>
+      </w:r>
+      <w:r>
+        <w:rPr>
+          <w:rStyle w:val="NormalTok"/>
+        </w:rPr>
+        <w:t xml:space="preserve">      device {</w:t>
+      </w:r>
+      <w:r>
+        <w:br/>
+      </w:r>
+      <w:r>
+        <w:rPr>
+          <w:rStyle w:val="NormalTok"/>
+        </w:rPr>
+        <w:t xml:space="preserve">        observerId: </w:t>
       </w:r>
       <w:r>
         <w:rPr>
@@ -12687,351 +12198,135 @@
         <w:rPr>
           <w:rStyle w:val="NormalTok"/>
         </w:rPr>
-        <w:t xml:space="preserve">                        </w:t>
-      </w:r>
-      <w:r>
-        <w:rPr>
-          <w:rStyle w:val="FunctionTok"/>
-        </w:rPr>
-        <w:t xml:space="preserve">},</w:t>
-      </w:r>
-      <w:r>
-        <w:br/>
-      </w:r>
-      <w:r>
-        <w:rPr>
-          <w:rStyle w:val="NormalTok"/>
-        </w:rPr>
-        <w:t xml:space="preserve">                        </w:t>
-      </w:r>
-      <w:r>
-        <w:rPr>
-          <w:rStyle w:val="DataTypeTok"/>
-        </w:rPr>
-        <w:t xml:space="preserve">"cellMethod"</w:t>
-      </w:r>
-      <w:r>
-        <w:rPr>
-          <w:rStyle w:val="FunctionTok"/>
-        </w:rPr>
-        <w:t xml:space="preserve">:</w:t>
-      </w:r>
-      <w:r>
-        <w:rPr>
-          <w:rStyle w:val="NormalTok"/>
-        </w:rPr>
-        <w:t xml:space="preserve"> </w:t>
+        <w:t xml:space="preserve">      }</w:t>
+      </w:r>
+      <w:r>
+        <w:br/>
+      </w:r>
+      <w:r>
+        <w:rPr>
+          <w:rStyle w:val="NormalTok"/>
+        </w:rPr>
+        <w:t xml:space="preserve">      cellMethod: MEAN</w:t>
+      </w:r>
+      <w:r>
+        <w:br/>
+      </w:r>
+      <w:r>
+        <w:rPr>
+          <w:rStyle w:val="NormalTok"/>
+        </w:rPr>
+        <w:t xml:space="preserve">      cellPeriodSeconds: </w:t>
+      </w:r>
+      <w:r>
+        <w:rPr>
+          <w:rStyle w:val="DecValTok"/>
+        </w:rPr>
+        <w:t xml:space="preserve">10</w:t>
+      </w:r>
+      <w:r>
+        <w:br/>
+      </w:r>
+      <w:r>
+        <w:rPr>
+          <w:rStyle w:val="NormalTok"/>
+        </w:rPr>
+        <w:t xml:space="preserve">    }</w:t>
+      </w:r>
+      <w:r>
+        <w:br/>
+      </w:r>
+      <w:r>
+        <w:rPr>
+          <w:rStyle w:val="NormalTok"/>
+        </w:rPr>
+        <w:t xml:space="preserve">    parameters {</w:t>
+      </w:r>
+      <w:r>
+        <w:br/>
+      </w:r>
+      <w:r>
+        <w:rPr>
+          <w:rStyle w:val="NormalTok"/>
+        </w:rPr>
+        <w:t xml:space="preserve">      longName: </w:t>
       </w:r>
       <w:r>
         <w:rPr>
           <w:rStyle w:val="StringTok"/>
         </w:rPr>
-        <w:t xml:space="preserve">"MEAN"</w:t>
-      </w:r>
-      <w:r>
-        <w:rPr>
-          <w:rStyle w:val="FunctionTok"/>
-        </w:rPr>
-        <w:t xml:space="preserve">,</w:t>
-      </w:r>
-      <w:r>
-        <w:br/>
-      </w:r>
-      <w:r>
-        <w:rPr>
-          <w:rStyle w:val="NormalTok"/>
-        </w:rPr>
-        <w:t xml:space="preserve">                        </w:t>
-      </w:r>
-      <w:r>
-        <w:rPr>
-          <w:rStyle w:val="DataTypeTok"/>
-        </w:rPr>
-        <w:t xml:space="preserve">"cellPeriodSeconds"</w:t>
-      </w:r>
-      <w:r>
-        <w:rPr>
-          <w:rStyle w:val="FunctionTok"/>
-        </w:rPr>
-        <w:t xml:space="preserve">:</w:t>
-      </w:r>
-      <w:r>
-        <w:rPr>
-          <w:rStyle w:val="NormalTok"/>
-        </w:rPr>
-        <w:t xml:space="preserve"> </w:t>
+        <w:t xml:space="preserve">"Rainfall Intensity"</w:t>
+      </w:r>
+      <w:r>
+        <w:br/>
+      </w:r>
+      <w:r>
+        <w:rPr>
+          <w:rStyle w:val="NormalTok"/>
+        </w:rPr>
+        <w:t xml:space="preserve">      unit: </w:t>
+      </w:r>
+      <w:r>
+        <w:rPr>
+          <w:rStyle w:val="StringTok"/>
+        </w:rPr>
+        <w:t xml:space="preserve">"mm/h"</w:t>
+      </w:r>
+      <w:r>
+        <w:br/>
+      </w:r>
+      <w:r>
+        <w:rPr>
+          <w:rStyle w:val="NormalTok"/>
+        </w:rPr>
+        <w:t xml:space="preserve">      device {</w:t>
+      </w:r>
+      <w:r>
+        <w:br/>
+      </w:r>
+      <w:r>
+        <w:rPr>
+          <w:rStyle w:val="NormalTok"/>
+        </w:rPr>
+        <w:t xml:space="preserve">        observerId: </w:t>
       </w:r>
       <w:r>
         <w:rPr>
           <w:rStyle w:val="DecValTok"/>
         </w:rPr>
-        <w:t xml:space="preserve">10</w:t>
-      </w:r>
-      <w:r>
-        <w:br/>
-      </w:r>
-      <w:r>
-        <w:rPr>
-          <w:rStyle w:val="NormalTok"/>
-        </w:rPr>
-        <w:t xml:space="preserve">                    </w:t>
-      </w:r>
-      <w:r>
-        <w:rPr>
-          <w:rStyle w:val="FunctionTok"/>
-        </w:rPr>
-        <w:t xml:space="preserve">}</w:t>
-      </w:r>
-      <w:r>
-        <w:rPr>
-          <w:rStyle w:val="OtherTok"/>
-        </w:rPr>
-        <w:t xml:space="preserve">,</w:t>
-      </w:r>
-      <w:r>
-        <w:br/>
-      </w:r>
-      <w:r>
-        <w:rPr>
-          <w:rStyle w:val="NormalTok"/>
-        </w:rPr>
-        <w:t xml:space="preserve">                    </w:t>
-      </w:r>
-      <w:r>
-        <w:rPr>
-          <w:rStyle w:val="FunctionTok"/>
-        </w:rPr>
-        <w:t xml:space="preserve">{</w:t>
-      </w:r>
-      <w:r>
-        <w:br/>
-      </w:r>
-      <w:r>
-        <w:rPr>
-          <w:rStyle w:val="NormalTok"/>
-        </w:rPr>
-        <w:t xml:space="preserve">                        </w:t>
-      </w:r>
-      <w:r>
-        <w:rPr>
-          <w:rStyle w:val="DataTypeTok"/>
-        </w:rPr>
-        <w:t xml:space="preserve">"longName"</w:t>
-      </w:r>
-      <w:r>
-        <w:rPr>
-          <w:rStyle w:val="FunctionTok"/>
-        </w:rPr>
-        <w:t xml:space="preserve">:</w:t>
-      </w:r>
-      <w:r>
-        <w:rPr>
-          <w:rStyle w:val="NormalTok"/>
-        </w:rPr>
-        <w:t xml:space="preserve"> </w:t>
-      </w:r>
-      <w:r>
-        <w:rPr>
-          <w:rStyle w:val="StringTok"/>
-        </w:rPr>
-        <w:t xml:space="preserve">"Rainfall Intensity"</w:t>
-      </w:r>
-      <w:r>
-        <w:rPr>
-          <w:rStyle w:val="FunctionTok"/>
-        </w:rPr>
-        <w:t xml:space="preserve">,</w:t>
-      </w:r>
-      <w:r>
-        <w:br/>
-      </w:r>
-      <w:r>
-        <w:rPr>
-          <w:rStyle w:val="NormalTok"/>
-        </w:rPr>
-        <w:t xml:space="preserve">                        </w:t>
-      </w:r>
-      <w:r>
-        <w:rPr>
-          <w:rStyle w:val="DataTypeTok"/>
-        </w:rPr>
-        <w:t xml:space="preserve">"unit"</w:t>
-      </w:r>
-      <w:r>
-        <w:rPr>
-          <w:rStyle w:val="FunctionTok"/>
-        </w:rPr>
-        <w:t xml:space="preserve">:</w:t>
-      </w:r>
-      <w:r>
-        <w:rPr>
-          <w:rStyle w:val="NormalTok"/>
-        </w:rPr>
-        <w:t xml:space="preserve"> </w:t>
-      </w:r>
-      <w:r>
-        <w:rPr>
-          <w:rStyle w:val="StringTok"/>
-        </w:rPr>
-        <w:t xml:space="preserve">"mm_h-1"</w:t>
-      </w:r>
-      <w:r>
-        <w:rPr>
-          <w:rStyle w:val="FunctionTok"/>
-        </w:rPr>
-        <w:t xml:space="preserve">,</w:t>
-      </w:r>
-      <w:r>
-        <w:br/>
-      </w:r>
-      <w:r>
-        <w:rPr>
-          <w:rStyle w:val="NormalTok"/>
-        </w:rPr>
-        <w:t xml:space="preserve">                        </w:t>
-      </w:r>
-      <w:r>
-        <w:rPr>
-          <w:rStyle w:val="DataTypeTok"/>
-        </w:rPr>
-        <w:t xml:space="preserve">"device"</w:t>
-      </w:r>
-      <w:r>
-        <w:rPr>
-          <w:rStyle w:val="FunctionTok"/>
-        </w:rPr>
-        <w:t xml:space="preserve">:</w:t>
-      </w:r>
-      <w:r>
-        <w:rPr>
-          <w:rStyle w:val="NormalTok"/>
-        </w:rPr>
-        <w:t xml:space="preserve"> </w:t>
-      </w:r>
-      <w:r>
-        <w:rPr>
-          <w:rStyle w:val="FunctionTok"/>
-        </w:rPr>
-        <w:t xml:space="preserve">{</w:t>
-      </w:r>
-      <w:r>
-        <w:br/>
-      </w:r>
-      <w:r>
-        <w:rPr>
-          <w:rStyle w:val="NormalTok"/>
-        </w:rPr>
-        <w:t xml:space="preserve">                            </w:t>
-      </w:r>
-      <w:r>
-        <w:rPr>
-          <w:rStyle w:val="DataTypeTok"/>
-        </w:rPr>
-        <w:t xml:space="preserve">"observerId"</w:t>
-      </w:r>
-      <w:r>
-        <w:rPr>
-          <w:rStyle w:val="FunctionTok"/>
-        </w:rPr>
-        <w:t xml:space="preserve">:</w:t>
-      </w:r>
-      <w:r>
-        <w:rPr>
-          <w:rStyle w:val="NormalTok"/>
-        </w:rPr>
-        <w:t xml:space="preserve"> </w:t>
+        <w:t xml:space="preserve">2</w:t>
+      </w:r>
+      <w:r>
+        <w:br/>
+      </w:r>
+      <w:r>
+        <w:rPr>
+          <w:rStyle w:val="NormalTok"/>
+        </w:rPr>
+        <w:t xml:space="preserve">      }</w:t>
+      </w:r>
+      <w:r>
+        <w:br/>
+      </w:r>
+      <w:r>
+        <w:rPr>
+          <w:rStyle w:val="NormalTok"/>
+        </w:rPr>
+        <w:t xml:space="preserve">      cellMethod: MEAN</w:t>
+      </w:r>
+      <w:r>
+        <w:br/>
+      </w:r>
+      <w:r>
+        <w:rPr>
+          <w:rStyle w:val="NormalTok"/>
+        </w:rPr>
+        <w:t xml:space="preserve">      cellPeriodSeconds: </w:t>
       </w:r>
       <w:r>
         <w:rPr>
           <w:rStyle w:val="DecValTok"/>
         </w:rPr>
-        <w:t xml:space="preserve">2</w:t>
-      </w:r>
-      <w:r>
-        <w:br/>
-      </w:r>
-      <w:r>
-        <w:rPr>
-          <w:rStyle w:val="NormalTok"/>
-        </w:rPr>
-        <w:t xml:space="preserve">                        </w:t>
-      </w:r>
-      <w:r>
-        <w:rPr>
-          <w:rStyle w:val="FunctionTok"/>
-        </w:rPr>
-        <w:t xml:space="preserve">},</w:t>
-      </w:r>
-      <w:r>
-        <w:br/>
-      </w:r>
-      <w:r>
-        <w:rPr>
-          <w:rStyle w:val="NormalTok"/>
-        </w:rPr>
-        <w:t xml:space="preserve">                        </w:t>
-      </w:r>
-      <w:r>
-        <w:rPr>
-          <w:rStyle w:val="DataTypeTok"/>
-        </w:rPr>
-        <w:t xml:space="preserve">"cellMethod"</w:t>
-      </w:r>
-      <w:r>
-        <w:rPr>
-          <w:rStyle w:val="FunctionTok"/>
-        </w:rPr>
-        <w:t xml:space="preserve">:</w:t>
-      </w:r>
-      <w:r>
-        <w:rPr>
-          <w:rStyle w:val="NormalTok"/>
-        </w:rPr>
-        <w:t xml:space="preserve"> </w:t>
-      </w:r>
-      <w:r>
-        <w:rPr>
-          <w:rStyle w:val="StringTok"/>
-        </w:rPr>
-        <w:t xml:space="preserve">"MEAN"</w:t>
-      </w:r>
-      <w:r>
-        <w:rPr>
-          <w:rStyle w:val="FunctionTok"/>
-        </w:rPr>
-        <w:t xml:space="preserve">,</w:t>
-      </w:r>
-      <w:r>
-        <w:br/>
-      </w:r>
-      <w:r>
-        <w:rPr>
-          <w:rStyle w:val="NormalTok"/>
-        </w:rPr>
-        <w:t xml:space="preserve">                        </w:t>
-      </w:r>
-      <w:r>
-        <w:rPr>
-          <w:rStyle w:val="DataTypeTok"/>
-        </w:rPr>
-        <w:t xml:space="preserve">"cellPeriodSeconds"</w:t>
-      </w:r>
-      <w:r>
-        <w:rPr>
-          <w:rStyle w:val="FunctionTok"/>
-        </w:rPr>
-        <w:t xml:space="preserve">:</w:t>
-      </w:r>
-      <w:r>
-        <w:rPr>
-          <w:rStyle w:val="NormalTok"/>
-        </w:rPr>
-        <w:t xml:space="preserve"> </w:t>
-      </w:r>
-      <w:r>
-        <w:rPr>
-          <w:rStyle w:val="DecValTok"/>
-        </w:rPr>
         <w:t xml:space="preserve">600</w:t>
       </w:r>
       <w:r>
@@ -13041,80 +12336,23 @@
         <w:rPr>
           <w:rStyle w:val="NormalTok"/>
         </w:rPr>
-        <w:t xml:space="preserve">                    </w:t>
-      </w:r>
-      <w:r>
-        <w:rPr>
-          <w:rStyle w:val="FunctionTok"/>
-        </w:rPr>
-        <w:t xml:space="preserve">}</w:t>
-      </w:r>
-      <w:r>
-        <w:br/>
-      </w:r>
-      <w:r>
-        <w:rPr>
-          <w:rStyle w:val="NormalTok"/>
-        </w:rPr>
-        <w:t xml:space="preserve">                </w:t>
-      </w:r>
-      <w:r>
-        <w:rPr>
-          <w:rStyle w:val="OtherTok"/>
-        </w:rPr>
-        <w:t xml:space="preserve">]</w:t>
-      </w:r>
-      <w:r>
-        <w:br/>
-      </w:r>
-      <w:r>
-        <w:rPr>
-          <w:rStyle w:val="NormalTok"/>
-        </w:rPr>
-        <w:t xml:space="preserve">            </w:t>
-      </w:r>
-      <w:r>
-        <w:rPr>
-          <w:rStyle w:val="FunctionTok"/>
-        </w:rPr>
-        <w:t xml:space="preserve">}</w:t>
-      </w:r>
-      <w:r>
-        <w:br/>
-      </w:r>
-      <w:r>
-        <w:rPr>
-          <w:rStyle w:val="NormalTok"/>
-        </w:rPr>
-        <w:t xml:space="preserve">        </w:t>
-      </w:r>
-      <w:r>
-        <w:rPr>
-          <w:rStyle w:val="OtherTok"/>
-        </w:rPr>
-        <w:t xml:space="preserve">]</w:t>
-      </w:r>
-      <w:r>
-        <w:br/>
-      </w:r>
-      <w:r>
-        <w:rPr>
-          <w:rStyle w:val="NormalTok"/>
-        </w:rPr>
-        <w:t xml:space="preserve">    </w:t>
-      </w:r>
-      <w:r>
-        <w:rPr>
-          <w:rStyle w:val="FunctionTok"/>
-        </w:rPr>
-        <w:t xml:space="preserve">}</w:t>
-      </w:r>
-      <w:r>
-        <w:br/>
-      </w:r>
-      <w:r>
-        <w:rPr>
-          <w:rStyle w:val="FunctionTok"/>
+        <w:t xml:space="preserve">    }</w:t>
+      </w:r>
+      <w:r>
+        <w:br/>
+      </w:r>
+      <w:r>
+        <w:rPr>
+          <w:rStyle w:val="NormalTok"/>
+        </w:rPr>
+        <w:t xml:space="preserve">  }</w:t>
+      </w:r>
+      <w:r>
+        <w:br/>
+      </w:r>
+      <w:r>
+        <w:rPr>
+          <w:rStyle w:val="NormalTok"/>
         </w:rPr>
         <w:t xml:space="preserve">}</w:t>
       </w:r>
@@ -13137,117 +12375,27 @@
       </w:pPr>
       <w:r>
         <w:rPr>
-          <w:rStyle w:val="FunctionTok"/>
-        </w:rPr>
-        <w:t xml:space="preserve">{</w:t>
-      </w:r>
-      <w:r>
-        <w:br/>
-      </w:r>
-      <w:r>
-        <w:rPr>
-          <w:rStyle w:val="NormalTok"/>
-        </w:rPr>
-        <w:t xml:space="preserve">    </w:t>
-      </w:r>
-      <w:r>
-        <w:rPr>
-          <w:rStyle w:val="DataTypeTok"/>
-        </w:rPr>
-        <w:t xml:space="preserve">"data"</w:t>
-      </w:r>
-      <w:r>
-        <w:rPr>
-          <w:rStyle w:val="FunctionTok"/>
-        </w:rPr>
-        <w:t xml:space="preserve">:</w:t>
-      </w:r>
-      <w:r>
-        <w:rPr>
-          <w:rStyle w:val="NormalTok"/>
-        </w:rPr>
-        <w:t xml:space="preserve"> </w:t>
-      </w:r>
-      <w:r>
-        <w:rPr>
-          <w:rStyle w:val="FunctionTok"/>
-        </w:rPr>
-        <w:t xml:space="preserve">{</w:t>
-      </w:r>
-      <w:r>
-        <w:br/>
-      </w:r>
-      <w:r>
-        <w:rPr>
-          <w:rStyle w:val="NormalTok"/>
-        </w:rPr>
-        <w:t xml:space="preserve">        </w:t>
-      </w:r>
-      <w:r>
-        <w:rPr>
-          <w:rStyle w:val="DataTypeTok"/>
-        </w:rPr>
-        <w:t xml:space="preserve">"observations"</w:t>
-      </w:r>
-      <w:r>
-        <w:rPr>
-          <w:rStyle w:val="FunctionTok"/>
-        </w:rPr>
-        <w:t xml:space="preserve">:</w:t>
-      </w:r>
-      <w:r>
-        <w:rPr>
-          <w:rStyle w:val="NormalTok"/>
-        </w:rPr>
-        <w:t xml:space="preserve"> </w:t>
-      </w:r>
-      <w:r>
-        <w:rPr>
-          <w:rStyle w:val="OtherTok"/>
-        </w:rPr>
-        <w:t xml:space="preserve">[</w:t>
-      </w:r>
-      <w:r>
-        <w:br/>
-      </w:r>
-      <w:r>
-        <w:rPr>
-          <w:rStyle w:val="NormalTok"/>
-        </w:rPr>
-        <w:t xml:space="preserve">            </w:t>
-      </w:r>
-      <w:r>
-        <w:rPr>
-          <w:rStyle w:val="FunctionTok"/>
-        </w:rPr>
-        <w:t xml:space="preserve">{</w:t>
-      </w:r>
-      <w:r>
-        <w:br/>
-      </w:r>
-      <w:r>
-        <w:rPr>
-          <w:rStyle w:val="NormalTok"/>
-        </w:rPr>
-        <w:t xml:space="preserve">                </w:t>
-      </w:r>
-      <w:r>
-        <w:rPr>
-          <w:rStyle w:val="DataTypeTok"/>
-        </w:rPr>
-        <w:t xml:space="preserve">"parameterDefinitionId"</w:t>
-      </w:r>
-      <w:r>
-        <w:rPr>
-          <w:rStyle w:val="FunctionTok"/>
-        </w:rPr>
-        <w:t xml:space="preserve">:</w:t>
-      </w:r>
-      <w:r>
-        <w:rPr>
-          <w:rStyle w:val="NormalTok"/>
-        </w:rPr>
-        <w:t xml:space="preserve"> </w:t>
+          <w:rStyle w:val="NormalTok"/>
+        </w:rPr>
+        <w:t xml:space="preserve">data {</w:t>
+      </w:r>
+      <w:r>
+        <w:br/>
+      </w:r>
+      <w:r>
+        <w:rPr>
+          <w:rStyle w:val="NormalTok"/>
+        </w:rPr>
+        <w:t xml:space="preserve">  observations {</w:t>
+      </w:r>
+      <w:r>
+        <w:br/>
+      </w:r>
+      <w:r>
+        <w:rPr>
+          <w:rStyle w:val="NormalTok"/>
+        </w:rPr>
+        <w:t xml:space="preserve">    parameterDefinitionId: </w:t>
       </w:r>
       <w:r>
         <w:rPr>
@@ -13256,124 +12404,46 @@
         <w:t xml:space="preserve">1</w:t>
       </w:r>
       <w:r>
-        <w:rPr>
-          <w:rStyle w:val="FunctionTok"/>
-        </w:rPr>
-        <w:t xml:space="preserve">,</w:t>
-      </w:r>
-      <w:r>
-        <w:br/>
-      </w:r>
-      <w:r>
-        <w:rPr>
-          <w:rStyle w:val="NormalTok"/>
-        </w:rPr>
-        <w:t xml:space="preserve">                </w:t>
-      </w:r>
-      <w:r>
-        <w:rPr>
-          <w:rStyle w:val="DataTypeTok"/>
-        </w:rPr>
-        <w:t xml:space="preserve">"time"</w:t>
-      </w:r>
-      <w:r>
-        <w:rPr>
-          <w:rStyle w:val="FunctionTok"/>
-        </w:rPr>
-        <w:t xml:space="preserve">:</w:t>
-      </w:r>
-      <w:r>
-        <w:rPr>
-          <w:rStyle w:val="NormalTok"/>
-        </w:rPr>
-        <w:t xml:space="preserve"> </w:t>
-      </w:r>
-      <w:r>
-        <w:rPr>
-          <w:rStyle w:val="StringTok"/>
-        </w:rPr>
-        <w:t xml:space="preserve">"2025-08-21T08:30:00Z"</w:t>
-      </w:r>
-      <w:r>
-        <w:rPr>
-          <w:rStyle w:val="FunctionTok"/>
-        </w:rPr>
-        <w:t xml:space="preserve">,</w:t>
-      </w:r>
-      <w:r>
-        <w:br/>
-      </w:r>
-      <w:r>
-        <w:rPr>
-          <w:rStyle w:val="NormalTok"/>
-        </w:rPr>
-        <w:t xml:space="preserve">                </w:t>
-      </w:r>
-      <w:r>
-        <w:rPr>
-          <w:rStyle w:val="DataTypeTok"/>
-        </w:rPr>
-        <w:t xml:space="preserve">"values"</w:t>
-      </w:r>
-      <w:r>
-        <w:rPr>
-          <w:rStyle w:val="FunctionTok"/>
-        </w:rPr>
-        <w:t xml:space="preserve">:</w:t>
-      </w:r>
-      <w:r>
-        <w:rPr>
-          <w:rStyle w:val="NormalTok"/>
-        </w:rPr>
-        <w:t xml:space="preserve"> </w:t>
-      </w:r>
-      <w:r>
-        <w:rPr>
-          <w:rStyle w:val="OtherTok"/>
-        </w:rPr>
-        <w:t xml:space="preserve">[</w:t>
-      </w:r>
-      <w:r>
-        <w:br/>
-      </w:r>
-      <w:r>
-        <w:rPr>
-          <w:rStyle w:val="NormalTok"/>
-        </w:rPr>
-        <w:t xml:space="preserve">                    </w:t>
-      </w:r>
-      <w:r>
-        <w:rPr>
-          <w:rStyle w:val="FunctionTok"/>
-        </w:rPr>
-        <w:t xml:space="preserve">{</w:t>
-      </w:r>
-      <w:r>
-        <w:br/>
-      </w:r>
-      <w:r>
-        <w:rPr>
-          <w:rStyle w:val="NormalTok"/>
-        </w:rPr>
-        <w:t xml:space="preserve">                        </w:t>
-      </w:r>
-      <w:r>
-        <w:rPr>
-          <w:rStyle w:val="DataTypeTok"/>
-        </w:rPr>
-        <w:t xml:space="preserve">"doubleValue"</w:t>
-      </w:r>
-      <w:r>
-        <w:rPr>
-          <w:rStyle w:val="FunctionTok"/>
-        </w:rPr>
-        <w:t xml:space="preserve">:</w:t>
-      </w:r>
-      <w:r>
-        <w:rPr>
-          <w:rStyle w:val="NormalTok"/>
-        </w:rPr>
-        <w:t xml:space="preserve"> </w:t>
+        <w:br/>
+      </w:r>
+      <w:r>
+        <w:rPr>
+          <w:rStyle w:val="NormalTok"/>
+        </w:rPr>
+        <w:t xml:space="preserve">    time {</w:t>
+      </w:r>
+      <w:r>
+        <w:br/>
+      </w:r>
+      <w:r>
+        <w:rPr>
+          <w:rStyle w:val="NormalTok"/>
+        </w:rPr>
+        <w:t xml:space="preserve">      seconds: </w:t>
+      </w:r>
+      <w:r>
+        <w:rPr>
+          <w:rStyle w:val="DecValTok"/>
+        </w:rPr>
+        <w:t xml:space="preserve">1755765000</w:t>
+      </w:r>
+      <w:r>
+        <w:br/>
+      </w:r>
+      <w:r>
+        <w:rPr>
+          <w:rStyle w:val="NormalTok"/>
+        </w:rPr>
+        <w:t xml:space="preserve">    }</w:t>
+      </w:r>
+      <w:r>
+        <w:br/>
+      </w:r>
+      <w:r>
+        <w:rPr>
+          <w:rStyle w:val="NormalTok"/>
+        </w:rPr>
+        <w:t xml:space="preserve">    values { doubleValue: </w:t>
       </w:r>
       <w:r>
         <w:rPr>
@@ -13382,67 +12452,19 @@
         <w:t xml:space="preserve">3.42</w:t>
       </w:r>
       <w:r>
-        <w:br/>
-      </w:r>
-      <w:r>
-        <w:rPr>
-          <w:rStyle w:val="NormalTok"/>
-        </w:rPr>
-        <w:t xml:space="preserve">                    </w:t>
-      </w:r>
-      <w:r>
-        <w:rPr>
-          <w:rStyle w:val="FunctionTok"/>
-        </w:rPr>
-        <w:t xml:space="preserve">}</w:t>
-      </w:r>
-      <w:r>
-        <w:rPr>
-          <w:rStyle w:val="OtherTok"/>
-        </w:rPr>
-        <w:t xml:space="preserve">,</w:t>
-      </w:r>
-      <w:r>
-        <w:br/>
-      </w:r>
-      <w:r>
-        <w:rPr>
-          <w:rStyle w:val="NormalTok"/>
-        </w:rPr>
-        <w:t xml:space="preserve">                    </w:t>
-      </w:r>
-      <w:r>
-        <w:rPr>
-          <w:rStyle w:val="FunctionTok"/>
-        </w:rPr>
-        <w:t xml:space="preserve">{</w:t>
-      </w:r>
-      <w:r>
-        <w:br/>
-      </w:r>
-      <w:r>
-        <w:rPr>
-          <w:rStyle w:val="NormalTok"/>
-        </w:rPr>
-        <w:t xml:space="preserve">                        </w:t>
-      </w:r>
-      <w:r>
-        <w:rPr>
-          <w:rStyle w:val="DataTypeTok"/>
-        </w:rPr>
-        <w:t xml:space="preserve">"doubleValue"</w:t>
-      </w:r>
-      <w:r>
-        <w:rPr>
-          <w:rStyle w:val="FunctionTok"/>
-        </w:rPr>
-        <w:t xml:space="preserve">:</w:t>
-      </w:r>
-      <w:r>
-        <w:rPr>
-          <w:rStyle w:val="NormalTok"/>
-        </w:rPr>
-        <w:t xml:space="preserve"> </w:t>
+        <w:rPr>
+          <w:rStyle w:val="NormalTok"/>
+        </w:rPr>
+        <w:t xml:space="preserve"> }</w:t>
+      </w:r>
+      <w:r>
+        <w:br/>
+      </w:r>
+      <w:r>
+        <w:rPr>
+          <w:rStyle w:val="NormalTok"/>
+        </w:rPr>
+        <w:t xml:space="preserve">    values { doubleValue: </w:t>
       </w:r>
       <w:r>
         <w:rPr>
@@ -13451,97 +12473,37 @@
         <w:t xml:space="preserve">0.0</w:t>
       </w:r>
       <w:r>
-        <w:br/>
-      </w:r>
-      <w:r>
-        <w:rPr>
-          <w:rStyle w:val="NormalTok"/>
-        </w:rPr>
-        <w:t xml:space="preserve">                    </w:t>
-      </w:r>
-      <w:r>
-        <w:rPr>
-          <w:rStyle w:val="FunctionTok"/>
-        </w:rPr>
-        <w:t xml:space="preserve">}</w:t>
-      </w:r>
-      <w:r>
-        <w:br/>
-      </w:r>
-      <w:r>
-        <w:rPr>
-          <w:rStyle w:val="NormalTok"/>
-        </w:rPr>
-        <w:t xml:space="preserve">                </w:t>
-      </w:r>
-      <w:r>
-        <w:rPr>
-          <w:rStyle w:val="OtherTok"/>
-        </w:rPr>
-        <w:t xml:space="preserve">]</w:t>
-      </w:r>
-      <w:r>
-        <w:br/>
-      </w:r>
-      <w:r>
-        <w:rPr>
-          <w:rStyle w:val="NormalTok"/>
-        </w:rPr>
-        <w:t xml:space="preserve">            </w:t>
-      </w:r>
-      <w:r>
-        <w:rPr>
-          <w:rStyle w:val="FunctionTok"/>
-        </w:rPr>
-        <w:t xml:space="preserve">}</w:t>
-      </w:r>
-      <w:r>
-        <w:rPr>
-          <w:rStyle w:val="OtherTok"/>
-        </w:rPr>
-        <w:t xml:space="preserve">,</w:t>
-      </w:r>
-      <w:r>
-        <w:br/>
-      </w:r>
-      <w:r>
-        <w:rPr>
-          <w:rStyle w:val="NormalTok"/>
-        </w:rPr>
-        <w:t xml:space="preserve">            </w:t>
-      </w:r>
-      <w:r>
-        <w:rPr>
-          <w:rStyle w:val="FunctionTok"/>
-        </w:rPr>
-        <w:t xml:space="preserve">{</w:t>
-      </w:r>
-      <w:r>
-        <w:br/>
-      </w:r>
-      <w:r>
-        <w:rPr>
-          <w:rStyle w:val="NormalTok"/>
-        </w:rPr>
-        <w:t xml:space="preserve">                </w:t>
-      </w:r>
-      <w:r>
-        <w:rPr>
-          <w:rStyle w:val="DataTypeTok"/>
-        </w:rPr>
-        <w:t xml:space="preserve">"parameterDefinitionId"</w:t>
-      </w:r>
-      <w:r>
-        <w:rPr>
-          <w:rStyle w:val="FunctionTok"/>
-        </w:rPr>
-        <w:t xml:space="preserve">:</w:t>
-      </w:r>
-      <w:r>
-        <w:rPr>
-          <w:rStyle w:val="NormalTok"/>
-        </w:rPr>
-        <w:t xml:space="preserve"> </w:t>
+        <w:rPr>
+          <w:rStyle w:val="NormalTok"/>
+        </w:rPr>
+        <w:t xml:space="preserve"> }</w:t>
+      </w:r>
+      <w:r>
+        <w:br/>
+      </w:r>
+      <w:r>
+        <w:rPr>
+          <w:rStyle w:val="NormalTok"/>
+        </w:rPr>
+        <w:t xml:space="preserve">  }</w:t>
+      </w:r>
+      <w:r>
+        <w:br/>
+      </w:r>
+      <w:r>
+        <w:rPr>
+          <w:rStyle w:val="NormalTok"/>
+        </w:rPr>
+        <w:t xml:space="preserve">  observations {</w:t>
+      </w:r>
+      <w:r>
+        <w:br/>
+      </w:r>
+      <w:r>
+        <w:rPr>
+          <w:rStyle w:val="NormalTok"/>
+        </w:rPr>
+        <w:t xml:space="preserve">    parameterDefinitionId: </w:t>
       </w:r>
       <w:r>
         <w:rPr>
@@ -13550,124 +12512,46 @@
         <w:t xml:space="preserve">1</w:t>
       </w:r>
       <w:r>
-        <w:rPr>
-          <w:rStyle w:val="FunctionTok"/>
-        </w:rPr>
-        <w:t xml:space="preserve">,</w:t>
-      </w:r>
-      <w:r>
-        <w:br/>
-      </w:r>
-      <w:r>
-        <w:rPr>
-          <w:rStyle w:val="NormalTok"/>
-        </w:rPr>
-        <w:t xml:space="preserve">                </w:t>
-      </w:r>
-      <w:r>
-        <w:rPr>
-          <w:rStyle w:val="DataTypeTok"/>
-        </w:rPr>
-        <w:t xml:space="preserve">"time"</w:t>
-      </w:r>
-      <w:r>
-        <w:rPr>
-          <w:rStyle w:val="FunctionTok"/>
-        </w:rPr>
-        <w:t xml:space="preserve">:</w:t>
-      </w:r>
-      <w:r>
-        <w:rPr>
-          <w:rStyle w:val="NormalTok"/>
-        </w:rPr>
-        <w:t xml:space="preserve"> </w:t>
-      </w:r>
-      <w:r>
-        <w:rPr>
-          <w:rStyle w:val="StringTok"/>
-        </w:rPr>
-        <w:t xml:space="preserve">"2025-08-21T08:40:00Z"</w:t>
-      </w:r>
-      <w:r>
-        <w:rPr>
-          <w:rStyle w:val="FunctionTok"/>
-        </w:rPr>
-        <w:t xml:space="preserve">,</w:t>
-      </w:r>
-      <w:r>
-        <w:br/>
-      </w:r>
-      <w:r>
-        <w:rPr>
-          <w:rStyle w:val="NormalTok"/>
-        </w:rPr>
-        <w:t xml:space="preserve">                </w:t>
-      </w:r>
-      <w:r>
-        <w:rPr>
-          <w:rStyle w:val="DataTypeTok"/>
-        </w:rPr>
-        <w:t xml:space="preserve">"values"</w:t>
-      </w:r>
-      <w:r>
-        <w:rPr>
-          <w:rStyle w:val="FunctionTok"/>
-        </w:rPr>
-        <w:t xml:space="preserve">:</w:t>
-      </w:r>
-      <w:r>
-        <w:rPr>
-          <w:rStyle w:val="NormalTok"/>
-        </w:rPr>
-        <w:t xml:space="preserve"> </w:t>
-      </w:r>
-      <w:r>
-        <w:rPr>
-          <w:rStyle w:val="OtherTok"/>
-        </w:rPr>
-        <w:t xml:space="preserve">[</w:t>
-      </w:r>
-      <w:r>
-        <w:br/>
-      </w:r>
-      <w:r>
-        <w:rPr>
-          <w:rStyle w:val="NormalTok"/>
-        </w:rPr>
-        <w:t xml:space="preserve">                    </w:t>
-      </w:r>
-      <w:r>
-        <w:rPr>
-          <w:rStyle w:val="FunctionTok"/>
-        </w:rPr>
-        <w:t xml:space="preserve">{</w:t>
-      </w:r>
-      <w:r>
-        <w:br/>
-      </w:r>
-      <w:r>
-        <w:rPr>
-          <w:rStyle w:val="NormalTok"/>
-        </w:rPr>
-        <w:t xml:space="preserve">                        </w:t>
-      </w:r>
-      <w:r>
-        <w:rPr>
-          <w:rStyle w:val="DataTypeTok"/>
-        </w:rPr>
-        <w:t xml:space="preserve">"doubleValue"</w:t>
-      </w:r>
-      <w:r>
-        <w:rPr>
-          <w:rStyle w:val="FunctionTok"/>
-        </w:rPr>
-        <w:t xml:space="preserve">:</w:t>
-      </w:r>
-      <w:r>
-        <w:rPr>
-          <w:rStyle w:val="NormalTok"/>
-        </w:rPr>
-        <w:t xml:space="preserve"> </w:t>
+        <w:br/>
+      </w:r>
+      <w:r>
+        <w:rPr>
+          <w:rStyle w:val="NormalTok"/>
+        </w:rPr>
+        <w:t xml:space="preserve">    time {</w:t>
+      </w:r>
+      <w:r>
+        <w:br/>
+      </w:r>
+      <w:r>
+        <w:rPr>
+          <w:rStyle w:val="NormalTok"/>
+        </w:rPr>
+        <w:t xml:space="preserve">      seconds: </w:t>
+      </w:r>
+      <w:r>
+        <w:rPr>
+          <w:rStyle w:val="DecValTok"/>
+        </w:rPr>
+        <w:t xml:space="preserve">1755765600</w:t>
+      </w:r>
+      <w:r>
+        <w:br/>
+      </w:r>
+      <w:r>
+        <w:rPr>
+          <w:rStyle w:val="NormalTok"/>
+        </w:rPr>
+        <w:t xml:space="preserve">    }</w:t>
+      </w:r>
+      <w:r>
+        <w:br/>
+      </w:r>
+      <w:r>
+        <w:rPr>
+          <w:rStyle w:val="NormalTok"/>
+        </w:rPr>
+        <w:t xml:space="preserve">    values { doubleValue: </w:t>
       </w:r>
       <w:r>
         <w:rPr>
@@ -13676,67 +12560,19 @@
         <w:t xml:space="preserve">3.43</w:t>
       </w:r>
       <w:r>
-        <w:br/>
-      </w:r>
-      <w:r>
-        <w:rPr>
-          <w:rStyle w:val="NormalTok"/>
-        </w:rPr>
-        <w:t xml:space="preserve">                    </w:t>
-      </w:r>
-      <w:r>
-        <w:rPr>
-          <w:rStyle w:val="FunctionTok"/>
-        </w:rPr>
-        <w:t xml:space="preserve">}</w:t>
-      </w:r>
-      <w:r>
-        <w:rPr>
-          <w:rStyle w:val="OtherTok"/>
-        </w:rPr>
-        <w:t xml:space="preserve">,</w:t>
-      </w:r>
-      <w:r>
-        <w:br/>
-      </w:r>
-      <w:r>
-        <w:rPr>
-          <w:rStyle w:val="NormalTok"/>
-        </w:rPr>
-        <w:t xml:space="preserve">                    </w:t>
-      </w:r>
-      <w:r>
-        <w:rPr>
-          <w:rStyle w:val="FunctionTok"/>
-        </w:rPr>
-        <w:t xml:space="preserve">{</w:t>
-      </w:r>
-      <w:r>
-        <w:br/>
-      </w:r>
-      <w:r>
-        <w:rPr>
-          <w:rStyle w:val="NormalTok"/>
-        </w:rPr>
-        <w:t xml:space="preserve">                        </w:t>
-      </w:r>
-      <w:r>
-        <w:rPr>
-          <w:rStyle w:val="DataTypeTok"/>
-        </w:rPr>
-        <w:t xml:space="preserve">"doubleValue"</w:t>
-      </w:r>
-      <w:r>
-        <w:rPr>
-          <w:rStyle w:val="FunctionTok"/>
-        </w:rPr>
-        <w:t xml:space="preserve">:</w:t>
-      </w:r>
-      <w:r>
-        <w:rPr>
-          <w:rStyle w:val="NormalTok"/>
-        </w:rPr>
-        <w:t xml:space="preserve"> </w:t>
+        <w:rPr>
+          <w:rStyle w:val="NormalTok"/>
+        </w:rPr>
+        <w:t xml:space="preserve"> }</w:t>
+      </w:r>
+      <w:r>
+        <w:br/>
+      </w:r>
+      <w:r>
+        <w:rPr>
+          <w:rStyle w:val="NormalTok"/>
+        </w:rPr>
+        <w:t xml:space="preserve">    values { doubleValue: </w:t>
       </w:r>
       <w:r>
         <w:rPr>
@@ -13745,97 +12581,37 @@
         <w:t xml:space="preserve">0.0</w:t>
       </w:r>
       <w:r>
-        <w:br/>
-      </w:r>
-      <w:r>
-        <w:rPr>
-          <w:rStyle w:val="NormalTok"/>
-        </w:rPr>
-        <w:t xml:space="preserve">                    </w:t>
-      </w:r>
-      <w:r>
-        <w:rPr>
-          <w:rStyle w:val="FunctionTok"/>
-        </w:rPr>
-        <w:t xml:space="preserve">}</w:t>
-      </w:r>
-      <w:r>
-        <w:br/>
-      </w:r>
-      <w:r>
-        <w:rPr>
-          <w:rStyle w:val="NormalTok"/>
-        </w:rPr>
-        <w:t xml:space="preserve">                </w:t>
-      </w:r>
-      <w:r>
-        <w:rPr>
-          <w:rStyle w:val="OtherTok"/>
-        </w:rPr>
-        <w:t xml:space="preserve">]</w:t>
-      </w:r>
-      <w:r>
-        <w:br/>
-      </w:r>
-      <w:r>
-        <w:rPr>
-          <w:rStyle w:val="NormalTok"/>
-        </w:rPr>
-        <w:t xml:space="preserve">            </w:t>
-      </w:r>
-      <w:r>
-        <w:rPr>
-          <w:rStyle w:val="FunctionTok"/>
-        </w:rPr>
-        <w:t xml:space="preserve">}</w:t>
-      </w:r>
-      <w:r>
-        <w:rPr>
-          <w:rStyle w:val="OtherTok"/>
-        </w:rPr>
-        <w:t xml:space="preserve">,</w:t>
-      </w:r>
-      <w:r>
-        <w:br/>
-      </w:r>
-      <w:r>
-        <w:rPr>
-          <w:rStyle w:val="NormalTok"/>
-        </w:rPr>
-        <w:t xml:space="preserve">            </w:t>
-      </w:r>
-      <w:r>
-        <w:rPr>
-          <w:rStyle w:val="FunctionTok"/>
-        </w:rPr>
-        <w:t xml:space="preserve">{</w:t>
-      </w:r>
-      <w:r>
-        <w:br/>
-      </w:r>
-      <w:r>
-        <w:rPr>
-          <w:rStyle w:val="NormalTok"/>
-        </w:rPr>
-        <w:t xml:space="preserve">                </w:t>
-      </w:r>
-      <w:r>
-        <w:rPr>
-          <w:rStyle w:val="DataTypeTok"/>
-        </w:rPr>
-        <w:t xml:space="preserve">"parameterDefinitionId"</w:t>
-      </w:r>
-      <w:r>
-        <w:rPr>
-          <w:rStyle w:val="FunctionTok"/>
-        </w:rPr>
-        <w:t xml:space="preserve">:</w:t>
-      </w:r>
-      <w:r>
-        <w:rPr>
-          <w:rStyle w:val="NormalTok"/>
-        </w:rPr>
-        <w:t xml:space="preserve"> </w:t>
+        <w:rPr>
+          <w:rStyle w:val="NormalTok"/>
+        </w:rPr>
+        <w:t xml:space="preserve"> }</w:t>
+      </w:r>
+      <w:r>
+        <w:br/>
+      </w:r>
+      <w:r>
+        <w:rPr>
+          <w:rStyle w:val="NormalTok"/>
+        </w:rPr>
+        <w:t xml:space="preserve">  }</w:t>
+      </w:r>
+      <w:r>
+        <w:br/>
+      </w:r>
+      <w:r>
+        <w:rPr>
+          <w:rStyle w:val="NormalTok"/>
+        </w:rPr>
+        <w:t xml:space="preserve">  observations {</w:t>
+      </w:r>
+      <w:r>
+        <w:br/>
+      </w:r>
+      <w:r>
+        <w:rPr>
+          <w:rStyle w:val="NormalTok"/>
+        </w:rPr>
+        <w:t xml:space="preserve">    parameterDefinitionId: </w:t>
       </w:r>
       <w:r>
         <w:rPr>
@@ -13844,124 +12620,46 @@
         <w:t xml:space="preserve">1</w:t>
       </w:r>
       <w:r>
-        <w:rPr>
-          <w:rStyle w:val="FunctionTok"/>
-        </w:rPr>
-        <w:t xml:space="preserve">,</w:t>
-      </w:r>
-      <w:r>
-        <w:br/>
-      </w:r>
-      <w:r>
-        <w:rPr>
-          <w:rStyle w:val="NormalTok"/>
-        </w:rPr>
-        <w:t xml:space="preserve">                </w:t>
-      </w:r>
-      <w:r>
-        <w:rPr>
-          <w:rStyle w:val="DataTypeTok"/>
-        </w:rPr>
-        <w:t xml:space="preserve">"time"</w:t>
-      </w:r>
-      <w:r>
-        <w:rPr>
-          <w:rStyle w:val="FunctionTok"/>
-        </w:rPr>
-        <w:t xml:space="preserve">:</w:t>
-      </w:r>
-      <w:r>
-        <w:rPr>
-          <w:rStyle w:val="NormalTok"/>
-        </w:rPr>
-        <w:t xml:space="preserve"> </w:t>
-      </w:r>
-      <w:r>
-        <w:rPr>
-          <w:rStyle w:val="StringTok"/>
-        </w:rPr>
-        <w:t xml:space="preserve">"2025-08-21T08:50:00Z"</w:t>
-      </w:r>
-      <w:r>
-        <w:rPr>
-          <w:rStyle w:val="FunctionTok"/>
-        </w:rPr>
-        <w:t xml:space="preserve">,</w:t>
-      </w:r>
-      <w:r>
-        <w:br/>
-      </w:r>
-      <w:r>
-        <w:rPr>
-          <w:rStyle w:val="NormalTok"/>
-        </w:rPr>
-        <w:t xml:space="preserve">                </w:t>
-      </w:r>
-      <w:r>
-        <w:rPr>
-          <w:rStyle w:val="DataTypeTok"/>
-        </w:rPr>
-        <w:t xml:space="preserve">"values"</w:t>
-      </w:r>
-      <w:r>
-        <w:rPr>
-          <w:rStyle w:val="FunctionTok"/>
-        </w:rPr>
-        <w:t xml:space="preserve">:</w:t>
-      </w:r>
-      <w:r>
-        <w:rPr>
-          <w:rStyle w:val="NormalTok"/>
-        </w:rPr>
-        <w:t xml:space="preserve"> </w:t>
-      </w:r>
-      <w:r>
-        <w:rPr>
-          <w:rStyle w:val="OtherTok"/>
-        </w:rPr>
-        <w:t xml:space="preserve">[</w:t>
-      </w:r>
-      <w:r>
-        <w:br/>
-      </w:r>
-      <w:r>
-        <w:rPr>
-          <w:rStyle w:val="NormalTok"/>
-        </w:rPr>
-        <w:t xml:space="preserve">                    </w:t>
-      </w:r>
-      <w:r>
-        <w:rPr>
-          <w:rStyle w:val="FunctionTok"/>
-        </w:rPr>
-        <w:t xml:space="preserve">{</w:t>
-      </w:r>
-      <w:r>
-        <w:br/>
-      </w:r>
-      <w:r>
-        <w:rPr>
-          <w:rStyle w:val="NormalTok"/>
-        </w:rPr>
-        <w:t xml:space="preserve">                        </w:t>
-      </w:r>
-      <w:r>
-        <w:rPr>
-          <w:rStyle w:val="DataTypeTok"/>
-        </w:rPr>
-        <w:t xml:space="preserve">"doubleValue"</w:t>
-      </w:r>
-      <w:r>
-        <w:rPr>
-          <w:rStyle w:val="FunctionTok"/>
-        </w:rPr>
-        <w:t xml:space="preserve">:</w:t>
-      </w:r>
-      <w:r>
-        <w:rPr>
-          <w:rStyle w:val="NormalTok"/>
-        </w:rPr>
-        <w:t xml:space="preserve"> </w:t>
+        <w:br/>
+      </w:r>
+      <w:r>
+        <w:rPr>
+          <w:rStyle w:val="NormalTok"/>
+        </w:rPr>
+        <w:t xml:space="preserve">    time {</w:t>
+      </w:r>
+      <w:r>
+        <w:br/>
+      </w:r>
+      <w:r>
+        <w:rPr>
+          <w:rStyle w:val="NormalTok"/>
+        </w:rPr>
+        <w:t xml:space="preserve">      seconds: </w:t>
+      </w:r>
+      <w:r>
+        <w:rPr>
+          <w:rStyle w:val="DecValTok"/>
+        </w:rPr>
+        <w:t xml:space="preserve">1755766200</w:t>
+      </w:r>
+      <w:r>
+        <w:br/>
+      </w:r>
+      <w:r>
+        <w:rPr>
+          <w:rStyle w:val="NormalTok"/>
+        </w:rPr>
+        <w:t xml:space="preserve">    }</w:t>
+      </w:r>
+      <w:r>
+        <w:br/>
+      </w:r>
+      <w:r>
+        <w:rPr>
+          <w:rStyle w:val="NormalTok"/>
+        </w:rPr>
+        <w:t xml:space="preserve">    values { doubleValue: </w:t>
       </w:r>
       <w:r>
         <w:rPr>
@@ -13970,67 +12668,19 @@
         <w:t xml:space="preserve">3.52</w:t>
       </w:r>
       <w:r>
-        <w:br/>
-      </w:r>
-      <w:r>
-        <w:rPr>
-          <w:rStyle w:val="NormalTok"/>
-        </w:rPr>
-        <w:t xml:space="preserve">                    </w:t>
-      </w:r>
-      <w:r>
-        <w:rPr>
-          <w:rStyle w:val="FunctionTok"/>
-        </w:rPr>
-        <w:t xml:space="preserve">}</w:t>
-      </w:r>
-      <w:r>
-        <w:rPr>
-          <w:rStyle w:val="OtherTok"/>
-        </w:rPr>
-        <w:t xml:space="preserve">,</w:t>
-      </w:r>
-      <w:r>
-        <w:br/>
-      </w:r>
-      <w:r>
-        <w:rPr>
-          <w:rStyle w:val="NormalTok"/>
-        </w:rPr>
-        <w:t xml:space="preserve">                    </w:t>
-      </w:r>
-      <w:r>
-        <w:rPr>
-          <w:rStyle w:val="FunctionTok"/>
-        </w:rPr>
-        <w:t xml:space="preserve">{</w:t>
-      </w:r>
-      <w:r>
-        <w:br/>
-      </w:r>
-      <w:r>
-        <w:rPr>
-          <w:rStyle w:val="NormalTok"/>
-        </w:rPr>
-        <w:t xml:space="preserve">                        </w:t>
-      </w:r>
-      <w:r>
-        <w:rPr>
-          <w:rStyle w:val="DataTypeTok"/>
-        </w:rPr>
-        <w:t xml:space="preserve">"doubleValue"</w:t>
-      </w:r>
-      <w:r>
-        <w:rPr>
-          <w:rStyle w:val="FunctionTok"/>
-        </w:rPr>
-        <w:t xml:space="preserve">:</w:t>
-      </w:r>
-      <w:r>
-        <w:rPr>
-          <w:rStyle w:val="NormalTok"/>
-        </w:rPr>
-        <w:t xml:space="preserve"> </w:t>
+        <w:rPr>
+          <w:rStyle w:val="NormalTok"/>
+        </w:rPr>
+        <w:t xml:space="preserve"> }</w:t>
+      </w:r>
+      <w:r>
+        <w:br/>
+      </w:r>
+      <w:r>
+        <w:rPr>
+          <w:rStyle w:val="NormalTok"/>
+        </w:rPr>
+        <w:t xml:space="preserve">    values { doubleValue: </w:t>
       </w:r>
       <w:r>
         <w:rPr>
@@ -14039,86 +12689,26 @@
         <w:t xml:space="preserve">3.1</w:t>
       </w:r>
       <w:r>
-        <w:br/>
-      </w:r>
-      <w:r>
-        <w:rPr>
-          <w:rStyle w:val="NormalTok"/>
-        </w:rPr>
-        <w:t xml:space="preserve">                    </w:t>
-      </w:r>
-      <w:r>
-        <w:rPr>
-          <w:rStyle w:val="FunctionTok"/>
-        </w:rPr>
-        <w:t xml:space="preserve">}</w:t>
-      </w:r>
-      <w:r>
-        <w:br/>
-      </w:r>
-      <w:r>
-        <w:rPr>
-          <w:rStyle w:val="NormalTok"/>
-        </w:rPr>
-        <w:t xml:space="preserve">                </w:t>
-      </w:r>
-      <w:r>
-        <w:rPr>
-          <w:rStyle w:val="OtherTok"/>
-        </w:rPr>
-        <w:t xml:space="preserve">]</w:t>
-      </w:r>
-      <w:r>
-        <w:br/>
-      </w:r>
-      <w:r>
-        <w:rPr>
-          <w:rStyle w:val="NormalTok"/>
-        </w:rPr>
-        <w:t xml:space="preserve">            </w:t>
-      </w:r>
-      <w:r>
-        <w:rPr>
-          <w:rStyle w:val="FunctionTok"/>
-        </w:rPr>
-        <w:t xml:space="preserve">}</w:t>
-      </w:r>
-      <w:r>
-        <w:br/>
-      </w:r>
-      <w:r>
-        <w:rPr>
-          <w:rStyle w:val="NormalTok"/>
-        </w:rPr>
-        <w:t xml:space="preserve">        </w:t>
-      </w:r>
-      <w:r>
-        <w:rPr>
-          <w:rStyle w:val="OtherTok"/>
-        </w:rPr>
-        <w:t xml:space="preserve">]</w:t>
-      </w:r>
-      <w:r>
-        <w:br/>
-      </w:r>
-      <w:r>
-        <w:rPr>
-          <w:rStyle w:val="NormalTok"/>
-        </w:rPr>
-        <w:t xml:space="preserve">    </w:t>
-      </w:r>
-      <w:r>
-        <w:rPr>
-          <w:rStyle w:val="FunctionTok"/>
-        </w:rPr>
-        <w:t xml:space="preserve">}</w:t>
-      </w:r>
-      <w:r>
-        <w:br/>
-      </w:r>
-      <w:r>
-        <w:rPr>
-          <w:rStyle w:val="FunctionTok"/>
+        <w:rPr>
+          <w:rStyle w:val="NormalTok"/>
+        </w:rPr>
+        <w:t xml:space="preserve"> }</w:t>
+      </w:r>
+      <w:r>
+        <w:br/>
+      </w:r>
+      <w:r>
+        <w:rPr>
+          <w:rStyle w:val="NormalTok"/>
+        </w:rPr>
+        <w:t xml:space="preserve">  }</w:t>
+      </w:r>
+      <w:r>
+        <w:br/>
+      </w:r>
+      <w:r>
+        <w:rPr>
+          <w:rStyle w:val="NormalTok"/>
         </w:rPr>
         <w:t xml:space="preserve">}</w:t>
       </w:r>
@@ -14233,102 +12823,27 @@
       </w:pPr>
       <w:r>
         <w:rPr>
-          <w:rStyle w:val="FunctionTok"/>
-        </w:rPr>
-        <w:t xml:space="preserve">{</w:t>
-      </w:r>
-      <w:r>
-        <w:br/>
-      </w:r>
-      <w:r>
-        <w:rPr>
-          <w:rStyle w:val="NormalTok"/>
-        </w:rPr>
-        <w:t xml:space="preserve">    </w:t>
-      </w:r>
-      <w:r>
-        <w:rPr>
-          <w:rStyle w:val="DataTypeTok"/>
-        </w:rPr>
-        <w:t xml:space="preserve">"metadata"</w:t>
-      </w:r>
-      <w:r>
-        <w:rPr>
-          <w:rStyle w:val="FunctionTok"/>
-        </w:rPr>
-        <w:t xml:space="preserve">:</w:t>
-      </w:r>
-      <w:r>
-        <w:rPr>
-          <w:rStyle w:val="NormalTok"/>
-        </w:rPr>
-        <w:t xml:space="preserve"> </w:t>
-      </w:r>
-      <w:r>
-        <w:rPr>
-          <w:rStyle w:val="FunctionTok"/>
-        </w:rPr>
-        <w:t xml:space="preserve">{</w:t>
-      </w:r>
-      <w:r>
-        <w:br/>
-      </w:r>
-      <w:r>
-        <w:rPr>
-          <w:rStyle w:val="NormalTok"/>
-        </w:rPr>
-        <w:t xml:space="preserve">        </w:t>
-      </w:r>
-      <w:r>
-        <w:rPr>
-          <w:rStyle w:val="DataTypeTok"/>
-        </w:rPr>
-        <w:t xml:space="preserve">"node"</w:t>
-      </w:r>
-      <w:r>
-        <w:rPr>
-          <w:rStyle w:val="FunctionTok"/>
-        </w:rPr>
-        <w:t xml:space="preserve">:</w:t>
-      </w:r>
-      <w:r>
-        <w:rPr>
-          <w:rStyle w:val="NormalTok"/>
-        </w:rPr>
-        <w:t xml:space="preserve"> </w:t>
-      </w:r>
-      <w:r>
-        <w:rPr>
-          <w:rStyle w:val="FunctionTok"/>
-        </w:rPr>
-        <w:t xml:space="preserve">{</w:t>
-      </w:r>
-      <w:r>
-        <w:br/>
-      </w:r>
-      <w:r>
-        <w:rPr>
-          <w:rStyle w:val="NormalTok"/>
-        </w:rPr>
-        <w:t xml:space="preserve">            </w:t>
-      </w:r>
-      <w:r>
-        <w:rPr>
-          <w:rStyle w:val="DataTypeTok"/>
-        </w:rPr>
-        <w:t xml:space="preserve">"name"</w:t>
-      </w:r>
-      <w:r>
-        <w:rPr>
-          <w:rStyle w:val="FunctionTok"/>
-        </w:rPr>
-        <w:t xml:space="preserve">:</w:t>
-      </w:r>
-      <w:r>
-        <w:rPr>
-          <w:rStyle w:val="NormalTok"/>
-        </w:rPr>
-        <w:t xml:space="preserve"> </w:t>
+          <w:rStyle w:val="NormalTok"/>
+        </w:rPr>
+        <w:t xml:space="preserve">metadata {</w:t>
+      </w:r>
+      <w:r>
+        <w:br/>
+      </w:r>
+      <w:r>
+        <w:rPr>
+          <w:rStyle w:val="NormalTok"/>
+        </w:rPr>
+        <w:t xml:space="preserve">  node {</w:t>
+      </w:r>
+      <w:r>
+        <w:br/>
+      </w:r>
+      <w:r>
+        <w:rPr>
+          <w:rStyle w:val="NormalTok"/>
+        </w:rPr>
+        <w:t xml:space="preserve">    name: </w:t>
       </w:r>
       <w:r>
         <w:rPr>
@@ -14337,37 +12852,13 @@
         <w:t xml:space="preserve">"Campbell CR3000 Datalogger"</w:t>
       </w:r>
       <w:r>
-        <w:rPr>
-          <w:rStyle w:val="FunctionTok"/>
-        </w:rPr>
-        <w:t xml:space="preserve">,</w:t>
-      </w:r>
-      <w:r>
-        <w:br/>
-      </w:r>
-      <w:r>
-        <w:rPr>
-          <w:rStyle w:val="NormalTok"/>
-        </w:rPr>
-        <w:t xml:space="preserve">            </w:t>
-      </w:r>
-      <w:r>
-        <w:rPr>
-          <w:rStyle w:val="DataTypeTok"/>
-        </w:rPr>
-        <w:t xml:space="preserve">"serialNumber"</w:t>
-      </w:r>
-      <w:r>
-        <w:rPr>
-          <w:rStyle w:val="FunctionTok"/>
-        </w:rPr>
-        <w:t xml:space="preserve">:</w:t>
-      </w:r>
-      <w:r>
-        <w:rPr>
-          <w:rStyle w:val="NormalTok"/>
-        </w:rPr>
-        <w:t xml:space="preserve"> </w:t>
+        <w:br/>
+      </w:r>
+      <w:r>
+        <w:rPr>
+          <w:rStyle w:val="NormalTok"/>
+        </w:rPr>
+        <w:t xml:space="preserve">    serialNumber: </w:t>
       </w:r>
       <w:r>
         <w:rPr>
@@ -14376,70 +12867,22 @@
         <w:t xml:space="preserve">"CR3K-2025-99384"</w:t>
       </w:r>
       <w:r>
-        <w:rPr>
-          <w:rStyle w:val="FunctionTok"/>
-        </w:rPr>
-        <w:t xml:space="preserve">,</w:t>
-      </w:r>
-      <w:r>
-        <w:br/>
-      </w:r>
-      <w:r>
-        <w:rPr>
-          <w:rStyle w:val="NormalTok"/>
-        </w:rPr>
-        <w:t xml:space="preserve">            </w:t>
-      </w:r>
-      <w:r>
-        <w:rPr>
-          <w:rStyle w:val="DataTypeTok"/>
-        </w:rPr>
-        <w:t xml:space="preserve">"location"</w:t>
-      </w:r>
-      <w:r>
-        <w:rPr>
-          <w:rStyle w:val="FunctionTok"/>
-        </w:rPr>
-        <w:t xml:space="preserve">:</w:t>
-      </w:r>
-      <w:r>
-        <w:rPr>
-          <w:rStyle w:val="NormalTok"/>
-        </w:rPr>
-        <w:t xml:space="preserve"> </w:t>
-      </w:r>
-      <w:r>
-        <w:rPr>
-          <w:rStyle w:val="FunctionTok"/>
-        </w:rPr>
-        <w:t xml:space="preserve">{</w:t>
-      </w:r>
-      <w:r>
-        <w:br/>
-      </w:r>
-      <w:r>
-        <w:rPr>
-          <w:rStyle w:val="NormalTok"/>
-        </w:rPr>
-        <w:t xml:space="preserve">                </w:t>
-      </w:r>
-      <w:r>
-        <w:rPr>
-          <w:rStyle w:val="DataTypeTok"/>
-        </w:rPr>
-        <w:t xml:space="preserve">"latitude"</w:t>
-      </w:r>
-      <w:r>
-        <w:rPr>
-          <w:rStyle w:val="FunctionTok"/>
-        </w:rPr>
-        <w:t xml:space="preserve">:</w:t>
-      </w:r>
-      <w:r>
-        <w:rPr>
-          <w:rStyle w:val="NormalTok"/>
-        </w:rPr>
-        <w:t xml:space="preserve"> </w:t>
+        <w:br/>
+      </w:r>
+      <w:r>
+        <w:rPr>
+          <w:rStyle w:val="NormalTok"/>
+        </w:rPr>
+        <w:t xml:space="preserve">    location {</w:t>
+      </w:r>
+      <w:r>
+        <w:br/>
+      </w:r>
+      <w:r>
+        <w:rPr>
+          <w:rStyle w:val="NormalTok"/>
+        </w:rPr>
+        <w:t xml:space="preserve">      latitude: </w:t>
       </w:r>
       <w:r>
         <w:rPr>
@@ -14448,37 +12891,13 @@
         <w:t xml:space="preserve">44.90192</w:t>
       </w:r>
       <w:r>
-        <w:rPr>
-          <w:rStyle w:val="FunctionTok"/>
-        </w:rPr>
-        <w:t xml:space="preserve">,</w:t>
-      </w:r>
-      <w:r>
-        <w:br/>
-      </w:r>
-      <w:r>
-        <w:rPr>
-          <w:rStyle w:val="NormalTok"/>
-        </w:rPr>
-        <w:t xml:space="preserve">                </w:t>
-      </w:r>
-      <w:r>
-        <w:rPr>
-          <w:rStyle w:val="DataTypeTok"/>
-        </w:rPr>
-        <w:t xml:space="preserve">"longitude"</w:t>
-      </w:r>
-      <w:r>
-        <w:rPr>
-          <w:rStyle w:val="FunctionTok"/>
-        </w:rPr>
-        <w:t xml:space="preserve">:</w:t>
-      </w:r>
-      <w:r>
-        <w:rPr>
-          <w:rStyle w:val="NormalTok"/>
-        </w:rPr>
-        <w:t xml:space="preserve"> </w:t>
+        <w:br/>
+      </w:r>
+      <w:r>
+        <w:rPr>
+          <w:rStyle w:val="NormalTok"/>
+        </w:rPr>
+        <w:t xml:space="preserve">      longitude: </w:t>
       </w:r>
       <w:r>
         <w:rPr>
@@ -14487,37 +12906,13 @@
         <w:t xml:space="preserve">15.60844</w:t>
       </w:r>
       <w:r>
-        <w:rPr>
-          <w:rStyle w:val="FunctionTok"/>
-        </w:rPr>
-        <w:t xml:space="preserve">,</w:t>
-      </w:r>
-      <w:r>
-        <w:br/>
-      </w:r>
-      <w:r>
-        <w:rPr>
-          <w:rStyle w:val="NormalTok"/>
-        </w:rPr>
-        <w:t xml:space="preserve">                </w:t>
-      </w:r>
-      <w:r>
-        <w:rPr>
-          <w:rStyle w:val="DataTypeTok"/>
-        </w:rPr>
-        <w:t xml:space="preserve">"heightMetres"</w:t>
-      </w:r>
-      <w:r>
-        <w:rPr>
-          <w:rStyle w:val="FunctionTok"/>
-        </w:rPr>
-        <w:t xml:space="preserve">:</w:t>
-      </w:r>
-      <w:r>
-        <w:rPr>
-          <w:rStyle w:val="NormalTok"/>
-        </w:rPr>
-        <w:t xml:space="preserve"> </w:t>
+        <w:br/>
+      </w:r>
+      <w:r>
+        <w:rPr>
+          <w:rStyle w:val="NormalTok"/>
+        </w:rPr>
+        <w:t xml:space="preserve">      heightMetres: </w:t>
       </w:r>
       <w:r>
         <w:rPr>
@@ -14526,181 +12921,214 @@
         <w:t xml:space="preserve">1.5</w:t>
       </w:r>
       <w:r>
-        <w:rPr>
-          <w:rStyle w:val="FunctionTok"/>
-        </w:rPr>
-        <w:t xml:space="preserve">,</w:t>
-      </w:r>
-      <w:r>
-        <w:br/>
-      </w:r>
-      <w:r>
-        <w:rPr>
-          <w:rStyle w:val="NormalTok"/>
-        </w:rPr>
-        <w:t xml:space="preserve">                </w:t>
-      </w:r>
-      <w:r>
-        <w:rPr>
-          <w:rStyle w:val="DataTypeTok"/>
-        </w:rPr>
-        <w:t xml:space="preserve">"referenceSurface"</w:t>
-      </w:r>
-      <w:r>
-        <w:rPr>
-          <w:rStyle w:val="FunctionTok"/>
-        </w:rPr>
-        <w:t xml:space="preserve">:</w:t>
-      </w:r>
-      <w:r>
-        <w:rPr>
-          <w:rStyle w:val="NormalTok"/>
-        </w:rPr>
-        <w:t xml:space="preserve"> </w:t>
+        <w:br/>
+      </w:r>
+      <w:r>
+        <w:rPr>
+          <w:rStyle w:val="NormalTok"/>
+        </w:rPr>
+        <w:t xml:space="preserve">      referenceSurface: GL</w:t>
+      </w:r>
+      <w:r>
+        <w:br/>
+      </w:r>
+      <w:r>
+        <w:rPr>
+          <w:rStyle w:val="NormalTok"/>
+        </w:rPr>
+        <w:t xml:space="preserve">    }</w:t>
+      </w:r>
+      <w:r>
+        <w:br/>
+      </w:r>
+      <w:r>
+        <w:rPr>
+          <w:rStyle w:val="NormalTok"/>
+        </w:rPr>
+        <w:t xml:space="preserve">    firmwareVersion: </w:t>
       </w:r>
       <w:r>
         <w:rPr>
           <w:rStyle w:val="StringTok"/>
         </w:rPr>
-        <w:t xml:space="preserve">"GL"</w:t>
-      </w:r>
-      <w:r>
-        <w:br/>
-      </w:r>
-      <w:r>
-        <w:rPr>
-          <w:rStyle w:val="NormalTok"/>
-        </w:rPr>
-        <w:t xml:space="preserve">            </w:t>
-      </w:r>
-      <w:r>
-        <w:rPr>
-          <w:rStyle w:val="FunctionTok"/>
-        </w:rPr>
-        <w:t xml:space="preserve">},</w:t>
-      </w:r>
-      <w:r>
-        <w:br/>
-      </w:r>
-      <w:r>
-        <w:rPr>
-          <w:rStyle w:val="NormalTok"/>
-        </w:rPr>
-        <w:t xml:space="preserve">            </w:t>
-      </w:r>
-      <w:r>
-        <w:rPr>
-          <w:rStyle w:val="DataTypeTok"/>
-        </w:rPr>
-        <w:t xml:space="preserve">"firmwareVersion"</w:t>
-      </w:r>
-      <w:r>
-        <w:rPr>
-          <w:rStyle w:val="FunctionTok"/>
-        </w:rPr>
-        <w:t xml:space="preserve">:</w:t>
-      </w:r>
-      <w:r>
-        <w:rPr>
-          <w:rStyle w:val="NormalTok"/>
-        </w:rPr>
-        <w:t xml:space="preserve"> </w:t>
+        <w:t xml:space="preserve">"OS25.04"</w:t>
+      </w:r>
+      <w:r>
+        <w:br/>
+      </w:r>
+      <w:r>
+        <w:rPr>
+          <w:rStyle w:val="NormalTok"/>
+        </w:rPr>
+        <w:t xml:space="preserve">  }</w:t>
+      </w:r>
+      <w:r>
+        <w:br/>
+      </w:r>
+      <w:r>
+        <w:rPr>
+          <w:rStyle w:val="NormalTok"/>
+        </w:rPr>
+        <w:t xml:space="preserve">  observers {</w:t>
+      </w:r>
+      <w:r>
+        <w:br/>
+      </w:r>
+      <w:r>
+        <w:rPr>
+          <w:rStyle w:val="NormalTok"/>
+        </w:rPr>
+        <w:t xml:space="preserve">    id: </w:t>
+      </w:r>
+      <w:r>
+        <w:rPr>
+          <w:rStyle w:val="DecValTok"/>
+        </w:rPr>
+        <w:t xml:space="preserve">1</w:t>
+      </w:r>
+      <w:r>
+        <w:br/>
+      </w:r>
+      <w:r>
+        <w:rPr>
+          <w:rStyle w:val="NormalTok"/>
+        </w:rPr>
+        <w:t xml:space="preserve">    name: </w:t>
       </w:r>
       <w:r>
         <w:rPr>
           <w:rStyle w:val="StringTok"/>
         </w:rPr>
-        <w:t xml:space="preserve">"OS25.04"</w:t>
-      </w:r>
-      <w:r>
-        <w:br/>
-      </w:r>
-      <w:r>
-        <w:rPr>
-          <w:rStyle w:val="NormalTok"/>
-        </w:rPr>
-        <w:t xml:space="preserve">        </w:t>
-      </w:r>
-      <w:r>
-        <w:rPr>
-          <w:rStyle w:val="FunctionTok"/>
-        </w:rPr>
-        <w:t xml:space="preserve">},</w:t>
-      </w:r>
-      <w:r>
-        <w:br/>
-      </w:r>
-      <w:r>
-        <w:rPr>
-          <w:rStyle w:val="NormalTok"/>
-        </w:rPr>
-        <w:t xml:space="preserve">        </w:t>
-      </w:r>
-      <w:r>
-        <w:rPr>
-          <w:rStyle w:val="DataTypeTok"/>
-        </w:rPr>
-        <w:t xml:space="preserve">"observers"</w:t>
-      </w:r>
-      <w:r>
-        <w:rPr>
-          <w:rStyle w:val="FunctionTok"/>
-        </w:rPr>
-        <w:t xml:space="preserve">:</w:t>
-      </w:r>
-      <w:r>
-        <w:rPr>
-          <w:rStyle w:val="NormalTok"/>
-        </w:rPr>
-        <w:t xml:space="preserve"> </w:t>
-      </w:r>
-      <w:r>
-        <w:rPr>
-          <w:rStyle w:val="OtherTok"/>
-        </w:rPr>
-        <w:t xml:space="preserve">[</w:t>
-      </w:r>
-      <w:r>
-        <w:br/>
-      </w:r>
-      <w:r>
-        <w:rPr>
-          <w:rStyle w:val="NormalTok"/>
-        </w:rPr>
-        <w:t xml:space="preserve">            </w:t>
-      </w:r>
-      <w:r>
-        <w:rPr>
-          <w:rStyle w:val="FunctionTok"/>
-        </w:rPr>
-        <w:t xml:space="preserve">{</w:t>
-      </w:r>
-      <w:r>
-        <w:br/>
-      </w:r>
-      <w:r>
-        <w:rPr>
-          <w:rStyle w:val="NormalTok"/>
-        </w:rPr>
-        <w:t xml:space="preserve">                </w:t>
-      </w:r>
-      <w:r>
-        <w:rPr>
-          <w:rStyle w:val="DataTypeTok"/>
-        </w:rPr>
-        <w:t xml:space="preserve">"id"</w:t>
-      </w:r>
-      <w:r>
-        <w:rPr>
-          <w:rStyle w:val="FunctionTok"/>
-        </w:rPr>
-        <w:t xml:space="preserve">:</w:t>
-      </w:r>
-      <w:r>
-        <w:rPr>
-          <w:rStyle w:val="NormalTok"/>
-        </w:rPr>
-        <w:t xml:space="preserve"> </w:t>
+        <w:t xml:space="preserve">"Vaisala WXT536 Weather Transmitter"</w:t>
+      </w:r>
+      <w:r>
+        <w:br/>
+      </w:r>
+      <w:r>
+        <w:rPr>
+          <w:rStyle w:val="NormalTok"/>
+        </w:rPr>
+        <w:t xml:space="preserve">    serialNumber: </w:t>
+      </w:r>
+      <w:r>
+        <w:rPr>
+          <w:rStyle w:val="StringTok"/>
+        </w:rPr>
+        <w:t xml:space="preserve">"WX536-3482934"</w:t>
+      </w:r>
+      <w:r>
+        <w:br/>
+      </w:r>
+      <w:r>
+        <w:rPr>
+          <w:rStyle w:val="NormalTok"/>
+        </w:rPr>
+        <w:t xml:space="preserve">    location {</w:t>
+      </w:r>
+      <w:r>
+        <w:br/>
+      </w:r>
+      <w:r>
+        <w:rPr>
+          <w:rStyle w:val="NormalTok"/>
+        </w:rPr>
+        <w:t xml:space="preserve">      latitude: </w:t>
+      </w:r>
+      <w:r>
+        <w:rPr>
+          <w:rStyle w:val="FloatTok"/>
+        </w:rPr>
+        <w:t xml:space="preserve">44.90192</w:t>
+      </w:r>
+      <w:r>
+        <w:br/>
+      </w:r>
+      <w:r>
+        <w:rPr>
+          <w:rStyle w:val="NormalTok"/>
+        </w:rPr>
+        <w:t xml:space="preserve">      longitude: </w:t>
+      </w:r>
+      <w:r>
+        <w:rPr>
+          <w:rStyle w:val="FloatTok"/>
+        </w:rPr>
+        <w:t xml:space="preserve">15.60844</w:t>
+      </w:r>
+      <w:r>
+        <w:br/>
+      </w:r>
+      <w:r>
+        <w:rPr>
+          <w:rStyle w:val="NormalTok"/>
+        </w:rPr>
+        <w:t xml:space="preserve">      heightMetres: </w:t>
+      </w:r>
+      <w:r>
+        <w:rPr>
+          <w:rStyle w:val="FloatTok"/>
+        </w:rPr>
+        <w:t xml:space="preserve">2.0</w:t>
+      </w:r>
+      <w:r>
+        <w:br/>
+      </w:r>
+      <w:r>
+        <w:rPr>
+          <w:rStyle w:val="NormalTok"/>
+        </w:rPr>
+        <w:t xml:space="preserve">      referenceSurface: GL</w:t>
+      </w:r>
+      <w:r>
+        <w:br/>
+      </w:r>
+      <w:r>
+        <w:rPr>
+          <w:rStyle w:val="NormalTok"/>
+        </w:rPr>
+        <w:t xml:space="preserve">    }</w:t>
+      </w:r>
+      <w:r>
+        <w:br/>
+      </w:r>
+      <w:r>
+        <w:rPr>
+          <w:rStyle w:val="NormalTok"/>
+        </w:rPr>
+        <w:t xml:space="preserve">    firmwareVersion: </w:t>
+      </w:r>
+      <w:r>
+        <w:rPr>
+          <w:rStyle w:val="StringTok"/>
+        </w:rPr>
+        <w:t xml:space="preserve">"3.12"</w:t>
+      </w:r>
+      <w:r>
+        <w:br/>
+      </w:r>
+      <w:r>
+        <w:rPr>
+          <w:rStyle w:val="NormalTok"/>
+        </w:rPr>
+        <w:t xml:space="preserve">  }</w:t>
+      </w:r>
+      <w:r>
+        <w:br/>
+      </w:r>
+      <w:r>
+        <w:rPr>
+          <w:rStyle w:val="NormalTok"/>
+        </w:rPr>
+        <w:t xml:space="preserve">  parameterDefinitions {</w:t>
+      </w:r>
+      <w:r>
+        <w:br/>
+      </w:r>
+      <w:r>
+        <w:rPr>
+          <w:rStyle w:val="NormalTok"/>
+        </w:rPr>
+        <w:t xml:space="preserve">    id: </w:t>
       </w:r>
       <w:r>
         <w:rPr>
@@ -14709,430 +13137,214 @@
         <w:t xml:space="preserve">1</w:t>
       </w:r>
       <w:r>
-        <w:rPr>
-          <w:rStyle w:val="FunctionTok"/>
-        </w:rPr>
-        <w:t xml:space="preserve">,</w:t>
-      </w:r>
-      <w:r>
-        <w:br/>
-      </w:r>
-      <w:r>
-        <w:rPr>
-          <w:rStyle w:val="NormalTok"/>
-        </w:rPr>
-        <w:t xml:space="preserve">                </w:t>
-      </w:r>
-      <w:r>
-        <w:rPr>
-          <w:rStyle w:val="DataTypeTok"/>
-        </w:rPr>
-        <w:t xml:space="preserve">"name"</w:t>
-      </w:r>
-      <w:r>
-        <w:rPr>
-          <w:rStyle w:val="FunctionTok"/>
-        </w:rPr>
-        <w:t xml:space="preserve">:</w:t>
-      </w:r>
-      <w:r>
-        <w:rPr>
-          <w:rStyle w:val="NormalTok"/>
-        </w:rPr>
-        <w:t xml:space="preserve"> </w:t>
+        <w:br/>
+      </w:r>
+      <w:r>
+        <w:rPr>
+          <w:rStyle w:val="NormalTok"/>
+        </w:rPr>
+        <w:t xml:space="preserve">    description: </w:t>
       </w:r>
       <w:r>
         <w:rPr>
           <w:rStyle w:val="StringTok"/>
         </w:rPr>
-        <w:t xml:space="preserve">"Vaisala WXT536 Weather Transmitter"</w:t>
-      </w:r>
-      <w:r>
-        <w:rPr>
-          <w:rStyle w:val="FunctionTok"/>
-        </w:rPr>
-        <w:t xml:space="preserve">,</w:t>
-      </w:r>
-      <w:r>
-        <w:br/>
-      </w:r>
-      <w:r>
-        <w:rPr>
-          <w:rStyle w:val="NormalTok"/>
-        </w:rPr>
-        <w:t xml:space="preserve">                </w:t>
-      </w:r>
-      <w:r>
-        <w:rPr>
-          <w:rStyle w:val="DataTypeTok"/>
-        </w:rPr>
-        <w:t xml:space="preserve">"serialNumber"</w:t>
-      </w:r>
-      <w:r>
-        <w:rPr>
-          <w:rStyle w:val="FunctionTok"/>
-        </w:rPr>
-        <w:t xml:space="preserve">:</w:t>
-      </w:r>
-      <w:r>
-        <w:rPr>
-          <w:rStyle w:val="NormalTok"/>
-        </w:rPr>
-        <w:t xml:space="preserve"> </w:t>
+        <w:t xml:space="preserve">"Weather parameters"</w:t>
+      </w:r>
+      <w:r>
+        <w:br/>
+      </w:r>
+      <w:r>
+        <w:rPr>
+          <w:rStyle w:val="NormalTok"/>
+        </w:rPr>
+        <w:t xml:space="preserve">    parameters {</w:t>
+      </w:r>
+      <w:r>
+        <w:br/>
+      </w:r>
+      <w:r>
+        <w:rPr>
+          <w:rStyle w:val="NormalTok"/>
+        </w:rPr>
+        <w:t xml:space="preserve">      longName: </w:t>
       </w:r>
       <w:r>
         <w:rPr>
           <w:rStyle w:val="StringTok"/>
         </w:rPr>
-        <w:t xml:space="preserve">"WX536-3482934"</w:t>
-      </w:r>
-      <w:r>
-        <w:rPr>
-          <w:rStyle w:val="FunctionTok"/>
-        </w:rPr>
-        <w:t xml:space="preserve">,</w:t>
-      </w:r>
-      <w:r>
-        <w:br/>
-      </w:r>
-      <w:r>
-        <w:rPr>
-          <w:rStyle w:val="NormalTok"/>
-        </w:rPr>
-        <w:t xml:space="preserve">                </w:t>
-      </w:r>
-      <w:r>
-        <w:rPr>
-          <w:rStyle w:val="DataTypeTok"/>
-        </w:rPr>
-        <w:t xml:space="preserve">"location"</w:t>
-      </w:r>
-      <w:r>
-        <w:rPr>
-          <w:rStyle w:val="FunctionTok"/>
-        </w:rPr>
-        <w:t xml:space="preserve">:</w:t>
-      </w:r>
-      <w:r>
-        <w:rPr>
-          <w:rStyle w:val="NormalTok"/>
-        </w:rPr>
-        <w:t xml:space="preserve"> </w:t>
-      </w:r>
-      <w:r>
-        <w:rPr>
-          <w:rStyle w:val="FunctionTok"/>
-        </w:rPr>
-        <w:t xml:space="preserve">{</w:t>
-      </w:r>
-      <w:r>
-        <w:br/>
-      </w:r>
-      <w:r>
-        <w:rPr>
-          <w:rStyle w:val="NormalTok"/>
-        </w:rPr>
-        <w:t xml:space="preserve">                    </w:t>
-      </w:r>
-      <w:r>
-        <w:rPr>
-          <w:rStyle w:val="DataTypeTok"/>
-        </w:rPr>
-        <w:t xml:space="preserve">"latitude"</w:t>
-      </w:r>
-      <w:r>
-        <w:rPr>
-          <w:rStyle w:val="FunctionTok"/>
-        </w:rPr>
-        <w:t xml:space="preserve">:</w:t>
-      </w:r>
-      <w:r>
-        <w:rPr>
-          <w:rStyle w:val="NormalTok"/>
-        </w:rPr>
-        <w:t xml:space="preserve"> </w:t>
-      </w:r>
-      <w:r>
-        <w:rPr>
-          <w:rStyle w:val="FloatTok"/>
-        </w:rPr>
-        <w:t xml:space="preserve">44.90192</w:t>
-      </w:r>
-      <w:r>
-        <w:rPr>
-          <w:rStyle w:val="FunctionTok"/>
-        </w:rPr>
-        <w:t xml:space="preserve">,</w:t>
-      </w:r>
-      <w:r>
-        <w:br/>
-      </w:r>
-      <w:r>
-        <w:rPr>
-          <w:rStyle w:val="NormalTok"/>
-        </w:rPr>
-        <w:t xml:space="preserve">                    </w:t>
-      </w:r>
-      <w:r>
-        <w:rPr>
-          <w:rStyle w:val="DataTypeTok"/>
-        </w:rPr>
-        <w:t xml:space="preserve">"longitude"</w:t>
-      </w:r>
-      <w:r>
-        <w:rPr>
-          <w:rStyle w:val="FunctionTok"/>
-        </w:rPr>
-        <w:t xml:space="preserve">:</w:t>
-      </w:r>
-      <w:r>
-        <w:rPr>
-          <w:rStyle w:val="NormalTok"/>
-        </w:rPr>
-        <w:t xml:space="preserve"> </w:t>
-      </w:r>
-      <w:r>
-        <w:rPr>
-          <w:rStyle w:val="FloatTok"/>
-        </w:rPr>
-        <w:t xml:space="preserve">15.60844</w:t>
-      </w:r>
-      <w:r>
-        <w:rPr>
-          <w:rStyle w:val="FunctionTok"/>
-        </w:rPr>
-        <w:t xml:space="preserve">,</w:t>
-      </w:r>
-      <w:r>
-        <w:br/>
-      </w:r>
-      <w:r>
-        <w:rPr>
-          <w:rStyle w:val="NormalTok"/>
-        </w:rPr>
-        <w:t xml:space="preserve">                    </w:t>
-      </w:r>
-      <w:r>
-        <w:rPr>
-          <w:rStyle w:val="DataTypeTok"/>
-        </w:rPr>
-        <w:t xml:space="preserve">"heightMetres"</w:t>
-      </w:r>
-      <w:r>
-        <w:rPr>
-          <w:rStyle w:val="FunctionTok"/>
-        </w:rPr>
-        <w:t xml:space="preserve">:</w:t>
-      </w:r>
-      <w:r>
-        <w:rPr>
-          <w:rStyle w:val="NormalTok"/>
-        </w:rPr>
-        <w:t xml:space="preserve"> </w:t>
-      </w:r>
-      <w:r>
-        <w:rPr>
-          <w:rStyle w:val="FloatTok"/>
-        </w:rPr>
-        <w:t xml:space="preserve">2.0</w:t>
-      </w:r>
-      <w:r>
-        <w:rPr>
-          <w:rStyle w:val="FunctionTok"/>
-        </w:rPr>
-        <w:t xml:space="preserve">,</w:t>
-      </w:r>
-      <w:r>
-        <w:br/>
-      </w:r>
-      <w:r>
-        <w:rPr>
-          <w:rStyle w:val="NormalTok"/>
-        </w:rPr>
-        <w:t xml:space="preserve">                    </w:t>
-      </w:r>
-      <w:r>
-        <w:rPr>
-          <w:rStyle w:val="DataTypeTok"/>
-        </w:rPr>
-        <w:t xml:space="preserve">"referenceSurface"</w:t>
-      </w:r>
-      <w:r>
-        <w:rPr>
-          <w:rStyle w:val="FunctionTok"/>
-        </w:rPr>
-        <w:t xml:space="preserve">:</w:t>
-      </w:r>
-      <w:r>
-        <w:rPr>
-          <w:rStyle w:val="NormalTok"/>
-        </w:rPr>
-        <w:t xml:space="preserve"> </w:t>
+        <w:t xml:space="preserve">"Air Temperature"</w:t>
+      </w:r>
+      <w:r>
+        <w:br/>
+      </w:r>
+      <w:r>
+        <w:rPr>
+          <w:rStyle w:val="NormalTok"/>
+        </w:rPr>
+        <w:t xml:space="preserve">      unit: </w:t>
       </w:r>
       <w:r>
         <w:rPr>
           <w:rStyle w:val="StringTok"/>
         </w:rPr>
-        <w:t xml:space="preserve">"GL"</w:t>
-      </w:r>
-      <w:r>
-        <w:br/>
-      </w:r>
-      <w:r>
-        <w:rPr>
-          <w:rStyle w:val="NormalTok"/>
-        </w:rPr>
-        <w:t xml:space="preserve">                </w:t>
-      </w:r>
-      <w:r>
-        <w:rPr>
-          <w:rStyle w:val="FunctionTok"/>
-        </w:rPr>
-        <w:t xml:space="preserve">},</w:t>
-      </w:r>
-      <w:r>
-        <w:br/>
-      </w:r>
-      <w:r>
-        <w:rPr>
-          <w:rStyle w:val="NormalTok"/>
-        </w:rPr>
-        <w:t xml:space="preserve">                </w:t>
-      </w:r>
-      <w:r>
-        <w:rPr>
-          <w:rStyle w:val="DataTypeTok"/>
-        </w:rPr>
-        <w:t xml:space="preserve">"firmwareVersion"</w:t>
-      </w:r>
-      <w:r>
-        <w:rPr>
-          <w:rStyle w:val="FunctionTok"/>
-        </w:rPr>
-        <w:t xml:space="preserve">:</w:t>
-      </w:r>
-      <w:r>
-        <w:rPr>
-          <w:rStyle w:val="NormalTok"/>
-        </w:rPr>
-        <w:t xml:space="preserve"> </w:t>
+        <w:t xml:space="preserve">"°C"</w:t>
+      </w:r>
+      <w:r>
+        <w:br/>
+      </w:r>
+      <w:r>
+        <w:rPr>
+          <w:rStyle w:val="NormalTok"/>
+        </w:rPr>
+        <w:t xml:space="preserve">      device {</w:t>
+      </w:r>
+      <w:r>
+        <w:br/>
+      </w:r>
+      <w:r>
+        <w:rPr>
+          <w:rStyle w:val="NormalTok"/>
+        </w:rPr>
+        <w:t xml:space="preserve">        observerId: </w:t>
+      </w:r>
+      <w:r>
+        <w:rPr>
+          <w:rStyle w:val="DecValTok"/>
+        </w:rPr>
+        <w:t xml:space="preserve">1</w:t>
+      </w:r>
+      <w:r>
+        <w:br/>
+      </w:r>
+      <w:r>
+        <w:rPr>
+          <w:rStyle w:val="NormalTok"/>
+        </w:rPr>
+        <w:t xml:space="preserve">      }</w:t>
+      </w:r>
+      <w:r>
+        <w:br/>
+      </w:r>
+      <w:r>
+        <w:rPr>
+          <w:rStyle w:val="NormalTok"/>
+        </w:rPr>
+        <w:t xml:space="preserve">      cellMethod: POINT</w:t>
+      </w:r>
+      <w:r>
+        <w:br/>
+      </w:r>
+      <w:r>
+        <w:rPr>
+          <w:rStyle w:val="NormalTok"/>
+        </w:rPr>
+        <w:t xml:space="preserve">      standardNames {</w:t>
+      </w:r>
+      <w:r>
+        <w:br/>
+      </w:r>
+      <w:r>
+        <w:rPr>
+          <w:rStyle w:val="NormalTok"/>
+        </w:rPr>
+        <w:t xml:space="preserve">        key: </w:t>
       </w:r>
       <w:r>
         <w:rPr>
           <w:rStyle w:val="StringTok"/>
         </w:rPr>
-        <w:t xml:space="preserve">"3.12"</w:t>
-      </w:r>
-      <w:r>
-        <w:br/>
-      </w:r>
-      <w:r>
-        <w:rPr>
-          <w:rStyle w:val="NormalTok"/>
-        </w:rPr>
-        <w:t xml:space="preserve">            </w:t>
-      </w:r>
-      <w:r>
-        <w:rPr>
-          <w:rStyle w:val="FunctionTok"/>
-        </w:rPr>
-        <w:t xml:space="preserve">}</w:t>
-      </w:r>
-      <w:r>
-        <w:br/>
-      </w:r>
-      <w:r>
-        <w:rPr>
-          <w:rStyle w:val="NormalTok"/>
-        </w:rPr>
-        <w:t xml:space="preserve">        </w:t>
-      </w:r>
-      <w:r>
-        <w:rPr>
-          <w:rStyle w:val="OtherTok"/>
-        </w:rPr>
-        <w:t xml:space="preserve">]</w:t>
-      </w:r>
-      <w:r>
-        <w:rPr>
-          <w:rStyle w:val="FunctionTok"/>
-        </w:rPr>
-        <w:t xml:space="preserve">,</w:t>
-      </w:r>
-      <w:r>
-        <w:br/>
-      </w:r>
-      <w:r>
-        <w:rPr>
-          <w:rStyle w:val="NormalTok"/>
-        </w:rPr>
-        <w:t xml:space="preserve">        </w:t>
-      </w:r>
-      <w:r>
-        <w:rPr>
-          <w:rStyle w:val="DataTypeTok"/>
-        </w:rPr>
-        <w:t xml:space="preserve">"parameterDefinitions"</w:t>
-      </w:r>
-      <w:r>
-        <w:rPr>
-          <w:rStyle w:val="FunctionTok"/>
-        </w:rPr>
-        <w:t xml:space="preserve">:</w:t>
-      </w:r>
-      <w:r>
-        <w:rPr>
-          <w:rStyle w:val="NormalTok"/>
-        </w:rPr>
-        <w:t xml:space="preserve"> </w:t>
-      </w:r>
-      <w:r>
-        <w:rPr>
-          <w:rStyle w:val="OtherTok"/>
-        </w:rPr>
-        <w:t xml:space="preserve">[</w:t>
-      </w:r>
-      <w:r>
-        <w:br/>
-      </w:r>
-      <w:r>
-        <w:rPr>
-          <w:rStyle w:val="NormalTok"/>
-        </w:rPr>
-        <w:t xml:space="preserve">            </w:t>
-      </w:r>
-      <w:r>
-        <w:rPr>
-          <w:rStyle w:val="FunctionTok"/>
-        </w:rPr>
-        <w:t xml:space="preserve">{</w:t>
-      </w:r>
-      <w:r>
-        <w:br/>
-      </w:r>
-      <w:r>
-        <w:rPr>
-          <w:rStyle w:val="NormalTok"/>
-        </w:rPr>
-        <w:t xml:space="preserve">                </w:t>
-      </w:r>
-      <w:r>
-        <w:rPr>
-          <w:rStyle w:val="DataTypeTok"/>
-        </w:rPr>
-        <w:t xml:space="preserve">"id"</w:t>
-      </w:r>
-      <w:r>
-        <w:rPr>
-          <w:rStyle w:val="FunctionTok"/>
-        </w:rPr>
-        <w:t xml:space="preserve">:</w:t>
-      </w:r>
-      <w:r>
-        <w:rPr>
-          <w:rStyle w:val="NormalTok"/>
-        </w:rPr>
-        <w:t xml:space="preserve"> </w:t>
+        <w:t xml:space="preserve">"cf"</w:t>
+      </w:r>
+      <w:r>
+        <w:br/>
+      </w:r>
+      <w:r>
+        <w:rPr>
+          <w:rStyle w:val="NormalTok"/>
+        </w:rPr>
+        <w:t xml:space="preserve">        value: </w:t>
+      </w:r>
+      <w:r>
+        <w:rPr>
+          <w:rStyle w:val="StringTok"/>
+        </w:rPr>
+        <w:t xml:space="preserve">"air_temperature"</w:t>
+      </w:r>
+      <w:r>
+        <w:br/>
+      </w:r>
+      <w:r>
+        <w:rPr>
+          <w:rStyle w:val="NormalTok"/>
+        </w:rPr>
+        <w:t xml:space="preserve">      }</w:t>
+      </w:r>
+      <w:r>
+        <w:br/>
+      </w:r>
+      <w:r>
+        <w:rPr>
+          <w:rStyle w:val="NormalTok"/>
+        </w:rPr>
+        <w:t xml:space="preserve">    }</w:t>
+      </w:r>
+      <w:r>
+        <w:br/>
+      </w:r>
+      <w:r>
+        <w:rPr>
+          <w:rStyle w:val="NormalTok"/>
+        </w:rPr>
+        <w:t xml:space="preserve">    parameters {</w:t>
+      </w:r>
+      <w:r>
+        <w:br/>
+      </w:r>
+      <w:r>
+        <w:rPr>
+          <w:rStyle w:val="NormalTok"/>
+        </w:rPr>
+        <w:t xml:space="preserve">      longName: </w:t>
+      </w:r>
+      <w:r>
+        <w:rPr>
+          <w:rStyle w:val="StringTok"/>
+        </w:rPr>
+        <w:t xml:space="preserve">"Relative Humidity"</w:t>
+      </w:r>
+      <w:r>
+        <w:br/>
+      </w:r>
+      <w:r>
+        <w:rPr>
+          <w:rStyle w:val="NormalTok"/>
+        </w:rPr>
+        <w:t xml:space="preserve">      unit: </w:t>
+      </w:r>
+      <w:r>
+        <w:rPr>
+          <w:rStyle w:val="StringTok"/>
+        </w:rPr>
+        <w:t xml:space="preserve">"%"</w:t>
+      </w:r>
+      <w:r>
+        <w:br/>
+      </w:r>
+      <w:r>
+        <w:rPr>
+          <w:rStyle w:val="NormalTok"/>
+        </w:rPr>
+        <w:t xml:space="preserve">      device {</w:t>
+      </w:r>
+      <w:r>
+        <w:br/>
+      </w:r>
+      <w:r>
+        <w:rPr>
+          <w:rStyle w:val="NormalTok"/>
+        </w:rPr>
+        <w:t xml:space="preserve">        observerId: </w:t>
       </w:r>
       <w:r>
         <w:rPr>
@@ -15141,235 +13353,136 @@
         <w:t xml:space="preserve">1</w:t>
       </w:r>
       <w:r>
-        <w:rPr>
-          <w:rStyle w:val="FunctionTok"/>
-        </w:rPr>
-        <w:t xml:space="preserve">,</w:t>
-      </w:r>
-      <w:r>
-        <w:br/>
-      </w:r>
-      <w:r>
-        <w:rPr>
-          <w:rStyle w:val="NormalTok"/>
-        </w:rPr>
-        <w:t xml:space="preserve">                </w:t>
-      </w:r>
-      <w:r>
-        <w:rPr>
-          <w:rStyle w:val="DataTypeTok"/>
-        </w:rPr>
-        <w:t xml:space="preserve">"description"</w:t>
-      </w:r>
-      <w:r>
-        <w:rPr>
-          <w:rStyle w:val="FunctionTok"/>
-        </w:rPr>
-        <w:t xml:space="preserve">:</w:t>
-      </w:r>
-      <w:r>
-        <w:rPr>
-          <w:rStyle w:val="NormalTok"/>
-        </w:rPr>
-        <w:t xml:space="preserve"> </w:t>
+        <w:br/>
+      </w:r>
+      <w:r>
+        <w:rPr>
+          <w:rStyle w:val="NormalTok"/>
+        </w:rPr>
+        <w:t xml:space="preserve">      }</w:t>
+      </w:r>
+      <w:r>
+        <w:br/>
+      </w:r>
+      <w:r>
+        <w:rPr>
+          <w:rStyle w:val="NormalTok"/>
+        </w:rPr>
+        <w:t xml:space="preserve">      cellMethod: POINT</w:t>
+      </w:r>
+      <w:r>
+        <w:br/>
+      </w:r>
+      <w:r>
+        <w:rPr>
+          <w:rStyle w:val="NormalTok"/>
+        </w:rPr>
+        <w:t xml:space="preserve">      standardNames {</w:t>
+      </w:r>
+      <w:r>
+        <w:br/>
+      </w:r>
+      <w:r>
+        <w:rPr>
+          <w:rStyle w:val="NormalTok"/>
+        </w:rPr>
+        <w:t xml:space="preserve">        key: </w:t>
       </w:r>
       <w:r>
         <w:rPr>
           <w:rStyle w:val="StringTok"/>
         </w:rPr>
-        <w:t xml:space="preserve">"Weather parameters"</w:t>
-      </w:r>
-      <w:r>
-        <w:rPr>
-          <w:rStyle w:val="FunctionTok"/>
-        </w:rPr>
-        <w:t xml:space="preserve">,</w:t>
-      </w:r>
-      <w:r>
-        <w:br/>
-      </w:r>
-      <w:r>
-        <w:rPr>
-          <w:rStyle w:val="NormalTok"/>
-        </w:rPr>
-        <w:t xml:space="preserve">                </w:t>
-      </w:r>
-      <w:r>
-        <w:rPr>
-          <w:rStyle w:val="DataTypeTok"/>
-        </w:rPr>
-        <w:t xml:space="preserve">"parameters"</w:t>
-      </w:r>
-      <w:r>
-        <w:rPr>
-          <w:rStyle w:val="FunctionTok"/>
-        </w:rPr>
-        <w:t xml:space="preserve">:</w:t>
-      </w:r>
-      <w:r>
-        <w:rPr>
-          <w:rStyle w:val="NormalTok"/>
-        </w:rPr>
-        <w:t xml:space="preserve"> </w:t>
-      </w:r>
-      <w:r>
-        <w:rPr>
-          <w:rStyle w:val="OtherTok"/>
-        </w:rPr>
-        <w:t xml:space="preserve">[</w:t>
-      </w:r>
-      <w:r>
-        <w:br/>
-      </w:r>
-      <w:r>
-        <w:rPr>
-          <w:rStyle w:val="NormalTok"/>
-        </w:rPr>
-        <w:t xml:space="preserve">                    </w:t>
-      </w:r>
-      <w:r>
-        <w:rPr>
-          <w:rStyle w:val="FunctionTok"/>
-        </w:rPr>
-        <w:t xml:space="preserve">{</w:t>
-      </w:r>
-      <w:r>
-        <w:br/>
-      </w:r>
-      <w:r>
-        <w:rPr>
-          <w:rStyle w:val="NormalTok"/>
-        </w:rPr>
-        <w:t xml:space="preserve">                        </w:t>
-      </w:r>
-      <w:r>
-        <w:rPr>
-          <w:rStyle w:val="DataTypeTok"/>
-        </w:rPr>
-        <w:t xml:space="preserve">"longName"</w:t>
-      </w:r>
-      <w:r>
-        <w:rPr>
-          <w:rStyle w:val="FunctionTok"/>
-        </w:rPr>
-        <w:t xml:space="preserve">:</w:t>
-      </w:r>
-      <w:r>
-        <w:rPr>
-          <w:rStyle w:val="NormalTok"/>
-        </w:rPr>
-        <w:t xml:space="preserve"> </w:t>
+        <w:t xml:space="preserve">"cf"</w:t>
+      </w:r>
+      <w:r>
+        <w:br/>
+      </w:r>
+      <w:r>
+        <w:rPr>
+          <w:rStyle w:val="NormalTok"/>
+        </w:rPr>
+        <w:t xml:space="preserve">        value: </w:t>
       </w:r>
       <w:r>
         <w:rPr>
           <w:rStyle w:val="StringTok"/>
         </w:rPr>
-        <w:t xml:space="preserve">"Air Temperature"</w:t>
-      </w:r>
-      <w:r>
-        <w:rPr>
-          <w:rStyle w:val="FunctionTok"/>
-        </w:rPr>
-        <w:t xml:space="preserve">,</w:t>
-      </w:r>
-      <w:r>
-        <w:br/>
-      </w:r>
-      <w:r>
-        <w:rPr>
-          <w:rStyle w:val="NormalTok"/>
-        </w:rPr>
-        <w:t xml:space="preserve">                        </w:t>
-      </w:r>
-      <w:r>
-        <w:rPr>
-          <w:rStyle w:val="DataTypeTok"/>
-        </w:rPr>
-        <w:t xml:space="preserve">"unit"</w:t>
-      </w:r>
-      <w:r>
-        <w:rPr>
-          <w:rStyle w:val="FunctionTok"/>
-        </w:rPr>
-        <w:t xml:space="preserve">:</w:t>
-      </w:r>
-      <w:r>
-        <w:rPr>
-          <w:rStyle w:val="NormalTok"/>
-        </w:rPr>
-        <w:t xml:space="preserve"> </w:t>
+        <w:t xml:space="preserve">"relative_humidity"</w:t>
+      </w:r>
+      <w:r>
+        <w:br/>
+      </w:r>
+      <w:r>
+        <w:rPr>
+          <w:rStyle w:val="NormalTok"/>
+        </w:rPr>
+        <w:t xml:space="preserve">      }</w:t>
+      </w:r>
+      <w:r>
+        <w:br/>
+      </w:r>
+      <w:r>
+        <w:rPr>
+          <w:rStyle w:val="NormalTok"/>
+        </w:rPr>
+        <w:t xml:space="preserve">    }</w:t>
+      </w:r>
+      <w:r>
+        <w:br/>
+      </w:r>
+      <w:r>
+        <w:rPr>
+          <w:rStyle w:val="NormalTok"/>
+        </w:rPr>
+        <w:t xml:space="preserve">    parameters {</w:t>
+      </w:r>
+      <w:r>
+        <w:br/>
+      </w:r>
+      <w:r>
+        <w:rPr>
+          <w:rStyle w:val="NormalTok"/>
+        </w:rPr>
+        <w:t xml:space="preserve">      longName: </w:t>
       </w:r>
       <w:r>
         <w:rPr>
           <w:rStyle w:val="StringTok"/>
         </w:rPr>
-        <w:t xml:space="preserve">"degC"</w:t>
-      </w:r>
-      <w:r>
-        <w:rPr>
-          <w:rStyle w:val="FunctionTok"/>
-        </w:rPr>
-        <w:t xml:space="preserve">,</w:t>
-      </w:r>
-      <w:r>
-        <w:br/>
-      </w:r>
-      <w:r>
-        <w:rPr>
-          <w:rStyle w:val="NormalTok"/>
-        </w:rPr>
-        <w:t xml:space="preserve">                        </w:t>
-      </w:r>
-      <w:r>
-        <w:rPr>
-          <w:rStyle w:val="DataTypeTok"/>
-        </w:rPr>
-        <w:t xml:space="preserve">"device"</w:t>
-      </w:r>
-      <w:r>
-        <w:rPr>
-          <w:rStyle w:val="FunctionTok"/>
-        </w:rPr>
-        <w:t xml:space="preserve">:</w:t>
-      </w:r>
-      <w:r>
-        <w:rPr>
-          <w:rStyle w:val="NormalTok"/>
-        </w:rPr>
-        <w:t xml:space="preserve"> </w:t>
-      </w:r>
-      <w:r>
-        <w:rPr>
-          <w:rStyle w:val="FunctionTok"/>
-        </w:rPr>
-        <w:t xml:space="preserve">{</w:t>
-      </w:r>
-      <w:r>
-        <w:br/>
-      </w:r>
-      <w:r>
-        <w:rPr>
-          <w:rStyle w:val="NormalTok"/>
-        </w:rPr>
-        <w:t xml:space="preserve">                            </w:t>
-      </w:r>
-      <w:r>
-        <w:rPr>
-          <w:rStyle w:val="DataTypeTok"/>
-        </w:rPr>
-        <w:t xml:space="preserve">"observerId"</w:t>
-      </w:r>
-      <w:r>
-        <w:rPr>
-          <w:rStyle w:val="FunctionTok"/>
-        </w:rPr>
-        <w:t xml:space="preserve">:</w:t>
-      </w:r>
-      <w:r>
-        <w:rPr>
-          <w:rStyle w:val="NormalTok"/>
-        </w:rPr>
-        <w:t xml:space="preserve"> </w:t>
+        <w:t xml:space="preserve">"Barometric Pressure"</w:t>
+      </w:r>
+      <w:r>
+        <w:br/>
+      </w:r>
+      <w:r>
+        <w:rPr>
+          <w:rStyle w:val="NormalTok"/>
+        </w:rPr>
+        <w:t xml:space="preserve">      unit: </w:t>
+      </w:r>
+      <w:r>
+        <w:rPr>
+          <w:rStyle w:val="StringTok"/>
+        </w:rPr>
+        <w:t xml:space="preserve">"hPa"</w:t>
+      </w:r>
+      <w:r>
+        <w:br/>
+      </w:r>
+      <w:r>
+        <w:rPr>
+          <w:rStyle w:val="NormalTok"/>
+        </w:rPr>
+        <w:t xml:space="preserve">      device {</w:t>
+      </w:r>
+      <w:r>
+        <w:br/>
+      </w:r>
+      <w:r>
+        <w:rPr>
+          <w:rStyle w:val="NormalTok"/>
+        </w:rPr>
+        <w:t xml:space="preserve">        observerId: </w:t>
       </w:r>
       <w:r>
         <w:rPr>
@@ -15384,307 +13497,130 @@
         <w:rPr>
           <w:rStyle w:val="NormalTok"/>
         </w:rPr>
-        <w:t xml:space="preserve">                        </w:t>
-      </w:r>
-      <w:r>
-        <w:rPr>
-          <w:rStyle w:val="FunctionTok"/>
-        </w:rPr>
-        <w:t xml:space="preserve">},</w:t>
-      </w:r>
-      <w:r>
-        <w:br/>
-      </w:r>
-      <w:r>
-        <w:rPr>
-          <w:rStyle w:val="NormalTok"/>
-        </w:rPr>
-        <w:t xml:space="preserve">                        </w:t>
-      </w:r>
-      <w:r>
-        <w:rPr>
-          <w:rStyle w:val="DataTypeTok"/>
-        </w:rPr>
-        <w:t xml:space="preserve">"cellMethod"</w:t>
-      </w:r>
-      <w:r>
-        <w:rPr>
-          <w:rStyle w:val="FunctionTok"/>
-        </w:rPr>
-        <w:t xml:space="preserve">:</w:t>
-      </w:r>
-      <w:r>
-        <w:rPr>
-          <w:rStyle w:val="NormalTok"/>
-        </w:rPr>
-        <w:t xml:space="preserve"> </w:t>
+        <w:t xml:space="preserve">      }</w:t>
+      </w:r>
+      <w:r>
+        <w:br/>
+      </w:r>
+      <w:r>
+        <w:rPr>
+          <w:rStyle w:val="NormalTok"/>
+        </w:rPr>
+        <w:t xml:space="preserve">      cellMethod: POINT</w:t>
+      </w:r>
+      <w:r>
+        <w:br/>
+      </w:r>
+      <w:r>
+        <w:rPr>
+          <w:rStyle w:val="NormalTok"/>
+        </w:rPr>
+        <w:t xml:space="preserve">      standardNames {</w:t>
+      </w:r>
+      <w:r>
+        <w:br/>
+      </w:r>
+      <w:r>
+        <w:rPr>
+          <w:rStyle w:val="NormalTok"/>
+        </w:rPr>
+        <w:t xml:space="preserve">        key: </w:t>
       </w:r>
       <w:r>
         <w:rPr>
           <w:rStyle w:val="StringTok"/>
         </w:rPr>
-        <w:t xml:space="preserve">"POINT"</w:t>
-      </w:r>
-      <w:r>
-        <w:rPr>
-          <w:rStyle w:val="FunctionTok"/>
-        </w:rPr>
-        <w:t xml:space="preserve">,</w:t>
-      </w:r>
-      <w:r>
-        <w:br/>
-      </w:r>
-      <w:r>
-        <w:rPr>
-          <w:rStyle w:val="NormalTok"/>
-        </w:rPr>
-        <w:t xml:space="preserve">                        </w:t>
-      </w:r>
-      <w:r>
-        <w:rPr>
-          <w:rStyle w:val="DataTypeTok"/>
-        </w:rPr>
-        <w:t xml:space="preserve">"standardNames"</w:t>
-      </w:r>
-      <w:r>
-        <w:rPr>
-          <w:rStyle w:val="FunctionTok"/>
-        </w:rPr>
-        <w:t xml:space="preserve">:</w:t>
-      </w:r>
-      <w:r>
-        <w:rPr>
-          <w:rStyle w:val="NormalTok"/>
-        </w:rPr>
-        <w:t xml:space="preserve"> </w:t>
-      </w:r>
-      <w:r>
-        <w:rPr>
-          <w:rStyle w:val="FunctionTok"/>
-        </w:rPr>
-        <w:t xml:space="preserve">{</w:t>
-      </w:r>
-      <w:r>
-        <w:br/>
-      </w:r>
-      <w:r>
-        <w:rPr>
-          <w:rStyle w:val="NormalTok"/>
-        </w:rPr>
-        <w:t xml:space="preserve">                            </w:t>
-      </w:r>
-      <w:r>
-        <w:rPr>
-          <w:rStyle w:val="DataTypeTok"/>
-        </w:rPr>
         <w:t xml:space="preserve">"cf"</w:t>
       </w:r>
       <w:r>
-        <w:rPr>
-          <w:rStyle w:val="FunctionTok"/>
-        </w:rPr>
-        <w:t xml:space="preserve">:</w:t>
-      </w:r>
-      <w:r>
-        <w:rPr>
-          <w:rStyle w:val="NormalTok"/>
-        </w:rPr>
-        <w:t xml:space="preserve"> </w:t>
+        <w:br/>
+      </w:r>
+      <w:r>
+        <w:rPr>
+          <w:rStyle w:val="NormalTok"/>
+        </w:rPr>
+        <w:t xml:space="preserve">        value: </w:t>
       </w:r>
       <w:r>
         <w:rPr>
           <w:rStyle w:val="StringTok"/>
         </w:rPr>
-        <w:t xml:space="preserve">"air_temperature"</w:t>
-      </w:r>
-      <w:r>
-        <w:br/>
-      </w:r>
-      <w:r>
-        <w:rPr>
-          <w:rStyle w:val="NormalTok"/>
-        </w:rPr>
-        <w:t xml:space="preserve">                        </w:t>
-      </w:r>
-      <w:r>
-        <w:rPr>
-          <w:rStyle w:val="FunctionTok"/>
-        </w:rPr>
-        <w:t xml:space="preserve">}</w:t>
-      </w:r>
-      <w:r>
-        <w:br/>
-      </w:r>
-      <w:r>
-        <w:rPr>
-          <w:rStyle w:val="NormalTok"/>
-        </w:rPr>
-        <w:t xml:space="preserve">                    </w:t>
-      </w:r>
-      <w:r>
-        <w:rPr>
-          <w:rStyle w:val="FunctionTok"/>
-        </w:rPr>
-        <w:t xml:space="preserve">}</w:t>
-      </w:r>
-      <w:r>
-        <w:rPr>
-          <w:rStyle w:val="OtherTok"/>
-        </w:rPr>
-        <w:t xml:space="preserve">,</w:t>
-      </w:r>
-      <w:r>
-        <w:br/>
-      </w:r>
-      <w:r>
-        <w:rPr>
-          <w:rStyle w:val="NormalTok"/>
-        </w:rPr>
-        <w:t xml:space="preserve">                    </w:t>
-      </w:r>
-      <w:r>
-        <w:rPr>
-          <w:rStyle w:val="FunctionTok"/>
-        </w:rPr>
-        <w:t xml:space="preserve">{</w:t>
-      </w:r>
-      <w:r>
-        <w:br/>
-      </w:r>
-      <w:r>
-        <w:rPr>
-          <w:rStyle w:val="NormalTok"/>
-        </w:rPr>
-        <w:t xml:space="preserve">                        </w:t>
-      </w:r>
-      <w:r>
-        <w:rPr>
-          <w:rStyle w:val="DataTypeTok"/>
-        </w:rPr>
-        <w:t xml:space="preserve">"longName"</w:t>
-      </w:r>
-      <w:r>
-        <w:rPr>
-          <w:rStyle w:val="FunctionTok"/>
-        </w:rPr>
-        <w:t xml:space="preserve">:</w:t>
-      </w:r>
-      <w:r>
-        <w:rPr>
-          <w:rStyle w:val="NormalTok"/>
-        </w:rPr>
-        <w:t xml:space="preserve"> </w:t>
+        <w:t xml:space="preserve">"air_pressure"</w:t>
+      </w:r>
+      <w:r>
+        <w:br/>
+      </w:r>
+      <w:r>
+        <w:rPr>
+          <w:rStyle w:val="NormalTok"/>
+        </w:rPr>
+        <w:t xml:space="preserve">      }</w:t>
+      </w:r>
+      <w:r>
+        <w:br/>
+      </w:r>
+      <w:r>
+        <w:rPr>
+          <w:rStyle w:val="NormalTok"/>
+        </w:rPr>
+        <w:t xml:space="preserve">    }</w:t>
+      </w:r>
+      <w:r>
+        <w:br/>
+      </w:r>
+      <w:r>
+        <w:rPr>
+          <w:rStyle w:val="NormalTok"/>
+        </w:rPr>
+        <w:t xml:space="preserve">    parameters {</w:t>
+      </w:r>
+      <w:r>
+        <w:br/>
+      </w:r>
+      <w:r>
+        <w:rPr>
+          <w:rStyle w:val="NormalTok"/>
+        </w:rPr>
+        <w:t xml:space="preserve">      longName: </w:t>
       </w:r>
       <w:r>
         <w:rPr>
           <w:rStyle w:val="StringTok"/>
         </w:rPr>
-        <w:t xml:space="preserve">"Relative Humidity"</w:t>
-      </w:r>
-      <w:r>
-        <w:rPr>
-          <w:rStyle w:val="FunctionTok"/>
-        </w:rPr>
-        <w:t xml:space="preserve">,</w:t>
-      </w:r>
-      <w:r>
-        <w:br/>
-      </w:r>
-      <w:r>
-        <w:rPr>
-          <w:rStyle w:val="NormalTok"/>
-        </w:rPr>
-        <w:t xml:space="preserve">                        </w:t>
-      </w:r>
-      <w:r>
-        <w:rPr>
-          <w:rStyle w:val="DataTypeTok"/>
-        </w:rPr>
-        <w:t xml:space="preserve">"unit"</w:t>
-      </w:r>
-      <w:r>
-        <w:rPr>
-          <w:rStyle w:val="FunctionTok"/>
-        </w:rPr>
-        <w:t xml:space="preserve">:</w:t>
-      </w:r>
-      <w:r>
-        <w:rPr>
-          <w:rStyle w:val="NormalTok"/>
-        </w:rPr>
-        <w:t xml:space="preserve"> </w:t>
+        <w:t xml:space="preserve">"Wind Speed (10min mean)"</w:t>
+      </w:r>
+      <w:r>
+        <w:br/>
+      </w:r>
+      <w:r>
+        <w:rPr>
+          <w:rStyle w:val="NormalTok"/>
+        </w:rPr>
+        <w:t xml:space="preserve">      unit: </w:t>
       </w:r>
       <w:r>
         <w:rPr>
           <w:rStyle w:val="StringTok"/>
         </w:rPr>
-        <w:t xml:space="preserve">"percent"</w:t>
-      </w:r>
-      <w:r>
-        <w:rPr>
-          <w:rStyle w:val="FunctionTok"/>
-        </w:rPr>
-        <w:t xml:space="preserve">,</w:t>
-      </w:r>
-      <w:r>
-        <w:br/>
-      </w:r>
-      <w:r>
-        <w:rPr>
-          <w:rStyle w:val="NormalTok"/>
-        </w:rPr>
-        <w:t xml:space="preserve">                        </w:t>
-      </w:r>
-      <w:r>
-        <w:rPr>
-          <w:rStyle w:val="DataTypeTok"/>
-        </w:rPr>
-        <w:t xml:space="preserve">"device"</w:t>
-      </w:r>
-      <w:r>
-        <w:rPr>
-          <w:rStyle w:val="FunctionTok"/>
-        </w:rPr>
-        <w:t xml:space="preserve">:</w:t>
-      </w:r>
-      <w:r>
-        <w:rPr>
-          <w:rStyle w:val="NormalTok"/>
-        </w:rPr>
-        <w:t xml:space="preserve"> </w:t>
-      </w:r>
-      <w:r>
-        <w:rPr>
-          <w:rStyle w:val="FunctionTok"/>
-        </w:rPr>
-        <w:t xml:space="preserve">{</w:t>
-      </w:r>
-      <w:r>
-        <w:br/>
-      </w:r>
-      <w:r>
-        <w:rPr>
-          <w:rStyle w:val="NormalTok"/>
-        </w:rPr>
-        <w:t xml:space="preserve">                            </w:t>
-      </w:r>
-      <w:r>
-        <w:rPr>
-          <w:rStyle w:val="DataTypeTok"/>
-        </w:rPr>
-        <w:t xml:space="preserve">"observerId"</w:t>
-      </w:r>
-      <w:r>
-        <w:rPr>
-          <w:rStyle w:val="FunctionTok"/>
-        </w:rPr>
-        <w:t xml:space="preserve">:</w:t>
-      </w:r>
-      <w:r>
-        <w:rPr>
-          <w:rStyle w:val="NormalTok"/>
-        </w:rPr>
-        <w:t xml:space="preserve"> </w:t>
+        <w:t xml:space="preserve">"m/s"</w:t>
+      </w:r>
+      <w:r>
+        <w:br/>
+      </w:r>
+      <w:r>
+        <w:rPr>
+          <w:rStyle w:val="NormalTok"/>
+        </w:rPr>
+        <w:t xml:space="preserve">      device {</w:t>
+      </w:r>
+      <w:r>
+        <w:br/>
+      </w:r>
+      <w:r>
+        <w:rPr>
+          <w:rStyle w:val="NormalTok"/>
+        </w:rPr>
+        <w:t xml:space="preserve">        observerId: </w:t>
       </w:r>
       <w:r>
         <w:rPr>
@@ -15699,307 +13635,145 @@
         <w:rPr>
           <w:rStyle w:val="NormalTok"/>
         </w:rPr>
-        <w:t xml:space="preserve">                        </w:t>
-      </w:r>
-      <w:r>
-        <w:rPr>
-          <w:rStyle w:val="FunctionTok"/>
-        </w:rPr>
-        <w:t xml:space="preserve">},</w:t>
-      </w:r>
-      <w:r>
-        <w:br/>
-      </w:r>
-      <w:r>
-        <w:rPr>
-          <w:rStyle w:val="NormalTok"/>
-        </w:rPr>
-        <w:t xml:space="preserve">                        </w:t>
-      </w:r>
-      <w:r>
-        <w:rPr>
-          <w:rStyle w:val="DataTypeTok"/>
-        </w:rPr>
-        <w:t xml:space="preserve">"cellMethod"</w:t>
-      </w:r>
-      <w:r>
-        <w:rPr>
-          <w:rStyle w:val="FunctionTok"/>
-        </w:rPr>
-        <w:t xml:space="preserve">:</w:t>
-      </w:r>
-      <w:r>
-        <w:rPr>
-          <w:rStyle w:val="NormalTok"/>
-        </w:rPr>
-        <w:t xml:space="preserve"> </w:t>
+        <w:t xml:space="preserve">      }</w:t>
+      </w:r>
+      <w:r>
+        <w:br/>
+      </w:r>
+      <w:r>
+        <w:rPr>
+          <w:rStyle w:val="NormalTok"/>
+        </w:rPr>
+        <w:t xml:space="preserve">      cellMethod: MEAN</w:t>
+      </w:r>
+      <w:r>
+        <w:br/>
+      </w:r>
+      <w:r>
+        <w:rPr>
+          <w:rStyle w:val="NormalTok"/>
+        </w:rPr>
+        <w:t xml:space="preserve">      cellPeriodSeconds: </w:t>
+      </w:r>
+      <w:r>
+        <w:rPr>
+          <w:rStyle w:val="DecValTok"/>
+        </w:rPr>
+        <w:t xml:space="preserve">600</w:t>
+      </w:r>
+      <w:r>
+        <w:br/>
+      </w:r>
+      <w:r>
+        <w:rPr>
+          <w:rStyle w:val="NormalTok"/>
+        </w:rPr>
+        <w:t xml:space="preserve">      standardNames {</w:t>
+      </w:r>
+      <w:r>
+        <w:br/>
+      </w:r>
+      <w:r>
+        <w:rPr>
+          <w:rStyle w:val="NormalTok"/>
+        </w:rPr>
+        <w:t xml:space="preserve">        key: </w:t>
       </w:r>
       <w:r>
         <w:rPr>
           <w:rStyle w:val="StringTok"/>
         </w:rPr>
-        <w:t xml:space="preserve">"POINT"</w:t>
-      </w:r>
-      <w:r>
-        <w:rPr>
-          <w:rStyle w:val="FunctionTok"/>
-        </w:rPr>
-        <w:t xml:space="preserve">,</w:t>
-      </w:r>
-      <w:r>
-        <w:br/>
-      </w:r>
-      <w:r>
-        <w:rPr>
-          <w:rStyle w:val="NormalTok"/>
-        </w:rPr>
-        <w:t xml:space="preserve">                        </w:t>
-      </w:r>
-      <w:r>
-        <w:rPr>
-          <w:rStyle w:val="DataTypeTok"/>
-        </w:rPr>
-        <w:t xml:space="preserve">"standardNames"</w:t>
-      </w:r>
-      <w:r>
-        <w:rPr>
-          <w:rStyle w:val="FunctionTok"/>
-        </w:rPr>
-        <w:t xml:space="preserve">:</w:t>
-      </w:r>
-      <w:r>
-        <w:rPr>
-          <w:rStyle w:val="NormalTok"/>
-        </w:rPr>
-        <w:t xml:space="preserve"> </w:t>
-      </w:r>
-      <w:r>
-        <w:rPr>
-          <w:rStyle w:val="FunctionTok"/>
-        </w:rPr>
-        <w:t xml:space="preserve">{</w:t>
-      </w:r>
-      <w:r>
-        <w:br/>
-      </w:r>
-      <w:r>
-        <w:rPr>
-          <w:rStyle w:val="NormalTok"/>
-        </w:rPr>
-        <w:t xml:space="preserve">                            </w:t>
-      </w:r>
-      <w:r>
-        <w:rPr>
-          <w:rStyle w:val="DataTypeTok"/>
-        </w:rPr>
         <w:t xml:space="preserve">"cf"</w:t>
       </w:r>
       <w:r>
-        <w:rPr>
-          <w:rStyle w:val="FunctionTok"/>
-        </w:rPr>
-        <w:t xml:space="preserve">:</w:t>
-      </w:r>
-      <w:r>
-        <w:rPr>
-          <w:rStyle w:val="NormalTok"/>
-        </w:rPr>
-        <w:t xml:space="preserve"> </w:t>
+        <w:br/>
+      </w:r>
+      <w:r>
+        <w:rPr>
+          <w:rStyle w:val="NormalTok"/>
+        </w:rPr>
+        <w:t xml:space="preserve">        value: </w:t>
       </w:r>
       <w:r>
         <w:rPr>
           <w:rStyle w:val="StringTok"/>
         </w:rPr>
-        <w:t xml:space="preserve">"relative_humidity"</w:t>
-      </w:r>
-      <w:r>
-        <w:br/>
-      </w:r>
-      <w:r>
-        <w:rPr>
-          <w:rStyle w:val="NormalTok"/>
-        </w:rPr>
-        <w:t xml:space="preserve">                        </w:t>
-      </w:r>
-      <w:r>
-        <w:rPr>
-          <w:rStyle w:val="FunctionTok"/>
-        </w:rPr>
-        <w:t xml:space="preserve">}</w:t>
-      </w:r>
-      <w:r>
-        <w:br/>
-      </w:r>
-      <w:r>
-        <w:rPr>
-          <w:rStyle w:val="NormalTok"/>
-        </w:rPr>
-        <w:t xml:space="preserve">                    </w:t>
-      </w:r>
-      <w:r>
-        <w:rPr>
-          <w:rStyle w:val="FunctionTok"/>
-        </w:rPr>
-        <w:t xml:space="preserve">}</w:t>
-      </w:r>
-      <w:r>
-        <w:rPr>
-          <w:rStyle w:val="OtherTok"/>
-        </w:rPr>
-        <w:t xml:space="preserve">,</w:t>
-      </w:r>
-      <w:r>
-        <w:br/>
-      </w:r>
-      <w:r>
-        <w:rPr>
-          <w:rStyle w:val="NormalTok"/>
-        </w:rPr>
-        <w:t xml:space="preserve">                    </w:t>
-      </w:r>
-      <w:r>
-        <w:rPr>
-          <w:rStyle w:val="FunctionTok"/>
-        </w:rPr>
-        <w:t xml:space="preserve">{</w:t>
-      </w:r>
-      <w:r>
-        <w:br/>
-      </w:r>
-      <w:r>
-        <w:rPr>
-          <w:rStyle w:val="NormalTok"/>
-        </w:rPr>
-        <w:t xml:space="preserve">                        </w:t>
-      </w:r>
-      <w:r>
-        <w:rPr>
-          <w:rStyle w:val="DataTypeTok"/>
-        </w:rPr>
-        <w:t xml:space="preserve">"longName"</w:t>
-      </w:r>
-      <w:r>
-        <w:rPr>
-          <w:rStyle w:val="FunctionTok"/>
-        </w:rPr>
-        <w:t xml:space="preserve">:</w:t>
-      </w:r>
-      <w:r>
-        <w:rPr>
-          <w:rStyle w:val="NormalTok"/>
-        </w:rPr>
-        <w:t xml:space="preserve"> </w:t>
+        <w:t xml:space="preserve">"wind_speed"</w:t>
+      </w:r>
+      <w:r>
+        <w:br/>
+      </w:r>
+      <w:r>
+        <w:rPr>
+          <w:rStyle w:val="NormalTok"/>
+        </w:rPr>
+        <w:t xml:space="preserve">      }</w:t>
+      </w:r>
+      <w:r>
+        <w:br/>
+      </w:r>
+      <w:r>
+        <w:rPr>
+          <w:rStyle w:val="NormalTok"/>
+        </w:rPr>
+        <w:t xml:space="preserve">    }</w:t>
+      </w:r>
+      <w:r>
+        <w:br/>
+      </w:r>
+      <w:r>
+        <w:rPr>
+          <w:rStyle w:val="NormalTok"/>
+        </w:rPr>
+        <w:t xml:space="preserve">    parameters {</w:t>
+      </w:r>
+      <w:r>
+        <w:br/>
+      </w:r>
+      <w:r>
+        <w:rPr>
+          <w:rStyle w:val="NormalTok"/>
+        </w:rPr>
+        <w:t xml:space="preserve">      longName: </w:t>
       </w:r>
       <w:r>
         <w:rPr>
           <w:rStyle w:val="StringTok"/>
         </w:rPr>
-        <w:t xml:space="preserve">"Barometric Pressure"</w:t>
-      </w:r>
-      <w:r>
-        <w:rPr>
-          <w:rStyle w:val="FunctionTok"/>
-        </w:rPr>
-        <w:t xml:space="preserve">,</w:t>
-      </w:r>
-      <w:r>
-        <w:br/>
-      </w:r>
-      <w:r>
-        <w:rPr>
-          <w:rStyle w:val="NormalTok"/>
-        </w:rPr>
-        <w:t xml:space="preserve">                        </w:t>
-      </w:r>
-      <w:r>
-        <w:rPr>
-          <w:rStyle w:val="DataTypeTok"/>
-        </w:rPr>
-        <w:t xml:space="preserve">"unit"</w:t>
-      </w:r>
-      <w:r>
-        <w:rPr>
-          <w:rStyle w:val="FunctionTok"/>
-        </w:rPr>
-        <w:t xml:space="preserve">:</w:t>
-      </w:r>
-      <w:r>
-        <w:rPr>
-          <w:rStyle w:val="NormalTok"/>
-        </w:rPr>
-        <w:t xml:space="preserve"> </w:t>
+        <w:t xml:space="preserve">"Wind Direction (10min mean)"</w:t>
+      </w:r>
+      <w:r>
+        <w:br/>
+      </w:r>
+      <w:r>
+        <w:rPr>
+          <w:rStyle w:val="NormalTok"/>
+        </w:rPr>
+        <w:t xml:space="preserve">      unit: </w:t>
       </w:r>
       <w:r>
         <w:rPr>
           <w:rStyle w:val="StringTok"/>
         </w:rPr>
-        <w:t xml:space="preserve">"hPa"</w:t>
-      </w:r>
-      <w:r>
-        <w:rPr>
-          <w:rStyle w:val="FunctionTok"/>
-        </w:rPr>
-        <w:t xml:space="preserve">,</w:t>
-      </w:r>
-      <w:r>
-        <w:br/>
-      </w:r>
-      <w:r>
-        <w:rPr>
-          <w:rStyle w:val="NormalTok"/>
-        </w:rPr>
-        <w:t xml:space="preserve">                        </w:t>
-      </w:r>
-      <w:r>
-        <w:rPr>
-          <w:rStyle w:val="DataTypeTok"/>
-        </w:rPr>
-        <w:t xml:space="preserve">"device"</w:t>
-      </w:r>
-      <w:r>
-        <w:rPr>
-          <w:rStyle w:val="FunctionTok"/>
-        </w:rPr>
-        <w:t xml:space="preserve">:</w:t>
-      </w:r>
-      <w:r>
-        <w:rPr>
-          <w:rStyle w:val="NormalTok"/>
-        </w:rPr>
-        <w:t xml:space="preserve"> </w:t>
-      </w:r>
-      <w:r>
-        <w:rPr>
-          <w:rStyle w:val="FunctionTok"/>
-        </w:rPr>
-        <w:t xml:space="preserve">{</w:t>
-      </w:r>
-      <w:r>
-        <w:br/>
-      </w:r>
-      <w:r>
-        <w:rPr>
-          <w:rStyle w:val="NormalTok"/>
-        </w:rPr>
-        <w:t xml:space="preserve">                            </w:t>
-      </w:r>
-      <w:r>
-        <w:rPr>
-          <w:rStyle w:val="DataTypeTok"/>
-        </w:rPr>
-        <w:t xml:space="preserve">"observerId"</w:t>
-      </w:r>
-      <w:r>
-        <w:rPr>
-          <w:rStyle w:val="FunctionTok"/>
-        </w:rPr>
-        <w:t xml:space="preserve">:</w:t>
-      </w:r>
-      <w:r>
-        <w:rPr>
-          <w:rStyle w:val="NormalTok"/>
-        </w:rPr>
-        <w:t xml:space="preserve"> </w:t>
+        <w:t xml:space="preserve">"°"</w:t>
+      </w:r>
+      <w:r>
+        <w:br/>
+      </w:r>
+      <w:r>
+        <w:rPr>
+          <w:rStyle w:val="NormalTok"/>
+        </w:rPr>
+        <w:t xml:space="preserve">      device {</w:t>
+      </w:r>
+      <w:r>
+        <w:br/>
+      </w:r>
+      <w:r>
+        <w:rPr>
+          <w:rStyle w:val="NormalTok"/>
+        </w:rPr>
+        <w:t xml:space="preserve">        observerId: </w:t>
       </w:r>
       <w:r>
         <w:rPr>
@@ -16014,307 +13788,145 @@
         <w:rPr>
           <w:rStyle w:val="NormalTok"/>
         </w:rPr>
-        <w:t xml:space="preserve">                        </w:t>
-      </w:r>
-      <w:r>
-        <w:rPr>
-          <w:rStyle w:val="FunctionTok"/>
-        </w:rPr>
-        <w:t xml:space="preserve">},</w:t>
-      </w:r>
-      <w:r>
-        <w:br/>
-      </w:r>
-      <w:r>
-        <w:rPr>
-          <w:rStyle w:val="NormalTok"/>
-        </w:rPr>
-        <w:t xml:space="preserve">                        </w:t>
-      </w:r>
-      <w:r>
-        <w:rPr>
-          <w:rStyle w:val="DataTypeTok"/>
-        </w:rPr>
-        <w:t xml:space="preserve">"cellMethod"</w:t>
-      </w:r>
-      <w:r>
-        <w:rPr>
-          <w:rStyle w:val="FunctionTok"/>
-        </w:rPr>
-        <w:t xml:space="preserve">:</w:t>
-      </w:r>
-      <w:r>
-        <w:rPr>
-          <w:rStyle w:val="NormalTok"/>
-        </w:rPr>
-        <w:t xml:space="preserve"> </w:t>
+        <w:t xml:space="preserve">      }</w:t>
+      </w:r>
+      <w:r>
+        <w:br/>
+      </w:r>
+      <w:r>
+        <w:rPr>
+          <w:rStyle w:val="NormalTok"/>
+        </w:rPr>
+        <w:t xml:space="preserve">      cellMethod: MEAN</w:t>
+      </w:r>
+      <w:r>
+        <w:br/>
+      </w:r>
+      <w:r>
+        <w:rPr>
+          <w:rStyle w:val="NormalTok"/>
+        </w:rPr>
+        <w:t xml:space="preserve">      cellPeriodSeconds: </w:t>
+      </w:r>
+      <w:r>
+        <w:rPr>
+          <w:rStyle w:val="DecValTok"/>
+        </w:rPr>
+        <w:t xml:space="preserve">600</w:t>
+      </w:r>
+      <w:r>
+        <w:br/>
+      </w:r>
+      <w:r>
+        <w:rPr>
+          <w:rStyle w:val="NormalTok"/>
+        </w:rPr>
+        <w:t xml:space="preserve">      standardNames {</w:t>
+      </w:r>
+      <w:r>
+        <w:br/>
+      </w:r>
+      <w:r>
+        <w:rPr>
+          <w:rStyle w:val="NormalTok"/>
+        </w:rPr>
+        <w:t xml:space="preserve">        key: </w:t>
       </w:r>
       <w:r>
         <w:rPr>
           <w:rStyle w:val="StringTok"/>
         </w:rPr>
-        <w:t xml:space="preserve">"POINT"</w:t>
-      </w:r>
-      <w:r>
-        <w:rPr>
-          <w:rStyle w:val="FunctionTok"/>
-        </w:rPr>
-        <w:t xml:space="preserve">,</w:t>
-      </w:r>
-      <w:r>
-        <w:br/>
-      </w:r>
-      <w:r>
-        <w:rPr>
-          <w:rStyle w:val="NormalTok"/>
-        </w:rPr>
-        <w:t xml:space="preserve">                        </w:t>
-      </w:r>
-      <w:r>
-        <w:rPr>
-          <w:rStyle w:val="DataTypeTok"/>
-        </w:rPr>
-        <w:t xml:space="preserve">"standardNames"</w:t>
-      </w:r>
-      <w:r>
-        <w:rPr>
-          <w:rStyle w:val="FunctionTok"/>
-        </w:rPr>
-        <w:t xml:space="preserve">:</w:t>
-      </w:r>
-      <w:r>
-        <w:rPr>
-          <w:rStyle w:val="NormalTok"/>
-        </w:rPr>
-        <w:t xml:space="preserve"> </w:t>
-      </w:r>
-      <w:r>
-        <w:rPr>
-          <w:rStyle w:val="FunctionTok"/>
-        </w:rPr>
-        <w:t xml:space="preserve">{</w:t>
-      </w:r>
-      <w:r>
-        <w:br/>
-      </w:r>
-      <w:r>
-        <w:rPr>
-          <w:rStyle w:val="NormalTok"/>
-        </w:rPr>
-        <w:t xml:space="preserve">                            </w:t>
-      </w:r>
-      <w:r>
-        <w:rPr>
-          <w:rStyle w:val="DataTypeTok"/>
-        </w:rPr>
         <w:t xml:space="preserve">"cf"</w:t>
       </w:r>
       <w:r>
-        <w:rPr>
-          <w:rStyle w:val="FunctionTok"/>
-        </w:rPr>
-        <w:t xml:space="preserve">:</w:t>
-      </w:r>
-      <w:r>
-        <w:rPr>
-          <w:rStyle w:val="NormalTok"/>
-        </w:rPr>
-        <w:t xml:space="preserve"> </w:t>
+        <w:br/>
+      </w:r>
+      <w:r>
+        <w:rPr>
+          <w:rStyle w:val="NormalTok"/>
+        </w:rPr>
+        <w:t xml:space="preserve">        value: </w:t>
       </w:r>
       <w:r>
         <w:rPr>
           <w:rStyle w:val="StringTok"/>
         </w:rPr>
-        <w:t xml:space="preserve">"air_pressure"</w:t>
-      </w:r>
-      <w:r>
-        <w:br/>
-      </w:r>
-      <w:r>
-        <w:rPr>
-          <w:rStyle w:val="NormalTok"/>
-        </w:rPr>
-        <w:t xml:space="preserve">                        </w:t>
-      </w:r>
-      <w:r>
-        <w:rPr>
-          <w:rStyle w:val="FunctionTok"/>
-        </w:rPr>
-        <w:t xml:space="preserve">}</w:t>
-      </w:r>
-      <w:r>
-        <w:br/>
-      </w:r>
-      <w:r>
-        <w:rPr>
-          <w:rStyle w:val="NormalTok"/>
-        </w:rPr>
-        <w:t xml:space="preserve">                    </w:t>
-      </w:r>
-      <w:r>
-        <w:rPr>
-          <w:rStyle w:val="FunctionTok"/>
-        </w:rPr>
-        <w:t xml:space="preserve">}</w:t>
-      </w:r>
-      <w:r>
-        <w:rPr>
-          <w:rStyle w:val="OtherTok"/>
-        </w:rPr>
-        <w:t xml:space="preserve">,</w:t>
-      </w:r>
-      <w:r>
-        <w:br/>
-      </w:r>
-      <w:r>
-        <w:rPr>
-          <w:rStyle w:val="NormalTok"/>
-        </w:rPr>
-        <w:t xml:space="preserve">                    </w:t>
-      </w:r>
-      <w:r>
-        <w:rPr>
-          <w:rStyle w:val="FunctionTok"/>
-        </w:rPr>
-        <w:t xml:space="preserve">{</w:t>
-      </w:r>
-      <w:r>
-        <w:br/>
-      </w:r>
-      <w:r>
-        <w:rPr>
-          <w:rStyle w:val="NormalTok"/>
-        </w:rPr>
-        <w:t xml:space="preserve">                        </w:t>
-      </w:r>
-      <w:r>
-        <w:rPr>
-          <w:rStyle w:val="DataTypeTok"/>
-        </w:rPr>
-        <w:t xml:space="preserve">"longName"</w:t>
-      </w:r>
-      <w:r>
-        <w:rPr>
-          <w:rStyle w:val="FunctionTok"/>
-        </w:rPr>
-        <w:t xml:space="preserve">:</w:t>
-      </w:r>
-      <w:r>
-        <w:rPr>
-          <w:rStyle w:val="NormalTok"/>
-        </w:rPr>
-        <w:t xml:space="preserve"> </w:t>
+        <w:t xml:space="preserve">"wind_from_direction"</w:t>
+      </w:r>
+      <w:r>
+        <w:br/>
+      </w:r>
+      <w:r>
+        <w:rPr>
+          <w:rStyle w:val="NormalTok"/>
+        </w:rPr>
+        <w:t xml:space="preserve">      }</w:t>
+      </w:r>
+      <w:r>
+        <w:br/>
+      </w:r>
+      <w:r>
+        <w:rPr>
+          <w:rStyle w:val="NormalTok"/>
+        </w:rPr>
+        <w:t xml:space="preserve">    }</w:t>
+      </w:r>
+      <w:r>
+        <w:br/>
+      </w:r>
+      <w:r>
+        <w:rPr>
+          <w:rStyle w:val="NormalTok"/>
+        </w:rPr>
+        <w:t xml:space="preserve">    parameters {</w:t>
+      </w:r>
+      <w:r>
+        <w:br/>
+      </w:r>
+      <w:r>
+        <w:rPr>
+          <w:rStyle w:val="NormalTok"/>
+        </w:rPr>
+        <w:t xml:space="preserve">      longName: </w:t>
       </w:r>
       <w:r>
         <w:rPr>
           <w:rStyle w:val="StringTok"/>
         </w:rPr>
-        <w:t xml:space="preserve">"Wind Speed (10min mean)"</w:t>
-      </w:r>
-      <w:r>
-        <w:rPr>
-          <w:rStyle w:val="FunctionTok"/>
-        </w:rPr>
-        <w:t xml:space="preserve">,</w:t>
-      </w:r>
-      <w:r>
-        <w:br/>
-      </w:r>
-      <w:r>
-        <w:rPr>
-          <w:rStyle w:val="NormalTok"/>
-        </w:rPr>
-        <w:t xml:space="preserve">                        </w:t>
-      </w:r>
-      <w:r>
-        <w:rPr>
-          <w:rStyle w:val="DataTypeTok"/>
-        </w:rPr>
-        <w:t xml:space="preserve">"unit"</w:t>
-      </w:r>
-      <w:r>
-        <w:rPr>
-          <w:rStyle w:val="FunctionTok"/>
-        </w:rPr>
-        <w:t xml:space="preserve">:</w:t>
-      </w:r>
-      <w:r>
-        <w:rPr>
-          <w:rStyle w:val="NormalTok"/>
-        </w:rPr>
-        <w:t xml:space="preserve"> </w:t>
+        <w:t xml:space="preserve">"Precipitation"</w:t>
+      </w:r>
+      <w:r>
+        <w:br/>
+      </w:r>
+      <w:r>
+        <w:rPr>
+          <w:rStyle w:val="NormalTok"/>
+        </w:rPr>
+        <w:t xml:space="preserve">      unit: </w:t>
       </w:r>
       <w:r>
         <w:rPr>
           <w:rStyle w:val="StringTok"/>
         </w:rPr>
-        <w:t xml:space="preserve">"m_s-1"</w:t>
-      </w:r>
-      <w:r>
-        <w:rPr>
-          <w:rStyle w:val="FunctionTok"/>
-        </w:rPr>
-        <w:t xml:space="preserve">,</w:t>
-      </w:r>
-      <w:r>
-        <w:br/>
-      </w:r>
-      <w:r>
-        <w:rPr>
-          <w:rStyle w:val="NormalTok"/>
-        </w:rPr>
-        <w:t xml:space="preserve">                        </w:t>
-      </w:r>
-      <w:r>
-        <w:rPr>
-          <w:rStyle w:val="DataTypeTok"/>
-        </w:rPr>
-        <w:t xml:space="preserve">"device"</w:t>
-      </w:r>
-      <w:r>
-        <w:rPr>
-          <w:rStyle w:val="FunctionTok"/>
-        </w:rPr>
-        <w:t xml:space="preserve">:</w:t>
-      </w:r>
-      <w:r>
-        <w:rPr>
-          <w:rStyle w:val="NormalTok"/>
-        </w:rPr>
-        <w:t xml:space="preserve"> </w:t>
-      </w:r>
-      <w:r>
-        <w:rPr>
-          <w:rStyle w:val="FunctionTok"/>
-        </w:rPr>
-        <w:t xml:space="preserve">{</w:t>
-      </w:r>
-      <w:r>
-        <w:br/>
-      </w:r>
-      <w:r>
-        <w:rPr>
-          <w:rStyle w:val="NormalTok"/>
-        </w:rPr>
-        <w:t xml:space="preserve">                            </w:t>
-      </w:r>
-      <w:r>
-        <w:rPr>
-          <w:rStyle w:val="DataTypeTok"/>
-        </w:rPr>
-        <w:t xml:space="preserve">"observerId"</w:t>
-      </w:r>
-      <w:r>
-        <w:rPr>
-          <w:rStyle w:val="FunctionTok"/>
-        </w:rPr>
-        <w:t xml:space="preserve">:</w:t>
-      </w:r>
-      <w:r>
-        <w:rPr>
-          <w:rStyle w:val="NormalTok"/>
-        </w:rPr>
-        <w:t xml:space="preserve"> </w:t>
+        <w:t xml:space="preserve">"mm"</w:t>
+      </w:r>
+      <w:r>
+        <w:br/>
+      </w:r>
+      <w:r>
+        <w:rPr>
+          <w:rStyle w:val="NormalTok"/>
+        </w:rPr>
+        <w:t xml:space="preserve">      device {</w:t>
+      </w:r>
+      <w:r>
+        <w:br/>
+      </w:r>
+      <w:r>
+        <w:rPr>
+          <w:rStyle w:val="NormalTok"/>
+        </w:rPr>
+        <w:t xml:space="preserve">        observerId: </w:t>
       </w:r>
       <w:r>
         <w:rPr>
@@ -16329,981 +13941,480 @@
         <w:rPr>
           <w:rStyle w:val="NormalTok"/>
         </w:rPr>
-        <w:t xml:space="preserve">                        </w:t>
-      </w:r>
-      <w:r>
-        <w:rPr>
-          <w:rStyle w:val="FunctionTok"/>
-        </w:rPr>
-        <w:t xml:space="preserve">},</w:t>
-      </w:r>
-      <w:r>
-        <w:br/>
-      </w:r>
-      <w:r>
-        <w:rPr>
-          <w:rStyle w:val="NormalTok"/>
-        </w:rPr>
-        <w:t xml:space="preserve">                        </w:t>
-      </w:r>
-      <w:r>
-        <w:rPr>
-          <w:rStyle w:val="DataTypeTok"/>
-        </w:rPr>
-        <w:t xml:space="preserve">"cellMethod"</w:t>
-      </w:r>
-      <w:r>
-        <w:rPr>
-          <w:rStyle w:val="FunctionTok"/>
-        </w:rPr>
-        <w:t xml:space="preserve">:</w:t>
-      </w:r>
-      <w:r>
-        <w:rPr>
-          <w:rStyle w:val="NormalTok"/>
-        </w:rPr>
-        <w:t xml:space="preserve"> </w:t>
+        <w:t xml:space="preserve">      }</w:t>
+      </w:r>
+      <w:r>
+        <w:br/>
+      </w:r>
+      <w:r>
+        <w:rPr>
+          <w:rStyle w:val="NormalTok"/>
+        </w:rPr>
+        <w:t xml:space="preserve">      cellMethod: SUM</w:t>
+      </w:r>
+      <w:r>
+        <w:br/>
+      </w:r>
+      <w:r>
+        <w:rPr>
+          <w:rStyle w:val="NormalTok"/>
+        </w:rPr>
+        <w:t xml:space="preserve">      cellPeriodSeconds: </w:t>
+      </w:r>
+      <w:r>
+        <w:rPr>
+          <w:rStyle w:val="DecValTok"/>
+        </w:rPr>
+        <w:t xml:space="preserve">600</w:t>
+      </w:r>
+      <w:r>
+        <w:br/>
+      </w:r>
+      <w:r>
+        <w:rPr>
+          <w:rStyle w:val="NormalTok"/>
+        </w:rPr>
+        <w:t xml:space="preserve">      standardNames {</w:t>
+      </w:r>
+      <w:r>
+        <w:br/>
+      </w:r>
+      <w:r>
+        <w:rPr>
+          <w:rStyle w:val="NormalTok"/>
+        </w:rPr>
+        <w:t xml:space="preserve">        key: </w:t>
       </w:r>
       <w:r>
         <w:rPr>
           <w:rStyle w:val="StringTok"/>
         </w:rPr>
-        <w:t xml:space="preserve">"MEAN"</w:t>
-      </w:r>
-      <w:r>
-        <w:rPr>
-          <w:rStyle w:val="FunctionTok"/>
-        </w:rPr>
-        <w:t xml:space="preserve">,</w:t>
-      </w:r>
-      <w:r>
-        <w:br/>
-      </w:r>
-      <w:r>
-        <w:rPr>
-          <w:rStyle w:val="NormalTok"/>
-        </w:rPr>
-        <w:t xml:space="preserve">                        </w:t>
-      </w:r>
-      <w:r>
-        <w:rPr>
-          <w:rStyle w:val="DataTypeTok"/>
-        </w:rPr>
-        <w:t xml:space="preserve">"cellPeriodSeconds"</w:t>
-      </w:r>
-      <w:r>
-        <w:rPr>
-          <w:rStyle w:val="FunctionTok"/>
-        </w:rPr>
-        <w:t xml:space="preserve">:</w:t>
-      </w:r>
-      <w:r>
-        <w:rPr>
-          <w:rStyle w:val="NormalTok"/>
-        </w:rPr>
-        <w:t xml:space="preserve"> </w:t>
+        <w:t xml:space="preserve">"cf"</w:t>
+      </w:r>
+      <w:r>
+        <w:br/>
+      </w:r>
+      <w:r>
+        <w:rPr>
+          <w:rStyle w:val="NormalTok"/>
+        </w:rPr>
+        <w:t xml:space="preserve">        value: </w:t>
+      </w:r>
+      <w:r>
+        <w:rPr>
+          <w:rStyle w:val="StringTok"/>
+        </w:rPr>
+        <w:t xml:space="preserve">"precipitation_amount"</w:t>
+      </w:r>
+      <w:r>
+        <w:br/>
+      </w:r>
+      <w:r>
+        <w:rPr>
+          <w:rStyle w:val="NormalTok"/>
+        </w:rPr>
+        <w:t xml:space="preserve">      }</w:t>
+      </w:r>
+      <w:r>
+        <w:br/>
+      </w:r>
+      <w:r>
+        <w:rPr>
+          <w:rStyle w:val="NormalTok"/>
+        </w:rPr>
+        <w:t xml:space="preserve">    }</w:t>
+      </w:r>
+      <w:r>
+        <w:br/>
+      </w:r>
+      <w:r>
+        <w:rPr>
+          <w:rStyle w:val="NormalTok"/>
+        </w:rPr>
+        <w:t xml:space="preserve">  }</w:t>
+      </w:r>
+      <w:r>
+        <w:br/>
+      </w:r>
+      <w:r>
+        <w:rPr>
+          <w:rStyle w:val="NormalTok"/>
+        </w:rPr>
+        <w:t xml:space="preserve">  parameterDefinitions {</w:t>
+      </w:r>
+      <w:r>
+        <w:br/>
+      </w:r>
+      <w:r>
+        <w:rPr>
+          <w:rStyle w:val="NormalTok"/>
+        </w:rPr>
+        <w:t xml:space="preserve">    id: </w:t>
       </w:r>
       <w:r>
         <w:rPr>
           <w:rStyle w:val="DecValTok"/>
         </w:rPr>
-        <w:t xml:space="preserve">600</w:t>
-      </w:r>
-      <w:r>
-        <w:rPr>
-          <w:rStyle w:val="FunctionTok"/>
-        </w:rPr>
-        <w:t xml:space="preserve">,</w:t>
-      </w:r>
-      <w:r>
-        <w:br/>
-      </w:r>
-      <w:r>
-        <w:rPr>
-          <w:rStyle w:val="NormalTok"/>
-        </w:rPr>
-        <w:t xml:space="preserve">                        </w:t>
-      </w:r>
-      <w:r>
-        <w:rPr>
-          <w:rStyle w:val="DataTypeTok"/>
-        </w:rPr>
-        <w:t xml:space="preserve">"standardNames"</w:t>
-      </w:r>
-      <w:r>
-        <w:rPr>
-          <w:rStyle w:val="FunctionTok"/>
-        </w:rPr>
-        <w:t xml:space="preserve">:</w:t>
-      </w:r>
-      <w:r>
-        <w:rPr>
-          <w:rStyle w:val="NormalTok"/>
-        </w:rPr>
-        <w:t xml:space="preserve"> </w:t>
-      </w:r>
-      <w:r>
-        <w:rPr>
-          <w:rStyle w:val="FunctionTok"/>
-        </w:rPr>
-        <w:t xml:space="preserve">{</w:t>
-      </w:r>
-      <w:r>
-        <w:br/>
-      </w:r>
-      <w:r>
-        <w:rPr>
-          <w:rStyle w:val="NormalTok"/>
-        </w:rPr>
-        <w:t xml:space="preserve">                            </w:t>
-      </w:r>
-      <w:r>
-        <w:rPr>
-          <w:rStyle w:val="DataTypeTok"/>
+        <w:t xml:space="preserve">2</w:t>
+      </w:r>
+      <w:r>
+        <w:br/>
+      </w:r>
+      <w:r>
+        <w:rPr>
+          <w:rStyle w:val="NormalTok"/>
+        </w:rPr>
+        <w:t xml:space="preserve">    description: </w:t>
+      </w:r>
+      <w:r>
+        <w:rPr>
+          <w:rStyle w:val="StringTok"/>
+        </w:rPr>
+        <w:t xml:space="preserve">"Internal logger parameters"</w:t>
+      </w:r>
+      <w:r>
+        <w:br/>
+      </w:r>
+      <w:r>
+        <w:rPr>
+          <w:rStyle w:val="NormalTok"/>
+        </w:rPr>
+        <w:t xml:space="preserve">    parameters {</w:t>
+      </w:r>
+      <w:r>
+        <w:br/>
+      </w:r>
+      <w:r>
+        <w:rPr>
+          <w:rStyle w:val="NormalTok"/>
+        </w:rPr>
+        <w:t xml:space="preserve">      longName: </w:t>
+      </w:r>
+      <w:r>
+        <w:rPr>
+          <w:rStyle w:val="StringTok"/>
+        </w:rPr>
+        <w:t xml:space="preserve">"Battery Voltage"</w:t>
+      </w:r>
+      <w:r>
+        <w:br/>
+      </w:r>
+      <w:r>
+        <w:rPr>
+          <w:rStyle w:val="NormalTok"/>
+        </w:rPr>
+        <w:t xml:space="preserve">      unit: </w:t>
+      </w:r>
+      <w:r>
+        <w:rPr>
+          <w:rStyle w:val="StringTok"/>
+        </w:rPr>
+        <w:t xml:space="preserve">"V"</w:t>
+      </w:r>
+      <w:r>
+        <w:br/>
+      </w:r>
+      <w:r>
+        <w:rPr>
+          <w:rStyle w:val="NormalTok"/>
+        </w:rPr>
+        <w:t xml:space="preserve">      device {</w:t>
+      </w:r>
+      <w:r>
+        <w:br/>
+      </w:r>
+      <w:r>
+        <w:rPr>
+          <w:rStyle w:val="NormalTok"/>
+        </w:rPr>
+        <w:t xml:space="preserve">        node {}</w:t>
+      </w:r>
+      <w:r>
+        <w:br/>
+      </w:r>
+      <w:r>
+        <w:rPr>
+          <w:rStyle w:val="NormalTok"/>
+        </w:rPr>
+        <w:t xml:space="preserve">      }</w:t>
+      </w:r>
+      <w:r>
+        <w:br/>
+      </w:r>
+      <w:r>
+        <w:rPr>
+          <w:rStyle w:val="NormalTok"/>
+        </w:rPr>
+        <w:t xml:space="preserve">      cellMethod: POINT</w:t>
+      </w:r>
+      <w:r>
+        <w:br/>
+      </w:r>
+      <w:r>
+        <w:rPr>
+          <w:rStyle w:val="NormalTok"/>
+        </w:rPr>
+        <w:t xml:space="preserve">      cellPeriodSeconds: </w:t>
+      </w:r>
+      <w:r>
+        <w:rPr>
+          <w:rStyle w:val="DecValTok"/>
+        </w:rPr>
+        <w:t xml:space="preserve">0</w:t>
+      </w:r>
+      <w:r>
+        <w:br/>
+      </w:r>
+      <w:r>
+        <w:rPr>
+          <w:rStyle w:val="NormalTok"/>
+        </w:rPr>
+        <w:t xml:space="preserve">    }</w:t>
+      </w:r>
+      <w:r>
+        <w:br/>
+      </w:r>
+      <w:r>
+        <w:rPr>
+          <w:rStyle w:val="NormalTok"/>
+        </w:rPr>
+        <w:t xml:space="preserve">    parameters {</w:t>
+      </w:r>
+      <w:r>
+        <w:br/>
+      </w:r>
+      <w:r>
+        <w:rPr>
+          <w:rStyle w:val="NormalTok"/>
+        </w:rPr>
+        <w:t xml:space="preserve">      longName: </w:t>
+      </w:r>
+      <w:r>
+        <w:rPr>
+          <w:rStyle w:val="StringTok"/>
+        </w:rPr>
+        <w:t xml:space="preserve">"Solar Panel Voltage"</w:t>
+      </w:r>
+      <w:r>
+        <w:br/>
+      </w:r>
+      <w:r>
+        <w:rPr>
+          <w:rStyle w:val="NormalTok"/>
+        </w:rPr>
+        <w:t xml:space="preserve">      unit: </w:t>
+      </w:r>
+      <w:r>
+        <w:rPr>
+          <w:rStyle w:val="StringTok"/>
+        </w:rPr>
+        <w:t xml:space="preserve">"V"</w:t>
+      </w:r>
+      <w:r>
+        <w:br/>
+      </w:r>
+      <w:r>
+        <w:rPr>
+          <w:rStyle w:val="NormalTok"/>
+        </w:rPr>
+        <w:t xml:space="preserve">      device {</w:t>
+      </w:r>
+      <w:r>
+        <w:br/>
+      </w:r>
+      <w:r>
+        <w:rPr>
+          <w:rStyle w:val="NormalTok"/>
+        </w:rPr>
+        <w:t xml:space="preserve">        node {}</w:t>
+      </w:r>
+      <w:r>
+        <w:br/>
+      </w:r>
+      <w:r>
+        <w:rPr>
+          <w:rStyle w:val="NormalTok"/>
+        </w:rPr>
+        <w:t xml:space="preserve">      }</w:t>
+      </w:r>
+      <w:r>
+        <w:br/>
+      </w:r>
+      <w:r>
+        <w:rPr>
+          <w:rStyle w:val="NormalTok"/>
+        </w:rPr>
+        <w:t xml:space="preserve">      cellMethod: POINT</w:t>
+      </w:r>
+      <w:r>
+        <w:br/>
+      </w:r>
+      <w:r>
+        <w:rPr>
+          <w:rStyle w:val="NormalTok"/>
+        </w:rPr>
+        <w:t xml:space="preserve">      cellPeriodSeconds: </w:t>
+      </w:r>
+      <w:r>
+        <w:rPr>
+          <w:rStyle w:val="DecValTok"/>
+        </w:rPr>
+        <w:t xml:space="preserve">0</w:t>
+      </w:r>
+      <w:r>
+        <w:br/>
+      </w:r>
+      <w:r>
+        <w:rPr>
+          <w:rStyle w:val="NormalTok"/>
+        </w:rPr>
+        <w:t xml:space="preserve">    }</w:t>
+      </w:r>
+      <w:r>
+        <w:br/>
+      </w:r>
+      <w:r>
+        <w:rPr>
+          <w:rStyle w:val="NormalTok"/>
+        </w:rPr>
+        <w:t xml:space="preserve">    parameters {</w:t>
+      </w:r>
+      <w:r>
+        <w:br/>
+      </w:r>
+      <w:r>
+        <w:rPr>
+          <w:rStyle w:val="NormalTok"/>
+        </w:rPr>
+        <w:t xml:space="preserve">      longName: </w:t>
+      </w:r>
+      <w:r>
+        <w:rPr>
+          <w:rStyle w:val="StringTok"/>
+        </w:rPr>
+        <w:t xml:space="preserve">"Internal Logger Temperature"</w:t>
+      </w:r>
+      <w:r>
+        <w:br/>
+      </w:r>
+      <w:r>
+        <w:rPr>
+          <w:rStyle w:val="NormalTok"/>
+        </w:rPr>
+        <w:t xml:space="preserve">      unit: </w:t>
+      </w:r>
+      <w:r>
+        <w:rPr>
+          <w:rStyle w:val="StringTok"/>
+        </w:rPr>
+        <w:t xml:space="preserve">"°C"</w:t>
+      </w:r>
+      <w:r>
+        <w:br/>
+      </w:r>
+      <w:r>
+        <w:rPr>
+          <w:rStyle w:val="NormalTok"/>
+        </w:rPr>
+        <w:t xml:space="preserve">      device {</w:t>
+      </w:r>
+      <w:r>
+        <w:br/>
+      </w:r>
+      <w:r>
+        <w:rPr>
+          <w:rStyle w:val="NormalTok"/>
+        </w:rPr>
+        <w:t xml:space="preserve">        node {}</w:t>
+      </w:r>
+      <w:r>
+        <w:br/>
+      </w:r>
+      <w:r>
+        <w:rPr>
+          <w:rStyle w:val="NormalTok"/>
+        </w:rPr>
+        <w:t xml:space="preserve">      }</w:t>
+      </w:r>
+      <w:r>
+        <w:br/>
+      </w:r>
+      <w:r>
+        <w:rPr>
+          <w:rStyle w:val="NormalTok"/>
+        </w:rPr>
+        <w:t xml:space="preserve">      cellMethod: POINT</w:t>
+      </w:r>
+      <w:r>
+        <w:br/>
+      </w:r>
+      <w:r>
+        <w:rPr>
+          <w:rStyle w:val="NormalTok"/>
+        </w:rPr>
+        <w:t xml:space="preserve">      cellPeriodSeconds: </w:t>
+      </w:r>
+      <w:r>
+        <w:rPr>
+          <w:rStyle w:val="DecValTok"/>
+        </w:rPr>
+        <w:t xml:space="preserve">0</w:t>
+      </w:r>
+      <w:r>
+        <w:br/>
+      </w:r>
+      <w:r>
+        <w:rPr>
+          <w:rStyle w:val="NormalTok"/>
+        </w:rPr>
+        <w:t xml:space="preserve">    }</w:t>
+      </w:r>
+      <w:r>
+        <w:br/>
+      </w:r>
+      <w:r>
+        <w:rPr>
+          <w:rStyle w:val="NormalTok"/>
+        </w:rPr>
+        <w:t xml:space="preserve">  }</w:t>
+      </w:r>
+      <w:r>
+        <w:br/>
+      </w:r>
+      <w:r>
+        <w:rPr>
+          <w:rStyle w:val="NormalTok"/>
+        </w:rPr>
+        <w:t xml:space="preserve">  namespaces {</w:t>
+      </w:r>
+      <w:r>
+        <w:br/>
+      </w:r>
+      <w:r>
+        <w:rPr>
+          <w:rStyle w:val="NormalTok"/>
+        </w:rPr>
+        <w:t xml:space="preserve">    key: </w:t>
+      </w:r>
+      <w:r>
+        <w:rPr>
+          <w:rStyle w:val="StringTok"/>
         </w:rPr>
         <w:t xml:space="preserve">"cf"</w:t>
       </w:r>
       <w:r>
-        <w:rPr>
-          <w:rStyle w:val="FunctionTok"/>
-        </w:rPr>
-        <w:t xml:space="preserve">:</w:t>
-      </w:r>
-      <w:r>
-        <w:rPr>
-          <w:rStyle w:val="NormalTok"/>
-        </w:rPr>
-        <w:t xml:space="preserve"> </w:t>
+        <w:br/>
+      </w:r>
+      <w:r>
+        <w:rPr>
+          <w:rStyle w:val="NormalTok"/>
+        </w:rPr>
+        <w:t xml:space="preserve">    value: </w:t>
       </w:r>
       <w:r>
         <w:rPr>
           <w:rStyle w:val="StringTok"/>
         </w:rPr>
-        <w:t xml:space="preserve">"wind_speed"</w:t>
-      </w:r>
-      <w:r>
-        <w:br/>
-      </w:r>
-      <w:r>
-        <w:rPr>
-          <w:rStyle w:val="NormalTok"/>
-        </w:rPr>
-        <w:t xml:space="preserve">                        </w:t>
-      </w:r>
-      <w:r>
-        <w:rPr>
-          <w:rStyle w:val="FunctionTok"/>
-        </w:rPr>
-        <w:t xml:space="preserve">}</w:t>
-      </w:r>
-      <w:r>
-        <w:br/>
-      </w:r>
-      <w:r>
-        <w:rPr>
-          <w:rStyle w:val="NormalTok"/>
-        </w:rPr>
-        <w:t xml:space="preserve">                    </w:t>
-      </w:r>
-      <w:r>
-        <w:rPr>
-          <w:rStyle w:val="FunctionTok"/>
-        </w:rPr>
-        <w:t xml:space="preserve">}</w:t>
-      </w:r>
-      <w:r>
-        <w:rPr>
-          <w:rStyle w:val="OtherTok"/>
-        </w:rPr>
-        <w:t xml:space="preserve">,</w:t>
-      </w:r>
-      <w:r>
-        <w:br/>
-      </w:r>
-      <w:r>
-        <w:rPr>
-          <w:rStyle w:val="NormalTok"/>
-        </w:rPr>
-        <w:t xml:space="preserve">                    </w:t>
-      </w:r>
-      <w:r>
-        <w:rPr>
-          <w:rStyle w:val="FunctionTok"/>
-        </w:rPr>
-        <w:t xml:space="preserve">{</w:t>
-      </w:r>
-      <w:r>
-        <w:br/>
-      </w:r>
-      <w:r>
-        <w:rPr>
-          <w:rStyle w:val="NormalTok"/>
-        </w:rPr>
-        <w:t xml:space="preserve">                        </w:t>
-      </w:r>
-      <w:r>
-        <w:rPr>
-          <w:rStyle w:val="DataTypeTok"/>
-        </w:rPr>
-        <w:t xml:space="preserve">"longName"</w:t>
-      </w:r>
-      <w:r>
-        <w:rPr>
-          <w:rStyle w:val="FunctionTok"/>
-        </w:rPr>
-        <w:t xml:space="preserve">:</w:t>
-      </w:r>
-      <w:r>
-        <w:rPr>
-          <w:rStyle w:val="NormalTok"/>
-        </w:rPr>
-        <w:t xml:space="preserve"> </w:t>
-      </w:r>
-      <w:r>
-        <w:rPr>
-          <w:rStyle w:val="StringTok"/>
-        </w:rPr>
-        <w:t xml:space="preserve">"Wind Direction (10min mean)"</w:t>
-      </w:r>
-      <w:r>
-        <w:rPr>
-          <w:rStyle w:val="FunctionTok"/>
-        </w:rPr>
-        <w:t xml:space="preserve">,</w:t>
-      </w:r>
-      <w:r>
-        <w:br/>
-      </w:r>
-      <w:r>
-        <w:rPr>
-          <w:rStyle w:val="NormalTok"/>
-        </w:rPr>
-        <w:t xml:space="preserve">                        </w:t>
-      </w:r>
-      <w:r>
-        <w:rPr>
-          <w:rStyle w:val="DataTypeTok"/>
-        </w:rPr>
-        <w:t xml:space="preserve">"unit"</w:t>
-      </w:r>
-      <w:r>
-        <w:rPr>
-          <w:rStyle w:val="FunctionTok"/>
-        </w:rPr>
-        <w:t xml:space="preserve">:</w:t>
-      </w:r>
-      <w:r>
-        <w:rPr>
-          <w:rStyle w:val="NormalTok"/>
-        </w:rPr>
-        <w:t xml:space="preserve"> </w:t>
-      </w:r>
-      <w:r>
-        <w:rPr>
-          <w:rStyle w:val="StringTok"/>
-        </w:rPr>
-        <w:t xml:space="preserve">"degrees_true"</w:t>
-      </w:r>
-      <w:r>
-        <w:rPr>
-          <w:rStyle w:val="FunctionTok"/>
-        </w:rPr>
-        <w:t xml:space="preserve">,</w:t>
-      </w:r>
-      <w:r>
-        <w:br/>
-      </w:r>
-      <w:r>
-        <w:rPr>
-          <w:rStyle w:val="NormalTok"/>
-        </w:rPr>
-        <w:t xml:space="preserve">                        </w:t>
-      </w:r>
-      <w:r>
-        <w:rPr>
-          <w:rStyle w:val="DataTypeTok"/>
-        </w:rPr>
-        <w:t xml:space="preserve">"device"</w:t>
-      </w:r>
-      <w:r>
-        <w:rPr>
-          <w:rStyle w:val="FunctionTok"/>
-        </w:rPr>
-        <w:t xml:space="preserve">:</w:t>
-      </w:r>
-      <w:r>
-        <w:rPr>
-          <w:rStyle w:val="NormalTok"/>
-        </w:rPr>
-        <w:t xml:space="preserve"> </w:t>
-      </w:r>
-      <w:r>
-        <w:rPr>
-          <w:rStyle w:val="FunctionTok"/>
-        </w:rPr>
-        <w:t xml:space="preserve">{</w:t>
-      </w:r>
-      <w:r>
-        <w:br/>
-      </w:r>
-      <w:r>
-        <w:rPr>
-          <w:rStyle w:val="NormalTok"/>
-        </w:rPr>
-        <w:t xml:space="preserve">                            </w:t>
-      </w:r>
-      <w:r>
-        <w:rPr>
-          <w:rStyle w:val="DataTypeTok"/>
-        </w:rPr>
-        <w:t xml:space="preserve">"observerId"</w:t>
-      </w:r>
-      <w:r>
-        <w:rPr>
-          <w:rStyle w:val="FunctionTok"/>
-        </w:rPr>
-        <w:t xml:space="preserve">:</w:t>
-      </w:r>
-      <w:r>
-        <w:rPr>
-          <w:rStyle w:val="NormalTok"/>
-        </w:rPr>
-        <w:t xml:space="preserve"> </w:t>
-      </w:r>
-      <w:r>
-        <w:rPr>
-          <w:rStyle w:val="DecValTok"/>
-        </w:rPr>
-        <w:t xml:space="preserve">1</w:t>
-      </w:r>
-      <w:r>
-        <w:br/>
-      </w:r>
-      <w:r>
-        <w:rPr>
-          <w:rStyle w:val="NormalTok"/>
-        </w:rPr>
-        <w:t xml:space="preserve">                        </w:t>
-      </w:r>
-      <w:r>
-        <w:rPr>
-          <w:rStyle w:val="FunctionTok"/>
-        </w:rPr>
-        <w:t xml:space="preserve">},</w:t>
-      </w:r>
-      <w:r>
-        <w:br/>
-      </w:r>
-      <w:r>
-        <w:rPr>
-          <w:rStyle w:val="NormalTok"/>
-        </w:rPr>
-        <w:t xml:space="preserve">                        </w:t>
-      </w:r>
-      <w:r>
-        <w:rPr>
-          <w:rStyle w:val="DataTypeTok"/>
-        </w:rPr>
-        <w:t xml:space="preserve">"cellMethod"</w:t>
-      </w:r>
-      <w:r>
-        <w:rPr>
-          <w:rStyle w:val="FunctionTok"/>
-        </w:rPr>
-        <w:t xml:space="preserve">:</w:t>
-      </w:r>
-      <w:r>
-        <w:rPr>
-          <w:rStyle w:val="NormalTok"/>
-        </w:rPr>
-        <w:t xml:space="preserve"> </w:t>
-      </w:r>
-      <w:r>
-        <w:rPr>
-          <w:rStyle w:val="StringTok"/>
-        </w:rPr>
-        <w:t xml:space="preserve">"MEAN"</w:t>
-      </w:r>
-      <w:r>
-        <w:rPr>
-          <w:rStyle w:val="FunctionTok"/>
-        </w:rPr>
-        <w:t xml:space="preserve">,</w:t>
-      </w:r>
-      <w:r>
-        <w:br/>
-      </w:r>
-      <w:r>
-        <w:rPr>
-          <w:rStyle w:val="NormalTok"/>
-        </w:rPr>
-        <w:t xml:space="preserve">                        </w:t>
-      </w:r>
-      <w:r>
-        <w:rPr>
-          <w:rStyle w:val="DataTypeTok"/>
-        </w:rPr>
-        <w:t xml:space="preserve">"cellPeriodSeconds"</w:t>
-      </w:r>
-      <w:r>
-        <w:rPr>
-          <w:rStyle w:val="FunctionTok"/>
-        </w:rPr>
-        <w:t xml:space="preserve">:</w:t>
-      </w:r>
-      <w:r>
-        <w:rPr>
-          <w:rStyle w:val="NormalTok"/>
-        </w:rPr>
-        <w:t xml:space="preserve"> </w:t>
-      </w:r>
-      <w:r>
-        <w:rPr>
-          <w:rStyle w:val="DecValTok"/>
-        </w:rPr>
-        <w:t xml:space="preserve">600</w:t>
-      </w:r>
-      <w:r>
-        <w:rPr>
-          <w:rStyle w:val="FunctionTok"/>
-        </w:rPr>
-        <w:t xml:space="preserve">,</w:t>
-      </w:r>
-      <w:r>
-        <w:br/>
-      </w:r>
-      <w:r>
-        <w:rPr>
-          <w:rStyle w:val="NormalTok"/>
-        </w:rPr>
-        <w:t xml:space="preserve">                        </w:t>
-      </w:r>
-      <w:r>
-        <w:rPr>
-          <w:rStyle w:val="DataTypeTok"/>
-        </w:rPr>
-        <w:t xml:space="preserve">"standardNames"</w:t>
-      </w:r>
-      <w:r>
-        <w:rPr>
-          <w:rStyle w:val="FunctionTok"/>
-        </w:rPr>
-        <w:t xml:space="preserve">:</w:t>
-      </w:r>
-      <w:r>
-        <w:rPr>
-          <w:rStyle w:val="NormalTok"/>
-        </w:rPr>
-        <w:t xml:space="preserve"> </w:t>
-      </w:r>
-      <w:r>
-        <w:rPr>
-          <w:rStyle w:val="FunctionTok"/>
-        </w:rPr>
-        <w:t xml:space="preserve">{</w:t>
-      </w:r>
-      <w:r>
-        <w:br/>
-      </w:r>
-      <w:r>
-        <w:rPr>
-          <w:rStyle w:val="NormalTok"/>
-        </w:rPr>
-        <w:t xml:space="preserve">                            </w:t>
-      </w:r>
-      <w:r>
-        <w:rPr>
-          <w:rStyle w:val="DataTypeTok"/>
-        </w:rPr>
-        <w:t xml:space="preserve">"cf"</w:t>
-      </w:r>
-      <w:r>
-        <w:rPr>
-          <w:rStyle w:val="FunctionTok"/>
-        </w:rPr>
-        <w:t xml:space="preserve">:</w:t>
-      </w:r>
-      <w:r>
-        <w:rPr>
-          <w:rStyle w:val="NormalTok"/>
-        </w:rPr>
-        <w:t xml:space="preserve"> </w:t>
-      </w:r>
-      <w:r>
-        <w:rPr>
-          <w:rStyle w:val="StringTok"/>
-        </w:rPr>
-        <w:t xml:space="preserve">"wind_from_direction"</w:t>
-      </w:r>
-      <w:r>
-        <w:br/>
-      </w:r>
-      <w:r>
-        <w:rPr>
-          <w:rStyle w:val="NormalTok"/>
-        </w:rPr>
-        <w:t xml:space="preserve">                        </w:t>
-      </w:r>
-      <w:r>
-        <w:rPr>
-          <w:rStyle w:val="FunctionTok"/>
-        </w:rPr>
-        <w:t xml:space="preserve">}</w:t>
-      </w:r>
-      <w:r>
-        <w:br/>
-      </w:r>
-      <w:r>
-        <w:rPr>
-          <w:rStyle w:val="NormalTok"/>
-        </w:rPr>
-        <w:t xml:space="preserve">                    </w:t>
-      </w:r>
-      <w:r>
-        <w:rPr>
-          <w:rStyle w:val="FunctionTok"/>
-        </w:rPr>
-        <w:t xml:space="preserve">}</w:t>
-      </w:r>
-      <w:r>
-        <w:rPr>
-          <w:rStyle w:val="OtherTok"/>
-        </w:rPr>
-        <w:t xml:space="preserve">,</w:t>
-      </w:r>
-      <w:r>
-        <w:br/>
-      </w:r>
-      <w:r>
-        <w:rPr>
-          <w:rStyle w:val="NormalTok"/>
-        </w:rPr>
-        <w:t xml:space="preserve">                    </w:t>
-      </w:r>
-      <w:r>
-        <w:rPr>
-          <w:rStyle w:val="FunctionTok"/>
-        </w:rPr>
-        <w:t xml:space="preserve">{</w:t>
-      </w:r>
-      <w:r>
-        <w:br/>
-      </w:r>
-      <w:r>
-        <w:rPr>
-          <w:rStyle w:val="NormalTok"/>
-        </w:rPr>
-        <w:t xml:space="preserve">                        </w:t>
-      </w:r>
-      <w:r>
-        <w:rPr>
-          <w:rStyle w:val="DataTypeTok"/>
-        </w:rPr>
-        <w:t xml:space="preserve">"longName"</w:t>
-      </w:r>
-      <w:r>
-        <w:rPr>
-          <w:rStyle w:val="FunctionTok"/>
-        </w:rPr>
-        <w:t xml:space="preserve">:</w:t>
-      </w:r>
-      <w:r>
-        <w:rPr>
-          <w:rStyle w:val="NormalTok"/>
-        </w:rPr>
-        <w:t xml:space="preserve"> </w:t>
-      </w:r>
-      <w:r>
-        <w:rPr>
-          <w:rStyle w:val="StringTok"/>
-        </w:rPr>
-        <w:t xml:space="preserve">"Precipitation"</w:t>
-      </w:r>
-      <w:r>
-        <w:rPr>
-          <w:rStyle w:val="FunctionTok"/>
-        </w:rPr>
-        <w:t xml:space="preserve">,</w:t>
-      </w:r>
-      <w:r>
-        <w:br/>
-      </w:r>
-      <w:r>
-        <w:rPr>
-          <w:rStyle w:val="NormalTok"/>
-        </w:rPr>
-        <w:t xml:space="preserve">                        </w:t>
-      </w:r>
-      <w:r>
-        <w:rPr>
-          <w:rStyle w:val="DataTypeTok"/>
-        </w:rPr>
-        <w:t xml:space="preserve">"unit"</w:t>
-      </w:r>
-      <w:r>
-        <w:rPr>
-          <w:rStyle w:val="FunctionTok"/>
-        </w:rPr>
-        <w:t xml:space="preserve">:</w:t>
-      </w:r>
-      <w:r>
-        <w:rPr>
-          <w:rStyle w:val="NormalTok"/>
-        </w:rPr>
-        <w:t xml:space="preserve"> </w:t>
-      </w:r>
-      <w:r>
-        <w:rPr>
-          <w:rStyle w:val="StringTok"/>
-        </w:rPr>
-        <w:t xml:space="preserve">"mm"</w:t>
-      </w:r>
-      <w:r>
-        <w:rPr>
-          <w:rStyle w:val="FunctionTok"/>
-        </w:rPr>
-        <w:t xml:space="preserve">,</w:t>
-      </w:r>
-      <w:r>
-        <w:br/>
-      </w:r>
-      <w:r>
-        <w:rPr>
-          <w:rStyle w:val="NormalTok"/>
-        </w:rPr>
-        <w:t xml:space="preserve">                        </w:t>
-      </w:r>
-      <w:r>
-        <w:rPr>
-          <w:rStyle w:val="DataTypeTok"/>
-        </w:rPr>
-        <w:t xml:space="preserve">"device"</w:t>
-      </w:r>
-      <w:r>
-        <w:rPr>
-          <w:rStyle w:val="FunctionTok"/>
-        </w:rPr>
-        <w:t xml:space="preserve">:</w:t>
-      </w:r>
-      <w:r>
-        <w:rPr>
-          <w:rStyle w:val="NormalTok"/>
-        </w:rPr>
-        <w:t xml:space="preserve"> </w:t>
-      </w:r>
-      <w:r>
-        <w:rPr>
-          <w:rStyle w:val="FunctionTok"/>
-        </w:rPr>
-        <w:t xml:space="preserve">{</w:t>
-      </w:r>
-      <w:r>
-        <w:br/>
-      </w:r>
-      <w:r>
-        <w:rPr>
-          <w:rStyle w:val="NormalTok"/>
-        </w:rPr>
-        <w:t xml:space="preserve">                            </w:t>
-      </w:r>
-      <w:r>
-        <w:rPr>
-          <w:rStyle w:val="DataTypeTok"/>
-        </w:rPr>
-        <w:t xml:space="preserve">"observerId"</w:t>
-      </w:r>
-      <w:r>
-        <w:rPr>
-          <w:rStyle w:val="FunctionTok"/>
-        </w:rPr>
-        <w:t xml:space="preserve">:</w:t>
-      </w:r>
-      <w:r>
-        <w:rPr>
-          <w:rStyle w:val="NormalTok"/>
-        </w:rPr>
-        <w:t xml:space="preserve"> </w:t>
-      </w:r>
-      <w:r>
-        <w:rPr>
-          <w:rStyle w:val="DecValTok"/>
-        </w:rPr>
-        <w:t xml:space="preserve">1</w:t>
-      </w:r>
-      <w:r>
-        <w:br/>
-      </w:r>
-      <w:r>
-        <w:rPr>
-          <w:rStyle w:val="NormalTok"/>
-        </w:rPr>
-        <w:t xml:space="preserve">                        </w:t>
-      </w:r>
-      <w:r>
-        <w:rPr>
-          <w:rStyle w:val="FunctionTok"/>
-        </w:rPr>
-        <w:t xml:space="preserve">},</w:t>
-      </w:r>
-      <w:r>
-        <w:br/>
-      </w:r>
-      <w:r>
-        <w:rPr>
-          <w:rStyle w:val="NormalTok"/>
-        </w:rPr>
-        <w:t xml:space="preserve">                        </w:t>
-      </w:r>
-      <w:r>
-        <w:rPr>
-          <w:rStyle w:val="DataTypeTok"/>
-        </w:rPr>
-        <w:t xml:space="preserve">"cellMethod"</w:t>
-      </w:r>
-      <w:r>
-        <w:rPr>
-          <w:rStyle w:val="FunctionTok"/>
-        </w:rPr>
-        <w:t xml:space="preserve">:</w:t>
-      </w:r>
-      <w:r>
-        <w:rPr>
-          <w:rStyle w:val="NormalTok"/>
-        </w:rPr>
-        <w:t xml:space="preserve"> </w:t>
-      </w:r>
-      <w:r>
-        <w:rPr>
-          <w:rStyle w:val="StringTok"/>
-        </w:rPr>
-        <w:t xml:space="preserve">"SUM"</w:t>
-      </w:r>
-      <w:r>
-        <w:rPr>
-          <w:rStyle w:val="FunctionTok"/>
-        </w:rPr>
-        <w:t xml:space="preserve">,</w:t>
-      </w:r>
-      <w:r>
-        <w:br/>
-      </w:r>
-      <w:r>
-        <w:rPr>
-          <w:rStyle w:val="NormalTok"/>
-        </w:rPr>
-        <w:t xml:space="preserve">                        </w:t>
-      </w:r>
-      <w:r>
-        <w:rPr>
-          <w:rStyle w:val="DataTypeTok"/>
-        </w:rPr>
-        <w:t xml:space="preserve">"cellPeriodSeconds"</w:t>
-      </w:r>
-      <w:r>
-        <w:rPr>
-          <w:rStyle w:val="FunctionTok"/>
-        </w:rPr>
-        <w:t xml:space="preserve">:</w:t>
-      </w:r>
-      <w:r>
-        <w:rPr>
-          <w:rStyle w:val="NormalTok"/>
-        </w:rPr>
-        <w:t xml:space="preserve"> </w:t>
-      </w:r>
-      <w:r>
-        <w:rPr>
-          <w:rStyle w:val="DecValTok"/>
-        </w:rPr>
-        <w:t xml:space="preserve">600</w:t>
-      </w:r>
-      <w:r>
-        <w:rPr>
-          <w:rStyle w:val="FunctionTok"/>
-        </w:rPr>
-        <w:t xml:space="preserve">,</w:t>
-      </w:r>
-      <w:r>
-        <w:br/>
-      </w:r>
-      <w:r>
-        <w:rPr>
-          <w:rStyle w:val="NormalTok"/>
-        </w:rPr>
-        <w:t xml:space="preserve">                        </w:t>
-      </w:r>
-      <w:r>
-        <w:rPr>
-          <w:rStyle w:val="DataTypeTok"/>
-        </w:rPr>
-        <w:t xml:space="preserve">"standardNames"</w:t>
-      </w:r>
-      <w:r>
-        <w:rPr>
-          <w:rStyle w:val="FunctionTok"/>
-        </w:rPr>
-        <w:t xml:space="preserve">:</w:t>
-      </w:r>
-      <w:r>
-        <w:rPr>
-          <w:rStyle w:val="NormalTok"/>
-        </w:rPr>
-        <w:t xml:space="preserve"> </w:t>
-      </w:r>
-      <w:r>
-        <w:rPr>
-          <w:rStyle w:val="FunctionTok"/>
-        </w:rPr>
-        <w:t xml:space="preserve">{</w:t>
-      </w:r>
-      <w:r>
-        <w:br/>
-      </w:r>
-      <w:r>
-        <w:rPr>
-          <w:rStyle w:val="NormalTok"/>
-        </w:rPr>
-        <w:t xml:space="preserve">                            </w:t>
-      </w:r>
-      <w:r>
-        <w:rPr>
-          <w:rStyle w:val="DataTypeTok"/>
-        </w:rPr>
-        <w:t xml:space="preserve">"cf"</w:t>
-      </w:r>
-      <w:r>
-        <w:rPr>
-          <w:rStyle w:val="FunctionTok"/>
-        </w:rPr>
-        <w:t xml:space="preserve">:</w:t>
-      </w:r>
-      <w:r>
-        <w:rPr>
-          <w:rStyle w:val="NormalTok"/>
-        </w:rPr>
-        <w:t xml:space="preserve"> </w:t>
-      </w:r>
-      <w:r>
-        <w:rPr>
-          <w:rStyle w:val="StringTok"/>
-        </w:rPr>
-        <w:t xml:space="preserve">"precipitation_amount"</w:t>
-      </w:r>
-      <w:r>
-        <w:br/>
-      </w:r>
-      <w:r>
-        <w:rPr>
-          <w:rStyle w:val="NormalTok"/>
-        </w:rPr>
-        <w:t xml:space="preserve">                        </w:t>
-      </w:r>
-      <w:r>
-        <w:rPr>
-          <w:rStyle w:val="FunctionTok"/>
-        </w:rPr>
-        <w:t xml:space="preserve">}</w:t>
-      </w:r>
-      <w:r>
-        <w:br/>
-      </w:r>
-      <w:r>
-        <w:rPr>
-          <w:rStyle w:val="NormalTok"/>
-        </w:rPr>
-        <w:t xml:space="preserve">                    </w:t>
-      </w:r>
-      <w:r>
-        <w:rPr>
-          <w:rStyle w:val="FunctionTok"/>
-        </w:rPr>
-        <w:t xml:space="preserve">}</w:t>
-      </w:r>
-      <w:r>
-        <w:br/>
-      </w:r>
-      <w:r>
-        <w:rPr>
-          <w:rStyle w:val="NormalTok"/>
-        </w:rPr>
-        <w:t xml:space="preserve">                </w:t>
-      </w:r>
-      <w:r>
-        <w:rPr>
-          <w:rStyle w:val="OtherTok"/>
-        </w:rPr>
-        <w:t xml:space="preserve">]</w:t>
-      </w:r>
-      <w:r>
-        <w:rPr>
-          <w:rStyle w:val="FunctionTok"/>
-        </w:rPr>
-        <w:t xml:space="preserve">,</w:t>
-      </w:r>
-      <w:r>
-        <w:br/>
-      </w:r>
-      <w:r>
-        <w:rPr>
-          <w:rStyle w:val="NormalTok"/>
-        </w:rPr>
-        <w:t xml:space="preserve">                </w:t>
-      </w:r>
-      <w:r>
-        <w:rPr>
-          <w:rStyle w:val="DataTypeTok"/>
-        </w:rPr>
-        <w:t xml:space="preserve">"namespaces"</w:t>
-      </w:r>
-      <w:r>
-        <w:rPr>
-          <w:rStyle w:val="FunctionTok"/>
-        </w:rPr>
-        <w:t xml:space="preserve">:</w:t>
-      </w:r>
-      <w:r>
-        <w:rPr>
-          <w:rStyle w:val="NormalTok"/>
-        </w:rPr>
-        <w:t xml:space="preserve"> </w:t>
-      </w:r>
-      <w:r>
-        <w:rPr>
-          <w:rStyle w:val="FunctionTok"/>
-        </w:rPr>
-        <w:t xml:space="preserve">{</w:t>
-      </w:r>
-      <w:r>
-        <w:br/>
-      </w:r>
-      <w:r>
-        <w:rPr>
-          <w:rStyle w:val="NormalTok"/>
-        </w:rPr>
-        <w:t xml:space="preserve">                    </w:t>
-      </w:r>
-      <w:r>
-        <w:rPr>
-          <w:rStyle w:val="DataTypeTok"/>
-        </w:rPr>
-        <w:t xml:space="preserve">"cf"</w:t>
-      </w:r>
-      <w:r>
-        <w:rPr>
-          <w:rStyle w:val="FunctionTok"/>
-        </w:rPr>
-        <w:t xml:space="preserve">:</w:t>
-      </w:r>
-      <w:r>
-        <w:rPr>
-          <w:rStyle w:val="NormalTok"/>
-        </w:rPr>
-        <w:t xml:space="preserve"> </w:t>
-      </w:r>
-      <w:r>
-        <w:rPr>
-          <w:rStyle w:val="StringTok"/>
-        </w:rPr>
         <w:t xml:space="preserve">"https://vocab.nerc.ac.uk/standard_name/"</w:t>
       </w:r>
       <w:r>
@@ -17313,1022 +14424,14 @@
         <w:rPr>
           <w:rStyle w:val="NormalTok"/>
         </w:rPr>
-        <w:t xml:space="preserve">                </w:t>
-      </w:r>
-      <w:r>
-        <w:rPr>
-          <w:rStyle w:val="FunctionTok"/>
-        </w:rPr>
-        <w:t xml:space="preserve">}</w:t>
-      </w:r>
-      <w:r>
-        <w:br/>
-      </w:r>
-      <w:r>
-        <w:rPr>
-          <w:rStyle w:val="NormalTok"/>
-        </w:rPr>
-        <w:t xml:space="preserve">            </w:t>
-      </w:r>
-      <w:r>
-        <w:rPr>
-          <w:rStyle w:val="FunctionTok"/>
-        </w:rPr>
-        <w:t xml:space="preserve">}</w:t>
-      </w:r>
-      <w:r>
-        <w:rPr>
-          <w:rStyle w:val="OtherTok"/>
-        </w:rPr>
-        <w:t xml:space="preserve">,</w:t>
-      </w:r>
-      <w:r>
-        <w:br/>
-      </w:r>
-      <w:r>
-        <w:rPr>
-          <w:rStyle w:val="NormalTok"/>
-        </w:rPr>
-        <w:t xml:space="preserve">            </w:t>
-      </w:r>
-      <w:r>
-        <w:rPr>
-          <w:rStyle w:val="FunctionTok"/>
-        </w:rPr>
-        <w:t xml:space="preserve">{</w:t>
-      </w:r>
-      <w:r>
-        <w:br/>
-      </w:r>
-      <w:r>
-        <w:rPr>
-          <w:rStyle w:val="NormalTok"/>
-        </w:rPr>
-        <w:t xml:space="preserve">                </w:t>
-      </w:r>
-      <w:r>
-        <w:rPr>
-          <w:rStyle w:val="DataTypeTok"/>
-        </w:rPr>
-        <w:t xml:space="preserve">"id"</w:t>
-      </w:r>
-      <w:r>
-        <w:rPr>
-          <w:rStyle w:val="FunctionTok"/>
-        </w:rPr>
-        <w:t xml:space="preserve">:</w:t>
-      </w:r>
-      <w:r>
-        <w:rPr>
-          <w:rStyle w:val="NormalTok"/>
-        </w:rPr>
-        <w:t xml:space="preserve"> </w:t>
-      </w:r>
-      <w:r>
-        <w:rPr>
-          <w:rStyle w:val="DecValTok"/>
-        </w:rPr>
-        <w:t xml:space="preserve">2</w:t>
-      </w:r>
-      <w:r>
-        <w:rPr>
-          <w:rStyle w:val="FunctionTok"/>
-        </w:rPr>
-        <w:t xml:space="preserve">,</w:t>
-      </w:r>
-      <w:r>
-        <w:br/>
-      </w:r>
-      <w:r>
-        <w:rPr>
-          <w:rStyle w:val="NormalTok"/>
-        </w:rPr>
-        <w:t xml:space="preserve">                </w:t>
-      </w:r>
-      <w:r>
-        <w:rPr>
-          <w:rStyle w:val="DataTypeTok"/>
-        </w:rPr>
-        <w:t xml:space="preserve">"description"</w:t>
-      </w:r>
-      <w:r>
-        <w:rPr>
-          <w:rStyle w:val="FunctionTok"/>
-        </w:rPr>
-        <w:t xml:space="preserve">:</w:t>
-      </w:r>
-      <w:r>
-        <w:rPr>
-          <w:rStyle w:val="NormalTok"/>
-        </w:rPr>
-        <w:t xml:space="preserve"> </w:t>
-      </w:r>
-      <w:r>
-        <w:rPr>
-          <w:rStyle w:val="StringTok"/>
-        </w:rPr>
-        <w:t xml:space="preserve">"Internal logger parameters"</w:t>
-      </w:r>
-      <w:r>
-        <w:rPr>
-          <w:rStyle w:val="FunctionTok"/>
-        </w:rPr>
-        <w:t xml:space="preserve">,</w:t>
-      </w:r>
-      <w:r>
-        <w:br/>
-      </w:r>
-      <w:r>
-        <w:rPr>
-          <w:rStyle w:val="NormalTok"/>
-        </w:rPr>
-        <w:t xml:space="preserve">                </w:t>
-      </w:r>
-      <w:r>
-        <w:rPr>
-          <w:rStyle w:val="DataTypeTok"/>
-        </w:rPr>
-        <w:t xml:space="preserve">"parameters"</w:t>
-      </w:r>
-      <w:r>
-        <w:rPr>
-          <w:rStyle w:val="FunctionTok"/>
-        </w:rPr>
-        <w:t xml:space="preserve">:</w:t>
-      </w:r>
-      <w:r>
-        <w:rPr>
-          <w:rStyle w:val="NormalTok"/>
-        </w:rPr>
-        <w:t xml:space="preserve"> </w:t>
-      </w:r>
-      <w:r>
-        <w:rPr>
-          <w:rStyle w:val="OtherTok"/>
-        </w:rPr>
-        <w:t xml:space="preserve">[</w:t>
-      </w:r>
-      <w:r>
-        <w:br/>
-      </w:r>
-      <w:r>
-        <w:rPr>
-          <w:rStyle w:val="NormalTok"/>
-        </w:rPr>
-        <w:t xml:space="preserve">                    </w:t>
-      </w:r>
-      <w:r>
-        <w:rPr>
-          <w:rStyle w:val="FunctionTok"/>
-        </w:rPr>
-        <w:t xml:space="preserve">{</w:t>
-      </w:r>
-      <w:r>
-        <w:br/>
-      </w:r>
-      <w:r>
-        <w:rPr>
-          <w:rStyle w:val="NormalTok"/>
-        </w:rPr>
-        <w:t xml:space="preserve">                        </w:t>
-      </w:r>
-      <w:r>
-        <w:rPr>
-          <w:rStyle w:val="DataTypeTok"/>
-        </w:rPr>
-        <w:t xml:space="preserve">"longName"</w:t>
-      </w:r>
-      <w:r>
-        <w:rPr>
-          <w:rStyle w:val="FunctionTok"/>
-        </w:rPr>
-        <w:t xml:space="preserve">:</w:t>
-      </w:r>
-      <w:r>
-        <w:rPr>
-          <w:rStyle w:val="NormalTok"/>
-        </w:rPr>
-        <w:t xml:space="preserve"> </w:t>
-      </w:r>
-      <w:r>
-        <w:rPr>
-          <w:rStyle w:val="StringTok"/>
-        </w:rPr>
-        <w:t xml:space="preserve">"Battery Voltage"</w:t>
-      </w:r>
-      <w:r>
-        <w:rPr>
-          <w:rStyle w:val="FunctionTok"/>
-        </w:rPr>
-        <w:t xml:space="preserve">,</w:t>
-      </w:r>
-      <w:r>
-        <w:br/>
-      </w:r>
-      <w:r>
-        <w:rPr>
-          <w:rStyle w:val="NormalTok"/>
-        </w:rPr>
-        <w:t xml:space="preserve">                        </w:t>
-      </w:r>
-      <w:r>
-        <w:rPr>
-          <w:rStyle w:val="DataTypeTok"/>
-        </w:rPr>
-        <w:t xml:space="preserve">"unit"</w:t>
-      </w:r>
-      <w:r>
-        <w:rPr>
-          <w:rStyle w:val="FunctionTok"/>
-        </w:rPr>
-        <w:t xml:space="preserve">:</w:t>
-      </w:r>
-      <w:r>
-        <w:rPr>
-          <w:rStyle w:val="NormalTok"/>
-        </w:rPr>
-        <w:t xml:space="preserve"> </w:t>
-      </w:r>
-      <w:r>
-        <w:rPr>
-          <w:rStyle w:val="StringTok"/>
-        </w:rPr>
-        <w:t xml:space="preserve">"V"</w:t>
-      </w:r>
-      <w:r>
-        <w:rPr>
-          <w:rStyle w:val="FunctionTok"/>
-        </w:rPr>
-        <w:t xml:space="preserve">,</w:t>
-      </w:r>
-      <w:r>
-        <w:br/>
-      </w:r>
-      <w:r>
-        <w:rPr>
-          <w:rStyle w:val="NormalTok"/>
-        </w:rPr>
-        <w:t xml:space="preserve">                        </w:t>
-      </w:r>
-      <w:r>
-        <w:rPr>
-          <w:rStyle w:val="DataTypeTok"/>
-        </w:rPr>
-        <w:t xml:space="preserve">"device"</w:t>
-      </w:r>
-      <w:r>
-        <w:rPr>
-          <w:rStyle w:val="FunctionTok"/>
-        </w:rPr>
-        <w:t xml:space="preserve">:</w:t>
-      </w:r>
-      <w:r>
-        <w:rPr>
-          <w:rStyle w:val="NormalTok"/>
-        </w:rPr>
-        <w:t xml:space="preserve"> </w:t>
-      </w:r>
-      <w:r>
-        <w:rPr>
-          <w:rStyle w:val="FunctionTok"/>
-        </w:rPr>
-        <w:t xml:space="preserve">{</w:t>
-      </w:r>
-      <w:r>
-        <w:br/>
-      </w:r>
-      <w:r>
-        <w:rPr>
-          <w:rStyle w:val="NormalTok"/>
-        </w:rPr>
-        <w:t xml:space="preserve">                            </w:t>
-      </w:r>
-      <w:r>
-        <w:rPr>
-          <w:rStyle w:val="DataTypeTok"/>
-        </w:rPr>
-        <w:t xml:space="preserve">"node"</w:t>
-      </w:r>
-      <w:r>
-        <w:rPr>
-          <w:rStyle w:val="FunctionTok"/>
-        </w:rPr>
-        <w:t xml:space="preserve">:</w:t>
-      </w:r>
-      <w:r>
-        <w:rPr>
-          <w:rStyle w:val="NormalTok"/>
-        </w:rPr>
-        <w:t xml:space="preserve"> </w:t>
-      </w:r>
-      <w:r>
-        <w:rPr>
-          <w:rStyle w:val="FunctionTok"/>
-        </w:rPr>
-        <w:t xml:space="preserve">{}</w:t>
-      </w:r>
-      <w:r>
-        <w:br/>
-      </w:r>
-      <w:r>
-        <w:rPr>
-          <w:rStyle w:val="NormalTok"/>
-        </w:rPr>
-        <w:t xml:space="preserve">                        </w:t>
-      </w:r>
-      <w:r>
-        <w:rPr>
-          <w:rStyle w:val="FunctionTok"/>
-        </w:rPr>
-        <w:t xml:space="preserve">},</w:t>
-      </w:r>
-      <w:r>
-        <w:br/>
-      </w:r>
-      <w:r>
-        <w:rPr>
-          <w:rStyle w:val="NormalTok"/>
-        </w:rPr>
-        <w:t xml:space="preserve">                        </w:t>
-      </w:r>
-      <w:r>
-        <w:rPr>
-          <w:rStyle w:val="DataTypeTok"/>
-        </w:rPr>
-        <w:t xml:space="preserve">"cellMethod"</w:t>
-      </w:r>
-      <w:r>
-        <w:rPr>
-          <w:rStyle w:val="FunctionTok"/>
-        </w:rPr>
-        <w:t xml:space="preserve">:</w:t>
-      </w:r>
-      <w:r>
-        <w:rPr>
-          <w:rStyle w:val="NormalTok"/>
-        </w:rPr>
-        <w:t xml:space="preserve"> </w:t>
-      </w:r>
-      <w:r>
-        <w:rPr>
-          <w:rStyle w:val="StringTok"/>
-        </w:rPr>
-        <w:t xml:space="preserve">"POINT"</w:t>
-      </w:r>
-      <w:r>
-        <w:rPr>
-          <w:rStyle w:val="FunctionTok"/>
-        </w:rPr>
-        <w:t xml:space="preserve">,</w:t>
-      </w:r>
-      <w:r>
-        <w:br/>
-      </w:r>
-      <w:r>
-        <w:rPr>
-          <w:rStyle w:val="NormalTok"/>
-        </w:rPr>
-        <w:t xml:space="preserve">                        </w:t>
-      </w:r>
-      <w:r>
-        <w:rPr>
-          <w:rStyle w:val="DataTypeTok"/>
-        </w:rPr>
-        <w:t xml:space="preserve">"cellPeriodSeconds"</w:t>
-      </w:r>
-      <w:r>
-        <w:rPr>
-          <w:rStyle w:val="FunctionTok"/>
-        </w:rPr>
-        <w:t xml:space="preserve">:</w:t>
-      </w:r>
-      <w:r>
-        <w:rPr>
-          <w:rStyle w:val="NormalTok"/>
-        </w:rPr>
-        <w:t xml:space="preserve"> </w:t>
-      </w:r>
-      <w:r>
-        <w:rPr>
-          <w:rStyle w:val="DecValTok"/>
-        </w:rPr>
-        <w:t xml:space="preserve">0</w:t>
-      </w:r>
-      <w:r>
-        <w:br/>
-      </w:r>
-      <w:r>
-        <w:rPr>
-          <w:rStyle w:val="NormalTok"/>
-        </w:rPr>
-        <w:t xml:space="preserve">                    </w:t>
-      </w:r>
-      <w:r>
-        <w:rPr>
-          <w:rStyle w:val="FunctionTok"/>
-        </w:rPr>
-        <w:t xml:space="preserve">}</w:t>
-      </w:r>
-      <w:r>
-        <w:rPr>
-          <w:rStyle w:val="OtherTok"/>
-        </w:rPr>
-        <w:t xml:space="preserve">,</w:t>
-      </w:r>
-      <w:r>
-        <w:br/>
-      </w:r>
-      <w:r>
-        <w:rPr>
-          <w:rStyle w:val="NormalTok"/>
-        </w:rPr>
-        <w:t xml:space="preserve">                    </w:t>
-      </w:r>
-      <w:r>
-        <w:rPr>
-          <w:rStyle w:val="FunctionTok"/>
-        </w:rPr>
-        <w:t xml:space="preserve">{</w:t>
-      </w:r>
-      <w:r>
-        <w:br/>
-      </w:r>
-      <w:r>
-        <w:rPr>
-          <w:rStyle w:val="NormalTok"/>
-        </w:rPr>
-        <w:t xml:space="preserve">                        </w:t>
-      </w:r>
-      <w:r>
-        <w:rPr>
-          <w:rStyle w:val="DataTypeTok"/>
-        </w:rPr>
-        <w:t xml:space="preserve">"longName"</w:t>
-      </w:r>
-      <w:r>
-        <w:rPr>
-          <w:rStyle w:val="FunctionTok"/>
-        </w:rPr>
-        <w:t xml:space="preserve">:</w:t>
-      </w:r>
-      <w:r>
-        <w:rPr>
-          <w:rStyle w:val="NormalTok"/>
-        </w:rPr>
-        <w:t xml:space="preserve"> </w:t>
-      </w:r>
-      <w:r>
-        <w:rPr>
-          <w:rStyle w:val="StringTok"/>
-        </w:rPr>
-        <w:t xml:space="preserve">"Solar Panel Voltage"</w:t>
-      </w:r>
-      <w:r>
-        <w:rPr>
-          <w:rStyle w:val="FunctionTok"/>
-        </w:rPr>
-        <w:t xml:space="preserve">,</w:t>
-      </w:r>
-      <w:r>
-        <w:br/>
-      </w:r>
-      <w:r>
-        <w:rPr>
-          <w:rStyle w:val="NormalTok"/>
-        </w:rPr>
-        <w:t xml:space="preserve">                        </w:t>
-      </w:r>
-      <w:r>
-        <w:rPr>
-          <w:rStyle w:val="DataTypeTok"/>
-        </w:rPr>
-        <w:t xml:space="preserve">"unit"</w:t>
-      </w:r>
-      <w:r>
-        <w:rPr>
-          <w:rStyle w:val="FunctionTok"/>
-        </w:rPr>
-        <w:t xml:space="preserve">:</w:t>
-      </w:r>
-      <w:r>
-        <w:rPr>
-          <w:rStyle w:val="NormalTok"/>
-        </w:rPr>
-        <w:t xml:space="preserve"> </w:t>
-      </w:r>
-      <w:r>
-        <w:rPr>
-          <w:rStyle w:val="StringTok"/>
-        </w:rPr>
-        <w:t xml:space="preserve">"V"</w:t>
-      </w:r>
-      <w:r>
-        <w:rPr>
-          <w:rStyle w:val="FunctionTok"/>
-        </w:rPr>
-        <w:t xml:space="preserve">,</w:t>
-      </w:r>
-      <w:r>
-        <w:br/>
-      </w:r>
-      <w:r>
-        <w:rPr>
-          <w:rStyle w:val="NormalTok"/>
-        </w:rPr>
-        <w:t xml:space="preserve">                        </w:t>
-      </w:r>
-      <w:r>
-        <w:rPr>
-          <w:rStyle w:val="DataTypeTok"/>
-        </w:rPr>
-        <w:t xml:space="preserve">"device"</w:t>
-      </w:r>
-      <w:r>
-        <w:rPr>
-          <w:rStyle w:val="FunctionTok"/>
-        </w:rPr>
-        <w:t xml:space="preserve">:</w:t>
-      </w:r>
-      <w:r>
-        <w:rPr>
-          <w:rStyle w:val="NormalTok"/>
-        </w:rPr>
-        <w:t xml:space="preserve"> </w:t>
-      </w:r>
-      <w:r>
-        <w:rPr>
-          <w:rStyle w:val="FunctionTok"/>
-        </w:rPr>
-        <w:t xml:space="preserve">{</w:t>
-      </w:r>
-      <w:r>
-        <w:br/>
-      </w:r>
-      <w:r>
-        <w:rPr>
-          <w:rStyle w:val="NormalTok"/>
-        </w:rPr>
-        <w:t xml:space="preserve">                            </w:t>
-      </w:r>
-      <w:r>
-        <w:rPr>
-          <w:rStyle w:val="DataTypeTok"/>
-        </w:rPr>
-        <w:t xml:space="preserve">"node"</w:t>
-      </w:r>
-      <w:r>
-        <w:rPr>
-          <w:rStyle w:val="FunctionTok"/>
-        </w:rPr>
-        <w:t xml:space="preserve">:</w:t>
-      </w:r>
-      <w:r>
-        <w:rPr>
-          <w:rStyle w:val="NormalTok"/>
-        </w:rPr>
-        <w:t xml:space="preserve"> </w:t>
-      </w:r>
-      <w:r>
-        <w:rPr>
-          <w:rStyle w:val="FunctionTok"/>
-        </w:rPr>
-        <w:t xml:space="preserve">{}</w:t>
-      </w:r>
-      <w:r>
-        <w:br/>
-      </w:r>
-      <w:r>
-        <w:rPr>
-          <w:rStyle w:val="NormalTok"/>
-        </w:rPr>
-        <w:t xml:space="preserve">                        </w:t>
-      </w:r>
-      <w:r>
-        <w:rPr>
-          <w:rStyle w:val="FunctionTok"/>
-        </w:rPr>
-        <w:t xml:space="preserve">},</w:t>
-      </w:r>
-      <w:r>
-        <w:br/>
-      </w:r>
-      <w:r>
-        <w:rPr>
-          <w:rStyle w:val="NormalTok"/>
-        </w:rPr>
-        <w:t xml:space="preserve">                        </w:t>
-      </w:r>
-      <w:r>
-        <w:rPr>
-          <w:rStyle w:val="DataTypeTok"/>
-        </w:rPr>
-        <w:t xml:space="preserve">"cellMethod"</w:t>
-      </w:r>
-      <w:r>
-        <w:rPr>
-          <w:rStyle w:val="FunctionTok"/>
-        </w:rPr>
-        <w:t xml:space="preserve">:</w:t>
-      </w:r>
-      <w:r>
-        <w:rPr>
-          <w:rStyle w:val="NormalTok"/>
-        </w:rPr>
-        <w:t xml:space="preserve"> </w:t>
-      </w:r>
-      <w:r>
-        <w:rPr>
-          <w:rStyle w:val="StringTok"/>
-        </w:rPr>
-        <w:t xml:space="preserve">"POINT"</w:t>
-      </w:r>
-      <w:r>
-        <w:rPr>
-          <w:rStyle w:val="FunctionTok"/>
-        </w:rPr>
-        <w:t xml:space="preserve">,</w:t>
-      </w:r>
-      <w:r>
-        <w:br/>
-      </w:r>
-      <w:r>
-        <w:rPr>
-          <w:rStyle w:val="NormalTok"/>
-        </w:rPr>
-        <w:t xml:space="preserve">                        </w:t>
-      </w:r>
-      <w:r>
-        <w:rPr>
-          <w:rStyle w:val="DataTypeTok"/>
-        </w:rPr>
-        <w:t xml:space="preserve">"cellPeriodSeconds"</w:t>
-      </w:r>
-      <w:r>
-        <w:rPr>
-          <w:rStyle w:val="FunctionTok"/>
-        </w:rPr>
-        <w:t xml:space="preserve">:</w:t>
-      </w:r>
-      <w:r>
-        <w:rPr>
-          <w:rStyle w:val="NormalTok"/>
-        </w:rPr>
-        <w:t xml:space="preserve"> </w:t>
-      </w:r>
-      <w:r>
-        <w:rPr>
-          <w:rStyle w:val="DecValTok"/>
-        </w:rPr>
-        <w:t xml:space="preserve">0</w:t>
-      </w:r>
-      <w:r>
-        <w:br/>
-      </w:r>
-      <w:r>
-        <w:rPr>
-          <w:rStyle w:val="NormalTok"/>
-        </w:rPr>
-        <w:t xml:space="preserve">                    </w:t>
-      </w:r>
-      <w:r>
-        <w:rPr>
-          <w:rStyle w:val="FunctionTok"/>
-        </w:rPr>
-        <w:t xml:space="preserve">}</w:t>
-      </w:r>
-      <w:r>
-        <w:rPr>
-          <w:rStyle w:val="OtherTok"/>
-        </w:rPr>
-        <w:t xml:space="preserve">,</w:t>
-      </w:r>
-      <w:r>
-        <w:br/>
-      </w:r>
-      <w:r>
-        <w:rPr>
-          <w:rStyle w:val="NormalTok"/>
-        </w:rPr>
-        <w:t xml:space="preserve">                    </w:t>
-      </w:r>
-      <w:r>
-        <w:rPr>
-          <w:rStyle w:val="FunctionTok"/>
-        </w:rPr>
-        <w:t xml:space="preserve">{</w:t>
-      </w:r>
-      <w:r>
-        <w:br/>
-      </w:r>
-      <w:r>
-        <w:rPr>
-          <w:rStyle w:val="NormalTok"/>
-        </w:rPr>
-        <w:t xml:space="preserve">                        </w:t>
-      </w:r>
-      <w:r>
-        <w:rPr>
-          <w:rStyle w:val="DataTypeTok"/>
-        </w:rPr>
-        <w:t xml:space="preserve">"longName"</w:t>
-      </w:r>
-      <w:r>
-        <w:rPr>
-          <w:rStyle w:val="FunctionTok"/>
-        </w:rPr>
-        <w:t xml:space="preserve">:</w:t>
-      </w:r>
-      <w:r>
-        <w:rPr>
-          <w:rStyle w:val="NormalTok"/>
-        </w:rPr>
-        <w:t xml:space="preserve"> </w:t>
-      </w:r>
-      <w:r>
-        <w:rPr>
-          <w:rStyle w:val="StringTok"/>
-        </w:rPr>
-        <w:t xml:space="preserve">"Internal Logger Temperature"</w:t>
-      </w:r>
-      <w:r>
-        <w:rPr>
-          <w:rStyle w:val="FunctionTok"/>
-        </w:rPr>
-        <w:t xml:space="preserve">,</w:t>
-      </w:r>
-      <w:r>
-        <w:br/>
-      </w:r>
-      <w:r>
-        <w:rPr>
-          <w:rStyle w:val="NormalTok"/>
-        </w:rPr>
-        <w:t xml:space="preserve">                        </w:t>
-      </w:r>
-      <w:r>
-        <w:rPr>
-          <w:rStyle w:val="DataTypeTok"/>
-        </w:rPr>
-        <w:t xml:space="preserve">"unit"</w:t>
-      </w:r>
-      <w:r>
-        <w:rPr>
-          <w:rStyle w:val="FunctionTok"/>
-        </w:rPr>
-        <w:t xml:space="preserve">:</w:t>
-      </w:r>
-      <w:r>
-        <w:rPr>
-          <w:rStyle w:val="NormalTok"/>
-        </w:rPr>
-        <w:t xml:space="preserve"> </w:t>
-      </w:r>
-      <w:r>
-        <w:rPr>
-          <w:rStyle w:val="StringTok"/>
-        </w:rPr>
-        <w:t xml:space="preserve">"degC"</w:t>
-      </w:r>
-      <w:r>
-        <w:rPr>
-          <w:rStyle w:val="FunctionTok"/>
-        </w:rPr>
-        <w:t xml:space="preserve">,</w:t>
-      </w:r>
-      <w:r>
-        <w:br/>
-      </w:r>
-      <w:r>
-        <w:rPr>
-          <w:rStyle w:val="NormalTok"/>
-        </w:rPr>
-        <w:t xml:space="preserve">                        </w:t>
-      </w:r>
-      <w:r>
-        <w:rPr>
-          <w:rStyle w:val="DataTypeTok"/>
-        </w:rPr>
-        <w:t xml:space="preserve">"device"</w:t>
-      </w:r>
-      <w:r>
-        <w:rPr>
-          <w:rStyle w:val="FunctionTok"/>
-        </w:rPr>
-        <w:t xml:space="preserve">:</w:t>
-      </w:r>
-      <w:r>
-        <w:rPr>
-          <w:rStyle w:val="NormalTok"/>
-        </w:rPr>
-        <w:t xml:space="preserve"> </w:t>
-      </w:r>
-      <w:r>
-        <w:rPr>
-          <w:rStyle w:val="FunctionTok"/>
-        </w:rPr>
-        <w:t xml:space="preserve">{</w:t>
-      </w:r>
-      <w:r>
-        <w:br/>
-      </w:r>
-      <w:r>
-        <w:rPr>
-          <w:rStyle w:val="NormalTok"/>
-        </w:rPr>
-        <w:t xml:space="preserve">                            </w:t>
-      </w:r>
-      <w:r>
-        <w:rPr>
-          <w:rStyle w:val="DataTypeTok"/>
-        </w:rPr>
-        <w:t xml:space="preserve">"node"</w:t>
-      </w:r>
-      <w:r>
-        <w:rPr>
-          <w:rStyle w:val="FunctionTok"/>
-        </w:rPr>
-        <w:t xml:space="preserve">:</w:t>
-      </w:r>
-      <w:r>
-        <w:rPr>
-          <w:rStyle w:val="NormalTok"/>
-        </w:rPr>
-        <w:t xml:space="preserve"> </w:t>
-      </w:r>
-      <w:r>
-        <w:rPr>
-          <w:rStyle w:val="FunctionTok"/>
-        </w:rPr>
-        <w:t xml:space="preserve">{}</w:t>
-      </w:r>
-      <w:r>
-        <w:br/>
-      </w:r>
-      <w:r>
-        <w:rPr>
-          <w:rStyle w:val="NormalTok"/>
-        </w:rPr>
-        <w:t xml:space="preserve">                        </w:t>
-      </w:r>
-      <w:r>
-        <w:rPr>
-          <w:rStyle w:val="FunctionTok"/>
-        </w:rPr>
-        <w:t xml:space="preserve">},</w:t>
-      </w:r>
-      <w:r>
-        <w:br/>
-      </w:r>
-      <w:r>
-        <w:rPr>
-          <w:rStyle w:val="NormalTok"/>
-        </w:rPr>
-        <w:t xml:space="preserve">                        </w:t>
-      </w:r>
-      <w:r>
-        <w:rPr>
-          <w:rStyle w:val="DataTypeTok"/>
-        </w:rPr>
-        <w:t xml:space="preserve">"cellMethod"</w:t>
-      </w:r>
-      <w:r>
-        <w:rPr>
-          <w:rStyle w:val="FunctionTok"/>
-        </w:rPr>
-        <w:t xml:space="preserve">:</w:t>
-      </w:r>
-      <w:r>
-        <w:rPr>
-          <w:rStyle w:val="NormalTok"/>
-        </w:rPr>
-        <w:t xml:space="preserve"> </w:t>
-      </w:r>
-      <w:r>
-        <w:rPr>
-          <w:rStyle w:val="StringTok"/>
-        </w:rPr>
-        <w:t xml:space="preserve">"POINT"</w:t>
-      </w:r>
-      <w:r>
-        <w:rPr>
-          <w:rStyle w:val="FunctionTok"/>
-        </w:rPr>
-        <w:t xml:space="preserve">,</w:t>
-      </w:r>
-      <w:r>
-        <w:br/>
-      </w:r>
-      <w:r>
-        <w:rPr>
-          <w:rStyle w:val="NormalTok"/>
-        </w:rPr>
-        <w:t xml:space="preserve">                        </w:t>
-      </w:r>
-      <w:r>
-        <w:rPr>
-          <w:rStyle w:val="DataTypeTok"/>
-        </w:rPr>
-        <w:t xml:space="preserve">"cellPeriodSeconds"</w:t>
-      </w:r>
-      <w:r>
-        <w:rPr>
-          <w:rStyle w:val="FunctionTok"/>
-        </w:rPr>
-        <w:t xml:space="preserve">:</w:t>
-      </w:r>
-      <w:r>
-        <w:rPr>
-          <w:rStyle w:val="NormalTok"/>
-        </w:rPr>
-        <w:t xml:space="preserve"> </w:t>
-      </w:r>
-      <w:r>
-        <w:rPr>
-          <w:rStyle w:val="DecValTok"/>
-        </w:rPr>
-        <w:t xml:space="preserve">0</w:t>
-      </w:r>
-      <w:r>
-        <w:br/>
-      </w:r>
-      <w:r>
-        <w:rPr>
-          <w:rStyle w:val="NormalTok"/>
-        </w:rPr>
-        <w:t xml:space="preserve">                    </w:t>
-      </w:r>
-      <w:r>
-        <w:rPr>
-          <w:rStyle w:val="FunctionTok"/>
-        </w:rPr>
-        <w:t xml:space="preserve">}</w:t>
-      </w:r>
-      <w:r>
-        <w:br/>
-      </w:r>
-      <w:r>
-        <w:rPr>
-          <w:rStyle w:val="NormalTok"/>
-        </w:rPr>
-        <w:t xml:space="preserve">                </w:t>
-      </w:r>
-      <w:r>
-        <w:rPr>
-          <w:rStyle w:val="OtherTok"/>
-        </w:rPr>
-        <w:t xml:space="preserve">]</w:t>
-      </w:r>
-      <w:r>
-        <w:br/>
-      </w:r>
-      <w:r>
-        <w:rPr>
-          <w:rStyle w:val="NormalTok"/>
-        </w:rPr>
-        <w:t xml:space="preserve">            </w:t>
-      </w:r>
-      <w:r>
-        <w:rPr>
-          <w:rStyle w:val="FunctionTok"/>
-        </w:rPr>
-        <w:t xml:space="preserve">}</w:t>
-      </w:r>
-      <w:r>
-        <w:br/>
-      </w:r>
-      <w:r>
-        <w:rPr>
-          <w:rStyle w:val="NormalTok"/>
-        </w:rPr>
-        <w:t xml:space="preserve">        </w:t>
-      </w:r>
-      <w:r>
-        <w:rPr>
-          <w:rStyle w:val="OtherTok"/>
-        </w:rPr>
-        <w:t xml:space="preserve">]</w:t>
-      </w:r>
-      <w:r>
-        <w:br/>
-      </w:r>
-      <w:r>
-        <w:rPr>
-          <w:rStyle w:val="NormalTok"/>
-        </w:rPr>
-        <w:t xml:space="preserve">    </w:t>
-      </w:r>
-      <w:r>
-        <w:rPr>
-          <w:rStyle w:val="FunctionTok"/>
-        </w:rPr>
-        <w:t xml:space="preserve">}</w:t>
-      </w:r>
-      <w:r>
-        <w:br/>
-      </w:r>
-      <w:r>
-        <w:rPr>
-          <w:rStyle w:val="FunctionTok"/>
+        <w:t xml:space="preserve">  }</w:t>
+      </w:r>
+      <w:r>
+        <w:br/>
+      </w:r>
+      <w:r>
+        <w:rPr>
+          <w:rStyle w:val="NormalTok"/>
         </w:rPr>
         <w:t xml:space="preserve">}</w:t>
       </w:r>
@@ -18351,117 +14454,27 @@
       </w:pPr>
       <w:r>
         <w:rPr>
-          <w:rStyle w:val="FunctionTok"/>
-        </w:rPr>
-        <w:t xml:space="preserve">{</w:t>
-      </w:r>
-      <w:r>
-        <w:br/>
-      </w:r>
-      <w:r>
-        <w:rPr>
-          <w:rStyle w:val="NormalTok"/>
-        </w:rPr>
-        <w:t xml:space="preserve">    </w:t>
-      </w:r>
-      <w:r>
-        <w:rPr>
-          <w:rStyle w:val="DataTypeTok"/>
-        </w:rPr>
-        <w:t xml:space="preserve">"data"</w:t>
-      </w:r>
-      <w:r>
-        <w:rPr>
-          <w:rStyle w:val="FunctionTok"/>
-        </w:rPr>
-        <w:t xml:space="preserve">:</w:t>
-      </w:r>
-      <w:r>
-        <w:rPr>
-          <w:rStyle w:val="NormalTok"/>
-        </w:rPr>
-        <w:t xml:space="preserve"> </w:t>
-      </w:r>
-      <w:r>
-        <w:rPr>
-          <w:rStyle w:val="FunctionTok"/>
-        </w:rPr>
-        <w:t xml:space="preserve">{</w:t>
-      </w:r>
-      <w:r>
-        <w:br/>
-      </w:r>
-      <w:r>
-        <w:rPr>
-          <w:rStyle w:val="NormalTok"/>
-        </w:rPr>
-        <w:t xml:space="preserve">        </w:t>
-      </w:r>
-      <w:r>
-        <w:rPr>
-          <w:rStyle w:val="DataTypeTok"/>
-        </w:rPr>
-        <w:t xml:space="preserve">"observations"</w:t>
-      </w:r>
-      <w:r>
-        <w:rPr>
-          <w:rStyle w:val="FunctionTok"/>
-        </w:rPr>
-        <w:t xml:space="preserve">:</w:t>
-      </w:r>
-      <w:r>
-        <w:rPr>
-          <w:rStyle w:val="NormalTok"/>
-        </w:rPr>
-        <w:t xml:space="preserve"> </w:t>
-      </w:r>
-      <w:r>
-        <w:rPr>
-          <w:rStyle w:val="OtherTok"/>
-        </w:rPr>
-        <w:t xml:space="preserve">[</w:t>
-      </w:r>
-      <w:r>
-        <w:br/>
-      </w:r>
-      <w:r>
-        <w:rPr>
-          <w:rStyle w:val="NormalTok"/>
-        </w:rPr>
-        <w:t xml:space="preserve">            </w:t>
-      </w:r>
-      <w:r>
-        <w:rPr>
-          <w:rStyle w:val="FunctionTok"/>
-        </w:rPr>
-        <w:t xml:space="preserve">{</w:t>
-      </w:r>
-      <w:r>
-        <w:br/>
-      </w:r>
-      <w:r>
-        <w:rPr>
-          <w:rStyle w:val="NormalTok"/>
-        </w:rPr>
-        <w:t xml:space="preserve">                </w:t>
-      </w:r>
-      <w:r>
-        <w:rPr>
-          <w:rStyle w:val="DataTypeTok"/>
-        </w:rPr>
-        <w:t xml:space="preserve">"parameterDefinitionId"</w:t>
-      </w:r>
-      <w:r>
-        <w:rPr>
-          <w:rStyle w:val="FunctionTok"/>
-        </w:rPr>
-        <w:t xml:space="preserve">:</w:t>
-      </w:r>
-      <w:r>
-        <w:rPr>
-          <w:rStyle w:val="NormalTok"/>
-        </w:rPr>
-        <w:t xml:space="preserve"> </w:t>
+          <w:rStyle w:val="NormalTok"/>
+        </w:rPr>
+        <w:t xml:space="preserve">data {</w:t>
+      </w:r>
+      <w:r>
+        <w:br/>
+      </w:r>
+      <w:r>
+        <w:rPr>
+          <w:rStyle w:val="NormalTok"/>
+        </w:rPr>
+        <w:t xml:space="preserve">  observations {</w:t>
+      </w:r>
+      <w:r>
+        <w:br/>
+      </w:r>
+      <w:r>
+        <w:rPr>
+          <w:rStyle w:val="NormalTok"/>
+        </w:rPr>
+        <w:t xml:space="preserve">    parameterDefinitionId: </w:t>
       </w:r>
       <w:r>
         <w:rPr>
@@ -18470,124 +14483,46 @@
         <w:t xml:space="preserve">1</w:t>
       </w:r>
       <w:r>
-        <w:rPr>
-          <w:rStyle w:val="FunctionTok"/>
-        </w:rPr>
-        <w:t xml:space="preserve">,</w:t>
-      </w:r>
-      <w:r>
-        <w:br/>
-      </w:r>
-      <w:r>
-        <w:rPr>
-          <w:rStyle w:val="NormalTok"/>
-        </w:rPr>
-        <w:t xml:space="preserve">                </w:t>
-      </w:r>
-      <w:r>
-        <w:rPr>
-          <w:rStyle w:val="DataTypeTok"/>
-        </w:rPr>
-        <w:t xml:space="preserve">"time"</w:t>
-      </w:r>
-      <w:r>
-        <w:rPr>
-          <w:rStyle w:val="FunctionTok"/>
-        </w:rPr>
-        <w:t xml:space="preserve">:</w:t>
-      </w:r>
-      <w:r>
-        <w:rPr>
-          <w:rStyle w:val="NormalTok"/>
-        </w:rPr>
-        <w:t xml:space="preserve"> </w:t>
-      </w:r>
-      <w:r>
-        <w:rPr>
-          <w:rStyle w:val="StringTok"/>
-        </w:rPr>
-        <w:t xml:space="preserve">"2025-08-21T08:50:00Z"</w:t>
-      </w:r>
-      <w:r>
-        <w:rPr>
-          <w:rStyle w:val="FunctionTok"/>
-        </w:rPr>
-        <w:t xml:space="preserve">,</w:t>
-      </w:r>
-      <w:r>
-        <w:br/>
-      </w:r>
-      <w:r>
-        <w:rPr>
-          <w:rStyle w:val="NormalTok"/>
-        </w:rPr>
-        <w:t xml:space="preserve">                </w:t>
-      </w:r>
-      <w:r>
-        <w:rPr>
-          <w:rStyle w:val="DataTypeTok"/>
-        </w:rPr>
-        <w:t xml:space="preserve">"values"</w:t>
-      </w:r>
-      <w:r>
-        <w:rPr>
-          <w:rStyle w:val="FunctionTok"/>
-        </w:rPr>
-        <w:t xml:space="preserve">:</w:t>
-      </w:r>
-      <w:r>
-        <w:rPr>
-          <w:rStyle w:val="NormalTok"/>
-        </w:rPr>
-        <w:t xml:space="preserve"> </w:t>
-      </w:r>
-      <w:r>
-        <w:rPr>
-          <w:rStyle w:val="OtherTok"/>
-        </w:rPr>
-        <w:t xml:space="preserve">[</w:t>
-      </w:r>
-      <w:r>
-        <w:br/>
-      </w:r>
-      <w:r>
-        <w:rPr>
-          <w:rStyle w:val="NormalTok"/>
-        </w:rPr>
-        <w:t xml:space="preserve">                    </w:t>
-      </w:r>
-      <w:r>
-        <w:rPr>
-          <w:rStyle w:val="FunctionTok"/>
-        </w:rPr>
-        <w:t xml:space="preserve">{</w:t>
-      </w:r>
-      <w:r>
-        <w:br/>
-      </w:r>
-      <w:r>
-        <w:rPr>
-          <w:rStyle w:val="NormalTok"/>
-        </w:rPr>
-        <w:t xml:space="preserve">                        </w:t>
-      </w:r>
-      <w:r>
-        <w:rPr>
-          <w:rStyle w:val="DataTypeTok"/>
-        </w:rPr>
-        <w:t xml:space="preserve">"doubleValue"</w:t>
-      </w:r>
-      <w:r>
-        <w:rPr>
-          <w:rStyle w:val="FunctionTok"/>
-        </w:rPr>
-        <w:t xml:space="preserve">:</w:t>
-      </w:r>
-      <w:r>
-        <w:rPr>
-          <w:rStyle w:val="NormalTok"/>
-        </w:rPr>
-        <w:t xml:space="preserve"> </w:t>
+        <w:br/>
+      </w:r>
+      <w:r>
+        <w:rPr>
+          <w:rStyle w:val="NormalTok"/>
+        </w:rPr>
+        <w:t xml:space="preserve">    time {</w:t>
+      </w:r>
+      <w:r>
+        <w:br/>
+      </w:r>
+      <w:r>
+        <w:rPr>
+          <w:rStyle w:val="NormalTok"/>
+        </w:rPr>
+        <w:t xml:space="preserve">      seconds: </w:t>
+      </w:r>
+      <w:r>
+        <w:rPr>
+          <w:rStyle w:val="DecValTok"/>
+        </w:rPr>
+        <w:t xml:space="preserve">1755766200</w:t>
+      </w:r>
+      <w:r>
+        <w:br/>
+      </w:r>
+      <w:r>
+        <w:rPr>
+          <w:rStyle w:val="NormalTok"/>
+        </w:rPr>
+        <w:t xml:space="preserve">    }</w:t>
+      </w:r>
+      <w:r>
+        <w:br/>
+      </w:r>
+      <w:r>
+        <w:rPr>
+          <w:rStyle w:val="NormalTok"/>
+        </w:rPr>
+        <w:t xml:space="preserve">    values { doubleValue: </w:t>
       </w:r>
       <w:r>
         <w:rPr>
@@ -18596,67 +14531,19 @@
         <w:t xml:space="preserve">18.6</w:t>
       </w:r>
       <w:r>
-        <w:br/>
-      </w:r>
-      <w:r>
-        <w:rPr>
-          <w:rStyle w:val="NormalTok"/>
-        </w:rPr>
-        <w:t xml:space="preserve">                    </w:t>
-      </w:r>
-      <w:r>
-        <w:rPr>
-          <w:rStyle w:val="FunctionTok"/>
-        </w:rPr>
-        <w:t xml:space="preserve">}</w:t>
-      </w:r>
-      <w:r>
-        <w:rPr>
-          <w:rStyle w:val="OtherTok"/>
-        </w:rPr>
-        <w:t xml:space="preserve">,</w:t>
-      </w:r>
-      <w:r>
-        <w:br/>
-      </w:r>
-      <w:r>
-        <w:rPr>
-          <w:rStyle w:val="NormalTok"/>
-        </w:rPr>
-        <w:t xml:space="preserve">                    </w:t>
-      </w:r>
-      <w:r>
-        <w:rPr>
-          <w:rStyle w:val="FunctionTok"/>
-        </w:rPr>
-        <w:t xml:space="preserve">{</w:t>
-      </w:r>
-      <w:r>
-        <w:br/>
-      </w:r>
-      <w:r>
-        <w:rPr>
-          <w:rStyle w:val="NormalTok"/>
-        </w:rPr>
-        <w:t xml:space="preserve">                        </w:t>
-      </w:r>
-      <w:r>
-        <w:rPr>
-          <w:rStyle w:val="DataTypeTok"/>
-        </w:rPr>
-        <w:t xml:space="preserve">"doubleValue"</w:t>
-      </w:r>
-      <w:r>
-        <w:rPr>
-          <w:rStyle w:val="FunctionTok"/>
-        </w:rPr>
-        <w:t xml:space="preserve">:</w:t>
-      </w:r>
-      <w:r>
-        <w:rPr>
-          <w:rStyle w:val="NormalTok"/>
-        </w:rPr>
-        <w:t xml:space="preserve"> </w:t>
+        <w:rPr>
+          <w:rStyle w:val="NormalTok"/>
+        </w:rPr>
+        <w:t xml:space="preserve"> }</w:t>
+      </w:r>
+      <w:r>
+        <w:br/>
+      </w:r>
+      <w:r>
+        <w:rPr>
+          <w:rStyle w:val="NormalTok"/>
+        </w:rPr>
+        <w:t xml:space="preserve">    values { doubleValue: </w:t>
       </w:r>
       <w:r>
         <w:rPr>
@@ -18665,136 +14552,28 @@
         <w:t xml:space="preserve">72.3</w:t>
       </w:r>
       <w:r>
-        <w:br/>
-      </w:r>
-      <w:r>
-        <w:rPr>
-          <w:rStyle w:val="NormalTok"/>
-        </w:rPr>
-        <w:t xml:space="preserve">                    </w:t>
-      </w:r>
-      <w:r>
-        <w:rPr>
-          <w:rStyle w:val="FunctionTok"/>
-        </w:rPr>
-        <w:t xml:space="preserve">}</w:t>
-      </w:r>
-      <w:r>
-        <w:rPr>
-          <w:rStyle w:val="OtherTok"/>
-        </w:rPr>
-        <w:t xml:space="preserve">,</w:t>
-      </w:r>
-      <w:r>
-        <w:br/>
-      </w:r>
-      <w:r>
-        <w:rPr>
-          <w:rStyle w:val="NormalTok"/>
-        </w:rPr>
-        <w:t xml:space="preserve">                    </w:t>
-      </w:r>
-      <w:r>
-        <w:rPr>
-          <w:rStyle w:val="FunctionTok"/>
-        </w:rPr>
-        <w:t xml:space="preserve">{</w:t>
-      </w:r>
-      <w:r>
-        <w:br/>
-      </w:r>
-      <w:r>
-        <w:rPr>
-          <w:rStyle w:val="NormalTok"/>
-        </w:rPr>
-        <w:t xml:space="preserve">                        </w:t>
-      </w:r>
-      <w:r>
-        <w:rPr>
-          <w:rStyle w:val="DataTypeTok"/>
-        </w:rPr>
-        <w:t xml:space="preserve">"emptyValue"</w:t>
-      </w:r>
-      <w:r>
-        <w:rPr>
-          <w:rStyle w:val="FunctionTok"/>
-        </w:rPr>
-        <w:t xml:space="preserve">:</w:t>
-      </w:r>
-      <w:r>
-        <w:rPr>
-          <w:rStyle w:val="NormalTok"/>
-        </w:rPr>
-        <w:t xml:space="preserve"> </w:t>
-      </w:r>
-      <w:r>
-        <w:rPr>
-          <w:rStyle w:val="FunctionTok"/>
-        </w:rPr>
-        <w:t xml:space="preserve">{}</w:t>
-      </w:r>
-      <w:r>
-        <w:br/>
-      </w:r>
-      <w:r>
-        <w:rPr>
-          <w:rStyle w:val="NormalTok"/>
-        </w:rPr>
-        <w:t xml:space="preserve">                    </w:t>
-      </w:r>
-      <w:r>
-        <w:rPr>
-          <w:rStyle w:val="FunctionTok"/>
-        </w:rPr>
-        <w:t xml:space="preserve">}</w:t>
-      </w:r>
-      <w:r>
-        <w:rPr>
-          <w:rStyle w:val="OtherTok"/>
-        </w:rPr>
-        <w:t xml:space="preserve">,</w:t>
-      </w:r>
-      <w:r>
-        <w:br/>
-      </w:r>
-      <w:r>
-        <w:rPr>
-          <w:rStyle w:val="NormalTok"/>
-        </w:rPr>
-        <w:t xml:space="preserve">                    </w:t>
-      </w:r>
-      <w:r>
-        <w:rPr>
-          <w:rStyle w:val="FunctionTok"/>
-        </w:rPr>
-        <w:t xml:space="preserve">{</w:t>
-      </w:r>
-      <w:r>
-        <w:br/>
-      </w:r>
-      <w:r>
-        <w:rPr>
-          <w:rStyle w:val="NormalTok"/>
-        </w:rPr>
-        <w:t xml:space="preserve">                        </w:t>
-      </w:r>
-      <w:r>
-        <w:rPr>
-          <w:rStyle w:val="DataTypeTok"/>
-        </w:rPr>
-        <w:t xml:space="preserve">"doubleValue"</w:t>
-      </w:r>
-      <w:r>
-        <w:rPr>
-          <w:rStyle w:val="FunctionTok"/>
-        </w:rPr>
-        <w:t xml:space="preserve">:</w:t>
-      </w:r>
-      <w:r>
-        <w:rPr>
-          <w:rStyle w:val="NormalTok"/>
-        </w:rPr>
-        <w:t xml:space="preserve"> </w:t>
+        <w:rPr>
+          <w:rStyle w:val="NormalTok"/>
+        </w:rPr>
+        <w:t xml:space="preserve"> }</w:t>
+      </w:r>
+      <w:r>
+        <w:br/>
+      </w:r>
+      <w:r>
+        <w:rPr>
+          <w:rStyle w:val="NormalTok"/>
+        </w:rPr>
+        <w:t xml:space="preserve">    values { emptyValue {} }</w:t>
+      </w:r>
+      <w:r>
+        <w:br/>
+      </w:r>
+      <w:r>
+        <w:rPr>
+          <w:rStyle w:val="NormalTok"/>
+        </w:rPr>
+        <w:t xml:space="preserve">    values { doubleValue: </w:t>
       </w:r>
       <w:r>
         <w:rPr>
@@ -18803,67 +14582,19 @@
         <w:t xml:space="preserve">3.4</w:t>
       </w:r>
       <w:r>
-        <w:br/>
-      </w:r>
-      <w:r>
-        <w:rPr>
-          <w:rStyle w:val="NormalTok"/>
-        </w:rPr>
-        <w:t xml:space="preserve">                    </w:t>
-      </w:r>
-      <w:r>
-        <w:rPr>
-          <w:rStyle w:val="FunctionTok"/>
-        </w:rPr>
-        <w:t xml:space="preserve">}</w:t>
-      </w:r>
-      <w:r>
-        <w:rPr>
-          <w:rStyle w:val="OtherTok"/>
-        </w:rPr>
-        <w:t xml:space="preserve">,</w:t>
-      </w:r>
-      <w:r>
-        <w:br/>
-      </w:r>
-      <w:r>
-        <w:rPr>
-          <w:rStyle w:val="NormalTok"/>
-        </w:rPr>
-        <w:t xml:space="preserve">                    </w:t>
-      </w:r>
-      <w:r>
-        <w:rPr>
-          <w:rStyle w:val="FunctionTok"/>
-        </w:rPr>
-        <w:t xml:space="preserve">{</w:t>
-      </w:r>
-      <w:r>
-        <w:br/>
-      </w:r>
-      <w:r>
-        <w:rPr>
-          <w:rStyle w:val="NormalTok"/>
-        </w:rPr>
-        <w:t xml:space="preserve">                        </w:t>
-      </w:r>
-      <w:r>
-        <w:rPr>
-          <w:rStyle w:val="DataTypeTok"/>
-        </w:rPr>
-        <w:t xml:space="preserve">"doubleValue"</w:t>
-      </w:r>
-      <w:r>
-        <w:rPr>
-          <w:rStyle w:val="FunctionTok"/>
-        </w:rPr>
-        <w:t xml:space="preserve">:</w:t>
-      </w:r>
-      <w:r>
-        <w:rPr>
-          <w:rStyle w:val="NormalTok"/>
-        </w:rPr>
-        <w:t xml:space="preserve"> </w:t>
+        <w:rPr>
+          <w:rStyle w:val="NormalTok"/>
+        </w:rPr>
+        <w:t xml:space="preserve"> }</w:t>
+      </w:r>
+      <w:r>
+        <w:br/>
+      </w:r>
+      <w:r>
+        <w:rPr>
+          <w:rStyle w:val="NormalTok"/>
+        </w:rPr>
+        <w:t xml:space="preserve">    values { doubleValue: </w:t>
       </w:r>
       <w:r>
         <w:rPr>
@@ -18872,67 +14603,19 @@
         <w:t xml:space="preserve">215.0</w:t>
       </w:r>
       <w:r>
-        <w:br/>
-      </w:r>
-      <w:r>
-        <w:rPr>
-          <w:rStyle w:val="NormalTok"/>
-        </w:rPr>
-        <w:t xml:space="preserve">                    </w:t>
-      </w:r>
-      <w:r>
-        <w:rPr>
-          <w:rStyle w:val="FunctionTok"/>
-        </w:rPr>
-        <w:t xml:space="preserve">}</w:t>
-      </w:r>
-      <w:r>
-        <w:rPr>
-          <w:rStyle w:val="OtherTok"/>
-        </w:rPr>
-        <w:t xml:space="preserve">,</w:t>
-      </w:r>
-      <w:r>
-        <w:br/>
-      </w:r>
-      <w:r>
-        <w:rPr>
-          <w:rStyle w:val="NormalTok"/>
-        </w:rPr>
-        <w:t xml:space="preserve">                    </w:t>
-      </w:r>
-      <w:r>
-        <w:rPr>
-          <w:rStyle w:val="FunctionTok"/>
-        </w:rPr>
-        <w:t xml:space="preserve">{</w:t>
-      </w:r>
-      <w:r>
-        <w:br/>
-      </w:r>
-      <w:r>
-        <w:rPr>
-          <w:rStyle w:val="NormalTok"/>
-        </w:rPr>
-        <w:t xml:space="preserve">                        </w:t>
-      </w:r>
-      <w:r>
-        <w:rPr>
-          <w:rStyle w:val="DataTypeTok"/>
-        </w:rPr>
-        <w:t xml:space="preserve">"doubleValue"</w:t>
-      </w:r>
-      <w:r>
-        <w:rPr>
-          <w:rStyle w:val="FunctionTok"/>
-        </w:rPr>
-        <w:t xml:space="preserve">:</w:t>
-      </w:r>
-      <w:r>
-        <w:rPr>
-          <w:rStyle w:val="NormalTok"/>
-        </w:rPr>
-        <w:t xml:space="preserve"> </w:t>
+        <w:rPr>
+          <w:rStyle w:val="NormalTok"/>
+        </w:rPr>
+        <w:t xml:space="preserve"> }</w:t>
+      </w:r>
+      <w:r>
+        <w:br/>
+      </w:r>
+      <w:r>
+        <w:rPr>
+          <w:rStyle w:val="NormalTok"/>
+        </w:rPr>
+        <w:t xml:space="preserve">    values { doubleValue: </w:t>
       </w:r>
       <w:r>
         <w:rPr>
@@ -18941,97 +14624,37 @@
         <w:t xml:space="preserve">0.4</w:t>
       </w:r>
       <w:r>
-        <w:br/>
-      </w:r>
-      <w:r>
-        <w:rPr>
-          <w:rStyle w:val="NormalTok"/>
-        </w:rPr>
-        <w:t xml:space="preserve">                    </w:t>
-      </w:r>
-      <w:r>
-        <w:rPr>
-          <w:rStyle w:val="FunctionTok"/>
-        </w:rPr>
-        <w:t xml:space="preserve">}</w:t>
-      </w:r>
-      <w:r>
-        <w:br/>
-      </w:r>
-      <w:r>
-        <w:rPr>
-          <w:rStyle w:val="NormalTok"/>
-        </w:rPr>
-        <w:t xml:space="preserve">                </w:t>
-      </w:r>
-      <w:r>
-        <w:rPr>
-          <w:rStyle w:val="OtherTok"/>
-        </w:rPr>
-        <w:t xml:space="preserve">]</w:t>
-      </w:r>
-      <w:r>
-        <w:br/>
-      </w:r>
-      <w:r>
-        <w:rPr>
-          <w:rStyle w:val="NormalTok"/>
-        </w:rPr>
-        <w:t xml:space="preserve">            </w:t>
-      </w:r>
-      <w:r>
-        <w:rPr>
-          <w:rStyle w:val="FunctionTok"/>
-        </w:rPr>
-        <w:t xml:space="preserve">}</w:t>
-      </w:r>
-      <w:r>
-        <w:rPr>
-          <w:rStyle w:val="OtherTok"/>
-        </w:rPr>
-        <w:t xml:space="preserve">,</w:t>
-      </w:r>
-      <w:r>
-        <w:br/>
-      </w:r>
-      <w:r>
-        <w:rPr>
-          <w:rStyle w:val="NormalTok"/>
-        </w:rPr>
-        <w:t xml:space="preserve">            </w:t>
-      </w:r>
-      <w:r>
-        <w:rPr>
-          <w:rStyle w:val="FunctionTok"/>
-        </w:rPr>
-        <w:t xml:space="preserve">{</w:t>
-      </w:r>
-      <w:r>
-        <w:br/>
-      </w:r>
-      <w:r>
-        <w:rPr>
-          <w:rStyle w:val="NormalTok"/>
-        </w:rPr>
-        <w:t xml:space="preserve">                </w:t>
-      </w:r>
-      <w:r>
-        <w:rPr>
-          <w:rStyle w:val="DataTypeTok"/>
-        </w:rPr>
-        <w:t xml:space="preserve">"parameterDefinitionId"</w:t>
-      </w:r>
-      <w:r>
-        <w:rPr>
-          <w:rStyle w:val="FunctionTok"/>
-        </w:rPr>
-        <w:t xml:space="preserve">:</w:t>
-      </w:r>
-      <w:r>
-        <w:rPr>
-          <w:rStyle w:val="NormalTok"/>
-        </w:rPr>
-        <w:t xml:space="preserve"> </w:t>
+        <w:rPr>
+          <w:rStyle w:val="NormalTok"/>
+        </w:rPr>
+        <w:t xml:space="preserve"> }</w:t>
+      </w:r>
+      <w:r>
+        <w:br/>
+      </w:r>
+      <w:r>
+        <w:rPr>
+          <w:rStyle w:val="NormalTok"/>
+        </w:rPr>
+        <w:t xml:space="preserve">  }</w:t>
+      </w:r>
+      <w:r>
+        <w:br/>
+      </w:r>
+      <w:r>
+        <w:rPr>
+          <w:rStyle w:val="NormalTok"/>
+        </w:rPr>
+        <w:t xml:space="preserve">  observations {</w:t>
+      </w:r>
+      <w:r>
+        <w:br/>
+      </w:r>
+      <w:r>
+        <w:rPr>
+          <w:rStyle w:val="NormalTok"/>
+        </w:rPr>
+        <w:t xml:space="preserve">    parameterDefinitionId: </w:t>
       </w:r>
       <w:r>
         <w:rPr>
@@ -19040,124 +14663,46 @@
         <w:t xml:space="preserve">2</w:t>
       </w:r>
       <w:r>
-        <w:rPr>
-          <w:rStyle w:val="FunctionTok"/>
-        </w:rPr>
-        <w:t xml:space="preserve">,</w:t>
-      </w:r>
-      <w:r>
-        <w:br/>
-      </w:r>
-      <w:r>
-        <w:rPr>
-          <w:rStyle w:val="NormalTok"/>
-        </w:rPr>
-        <w:t xml:space="preserve">                </w:t>
-      </w:r>
-      <w:r>
-        <w:rPr>
-          <w:rStyle w:val="DataTypeTok"/>
-        </w:rPr>
-        <w:t xml:space="preserve">"time"</w:t>
-      </w:r>
-      <w:r>
-        <w:rPr>
-          <w:rStyle w:val="FunctionTok"/>
-        </w:rPr>
-        <w:t xml:space="preserve">:</w:t>
-      </w:r>
-      <w:r>
-        <w:rPr>
-          <w:rStyle w:val="NormalTok"/>
-        </w:rPr>
-        <w:t xml:space="preserve"> </w:t>
-      </w:r>
-      <w:r>
-        <w:rPr>
-          <w:rStyle w:val="StringTok"/>
-        </w:rPr>
-        <w:t xml:space="preserve">"2025-08-21T08:50:00Z"</w:t>
-      </w:r>
-      <w:r>
-        <w:rPr>
-          <w:rStyle w:val="FunctionTok"/>
-        </w:rPr>
-        <w:t xml:space="preserve">,</w:t>
-      </w:r>
-      <w:r>
-        <w:br/>
-      </w:r>
-      <w:r>
-        <w:rPr>
-          <w:rStyle w:val="NormalTok"/>
-        </w:rPr>
-        <w:t xml:space="preserve">                </w:t>
-      </w:r>
-      <w:r>
-        <w:rPr>
-          <w:rStyle w:val="DataTypeTok"/>
-        </w:rPr>
-        <w:t xml:space="preserve">"values"</w:t>
-      </w:r>
-      <w:r>
-        <w:rPr>
-          <w:rStyle w:val="FunctionTok"/>
-        </w:rPr>
-        <w:t xml:space="preserve">:</w:t>
-      </w:r>
-      <w:r>
-        <w:rPr>
-          <w:rStyle w:val="NormalTok"/>
-        </w:rPr>
-        <w:t xml:space="preserve"> </w:t>
-      </w:r>
-      <w:r>
-        <w:rPr>
-          <w:rStyle w:val="OtherTok"/>
-        </w:rPr>
-        <w:t xml:space="preserve">[</w:t>
-      </w:r>
-      <w:r>
-        <w:br/>
-      </w:r>
-      <w:r>
-        <w:rPr>
-          <w:rStyle w:val="NormalTok"/>
-        </w:rPr>
-        <w:t xml:space="preserve">                    </w:t>
-      </w:r>
-      <w:r>
-        <w:rPr>
-          <w:rStyle w:val="FunctionTok"/>
-        </w:rPr>
-        <w:t xml:space="preserve">{</w:t>
-      </w:r>
-      <w:r>
-        <w:br/>
-      </w:r>
-      <w:r>
-        <w:rPr>
-          <w:rStyle w:val="NormalTok"/>
-        </w:rPr>
-        <w:t xml:space="preserve">                        </w:t>
-      </w:r>
-      <w:r>
-        <w:rPr>
-          <w:rStyle w:val="DataTypeTok"/>
-        </w:rPr>
-        <w:t xml:space="preserve">"doubleValue"</w:t>
-      </w:r>
-      <w:r>
-        <w:rPr>
-          <w:rStyle w:val="FunctionTok"/>
-        </w:rPr>
-        <w:t xml:space="preserve">:</w:t>
-      </w:r>
-      <w:r>
-        <w:rPr>
-          <w:rStyle w:val="NormalTok"/>
-        </w:rPr>
-        <w:t xml:space="preserve"> </w:t>
+        <w:br/>
+      </w:r>
+      <w:r>
+        <w:rPr>
+          <w:rStyle w:val="NormalTok"/>
+        </w:rPr>
+        <w:t xml:space="preserve">    time {</w:t>
+      </w:r>
+      <w:r>
+        <w:br/>
+      </w:r>
+      <w:r>
+        <w:rPr>
+          <w:rStyle w:val="NormalTok"/>
+        </w:rPr>
+        <w:t xml:space="preserve">      seconds: </w:t>
+      </w:r>
+      <w:r>
+        <w:rPr>
+          <w:rStyle w:val="DecValTok"/>
+        </w:rPr>
+        <w:t xml:space="preserve">1755766200</w:t>
+      </w:r>
+      <w:r>
+        <w:br/>
+      </w:r>
+      <w:r>
+        <w:rPr>
+          <w:rStyle w:val="NormalTok"/>
+        </w:rPr>
+        <w:t xml:space="preserve">    }</w:t>
+      </w:r>
+      <w:r>
+        <w:br/>
+      </w:r>
+      <w:r>
+        <w:rPr>
+          <w:rStyle w:val="NormalTok"/>
+        </w:rPr>
+        <w:t xml:space="preserve">    values { doubleValue: </w:t>
       </w:r>
       <w:r>
         <w:rPr>
@@ -19166,67 +14711,19 @@
         <w:t xml:space="preserve">12.4</w:t>
       </w:r>
       <w:r>
-        <w:br/>
-      </w:r>
-      <w:r>
-        <w:rPr>
-          <w:rStyle w:val="NormalTok"/>
-        </w:rPr>
-        <w:t xml:space="preserve">                    </w:t>
-      </w:r>
-      <w:r>
-        <w:rPr>
-          <w:rStyle w:val="FunctionTok"/>
-        </w:rPr>
-        <w:t xml:space="preserve">}</w:t>
-      </w:r>
-      <w:r>
-        <w:rPr>
-          <w:rStyle w:val="OtherTok"/>
-        </w:rPr>
-        <w:t xml:space="preserve">,</w:t>
-      </w:r>
-      <w:r>
-        <w:br/>
-      </w:r>
-      <w:r>
-        <w:rPr>
-          <w:rStyle w:val="NormalTok"/>
-        </w:rPr>
-        <w:t xml:space="preserve">                    </w:t>
-      </w:r>
-      <w:r>
-        <w:rPr>
-          <w:rStyle w:val="FunctionTok"/>
-        </w:rPr>
-        <w:t xml:space="preserve">{</w:t>
-      </w:r>
-      <w:r>
-        <w:br/>
-      </w:r>
-      <w:r>
-        <w:rPr>
-          <w:rStyle w:val="NormalTok"/>
-        </w:rPr>
-        <w:t xml:space="preserve">                        </w:t>
-      </w:r>
-      <w:r>
-        <w:rPr>
-          <w:rStyle w:val="DataTypeTok"/>
-        </w:rPr>
-        <w:t xml:space="preserve">"doubleValue"</w:t>
-      </w:r>
-      <w:r>
-        <w:rPr>
-          <w:rStyle w:val="FunctionTok"/>
-        </w:rPr>
-        <w:t xml:space="preserve">:</w:t>
-      </w:r>
-      <w:r>
-        <w:rPr>
-          <w:rStyle w:val="NormalTok"/>
-        </w:rPr>
-        <w:t xml:space="preserve"> </w:t>
+        <w:rPr>
+          <w:rStyle w:val="NormalTok"/>
+        </w:rPr>
+        <w:t xml:space="preserve"> }</w:t>
+      </w:r>
+      <w:r>
+        <w:br/>
+      </w:r>
+      <w:r>
+        <w:rPr>
+          <w:rStyle w:val="NormalTok"/>
+        </w:rPr>
+        <w:t xml:space="preserve">    values { doubleValue: </w:t>
       </w:r>
       <w:r>
         <w:rPr>
@@ -19235,67 +14732,19 @@
         <w:t xml:space="preserve">17.6</w:t>
       </w:r>
       <w:r>
-        <w:br/>
-      </w:r>
-      <w:r>
-        <w:rPr>
-          <w:rStyle w:val="NormalTok"/>
-        </w:rPr>
-        <w:t xml:space="preserve">                    </w:t>
-      </w:r>
-      <w:r>
-        <w:rPr>
-          <w:rStyle w:val="FunctionTok"/>
-        </w:rPr>
-        <w:t xml:space="preserve">}</w:t>
-      </w:r>
-      <w:r>
-        <w:rPr>
-          <w:rStyle w:val="OtherTok"/>
-        </w:rPr>
-        <w:t xml:space="preserve">,</w:t>
-      </w:r>
-      <w:r>
-        <w:br/>
-      </w:r>
-      <w:r>
-        <w:rPr>
-          <w:rStyle w:val="NormalTok"/>
-        </w:rPr>
-        <w:t xml:space="preserve">                    </w:t>
-      </w:r>
-      <w:r>
-        <w:rPr>
-          <w:rStyle w:val="FunctionTok"/>
-        </w:rPr>
-        <w:t xml:space="preserve">{</w:t>
-      </w:r>
-      <w:r>
-        <w:br/>
-      </w:r>
-      <w:r>
-        <w:rPr>
-          <w:rStyle w:val="NormalTok"/>
-        </w:rPr>
-        <w:t xml:space="preserve">                        </w:t>
-      </w:r>
-      <w:r>
-        <w:rPr>
-          <w:rStyle w:val="DataTypeTok"/>
-        </w:rPr>
-        <w:t xml:space="preserve">"doubleValue"</w:t>
-      </w:r>
-      <w:r>
-        <w:rPr>
-          <w:rStyle w:val="FunctionTok"/>
-        </w:rPr>
-        <w:t xml:space="preserve">:</w:t>
-      </w:r>
-      <w:r>
-        <w:rPr>
-          <w:rStyle w:val="NormalTok"/>
-        </w:rPr>
-        <w:t xml:space="preserve"> </w:t>
+        <w:rPr>
+          <w:rStyle w:val="NormalTok"/>
+        </w:rPr>
+        <w:t xml:space="preserve"> }</w:t>
+      </w:r>
+      <w:r>
+        <w:br/>
+      </w:r>
+      <w:r>
+        <w:rPr>
+          <w:rStyle w:val="NormalTok"/>
+        </w:rPr>
+        <w:t xml:space="preserve">    values { doubleValue: </w:t>
       </w:r>
       <w:r>
         <w:rPr>
@@ -19304,86 +14753,26 @@
         <w:t xml:space="preserve">29.3</w:t>
       </w:r>
       <w:r>
-        <w:br/>
-      </w:r>
-      <w:r>
-        <w:rPr>
-          <w:rStyle w:val="NormalTok"/>
-        </w:rPr>
-        <w:t xml:space="preserve">                    </w:t>
-      </w:r>
-      <w:r>
-        <w:rPr>
-          <w:rStyle w:val="FunctionTok"/>
-        </w:rPr>
-        <w:t xml:space="preserve">}</w:t>
-      </w:r>
-      <w:r>
-        <w:br/>
-      </w:r>
-      <w:r>
-        <w:rPr>
-          <w:rStyle w:val="NormalTok"/>
-        </w:rPr>
-        <w:t xml:space="preserve">                </w:t>
-      </w:r>
-      <w:r>
-        <w:rPr>
-          <w:rStyle w:val="OtherTok"/>
-        </w:rPr>
-        <w:t xml:space="preserve">]</w:t>
-      </w:r>
-      <w:r>
-        <w:br/>
-      </w:r>
-      <w:r>
-        <w:rPr>
-          <w:rStyle w:val="NormalTok"/>
-        </w:rPr>
-        <w:t xml:space="preserve">            </w:t>
-      </w:r>
-      <w:r>
-        <w:rPr>
-          <w:rStyle w:val="FunctionTok"/>
-        </w:rPr>
-        <w:t xml:space="preserve">}</w:t>
-      </w:r>
-      <w:r>
-        <w:br/>
-      </w:r>
-      <w:r>
-        <w:rPr>
-          <w:rStyle w:val="NormalTok"/>
-        </w:rPr>
-        <w:t xml:space="preserve">        </w:t>
-      </w:r>
-      <w:r>
-        <w:rPr>
-          <w:rStyle w:val="OtherTok"/>
-        </w:rPr>
-        <w:t xml:space="preserve">]</w:t>
-      </w:r>
-      <w:r>
-        <w:br/>
-      </w:r>
-      <w:r>
-        <w:rPr>
-          <w:rStyle w:val="NormalTok"/>
-        </w:rPr>
-        <w:t xml:space="preserve">    </w:t>
-      </w:r>
-      <w:r>
-        <w:rPr>
-          <w:rStyle w:val="FunctionTok"/>
-        </w:rPr>
-        <w:t xml:space="preserve">}</w:t>
-      </w:r>
-      <w:r>
-        <w:br/>
-      </w:r>
-      <w:r>
-        <w:rPr>
-          <w:rStyle w:val="FunctionTok"/>
+        <w:rPr>
+          <w:rStyle w:val="NormalTok"/>
+        </w:rPr>
+        <w:t xml:space="preserve"> }</w:t>
+      </w:r>
+      <w:r>
+        <w:br/>
+      </w:r>
+      <w:r>
+        <w:rPr>
+          <w:rStyle w:val="NormalTok"/>
+        </w:rPr>
+        <w:t xml:space="preserve">  }</w:t>
+      </w:r>
+      <w:r>
+        <w:br/>
+      </w:r>
+      <w:r>
+        <w:rPr>
+          <w:rStyle w:val="NormalTok"/>
         </w:rPr>
         <w:t xml:space="preserve">}</w:t>
       </w:r>

--- a/standard/fmdm-DRAFT.docx
+++ b/standard/fmdm-DRAFT.docx
@@ -1475,7 +1475,7 @@
         <w:pStyle w:val="BodyText"/>
       </w:pPr>
       <w:r>
-        <w:t xml:space="preserve">Data and metadata message examples provided in this specification are encoded as Protobuf text format.</w:t>
+        <w:t xml:space="preserve">Data and metadata message examples provided in this specification are encoded as Protobuf Text Format Language.</w:t>
       </w:r>
     </w:p>
     <w:p>
@@ -1560,7 +1560,7 @@
         <w:pStyle w:val="BodyText"/>
       </w:pPr>
       <w:r>
-        <w:t xml:space="preserve">Data and metadata message instances are always represented in Protobuf text format.</w:t>
+        <w:t xml:space="preserve">Data and metadata message instances are always represented in Protobuf Text Format Language.</w:t>
       </w:r>
     </w:p>
     <w:bookmarkEnd w:id="39"/>

--- a/standard/fmdm-DRAFT.docx
+++ b/standard/fmdm-DRAFT.docx
@@ -8542,7 +8542,7 @@
               <w:jc w:val="left"/>
             </w:pPr>
             <w:r>
-              <w:t xml:space="preserve">Levels 1, 2 and 5 SHALL be determined by WMO.</w:t>
+              <w:t xml:space="preserve">Levels 1, 2 and 5 of the FMTH SHALL be determined by WMO.</w:t>
             </w:r>
           </w:p>
         </w:tc>
@@ -8566,7 +8566,7 @@
               <w:jc w:val="left"/>
             </w:pPr>
             <w:r>
-              <w:t xml:space="preserve">Levels 3 and 4 SHALL be determined and maintained by the operator of the first-mile broker.</w:t>
+              <w:t xml:space="preserve">Levels 3 and 4 of the FMTH SHALL be determined and maintained by the operator of the first-mile broker.</w:t>
             </w:r>
           </w:p>
         </w:tc>

--- a/standard/fmdm-DRAFT.docx
+++ b/standard/fmdm-DRAFT.docx
@@ -39,7 +39,7 @@
         <w:pStyle w:val="Date"/>
       </w:pPr>
       <w:r>
-        <w:t xml:space="preserve">2026-06-30</w:t>
+        <w:t xml:space="preserve">2026-07-04</w:t>
       </w:r>
     </w:p>
     <w:p>
@@ -92,20 +92,20 @@
               <w:jc w:val="left"/>
             </w:pPr>
             <w:r>
-              <w:t xml:space="preserve">Date: 2026-06-30</w:t>
-            </w:r>
-          </w:p>
-        </w:tc>
-      </w:tr>
-      <w:tr>
-        <w:tc>
-          <w:tcPr/>
-          <w:p>
-            <w:pPr>
-              <w:jc w:val="left"/>
-            </w:pPr>
-            <w:r>
-              <w:t xml:space="preserve">Version: 0.0.1-DRAFT-2026-06-30</w:t>
+              <w:t xml:space="preserve">Date: 2026-07-04</w:t>
+            </w:r>
+          </w:p>
+        </w:tc>
+      </w:tr>
+      <w:tr>
+        <w:tc>
+          <w:tcPr/>
+          <w:p>
+            <w:pPr>
+              <w:jc w:val="left"/>
+            </w:pPr>
+            <w:r>
+              <w:t xml:space="preserve">Version: 0.0.1-DRAFT-2026-07-04</w:t>
             </w:r>
           </w:p>
         </w:tc>
@@ -2587,7 +2587,7 @@
               <w:t xml:space="preserve"> </w:t>
             </w:r>
             <w:r>
-              <w:t xml:space="preserve">element describing the latitude in decimal degrees using the WGS84 coordinate system and datum. Six(6) decimal place precision SHOULD be used.</w:t>
+              <w:t xml:space="preserve">element describing the latitude in decimal degrees using the WGS84 coordinate system and datum.</w:t>
             </w:r>
           </w:p>
         </w:tc>
@@ -2626,7 +2626,61 @@
               <w:t xml:space="preserve"> </w:t>
             </w:r>
             <w:r>
-              <w:t xml:space="preserve">element describing the longitude in decimal degrees using the WGS84 coordinate system and datum. Six(6) decimal place precision SHOULD be used.</w:t>
+              <w:t xml:space="preserve">element describing the longitude in decimal degrees using the WGS84 coordinate system and datum.</w:t>
+            </w:r>
+          </w:p>
+        </w:tc>
+      </w:tr>
+      <w:tr>
+        <w:tc>
+          <w:tcPr/>
+          <w:p>
+            <w:pPr>
+              <w:jc w:val="center"/>
+            </w:pPr>
+            <w:r>
+              <w:t xml:space="preserve">C</w:t>
+            </w:r>
+          </w:p>
+        </w:tc>
+        <w:tc>
+          <w:tcPr/>
+          <w:p>
+            <w:pPr>
+              <w:jc w:val="left"/>
+            </w:pPr>
+            <w:r>
+              <w:t xml:space="preserve">A Location message’s</w:t>
+            </w:r>
+            <w:r>
+              <w:t xml:space="preserve"> </w:t>
+            </w:r>
+            <w:r>
+              <w:rPr>
+                <w:rStyle w:val="VerbatimChar"/>
+              </w:rPr>
+              <w:t xml:space="preserve">latitude</w:t>
+            </w:r>
+            <w:r>
+              <w:t xml:space="preserve"> </w:t>
+            </w:r>
+            <w:r>
+              <w:t xml:space="preserve">and</w:t>
+            </w:r>
+            <w:r>
+              <w:t xml:space="preserve"> </w:t>
+            </w:r>
+            <w:r>
+              <w:rPr>
+                <w:rStyle w:val="VerbatimChar"/>
+              </w:rPr>
+              <w:t xml:space="preserve">longitude</w:t>
+            </w:r>
+            <w:r>
+              <w:t xml:space="preserve"> </w:t>
+            </w:r>
+            <w:r>
+              <w:t xml:space="preserve">elements SHOULD have a level of precision of six decimal places.</w:t>
             </w:r>
           </w:p>
         </w:tc>
